--- a/plantillas_maestras/01_seguro_vehicular/negativa_cobertura/2_o_mas_ddos_varios/varon/TPL_0438_2026_SEGURO_VEHICULAR_NEGATIVA_COBERTURA_ASEGURADORA_VARON_R1.docx
+++ b/plantillas_maestras/01_seguro_vehicular/negativa_cobertura/2_o_mas_ddos_varios/varon/TPL_0438_2026_SEGURO_VEHICULAR_NEGATIVA_COBERTURA_ASEGURADORA_VARON_R1.docx
@@ -334,7 +334,7 @@
           <w14:ligatures w14:val="none"/>
         </w:rPr>
         <w:tab/>
-        <w:t xml:space="preserve">:       </w:t>
+        <w:t xml:space="preserve">: </w:t>
       </w:r>
       <w:r>
         <w:rPr>
@@ -769,7 +769,7 @@
           <w:lang w:val="es-ES" w:eastAsia="es-ES"/>
           <w14:ligatures w14:val="none"/>
         </w:rPr>
-        <w:t>por presuntas infracciones a la Ley N°29571, Código de Protección y Defensa del Consumidor (en adelante, Código)</w:t>
+        <w:t>por presuntas infracciones a la Ley 29571, Código de Protección y Defensa del Consumidor (en adelante, Código)</w:t>
       </w:r>
       <w:r>
         <w:rPr>
@@ -877,7 +877,7 @@
           <w:lang w:eastAsia="es-ES"/>
           <w14:ligatures w14:val="none"/>
         </w:rPr>
-        <w:t xml:space="preserve"> el Seguro de Autos Todo Riesgo – Póliza N°2011225543 (en adelante, </w:t>
+        <w:t xml:space="preserve"> el Seguro de Autos Todo Riesgo – Póliza 2011225543 (en adelante, </w:t>
       </w:r>
       <w:r>
         <w:rPr>
@@ -927,7 +927,7 @@
           <w:lang w:eastAsia="es-ES"/>
           <w14:ligatures w14:val="none"/>
         </w:rPr>
-        <w:t>vehículo con Placa de Rodaje N°CRK</w:t>
+        <w:t>vehículo con Placa de Rodaje CRK</w:t>
       </w:r>
       <w:r>
         <w:rPr>
@@ -3073,7 +3073,7 @@
           <w:lang w:eastAsia="es-PE"/>
           <w14:ligatures w14:val="none"/>
         </w:rPr>
-        <w:t>Protección al Consumidor N°1 (en adelante, la Secretaría Técnica), en ejercicio de sus facultades</w:t>
+        <w:t>Protección al Consumidor 1 (en adelante, la Secretaría Técnica), en ejercicio de sus facultades</w:t>
       </w:r>
       <w:bookmarkEnd w:id="3"/>
       <w:bookmarkEnd w:id="4"/>
@@ -3136,7 +3136,7 @@
           <w:lang w:eastAsia="es-PE"/>
           <w14:ligatures w14:val="none"/>
         </w:rPr>
-        <w:t>la compañía aseguradora habría negado injustificadamente la cobertura de la Póliza N°2011225543 del Seguro Vehicular al denunciante por el siniestro ocurrido el 9 de noviembre de 2025</w:t>
+        <w:t>la compañía aseguradora habría negado injustificadamente la cobertura de la Póliza 2011225543 del Seguro Vehicular al denunciante por el siniestro ocurrido el 9 de noviembre de 2025</w:t>
       </w:r>
       <w:r>
         <w:rPr>
@@ -3163,7 +3163,7 @@
           <w:lang w:eastAsia="es-PE"/>
           <w14:ligatures w14:val="none"/>
         </w:rPr>
-        <w:t>°</w:t>
+        <w:t/>
       </w:r>
       <w:r>
         <w:rPr>
@@ -3181,7 +3181,7 @@
           <w:lang w:eastAsia="es-PE"/>
           <w14:ligatures w14:val="none"/>
         </w:rPr>
-        <w:t>°</w:t>
+        <w:t/>
       </w:r>
       <w:r>
         <w:rPr>
@@ -3279,7 +3279,7 @@
           <w:lang w:eastAsia="es-PE"/>
           <w14:ligatures w14:val="none"/>
         </w:rPr>
-        <w:t>la compañía aseguradora habría efectuado el cobro automático correspondiente al pago de la renovación de la Póliza N°2011225543 del Seguro Vehicular, pese a que no había solicitado la renovación de la referida póliza</w:t>
+        <w:t>la compañía aseguradora habría efectuado el cobro automático correspondiente al pago de la renovación de la Póliza 2011225543 del Seguro Vehicular, pese a que no había solicitado la renovación de la referida póliza</w:t>
       </w:r>
       <w:r>
         <w:rPr>
@@ -3297,7 +3297,7 @@
           <w:lang w:eastAsia="es-PE"/>
           <w14:ligatures w14:val="none"/>
         </w:rPr>
-        <w:t>°</w:t>
+        <w:t/>
       </w:r>
       <w:r>
         <w:rPr>
@@ -3315,7 +3315,7 @@
           <w:lang w:eastAsia="es-PE"/>
           <w14:ligatures w14:val="none"/>
         </w:rPr>
-        <w:t>°</w:t>
+        <w:t/>
       </w:r>
       <w:r>
         <w:rPr>
@@ -3334,7 +3334,7 @@
           <w:lang w:eastAsia="es-PE"/>
           <w14:ligatures w14:val="none"/>
         </w:rPr>
-        <w:t xml:space="preserve">.  </w:t>
+        <w:t xml:space="preserve">. </w:t>
       </w:r>
     </w:p>
     <w:p>
@@ -3398,7 +3398,7 @@
           <w:lang w:eastAsia="es-PE"/>
           <w14:ligatures w14:val="none"/>
         </w:rPr>
-        <w:t>la compañía aseguradora habría gestionado la entrega del vehículo con Placa de Rodaje N° CRK-463, asegurado con la Póliza N°2011225543, el 20 de enero de 2026 sin las válvulas de arranque y con manipulación respecto de la llanta de repuesto</w:t>
+        <w:t>la compañía aseguradora habría gestionado la entrega del vehículo con Placa de Rodaje CRK-463, asegurado con la Póliza 2011225543, el 20 de enero de 2026 sin las válvulas de arranque y con manipulación respecto de la llanta de repuesto</w:t>
       </w:r>
       <w:r>
         <w:rPr>
@@ -3416,7 +3416,7 @@
           <w:lang w:eastAsia="es-PE"/>
           <w14:ligatures w14:val="none"/>
         </w:rPr>
-        <w:t>°</w:t>
+        <w:t/>
       </w:r>
       <w:r>
         <w:rPr>
@@ -3434,7 +3434,7 @@
           <w:lang w:eastAsia="es-PE"/>
           <w14:ligatures w14:val="none"/>
         </w:rPr>
-        <w:t>°</w:t>
+        <w:t/>
       </w:r>
       <w:r>
         <w:rPr>
@@ -3453,7 +3453,7 @@
           <w:lang w:eastAsia="es-PE"/>
           <w14:ligatures w14:val="none"/>
         </w:rPr>
-        <w:t xml:space="preserve">.  </w:t>
+        <w:t xml:space="preserve">. </w:t>
       </w:r>
       <w:bookmarkStart w:id="12" w:name="_Hlk215162008"/>
       <w:bookmarkEnd w:id="1"/>
@@ -3726,7 +3726,7 @@
           <w:lang w:val="es-ES" w:eastAsia="es-ES"/>
           <w14:ligatures w14:val="none"/>
         </w:rPr>
-        <w:t>Póliza N°2011225543 del Seguro Vehicular</w:t>
+        <w:t>Póliza 2011225543 del Seguro Vehicular</w:t>
       </w:r>
       <w:r>
         <w:rPr>
@@ -3923,7 +3923,7 @@
           <w:lang w:eastAsia="es-PE"/>
           <w14:ligatures w14:val="none"/>
         </w:rPr>
-        <w:t xml:space="preserve">RESOLUCIÓN DE LA SECRETARÍA TÉCNICA  </w:t>
+        <w:t xml:space="preserve">RESOLUCIÓN DE LA SECRETARÍA TÉCNICA </w:t>
       </w:r>
     </w:p>
     <w:p>
@@ -4146,7 +4146,7 @@
           <w:kern w:val="0"/>
           <w14:ligatures w14:val="none"/>
         </w:rPr>
-        <w:t>infracción a los artículos 18° y 19° de la Ley 29571, Código de Protección y Defensa del Consumidor</w:t>
+        <w:t>infracción a los artículos 18 y 19 de la Ley 29571, Código de Protección y Defensa del Consumidor</w:t>
       </w:r>
       <w:r>
         <w:rPr>
@@ -4188,7 +4188,7 @@
           <w:lang w:val="es-ES" w:eastAsia="es-ES"/>
           <w14:ligatures w14:val="none"/>
         </w:rPr>
-        <w:t>Póliza N°2011225543 del Seguro Vehicular</w:t>
+        <w:t>Póliza 2011225543 del Seguro Vehicular</w:t>
       </w:r>
       <w:r>
         <w:rPr>
@@ -4258,7 +4258,7 @@
           <w:kern w:val="0"/>
           <w14:ligatures w14:val="none"/>
         </w:rPr>
-        <w:t xml:space="preserve">Presunta infracción a los artículos 18° y 19° de la Ley 29571, Código de Protección y Defensa del Consumidor, en tanto </w:t>
+        <w:t xml:space="preserve">Presunta infracción a los artículos 18 y 19 de la Ley 29571, Código de Protección y Defensa del Consumidor, en tanto </w:t>
       </w:r>
       <w:r>
         <w:rPr>
@@ -4276,7 +4276,7 @@
           <w:lang w:val="es-ES" w:eastAsia="es-ES"/>
           <w14:ligatures w14:val="none"/>
         </w:rPr>
-        <w:t>Póliza N°2011225543 del Seguro Vehicular</w:t>
+        <w:t>Póliza 2011225543 del Seguro Vehicular</w:t>
       </w:r>
       <w:r>
         <w:rPr>
@@ -4339,7 +4339,7 @@
           <w:kern w:val="0"/>
           <w14:ligatures w14:val="none"/>
         </w:rPr>
-        <w:t>infracción a los artículos 18° y 19° de la Ley 29571, Código de Protección y Defensa del Consumidor</w:t>
+        <w:t>infracción a los artículos 18 y 19 de la Ley 29571, Código de Protección y Defensa del Consumidor</w:t>
       </w:r>
       <w:r>
         <w:rPr>
@@ -4395,7 +4395,7 @@
           <w:kern w:val="0"/>
           <w14:ligatures w14:val="none"/>
         </w:rPr>
-        <w:t>el vehículo con Placa de Rodaje N° CRK-463</w:t>
+        <w:t>el vehículo con Placa de Rodaje CRK-463</w:t>
       </w:r>
       <w:r>
         <w:rPr>
@@ -4413,7 +4413,7 @@
           <w:lang w:val="es-ES" w:eastAsia="es-ES"/>
           <w14:ligatures w14:val="none"/>
         </w:rPr>
-        <w:t xml:space="preserve">Póliza N°2011225543, </w:t>
+        <w:t xml:space="preserve">Póliza 2011225543, </w:t>
       </w:r>
       <w:r>
         <w:rPr>
@@ -4723,7 +4723,7 @@
           <w:lang w:eastAsia="es-PE"/>
           <w14:ligatures w14:val="none"/>
         </w:rPr>
-        <w:t>°</w:t>
+        <w:t/>
       </w:r>
       <w:r>
         <w:rPr>
@@ -4828,7 +4828,7 @@
           <w:lang w:eastAsia="es-PE"/>
           <w14:ligatures w14:val="none"/>
         </w:rPr>
-        <w:t>°</w:t>
+        <w:t/>
       </w:r>
       <w:r>
         <w:rPr>
@@ -4988,7 +4988,7 @@
           <w:lang w:eastAsia="es-PE"/>
           <w14:ligatures w14:val="none"/>
         </w:rPr>
-        <w:t>°</w:t>
+        <w:t/>
       </w:r>
       <w:r>
         <w:rPr>
@@ -5130,7 +5130,7 @@
           <w:lang w:val="es-ES" w:eastAsia="es-ES"/>
           <w14:ligatures w14:val="none"/>
         </w:rPr>
-        <w:t>(i) presentar una copia completa, legible y debidamente suscrita de la Póliza N°2011225543 del Seguro Vehicular, así como el cargo de remisión de la póliza; (</w:t>
+        <w:t>(i) presentar una copia completa, legible y debidamente suscrita de la Póliza 2011225543 del Seguro Vehicular, así como el cargo de remisión de la póliza; (</w:t>
       </w:r>
       <w:proofErr w:type="spellStart"/>
       <w:r>
@@ -5253,7 +5253,7 @@
           <w:lang w:eastAsia="es-PE"/>
           <w14:ligatures w14:val="none"/>
         </w:rPr>
-        <w:t>°</w:t>
+        <w:t/>
       </w:r>
       <w:r>
         <w:rPr>
@@ -5294,7 +5294,7 @@
           <w:lang w:eastAsia="es-PE"/>
           <w14:ligatures w14:val="none"/>
         </w:rPr>
-        <w:t>°</w:t>
+        <w:t/>
       </w:r>
       <w:r>
         <w:rPr>
@@ -5314,7 +5314,7 @@
           <w:lang w:eastAsia="es-PE"/>
           <w14:ligatures w14:val="none"/>
         </w:rPr>
-        <w:t>°</w:t>
+        <w:t/>
       </w:r>
       <w:r>
         <w:rPr>
@@ -5334,7 +5334,7 @@
           <w:lang w:eastAsia="es-PE"/>
           <w14:ligatures w14:val="none"/>
         </w:rPr>
-        <w:t>°</w:t>
+        <w:t/>
       </w:r>
       <w:r>
         <w:rPr>
@@ -5387,7 +5387,7 @@
           <w:lang w:eastAsia="es-PE"/>
           <w14:ligatures w14:val="none"/>
         </w:rPr>
-        <w:t>°</w:t>
+        <w:t/>
       </w:r>
       <w:r>
         <w:rPr>
@@ -5478,7 +5478,7 @@
           <w:lang w:eastAsia="es-PE"/>
           <w14:ligatures w14:val="none"/>
         </w:rPr>
-        <w:t>°</w:t>
+        <w:t/>
       </w:r>
       <w:r>
         <w:rPr>
@@ -5570,7 +5570,7 @@
           <w:lang w:eastAsia="es-PE"/>
           <w14:ligatures w14:val="none"/>
         </w:rPr>
-        <w:t>°</w:t>
+        <w:t/>
       </w:r>
       <w:r>
         <w:rPr>
@@ -5578,7 +5578,7 @@
           <w:kern w:val="0"/>
           <w14:ligatures w14:val="none"/>
         </w:rPr>
-        <w:t xml:space="preserve"> del Decreto Legislativo N° 807</w:t>
+        <w:t xml:space="preserve"> del Decreto Legislativo 807</w:t>
       </w:r>
       <w:r>
         <w:rPr>
@@ -5810,7 +5810,7 @@
           <w:lang w:eastAsia="es-PE"/>
           <w14:ligatures w14:val="none"/>
         </w:rPr>
-        <w:t>°</w:t>
+        <w:t/>
       </w:r>
       <w:r>
         <w:rPr>
@@ -5827,7 +5827,7 @@
           <w:lang w:eastAsia="es-PE"/>
           <w14:ligatures w14:val="none"/>
         </w:rPr>
-        <w:t>°</w:t>
+        <w:t/>
       </w:r>
       <w:r>
         <w:rPr>
@@ -6109,7 +6109,7 @@
           <w:color w:val="000000"/>
           <w:lang w:eastAsia="es-PE"/>
         </w:rPr>
-        <w:t>Comisión de Protección al Consumidor N°1</w:t>
+        <w:t>Comisión de Protección al Consumidor 1</w:t>
       </w:r>
     </w:p>
     <w:p>
@@ -6405,7 +6405,7 @@
           <w:sz w:val="16"/>
           <w:szCs w:val="16"/>
         </w:rPr>
-        <w:t xml:space="preserve">  </w:t>
+        <w:t xml:space="preserve"> </w:t>
       </w:r>
       <w:r>
         <w:rPr>
@@ -6423,7 +6423,7 @@
           <w:sz w:val="16"/>
           <w:szCs w:val="16"/>
         </w:rPr>
-        <w:t xml:space="preserve">LEY N° 29571, CÓDIGO DE PROTECCIÓN Y DEFENSA DEL CONSUMIDOR, publicado el 2 de setiembre de 2010 y modificado por Decreto Legislativo N° 1308 </w:t>
+        <w:t xml:space="preserve">LEY 29571, CÓDIGO DE PROTECCIÓN Y DEFENSA DEL CONSUMIDOR, publicado el 2 de setiembre de 2010 y modificado por Decreto Legislativo 1308 </w:t>
       </w:r>
     </w:p>
     <w:p>
@@ -6475,7 +6475,7 @@
           <w:szCs w:val="16"/>
         </w:rPr>
         <w:tab/>
-        <w:t xml:space="preserve">El Instituto Nacional de Defensa de la Competencia y de la Protección de la Propiedad Intelectual (Indecopi) es la autoridad con competencia primaria y de alcance nacional para conocer las presuntas infracciones a las disposiciones contenidas en el presente Código, así como para imponer las sanciones y medidas correctivas establecidas en el presente capítulo, conforme al Decreto Legislativo N° 1033, Ley de Organización y Funciones del Indecopi. Dicha competencia solo puede ser negada cuando ella haya sido asignada o se asigne a favor de otro organismo por norma expresa con rango de ley. </w:t>
+        <w:t xml:space="preserve">El Instituto Nacional de Defensa de la Competencia y de la Protección de la Propiedad Intelectual (Indecopi) es la autoridad con competencia primaria y de alcance nacional para conocer las presuntas infracciones a las disposiciones contenidas en el presente Código, así como para imponer las sanciones y medidas correctivas establecidas en el presente capítulo, conforme al Decreto Legislativo 1033, Ley de Organización y Funciones del Indecopi. Dicha competencia solo puede ser negada cuando ella haya sido asignada o se asigne a favor de otro organismo por norma expresa con rango de ley. </w:t>
       </w:r>
     </w:p>
     <w:p>
@@ -6549,7 +6549,7 @@
           <w:sz w:val="16"/>
           <w:szCs w:val="16"/>
         </w:rPr>
-        <w:t xml:space="preserve">LEY DE ORGANIZACIÓN Y FUNCIONES DEL INDECOPI, APROBADA POR DECRETO LEGISLATIVO N° 1033 </w:t>
+        <w:t xml:space="preserve">LEY DE ORGANIZACIÓN Y FUNCIONES DEL INDECOPI, APROBADA POR DECRETO LEGISLATIVO 1033 </w:t>
       </w:r>
     </w:p>
     <w:p>
@@ -6658,7 +6658,7 @@
           <w:sz w:val="16"/>
           <w:szCs w:val="16"/>
         </w:rPr>
-        <w:t xml:space="preserve">           </w:t>
+        <w:t xml:space="preserve"> </w:t>
       </w:r>
       <w:r>
         <w:rPr>
@@ -6676,7 +6676,7 @@
           <w:sz w:val="16"/>
           <w:szCs w:val="16"/>
         </w:rPr>
-        <w:t xml:space="preserve">LEY N° 29571, CÓDIGO DE PROTECCIÓN Y DEFENSA DEL CONSUMIDOR, publicado el 2 de setiembre de 2010 y modificado por Decreto Legislativo N° 1308   </w:t>
+        <w:t xml:space="preserve">LEY 29571, CÓDIGO DE PROTECCIÓN Y DEFENSA DEL CONSUMIDOR, publicado el 2 de setiembre de 2010 y modificado por Decreto Legislativo 1308 </w:t>
       </w:r>
     </w:p>
     <w:p>
@@ -6700,7 +6700,7 @@
           <w:sz w:val="16"/>
           <w:szCs w:val="16"/>
         </w:rPr>
-        <w:t xml:space="preserve">Artículo 18.- Idoneidad   </w:t>
+        <w:t xml:space="preserve">Artículo 18.- Idoneidad </w:t>
       </w:r>
     </w:p>
     <w:p>
@@ -6720,7 +6720,7 @@
           <w:sz w:val="16"/>
           <w:szCs w:val="16"/>
         </w:rPr>
-        <w:t xml:space="preserve">Se entiende por idoneidad la correspondencia entre lo que un consumidor espera y lo que efectivamente recibe, en función a lo que se le hubiera ofrecido, la publicidad e información transmitida, las condiciones y circunstancias de la transacción, las características y naturaleza del producto o servicio, el precio, entre otros factores, atendiendo a las circunstancias del caso.    </w:t>
+        <w:t xml:space="preserve">Se entiende por idoneidad la correspondencia entre lo que un consumidor espera y lo que efectivamente recibe, en función a lo que se le hubiera ofrecido, la publicidad e información transmitida, las condiciones y circunstancias de la transacción, las características y naturaleza del producto o servicio, el precio, entre otros factores, atendiendo a las circunstancias del caso. </w:t>
       </w:r>
     </w:p>
     <w:p>
@@ -6839,7 +6839,7 @@
           <w:sz w:val="16"/>
           <w:szCs w:val="16"/>
         </w:rPr>
-        <w:t xml:space="preserve">  </w:t>
+        <w:t xml:space="preserve"> </w:t>
       </w:r>
       <w:r>
         <w:rPr>
@@ -6857,7 +6857,7 @@
           <w:sz w:val="16"/>
           <w:szCs w:val="16"/>
         </w:rPr>
-        <w:t>LEY SOBRE FACULTADES, NORMAS Y ORGANIZACIÓN DEL INDECOPI, APROBADA POR DECRETO LEGISLATIVO N° 807 Artículo 24.-</w:t>
+        <w:t>LEY SOBRE FACULTADES, NORMAS Y ORGANIZACIÓN DEL INDECOPI, APROBADA POR DECRETO LEGISLATIVO 807 Artículo 24.-</w:t>
       </w:r>
       <w:r>
         <w:rPr>
@@ -7015,7 +7015,7 @@
           <w:szCs w:val="16"/>
         </w:rPr>
         <w:tab/>
-        <w:t xml:space="preserve">El número de trabajadores se atenderá siempre que la empresa haya sido constituida antes de la vigencia de la Ley Nº 30056, publicada el 2 de julio de 2013, que modificó el artículo 5 del Texto Único Ordenado de la Ley de Promoción de la Competitividad, Formalización y Desarrollo de la Micro y Pequeña Empresa y de Acceso al Empleo Decente (LEY MYPE). Ello, en la medida que la Tercera Disposición Complementaria Transitoria de la norma modificatoria precisa que las empresas constituidas antes de la </w:t>
+        <w:t xml:space="preserve">El número de trabajadores se atenderá siempre que la empresa haya sido constituida antes de la vigencia de la Ley 30056, publicada el 2 de julio de 2013, que modificó el artículo 5 del Texto Único Ordenado de la Ley de Promoción de la Competitividad, Formalización y Desarrollo de la Micro y Pequeña Empresa y de Acceso al Empleo Decente (LEY MYPE). Ello, en la medida que la Tercera Disposición Complementaria Transitoria de la norma modificatoria precisa que las empresas constituidas antes de la </w:t>
       </w:r>
       <w:proofErr w:type="gramStart"/>
       <w:r>
@@ -7112,7 +7112,7 @@
           <w:sz w:val="16"/>
           <w:szCs w:val="16"/>
         </w:rPr>
-        <w:t>publicado el 2 de setiembre de 2010 y modificado por Decreto Legislativo N° 1308</w:t>
+        <w:t>publicado el 2 de setiembre de 2010 y modificado por Decreto Legislativo 1308</w:t>
       </w:r>
     </w:p>
     <w:p>
@@ -7269,7 +7269,7 @@
           <w:szCs w:val="16"/>
           <w:vertAlign w:val="superscript"/>
         </w:rPr>
-        <w:t xml:space="preserve">  </w:t>
+        <w:t xml:space="preserve"> </w:t>
       </w:r>
       <w:r>
         <w:rPr>
@@ -7277,7 +7277,7 @@
           <w:sz w:val="16"/>
           <w:szCs w:val="16"/>
         </w:rPr>
-        <w:t xml:space="preserve">     </w:t>
+        <w:t xml:space="preserve"> </w:t>
       </w:r>
       <w:r>
         <w:rPr>
@@ -7313,7 +7313,7 @@
           <w:sz w:val="16"/>
           <w:szCs w:val="16"/>
         </w:rPr>
-        <w:t>publicado el 2 de setiembre de 2010 y modificado por Decreto Legislativo N° 1308</w:t>
+        <w:t>publicado el 2 de setiembre de 2010 y modificado por Decreto Legislativo 1308</w:t>
       </w:r>
     </w:p>
     <w:p>
@@ -7356,7 +7356,7 @@
           <w:sz w:val="16"/>
           <w:szCs w:val="16"/>
         </w:rPr>
-        <w:t>El órgano resolutivo puede sancionar las infracciones administrativas a que se refiere el artículo 108º con amonestación y multas de hasta cuatrocientos cincuenta (450) Unidades Impositivas Tributarias (UIT), las cuales son calificadas de la siguiente manera:</w:t>
+        <w:t>El órgano resolutivo puede sancionar las infracciones administrativas a que se refiere el artículo 108 con amonestación y multas de hasta cuatrocientos cincuenta (450) Unidades Impositivas Tributarias (UIT), las cuales son calificadas de la siguiente manera:</w:t>
       </w:r>
     </w:p>
     <w:p>
@@ -7479,7 +7479,7 @@
           <w:sz w:val="16"/>
           <w:szCs w:val="16"/>
         </w:rPr>
-        <w:t xml:space="preserve">        </w:t>
+        <w:t xml:space="preserve"> </w:t>
       </w:r>
       <w:r>
         <w:rPr>
@@ -8296,7 +8296,7 @@
           <w:sz w:val="16"/>
           <w:szCs w:val="16"/>
         </w:rPr>
-        <w:t xml:space="preserve">         </w:t>
+        <w:t xml:space="preserve"> </w:t>
       </w:r>
       <w:r>
         <w:rPr>
@@ -8332,7 +8332,7 @@
           <w:sz w:val="16"/>
           <w:szCs w:val="16"/>
         </w:rPr>
-        <w:t>publicado el 2 de setiembre de 2010 y modificado por Decreto Legislativo N° 1308</w:t>
+        <w:t>publicado el 2 de setiembre de 2010 y modificado por Decreto Legislativo 1308</w:t>
       </w:r>
     </w:p>
     <w:p>
@@ -8529,7 +8529,7 @@
           <w:szCs w:val="16"/>
         </w:rPr>
         <w:tab/>
-        <w:t>DECRETO LEGISLATIVO Nº 807, LEY SOBRE FACULTADES, NORMAS Y ORGANIZACIÓN DEL INDECOPI FACULTADES DE LAS COMISIONES Y OFICINAS DEL INDECOPI</w:t>
+        <w:t>DECRETO LEGISLATIVO 807, LEY SOBRE FACULTADES, NORMAS Y ORGANIZACIÓN DEL INDECOPI FACULTADES DE LAS COMISIONES Y OFICINAS DEL INDECOPI</w:t>
       </w:r>
     </w:p>
     <w:p>
@@ -8984,7 +8984,7 @@
               <w:sz w:val="16"/>
               <w:szCs w:val="16"/>
             </w:rPr>
-            <w:t xml:space="preserve">CNICA DE LA    </w:t>
+            <w:t xml:space="preserve">CNICA DE LA </w:t>
           </w:r>
         </w:p>
         <w:p>

--- a/plantillas_maestras/01_seguro_vehicular/negativa_cobertura/2_o_mas_ddos_varios/varon/TPL_0438_2026_SEGURO_VEHICULAR_NEGATIVA_COBERTURA_ASEGURADORA_VARON_R1.docx
+++ b/plantillas_maestras/01_seguro_vehicular/negativa_cobertura/2_o_mas_ddos_varios/varon/TPL_0438_2026_SEGURO_VEHICULAR_NEGATIVA_COBERTURA_ASEGURADORA_VARON_R1.docx
@@ -106,7 +106,7 @@
           <w:lang w:eastAsia="es-PE"/>
           <w14:ligatures w14:val="none"/>
         </w:rPr>
-        <w:t>DENUNCIANTE</w:t>
+        <w:t xml:space="preserve">DENUNCIANTE:[DENUNCIANTE] (SEÑOR [APELLIDO])</w:t>
       </w:r>
       <w:r>
         <w:rPr>
@@ -118,7 +118,7 @@
           <w14:ligatures w14:val="none"/>
         </w:rPr>
         <w:tab/>
-        <w:t>:</w:t>
+        <w:t/>
       </w:r>
       <w:r>
         <w:rPr>
@@ -140,62 +140,62 @@
           <w:lang w:eastAsia="es-PE"/>
           <w14:ligatures w14:val="none"/>
         </w:rPr>
-        <w:t>AUDELINO BACILIO GARC</w:t>
-      </w:r>
-      <w:r>
-        <w:rPr>
-          <w:rFonts w:ascii="Arial Narrow" w:eastAsia="Arial Narrow" w:hAnsi="Arial Narrow" w:cs="Arial Narrow"/>
-          <w:b/>
-          <w:color w:val="000000"/>
-          <w:kern w:val="0"/>
-          <w:lang w:eastAsia="es-PE"/>
-          <w14:ligatures w14:val="none"/>
-        </w:rPr>
-        <w:t>Í</w:t>
-      </w:r>
-      <w:r>
-        <w:rPr>
-          <w:rFonts w:ascii="Arial Narrow" w:eastAsia="Arial Narrow" w:hAnsi="Arial Narrow" w:cs="Arial Narrow"/>
-          <w:b/>
-          <w:color w:val="000000"/>
-          <w:kern w:val="0"/>
-          <w:lang w:eastAsia="es-PE"/>
-          <w14:ligatures w14:val="none"/>
-        </w:rPr>
-        <w:t xml:space="preserve">A </w:t>
-      </w:r>
-      <w:r>
-        <w:rPr>
-          <w:rFonts w:ascii="Arial Narrow" w:eastAsia="Arial Narrow" w:hAnsi="Arial Narrow" w:cs="Arial Narrow"/>
-          <w:b/>
-          <w:color w:val="000000"/>
-          <w:kern w:val="0"/>
-          <w:lang w:eastAsia="es-PE"/>
-          <w14:ligatures w14:val="none"/>
-        </w:rPr>
-        <w:t xml:space="preserve">(SEÑOR </w:t>
-      </w:r>
-      <w:r>
-        <w:rPr>
-          <w:rFonts w:ascii="Arial Narrow" w:eastAsia="Arial Narrow" w:hAnsi="Arial Narrow" w:cs="Arial Narrow"/>
-          <w:b/>
-          <w:color w:val="000000"/>
-          <w:kern w:val="0"/>
-          <w:lang w:eastAsia="es-PE"/>
-          <w14:ligatures w14:val="none"/>
-        </w:rPr>
-        <w:t>BACILIO</w:t>
-      </w:r>
-      <w:r>
-        <w:rPr>
-          <w:rFonts w:ascii="Arial Narrow" w:eastAsia="Arial Narrow" w:hAnsi="Arial Narrow" w:cs="Arial Narrow"/>
-          <w:b/>
-          <w:color w:val="000000"/>
-          <w:kern w:val="0"/>
-          <w:lang w:eastAsia="es-PE"/>
-          <w14:ligatures w14:val="none"/>
-        </w:rPr>
-        <w:t>)</w:t>
+        <w:t/>
+      </w:r>
+      <w:r>
+        <w:rPr>
+          <w:rFonts w:ascii="Arial Narrow" w:eastAsia="Arial Narrow" w:hAnsi="Arial Narrow" w:cs="Arial Narrow"/>
+          <w:b/>
+          <w:color w:val="000000"/>
+          <w:kern w:val="0"/>
+          <w:lang w:eastAsia="es-PE"/>
+          <w14:ligatures w14:val="none"/>
+        </w:rPr>
+        <w:t/>
+      </w:r>
+      <w:r>
+        <w:rPr>
+          <w:rFonts w:ascii="Arial Narrow" w:eastAsia="Arial Narrow" w:hAnsi="Arial Narrow" w:cs="Arial Narrow"/>
+          <w:b/>
+          <w:color w:val="000000"/>
+          <w:kern w:val="0"/>
+          <w:lang w:eastAsia="es-PE"/>
+          <w14:ligatures w14:val="none"/>
+        </w:rPr>
+        <w:t xml:space="preserve"/>
+      </w:r>
+      <w:r>
+        <w:rPr>
+          <w:rFonts w:ascii="Arial Narrow" w:eastAsia="Arial Narrow" w:hAnsi="Arial Narrow" w:cs="Arial Narrow"/>
+          <w:b/>
+          <w:color w:val="000000"/>
+          <w:kern w:val="0"/>
+          <w:lang w:eastAsia="es-PE"/>
+          <w14:ligatures w14:val="none"/>
+        </w:rPr>
+        <w:t xml:space="preserve"/>
+      </w:r>
+      <w:r>
+        <w:rPr>
+          <w:rFonts w:ascii="Arial Narrow" w:eastAsia="Arial Narrow" w:hAnsi="Arial Narrow" w:cs="Arial Narrow"/>
+          <w:b/>
+          <w:color w:val="000000"/>
+          <w:kern w:val="0"/>
+          <w:lang w:eastAsia="es-PE"/>
+          <w14:ligatures w14:val="none"/>
+        </w:rPr>
+        <w:t/>
+      </w:r>
+      <w:r>
+        <w:rPr>
+          <w:rFonts w:ascii="Arial Narrow" w:eastAsia="Arial Narrow" w:hAnsi="Arial Narrow" w:cs="Arial Narrow"/>
+          <w:b/>
+          <w:color w:val="000000"/>
+          <w:kern w:val="0"/>
+          <w:lang w:eastAsia="es-PE"/>
+          <w14:ligatures w14:val="none"/>
+        </w:rPr>
+        <w:t/>
       </w:r>
     </w:p>
     <w:p>
@@ -625,7 +625,7 @@
           <w:lang w:val="es-ES" w:eastAsia="es-ES"/>
           <w14:ligatures w14:val="none"/>
         </w:rPr>
-        <w:t xml:space="preserve">Mediante </w:t>
+        <w:t xml:space="preserve">Mediante el escrito del 6 de febrero de 2026, complementada mediante el escrito del 4 de marzo de 2026, el señor [APELLIDO] denunció a Pacífico por presuntas infracciones a la Ley 29571, Código de Protección y Defensa del Consumidor (en adelante, Código), señalando lo siguiente:</w:t>
       </w:r>
       <w:r>
         <w:rPr>
@@ -635,7 +635,7 @@
           <w:lang w:val="es-ES" w:eastAsia="es-ES"/>
           <w14:ligatures w14:val="none"/>
         </w:rPr>
-        <w:t xml:space="preserve">el escrito del </w:t>
+        <w:t xml:space="preserve"/>
       </w:r>
       <w:r>
         <w:rPr>
@@ -645,7 +645,7 @@
           <w:lang w:val="es-ES" w:eastAsia="es-ES"/>
           <w14:ligatures w14:val="none"/>
         </w:rPr>
-        <w:t>6 de febrero de 2026</w:t>
+        <w:t/>
       </w:r>
       <w:r>
         <w:rPr>
@@ -655,7 +655,7 @@
           <w:lang w:val="es-ES" w:eastAsia="es-ES"/>
           <w14:ligatures w14:val="none"/>
         </w:rPr>
-        <w:t xml:space="preserve">, </w:t>
+        <w:t xml:space="preserve"/>
       </w:r>
       <w:r>
         <w:rPr>
@@ -665,7 +665,7 @@
           <w:lang w:val="es-ES" w:eastAsia="es-ES"/>
           <w14:ligatures w14:val="none"/>
         </w:rPr>
-        <w:t>complementada</w:t>
+        <w:t/>
       </w:r>
       <w:r>
         <w:rPr>
@@ -673,7 +673,7 @@
           <w:kern w:val="0"/>
           <w14:ligatures w14:val="none"/>
         </w:rPr>
-        <w:t xml:space="preserve"> mediante el escrito del </w:t>
+        <w:t xml:space="preserve"/>
       </w:r>
       <w:r>
         <w:rPr>
@@ -681,7 +681,7 @@
           <w:kern w:val="0"/>
           <w14:ligatures w14:val="none"/>
         </w:rPr>
-        <w:t>4 de marzo de 2026</w:t>
+        <w:t/>
       </w:r>
       <w:r>
         <w:rPr>
@@ -689,7 +689,7 @@
           <w:kern w:val="0"/>
           <w14:ligatures w14:val="none"/>
         </w:rPr>
-        <w:t>,</w:t>
+        <w:t/>
       </w:r>
       <w:r>
         <w:rPr>
@@ -697,7 +697,7 @@
           <w:kern w:val="0"/>
           <w14:ligatures w14:val="none"/>
         </w:rPr>
-        <w:t xml:space="preserve"> </w:t>
+        <w:t xml:space="preserve"/>
       </w:r>
       <w:r>
         <w:rPr>
@@ -705,7 +705,7 @@
           <w:kern w:val="0"/>
           <w14:ligatures w14:val="none"/>
         </w:rPr>
-        <w:t>el</w:t>
+        <w:t/>
       </w:r>
       <w:r>
         <w:rPr>
@@ -713,7 +713,7 @@
           <w:kern w:val="0"/>
           <w14:ligatures w14:val="none"/>
         </w:rPr>
-        <w:t xml:space="preserve"> señor </w:t>
+        <w:t xml:space="preserve"/>
       </w:r>
       <w:proofErr w:type="spellStart"/>
       <w:r>
@@ -722,7 +722,7 @@
           <w:kern w:val="0"/>
           <w14:ligatures w14:val="none"/>
         </w:rPr>
-        <w:t>Bacilio</w:t>
+        <w:t/>
       </w:r>
       <w:proofErr w:type="spellEnd"/>
       <w:r>
@@ -731,7 +731,7 @@
           <w:kern w:val="0"/>
           <w14:ligatures w14:val="none"/>
         </w:rPr>
-        <w:t xml:space="preserve"> </w:t>
+        <w:t xml:space="preserve"/>
       </w:r>
       <w:r>
         <w:rPr>
@@ -739,7 +739,7 @@
           <w:kern w:val="0"/>
           <w14:ligatures w14:val="none"/>
         </w:rPr>
-        <w:t>d</w:t>
+        <w:t/>
       </w:r>
       <w:r>
         <w:rPr>
@@ -749,7 +749,7 @@
           <w:lang w:val="es-ES" w:eastAsia="es-ES"/>
           <w14:ligatures w14:val="none"/>
         </w:rPr>
-        <w:t xml:space="preserve">enunció a </w:t>
+        <w:t xml:space="preserve"/>
       </w:r>
       <w:r>
         <w:rPr>
@@ -759,7 +759,7 @@
           <w:lang w:val="es-ES" w:eastAsia="es-ES"/>
           <w14:ligatures w14:val="none"/>
         </w:rPr>
-        <w:t xml:space="preserve">Pacífico </w:t>
+        <w:t xml:space="preserve"/>
       </w:r>
       <w:r>
         <w:rPr>
@@ -769,7 +769,7 @@
           <w:lang w:val="es-ES" w:eastAsia="es-ES"/>
           <w14:ligatures w14:val="none"/>
         </w:rPr>
-        <w:t>por presuntas infracciones a la Ley 29571, Código de Protección y Defensa del Consumidor (en adelante, Código)</w:t>
+        <w:t/>
       </w:r>
       <w:r>
         <w:rPr>
@@ -790,7 +790,7 @@
           <w:lang w:val="es-ES" w:eastAsia="es-ES"/>
           <w14:ligatures w14:val="none"/>
         </w:rPr>
-        <w:t xml:space="preserve">, señalando </w:t>
+        <w:t xml:space="preserve"/>
       </w:r>
       <w:r>
         <w:rPr>
@@ -801,7 +801,7 @@
           <w:lang w:val="es-ES" w:eastAsia="es-ES"/>
           <w14:ligatures w14:val="none"/>
         </w:rPr>
-        <w:t>lo siguiente:</w:t>
+        <w:t/>
       </w:r>
     </w:p>
     <w:p>
@@ -1004,47 +1004,47 @@
           <w:lang w:eastAsia="es-ES"/>
           <w14:ligatures w14:val="none"/>
         </w:rPr>
-        <w:t xml:space="preserve">El 9 de noviembre del 2025, el </w:t>
-      </w:r>
-      <w:r>
-        <w:rPr>
-          <w:rFonts w:ascii="Arial Narrow" w:eastAsia="Times New Roman" w:hAnsi="Arial Narrow" w:cs="Arial"/>
-          <w:color w:val="000000"/>
-          <w:kern w:val="0"/>
-          <w:lang w:eastAsia="es-ES"/>
-          <w14:ligatures w14:val="none"/>
-        </w:rPr>
-        <w:t>vehículo asegurado</w:t>
-      </w:r>
-      <w:r>
-        <w:rPr>
-          <w:rFonts w:ascii="Arial Narrow" w:eastAsia="Times New Roman" w:hAnsi="Arial Narrow" w:cs="Arial"/>
-          <w:color w:val="000000"/>
-          <w:kern w:val="0"/>
-          <w:lang w:eastAsia="es-ES"/>
-          <w14:ligatures w14:val="none"/>
-        </w:rPr>
-        <w:t xml:space="preserve">, conducido por </w:t>
-      </w:r>
-      <w:r>
-        <w:rPr>
-          <w:rFonts w:ascii="Arial Narrow" w:eastAsia="Times New Roman" w:hAnsi="Arial Narrow" w:cs="Arial"/>
-          <w:color w:val="000000"/>
-          <w:kern w:val="0"/>
-          <w:lang w:eastAsia="es-ES"/>
-          <w14:ligatures w14:val="none"/>
-        </w:rPr>
-        <w:t xml:space="preserve">su hijo, el señor </w:t>
-      </w:r>
-      <w:r>
-        <w:rPr>
-          <w:rFonts w:ascii="Arial Narrow" w:eastAsia="Times New Roman" w:hAnsi="Arial Narrow" w:cs="Arial"/>
-          <w:color w:val="000000"/>
-          <w:kern w:val="0"/>
-          <w:lang w:eastAsia="es-ES"/>
-          <w14:ligatures w14:val="none"/>
-        </w:rPr>
-        <w:t xml:space="preserve">Christian Joel </w:t>
+        <w:t xml:space="preserve">El 9 de noviembre del 2025, el vehículo asegurado, conducido por su hijo, el señor [APELLIDO] Joel [APELLIDO] Gutiérrez (en adelante, conductor), estuvo involucrado en un accidente de tránsito a la altura del kilómetro 42,5 de la carretera Panamericana Sur. Luego de ocurrido el accidente, comunicó el siniestro a Pacífico y luego de efectuadas las diligencias iniciales, el conductor realizó el examen de dosaje etílico, el cual determinó un resultado de 0,00 G/L%. </w:t>
+      </w:r>
+      <w:r>
+        <w:rPr>
+          <w:rFonts w:ascii="Arial Narrow" w:eastAsia="Times New Roman" w:hAnsi="Arial Narrow" w:cs="Arial"/>
+          <w:color w:val="000000"/>
+          <w:kern w:val="0"/>
+          <w:lang w:eastAsia="es-ES"/>
+          <w14:ligatures w14:val="none"/>
+        </w:rPr>
+        <w:t/>
+      </w:r>
+      <w:r>
+        <w:rPr>
+          <w:rFonts w:ascii="Arial Narrow" w:eastAsia="Times New Roman" w:hAnsi="Arial Narrow" w:cs="Arial"/>
+          <w:color w:val="000000"/>
+          <w:kern w:val="0"/>
+          <w:lang w:eastAsia="es-ES"/>
+          <w14:ligatures w14:val="none"/>
+        </w:rPr>
+        <w:t xml:space="preserve"/>
+      </w:r>
+      <w:r>
+        <w:rPr>
+          <w:rFonts w:ascii="Arial Narrow" w:eastAsia="Times New Roman" w:hAnsi="Arial Narrow" w:cs="Arial"/>
+          <w:color w:val="000000"/>
+          <w:kern w:val="0"/>
+          <w:lang w:eastAsia="es-ES"/>
+          <w14:ligatures w14:val="none"/>
+        </w:rPr>
+        <w:t xml:space="preserve"/>
+      </w:r>
+      <w:r>
+        <w:rPr>
+          <w:rFonts w:ascii="Arial Narrow" w:eastAsia="Times New Roman" w:hAnsi="Arial Narrow" w:cs="Arial"/>
+          <w:color w:val="000000"/>
+          <w:kern w:val="0"/>
+          <w:lang w:eastAsia="es-ES"/>
+          <w14:ligatures w14:val="none"/>
+        </w:rPr>
+        <w:t xml:space="preserve"/>
       </w:r>
       <w:proofErr w:type="spellStart"/>
       <w:r>
@@ -1055,7 +1055,7 @@
           <w:lang w:eastAsia="es-ES"/>
           <w14:ligatures w14:val="none"/>
         </w:rPr>
-        <w:t>Bacilio</w:t>
+        <w:t/>
       </w:r>
       <w:proofErr w:type="spellEnd"/>
       <w:r>
@@ -1066,67 +1066,67 @@
           <w:lang w:eastAsia="es-ES"/>
           <w14:ligatures w14:val="none"/>
         </w:rPr>
-        <w:t xml:space="preserve"> Gutiérrez </w:t>
-      </w:r>
-      <w:r>
-        <w:rPr>
-          <w:rFonts w:ascii="Arial Narrow" w:eastAsia="Times New Roman" w:hAnsi="Arial Narrow" w:cs="Arial"/>
-          <w:color w:val="000000"/>
-          <w:kern w:val="0"/>
-          <w:lang w:eastAsia="es-ES"/>
-          <w14:ligatures w14:val="none"/>
-        </w:rPr>
-        <w:t>(en adelante, conductor)</w:t>
-      </w:r>
-      <w:r>
-        <w:rPr>
-          <w:rFonts w:ascii="Arial Narrow" w:eastAsia="Times New Roman" w:hAnsi="Arial Narrow" w:cs="Arial"/>
-          <w:color w:val="000000"/>
-          <w:kern w:val="0"/>
-          <w:lang w:eastAsia="es-ES"/>
-          <w14:ligatures w14:val="none"/>
-        </w:rPr>
-        <w:t xml:space="preserve">, </w:t>
-      </w:r>
-      <w:r>
-        <w:rPr>
-          <w:rFonts w:ascii="Arial Narrow" w:eastAsia="Times New Roman" w:hAnsi="Arial Narrow" w:cs="Arial"/>
-          <w:color w:val="000000"/>
-          <w:kern w:val="0"/>
-          <w:lang w:eastAsia="es-ES"/>
-          <w14:ligatures w14:val="none"/>
-        </w:rPr>
-        <w:t>estuvo involucrado en</w:t>
-      </w:r>
-      <w:r>
-        <w:rPr>
-          <w:rFonts w:ascii="Arial Narrow" w:eastAsia="Times New Roman" w:hAnsi="Arial Narrow" w:cs="Arial"/>
-          <w:color w:val="000000"/>
-          <w:kern w:val="0"/>
-          <w:lang w:eastAsia="es-ES"/>
-          <w14:ligatures w14:val="none"/>
-        </w:rPr>
-        <w:t xml:space="preserve"> un accidente de tránsito a la altura del kilómetro 42,5 de la carretera Panamericana Sur</w:t>
-      </w:r>
-      <w:r>
-        <w:rPr>
-          <w:rFonts w:ascii="Arial Narrow" w:eastAsia="Times New Roman" w:hAnsi="Arial Narrow" w:cs="Arial"/>
-          <w:color w:val="000000"/>
-          <w:kern w:val="0"/>
-          <w:lang w:eastAsia="es-ES"/>
-          <w14:ligatures w14:val="none"/>
-        </w:rPr>
-        <w:t>. L</w:t>
-      </w:r>
-      <w:r>
-        <w:rPr>
-          <w:rFonts w:ascii="Arial Narrow" w:eastAsia="Times New Roman" w:hAnsi="Arial Narrow" w:cs="Arial"/>
-          <w:color w:val="000000"/>
-          <w:kern w:val="0"/>
-          <w:lang w:eastAsia="es-ES"/>
-          <w14:ligatures w14:val="none"/>
-        </w:rPr>
-        <w:t xml:space="preserve">uego de ocurrido el accidente, comunicó el siniestro a </w:t>
+        <w:t xml:space="preserve"/>
+      </w:r>
+      <w:r>
+        <w:rPr>
+          <w:rFonts w:ascii="Arial Narrow" w:eastAsia="Times New Roman" w:hAnsi="Arial Narrow" w:cs="Arial"/>
+          <w:color w:val="000000"/>
+          <w:kern w:val="0"/>
+          <w:lang w:eastAsia="es-ES"/>
+          <w14:ligatures w14:val="none"/>
+        </w:rPr>
+        <w:t/>
+      </w:r>
+      <w:r>
+        <w:rPr>
+          <w:rFonts w:ascii="Arial Narrow" w:eastAsia="Times New Roman" w:hAnsi="Arial Narrow" w:cs="Arial"/>
+          <w:color w:val="000000"/>
+          <w:kern w:val="0"/>
+          <w:lang w:eastAsia="es-ES"/>
+          <w14:ligatures w14:val="none"/>
+        </w:rPr>
+        <w:t xml:space="preserve"/>
+      </w:r>
+      <w:r>
+        <w:rPr>
+          <w:rFonts w:ascii="Arial Narrow" w:eastAsia="Times New Roman" w:hAnsi="Arial Narrow" w:cs="Arial"/>
+          <w:color w:val="000000"/>
+          <w:kern w:val="0"/>
+          <w:lang w:eastAsia="es-ES"/>
+          <w14:ligatures w14:val="none"/>
+        </w:rPr>
+        <w:t/>
+      </w:r>
+      <w:r>
+        <w:rPr>
+          <w:rFonts w:ascii="Arial Narrow" w:eastAsia="Times New Roman" w:hAnsi="Arial Narrow" w:cs="Arial"/>
+          <w:color w:val="000000"/>
+          <w:kern w:val="0"/>
+          <w:lang w:eastAsia="es-ES"/>
+          <w14:ligatures w14:val="none"/>
+        </w:rPr>
+        <w:t xml:space="preserve"/>
+      </w:r>
+      <w:r>
+        <w:rPr>
+          <w:rFonts w:ascii="Arial Narrow" w:eastAsia="Times New Roman" w:hAnsi="Arial Narrow" w:cs="Arial"/>
+          <w:color w:val="000000"/>
+          <w:kern w:val="0"/>
+          <w:lang w:eastAsia="es-ES"/>
+          <w14:ligatures w14:val="none"/>
+        </w:rPr>
+        <w:t/>
+      </w:r>
+      <w:r>
+        <w:rPr>
+          <w:rFonts w:ascii="Arial Narrow" w:eastAsia="Times New Roman" w:hAnsi="Arial Narrow" w:cs="Arial"/>
+          <w:color w:val="000000"/>
+          <w:kern w:val="0"/>
+          <w:lang w:eastAsia="es-ES"/>
+          <w14:ligatures w14:val="none"/>
+        </w:rPr>
+        <w:t xml:space="preserve"/>
       </w:r>
       <w:r>
         <w:rPr>
@@ -1136,87 +1136,87 @@
           <w:lang w:val="es-ES" w:eastAsia="es-ES"/>
           <w14:ligatures w14:val="none"/>
         </w:rPr>
-        <w:t>Pacífico</w:t>
-      </w:r>
-      <w:r>
-        <w:rPr>
-          <w:rFonts w:ascii="Arial Narrow" w:eastAsia="Times New Roman" w:hAnsi="Arial Narrow" w:cs="Arial"/>
-          <w:color w:val="000000"/>
-          <w:kern w:val="0"/>
-          <w:lang w:eastAsia="es-ES"/>
-          <w14:ligatures w14:val="none"/>
-        </w:rPr>
-        <w:t xml:space="preserve"> y </w:t>
-      </w:r>
-      <w:r>
-        <w:rPr>
-          <w:rFonts w:ascii="Arial Narrow" w:eastAsia="Times New Roman" w:hAnsi="Arial Narrow" w:cs="Arial"/>
-          <w:color w:val="000000"/>
-          <w:kern w:val="0"/>
-          <w:lang w:eastAsia="es-ES"/>
-          <w14:ligatures w14:val="none"/>
-        </w:rPr>
-        <w:t xml:space="preserve">luego de efectuadas las diligencias iniciales, </w:t>
-      </w:r>
-      <w:r>
-        <w:rPr>
-          <w:rFonts w:ascii="Arial Narrow" w:eastAsia="Times New Roman" w:hAnsi="Arial Narrow" w:cs="Arial"/>
-          <w:color w:val="000000"/>
-          <w:kern w:val="0"/>
-          <w:lang w:eastAsia="es-ES"/>
-          <w14:ligatures w14:val="none"/>
-        </w:rPr>
-        <w:t>el conductor realizó</w:t>
-      </w:r>
-      <w:r>
-        <w:rPr>
-          <w:rFonts w:ascii="Arial Narrow" w:eastAsia="Times New Roman" w:hAnsi="Arial Narrow" w:cs="Arial"/>
-          <w:color w:val="000000"/>
-          <w:kern w:val="0"/>
-          <w:lang w:eastAsia="es-ES"/>
-          <w14:ligatures w14:val="none"/>
-        </w:rPr>
-        <w:t xml:space="preserve"> el examen de dosaje etílico, el cual </w:t>
-      </w:r>
-      <w:r>
-        <w:rPr>
-          <w:rFonts w:ascii="Arial Narrow" w:eastAsia="Times New Roman" w:hAnsi="Arial Narrow" w:cs="Arial"/>
-          <w:color w:val="000000"/>
-          <w:kern w:val="0"/>
-          <w:lang w:eastAsia="es-ES"/>
-          <w14:ligatures w14:val="none"/>
-        </w:rPr>
-        <w:t>determinó</w:t>
-      </w:r>
-      <w:r>
-        <w:rPr>
-          <w:rFonts w:ascii="Arial Narrow" w:eastAsia="Times New Roman" w:hAnsi="Arial Narrow" w:cs="Arial"/>
-          <w:color w:val="000000"/>
-          <w:kern w:val="0"/>
-          <w:lang w:eastAsia="es-ES"/>
-          <w14:ligatures w14:val="none"/>
-        </w:rPr>
-        <w:t xml:space="preserve"> un resultado de 0,00 G/L%</w:t>
-      </w:r>
-      <w:r>
-        <w:rPr>
-          <w:rFonts w:ascii="Arial Narrow" w:eastAsia="Times New Roman" w:hAnsi="Arial Narrow" w:cs="Arial"/>
-          <w:color w:val="000000"/>
-          <w:kern w:val="0"/>
-          <w:lang w:eastAsia="es-ES"/>
-          <w14:ligatures w14:val="none"/>
-        </w:rPr>
-        <w:t>.</w:t>
-      </w:r>
-      <w:r>
-        <w:rPr>
-          <w:rFonts w:ascii="Arial Narrow" w:eastAsia="Times New Roman" w:hAnsi="Arial Narrow" w:cs="Arial"/>
-          <w:color w:val="000000"/>
-          <w:kern w:val="0"/>
-          <w:lang w:eastAsia="es-ES"/>
-          <w14:ligatures w14:val="none"/>
-        </w:rPr>
-        <w:t xml:space="preserve"> </w:t>
+        <w:t/>
+      </w:r>
+      <w:r>
+        <w:rPr>
+          <w:rFonts w:ascii="Arial Narrow" w:eastAsia="Times New Roman" w:hAnsi="Arial Narrow" w:cs="Arial"/>
+          <w:color w:val="000000"/>
+          <w:kern w:val="0"/>
+          <w:lang w:eastAsia="es-ES"/>
+          <w14:ligatures w14:val="none"/>
+        </w:rPr>
+        <w:t xml:space="preserve"/>
+      </w:r>
+      <w:r>
+        <w:rPr>
+          <w:rFonts w:ascii="Arial Narrow" w:eastAsia="Times New Roman" w:hAnsi="Arial Narrow" w:cs="Arial"/>
+          <w:color w:val="000000"/>
+          <w:kern w:val="0"/>
+          <w:lang w:eastAsia="es-ES"/>
+          <w14:ligatures w14:val="none"/>
+        </w:rPr>
+        <w:t xml:space="preserve"/>
+      </w:r>
+      <w:r>
+        <w:rPr>
+          <w:rFonts w:ascii="Arial Narrow" w:eastAsia="Times New Roman" w:hAnsi="Arial Narrow" w:cs="Arial"/>
+          <w:color w:val="000000"/>
+          <w:kern w:val="0"/>
+          <w:lang w:eastAsia="es-ES"/>
+          <w14:ligatures w14:val="none"/>
+        </w:rPr>
+        <w:t/>
+      </w:r>
+      <w:r>
+        <w:rPr>
+          <w:rFonts w:ascii="Arial Narrow" w:eastAsia="Times New Roman" w:hAnsi="Arial Narrow" w:cs="Arial"/>
+          <w:color w:val="000000"/>
+          <w:kern w:val="0"/>
+          <w:lang w:eastAsia="es-ES"/>
+          <w14:ligatures w14:val="none"/>
+        </w:rPr>
+        <w:t xml:space="preserve"/>
+      </w:r>
+      <w:r>
+        <w:rPr>
+          <w:rFonts w:ascii="Arial Narrow" w:eastAsia="Times New Roman" w:hAnsi="Arial Narrow" w:cs="Arial"/>
+          <w:color w:val="000000"/>
+          <w:kern w:val="0"/>
+          <w:lang w:eastAsia="es-ES"/>
+          <w14:ligatures w14:val="none"/>
+        </w:rPr>
+        <w:t/>
+      </w:r>
+      <w:r>
+        <w:rPr>
+          <w:rFonts w:ascii="Arial Narrow" w:eastAsia="Times New Roman" w:hAnsi="Arial Narrow" w:cs="Arial"/>
+          <w:color w:val="000000"/>
+          <w:kern w:val="0"/>
+          <w:lang w:eastAsia="es-ES"/>
+          <w14:ligatures w14:val="none"/>
+        </w:rPr>
+        <w:t xml:space="preserve"/>
+      </w:r>
+      <w:r>
+        <w:rPr>
+          <w:rFonts w:ascii="Arial Narrow" w:eastAsia="Times New Roman" w:hAnsi="Arial Narrow" w:cs="Arial"/>
+          <w:color w:val="000000"/>
+          <w:kern w:val="0"/>
+          <w:lang w:eastAsia="es-ES"/>
+          <w14:ligatures w14:val="none"/>
+        </w:rPr>
+        <w:t/>
+      </w:r>
+      <w:r>
+        <w:rPr>
+          <w:rFonts w:ascii="Arial Narrow" w:eastAsia="Times New Roman" w:hAnsi="Arial Narrow" w:cs="Arial"/>
+          <w:color w:val="000000"/>
+          <w:kern w:val="0"/>
+          <w:lang w:eastAsia="es-ES"/>
+          <w14:ligatures w14:val="none"/>
+        </w:rPr>
+        <w:t xml:space="preserve"/>
       </w:r>
     </w:p>
     <w:p>
@@ -2596,7 +2596,7 @@
           <w:lang w:val="es-ES" w:eastAsia="es-ES"/>
           <w14:ligatures w14:val="none"/>
         </w:rPr>
-        <w:t>El señor</w:t>
+        <w:t xml:space="preserve">El señor [APELLIDO] solicitó, en calidad de medida correctiva, que Pacífico cumpla con: (i) hacer efectivo lo pactado en el Seguro Vehicular y se proceda a la restauración del vehículo asegurado por uno nuevo; y (ii) como pretensión accesoria, otorgar la suma de S/ 5 000,00 por concepto de reparación civil por daños y perjuicios. Asimismo, no requirió de manera expresa el reembolso de costos y costas del presente procedimiento.</w:t>
       </w:r>
       <w:r>
         <w:rPr>
@@ -2606,7 +2606,7 @@
           <w:lang w:val="es-ES" w:eastAsia="es-ES"/>
           <w14:ligatures w14:val="none"/>
         </w:rPr>
-        <w:t xml:space="preserve"> </w:t>
+        <w:t xml:space="preserve"/>
       </w:r>
       <w:proofErr w:type="spellStart"/>
       <w:r>
@@ -2615,7 +2615,7 @@
           <w:kern w:val="0"/>
           <w14:ligatures w14:val="none"/>
         </w:rPr>
-        <w:t>Bacilio</w:t>
+        <w:t/>
       </w:r>
       <w:proofErr w:type="spellEnd"/>
       <w:r>
@@ -2624,7 +2624,7 @@
           <w:kern w:val="0"/>
           <w14:ligatures w14:val="none"/>
         </w:rPr>
-        <w:t xml:space="preserve"> </w:t>
+        <w:t xml:space="preserve"/>
       </w:r>
       <w:r>
         <w:rPr>
@@ -2634,7 +2634,7 @@
           <w:lang w:val="es-ES" w:eastAsia="es-ES"/>
           <w14:ligatures w14:val="none"/>
         </w:rPr>
-        <w:t xml:space="preserve">solicitó, en calidad de medida correctiva, que </w:t>
+        <w:t xml:space="preserve"/>
       </w:r>
       <w:r>
         <w:rPr>
@@ -2644,7 +2644,7 @@
           <w:lang w:val="es-ES" w:eastAsia="es-ES"/>
           <w14:ligatures w14:val="none"/>
         </w:rPr>
-        <w:t xml:space="preserve">Pacífico </w:t>
+        <w:t xml:space="preserve"/>
       </w:r>
       <w:r>
         <w:rPr>
@@ -2654,7 +2654,7 @@
           <w:lang w:val="es-ES" w:eastAsia="es-ES"/>
           <w14:ligatures w14:val="none"/>
         </w:rPr>
-        <w:t>cumpla con</w:t>
+        <w:t/>
       </w:r>
       <w:r>
         <w:rPr>
@@ -2664,7 +2664,7 @@
           <w:lang w:val="es-ES" w:eastAsia="es-ES"/>
           <w14:ligatures w14:val="none"/>
         </w:rPr>
-        <w:t>: (i)</w:t>
+        <w:t/>
       </w:r>
       <w:r>
         <w:rPr>
@@ -2674,7 +2674,7 @@
           <w:lang w:val="es-ES" w:eastAsia="es-ES"/>
           <w14:ligatures w14:val="none"/>
         </w:rPr>
-        <w:t xml:space="preserve"> </w:t>
+        <w:t xml:space="preserve"/>
       </w:r>
       <w:r>
         <w:rPr>
@@ -2684,7 +2684,7 @@
           <w:lang w:val="es-ES" w:eastAsia="es-ES"/>
           <w14:ligatures w14:val="none"/>
         </w:rPr>
-        <w:t>hacer</w:t>
+        <w:t/>
       </w:r>
       <w:r>
         <w:rPr>
@@ -2694,7 +2694,7 @@
           <w:lang w:val="es-ES" w:eastAsia="es-ES"/>
           <w14:ligatures w14:val="none"/>
         </w:rPr>
-        <w:t xml:space="preserve"> efectivo </w:t>
+        <w:t xml:space="preserve"/>
       </w:r>
       <w:r>
         <w:rPr>
@@ -2704,7 +2704,7 @@
           <w:lang w:val="es-ES" w:eastAsia="es-ES"/>
           <w14:ligatures w14:val="none"/>
         </w:rPr>
-        <w:t>lo pactado en el</w:t>
+        <w:t/>
       </w:r>
       <w:r>
         <w:rPr>
@@ -2714,7 +2714,7 @@
           <w:lang w:val="es-ES" w:eastAsia="es-ES"/>
           <w14:ligatures w14:val="none"/>
         </w:rPr>
-        <w:t xml:space="preserve"> </w:t>
+        <w:t xml:space="preserve"/>
       </w:r>
       <w:r>
         <w:rPr>
@@ -2724,7 +2724,7 @@
           <w:lang w:val="es-ES" w:eastAsia="es-ES"/>
           <w14:ligatures w14:val="none"/>
         </w:rPr>
-        <w:t>Seguro Vehicular</w:t>
+        <w:t/>
       </w:r>
       <w:r>
         <w:rPr>
@@ -2734,7 +2734,7 @@
           <w:lang w:val="es-ES" w:eastAsia="es-ES"/>
           <w14:ligatures w14:val="none"/>
         </w:rPr>
-        <w:t xml:space="preserve"> y</w:t>
+        <w:t xml:space="preserve"/>
       </w:r>
       <w:r>
         <w:rPr>
@@ -2744,7 +2744,7 @@
           <w:lang w:val="es-ES" w:eastAsia="es-ES"/>
           <w14:ligatures w14:val="none"/>
         </w:rPr>
-        <w:t xml:space="preserve"> se proceda a la restauración de</w:t>
+        <w:t xml:space="preserve"/>
       </w:r>
       <w:r>
         <w:rPr>
@@ -2754,7 +2754,7 @@
           <w:lang w:val="es-ES" w:eastAsia="es-ES"/>
           <w14:ligatures w14:val="none"/>
         </w:rPr>
-        <w:t xml:space="preserve">l vehículo asegurado </w:t>
+        <w:t xml:space="preserve"/>
       </w:r>
       <w:r>
         <w:rPr>
@@ -2764,7 +2764,7 @@
           <w:lang w:val="es-ES" w:eastAsia="es-ES"/>
           <w14:ligatures w14:val="none"/>
         </w:rPr>
-        <w:t>por uno nuevo</w:t>
+        <w:t/>
       </w:r>
       <w:r>
         <w:rPr>
@@ -2774,7 +2774,7 @@
           <w:lang w:val="es-ES" w:eastAsia="es-ES"/>
           <w14:ligatures w14:val="none"/>
         </w:rPr>
-        <w:t>; y (</w:t>
+        <w:t/>
       </w:r>
       <w:proofErr w:type="spellStart"/>
       <w:r>
@@ -2785,7 +2785,7 @@
           <w:lang w:val="es-ES" w:eastAsia="es-ES"/>
           <w14:ligatures w14:val="none"/>
         </w:rPr>
-        <w:t>ii</w:t>
+        <w:t/>
       </w:r>
       <w:proofErr w:type="spellEnd"/>
       <w:r>
@@ -2796,7 +2796,7 @@
           <w:lang w:val="es-ES" w:eastAsia="es-ES"/>
           <w14:ligatures w14:val="none"/>
         </w:rPr>
-        <w:t xml:space="preserve">) como </w:t>
+        <w:t xml:space="preserve"/>
       </w:r>
       <w:r>
         <w:rPr>
@@ -2806,7 +2806,7 @@
           <w:lang w:val="es-ES" w:eastAsia="es-ES"/>
           <w14:ligatures w14:val="none"/>
         </w:rPr>
-        <w:t>pretensión</w:t>
+        <w:t/>
       </w:r>
       <w:r>
         <w:rPr>
@@ -2816,7 +2816,7 @@
           <w:lang w:val="es-ES" w:eastAsia="es-ES"/>
           <w14:ligatures w14:val="none"/>
         </w:rPr>
-        <w:t xml:space="preserve"> </w:t>
+        <w:t xml:space="preserve"/>
       </w:r>
       <w:r>
         <w:rPr>
@@ -2826,7 +2826,7 @@
           <w:lang w:val="es-ES" w:eastAsia="es-ES"/>
           <w14:ligatures w14:val="none"/>
         </w:rPr>
-        <w:t>accesoria, otorgar</w:t>
+        <w:t/>
       </w:r>
       <w:r>
         <w:rPr>
@@ -2836,7 +2836,7 @@
           <w:lang w:val="es-ES" w:eastAsia="es-ES"/>
           <w14:ligatures w14:val="none"/>
         </w:rPr>
-        <w:t xml:space="preserve"> la suma de S/ 5</w:t>
+        <w:t xml:space="preserve"/>
       </w:r>
       <w:r>
         <w:rPr>
@@ -2846,7 +2846,7 @@
           <w:lang w:val="es-ES" w:eastAsia="es-ES"/>
           <w14:ligatures w14:val="none"/>
         </w:rPr>
-        <w:t xml:space="preserve"> </w:t>
+        <w:t xml:space="preserve"/>
       </w:r>
       <w:r>
         <w:rPr>
@@ -2856,7 +2856,7 @@
           <w:lang w:val="es-ES" w:eastAsia="es-ES"/>
           <w14:ligatures w14:val="none"/>
         </w:rPr>
-        <w:t>000</w:t>
+        <w:t/>
       </w:r>
       <w:r>
         <w:rPr>
@@ -2866,7 +2866,7 @@
           <w:lang w:val="es-ES" w:eastAsia="es-ES"/>
           <w14:ligatures w14:val="none"/>
         </w:rPr>
-        <w:t>,</w:t>
+        <w:t/>
       </w:r>
       <w:r>
         <w:rPr>
@@ -2876,7 +2876,7 @@
           <w:lang w:val="es-ES" w:eastAsia="es-ES"/>
           <w14:ligatures w14:val="none"/>
         </w:rPr>
-        <w:t xml:space="preserve">00 por concepto </w:t>
+        <w:t xml:space="preserve"/>
       </w:r>
       <w:r>
         <w:rPr>
@@ -2886,7 +2886,7 @@
           <w:lang w:val="es-ES" w:eastAsia="es-ES"/>
           <w14:ligatures w14:val="none"/>
         </w:rPr>
-        <w:t xml:space="preserve">de reparación civil </w:t>
+        <w:t xml:space="preserve"/>
       </w:r>
       <w:r>
         <w:rPr>
@@ -2896,7 +2896,7 @@
           <w:lang w:val="es-ES" w:eastAsia="es-ES"/>
           <w14:ligatures w14:val="none"/>
         </w:rPr>
-        <w:t>por</w:t>
+        <w:t/>
       </w:r>
       <w:r>
         <w:rPr>
@@ -2906,7 +2906,7 @@
           <w:lang w:val="es-ES" w:eastAsia="es-ES"/>
           <w14:ligatures w14:val="none"/>
         </w:rPr>
-        <w:t xml:space="preserve"> daños y perjuicios.</w:t>
+        <w:t xml:space="preserve"/>
       </w:r>
       <w:r>
         <w:rPr>
@@ -2916,7 +2916,7 @@
           <w:lang w:val="es-ES" w:eastAsia="es-ES"/>
           <w14:ligatures w14:val="none"/>
         </w:rPr>
-        <w:t xml:space="preserve"> </w:t>
+        <w:t xml:space="preserve"/>
       </w:r>
       <w:r>
         <w:rPr>
@@ -2926,7 +2926,7 @@
           <w:lang w:val="es-ES" w:eastAsia="es-ES"/>
           <w14:ligatures w14:val="none"/>
         </w:rPr>
-        <w:t xml:space="preserve">Asimismo, </w:t>
+        <w:t xml:space="preserve"/>
       </w:r>
       <w:r>
         <w:rPr>
@@ -2936,7 +2936,7 @@
           <w:lang w:val="es-ES" w:eastAsia="es-ES"/>
           <w14:ligatures w14:val="none"/>
         </w:rPr>
-        <w:t xml:space="preserve">no </w:t>
+        <w:t xml:space="preserve"/>
       </w:r>
       <w:r>
         <w:rPr>
@@ -2946,7 +2946,7 @@
           <w:lang w:val="es-ES" w:eastAsia="es-ES"/>
           <w14:ligatures w14:val="none"/>
         </w:rPr>
-        <w:t xml:space="preserve">requirió </w:t>
+        <w:t xml:space="preserve"/>
       </w:r>
       <w:r>
         <w:rPr>
@@ -2956,7 +2956,7 @@
           <w:lang w:val="es-ES" w:eastAsia="es-ES"/>
           <w14:ligatures w14:val="none"/>
         </w:rPr>
-        <w:t xml:space="preserve">de manera expresa </w:t>
+        <w:t xml:space="preserve"/>
       </w:r>
       <w:r>
         <w:rPr>
@@ -2966,7 +2966,7 @@
           <w:lang w:val="es-ES" w:eastAsia="es-ES"/>
           <w14:ligatures w14:val="none"/>
         </w:rPr>
-        <w:t>el reembolso de costos y costas del presente procedimiento.</w:t>
+        <w:t/>
       </w:r>
     </w:p>
     <w:p>
@@ -3961,7 +3961,7 @@
           <w:lang w:eastAsia="es-PE"/>
           <w14:ligatures w14:val="none"/>
         </w:rPr>
-        <w:t xml:space="preserve">PRIMERO: </w:t>
+        <w:t xml:space="preserve">PRIMERO: admitir a trámite la denuncia del 6 de febrero de 2026, complementada mediante el escrito del 4 de marzo de 2026, interpuesta por el señor [DENUNCIANTE] contra Pacífico Compañía de Seguros y Reaseguros S.A., por lo siguiente:</w:t>
       </w:r>
       <w:r>
         <w:rPr>
@@ -3972,7 +3972,7 @@
           <w:lang w:eastAsia="es-PE"/>
           <w14:ligatures w14:val="none"/>
         </w:rPr>
-        <w:t xml:space="preserve">admitir a trámite la denuncia del </w:t>
+        <w:t xml:space="preserve"/>
       </w:r>
       <w:r>
         <w:rPr>
@@ -3982,7 +3982,7 @@
           <w:lang w:val="es-ES" w:eastAsia="es-ES"/>
           <w14:ligatures w14:val="none"/>
         </w:rPr>
-        <w:t>6 de febrero de 2026, complementada</w:t>
+        <w:t/>
       </w:r>
       <w:r>
         <w:rPr>
@@ -3990,7 +3990,7 @@
           <w:kern w:val="0"/>
           <w14:ligatures w14:val="none"/>
         </w:rPr>
-        <w:t xml:space="preserve"> mediante el escrito del 4 de marzo de 2026</w:t>
+        <w:t xml:space="preserve"/>
       </w:r>
       <w:r>
         <w:rPr>
@@ -3998,7 +3998,7 @@
           <w:kern w:val="0"/>
           <w14:ligatures w14:val="none"/>
         </w:rPr>
-        <w:t xml:space="preserve">, </w:t>
+        <w:t xml:space="preserve"/>
       </w:r>
       <w:r>
         <w:rPr>
@@ -4009,7 +4009,7 @@
           <w:lang w:eastAsia="es-PE"/>
           <w14:ligatures w14:val="none"/>
         </w:rPr>
-        <w:t xml:space="preserve">interpuesta por el </w:t>
+        <w:t xml:space="preserve"/>
       </w:r>
       <w:r>
         <w:rPr>
@@ -4020,7 +4020,7 @@
           <w:lang w:eastAsia="es-PE"/>
           <w14:ligatures w14:val="none"/>
         </w:rPr>
-        <w:t xml:space="preserve">señor </w:t>
+        <w:t xml:space="preserve"/>
       </w:r>
       <w:proofErr w:type="spellStart"/>
       <w:r>
@@ -4032,7 +4032,7 @@
           <w:lang w:eastAsia="es-PE"/>
           <w14:ligatures w14:val="none"/>
         </w:rPr>
-        <w:t>Audelino</w:t>
+        <w:t/>
       </w:r>
       <w:proofErr w:type="spellEnd"/>
       <w:r>
@@ -4044,7 +4044,7 @@
           <w:lang w:eastAsia="es-PE"/>
           <w14:ligatures w14:val="none"/>
         </w:rPr>
-        <w:t xml:space="preserve"> </w:t>
+        <w:t xml:space="preserve"/>
       </w:r>
       <w:proofErr w:type="spellStart"/>
       <w:r>
@@ -4056,7 +4056,7 @@
           <w:lang w:eastAsia="es-PE"/>
           <w14:ligatures w14:val="none"/>
         </w:rPr>
-        <w:t>Bacilio</w:t>
+        <w:t/>
       </w:r>
       <w:proofErr w:type="spellEnd"/>
       <w:r>
@@ -4068,7 +4068,7 @@
           <w:lang w:eastAsia="es-PE"/>
           <w14:ligatures w14:val="none"/>
         </w:rPr>
-        <w:t xml:space="preserve"> García</w:t>
+        <w:t xml:space="preserve"/>
       </w:r>
       <w:r>
         <w:rPr>
@@ -4079,7 +4079,7 @@
           <w:lang w:eastAsia="es-PE"/>
           <w14:ligatures w14:val="none"/>
         </w:rPr>
-        <w:t xml:space="preserve"> contra </w:t>
+        <w:t xml:space="preserve"/>
       </w:r>
       <w:bookmarkStart w:id="16" w:name="_Hlk215062067"/>
       <w:r>
@@ -4087,7 +4087,7 @@
           <w:rFonts w:ascii="Arial Narrow" w:eastAsia="Arial Narrow" w:hAnsi="Arial Narrow" w:cs="Arial Narrow"/>
           <w:bCs/>
         </w:rPr>
-        <w:t xml:space="preserve">Pacífico Compañía de Seguros y Reaseguros S.A., </w:t>
+        <w:t xml:space="preserve"/>
       </w:r>
       <w:r>
         <w:rPr>
@@ -4098,7 +4098,7 @@
           <w:lang w:eastAsia="es-PE"/>
           <w14:ligatures w14:val="none"/>
         </w:rPr>
-        <w:t>por lo siguiente:</w:t>
+        <w:t/>
       </w:r>
     </w:p>
     <w:p>
@@ -5714,7 +5714,7 @@
           <w:b/>
           <w:bCs/>
         </w:rPr>
-        <w:t>DÉCIMO</w:t>
+        <w:t xml:space="preserve">DÉCIMO: requerir al señor [DENUNCIANTE] para que, dentro del plazo de dos (2) días hábiles siguientes a la fecha en que reciba la notificación en su bandeja de correo electrónico, efectúe la confirmación de recepción de la notificación remitida por este despacho a su correo electrónico, de conformidad con el segundo párrafo del numeral 4 del artículo 20 del Texto Único Ordenado de la Ley del Procedimiento Administrativo General, aprobado mediante Decreto Supremo 006-2026-JUS, bajo apercibimiento de rehacer el acto de notificación y notificarle conforme al numeral 1 del artículo 20 del citado cuerpo normativo.</w:t>
       </w:r>
       <w:r>
         <w:rPr>
@@ -5724,7 +5724,7 @@
           <w:kern w:val="0"/>
           <w14:ligatures w14:val="none"/>
         </w:rPr>
-        <w:t>:</w:t>
+        <w:t/>
       </w:r>
       <w:r>
         <w:rPr>
@@ -5734,7 +5734,7 @@
           <w:kern w:val="0"/>
           <w14:ligatures w14:val="none"/>
         </w:rPr>
-        <w:t xml:space="preserve"> requerir </w:t>
+        <w:t xml:space="preserve"/>
       </w:r>
       <w:r>
         <w:rPr>
@@ -5744,7 +5744,7 @@
           <w:kern w:val="0"/>
           <w14:ligatures w14:val="none"/>
         </w:rPr>
-        <w:t>a</w:t>
+        <w:t/>
       </w:r>
       <w:r>
         <w:rPr>
@@ -5754,7 +5754,7 @@
           <w:kern w:val="0"/>
           <w14:ligatures w14:val="none"/>
         </w:rPr>
-        <w:t xml:space="preserve">l </w:t>
+        <w:t xml:space="preserve"/>
       </w:r>
       <w:r>
         <w:rPr>
@@ -5764,7 +5764,7 @@
           <w:kern w:val="0"/>
           <w14:ligatures w14:val="none"/>
         </w:rPr>
-        <w:t xml:space="preserve">señor Audelino </w:t>
+        <w:t xml:space="preserve"/>
       </w:r>
       <w:proofErr w:type="spellStart"/>
       <w:r>
@@ -5775,7 +5775,7 @@
           <w:kern w:val="0"/>
           <w14:ligatures w14:val="none"/>
         </w:rPr>
-        <w:t>Bacilio</w:t>
+        <w:t/>
       </w:r>
       <w:proofErr w:type="spellEnd"/>
       <w:r>
@@ -5786,21 +5786,21 @@
           <w:kern w:val="0"/>
           <w14:ligatures w14:val="none"/>
         </w:rPr>
-        <w:t xml:space="preserve"> García </w:t>
+        <w:t xml:space="preserve"/>
       </w:r>
       <w:r>
         <w:rPr>
           <w:rFonts w:ascii="Arial Narrow" w:hAnsi="Arial Narrow"/>
           <w:color w:val="000000"/>
         </w:rPr>
-        <w:t>para que, dentro del plazo de dos (2) días hábiles siguientes a la fecha en que reciba la notificación en su bandeja de correo electrónico, efectúe la confirmación de recepción de la notificación remitida por este despacho a su correo electrónico, de conformidad con el segundo párrafo</w:t>
+        <w:t/>
       </w:r>
       <w:r>
         <w:rPr>
           <w:rFonts w:ascii="Arial Narrow" w:hAnsi="Arial Narrow"/>
           <w:color w:val="000000"/>
         </w:rPr>
-        <w:t xml:space="preserve"> del numeral 4 del artículo 20</w:t>
+        <w:t xml:space="preserve"/>
       </w:r>
       <w:r>
         <w:rPr>
@@ -5817,7 +5817,7 @@
           <w:rFonts w:ascii="Arial Narrow" w:hAnsi="Arial Narrow"/>
           <w:color w:val="000000"/>
         </w:rPr>
-        <w:t xml:space="preserve"> del Texto Único Ordenado de la Ley del Procedimiento Administrativo General, aprobado mediante Decreto Supremo 006-2026-JUS, bajo apercibimiento de rehacer el acto de notificación y notificarle conforme al numeral 1 del artículo 20</w:t>
+        <w:t xml:space="preserve"/>
       </w:r>
       <w:r>
         <w:rPr>
@@ -5834,7 +5834,7 @@
           <w:rFonts w:ascii="Arial Narrow" w:hAnsi="Arial Narrow"/>
           <w:color w:val="000000"/>
         </w:rPr>
-        <w:t xml:space="preserve"> del citado cuerpo </w:t>
+        <w:t xml:space="preserve"/>
       </w:r>
       <w:bookmarkStart w:id="22" w:name="_Hlk214964186"/>
       <w:r>
@@ -5842,7 +5842,7 @@
           <w:rFonts w:ascii="Arial Narrow" w:hAnsi="Arial Narrow"/>
           <w:color w:val="000000"/>
         </w:rPr>
-        <w:t>normativo</w:t>
+        <w:t/>
       </w:r>
       <w:r>
         <w:rPr>
@@ -5855,7 +5855,7 @@
         <w:rPr>
           <w:rFonts w:ascii="Arial Narrow" w:hAnsi="Arial Narrow" w:cs="Arial"/>
         </w:rPr>
-        <w:t>.</w:t>
+        <w:t/>
       </w:r>
     </w:p>
     <w:bookmarkEnd w:id="22"/>

--- a/plantillas_maestras/01_seguro_vehicular/negativa_cobertura/2_o_mas_ddos_varios/varon/TPL_0438_2026_SEGURO_VEHICULAR_NEGATIVA_COBERTURA_ASEGURADORA_VARON_R1.docx
+++ b/plantillas_maestras/01_seguro_vehicular/negativa_cobertura/2_o_mas_ddos_varios/varon/TPL_0438_2026_SEGURO_VEHICULAR_NEGATIVA_COBERTURA_ASEGURADORA_VARON_R1.docx
@@ -1004,7 +1004,7 @@
           <w:lang w:eastAsia="es-ES"/>
           <w14:ligatures w14:val="none"/>
         </w:rPr>
-        <w:t xml:space="preserve">El 9 de noviembre del 2025, el vehículo asegurado, conducido por su hijo, el señor [APELLIDO] Joel [APELLIDO] Gutiérrez (en adelante, conductor), estuvo involucrado en un accidente de tránsito a la altura del kilómetro 42,5 de la carretera Panamericana Sur. Luego de ocurrido el accidente, comunicó el siniestro a Pacífico y luego de efectuadas las diligencias iniciales, el conductor realizó el examen de dosaje etílico, el cual determinó un resultado de 0,00 G/L%. </w:t>
+        <w:t xml:space="preserve">El 9 de noviembre del 2025, el vehículo asegurado, conducido por su hijo, el señor [APELLIDO] [APELLIDO] Gutiérrez (en adelante, conductor), estuvo involucrado en un accidente de tránsito a la altura del kilómetro 42,5 de la carretera Panamericana Sur. Luego de ocurrido el accidente, comunicó el siniestro a Pacífico y luego de efectuadas las diligencias iniciales, el conductor realizó el examen de dosaje etílico, el cual determinó un resultado de 0,00 G/L%. </w:t>
       </w:r>
       <w:r>
         <w:rPr>

--- a/plantillas_maestras/01_seguro_vehicular/negativa_cobertura/2_o_mas_ddos_varios/varon/TPL_0438_2026_SEGURO_VEHICULAR_NEGATIVA_COBERTURA_ASEGURADORA_VARON_R1.docx
+++ b/plantillas_maestras/01_seguro_vehicular/negativa_cobertura/2_o_mas_ddos_varios/varon/TPL_0438_2026_SEGURO_VEHICULAR_NEGATIVA_COBERTURA_ASEGURADORA_VARON_R1.docx
@@ -773,6 +773,7 @@
       </w:r>
       <w:r>
         <w:rPr>
+          <w:rStyle w:val="Refdenotaalpie"/>
           <w:rFonts w:ascii="Arial Narrow" w:eastAsia="Times New Roman" w:hAnsi="Arial Narrow" w:cs="Times New Roman"/>
           <w:color w:val="000000"/>
           <w:kern w:val="0"/>
@@ -3080,6 +3081,7 @@
       <w:bookmarkEnd w:id="5"/>
       <w:r>
         <w:rPr>
+          <w:rStyle w:val="Refdenotaalpie"/>
           <w:rFonts w:ascii="Arial Narrow" w:eastAsia="Arial Narrow" w:hAnsi="Arial Narrow" w:cs="Arial Narrow"/>
           <w:kern w:val="0"/>
           <w:vertAlign w:val="superscript"/>
@@ -3195,6 +3197,7 @@
       <w:bookmarkEnd w:id="7"/>
       <w:r>
         <w:rPr>
+          <w:rStyle w:val="Refdenotaalpie"/>
           <w:rFonts w:ascii="Arial Narrow" w:eastAsia="Arial Narrow" w:hAnsi="Arial Narrow" w:cs="Arial"/>
           <w:kern w:val="0"/>
           <w:vertAlign w:val="superscript"/>
@@ -3513,6 +3516,7 @@
       </w:r>
       <w:r>
         <w:rPr>
+          <w:rStyle w:val="Refdenotaalpie"/>
           <w:rFonts w:ascii="Arial Narrow" w:eastAsia="Arial Narrow" w:hAnsi="Arial Narrow" w:cs="Arial Narrow"/>
           <w:kern w:val="0"/>
           <w:vertAlign w:val="superscript"/>
@@ -4805,6 +4809,7 @@
       </w:r>
       <w:r>
         <w:rPr>
+          <w:rStyle w:val="Refdenotaalpie"/>
           <w:rFonts w:ascii="Arial Narrow" w:eastAsia="Calibri" w:hAnsi="Arial Narrow" w:cs="Arial"/>
           <w:kern w:val="0"/>
           <w:vertAlign w:val="superscript"/>
@@ -4849,6 +4854,7 @@
       </w:r>
       <w:r>
         <w:rPr>
+          <w:rStyle w:val="Refdenotaalpie"/>
           <w:rFonts w:ascii="Arial Narrow" w:eastAsia="Calibri" w:hAnsi="Arial Narrow" w:cs="Arial"/>
           <w:spacing w:val="-2"/>
           <w:kern w:val="0"/>
@@ -5267,6 +5273,7 @@
       </w:r>
       <w:r>
         <w:rPr>
+          <w:rStyle w:val="Refdenotaalpie"/>
           <w:rFonts w:ascii="Arial Narrow" w:eastAsia="Arial Narrow" w:hAnsi="Arial Narrow" w:cs="Times New Roman"/>
           <w:color w:val="000000"/>
           <w:kern w:val="0"/>
@@ -5348,6 +5355,7 @@
       </w:r>
       <w:r>
         <w:rPr>
+          <w:rStyle w:val="Refdenotaalpie"/>
           <w:rFonts w:ascii="Arial Narrow" w:eastAsia="Arial Narrow" w:hAnsi="Arial Narrow" w:cs="Times New Roman"/>
           <w:color w:val="000000"/>
           <w:kern w:val="0"/>
@@ -5401,6 +5409,7 @@
       </w:r>
       <w:r>
         <w:rPr>
+          <w:rStyle w:val="Refdenotaalpie"/>
           <w:rFonts w:ascii="Arial Narrow" w:eastAsia="Arial Narrow" w:hAnsi="Arial Narrow" w:cs="Times New Roman"/>
           <w:color w:val="000000"/>
           <w:kern w:val="0"/>
@@ -5582,6 +5591,7 @@
       </w:r>
       <w:r>
         <w:rPr>
+          <w:rStyle w:val="Refdenotaalpie"/>
           <w:rFonts w:ascii="Arial Narrow" w:eastAsia="Calibri" w:hAnsi="Arial Narrow" w:cs="Arial"/>
           <w:kern w:val="0"/>
           <w:vertAlign w:val="superscript"/>
@@ -5846,6 +5856,7 @@
       </w:r>
       <w:r>
         <w:rPr>
+          <w:rStyle w:val="Refdenotaalpie"/>
           <w:rFonts w:ascii="Arial Narrow" w:hAnsi="Arial Narrow"/>
           <w:vertAlign w:val="superscript"/>
         </w:rPr>
@@ -6018,7 +6029,6 @@
           <w:b/>
           <w:color w:val="000000"/>
           <w:kern w:val="0"/>
-          <w:highlight w:val="magenta"/>
           <w:lang w:val="es-ES" w:eastAsia="es-PE"/>
           <w14:ligatures w14:val="none"/>
         </w:rPr>
@@ -6209,14 +6219,14 @@
         <w:tab w:val="right" w:pos="8838"/>
       </w:tabs>
       <w:rPr>
-        <w:rFonts w:ascii="Arial" w:eastAsia="Arial" w:hAnsi="Arial" w:cs="Arial"/>
+        <w:rFonts w:ascii="Arial Narrow" w:eastAsia="Arial" w:hAnsi="Arial Narrow" w:cs="Arial"/>
         <w:sz w:val="16"/>
         <w:szCs w:val="16"/>
       </w:rPr>
     </w:pPr>
     <w:r>
       <w:rPr>
-        <w:rFonts w:ascii="Arial" w:eastAsia="Arial" w:hAnsi="Arial" w:cs="Arial"/>
+        <w:rFonts w:ascii="Arial Narrow" w:eastAsia="Arial" w:hAnsi="Arial Narrow" w:cs="Arial"/>
         <w:sz w:val="16"/>
         <w:szCs w:val="16"/>
       </w:rPr>
@@ -6230,7 +6240,7 @@
     </w:pPr>
     <w:r>
       <w:rPr>
-        <w:rFonts w:ascii="Arial" w:eastAsia="Arial" w:hAnsi="Arial" w:cs="Arial"/>
+        <w:rFonts w:ascii="Arial Narrow" w:eastAsia="Arial" w:hAnsi="Arial Narrow" w:cs="Arial"/>
         <w:sz w:val="16"/>
         <w:szCs w:val="16"/>
       </w:rPr>
@@ -6238,7 +6248,7 @@
     </w:r>
     <w:r>
       <w:rPr>
-        <w:rFonts w:ascii="Arial" w:eastAsia="Arial" w:hAnsi="Arial" w:cs="Arial"/>
+        <w:rFonts w:ascii="Arial Narrow" w:eastAsia="Arial" w:hAnsi="Arial Narrow" w:cs="Arial"/>
         <w:sz w:val="16"/>
         <w:szCs w:val="16"/>
       </w:rPr>
@@ -6246,7 +6256,7 @@
     </w:r>
     <w:r>
       <w:rPr>
-        <w:rFonts w:ascii="Arial" w:eastAsia="Arial" w:hAnsi="Arial" w:cs="Arial"/>
+        <w:rFonts w:ascii="Arial Narrow" w:eastAsia="Arial" w:hAnsi="Arial Narrow" w:cs="Arial"/>
         <w:sz w:val="16"/>
         <w:szCs w:val="16"/>
       </w:rPr>
@@ -6254,7 +6264,7 @@
     </w:r>
     <w:r>
       <w:rPr>
-        <w:rFonts w:ascii="Arial" w:eastAsia="Arial" w:hAnsi="Arial" w:cs="Arial"/>
+        <w:rFonts w:ascii="Arial Narrow" w:eastAsia="Arial" w:hAnsi="Arial Narrow" w:cs="Arial"/>
         <w:sz w:val="16"/>
         <w:szCs w:val="16"/>
       </w:rPr>
@@ -6262,7 +6272,7 @@
     </w:r>
     <w:r>
       <w:rPr>
-        <w:rFonts w:ascii="Arial" w:eastAsia="Arial" w:hAnsi="Arial" w:cs="Arial"/>
+        <w:rFonts w:ascii="Arial Narrow" w:eastAsia="Arial" w:hAnsi="Arial Narrow" w:cs="Arial"/>
         <w:sz w:val="16"/>
         <w:szCs w:val="16"/>
       </w:rPr>
@@ -6322,6 +6332,7 @@
           <w:rFonts w:ascii="Arial Narrow" w:hAnsi="Arial Narrow" w:cs="Arial"/>
           <w:sz w:val="16"/>
           <w:szCs w:val="16"/>
+          <w:vertAlign w:val="superscript"/>
         </w:rPr>
         <w:footnoteRef/>
       </w:r>
@@ -6396,6 +6407,7 @@
           <w:rFonts w:ascii="Arial Narrow" w:hAnsi="Arial Narrow" w:cs="Arial"/>
           <w:sz w:val="16"/>
           <w:szCs w:val="16"/>
+          <w:vertAlign w:val="superscript"/>
         </w:rPr>
         <w:footnoteRef/>
       </w:r>
@@ -6649,6 +6661,7 @@
           <w:rFonts w:ascii="Arial Narrow" w:hAnsi="Arial Narrow"/>
           <w:sz w:val="16"/>
           <w:szCs w:val="16"/>
+          <w:vertAlign w:val="superscript"/>
         </w:rPr>
         <w:footnoteRef/>
       </w:r>
@@ -6830,6 +6843,7 @@
           <w:rFonts w:ascii="Arial Narrow" w:hAnsi="Arial Narrow" w:cs="Arial"/>
           <w:sz w:val="16"/>
           <w:szCs w:val="16"/>
+          <w:vertAlign w:val="superscript"/>
         </w:rPr>
         <w:footnoteRef/>
       </w:r>
@@ -6997,6 +7011,7 @@
           <w:rFonts w:ascii="Arial Narrow" w:hAnsi="Arial Narrow" w:cs="Arial"/>
           <w:sz w:val="16"/>
           <w:szCs w:val="16"/>
+          <w:vertAlign w:val="superscript"/>
         </w:rPr>
         <w:footnoteRef/>
       </w:r>
@@ -7067,6 +7082,7 @@
           <w:rFonts w:ascii="Arial Narrow" w:hAnsi="Arial Narrow" w:cs="Arial"/>
           <w:sz w:val="16"/>
           <w:szCs w:val="16"/>
+          <w:vertAlign w:val="superscript"/>
         </w:rPr>
         <w:footnoteRef/>
       </w:r>
@@ -7254,7 +7270,7 @@
       </w:pPr>
       <w:r>
         <w:rPr>
-          <w:rStyle w:val="TextonotapieCar"/>
+          <w:rStyle w:val="Refdenotaalpie"/>
           <w:rFonts w:ascii="Arial Narrow" w:hAnsi="Arial Narrow" w:cs="Arial"/>
           <w:sz w:val="16"/>
           <w:szCs w:val="16"/>
@@ -7470,6 +7486,7 @@
           <w:rFonts w:ascii="Arial Narrow" w:hAnsi="Arial Narrow" w:cs="Arial"/>
           <w:sz w:val="16"/>
           <w:szCs w:val="16"/>
+          <w:vertAlign w:val="superscript"/>
         </w:rPr>
         <w:footnoteRef/>
       </w:r>
@@ -8287,6 +8304,7 @@
           <w:rFonts w:ascii="Arial Narrow" w:hAnsi="Arial Narrow" w:cs="Arial"/>
           <w:sz w:val="16"/>
           <w:szCs w:val="16"/>
+          <w:vertAlign w:val="superscript"/>
         </w:rPr>
         <w:footnoteRef/>
       </w:r>
@@ -8507,6 +8525,7 @@
           <w:bCs/>
           <w:sz w:val="16"/>
           <w:szCs w:val="16"/>
+          <w:vertAlign w:val="superscript"/>
         </w:rPr>
         <w:footnoteRef/>
       </w:r>
@@ -8596,6 +8615,7 @@
           <w:rFonts w:ascii="Arial Narrow" w:hAnsi="Arial Narrow" w:cs="Arial"/>
           <w:sz w:val="16"/>
           <w:szCs w:val="16"/>
+          <w:vertAlign w:val="superscript"/>
         </w:rPr>
         <w:footnoteRef/>
       </w:r>
@@ -11080,6 +11100,17 @@
       <w:szCs w:val="20"/>
     </w:rPr>
   </w:style>
+  <w:style w:type="character" w:styleId="FootnoteReference">
+    <w:name w:val="footnote reference"/>
+    <w:basedOn w:val="Fuentedeprrafopredeter"/>
+    <w:uiPriority w:val="99"/>
+    <w:semiHidden/>
+    <w:unhideWhenUsed/>
+    <w:rPr>
+      <w:rFonts w:ascii="Arial Narrow" w:hAnsi="Arial Narrow"/>
+      <w:vertAlign w:val="superscript"/>
+    </w:rPr>
+  </w:style>
 </w:styles>
 </file>
 

--- a/plantillas_maestras/01_seguro_vehicular/negativa_cobertura/2_o_mas_ddos_varios/varon/TPL_0438_2026_SEGURO_VEHICULAR_NEGATIVA_COBERTURA_ASEGURADORA_VARON_R1.docx
+++ b/plantillas_maestras/01_seguro_vehicular/negativa_cobertura/2_o_mas_ddos_varios/varon/TPL_0438_2026_SEGURO_VEHICULAR_NEGATIVA_COBERTURA_ASEGURADORA_VARON_R1.docx
@@ -1,8 +1,8 @@
 
 <file path=word/document.xml><?xml version="1.0" encoding="utf-8"?>
-<w:document xmlns:wpc="http://schemas.microsoft.com/office/word/2010/wordprocessingCanvas" xmlns:cx="http://schemas.microsoft.com/office/drawing/2014/chartex" xmlns:cx1="http://schemas.microsoft.com/office/drawing/2015/9/8/chartex" xmlns:cx2="http://schemas.microsoft.com/office/drawing/2015/10/21/chartex" xmlns:cx3="http://schemas.microsoft.com/office/drawing/2016/5/9/chartex" xmlns:cx4="http://schemas.microsoft.com/office/drawing/2016/5/10/chartex" xmlns:cx5="http://schemas.microsoft.com/office/drawing/2016/5/11/chartex" xmlns:cx6="http://schemas.microsoft.com/office/drawing/2016/5/12/chartex" xmlns:cx7="http://schemas.microsoft.com/office/drawing/2016/5/13/chartex" xmlns:cx8="http://schemas.microsoft.com/office/drawing/2016/5/14/chartex" xmlns:mc="http://schemas.openxmlformats.org/markup-compatibility/2006" xmlns:aink="http://schemas.microsoft.com/office/drawing/2016/ink" xmlns:am3d="http://schemas.microsoft.com/office/drawing/2017/model3d" xmlns:o="urn:schemas-microsoft-com:office:office" xmlns:oel="http://schemas.microsoft.com/office/2019/extlst" xmlns:r="http://schemas.openxmlformats.org/officeDocument/2006/relationships" xmlns:m="http://schemas.openxmlformats.org/officeDocument/2006/math" xmlns:v="urn:schemas-microsoft-com:vml" xmlns:wp14="http://schemas.microsoft.com/office/word/2010/wordprocessingDrawing" xmlns:wp="http://schemas.openxmlformats.org/drawingml/2006/wordprocessingDrawing" xmlns:w10="urn:schemas-microsoft-com:office:word" xmlns:w="http://schemas.openxmlformats.org/wordprocessingml/2006/main" xmlns:w14="http://schemas.microsoft.com/office/word/2010/wordml" xmlns:w15="http://schemas.microsoft.com/office/word/2012/wordml" xmlns:w16cex="http://schemas.microsoft.com/office/word/2018/wordml/cex" xmlns:w16cid="http://schemas.microsoft.com/office/word/2016/wordml/cid" xmlns:w16="http://schemas.microsoft.com/office/word/2018/wordml" xmlns:w16du="http://schemas.microsoft.com/office/word/2023/wordml/word16du" xmlns:w16sdtdh="http://schemas.microsoft.com/office/word/2020/wordml/sdtdatahash" xmlns:w16sdtfl="http://schemas.microsoft.com/office/word/2024/wordml/sdtformatlock" xmlns:w16se="http://schemas.microsoft.com/office/word/2015/wordml/symex" xmlns:wpg="http://schemas.microsoft.com/office/word/2010/wordprocessingGroup" xmlns:wpi="http://schemas.microsoft.com/office/word/2010/wordprocessingInk" xmlns:wne="http://schemas.microsoft.com/office/word/2006/wordml" xmlns:wps="http://schemas.microsoft.com/office/word/2010/wordprocessingShape" mc:Ignorable="w14 w15 w16se w16cid w16 w16cex w16sdtdh w16sdtfl w16du wp14">
+<w:document xmlns:ns1="http://schemas.openxmlformats.org/markup-compatibility/2006" xmlns:ns2="http://schemas.microsoft.com/office/word/2010/wordml" xmlns:ns3="http://schemas.openxmlformats.org/officeDocument/2006/relationships" xmlns:w="http://schemas.openxmlformats.org/wordprocessingml/2006/main" ns1:Ignorable="w14 w15 w16se w16cid w16 w16cex w16sdtdh w16sdtfl w16du wp14">
   <w:body>
-    <w:p>
+    <w:p ns2:paraId="1B509B2D" ns2:textId="5383F0FF">
       <w:pPr>
         <w:tabs>
           <w:tab w:val="left" w:pos="1701"/>
@@ -14,7 +14,7 @@
           <w:color w:val="000000"/>
           <w:kern w:val="0"/>
           <w:lang w:eastAsia="es-PE"/>
-          <w14:ligatures w14:val="none"/>
+          <ns2:ligatures ns2:val="none"/>
         </w:rPr>
       </w:pPr>
       <w:bookmarkStart w:id="0" w:name="_Hlk80343540"/>
@@ -25,7 +25,7 @@
           <w:color w:val="000000"/>
           <w:kern w:val="0"/>
           <w:lang w:eastAsia="es-PE"/>
-          <w14:ligatures w14:val="none"/>
+          <ns2:ligatures ns2:val="none"/>
         </w:rPr>
         <w:t xml:space="preserve">EXPEDIENTE </w:t>
       </w:r>
@@ -36,7 +36,7 @@
           <w:color w:val="000000"/>
           <w:kern w:val="0"/>
           <w:lang w:eastAsia="es-PE"/>
-          <w14:ligatures w14:val="none"/>
+          <ns2:ligatures ns2:val="none"/>
         </w:rPr>
         <w:tab/>
         <w:t>:</w:t>
@@ -48,7 +48,7 @@
           <w:color w:val="000000"/>
           <w:kern w:val="0"/>
           <w:lang w:eastAsia="es-PE"/>
-          <w14:ligatures w14:val="none"/>
+          <ns2:ligatures ns2:val="none"/>
         </w:rPr>
         <w:tab/>
       </w:r>
@@ -61,7 +61,7 @@
           <w:kern w:val="0"/>
           <w:shd w:val="clear" w:color="auto" w:fill="FFFFFF"/>
           <w:lang w:eastAsia="es-PE"/>
-          <w14:ligatures w14:val="none"/>
+          <ns2:ligatures ns2:val="none"/>
         </w:rPr>
         <w:t>04</w:t>
       </w:r>
@@ -74,12 +74,12 @@
           <w:kern w:val="0"/>
           <w:shd w:val="clear" w:color="auto" w:fill="FFFFFF"/>
           <w:lang w:eastAsia="es-PE"/>
-          <w14:ligatures w14:val="none"/>
+          <ns2:ligatures ns2:val="none"/>
         </w:rPr>
         <w:t>38-2026/CC1</w:t>
       </w:r>
     </w:p>
-    <w:p>
+    <w:p ns2:paraId="7E5DC22B" ns2:textId="4913A358">
       <w:pPr>
         <w:tabs>
           <w:tab w:val="left" w:pos="1701"/>
@@ -94,17 +94,17 @@
           <w:color w:val="000000"/>
           <w:kern w:val="0"/>
           <w:lang w:eastAsia="es-PE"/>
-          <w14:ligatures w14:val="none"/>
-        </w:rPr>
-      </w:pPr>
-      <w:r>
-        <w:rPr>
-          <w:rFonts w:ascii="Arial Narrow" w:eastAsia="Arial Narrow" w:hAnsi="Arial Narrow" w:cs="Arial Narrow"/>
-          <w:b/>
-          <w:color w:val="000000"/>
-          <w:kern w:val="0"/>
-          <w:lang w:eastAsia="es-PE"/>
-          <w14:ligatures w14:val="none"/>
+          <ns2:ligatures ns2:val="none"/>
+        </w:rPr>
+      </w:pPr>
+      <w:r>
+        <w:rPr>
+          <w:rFonts w:ascii="Arial Narrow" w:eastAsia="Arial Narrow" w:hAnsi="Arial Narrow" w:cs="Arial Narrow"/>
+          <w:b/>
+          <w:color w:val="000000"/>
+          <w:kern w:val="0"/>
+          <w:lang w:eastAsia="es-PE"/>
+          <ns2:ligatures ns2:val="none"/>
         </w:rPr>
         <w:t xml:space="preserve">DENUNCIANTE:[DENUNCIANTE] (SEÑOR [APELLIDO])</w:t>
       </w:r>
@@ -115,7 +115,7 @@
           <w:color w:val="000000"/>
           <w:kern w:val="0"/>
           <w:lang w:eastAsia="es-PE"/>
-          <w14:ligatures w14:val="none"/>
+          <ns2:ligatures ns2:val="none"/>
         </w:rPr>
         <w:tab/>
         <w:t/>
@@ -127,7 +127,7 @@
           <w:color w:val="000000"/>
           <w:kern w:val="0"/>
           <w:lang w:eastAsia="es-PE"/>
-          <w14:ligatures w14:val="none"/>
+          <ns2:ligatures ns2:val="none"/>
         </w:rPr>
         <w:tab/>
       </w:r>
@@ -138,7 +138,7 @@
           <w:color w:val="000000"/>
           <w:kern w:val="0"/>
           <w:lang w:eastAsia="es-PE"/>
-          <w14:ligatures w14:val="none"/>
+          <ns2:ligatures ns2:val="none"/>
         </w:rPr>
         <w:t/>
       </w:r>
@@ -149,7 +149,7 @@
           <w:color w:val="000000"/>
           <w:kern w:val="0"/>
           <w:lang w:eastAsia="es-PE"/>
-          <w14:ligatures w14:val="none"/>
+          <ns2:ligatures ns2:val="none"/>
         </w:rPr>
         <w:t/>
       </w:r>
@@ -160,7 +160,7 @@
           <w:color w:val="000000"/>
           <w:kern w:val="0"/>
           <w:lang w:eastAsia="es-PE"/>
-          <w14:ligatures w14:val="none"/>
+          <ns2:ligatures ns2:val="none"/>
         </w:rPr>
         <w:t xml:space="preserve"/>
       </w:r>
@@ -171,7 +171,7 @@
           <w:color w:val="000000"/>
           <w:kern w:val="0"/>
           <w:lang w:eastAsia="es-PE"/>
-          <w14:ligatures w14:val="none"/>
+          <ns2:ligatures ns2:val="none"/>
         </w:rPr>
         <w:t xml:space="preserve"/>
       </w:r>
@@ -182,7 +182,7 @@
           <w:color w:val="000000"/>
           <w:kern w:val="0"/>
           <w:lang w:eastAsia="es-PE"/>
-          <w14:ligatures w14:val="none"/>
+          <ns2:ligatures ns2:val="none"/>
         </w:rPr>
         <w:t/>
       </w:r>
@@ -193,12 +193,12 @@
           <w:color w:val="000000"/>
           <w:kern w:val="0"/>
           <w:lang w:eastAsia="es-PE"/>
-          <w14:ligatures w14:val="none"/>
+          <ns2:ligatures ns2:val="none"/>
         </w:rPr>
         <w:t/>
       </w:r>
     </w:p>
-    <w:p>
+    <w:p ns2:paraId="6DEEEDFE" ns2:textId="7B6B3C65">
       <w:pPr>
         <w:tabs>
           <w:tab w:val="left" w:pos="1701"/>
@@ -213,17 +213,17 @@
           <w:color w:val="000000"/>
           <w:kern w:val="0"/>
           <w:lang w:eastAsia="es-PE"/>
-          <w14:ligatures w14:val="none"/>
-        </w:rPr>
-      </w:pPr>
-      <w:r>
-        <w:rPr>
-          <w:rFonts w:ascii="Arial Narrow" w:eastAsia="Arial Narrow" w:hAnsi="Arial Narrow" w:cs="Arial Narrow"/>
-          <w:b/>
-          <w:color w:val="000000"/>
-          <w:kern w:val="0"/>
-          <w:lang w:eastAsia="es-PE"/>
-          <w14:ligatures w14:val="none"/>
+          <ns2:ligatures ns2:val="none"/>
+        </w:rPr>
+      </w:pPr>
+      <w:r>
+        <w:rPr>
+          <w:rFonts w:ascii="Arial Narrow" w:eastAsia="Arial Narrow" w:hAnsi="Arial Narrow" w:cs="Arial Narrow"/>
+          <w:b/>
+          <w:color w:val="000000"/>
+          <w:kern w:val="0"/>
+          <w:lang w:eastAsia="es-PE"/>
+          <ns2:ligatures ns2:val="none"/>
         </w:rPr>
         <w:t>DENUNCIADO</w:t>
       </w:r>
@@ -234,7 +234,7 @@
           <w:color w:val="000000"/>
           <w:kern w:val="0"/>
           <w:lang w:eastAsia="es-PE"/>
-          <w14:ligatures w14:val="none"/>
+          <ns2:ligatures ns2:val="none"/>
         </w:rPr>
         <w:tab/>
         <w:t>:</w:t>
@@ -246,7 +246,7 @@
           <w:color w:val="000000"/>
           <w:kern w:val="0"/>
           <w:lang w:eastAsia="es-PE"/>
-          <w14:ligatures w14:val="none"/>
+          <ns2:ligatures ns2:val="none"/>
         </w:rPr>
         <w:tab/>
       </w:r>
@@ -257,7 +257,7 @@
           <w:color w:val="000000"/>
           <w:kern w:val="0"/>
           <w:lang w:eastAsia="es-PE"/>
-          <w14:ligatures w14:val="none"/>
+          <ns2:ligatures ns2:val="none"/>
         </w:rPr>
         <w:t xml:space="preserve">PACÍFICO COMPAÑÍA DE SEGUROS Y REASEGUROS S.A. </w:t>
       </w:r>
@@ -268,7 +268,7 @@
           <w:color w:val="000000"/>
           <w:kern w:val="0"/>
           <w:lang w:eastAsia="es-PE"/>
-          <w14:ligatures w14:val="none"/>
+          <ns2:ligatures ns2:val="none"/>
         </w:rPr>
         <w:t>(</w:t>
       </w:r>
@@ -279,7 +279,7 @@
           <w:color w:val="000000"/>
           <w:kern w:val="0"/>
           <w:lang w:eastAsia="es-PE"/>
-          <w14:ligatures w14:val="none"/>
+          <ns2:ligatures ns2:val="none"/>
         </w:rPr>
         <w:t>PACÍFICO</w:t>
       </w:r>
@@ -290,12 +290,12 @@
           <w:color w:val="000000"/>
           <w:kern w:val="0"/>
           <w:lang w:eastAsia="es-PE"/>
-          <w14:ligatures w14:val="none"/>
+          <ns2:ligatures ns2:val="none"/>
         </w:rPr>
         <w:t>)</w:t>
       </w:r>
     </w:p>
-    <w:p>
+    <w:p ns2:paraId="022D2B94" ns2:textId="77777777">
       <w:pPr>
         <w:tabs>
           <w:tab w:val="left" w:pos="1701"/>
@@ -310,17 +310,17 @@
           <w:color w:val="000000"/>
           <w:kern w:val="0"/>
           <w:lang w:eastAsia="es-PE"/>
-          <w14:ligatures w14:val="none"/>
-        </w:rPr>
-      </w:pPr>
-      <w:r>
-        <w:rPr>
-          <w:rFonts w:ascii="Arial Narrow" w:eastAsia="Arial Narrow" w:hAnsi="Arial Narrow" w:cs="Arial Narrow"/>
-          <w:b/>
-          <w:color w:val="000000"/>
-          <w:kern w:val="0"/>
-          <w:lang w:eastAsia="es-PE"/>
-          <w14:ligatures w14:val="none"/>
+          <ns2:ligatures ns2:val="none"/>
+        </w:rPr>
+      </w:pPr>
+      <w:r>
+        <w:rPr>
+          <w:rFonts w:ascii="Arial Narrow" w:eastAsia="Arial Narrow" w:hAnsi="Arial Narrow" w:cs="Arial Narrow"/>
+          <w:b/>
+          <w:color w:val="000000"/>
+          <w:kern w:val="0"/>
+          <w:lang w:eastAsia="es-PE"/>
+          <ns2:ligatures ns2:val="none"/>
         </w:rPr>
         <w:t>MATERIAS</w:t>
       </w:r>
@@ -331,7 +331,7 @@
           <w:color w:val="000000"/>
           <w:kern w:val="0"/>
           <w:lang w:eastAsia="es-PE"/>
-          <w14:ligatures w14:val="none"/>
+          <ns2:ligatures ns2:val="none"/>
         </w:rPr>
         <w:tab/>
         <w:t xml:space="preserve">: </w:t>
@@ -343,13 +343,13 @@
           <w:color w:val="000000"/>
           <w:kern w:val="0"/>
           <w:lang w:eastAsia="es-PE"/>
-          <w14:ligatures w14:val="none"/>
+          <ns2:ligatures ns2:val="none"/>
         </w:rPr>
         <w:tab/>
         <w:t>ADMISIÓN A TRÁMITE</w:t>
       </w:r>
     </w:p>
-    <w:p>
+    <w:p ns2:paraId="19ED7B73" ns2:textId="77777777">
       <w:pPr>
         <w:tabs>
           <w:tab w:val="left" w:pos="1701"/>
@@ -364,22 +364,22 @@
           <w:color w:val="000000"/>
           <w:kern w:val="0"/>
           <w:lang w:eastAsia="es-PE"/>
-          <w14:ligatures w14:val="none"/>
-        </w:rPr>
-      </w:pPr>
-      <w:r>
-        <w:rPr>
-          <w:rFonts w:ascii="Arial Narrow" w:eastAsia="Arial Narrow" w:hAnsi="Arial Narrow" w:cs="Arial Narrow"/>
-          <w:b/>
-          <w:color w:val="000000"/>
-          <w:kern w:val="0"/>
-          <w:lang w:eastAsia="es-PE"/>
-          <w14:ligatures w14:val="none"/>
+          <ns2:ligatures ns2:val="none"/>
+        </w:rPr>
+      </w:pPr>
+      <w:r>
+        <w:rPr>
+          <w:rFonts w:ascii="Arial Narrow" w:eastAsia="Arial Narrow" w:hAnsi="Arial Narrow" w:cs="Arial Narrow"/>
+          <w:b/>
+          <w:color w:val="000000"/>
+          <w:kern w:val="0"/>
+          <w:lang w:eastAsia="es-PE"/>
+          <ns2:ligatures ns2:val="none"/>
         </w:rPr>
         <w:t xml:space="preserve">REQUERIMIENTO DE INFORMACIÓN </w:t>
       </w:r>
     </w:p>
-    <w:p>
+    <w:p ns2:paraId="46A5A479" ns2:textId="4D266489">
       <w:pPr>
         <w:tabs>
           <w:tab w:val="left" w:pos="1701"/>
@@ -393,17 +393,17 @@
           <w:color w:val="000000"/>
           <w:kern w:val="0"/>
           <w:lang w:eastAsia="es-PE"/>
-          <w14:ligatures w14:val="none"/>
-        </w:rPr>
-      </w:pPr>
-      <w:r>
-        <w:rPr>
-          <w:rFonts w:ascii="Arial Narrow" w:eastAsia="Arial Narrow" w:hAnsi="Arial Narrow" w:cs="Arial Narrow"/>
-          <w:b/>
-          <w:color w:val="000000"/>
-          <w:kern w:val="0"/>
-          <w:lang w:eastAsia="es-PE"/>
-          <w14:ligatures w14:val="none"/>
+          <ns2:ligatures ns2:val="none"/>
+        </w:rPr>
+      </w:pPr>
+      <w:r>
+        <w:rPr>
+          <w:rFonts w:ascii="Arial Narrow" w:eastAsia="Arial Narrow" w:hAnsi="Arial Narrow" w:cs="Arial Narrow"/>
+          <w:b/>
+          <w:color w:val="000000"/>
+          <w:kern w:val="0"/>
+          <w:lang w:eastAsia="es-PE"/>
+          <ns2:ligatures ns2:val="none"/>
         </w:rPr>
         <w:t xml:space="preserve">RESOLUCIÓN </w:t>
       </w:r>
@@ -414,7 +414,7 @@
           <w:color w:val="000000"/>
           <w:kern w:val="0"/>
           <w:lang w:eastAsia="es-PE"/>
-          <w14:ligatures w14:val="none"/>
+          <ns2:ligatures ns2:val="none"/>
         </w:rPr>
         <w:tab/>
         <w:t>:</w:t>
@@ -426,7 +426,7 @@
           <w:color w:val="000000"/>
           <w:kern w:val="0"/>
           <w:lang w:eastAsia="es-PE"/>
-          <w14:ligatures w14:val="none"/>
+          <ns2:ligatures ns2:val="none"/>
         </w:rPr>
         <w:tab/>
       </w:r>
@@ -437,12 +437,12 @@
           <w:color w:val="000000"/>
           <w:kern w:val="0"/>
           <w:lang w:eastAsia="es-PE"/>
-          <w14:ligatures w14:val="none"/>
+          <ns2:ligatures ns2:val="none"/>
         </w:rPr>
         <w:t>1</w:t>
       </w:r>
     </w:p>
-    <w:p>
+    <w:p ns2:paraId="5BA3A18D" ns2:textId="77777777">
       <w:pPr>
         <w:tabs>
           <w:tab w:val="left" w:pos="1014"/>
@@ -455,11 +455,11 @@
           <w:kern w:val="0"/>
           <w:shd w:val="clear" w:color="auto" w:fill="FFFFFF"/>
           <w:lang w:eastAsia="es-PE"/>
-          <w14:ligatures w14:val="none"/>
-        </w:rPr>
-      </w:pPr>
-    </w:p>
-    <w:p>
+          <ns2:ligatures ns2:val="none"/>
+        </w:rPr>
+      </w:pPr>
+    </w:p>
+    <w:p ns2:paraId="2F799822" ns2:textId="40440050">
       <w:pPr>
         <w:tabs>
           <w:tab w:val="left" w:pos="1014"/>
@@ -472,7 +472,7 @@
           <w:kern w:val="0"/>
           <w:shd w:val="clear" w:color="auto" w:fill="FFFFFF"/>
           <w:lang w:eastAsia="es-PE"/>
-          <w14:ligatures w14:val="none"/>
+          <ns2:ligatures ns2:val="none"/>
         </w:rPr>
       </w:pPr>
       <w:r>
@@ -482,7 +482,7 @@
           <w:kern w:val="0"/>
           <w:shd w:val="clear" w:color="auto" w:fill="FFFFFF"/>
           <w:lang w:eastAsia="es-PE"/>
-          <w14:ligatures w14:val="none"/>
+          <ns2:ligatures ns2:val="none"/>
         </w:rPr>
         <w:t xml:space="preserve">Lima, </w:t>
       </w:r>
@@ -493,7 +493,7 @@
           <w:kern w:val="0"/>
           <w:shd w:val="clear" w:color="auto" w:fill="FFFFFF"/>
           <w:lang w:eastAsia="es-PE"/>
-          <w14:ligatures w14:val="none"/>
+          <ns2:ligatures ns2:val="none"/>
         </w:rPr>
         <w:t>4</w:t>
       </w:r>
@@ -504,7 +504,7 @@
           <w:kern w:val="0"/>
           <w:shd w:val="clear" w:color="auto" w:fill="FFFFFF"/>
           <w:lang w:eastAsia="es-PE"/>
-          <w14:ligatures w14:val="none"/>
+          <ns2:ligatures ns2:val="none"/>
         </w:rPr>
         <w:t xml:space="preserve"> </w:t>
       </w:r>
@@ -515,7 +515,7 @@
           <w:kern w:val="0"/>
           <w:shd w:val="clear" w:color="auto" w:fill="FFFFFF"/>
           <w:lang w:eastAsia="es-PE"/>
-          <w14:ligatures w14:val="none"/>
+          <ns2:ligatures ns2:val="none"/>
         </w:rPr>
         <w:t xml:space="preserve">de </w:t>
       </w:r>
@@ -526,7 +526,7 @@
           <w:kern w:val="0"/>
           <w:shd w:val="clear" w:color="auto" w:fill="FFFFFF"/>
           <w:lang w:eastAsia="es-PE"/>
-          <w14:ligatures w14:val="none"/>
+          <ns2:ligatures ns2:val="none"/>
         </w:rPr>
         <w:t>marzo</w:t>
       </w:r>
@@ -537,12 +537,12 @@
           <w:kern w:val="0"/>
           <w:shd w:val="clear" w:color="auto" w:fill="FFFFFF"/>
           <w:lang w:eastAsia="es-PE"/>
-          <w14:ligatures w14:val="none"/>
+          <ns2:ligatures ns2:val="none"/>
         </w:rPr>
         <w:t xml:space="preserve"> de 2026</w:t>
       </w:r>
     </w:p>
-    <w:p>
+    <w:p ns2:paraId="66CE1821" ns2:textId="77777777">
       <w:pPr>
         <w:tabs>
           <w:tab w:val="left" w:pos="1014"/>
@@ -554,11 +554,11 @@
           <w:color w:val="000000"/>
           <w:kern w:val="0"/>
           <w:lang w:eastAsia="es-PE"/>
-          <w14:ligatures w14:val="none"/>
-        </w:rPr>
-      </w:pPr>
-    </w:p>
-    <w:p>
+          <ns2:ligatures ns2:val="none"/>
+        </w:rPr>
+      </w:pPr>
+    </w:p>
+    <w:p ns2:paraId="0B80AAA5" ns2:textId="77777777">
       <w:pPr>
         <w:numPr>
           <w:ilvl w:val="0"/>
@@ -572,22 +572,22 @@
           <w:color w:val="000000"/>
           <w:kern w:val="0"/>
           <w:lang w:eastAsia="es-PE"/>
-          <w14:ligatures w14:val="none"/>
-        </w:rPr>
-      </w:pPr>
-      <w:r>
-        <w:rPr>
-          <w:rFonts w:ascii="Arial Narrow" w:eastAsia="Arial Narrow" w:hAnsi="Arial Narrow" w:cs="Arial Narrow"/>
-          <w:b/>
-          <w:color w:val="000000"/>
-          <w:kern w:val="0"/>
-          <w:lang w:eastAsia="es-PE"/>
-          <w14:ligatures w14:val="none"/>
+          <ns2:ligatures ns2:val="none"/>
+        </w:rPr>
+      </w:pPr>
+      <w:r>
+        <w:rPr>
+          <w:rFonts w:ascii="Arial Narrow" w:eastAsia="Arial Narrow" w:hAnsi="Arial Narrow" w:cs="Arial Narrow"/>
+          <w:b/>
+          <w:color w:val="000000"/>
+          <w:kern w:val="0"/>
+          <w:lang w:eastAsia="es-PE"/>
+          <ns2:ligatures ns2:val="none"/>
         </w:rPr>
         <w:t xml:space="preserve">HECHOS </w:t>
       </w:r>
     </w:p>
-    <w:p>
+    <w:p ns2:paraId="621F2AB2" ns2:textId="77777777">
       <w:pPr>
         <w:spacing w:after="0" w:line="240" w:lineRule="auto"/>
         <w:jc w:val="both"/>
@@ -596,11 +596,11 @@
           <w:color w:val="000000"/>
           <w:kern w:val="0"/>
           <w:lang w:eastAsia="es-PE"/>
-          <w14:ligatures w14:val="none"/>
-        </w:rPr>
-      </w:pPr>
-    </w:p>
-    <w:p>
+          <ns2:ligatures ns2:val="none"/>
+        </w:rPr>
+      </w:pPr>
+    </w:p>
+    <w:p ns2:paraId="60B5D5B0" ns2:textId="3802A1F3">
       <w:pPr>
         <w:numPr>
           <w:ilvl w:val="1"/>
@@ -614,7 +614,7 @@
           <w:color w:val="000000"/>
           <w:kern w:val="0"/>
           <w:lang w:val="es-ES" w:eastAsia="es-ES"/>
-          <w14:ligatures w14:val="none"/>
+          <ns2:ligatures ns2:val="none"/>
         </w:rPr>
       </w:pPr>
       <w:r>
@@ -623,7 +623,7 @@
           <w:color w:val="000000"/>
           <w:kern w:val="0"/>
           <w:lang w:val="es-ES" w:eastAsia="es-ES"/>
-          <w14:ligatures w14:val="none"/>
+          <ns2:ligatures ns2:val="none"/>
         </w:rPr>
         <w:t xml:space="preserve">Mediante el escrito del 6 de febrero de 2026, complementada mediante el escrito del 4 de marzo de 2026, el señor [APELLIDO] denunció a Pacífico por presuntas infracciones a la Ley 29571, Código de Protección y Defensa del Consumidor (en adelante, Código), señalando lo siguiente:</w:t>
       </w:r>
@@ -633,7 +633,7 @@
           <w:color w:val="000000"/>
           <w:kern w:val="0"/>
           <w:lang w:val="es-ES" w:eastAsia="es-ES"/>
-          <w14:ligatures w14:val="none"/>
+          <ns2:ligatures ns2:val="none"/>
         </w:rPr>
         <w:t xml:space="preserve"/>
       </w:r>
@@ -643,7 +643,7 @@
           <w:color w:val="000000"/>
           <w:kern w:val="0"/>
           <w:lang w:val="es-ES" w:eastAsia="es-ES"/>
-          <w14:ligatures w14:val="none"/>
+          <ns2:ligatures ns2:val="none"/>
         </w:rPr>
         <w:t/>
       </w:r>
@@ -653,7 +653,7 @@
           <w:color w:val="000000"/>
           <w:kern w:val="0"/>
           <w:lang w:val="es-ES" w:eastAsia="es-ES"/>
-          <w14:ligatures w14:val="none"/>
+          <ns2:ligatures ns2:val="none"/>
         </w:rPr>
         <w:t xml:space="preserve"/>
       </w:r>
@@ -663,7 +663,7 @@
           <w:color w:val="000000"/>
           <w:kern w:val="0"/>
           <w:lang w:val="es-ES" w:eastAsia="es-ES"/>
-          <w14:ligatures w14:val="none"/>
+          <ns2:ligatures ns2:val="none"/>
         </w:rPr>
         <w:t/>
       </w:r>
@@ -671,7 +671,7 @@
         <w:rPr>
           <w:rFonts w:ascii="Arial Narrow" w:eastAsia="Calibri" w:hAnsi="Arial Narrow" w:cs="Arial"/>
           <w:kern w:val="0"/>
-          <w14:ligatures w14:val="none"/>
+          <ns2:ligatures ns2:val="none"/>
         </w:rPr>
         <w:t xml:space="preserve"/>
       </w:r>
@@ -679,7 +679,7 @@
         <w:rPr>
           <w:rFonts w:ascii="Arial Narrow" w:eastAsia="Calibri" w:hAnsi="Arial Narrow" w:cs="Arial"/>
           <w:kern w:val="0"/>
-          <w14:ligatures w14:val="none"/>
+          <ns2:ligatures ns2:val="none"/>
         </w:rPr>
         <w:t/>
       </w:r>
@@ -687,7 +687,7 @@
         <w:rPr>
           <w:rFonts w:ascii="Arial Narrow" w:eastAsia="Calibri" w:hAnsi="Arial Narrow" w:cs="Arial"/>
           <w:kern w:val="0"/>
-          <w14:ligatures w14:val="none"/>
+          <ns2:ligatures ns2:val="none"/>
         </w:rPr>
         <w:t/>
       </w:r>
@@ -695,7 +695,7 @@
         <w:rPr>
           <w:rFonts w:ascii="Arial Narrow" w:eastAsia="Calibri" w:hAnsi="Arial Narrow" w:cs="Arial"/>
           <w:kern w:val="0"/>
-          <w14:ligatures w14:val="none"/>
+          <ns2:ligatures ns2:val="none"/>
         </w:rPr>
         <w:t xml:space="preserve"/>
       </w:r>
@@ -703,7 +703,7 @@
         <w:rPr>
           <w:rFonts w:ascii="Arial Narrow" w:eastAsia="Calibri" w:hAnsi="Arial Narrow" w:cs="Arial"/>
           <w:kern w:val="0"/>
-          <w14:ligatures w14:val="none"/>
+          <ns2:ligatures ns2:val="none"/>
         </w:rPr>
         <w:t/>
       </w:r>
@@ -711,7 +711,7 @@
         <w:rPr>
           <w:rFonts w:ascii="Arial Narrow" w:eastAsia="Calibri" w:hAnsi="Arial Narrow" w:cs="Arial"/>
           <w:kern w:val="0"/>
-          <w14:ligatures w14:val="none"/>
+          <ns2:ligatures ns2:val="none"/>
         </w:rPr>
         <w:t xml:space="preserve"/>
       </w:r>
@@ -720,7 +720,7 @@
         <w:rPr>
           <w:rFonts w:ascii="Arial Narrow" w:eastAsia="Calibri" w:hAnsi="Arial Narrow" w:cs="Arial"/>
           <w:kern w:val="0"/>
-          <w14:ligatures w14:val="none"/>
+          <ns2:ligatures ns2:val="none"/>
         </w:rPr>
         <w:t/>
       </w:r>
@@ -729,7 +729,7 @@
         <w:rPr>
           <w:rFonts w:ascii="Arial Narrow" w:eastAsia="Calibri" w:hAnsi="Arial Narrow" w:cs="Arial"/>
           <w:kern w:val="0"/>
-          <w14:ligatures w14:val="none"/>
+          <ns2:ligatures ns2:val="none"/>
         </w:rPr>
         <w:t xml:space="preserve"/>
       </w:r>
@@ -737,7 +737,7 @@
         <w:rPr>
           <w:rFonts w:ascii="Arial Narrow" w:eastAsia="Calibri" w:hAnsi="Arial Narrow" w:cs="Arial"/>
           <w:kern w:val="0"/>
-          <w14:ligatures w14:val="none"/>
+          <ns2:ligatures ns2:val="none"/>
         </w:rPr>
         <w:t/>
       </w:r>
@@ -747,7 +747,7 @@
           <w:color w:val="000000"/>
           <w:kern w:val="0"/>
           <w:lang w:val="es-ES" w:eastAsia="es-ES"/>
-          <w14:ligatures w14:val="none"/>
+          <ns2:ligatures ns2:val="none"/>
         </w:rPr>
         <w:t xml:space="preserve"/>
       </w:r>
@@ -757,7 +757,7 @@
           <w:color w:val="000000"/>
           <w:kern w:val="0"/>
           <w:lang w:val="es-ES" w:eastAsia="es-ES"/>
-          <w14:ligatures w14:val="none"/>
+          <ns2:ligatures ns2:val="none"/>
         </w:rPr>
         <w:t xml:space="preserve"/>
       </w:r>
@@ -767,7 +767,7 @@
           <w:color w:val="000000"/>
           <w:kern w:val="0"/>
           <w:lang w:val="es-ES" w:eastAsia="es-ES"/>
-          <w14:ligatures w14:val="none"/>
+          <ns2:ligatures ns2:val="none"/>
         </w:rPr>
         <w:t/>
       </w:r>
@@ -779,7 +779,7 @@
           <w:kern w:val="0"/>
           <w:vertAlign w:val="superscript"/>
           <w:lang w:val="es-ES" w:eastAsia="es-ES"/>
-          <w14:ligatures w14:val="none"/>
+          <ns2:ligatures ns2:val="none"/>
         </w:rPr>
         <w:footnoteReference w:id="1"/>
       </w:r>
@@ -789,7 +789,7 @@
           <w:color w:val="000000"/>
           <w:kern w:val="0"/>
           <w:lang w:val="es-ES" w:eastAsia="es-ES"/>
-          <w14:ligatures w14:val="none"/>
+          <ns2:ligatures ns2:val="none"/>
         </w:rPr>
         <w:t xml:space="preserve"/>
       </w:r>
@@ -800,12 +800,12 @@
           <w:color w:val="000000"/>
           <w:kern w:val="0"/>
           <w:lang w:val="es-ES" w:eastAsia="es-ES"/>
-          <w14:ligatures w14:val="none"/>
+          <ns2:ligatures ns2:val="none"/>
         </w:rPr>
         <w:t/>
       </w:r>
     </w:p>
-    <w:p>
+    <w:p ns2:paraId="512911CE" ns2:textId="77777777">
       <w:pPr>
         <w:spacing w:after="0" w:line="240" w:lineRule="auto"/>
         <w:ind w:left="567"/>
@@ -815,11 +815,11 @@
           <w:color w:val="000000"/>
           <w:kern w:val="0"/>
           <w:lang w:eastAsia="es-ES"/>
-          <w14:ligatures w14:val="none"/>
-        </w:rPr>
-      </w:pPr>
-    </w:p>
-    <w:p>
+          <ns2:ligatures ns2:val="none"/>
+        </w:rPr>
+      </w:pPr>
+    </w:p>
+    <w:p ns2:paraId="0AE241BD" ns2:textId="18C0DA4A">
       <w:pPr>
         <w:pStyle w:val="Prrafodelista"/>
         <w:numPr>
@@ -837,16 +837,16 @@
           <w:color w:val="000000"/>
           <w:kern w:val="0"/>
           <w:lang w:eastAsia="es-ES"/>
-          <w14:ligatures w14:val="none"/>
-        </w:rPr>
-      </w:pPr>
-      <w:r>
-        <w:rPr>
-          <w:rFonts w:ascii="Arial Narrow" w:eastAsia="Times New Roman" w:hAnsi="Arial Narrow" w:cs="Arial"/>
-          <w:color w:val="000000"/>
-          <w:kern w:val="0"/>
-          <w:lang w:eastAsia="es-ES"/>
-          <w14:ligatures w14:val="none"/>
+          <ns2:ligatures ns2:val="none"/>
+        </w:rPr>
+      </w:pPr>
+      <w:r>
+        <w:rPr>
+          <w:rFonts w:ascii="Arial Narrow" w:eastAsia="Times New Roman" w:hAnsi="Arial Narrow" w:cs="Arial"/>
+          <w:color w:val="000000"/>
+          <w:kern w:val="0"/>
+          <w:lang w:eastAsia="es-ES"/>
+          <ns2:ligatures ns2:val="none"/>
         </w:rPr>
         <w:t xml:space="preserve">En 2015, </w:t>
       </w:r>
@@ -856,7 +856,7 @@
           <w:color w:val="000000"/>
           <w:kern w:val="0"/>
           <w:lang w:eastAsia="es-ES"/>
-          <w14:ligatures w14:val="none"/>
+          <ns2:ligatures ns2:val="none"/>
         </w:rPr>
         <w:t>A</w:t>
       </w:r>
@@ -866,7 +866,7 @@
           <w:color w:val="000000"/>
           <w:kern w:val="0"/>
           <w:lang w:eastAsia="es-ES"/>
-          <w14:ligatures w14:val="none"/>
+          <ns2:ligatures ns2:val="none"/>
         </w:rPr>
         <w:t>dquirió</w:t>
       </w:r>
@@ -876,7 +876,7 @@
           <w:color w:val="000000"/>
           <w:kern w:val="0"/>
           <w:lang w:eastAsia="es-ES"/>
-          <w14:ligatures w14:val="none"/>
+          <ns2:ligatures ns2:val="none"/>
         </w:rPr>
         <w:t xml:space="preserve"> el Seguro de Autos Todo Riesgo – Póliza 2011225543 (en adelante, </w:t>
       </w:r>
@@ -886,7 +886,7 @@
           <w:color w:val="000000"/>
           <w:kern w:val="0"/>
           <w:lang w:eastAsia="es-ES"/>
-          <w14:ligatures w14:val="none"/>
+          <ns2:ligatures ns2:val="none"/>
         </w:rPr>
         <w:t>Seguro Vehicular</w:t>
       </w:r>
@@ -896,7 +896,7 @@
           <w:color w:val="000000"/>
           <w:kern w:val="0"/>
           <w:lang w:eastAsia="es-ES"/>
-          <w14:ligatures w14:val="none"/>
+          <ns2:ligatures ns2:val="none"/>
         </w:rPr>
         <w:t>)</w:t>
       </w:r>
@@ -906,7 +906,7 @@
           <w:color w:val="000000"/>
           <w:kern w:val="0"/>
           <w:lang w:eastAsia="es-ES"/>
-          <w14:ligatures w14:val="none"/>
+          <ns2:ligatures ns2:val="none"/>
         </w:rPr>
         <w:t xml:space="preserve"> emitido por </w:t>
       </w:r>
@@ -916,7 +916,7 @@
           <w:color w:val="000000"/>
           <w:kern w:val="0"/>
           <w:lang w:val="es-ES" w:eastAsia="es-ES"/>
-          <w14:ligatures w14:val="none"/>
+          <ns2:ligatures ns2:val="none"/>
         </w:rPr>
         <w:t xml:space="preserve">Pacífico para el </w:t>
       </w:r>
@@ -926,7 +926,7 @@
           <w:color w:val="000000"/>
           <w:kern w:val="0"/>
           <w:lang w:eastAsia="es-ES"/>
-          <w14:ligatures w14:val="none"/>
+          <ns2:ligatures ns2:val="none"/>
         </w:rPr>
         <w:t>vehículo con Placa de Rodaje CRK</w:t>
       </w:r>
@@ -936,7 +936,7 @@
           <w:color w:val="000000"/>
           <w:kern w:val="0"/>
           <w:lang w:eastAsia="es-ES"/>
-          <w14:ligatures w14:val="none"/>
+          <ns2:ligatures ns2:val="none"/>
         </w:rPr>
         <w:t>-</w:t>
       </w:r>
@@ -946,7 +946,7 @@
           <w:color w:val="000000"/>
           <w:kern w:val="0"/>
           <w:lang w:eastAsia="es-ES"/>
-          <w14:ligatures w14:val="none"/>
+          <ns2:ligatures ns2:val="none"/>
         </w:rPr>
         <w:t>463 (en adelante, vehículo asegurado)</w:t>
       </w:r>
@@ -956,12 +956,12 @@
           <w:color w:val="000000"/>
           <w:kern w:val="0"/>
           <w:lang w:eastAsia="es-ES"/>
-          <w14:ligatures w14:val="none"/>
+          <ns2:ligatures ns2:val="none"/>
         </w:rPr>
         <w:t>.</w:t>
       </w:r>
     </w:p>
-    <w:p>
+    <w:p ns2:paraId="76E4ACDA" ns2:textId="77777777">
       <w:pPr>
         <w:pStyle w:val="Prrafodelista"/>
         <w:spacing w:after="0" w:line="240" w:lineRule="auto"/>
@@ -972,11 +972,11 @@
           <w:color w:val="000000"/>
           <w:kern w:val="0"/>
           <w:lang w:eastAsia="es-ES"/>
-          <w14:ligatures w14:val="none"/>
-        </w:rPr>
-      </w:pPr>
-    </w:p>
-    <w:p>
+          <ns2:ligatures ns2:val="none"/>
+        </w:rPr>
+      </w:pPr>
+    </w:p>
+    <w:p ns2:paraId="65DCB32F" ns2:textId="25BF316A">
       <w:pPr>
         <w:pStyle w:val="Prrafodelista"/>
         <w:numPr>
@@ -994,16 +994,16 @@
           <w:color w:val="000000"/>
           <w:kern w:val="0"/>
           <w:lang w:eastAsia="es-ES"/>
-          <w14:ligatures w14:val="none"/>
-        </w:rPr>
-      </w:pPr>
-      <w:r>
-        <w:rPr>
-          <w:rFonts w:ascii="Arial Narrow" w:eastAsia="Times New Roman" w:hAnsi="Arial Narrow" w:cs="Arial"/>
-          <w:color w:val="000000"/>
-          <w:kern w:val="0"/>
-          <w:lang w:eastAsia="es-ES"/>
-          <w14:ligatures w14:val="none"/>
+          <ns2:ligatures ns2:val="none"/>
+        </w:rPr>
+      </w:pPr>
+      <w:r>
+        <w:rPr>
+          <w:rFonts w:ascii="Arial Narrow" w:eastAsia="Times New Roman" w:hAnsi="Arial Narrow" w:cs="Arial"/>
+          <w:color w:val="000000"/>
+          <w:kern w:val="0"/>
+          <w:lang w:eastAsia="es-ES"/>
+          <ns2:ligatures ns2:val="none"/>
         </w:rPr>
         <w:t xml:space="preserve">El 9 de noviembre del 2025, el vehículo asegurado, conducido por su hijo, el señor [APELLIDO] [APELLIDO] Gutiérrez (en adelante, conductor), estuvo involucrado en un accidente de tránsito a la altura del kilómetro 42,5 de la carretera Panamericana Sur. Luego de ocurrido el accidente, comunicó el siniestro a Pacífico y luego de efectuadas las diligencias iniciales, el conductor realizó el examen de dosaje etílico, el cual determinó un resultado de 0,00 G/L%. </w:t>
       </w:r>
@@ -1013,7 +1013,7 @@
           <w:color w:val="000000"/>
           <w:kern w:val="0"/>
           <w:lang w:eastAsia="es-ES"/>
-          <w14:ligatures w14:val="none"/>
+          <ns2:ligatures ns2:val="none"/>
         </w:rPr>
         <w:t/>
       </w:r>
@@ -1023,7 +1023,7 @@
           <w:color w:val="000000"/>
           <w:kern w:val="0"/>
           <w:lang w:eastAsia="es-ES"/>
-          <w14:ligatures w14:val="none"/>
+          <ns2:ligatures ns2:val="none"/>
         </w:rPr>
         <w:t xml:space="preserve"/>
       </w:r>
@@ -1033,7 +1033,7 @@
           <w:color w:val="000000"/>
           <w:kern w:val="0"/>
           <w:lang w:eastAsia="es-ES"/>
-          <w14:ligatures w14:val="none"/>
+          <ns2:ligatures ns2:val="none"/>
         </w:rPr>
         <w:t xml:space="preserve"/>
       </w:r>
@@ -1043,7 +1043,7 @@
           <w:color w:val="000000"/>
           <w:kern w:val="0"/>
           <w:lang w:eastAsia="es-ES"/>
-          <w14:ligatures w14:val="none"/>
+          <ns2:ligatures ns2:val="none"/>
         </w:rPr>
         <w:t xml:space="preserve"/>
       </w:r>
@@ -1054,7 +1054,7 @@
           <w:color w:val="000000"/>
           <w:kern w:val="0"/>
           <w:lang w:eastAsia="es-ES"/>
-          <w14:ligatures w14:val="none"/>
+          <ns2:ligatures ns2:val="none"/>
         </w:rPr>
         <w:t/>
       </w:r>
@@ -1065,7 +1065,7 @@
           <w:color w:val="000000"/>
           <w:kern w:val="0"/>
           <w:lang w:eastAsia="es-ES"/>
-          <w14:ligatures w14:val="none"/>
+          <ns2:ligatures ns2:val="none"/>
         </w:rPr>
         <w:t xml:space="preserve"/>
       </w:r>
@@ -1075,7 +1075,7 @@
           <w:color w:val="000000"/>
           <w:kern w:val="0"/>
           <w:lang w:eastAsia="es-ES"/>
-          <w14:ligatures w14:val="none"/>
+          <ns2:ligatures ns2:val="none"/>
         </w:rPr>
         <w:t/>
       </w:r>
@@ -1085,7 +1085,7 @@
           <w:color w:val="000000"/>
           <w:kern w:val="0"/>
           <w:lang w:eastAsia="es-ES"/>
-          <w14:ligatures w14:val="none"/>
+          <ns2:ligatures ns2:val="none"/>
         </w:rPr>
         <w:t xml:space="preserve"/>
       </w:r>
@@ -1095,7 +1095,7 @@
           <w:color w:val="000000"/>
           <w:kern w:val="0"/>
           <w:lang w:eastAsia="es-ES"/>
-          <w14:ligatures w14:val="none"/>
+          <ns2:ligatures ns2:val="none"/>
         </w:rPr>
         <w:t/>
       </w:r>
@@ -1105,7 +1105,7 @@
           <w:color w:val="000000"/>
           <w:kern w:val="0"/>
           <w:lang w:eastAsia="es-ES"/>
-          <w14:ligatures w14:val="none"/>
+          <ns2:ligatures ns2:val="none"/>
         </w:rPr>
         <w:t xml:space="preserve"/>
       </w:r>
@@ -1115,7 +1115,7 @@
           <w:color w:val="000000"/>
           <w:kern w:val="0"/>
           <w:lang w:eastAsia="es-ES"/>
-          <w14:ligatures w14:val="none"/>
+          <ns2:ligatures ns2:val="none"/>
         </w:rPr>
         <w:t/>
       </w:r>
@@ -1125,7 +1125,7 @@
           <w:color w:val="000000"/>
           <w:kern w:val="0"/>
           <w:lang w:eastAsia="es-ES"/>
-          <w14:ligatures w14:val="none"/>
+          <ns2:ligatures ns2:val="none"/>
         </w:rPr>
         <w:t xml:space="preserve"/>
       </w:r>
@@ -1135,7 +1135,7 @@
           <w:color w:val="000000"/>
           <w:kern w:val="0"/>
           <w:lang w:val="es-ES" w:eastAsia="es-ES"/>
-          <w14:ligatures w14:val="none"/>
+          <ns2:ligatures ns2:val="none"/>
         </w:rPr>
         <w:t/>
       </w:r>
@@ -1145,7 +1145,7 @@
           <w:color w:val="000000"/>
           <w:kern w:val="0"/>
           <w:lang w:eastAsia="es-ES"/>
-          <w14:ligatures w14:val="none"/>
+          <ns2:ligatures ns2:val="none"/>
         </w:rPr>
         <w:t xml:space="preserve"/>
       </w:r>
@@ -1155,7 +1155,7 @@
           <w:color w:val="000000"/>
           <w:kern w:val="0"/>
           <w:lang w:eastAsia="es-ES"/>
-          <w14:ligatures w14:val="none"/>
+          <ns2:ligatures ns2:val="none"/>
         </w:rPr>
         <w:t xml:space="preserve"/>
       </w:r>
@@ -1165,7 +1165,7 @@
           <w:color w:val="000000"/>
           <w:kern w:val="0"/>
           <w:lang w:eastAsia="es-ES"/>
-          <w14:ligatures w14:val="none"/>
+          <ns2:ligatures ns2:val="none"/>
         </w:rPr>
         <w:t/>
       </w:r>
@@ -1175,7 +1175,7 @@
           <w:color w:val="000000"/>
           <w:kern w:val="0"/>
           <w:lang w:eastAsia="es-ES"/>
-          <w14:ligatures w14:val="none"/>
+          <ns2:ligatures ns2:val="none"/>
         </w:rPr>
         <w:t xml:space="preserve"/>
       </w:r>
@@ -1185,7 +1185,7 @@
           <w:color w:val="000000"/>
           <w:kern w:val="0"/>
           <w:lang w:eastAsia="es-ES"/>
-          <w14:ligatures w14:val="none"/>
+          <ns2:ligatures ns2:val="none"/>
         </w:rPr>
         <w:t/>
       </w:r>
@@ -1195,7 +1195,7 @@
           <w:color w:val="000000"/>
           <w:kern w:val="0"/>
           <w:lang w:eastAsia="es-ES"/>
-          <w14:ligatures w14:val="none"/>
+          <ns2:ligatures ns2:val="none"/>
         </w:rPr>
         <w:t xml:space="preserve"/>
       </w:r>
@@ -1205,7 +1205,7 @@
           <w:color w:val="000000"/>
           <w:kern w:val="0"/>
           <w:lang w:eastAsia="es-ES"/>
-          <w14:ligatures w14:val="none"/>
+          <ns2:ligatures ns2:val="none"/>
         </w:rPr>
         <w:t/>
       </w:r>
@@ -1215,12 +1215,12 @@
           <w:color w:val="000000"/>
           <w:kern w:val="0"/>
           <w:lang w:eastAsia="es-ES"/>
-          <w14:ligatures w14:val="none"/>
+          <ns2:ligatures ns2:val="none"/>
         </w:rPr>
         <w:t xml:space="preserve"/>
       </w:r>
     </w:p>
-    <w:p>
+    <w:p ns2:paraId="17438843" ns2:textId="77777777">
       <w:pPr>
         <w:spacing w:after="0" w:line="240" w:lineRule="auto"/>
         <w:ind w:left="1134"/>
@@ -1230,11 +1230,11 @@
           <w:color w:val="000000"/>
           <w:kern w:val="0"/>
           <w:lang w:eastAsia="es-ES"/>
-          <w14:ligatures w14:val="none"/>
-        </w:rPr>
-      </w:pPr>
-    </w:p>
-    <w:p>
+          <ns2:ligatures ns2:val="none"/>
+        </w:rPr>
+      </w:pPr>
+    </w:p>
+    <w:p ns2:paraId="14CF357B" ns2:textId="7E8BBE6A">
       <w:pPr>
         <w:pStyle w:val="Prrafodelista"/>
         <w:numPr>
@@ -1252,16 +1252,16 @@
           <w:color w:val="000000"/>
           <w:kern w:val="0"/>
           <w:lang w:eastAsia="es-ES"/>
-          <w14:ligatures w14:val="none"/>
-        </w:rPr>
-      </w:pPr>
-      <w:r>
-        <w:rPr>
-          <w:rFonts w:ascii="Arial Narrow" w:eastAsia="Times New Roman" w:hAnsi="Arial Narrow" w:cs="Arial"/>
-          <w:color w:val="000000"/>
-          <w:kern w:val="0"/>
-          <w:lang w:eastAsia="es-ES"/>
-          <w14:ligatures w14:val="none"/>
+          <ns2:ligatures ns2:val="none"/>
+        </w:rPr>
+      </w:pPr>
+      <w:r>
+        <w:rPr>
+          <w:rFonts w:ascii="Arial Narrow" w:eastAsia="Times New Roman" w:hAnsi="Arial Narrow" w:cs="Arial"/>
+          <w:color w:val="000000"/>
+          <w:kern w:val="0"/>
+          <w:lang w:eastAsia="es-ES"/>
+          <ns2:ligatures ns2:val="none"/>
         </w:rPr>
         <w:t xml:space="preserve">El 16 de noviembre del 2025, remitió a </w:t>
       </w:r>
@@ -1271,7 +1271,7 @@
           <w:color w:val="000000"/>
           <w:kern w:val="0"/>
           <w:lang w:val="es-ES" w:eastAsia="es-ES"/>
-          <w14:ligatures w14:val="none"/>
+          <ns2:ligatures ns2:val="none"/>
         </w:rPr>
         <w:t xml:space="preserve">Pacífico </w:t>
       </w:r>
@@ -1281,7 +1281,7 @@
           <w:color w:val="000000"/>
           <w:kern w:val="0"/>
           <w:lang w:eastAsia="es-ES"/>
-          <w14:ligatures w14:val="none"/>
+          <ns2:ligatures ns2:val="none"/>
         </w:rPr>
         <w:t xml:space="preserve">un correo electrónico adjuntando la comunicación emitida por </w:t>
       </w:r>
@@ -1292,7 +1292,7 @@
           <w:color w:val="000000"/>
           <w:kern w:val="0"/>
           <w:lang w:eastAsia="es-ES"/>
-          <w14:ligatures w14:val="none"/>
+          <ns2:ligatures ns2:val="none"/>
         </w:rPr>
         <w:t>Autoland</w:t>
       </w:r>
@@ -1303,7 +1303,7 @@
           <w:color w:val="000000"/>
           <w:kern w:val="0"/>
           <w:lang w:eastAsia="es-ES"/>
-          <w14:ligatures w14:val="none"/>
+          <ns2:ligatures ns2:val="none"/>
         </w:rPr>
         <w:t xml:space="preserve"> S.A.</w:t>
       </w:r>
@@ -1313,7 +1313,7 @@
           <w:color w:val="000000"/>
           <w:kern w:val="0"/>
           <w:lang w:eastAsia="es-ES"/>
-          <w14:ligatures w14:val="none"/>
+          <ns2:ligatures ns2:val="none"/>
         </w:rPr>
         <w:t xml:space="preserve">, que </w:t>
       </w:r>
@@ -1323,7 +1323,7 @@
           <w:color w:val="000000"/>
           <w:kern w:val="0"/>
           <w:lang w:eastAsia="es-ES"/>
-          <w14:ligatures w14:val="none"/>
+          <ns2:ligatures ns2:val="none"/>
         </w:rPr>
         <w:t>concluyó que el vehículo asegurado presentaba condición de pérdida total</w:t>
       </w:r>
@@ -1333,7 +1333,7 @@
           <w:color w:val="000000"/>
           <w:kern w:val="0"/>
           <w:lang w:eastAsia="es-ES"/>
-          <w14:ligatures w14:val="none"/>
+          <ns2:ligatures ns2:val="none"/>
         </w:rPr>
         <w:t xml:space="preserve">, con la finalidad de solicitar </w:t>
       </w:r>
@@ -1343,7 +1343,7 @@
           <w:color w:val="000000"/>
           <w:kern w:val="0"/>
           <w:lang w:eastAsia="es-ES"/>
-          <w14:ligatures w14:val="none"/>
+          <ns2:ligatures ns2:val="none"/>
         </w:rPr>
         <w:t xml:space="preserve">el otorgamiento </w:t>
       </w:r>
@@ -1353,7 +1353,7 @@
           <w:color w:val="000000"/>
           <w:kern w:val="0"/>
           <w:lang w:eastAsia="es-ES"/>
-          <w14:ligatures w14:val="none"/>
+          <ns2:ligatures ns2:val="none"/>
         </w:rPr>
         <w:t xml:space="preserve">de la cobertura correspondiente al </w:t>
       </w:r>
@@ -1363,7 +1363,7 @@
           <w:color w:val="000000"/>
           <w:kern w:val="0"/>
           <w:lang w:eastAsia="es-ES"/>
-          <w14:ligatures w14:val="none"/>
+          <ns2:ligatures ns2:val="none"/>
         </w:rPr>
         <w:t xml:space="preserve">Seguro Vehicular </w:t>
       </w:r>
@@ -1373,7 +1373,7 @@
           <w:color w:val="000000"/>
           <w:kern w:val="0"/>
           <w:lang w:eastAsia="es-ES"/>
-          <w14:ligatures w14:val="none"/>
+          <ns2:ligatures ns2:val="none"/>
         </w:rPr>
         <w:t>y el reconocimiento de la pérdida total del vehículo.</w:t>
       </w:r>
@@ -1383,12 +1383,12 @@
           <w:color w:val="000000"/>
           <w:kern w:val="0"/>
           <w:lang w:eastAsia="es-ES"/>
-          <w14:ligatures w14:val="none"/>
+          <ns2:ligatures ns2:val="none"/>
         </w:rPr>
         <w:t xml:space="preserve"> </w:t>
       </w:r>
     </w:p>
-    <w:p>
+    <w:p ns2:paraId="6C435991" ns2:textId="77777777">
       <w:pPr>
         <w:pStyle w:val="Prrafodelista"/>
         <w:spacing w:after="0" w:line="240" w:lineRule="auto"/>
@@ -1399,11 +1399,11 @@
           <w:color w:val="000000"/>
           <w:kern w:val="0"/>
           <w:lang w:eastAsia="es-ES"/>
-          <w14:ligatures w14:val="none"/>
-        </w:rPr>
-      </w:pPr>
-    </w:p>
-    <w:p>
+          <ns2:ligatures ns2:val="none"/>
+        </w:rPr>
+      </w:pPr>
+    </w:p>
+    <w:p ns2:paraId="6ECFFE1E" ns2:textId="41CAFEFC">
       <w:pPr>
         <w:pStyle w:val="Prrafodelista"/>
         <w:numPr>
@@ -1421,16 +1421,16 @@
           <w:color w:val="000000"/>
           <w:kern w:val="0"/>
           <w:lang w:eastAsia="es-ES"/>
-          <w14:ligatures w14:val="none"/>
-        </w:rPr>
-      </w:pPr>
-      <w:r>
-        <w:rPr>
-          <w:rFonts w:ascii="Arial Narrow" w:eastAsia="Times New Roman" w:hAnsi="Arial Narrow" w:cs="Arial"/>
-          <w:color w:val="000000"/>
-          <w:kern w:val="0"/>
-          <w:lang w:eastAsia="es-ES"/>
-          <w14:ligatures w14:val="none"/>
+          <ns2:ligatures ns2:val="none"/>
+        </w:rPr>
+      </w:pPr>
+      <w:r>
+        <w:rPr>
+          <w:rFonts w:ascii="Arial Narrow" w:eastAsia="Times New Roman" w:hAnsi="Arial Narrow" w:cs="Arial"/>
+          <w:color w:val="000000"/>
+          <w:kern w:val="0"/>
+          <w:lang w:eastAsia="es-ES"/>
+          <ns2:ligatures ns2:val="none"/>
         </w:rPr>
         <w:t xml:space="preserve">El 20 de noviembre del 2025, </w:t>
       </w:r>
@@ -1440,7 +1440,7 @@
           <w:color w:val="000000"/>
           <w:kern w:val="0"/>
           <w:lang w:val="es-ES" w:eastAsia="es-ES"/>
-          <w14:ligatures w14:val="none"/>
+          <ns2:ligatures ns2:val="none"/>
         </w:rPr>
         <w:t xml:space="preserve">Pacífico </w:t>
       </w:r>
@@ -1450,7 +1450,7 @@
           <w:color w:val="000000"/>
           <w:kern w:val="0"/>
           <w:lang w:eastAsia="es-ES"/>
-          <w14:ligatures w14:val="none"/>
+          <ns2:ligatures ns2:val="none"/>
         </w:rPr>
         <w:t xml:space="preserve">respondió solicitando la remisión de la denuncia policial, el certificado de dosaje etílico y el informe policial completo, así como la realización de un examen de polígrafo al conductor del </w:t>
       </w:r>
@@ -1460,7 +1460,7 @@
           <w:color w:val="000000"/>
           <w:kern w:val="0"/>
           <w:lang w:eastAsia="es-ES"/>
-          <w14:ligatures w14:val="none"/>
+          <ns2:ligatures ns2:val="none"/>
         </w:rPr>
         <w:t>vehículo asegurado</w:t>
       </w:r>
@@ -1470,7 +1470,7 @@
           <w:color w:val="000000"/>
           <w:kern w:val="0"/>
           <w:lang w:eastAsia="es-ES"/>
-          <w14:ligatures w14:val="none"/>
+          <ns2:ligatures ns2:val="none"/>
         </w:rPr>
         <w:t xml:space="preserve">, proporcionando como opciones de evaluación a las empresas Honesty S.A.C. y </w:t>
       </w:r>
@@ -1481,7 +1481,7 @@
           <w:color w:val="000000"/>
           <w:kern w:val="0"/>
           <w:lang w:eastAsia="es-ES"/>
-          <w14:ligatures w14:val="none"/>
+          <ns2:ligatures ns2:val="none"/>
         </w:rPr>
         <w:t>Poligraph</w:t>
       </w:r>
@@ -1492,7 +1492,7 @@
           <w:color w:val="000000"/>
           <w:kern w:val="0"/>
           <w:lang w:eastAsia="es-ES"/>
-          <w14:ligatures w14:val="none"/>
+          <ns2:ligatures ns2:val="none"/>
         </w:rPr>
         <w:t xml:space="preserve"> </w:t>
       </w:r>
@@ -1503,7 +1503,7 @@
           <w:color w:val="000000"/>
           <w:kern w:val="0"/>
           <w:lang w:eastAsia="es-ES"/>
-          <w14:ligatures w14:val="none"/>
+          <ns2:ligatures ns2:val="none"/>
         </w:rPr>
         <w:t>Quality</w:t>
       </w:r>
@@ -1514,7 +1514,7 @@
           <w:color w:val="000000"/>
           <w:kern w:val="0"/>
           <w:lang w:eastAsia="es-ES"/>
-          <w14:ligatures w14:val="none"/>
+          <ns2:ligatures ns2:val="none"/>
         </w:rPr>
         <w:t xml:space="preserve"> Control E.I.R.L.</w:t>
       </w:r>
@@ -1524,7 +1524,7 @@
           <w:color w:val="000000"/>
           <w:kern w:val="0"/>
           <w:lang w:eastAsia="es-ES"/>
-          <w14:ligatures w14:val="none"/>
+          <ns2:ligatures ns2:val="none"/>
         </w:rPr>
         <w:t xml:space="preserve"> (en adelante, </w:t>
       </w:r>
@@ -1535,7 +1535,7 @@
           <w:color w:val="000000"/>
           <w:kern w:val="0"/>
           <w:lang w:eastAsia="es-ES"/>
-          <w14:ligatures w14:val="none"/>
+          <ns2:ligatures ns2:val="none"/>
         </w:rPr>
         <w:t>Poligraph</w:t>
       </w:r>
@@ -1546,7 +1546,7 @@
           <w:color w:val="000000"/>
           <w:kern w:val="0"/>
           <w:lang w:eastAsia="es-ES"/>
-          <w14:ligatures w14:val="none"/>
+          <ns2:ligatures ns2:val="none"/>
         </w:rPr>
         <w:t>)</w:t>
       </w:r>
@@ -1556,12 +1556,12 @@
           <w:color w:val="000000"/>
           <w:kern w:val="0"/>
           <w:lang w:eastAsia="es-ES"/>
-          <w14:ligatures w14:val="none"/>
+          <ns2:ligatures ns2:val="none"/>
         </w:rPr>
         <w:t>.</w:t>
       </w:r>
     </w:p>
-    <w:p>
+    <w:p ns2:paraId="3C54BB36" ns2:textId="77777777">
       <w:pPr>
         <w:pStyle w:val="Prrafodelista"/>
         <w:spacing w:after="0" w:line="240" w:lineRule="auto"/>
@@ -1572,11 +1572,11 @@
           <w:color w:val="000000"/>
           <w:kern w:val="0"/>
           <w:lang w:eastAsia="es-ES"/>
-          <w14:ligatures w14:val="none"/>
-        </w:rPr>
-      </w:pPr>
-    </w:p>
-    <w:p>
+          <ns2:ligatures ns2:val="none"/>
+        </w:rPr>
+      </w:pPr>
+    </w:p>
+    <w:p ns2:paraId="3C7F57A1" ns2:textId="77777777">
       <w:pPr>
         <w:pStyle w:val="Prrafodelista"/>
         <w:numPr>
@@ -1594,16 +1594,16 @@
           <w:color w:val="000000"/>
           <w:kern w:val="0"/>
           <w:lang w:eastAsia="es-ES"/>
-          <w14:ligatures w14:val="none"/>
-        </w:rPr>
-      </w:pPr>
-      <w:r>
-        <w:rPr>
-          <w:rFonts w:ascii="Arial Narrow" w:eastAsia="Times New Roman" w:hAnsi="Arial Narrow" w:cs="Arial"/>
-          <w:color w:val="000000"/>
-          <w:kern w:val="0"/>
-          <w:lang w:eastAsia="es-ES"/>
-          <w14:ligatures w14:val="none"/>
+          <ns2:ligatures ns2:val="none"/>
+        </w:rPr>
+      </w:pPr>
+      <w:r>
+        <w:rPr>
+          <w:rFonts w:ascii="Arial Narrow" w:eastAsia="Times New Roman" w:hAnsi="Arial Narrow" w:cs="Arial"/>
+          <w:color w:val="000000"/>
+          <w:kern w:val="0"/>
+          <w:lang w:eastAsia="es-ES"/>
+          <ns2:ligatures ns2:val="none"/>
         </w:rPr>
         <w:t xml:space="preserve">El 28 de noviembre del 2025, el conductor acudió a la sede de </w:t>
       </w:r>
@@ -1614,7 +1614,7 @@
           <w:color w:val="000000"/>
           <w:kern w:val="0"/>
           <w:lang w:eastAsia="es-ES"/>
-          <w14:ligatures w14:val="none"/>
+          <ns2:ligatures ns2:val="none"/>
         </w:rPr>
         <w:t>Poligraph</w:t>
       </w:r>
@@ -1625,7 +1625,7 @@
           <w:color w:val="000000"/>
           <w:kern w:val="0"/>
           <w:lang w:eastAsia="es-ES"/>
-          <w14:ligatures w14:val="none"/>
+          <ns2:ligatures ns2:val="none"/>
         </w:rPr>
         <w:t xml:space="preserve"> para someterse al examen de polígrafo, siendo atendido por el examinador </w:t>
       </w:r>
@@ -1635,7 +1635,7 @@
           <w:color w:val="000000"/>
           <w:kern w:val="0"/>
           <w:lang w:eastAsia="es-ES"/>
-          <w14:ligatures w14:val="none"/>
+          <ns2:ligatures ns2:val="none"/>
         </w:rPr>
         <w:t>de iniciales J.J.Z.</w:t>
       </w:r>
@@ -1645,7 +1645,7 @@
           <w:color w:val="000000"/>
           <w:kern w:val="0"/>
           <w:lang w:eastAsia="es-ES"/>
-          <w14:ligatures w14:val="none"/>
+          <ns2:ligatures ns2:val="none"/>
         </w:rPr>
         <w:t xml:space="preserve">, quien realizó la evaluación mediante preguntas relacionadas con la veracidad de la declaración sobre el despiste del </w:t>
       </w:r>
@@ -1655,7 +1655,7 @@
           <w:color w:val="000000"/>
           <w:kern w:val="0"/>
           <w:lang w:eastAsia="es-ES"/>
-          <w14:ligatures w14:val="none"/>
+          <ns2:ligatures ns2:val="none"/>
         </w:rPr>
         <w:t xml:space="preserve">vehículo asegurado </w:t>
       </w:r>
@@ -1665,7 +1665,7 @@
           <w:color w:val="000000"/>
           <w:kern w:val="0"/>
           <w:lang w:eastAsia="es-ES"/>
-          <w14:ligatures w14:val="none"/>
+          <ns2:ligatures ns2:val="none"/>
         </w:rPr>
         <w:t>ocurrido el 9 de noviembre del 2025.</w:t>
       </w:r>
@@ -1675,12 +1675,12 @@
           <w:color w:val="000000"/>
           <w:kern w:val="0"/>
           <w:lang w:eastAsia="es-ES"/>
-          <w14:ligatures w14:val="none"/>
+          <ns2:ligatures ns2:val="none"/>
         </w:rPr>
         <w:t xml:space="preserve"> </w:t>
       </w:r>
     </w:p>
-    <w:p>
+    <w:p ns2:paraId="7C519BC5" ns2:textId="77777777">
       <w:pPr>
         <w:pStyle w:val="Prrafodelista"/>
         <w:rPr>
@@ -1688,11 +1688,11 @@
           <w:color w:val="000000"/>
           <w:kern w:val="0"/>
           <w:lang w:eastAsia="es-ES"/>
-          <w14:ligatures w14:val="none"/>
-        </w:rPr>
-      </w:pPr>
-    </w:p>
-    <w:p>
+          <ns2:ligatures ns2:val="none"/>
+        </w:rPr>
+      </w:pPr>
+    </w:p>
+    <w:p ns2:paraId="252C743C" ns2:textId="6C8EFA7D">
       <w:pPr>
         <w:pStyle w:val="Prrafodelista"/>
         <w:numPr>
@@ -1710,16 +1710,16 @@
           <w:color w:val="000000"/>
           <w:kern w:val="0"/>
           <w:lang w:eastAsia="es-ES"/>
-          <w14:ligatures w14:val="none"/>
-        </w:rPr>
-      </w:pPr>
-      <w:r>
-        <w:rPr>
-          <w:rFonts w:ascii="Arial Narrow" w:eastAsia="Times New Roman" w:hAnsi="Arial Narrow" w:cs="Arial"/>
-          <w:color w:val="000000"/>
-          <w:kern w:val="0"/>
-          <w:lang w:eastAsia="es-ES"/>
-          <w14:ligatures w14:val="none"/>
+          <ns2:ligatures ns2:val="none"/>
+        </w:rPr>
+      </w:pPr>
+      <w:r>
+        <w:rPr>
+          <w:rFonts w:ascii="Arial Narrow" w:eastAsia="Times New Roman" w:hAnsi="Arial Narrow" w:cs="Arial"/>
+          <w:color w:val="000000"/>
+          <w:kern w:val="0"/>
+          <w:lang w:eastAsia="es-ES"/>
+          <ns2:ligatures ns2:val="none"/>
         </w:rPr>
         <w:t>E</w:t>
       </w:r>
@@ -1729,7 +1729,7 @@
           <w:color w:val="000000"/>
           <w:kern w:val="0"/>
           <w:lang w:eastAsia="es-ES"/>
-          <w14:ligatures w14:val="none"/>
+          <ns2:ligatures ns2:val="none"/>
         </w:rPr>
         <w:t xml:space="preserve">l informe </w:t>
       </w:r>
@@ -1739,7 +1739,7 @@
           <w:color w:val="000000"/>
           <w:kern w:val="0"/>
           <w:lang w:eastAsia="es-ES"/>
-          <w14:ligatures w14:val="none"/>
+          <ns2:ligatures ns2:val="none"/>
         </w:rPr>
         <w:t xml:space="preserve">del examen poligráfico </w:t>
       </w:r>
@@ -1749,7 +1749,7 @@
           <w:color w:val="000000"/>
           <w:kern w:val="0"/>
           <w:lang w:eastAsia="es-ES"/>
-          <w14:ligatures w14:val="none"/>
+          <ns2:ligatures ns2:val="none"/>
         </w:rPr>
         <w:t xml:space="preserve">fue remitido a </w:t>
       </w:r>
@@ -1759,7 +1759,7 @@
           <w:color w:val="000000"/>
           <w:kern w:val="0"/>
           <w:lang w:val="es-ES" w:eastAsia="es-ES"/>
-          <w14:ligatures w14:val="none"/>
+          <ns2:ligatures ns2:val="none"/>
         </w:rPr>
         <w:t>Pacífico</w:t>
       </w:r>
@@ -1769,7 +1769,7 @@
           <w:color w:val="000000"/>
           <w:kern w:val="0"/>
           <w:lang w:eastAsia="es-ES"/>
-          <w14:ligatures w14:val="none"/>
+          <ns2:ligatures ns2:val="none"/>
         </w:rPr>
         <w:t>, concluyéndose en dicho documento que el evaluado registró reacciones de engaño respecto de las preguntas relevantes formuladas durante la prueba</w:t>
       </w:r>
@@ -1779,7 +1779,7 @@
           <w:color w:val="000000"/>
           <w:kern w:val="0"/>
           <w:lang w:eastAsia="es-ES"/>
-          <w14:ligatures w14:val="none"/>
+          <ns2:ligatures ns2:val="none"/>
         </w:rPr>
         <w:t xml:space="preserve">, pese a que el conductor realizó una </w:t>
       </w:r>
@@ -1789,7 +1789,7 @@
           <w:color w:val="000000"/>
           <w:kern w:val="0"/>
           <w:lang w:eastAsia="es-ES"/>
-          <w14:ligatures w14:val="none"/>
+          <ns2:ligatures ns2:val="none"/>
         </w:rPr>
         <w:t>declaración exacta de los hechos</w:t>
       </w:r>
@@ -1799,12 +1799,12 @@
           <w:color w:val="000000"/>
           <w:kern w:val="0"/>
           <w:lang w:eastAsia="es-ES"/>
-          <w14:ligatures w14:val="none"/>
+          <ns2:ligatures ns2:val="none"/>
         </w:rPr>
         <w:t xml:space="preserve"> del siniestro.</w:t>
       </w:r>
     </w:p>
-    <w:p>
+    <w:p ns2:paraId="22A3CE7A" ns2:textId="77777777">
       <w:pPr>
         <w:pStyle w:val="Prrafodelista"/>
         <w:ind w:left="1134"/>
@@ -1813,11 +1813,11 @@
           <w:color w:val="000000"/>
           <w:kern w:val="0"/>
           <w:lang w:eastAsia="es-ES"/>
-          <w14:ligatures w14:val="none"/>
-        </w:rPr>
-      </w:pPr>
-    </w:p>
-    <w:p>
+          <ns2:ligatures ns2:val="none"/>
+        </w:rPr>
+      </w:pPr>
+    </w:p>
+    <w:p ns2:paraId="4DD9411D" ns2:textId="40E994B7">
       <w:pPr>
         <w:pStyle w:val="Prrafodelista"/>
         <w:numPr>
@@ -1835,16 +1835,16 @@
           <w:color w:val="000000"/>
           <w:kern w:val="0"/>
           <w:lang w:eastAsia="es-ES"/>
-          <w14:ligatures w14:val="none"/>
-        </w:rPr>
-      </w:pPr>
-      <w:r>
-        <w:rPr>
-          <w:rFonts w:ascii="Arial Narrow" w:eastAsia="Times New Roman" w:hAnsi="Arial Narrow" w:cs="Arial"/>
-          <w:color w:val="000000"/>
-          <w:kern w:val="0"/>
-          <w:lang w:eastAsia="es-ES"/>
-          <w14:ligatures w14:val="none"/>
+          <ns2:ligatures ns2:val="none"/>
+        </w:rPr>
+      </w:pPr>
+      <w:r>
+        <w:rPr>
+          <w:rFonts w:ascii="Arial Narrow" w:eastAsia="Times New Roman" w:hAnsi="Arial Narrow" w:cs="Arial"/>
+          <w:color w:val="000000"/>
+          <w:kern w:val="0"/>
+          <w:lang w:eastAsia="es-ES"/>
+          <ns2:ligatures ns2:val="none"/>
         </w:rPr>
         <w:t xml:space="preserve">No obstante, </w:t>
       </w:r>
@@ -1854,7 +1854,7 @@
           <w:color w:val="000000"/>
           <w:kern w:val="0"/>
           <w:lang w:eastAsia="es-ES"/>
-          <w14:ligatures w14:val="none"/>
+          <ns2:ligatures ns2:val="none"/>
         </w:rPr>
         <w:t>no se realizó un</w:t>
       </w:r>
@@ -1864,7 +1864,7 @@
           <w:color w:val="000000"/>
           <w:kern w:val="0"/>
           <w:lang w:eastAsia="es-ES"/>
-          <w14:ligatures w14:val="none"/>
+          <ns2:ligatures ns2:val="none"/>
         </w:rPr>
         <w:t xml:space="preserve">a correcta evaluación </w:t>
       </w:r>
@@ -1874,7 +1874,7 @@
           <w:color w:val="000000"/>
           <w:kern w:val="0"/>
           <w:lang w:eastAsia="es-ES"/>
-          <w14:ligatures w14:val="none"/>
+          <ns2:ligatures ns2:val="none"/>
         </w:rPr>
         <w:t>poligráfic</w:t>
       </w:r>
@@ -1884,7 +1884,7 @@
           <w:color w:val="000000"/>
           <w:kern w:val="0"/>
           <w:lang w:eastAsia="es-ES"/>
-          <w14:ligatures w14:val="none"/>
+          <ns2:ligatures ns2:val="none"/>
         </w:rPr>
         <w:t>a</w:t>
       </w:r>
@@ -1894,7 +1894,7 @@
           <w:color w:val="000000"/>
           <w:kern w:val="0"/>
           <w:lang w:eastAsia="es-ES"/>
-          <w14:ligatures w14:val="none"/>
+          <ns2:ligatures ns2:val="none"/>
         </w:rPr>
         <w:t>, en la medida que</w:t>
       </w:r>
@@ -1904,7 +1904,7 @@
           <w:color w:val="000000"/>
           <w:kern w:val="0"/>
           <w:lang w:eastAsia="es-ES"/>
-          <w14:ligatures w14:val="none"/>
+          <ns2:ligatures ns2:val="none"/>
         </w:rPr>
         <w:t xml:space="preserve"> en el proceso</w:t>
       </w:r>
@@ -1914,7 +1914,7 @@
           <w:color w:val="000000"/>
           <w:kern w:val="0"/>
           <w:lang w:eastAsia="es-ES"/>
-          <w14:ligatures w14:val="none"/>
+          <ns2:ligatures ns2:val="none"/>
         </w:rPr>
         <w:t xml:space="preserve"> el examinador tuvo actitudes intimidatorias hacia el conductor, además de que en ningún momento se realizó una pregunta abierta o expresa</w:t>
       </w:r>
@@ -1924,12 +1924,12 @@
           <w:color w:val="000000"/>
           <w:kern w:val="0"/>
           <w:lang w:eastAsia="es-ES"/>
-          <w14:ligatures w14:val="none"/>
+          <ns2:ligatures ns2:val="none"/>
         </w:rPr>
         <w:t>.</w:t>
       </w:r>
     </w:p>
-    <w:p>
+    <w:p ns2:paraId="3573F27F" ns2:textId="77777777">
       <w:pPr>
         <w:pStyle w:val="Prrafodelista"/>
         <w:spacing w:after="0" w:line="240" w:lineRule="auto"/>
@@ -1940,11 +1940,11 @@
           <w:color w:val="000000"/>
           <w:kern w:val="0"/>
           <w:lang w:eastAsia="es-ES"/>
-          <w14:ligatures w14:val="none"/>
-        </w:rPr>
-      </w:pPr>
-    </w:p>
-    <w:p>
+          <ns2:ligatures ns2:val="none"/>
+        </w:rPr>
+      </w:pPr>
+    </w:p>
+    <w:p ns2:paraId="3C2ABDAA" ns2:textId="30FB6BC0">
       <w:pPr>
         <w:pStyle w:val="Prrafodelista"/>
         <w:numPr>
@@ -1962,16 +1962,16 @@
           <w:color w:val="000000"/>
           <w:kern w:val="0"/>
           <w:lang w:eastAsia="es-ES"/>
-          <w14:ligatures w14:val="none"/>
-        </w:rPr>
-      </w:pPr>
-      <w:r>
-        <w:rPr>
-          <w:rFonts w:ascii="Arial Narrow" w:eastAsia="Times New Roman" w:hAnsi="Arial Narrow" w:cs="Arial"/>
-          <w:color w:val="000000"/>
-          <w:kern w:val="0"/>
-          <w:lang w:eastAsia="es-ES"/>
-          <w14:ligatures w14:val="none"/>
+          <ns2:ligatures ns2:val="none"/>
+        </w:rPr>
+      </w:pPr>
+      <w:r>
+        <w:rPr>
+          <w:rFonts w:ascii="Arial Narrow" w:eastAsia="Times New Roman" w:hAnsi="Arial Narrow" w:cs="Arial"/>
+          <w:color w:val="000000"/>
+          <w:kern w:val="0"/>
+          <w:lang w:eastAsia="es-ES"/>
+          <ns2:ligatures ns2:val="none"/>
         </w:rPr>
         <w:t>Posteriormente</w:t>
       </w:r>
@@ -1981,7 +1981,7 @@
           <w:color w:val="000000"/>
           <w:kern w:val="0"/>
           <w:lang w:eastAsia="es-ES"/>
-          <w14:ligatures w14:val="none"/>
+          <ns2:ligatures ns2:val="none"/>
         </w:rPr>
         <w:t xml:space="preserve">, </w:t>
       </w:r>
@@ -1991,7 +1991,7 @@
           <w:color w:val="000000"/>
           <w:kern w:val="0"/>
           <w:lang w:val="es-ES" w:eastAsia="es-ES"/>
-          <w14:ligatures w14:val="none"/>
+          <ns2:ligatures ns2:val="none"/>
         </w:rPr>
         <w:t xml:space="preserve">Pacífico </w:t>
       </w:r>
@@ -2001,7 +2001,7 @@
           <w:color w:val="000000"/>
           <w:kern w:val="0"/>
           <w:lang w:eastAsia="es-ES"/>
-          <w14:ligatures w14:val="none"/>
+          <ns2:ligatures ns2:val="none"/>
         </w:rPr>
         <w:t xml:space="preserve">remitió una comunicación mediante la cual informó que </w:t>
       </w:r>
@@ -2011,7 +2011,7 @@
           <w:color w:val="000000"/>
           <w:kern w:val="0"/>
           <w:lang w:eastAsia="es-ES"/>
-          <w14:ligatures w14:val="none"/>
+          <ns2:ligatures ns2:val="none"/>
         </w:rPr>
         <w:t>su</w:t>
       </w:r>
@@ -2021,7 +2021,7 @@
           <w:color w:val="000000"/>
           <w:kern w:val="0"/>
           <w:lang w:eastAsia="es-ES"/>
-          <w14:ligatures w14:val="none"/>
+          <ns2:ligatures ns2:val="none"/>
         </w:rPr>
         <w:t xml:space="preserve"> solicitud de cobertura correspondiente al </w:t>
       </w:r>
@@ -2031,7 +2031,7 @@
           <w:color w:val="000000"/>
           <w:kern w:val="0"/>
           <w:lang w:eastAsia="es-ES"/>
-          <w14:ligatures w14:val="none"/>
+          <ns2:ligatures ns2:val="none"/>
         </w:rPr>
         <w:t xml:space="preserve">Seguro Vehicular </w:t>
       </w:r>
@@ -2041,7 +2041,7 @@
           <w:color w:val="000000"/>
           <w:kern w:val="0"/>
           <w:lang w:eastAsia="es-ES"/>
-          <w14:ligatures w14:val="none"/>
+          <ns2:ligatures ns2:val="none"/>
         </w:rPr>
         <w:t>quedaba rechazada, indicando como fundamento el resultado del examen poligráfico y señalando que no se había remitido el informe policial completo.</w:t>
       </w:r>
@@ -2051,12 +2051,12 @@
           <w:color w:val="000000"/>
           <w:kern w:val="0"/>
           <w:lang w:eastAsia="es-ES"/>
-          <w14:ligatures w14:val="none"/>
+          <ns2:ligatures ns2:val="none"/>
         </w:rPr>
         <w:t xml:space="preserve"> </w:t>
       </w:r>
     </w:p>
-    <w:p>
+    <w:p ns2:paraId="4EBB0031" ns2:textId="77777777">
       <w:pPr>
         <w:pStyle w:val="Prrafodelista"/>
         <w:spacing w:after="0" w:line="240" w:lineRule="auto"/>
@@ -2067,11 +2067,11 @@
           <w:color w:val="000000"/>
           <w:kern w:val="0"/>
           <w:lang w:eastAsia="es-ES"/>
-          <w14:ligatures w14:val="none"/>
-        </w:rPr>
-      </w:pPr>
-    </w:p>
-    <w:p>
+          <ns2:ligatures ns2:val="none"/>
+        </w:rPr>
+      </w:pPr>
+    </w:p>
+    <w:p ns2:paraId="18695831" ns2:textId="780B546D">
       <w:pPr>
         <w:pStyle w:val="Prrafodelista"/>
         <w:numPr>
@@ -2089,16 +2089,16 @@
           <w:color w:val="000000"/>
           <w:kern w:val="0"/>
           <w:lang w:eastAsia="es-ES"/>
-          <w14:ligatures w14:val="none"/>
-        </w:rPr>
-      </w:pPr>
-      <w:r>
-        <w:rPr>
-          <w:rFonts w:ascii="Arial Narrow" w:eastAsia="Times New Roman" w:hAnsi="Arial Narrow" w:cs="Arial"/>
-          <w:color w:val="000000"/>
-          <w:kern w:val="0"/>
-          <w:lang w:eastAsia="es-ES"/>
-          <w14:ligatures w14:val="none"/>
+          <ns2:ligatures ns2:val="none"/>
+        </w:rPr>
+      </w:pPr>
+      <w:r>
+        <w:rPr>
+          <w:rFonts w:ascii="Arial Narrow" w:eastAsia="Times New Roman" w:hAnsi="Arial Narrow" w:cs="Arial"/>
+          <w:color w:val="000000"/>
+          <w:kern w:val="0"/>
+          <w:lang w:eastAsia="es-ES"/>
+          <ns2:ligatures ns2:val="none"/>
         </w:rPr>
         <w:t>Luego</w:t>
       </w:r>
@@ -2108,7 +2108,7 @@
           <w:color w:val="000000"/>
           <w:kern w:val="0"/>
           <w:lang w:eastAsia="es-ES"/>
-          <w14:ligatures w14:val="none"/>
+          <ns2:ligatures ns2:val="none"/>
         </w:rPr>
         <w:t xml:space="preserve">, obtuvo el informe policial correspondiente al accidente de tránsito, en el cual se concluyó que el factor predominante que originó el accidente fue la invasión intempestiva de carril por parte de otro vehículo, circunstancia que determinó el despiste del </w:t>
       </w:r>
@@ -2118,7 +2118,7 @@
           <w:color w:val="000000"/>
           <w:kern w:val="0"/>
           <w:lang w:eastAsia="es-ES"/>
-          <w14:ligatures w14:val="none"/>
+          <ns2:ligatures ns2:val="none"/>
         </w:rPr>
         <w:t>vehículo asegurado</w:t>
       </w:r>
@@ -2128,7 +2128,7 @@
           <w:color w:val="000000"/>
           <w:kern w:val="0"/>
           <w:lang w:eastAsia="es-ES"/>
-          <w14:ligatures w14:val="none"/>
+          <ns2:ligatures ns2:val="none"/>
         </w:rPr>
         <w:t>.</w:t>
       </w:r>
@@ -2138,25 +2138,25 @@
           <w:color w:val="000000"/>
           <w:kern w:val="0"/>
           <w:lang w:eastAsia="es-ES"/>
-          <w14:ligatures w14:val="none"/>
+          <ns2:ligatures ns2:val="none"/>
         </w:rPr>
         <w:t xml:space="preserve"> </w:t>
       </w:r>
     </w:p>
-    <w:p>
-      <w:pPr>
-        <w:spacing w:after="0" w:line="240" w:lineRule="auto"/>
-        <w:jc w:val="both"/>
-        <w:rPr>
-          <w:rFonts w:ascii="Arial Narrow" w:eastAsia="Times New Roman" w:hAnsi="Arial Narrow" w:cs="Arial"/>
-          <w:color w:val="000000"/>
-          <w:kern w:val="0"/>
-          <w:lang w:eastAsia="es-ES"/>
-          <w14:ligatures w14:val="none"/>
-        </w:rPr>
-      </w:pPr>
-    </w:p>
-    <w:p>
+    <w:p ns2:paraId="188888BD" ns2:textId="77777777">
+      <w:pPr>
+        <w:spacing w:after="0" w:line="240" w:lineRule="auto"/>
+        <w:jc w:val="both"/>
+        <w:rPr>
+          <w:rFonts w:ascii="Arial Narrow" w:eastAsia="Times New Roman" w:hAnsi="Arial Narrow" w:cs="Arial"/>
+          <w:color w:val="000000"/>
+          <w:kern w:val="0"/>
+          <w:lang w:eastAsia="es-ES"/>
+          <ns2:ligatures ns2:val="none"/>
+        </w:rPr>
+      </w:pPr>
+    </w:p>
+    <w:p ns2:paraId="6A4B60A2" ns2:textId="60E1C7E2">
       <w:pPr>
         <w:pStyle w:val="Prrafodelista"/>
         <w:numPr>
@@ -2174,16 +2174,16 @@
           <w:color w:val="000000"/>
           <w:kern w:val="0"/>
           <w:lang w:eastAsia="es-ES"/>
-          <w14:ligatures w14:val="none"/>
-        </w:rPr>
-      </w:pPr>
-      <w:r>
-        <w:rPr>
-          <w:rFonts w:ascii="Arial Narrow" w:eastAsia="Times New Roman" w:hAnsi="Arial Narrow" w:cs="Arial"/>
-          <w:color w:val="000000"/>
-          <w:kern w:val="0"/>
-          <w:lang w:eastAsia="es-ES"/>
-          <w14:ligatures w14:val="none"/>
+          <ns2:ligatures ns2:val="none"/>
+        </w:rPr>
+      </w:pPr>
+      <w:r>
+        <w:rPr>
+          <w:rFonts w:ascii="Arial Narrow" w:eastAsia="Times New Roman" w:hAnsi="Arial Narrow" w:cs="Arial"/>
+          <w:color w:val="000000"/>
+          <w:kern w:val="0"/>
+          <w:lang w:eastAsia="es-ES"/>
+          <ns2:ligatures ns2:val="none"/>
         </w:rPr>
         <w:t xml:space="preserve">El 20 de enero del 2026, acudió al </w:t>
       </w:r>
@@ -2193,7 +2193,7 @@
           <w:color w:val="000000"/>
           <w:kern w:val="0"/>
           <w:lang w:eastAsia="es-ES"/>
-          <w14:ligatures w14:val="none"/>
+          <ns2:ligatures ns2:val="none"/>
         </w:rPr>
         <w:t xml:space="preserve">taller </w:t>
       </w:r>
@@ -2203,7 +2203,7 @@
           <w:color w:val="000000"/>
           <w:kern w:val="0"/>
           <w:lang w:eastAsia="es-ES"/>
-          <w14:ligatures w14:val="none"/>
+          <ns2:ligatures ns2:val="none"/>
         </w:rPr>
         <w:t xml:space="preserve">gestionado por </w:t>
       </w:r>
@@ -2213,7 +2213,7 @@
           <w:color w:val="000000"/>
           <w:kern w:val="0"/>
           <w:lang w:val="es-ES" w:eastAsia="es-ES"/>
-          <w14:ligatures w14:val="none"/>
+          <ns2:ligatures ns2:val="none"/>
         </w:rPr>
         <w:t xml:space="preserve">Pacífico </w:t>
       </w:r>
@@ -2223,7 +2223,7 @@
           <w:color w:val="000000"/>
           <w:kern w:val="0"/>
           <w:lang w:eastAsia="es-ES"/>
-          <w14:ligatures w14:val="none"/>
+          <ns2:ligatures ns2:val="none"/>
         </w:rPr>
         <w:t xml:space="preserve">donde se encontraba el </w:t>
       </w:r>
@@ -2233,7 +2233,7 @@
           <w:color w:val="000000"/>
           <w:kern w:val="0"/>
           <w:lang w:eastAsia="es-ES"/>
-          <w14:ligatures w14:val="none"/>
+          <ns2:ligatures ns2:val="none"/>
         </w:rPr>
         <w:t xml:space="preserve">vehículo asegurado </w:t>
       </w:r>
@@ -2243,7 +2243,7 @@
           <w:color w:val="000000"/>
           <w:kern w:val="0"/>
           <w:lang w:eastAsia="es-ES"/>
-          <w14:ligatures w14:val="none"/>
+          <ns2:ligatures ns2:val="none"/>
         </w:rPr>
         <w:t>para retirar</w:t>
       </w:r>
@@ -2253,7 +2253,7 @@
           <w:color w:val="000000"/>
           <w:kern w:val="0"/>
           <w:lang w:eastAsia="es-ES"/>
-          <w14:ligatures w14:val="none"/>
+          <ns2:ligatures ns2:val="none"/>
         </w:rPr>
         <w:t>lo</w:t>
       </w:r>
@@ -2263,7 +2263,7 @@
           <w:color w:val="000000"/>
           <w:kern w:val="0"/>
           <w:lang w:eastAsia="es-ES"/>
-          <w14:ligatures w14:val="none"/>
+          <ns2:ligatures ns2:val="none"/>
         </w:rPr>
         <w:t xml:space="preserve">, luego de verificar el estado del </w:t>
       </w:r>
@@ -2273,7 +2273,7 @@
           <w:color w:val="000000"/>
           <w:kern w:val="0"/>
           <w:lang w:eastAsia="es-ES"/>
-          <w14:ligatures w14:val="none"/>
+          <ns2:ligatures ns2:val="none"/>
         </w:rPr>
         <w:t>vehículo asegurado</w:t>
       </w:r>
@@ -2283,7 +2283,7 @@
           <w:color w:val="000000"/>
           <w:kern w:val="0"/>
           <w:lang w:eastAsia="es-ES"/>
-          <w14:ligatures w14:val="none"/>
+          <ns2:ligatures ns2:val="none"/>
         </w:rPr>
         <w:t xml:space="preserve">, advirtió la ausencia de válvulas de arranque y la existencia de manipulación respecto de la llanta de repuesto, situación que comunicó a </w:t>
       </w:r>
@@ -2293,7 +2293,7 @@
           <w:color w:val="000000"/>
           <w:kern w:val="0"/>
           <w:lang w:val="es-ES" w:eastAsia="es-ES"/>
-          <w14:ligatures w14:val="none"/>
+          <ns2:ligatures ns2:val="none"/>
         </w:rPr>
         <w:t>Pacífico</w:t>
       </w:r>
@@ -2303,7 +2303,7 @@
           <w:color w:val="000000"/>
           <w:kern w:val="0"/>
           <w:lang w:eastAsia="es-ES"/>
-          <w14:ligatures w14:val="none"/>
+          <ns2:ligatures ns2:val="none"/>
         </w:rPr>
         <w:t xml:space="preserve"> y l</w:t>
       </w:r>
@@ -2313,7 +2313,7 @@
           <w:color w:val="000000"/>
           <w:kern w:val="0"/>
           <w:lang w:eastAsia="es-ES"/>
-          <w14:ligatures w14:val="none"/>
+          <ns2:ligatures ns2:val="none"/>
         </w:rPr>
         <w:t xml:space="preserve">e respondió indicando que había suscrito el documento de recepción </w:t>
       </w:r>
@@ -2323,7 +2323,7 @@
           <w:color w:val="000000"/>
           <w:kern w:val="0"/>
           <w:lang w:eastAsia="es-ES"/>
-          <w14:ligatures w14:val="none"/>
+          <ns2:ligatures ns2:val="none"/>
         </w:rPr>
         <w:t xml:space="preserve">del vehículo asegurado como </w:t>
       </w:r>
@@ -2333,12 +2333,12 @@
           <w:color w:val="000000"/>
           <w:kern w:val="0"/>
           <w:lang w:eastAsia="es-ES"/>
-          <w14:ligatures w14:val="none"/>
+          <ns2:ligatures ns2:val="none"/>
         </w:rPr>
         <w:t>conforme.</w:t>
       </w:r>
     </w:p>
-    <w:p>
+    <w:p ns2:paraId="68C711D9" ns2:textId="77777777">
       <w:pPr>
         <w:pStyle w:val="Prrafodelista"/>
         <w:spacing w:after="0" w:line="240" w:lineRule="auto"/>
@@ -2349,11 +2349,11 @@
           <w:color w:val="000000"/>
           <w:kern w:val="0"/>
           <w:lang w:eastAsia="es-ES"/>
-          <w14:ligatures w14:val="none"/>
-        </w:rPr>
-      </w:pPr>
-    </w:p>
-    <w:p>
+          <ns2:ligatures ns2:val="none"/>
+        </w:rPr>
+      </w:pPr>
+    </w:p>
+    <w:p ns2:paraId="2F9CF7F5" ns2:textId="443DD428">
       <w:pPr>
         <w:pStyle w:val="Prrafodelista"/>
         <w:numPr>
@@ -2368,16 +2368,16 @@
           <w:color w:val="000000"/>
           <w:kern w:val="0"/>
           <w:lang w:eastAsia="es-ES"/>
-          <w14:ligatures w14:val="none"/>
-        </w:rPr>
-      </w:pPr>
-      <w:r>
-        <w:rPr>
-          <w:rFonts w:ascii="Arial Narrow" w:eastAsia="Times New Roman" w:hAnsi="Arial Narrow" w:cs="Arial"/>
-          <w:color w:val="000000"/>
-          <w:kern w:val="0"/>
-          <w:lang w:eastAsia="es-ES"/>
-          <w14:ligatures w14:val="none"/>
+          <ns2:ligatures ns2:val="none"/>
+        </w:rPr>
+      </w:pPr>
+      <w:r>
+        <w:rPr>
+          <w:rFonts w:ascii="Arial Narrow" w:eastAsia="Times New Roman" w:hAnsi="Arial Narrow" w:cs="Arial"/>
+          <w:color w:val="000000"/>
+          <w:kern w:val="0"/>
+          <w:lang w:eastAsia="es-ES"/>
+          <ns2:ligatures ns2:val="none"/>
         </w:rPr>
         <w:t>Posteriormente</w:t>
       </w:r>
@@ -2387,7 +2387,7 @@
           <w:color w:val="000000"/>
           <w:kern w:val="0"/>
           <w:lang w:eastAsia="es-ES"/>
-          <w14:ligatures w14:val="none"/>
+          <ns2:ligatures ns2:val="none"/>
         </w:rPr>
         <w:t xml:space="preserve">, </w:t>
       </w:r>
@@ -2397,7 +2397,7 @@
           <w:color w:val="000000"/>
           <w:kern w:val="0"/>
           <w:lang w:val="es-ES" w:eastAsia="es-ES"/>
-          <w14:ligatures w14:val="none"/>
+          <ns2:ligatures ns2:val="none"/>
         </w:rPr>
         <w:t>Pacífico</w:t>
       </w:r>
@@ -2407,7 +2407,7 @@
           <w:color w:val="000000"/>
           <w:kern w:val="0"/>
           <w:lang w:val="es-ES" w:eastAsia="es-ES"/>
-          <w14:ligatures w14:val="none"/>
+          <ns2:ligatures ns2:val="none"/>
         </w:rPr>
         <w:t xml:space="preserve"> </w:t>
       </w:r>
@@ -2417,7 +2417,7 @@
           <w:color w:val="000000"/>
           <w:kern w:val="0"/>
           <w:lang w:eastAsia="es-ES"/>
-          <w14:ligatures w14:val="none"/>
+          <ns2:ligatures ns2:val="none"/>
         </w:rPr>
         <w:t>efectuó</w:t>
       </w:r>
@@ -2427,7 +2427,7 @@
           <w:color w:val="000000"/>
           <w:kern w:val="0"/>
           <w:lang w:eastAsia="es-ES"/>
-          <w14:ligatures w14:val="none"/>
+          <ns2:ligatures ns2:val="none"/>
         </w:rPr>
         <w:t xml:space="preserve"> el cobro automático correspondiente </w:t>
       </w:r>
@@ -2437,7 +2437,7 @@
           <w:color w:val="000000"/>
           <w:kern w:val="0"/>
           <w:lang w:eastAsia="es-ES"/>
-          <w14:ligatures w14:val="none"/>
+          <ns2:ligatures ns2:val="none"/>
         </w:rPr>
         <w:t>a</w:t>
       </w:r>
@@ -2447,7 +2447,7 @@
           <w:color w:val="000000"/>
           <w:kern w:val="0"/>
           <w:lang w:eastAsia="es-ES"/>
-          <w14:ligatures w14:val="none"/>
+          <ns2:ligatures ns2:val="none"/>
         </w:rPr>
         <w:t xml:space="preserve">l pago de </w:t>
       </w:r>
@@ -2457,7 +2457,7 @@
           <w:color w:val="000000"/>
           <w:kern w:val="0"/>
           <w:lang w:eastAsia="es-ES"/>
-          <w14:ligatures w14:val="none"/>
+          <ns2:ligatures ns2:val="none"/>
         </w:rPr>
         <w:t>la</w:t>
       </w:r>
@@ -2467,7 +2467,7 @@
           <w:color w:val="000000"/>
           <w:kern w:val="0"/>
           <w:lang w:eastAsia="es-ES"/>
-          <w14:ligatures w14:val="none"/>
+          <ns2:ligatures ns2:val="none"/>
         </w:rPr>
         <w:t xml:space="preserve"> renovación </w:t>
       </w:r>
@@ -2477,7 +2477,7 @@
           <w:color w:val="000000"/>
           <w:kern w:val="0"/>
           <w:lang w:eastAsia="es-ES"/>
-          <w14:ligatures w14:val="none"/>
+          <ns2:ligatures ns2:val="none"/>
         </w:rPr>
         <w:t>del</w:t>
       </w:r>
@@ -2487,7 +2487,7 @@
           <w:color w:val="000000"/>
           <w:kern w:val="0"/>
           <w:lang w:eastAsia="es-ES"/>
-          <w14:ligatures w14:val="none"/>
+          <ns2:ligatures ns2:val="none"/>
         </w:rPr>
         <w:t xml:space="preserve"> </w:t>
       </w:r>
@@ -2497,7 +2497,7 @@
           <w:color w:val="000000"/>
           <w:kern w:val="0"/>
           <w:lang w:eastAsia="es-ES"/>
-          <w14:ligatures w14:val="none"/>
+          <ns2:ligatures ns2:val="none"/>
         </w:rPr>
         <w:t>Seguro Vehicular</w:t>
       </w:r>
@@ -2507,7 +2507,7 @@
           <w:color w:val="000000"/>
           <w:kern w:val="0"/>
           <w:lang w:eastAsia="es-ES"/>
-          <w14:ligatures w14:val="none"/>
+          <ns2:ligatures ns2:val="none"/>
         </w:rPr>
         <w:t xml:space="preserve">, pese a que </w:t>
       </w:r>
@@ -2517,7 +2517,7 @@
           <w:color w:val="000000"/>
           <w:kern w:val="0"/>
           <w:lang w:eastAsia="es-ES"/>
-          <w14:ligatures w14:val="none"/>
+          <ns2:ligatures ns2:val="none"/>
         </w:rPr>
         <w:t>no había</w:t>
       </w:r>
@@ -2527,7 +2527,7 @@
           <w:color w:val="000000"/>
           <w:kern w:val="0"/>
           <w:lang w:eastAsia="es-ES"/>
-          <w14:ligatures w14:val="none"/>
+          <ns2:ligatures ns2:val="none"/>
         </w:rPr>
         <w:t xml:space="preserve"> solicitado </w:t>
       </w:r>
@@ -2537,7 +2537,7 @@
           <w:color w:val="000000"/>
           <w:kern w:val="0"/>
           <w:lang w:eastAsia="es-ES"/>
-          <w14:ligatures w14:val="none"/>
+          <ns2:ligatures ns2:val="none"/>
         </w:rPr>
         <w:t>la renovación</w:t>
       </w:r>
@@ -2547,12 +2547,12 @@
           <w:color w:val="000000"/>
           <w:kern w:val="0"/>
           <w:lang w:eastAsia="es-ES"/>
-          <w14:ligatures w14:val="none"/>
+          <ns2:ligatures ns2:val="none"/>
         </w:rPr>
         <w:t>.</w:t>
       </w:r>
     </w:p>
-    <w:p>
+    <w:p ns2:paraId="33E14FF7" ns2:textId="77777777">
       <w:pPr>
         <w:tabs>
           <w:tab w:val="left" w:pos="1134"/>
@@ -2564,11 +2564,11 @@
           <w:color w:val="000000"/>
           <w:kern w:val="0"/>
           <w:lang w:eastAsia="es-ES"/>
-          <w14:ligatures w14:val="none"/>
-        </w:rPr>
-      </w:pPr>
-    </w:p>
-    <w:p>
+          <ns2:ligatures ns2:val="none"/>
+        </w:rPr>
+      </w:pPr>
+    </w:p>
+    <w:p ns2:paraId="65C58807" ns2:textId="34306624">
       <w:pPr>
         <w:numPr>
           <w:ilvl w:val="1"/>
@@ -2586,7 +2586,7 @@
           <w:color w:val="000000"/>
           <w:kern w:val="0"/>
           <w:lang w:val="es-ES" w:eastAsia="es-ES"/>
-          <w14:ligatures w14:val="none"/>
+          <ns2:ligatures ns2:val="none"/>
         </w:rPr>
       </w:pPr>
       <w:r>
@@ -2595,7 +2595,7 @@
           <w:color w:val="000000"/>
           <w:kern w:val="0"/>
           <w:lang w:val="es-ES" w:eastAsia="es-ES"/>
-          <w14:ligatures w14:val="none"/>
+          <ns2:ligatures ns2:val="none"/>
         </w:rPr>
         <w:t xml:space="preserve">El señor [APELLIDO] solicitó, en calidad de medida correctiva, que Pacífico cumpla con: (i) hacer efectivo lo pactado en el Seguro Vehicular y se proceda a la restauración del vehículo asegurado por uno nuevo; y (ii) como pretensión accesoria, otorgar la suma de S/ 5 000,00 por concepto de reparación civil por daños y perjuicios. Asimismo, no requirió de manera expresa el reembolso de costos y costas del presente procedimiento.</w:t>
       </w:r>
@@ -2605,7 +2605,7 @@
           <w:color w:val="000000"/>
           <w:kern w:val="0"/>
           <w:lang w:val="es-ES" w:eastAsia="es-ES"/>
-          <w14:ligatures w14:val="none"/>
+          <ns2:ligatures ns2:val="none"/>
         </w:rPr>
         <w:t xml:space="preserve"/>
       </w:r>
@@ -2614,7 +2614,7 @@
         <w:rPr>
           <w:rFonts w:ascii="Arial Narrow" w:eastAsia="Calibri" w:hAnsi="Arial Narrow" w:cs="Arial"/>
           <w:kern w:val="0"/>
-          <w14:ligatures w14:val="none"/>
+          <ns2:ligatures ns2:val="none"/>
         </w:rPr>
         <w:t/>
       </w:r>
@@ -2623,7 +2623,7 @@
         <w:rPr>
           <w:rFonts w:ascii="Arial Narrow" w:eastAsia="Calibri" w:hAnsi="Arial Narrow" w:cs="Arial"/>
           <w:kern w:val="0"/>
-          <w14:ligatures w14:val="none"/>
+          <ns2:ligatures ns2:val="none"/>
         </w:rPr>
         <w:t xml:space="preserve"/>
       </w:r>
@@ -2633,7 +2633,7 @@
           <w:color w:val="000000"/>
           <w:kern w:val="0"/>
           <w:lang w:val="es-ES" w:eastAsia="es-ES"/>
-          <w14:ligatures w14:val="none"/>
+          <ns2:ligatures ns2:val="none"/>
         </w:rPr>
         <w:t xml:space="preserve"/>
       </w:r>
@@ -2643,7 +2643,7 @@
           <w:color w:val="000000"/>
           <w:kern w:val="0"/>
           <w:lang w:val="es-ES" w:eastAsia="es-ES"/>
-          <w14:ligatures w14:val="none"/>
+          <ns2:ligatures ns2:val="none"/>
         </w:rPr>
         <w:t xml:space="preserve"/>
       </w:r>
@@ -2653,7 +2653,7 @@
           <w:color w:val="000000"/>
           <w:kern w:val="0"/>
           <w:lang w:val="es-ES" w:eastAsia="es-ES"/>
-          <w14:ligatures w14:val="none"/>
+          <ns2:ligatures ns2:val="none"/>
         </w:rPr>
         <w:t/>
       </w:r>
@@ -2663,7 +2663,7 @@
           <w:color w:val="000000"/>
           <w:kern w:val="0"/>
           <w:lang w:val="es-ES" w:eastAsia="es-ES"/>
-          <w14:ligatures w14:val="none"/>
+          <ns2:ligatures ns2:val="none"/>
         </w:rPr>
         <w:t/>
       </w:r>
@@ -2673,7 +2673,7 @@
           <w:color w:val="000000"/>
           <w:kern w:val="0"/>
           <w:lang w:val="es-ES" w:eastAsia="es-ES"/>
-          <w14:ligatures w14:val="none"/>
+          <ns2:ligatures ns2:val="none"/>
         </w:rPr>
         <w:t xml:space="preserve"/>
       </w:r>
@@ -2683,7 +2683,7 @@
           <w:color w:val="000000"/>
           <w:kern w:val="0"/>
           <w:lang w:val="es-ES" w:eastAsia="es-ES"/>
-          <w14:ligatures w14:val="none"/>
+          <ns2:ligatures ns2:val="none"/>
         </w:rPr>
         <w:t/>
       </w:r>
@@ -2693,7 +2693,7 @@
           <w:color w:val="000000"/>
           <w:kern w:val="0"/>
           <w:lang w:val="es-ES" w:eastAsia="es-ES"/>
-          <w14:ligatures w14:val="none"/>
+          <ns2:ligatures ns2:val="none"/>
         </w:rPr>
         <w:t xml:space="preserve"/>
       </w:r>
@@ -2703,7 +2703,7 @@
           <w:color w:val="000000"/>
           <w:kern w:val="0"/>
           <w:lang w:val="es-ES" w:eastAsia="es-ES"/>
-          <w14:ligatures w14:val="none"/>
+          <ns2:ligatures ns2:val="none"/>
         </w:rPr>
         <w:t/>
       </w:r>
@@ -2713,7 +2713,7 @@
           <w:color w:val="000000"/>
           <w:kern w:val="0"/>
           <w:lang w:val="es-ES" w:eastAsia="es-ES"/>
-          <w14:ligatures w14:val="none"/>
+          <ns2:ligatures ns2:val="none"/>
         </w:rPr>
         <w:t xml:space="preserve"/>
       </w:r>
@@ -2723,7 +2723,7 @@
           <w:color w:val="000000"/>
           <w:kern w:val="0"/>
           <w:lang w:val="es-ES" w:eastAsia="es-ES"/>
-          <w14:ligatures w14:val="none"/>
+          <ns2:ligatures ns2:val="none"/>
         </w:rPr>
         <w:t/>
       </w:r>
@@ -2733,7 +2733,7 @@
           <w:color w:val="000000"/>
           <w:kern w:val="0"/>
           <w:lang w:val="es-ES" w:eastAsia="es-ES"/>
-          <w14:ligatures w14:val="none"/>
+          <ns2:ligatures ns2:val="none"/>
         </w:rPr>
         <w:t xml:space="preserve"/>
       </w:r>
@@ -2743,7 +2743,7 @@
           <w:color w:val="000000"/>
           <w:kern w:val="0"/>
           <w:lang w:val="es-ES" w:eastAsia="es-ES"/>
-          <w14:ligatures w14:val="none"/>
+          <ns2:ligatures ns2:val="none"/>
         </w:rPr>
         <w:t xml:space="preserve"/>
       </w:r>
@@ -2753,7 +2753,7 @@
           <w:color w:val="000000"/>
           <w:kern w:val="0"/>
           <w:lang w:val="es-ES" w:eastAsia="es-ES"/>
-          <w14:ligatures w14:val="none"/>
+          <ns2:ligatures ns2:val="none"/>
         </w:rPr>
         <w:t xml:space="preserve"/>
       </w:r>
@@ -2763,7 +2763,7 @@
           <w:color w:val="000000"/>
           <w:kern w:val="0"/>
           <w:lang w:val="es-ES" w:eastAsia="es-ES"/>
-          <w14:ligatures w14:val="none"/>
+          <ns2:ligatures ns2:val="none"/>
         </w:rPr>
         <w:t/>
       </w:r>
@@ -2773,7 +2773,7 @@
           <w:color w:val="000000"/>
           <w:kern w:val="0"/>
           <w:lang w:val="es-ES" w:eastAsia="es-ES"/>
-          <w14:ligatures w14:val="none"/>
+          <ns2:ligatures ns2:val="none"/>
         </w:rPr>
         <w:t/>
       </w:r>
@@ -2784,7 +2784,7 @@
           <w:color w:val="000000"/>
           <w:kern w:val="0"/>
           <w:lang w:val="es-ES" w:eastAsia="es-ES"/>
-          <w14:ligatures w14:val="none"/>
+          <ns2:ligatures ns2:val="none"/>
         </w:rPr>
         <w:t/>
       </w:r>
@@ -2795,7 +2795,7 @@
           <w:color w:val="000000"/>
           <w:kern w:val="0"/>
           <w:lang w:val="es-ES" w:eastAsia="es-ES"/>
-          <w14:ligatures w14:val="none"/>
+          <ns2:ligatures ns2:val="none"/>
         </w:rPr>
         <w:t xml:space="preserve"/>
       </w:r>
@@ -2805,7 +2805,7 @@
           <w:color w:val="000000"/>
           <w:kern w:val="0"/>
           <w:lang w:val="es-ES" w:eastAsia="es-ES"/>
-          <w14:ligatures w14:val="none"/>
+          <ns2:ligatures ns2:val="none"/>
         </w:rPr>
         <w:t/>
       </w:r>
@@ -2815,7 +2815,7 @@
           <w:color w:val="000000"/>
           <w:kern w:val="0"/>
           <w:lang w:val="es-ES" w:eastAsia="es-ES"/>
-          <w14:ligatures w14:val="none"/>
+          <ns2:ligatures ns2:val="none"/>
         </w:rPr>
         <w:t xml:space="preserve"/>
       </w:r>
@@ -2825,7 +2825,7 @@
           <w:color w:val="000000"/>
           <w:kern w:val="0"/>
           <w:lang w:val="es-ES" w:eastAsia="es-ES"/>
-          <w14:ligatures w14:val="none"/>
+          <ns2:ligatures ns2:val="none"/>
         </w:rPr>
         <w:t/>
       </w:r>
@@ -2835,7 +2835,7 @@
           <w:color w:val="000000"/>
           <w:kern w:val="0"/>
           <w:lang w:val="es-ES" w:eastAsia="es-ES"/>
-          <w14:ligatures w14:val="none"/>
+          <ns2:ligatures ns2:val="none"/>
         </w:rPr>
         <w:t xml:space="preserve"/>
       </w:r>
@@ -2845,7 +2845,7 @@
           <w:color w:val="000000"/>
           <w:kern w:val="0"/>
           <w:lang w:val="es-ES" w:eastAsia="es-ES"/>
-          <w14:ligatures w14:val="none"/>
+          <ns2:ligatures ns2:val="none"/>
         </w:rPr>
         <w:t xml:space="preserve"/>
       </w:r>
@@ -2855,7 +2855,7 @@
           <w:color w:val="000000"/>
           <w:kern w:val="0"/>
           <w:lang w:val="es-ES" w:eastAsia="es-ES"/>
-          <w14:ligatures w14:val="none"/>
+          <ns2:ligatures ns2:val="none"/>
         </w:rPr>
         <w:t/>
       </w:r>
@@ -2865,7 +2865,7 @@
           <w:color w:val="000000"/>
           <w:kern w:val="0"/>
           <w:lang w:val="es-ES" w:eastAsia="es-ES"/>
-          <w14:ligatures w14:val="none"/>
+          <ns2:ligatures ns2:val="none"/>
         </w:rPr>
         <w:t/>
       </w:r>
@@ -2875,7 +2875,7 @@
           <w:color w:val="000000"/>
           <w:kern w:val="0"/>
           <w:lang w:val="es-ES" w:eastAsia="es-ES"/>
-          <w14:ligatures w14:val="none"/>
+          <ns2:ligatures ns2:val="none"/>
         </w:rPr>
         <w:t xml:space="preserve"/>
       </w:r>
@@ -2885,7 +2885,7 @@
           <w:color w:val="000000"/>
           <w:kern w:val="0"/>
           <w:lang w:val="es-ES" w:eastAsia="es-ES"/>
-          <w14:ligatures w14:val="none"/>
+          <ns2:ligatures ns2:val="none"/>
         </w:rPr>
         <w:t xml:space="preserve"/>
       </w:r>
@@ -2895,7 +2895,7 @@
           <w:color w:val="000000"/>
           <w:kern w:val="0"/>
           <w:lang w:val="es-ES" w:eastAsia="es-ES"/>
-          <w14:ligatures w14:val="none"/>
+          <ns2:ligatures ns2:val="none"/>
         </w:rPr>
         <w:t/>
       </w:r>
@@ -2905,7 +2905,7 @@
           <w:color w:val="000000"/>
           <w:kern w:val="0"/>
           <w:lang w:val="es-ES" w:eastAsia="es-ES"/>
-          <w14:ligatures w14:val="none"/>
+          <ns2:ligatures ns2:val="none"/>
         </w:rPr>
         <w:t xml:space="preserve"/>
       </w:r>
@@ -2915,7 +2915,7 @@
           <w:color w:val="000000"/>
           <w:kern w:val="0"/>
           <w:lang w:val="es-ES" w:eastAsia="es-ES"/>
-          <w14:ligatures w14:val="none"/>
+          <ns2:ligatures ns2:val="none"/>
         </w:rPr>
         <w:t xml:space="preserve"/>
       </w:r>
@@ -2925,7 +2925,7 @@
           <w:color w:val="000000"/>
           <w:kern w:val="0"/>
           <w:lang w:val="es-ES" w:eastAsia="es-ES"/>
-          <w14:ligatures w14:val="none"/>
+          <ns2:ligatures ns2:val="none"/>
         </w:rPr>
         <w:t xml:space="preserve"/>
       </w:r>
@@ -2935,7 +2935,7 @@
           <w:color w:val="000000"/>
           <w:kern w:val="0"/>
           <w:lang w:val="es-ES" w:eastAsia="es-ES"/>
-          <w14:ligatures w14:val="none"/>
+          <ns2:ligatures ns2:val="none"/>
         </w:rPr>
         <w:t xml:space="preserve"/>
       </w:r>
@@ -2945,7 +2945,7 @@
           <w:color w:val="000000"/>
           <w:kern w:val="0"/>
           <w:lang w:val="es-ES" w:eastAsia="es-ES"/>
-          <w14:ligatures w14:val="none"/>
+          <ns2:ligatures ns2:val="none"/>
         </w:rPr>
         <w:t xml:space="preserve"/>
       </w:r>
@@ -2955,7 +2955,7 @@
           <w:color w:val="000000"/>
           <w:kern w:val="0"/>
           <w:lang w:val="es-ES" w:eastAsia="es-ES"/>
-          <w14:ligatures w14:val="none"/>
+          <ns2:ligatures ns2:val="none"/>
         </w:rPr>
         <w:t xml:space="preserve"/>
       </w:r>
@@ -2965,12 +2965,12 @@
           <w:color w:val="000000"/>
           <w:kern w:val="0"/>
           <w:lang w:val="es-ES" w:eastAsia="es-ES"/>
-          <w14:ligatures w14:val="none"/>
+          <ns2:ligatures ns2:val="none"/>
         </w:rPr>
         <w:t/>
       </w:r>
     </w:p>
-    <w:p>
+    <w:p ns2:paraId="66005174" ns2:textId="77777777">
       <w:pPr>
         <w:spacing w:after="0" w:line="240" w:lineRule="auto"/>
         <w:contextualSpacing/>
@@ -2981,11 +2981,11 @@
           <w:color w:val="000000"/>
           <w:kern w:val="0"/>
           <w:lang w:eastAsia="es-PE"/>
-          <w14:ligatures w14:val="none"/>
-        </w:rPr>
-      </w:pPr>
-    </w:p>
-    <w:p>
+          <ns2:ligatures ns2:val="none"/>
+        </w:rPr>
+      </w:pPr>
+    </w:p>
+    <w:p ns2:paraId="3541B1F9" ns2:textId="77777777">
       <w:pPr>
         <w:pStyle w:val="Prrafodelista"/>
         <w:numPr>
@@ -3005,22 +3005,22 @@
           <w:color w:val="000000"/>
           <w:kern w:val="0"/>
           <w:lang w:eastAsia="es-PE"/>
-          <w14:ligatures w14:val="none"/>
-        </w:rPr>
-      </w:pPr>
-      <w:r>
-        <w:rPr>
-          <w:rFonts w:ascii="Arial Narrow" w:eastAsia="Arial Narrow" w:hAnsi="Arial Narrow" w:cs="Arial Narrow"/>
-          <w:b/>
-          <w:color w:val="000000"/>
-          <w:kern w:val="0"/>
-          <w:lang w:eastAsia="es-PE"/>
-          <w14:ligatures w14:val="none"/>
+          <ns2:ligatures ns2:val="none"/>
+        </w:rPr>
+      </w:pPr>
+      <w:r>
+        <w:rPr>
+          <w:rFonts w:ascii="Arial Narrow" w:eastAsia="Arial Narrow" w:hAnsi="Arial Narrow" w:cs="Arial Narrow"/>
+          <w:b/>
+          <w:color w:val="000000"/>
+          <w:kern w:val="0"/>
+          <w:lang w:eastAsia="es-PE"/>
+          <ns2:ligatures ns2:val="none"/>
         </w:rPr>
         <w:t>DE LA ADMISIÓN A TRÁMITE DE LA DENUNCIA</w:t>
       </w:r>
     </w:p>
-    <w:p>
+    <w:p ns2:paraId="34556756" ns2:textId="77777777">
       <w:pPr>
         <w:spacing w:after="0" w:line="240" w:lineRule="auto"/>
         <w:contextualSpacing/>
@@ -3031,13 +3031,13 @@
           <w:color w:val="000000"/>
           <w:kern w:val="0"/>
           <w:lang w:eastAsia="es-PE"/>
-          <w14:ligatures w14:val="none"/>
+          <ns2:ligatures ns2:val="none"/>
         </w:rPr>
       </w:pPr>
       <w:bookmarkStart w:id="1" w:name="_Hlk212795168"/>
       <w:bookmarkStart w:id="2" w:name="_Hlk218848146"/>
     </w:p>
-    <w:p>
+    <w:p ns2:paraId="5F4266A4" ns2:textId="5E30BEE0">
       <w:pPr>
         <w:pStyle w:val="Prrafodelista"/>
         <w:numPr>
@@ -3050,7 +3050,7 @@
         <w:rPr>
           <w:rFonts w:ascii="Arial Narrow" w:eastAsia="Arial Narrow" w:hAnsi="Arial Narrow" w:cs="Arial Narrow"/>
           <w:kern w:val="0"/>
-          <w14:ligatures w14:val="none"/>
+          <ns2:ligatures ns2:val="none"/>
         </w:rPr>
       </w:pPr>
       <w:bookmarkStart w:id="3" w:name="_Hlk140755208"/>
@@ -3062,7 +3062,7 @@
           <w:color w:val="000000"/>
           <w:kern w:val="0"/>
           <w:lang w:eastAsia="es-PE"/>
-          <w14:ligatures w14:val="none"/>
+          <ns2:ligatures ns2:val="none"/>
         </w:rPr>
         <w:t xml:space="preserve">La Secretaría Técnica de la Comisión de </w:t>
       </w:r>
@@ -3072,7 +3072,7 @@
           <w:color w:val="000000"/>
           <w:kern w:val="0"/>
           <w:lang w:eastAsia="es-PE"/>
-          <w14:ligatures w14:val="none"/>
+          <ns2:ligatures ns2:val="none"/>
         </w:rPr>
         <w:t>Protección al Consumidor 1 (en adelante, la Secretaría Técnica), en ejercicio de sus facultades</w:t>
       </w:r>
@@ -3085,7 +3085,7 @@
           <w:rFonts w:ascii="Arial Narrow" w:eastAsia="Arial Narrow" w:hAnsi="Arial Narrow" w:cs="Arial Narrow"/>
           <w:kern w:val="0"/>
           <w:vertAlign w:val="superscript"/>
-          <w14:ligatures w14:val="none"/>
+          <ns2:ligatures ns2:val="none"/>
         </w:rPr>
         <w:footnoteReference w:id="2"/>
       </w:r>
@@ -3095,7 +3095,7 @@
           <w:color w:val="000000"/>
           <w:kern w:val="0"/>
           <w:lang w:eastAsia="es-PE"/>
-          <w14:ligatures w14:val="none"/>
+          <ns2:ligatures ns2:val="none"/>
         </w:rPr>
         <w:t xml:space="preserve">, </w:t>
       </w:r>
@@ -3105,7 +3105,7 @@
           <w:color w:val="000000"/>
           <w:kern w:val="0"/>
           <w:lang w:eastAsia="es-PE"/>
-          <w14:ligatures w14:val="none"/>
+          <ns2:ligatures ns2:val="none"/>
         </w:rPr>
         <w:t xml:space="preserve">considera </w:t>
       </w:r>
@@ -3113,7 +3113,7 @@
         <w:rPr>
           <w:rFonts w:ascii="Arial Narrow" w:eastAsia="Arial Narrow" w:hAnsi="Arial Narrow" w:cs="Arial Narrow"/>
           <w:kern w:val="0"/>
-          <w14:ligatures w14:val="none"/>
+          <ns2:ligatures ns2:val="none"/>
         </w:rPr>
         <w:t xml:space="preserve">que el hecho denunciado, </w:t>
       </w:r>
@@ -3122,7 +3122,7 @@
         <w:rPr>
           <w:rFonts w:ascii="Arial Narrow" w:eastAsia="Arial Narrow" w:hAnsi="Arial Narrow" w:cs="Arial Narrow"/>
           <w:kern w:val="0"/>
-          <w14:ligatures w14:val="none"/>
+          <ns2:ligatures ns2:val="none"/>
         </w:rPr>
         <w:t xml:space="preserve">consistente en que </w:t>
       </w:r>
@@ -3136,7 +3136,7 @@
           <w:kern w:val="0"/>
           <w:shd w:val="clear" w:color="auto" w:fill="FFFFFF"/>
           <w:lang w:eastAsia="es-PE"/>
-          <w14:ligatures w14:val="none"/>
+          <ns2:ligatures ns2:val="none"/>
         </w:rPr>
         <w:t>la compañía aseguradora habría negado injustificadamente la cobertura de la Póliza 2011225543 del Seguro Vehicular al denunciante por el siniestro ocurrido el 9 de noviembre de 2025</w:t>
       </w:r>
@@ -3144,7 +3144,7 @@
         <w:rPr>
           <w:rFonts w:ascii="Arial Narrow" w:eastAsia="Arial Narrow" w:hAnsi="Arial Narrow" w:cs="Arial Narrow"/>
           <w:kern w:val="0"/>
-          <w14:ligatures w14:val="none"/>
+          <ns2:ligatures ns2:val="none"/>
         </w:rPr>
         <w:t xml:space="preserve">; involucraría </w:t>
       </w:r>
@@ -3152,7 +3152,7 @@
         <w:rPr>
           <w:rFonts w:ascii="Arial Narrow" w:eastAsia="Arial Narrow" w:hAnsi="Arial Narrow" w:cs="Arial Narrow"/>
           <w:kern w:val="0"/>
-          <w14:ligatures w14:val="none"/>
+          <ns2:ligatures ns2:val="none"/>
         </w:rPr>
         <w:lastRenderedPageBreak/>
         <w:t>una presunta afectación a sus expectativas, quien no habría encontrado una correspondencia entre lo que esperaba recibir de parte del proveedor y lo que realmente recibió. Por consiguiente, corresponde calificar el hecho materia de denuncia como una presunta infracción al deber de idoneidad, tipificado en los artículos 18</w:t>
@@ -3163,7 +3163,7 @@
           <w:color w:val="000000"/>
           <w:kern w:val="0"/>
           <w:lang w:eastAsia="es-PE"/>
-          <w14:ligatures w14:val="none"/>
+          <ns2:ligatures ns2:val="none"/>
         </w:rPr>
         <w:t/>
       </w:r>
@@ -3171,7 +3171,7 @@
         <w:rPr>
           <w:rFonts w:ascii="Arial Narrow" w:eastAsia="Arial Narrow" w:hAnsi="Arial Narrow" w:cs="Arial Narrow"/>
           <w:kern w:val="0"/>
-          <w14:ligatures w14:val="none"/>
+          <ns2:ligatures ns2:val="none"/>
         </w:rPr>
         <w:t xml:space="preserve"> y 19</w:t>
       </w:r>
@@ -3181,7 +3181,7 @@
           <w:color w:val="000000"/>
           <w:kern w:val="0"/>
           <w:lang w:eastAsia="es-PE"/>
-          <w14:ligatures w14:val="none"/>
+          <ns2:ligatures ns2:val="none"/>
         </w:rPr>
         <w:t/>
       </w:r>
@@ -3189,7 +3189,7 @@
         <w:rPr>
           <w:rFonts w:ascii="Arial Narrow" w:eastAsia="Arial Narrow" w:hAnsi="Arial Narrow" w:cs="Arial Narrow"/>
           <w:kern w:val="0"/>
-          <w14:ligatures w14:val="none"/>
+          <ns2:ligatures ns2:val="none"/>
         </w:rPr>
         <w:t xml:space="preserve"> del Código</w:t>
       </w:r>
@@ -3201,7 +3201,7 @@
           <w:rFonts w:ascii="Arial Narrow" w:eastAsia="Arial Narrow" w:hAnsi="Arial Narrow" w:cs="Arial"/>
           <w:kern w:val="0"/>
           <w:vertAlign w:val="superscript"/>
-          <w14:ligatures w14:val="none"/>
+          <ns2:ligatures ns2:val="none"/>
         </w:rPr>
         <w:footnoteReference w:id="3"/>
       </w:r>
@@ -3210,13 +3210,13 @@
         <w:rPr>
           <w:rFonts w:ascii="Arial Narrow" w:eastAsia="Arial Narrow" w:hAnsi="Arial Narrow" w:cs="Arial Narrow"/>
           <w:kern w:val="0"/>
-          <w14:ligatures w14:val="none"/>
+          <ns2:ligatures ns2:val="none"/>
         </w:rPr>
         <w:t>.</w:t>
       </w:r>
       <w:bookmarkEnd w:id="8"/>
     </w:p>
-    <w:p>
+    <w:p ns2:paraId="116891C0" ns2:textId="77777777">
       <w:pPr>
         <w:pStyle w:val="Prrafodelista"/>
         <w:spacing w:after="0" w:line="240" w:lineRule="auto"/>
@@ -3225,11 +3225,11 @@
         <w:rPr>
           <w:rFonts w:ascii="Arial Narrow" w:eastAsia="Arial Narrow" w:hAnsi="Arial Narrow" w:cs="Arial Narrow"/>
           <w:kern w:val="0"/>
-          <w14:ligatures w14:val="none"/>
-        </w:rPr>
-      </w:pPr>
-    </w:p>
-    <w:p>
+          <ns2:ligatures ns2:val="none"/>
+        </w:rPr>
+      </w:pPr>
+    </w:p>
+    <w:p ns2:paraId="73AC2300" ns2:textId="4F3FFFFB">
       <w:pPr>
         <w:pStyle w:val="Prrafodelista"/>
         <w:numPr>
@@ -3242,7 +3242,7 @@
         <w:rPr>
           <w:rFonts w:ascii="Arial Narrow" w:eastAsia="Arial Narrow" w:hAnsi="Arial Narrow" w:cs="Arial Narrow"/>
           <w:kern w:val="0"/>
-          <w14:ligatures w14:val="none"/>
+          <ns2:ligatures ns2:val="none"/>
         </w:rPr>
       </w:pPr>
       <w:bookmarkStart w:id="11" w:name="_Hlk213150180"/>
@@ -3250,7 +3250,7 @@
         <w:rPr>
           <w:rFonts w:ascii="Arial Narrow" w:eastAsia="Arial Narrow" w:hAnsi="Arial Narrow" w:cs="Arial Narrow"/>
           <w:kern w:val="0"/>
-          <w14:ligatures w14:val="none"/>
+          <ns2:ligatures ns2:val="none"/>
         </w:rPr>
         <w:t xml:space="preserve">Así también, la Secretaría Técnica, en ejercicio de sus facultades, </w:t>
       </w:r>
@@ -3260,7 +3260,7 @@
           <w:color w:val="000000"/>
           <w:kern w:val="0"/>
           <w:lang w:eastAsia="es-PE"/>
-          <w14:ligatures w14:val="none"/>
+          <ns2:ligatures ns2:val="none"/>
         </w:rPr>
         <w:t xml:space="preserve">considera </w:t>
       </w:r>
@@ -3268,7 +3268,7 @@
         <w:rPr>
           <w:rFonts w:ascii="Arial Narrow" w:eastAsia="Arial Narrow" w:hAnsi="Arial Narrow" w:cs="Arial Narrow"/>
           <w:kern w:val="0"/>
-          <w14:ligatures w14:val="none"/>
+          <ns2:ligatures ns2:val="none"/>
         </w:rPr>
         <w:t xml:space="preserve">que el hecho denunciado, consistente en que </w:t>
       </w:r>
@@ -3280,7 +3280,7 @@
           <w:kern w:val="0"/>
           <w:shd w:val="clear" w:color="auto" w:fill="FFFFFF"/>
           <w:lang w:eastAsia="es-PE"/>
-          <w14:ligatures w14:val="none"/>
+          <ns2:ligatures ns2:val="none"/>
         </w:rPr>
         <w:t>la compañía aseguradora habría efectuado el cobro automático correspondiente al pago de la renovación de la Póliza 2011225543 del Seguro Vehicular, pese a que no había solicitado la renovación de la referida póliza</w:t>
       </w:r>
@@ -3288,7 +3288,7 @@
         <w:rPr>
           <w:rFonts w:ascii="Arial Narrow" w:eastAsia="Arial Narrow" w:hAnsi="Arial Narrow" w:cs="Arial Narrow"/>
           <w:kern w:val="0"/>
-          <w14:ligatures w14:val="none"/>
+          <ns2:ligatures ns2:val="none"/>
         </w:rPr>
         <w:t>; involucraría una presunta afectación a sus expectativas, quien no habría encontrado una correspondencia entre lo que esperaba recibir de parte del proveedor y lo que realmente recibió. Por consiguiente, corresponde calificar el hecho materia de denuncia como una presunta infracción al deber de idoneidad, tipificado en los artículos 18</w:t>
       </w:r>
@@ -3298,7 +3298,7 @@
           <w:color w:val="000000"/>
           <w:kern w:val="0"/>
           <w:lang w:eastAsia="es-PE"/>
-          <w14:ligatures w14:val="none"/>
+          <ns2:ligatures ns2:val="none"/>
         </w:rPr>
         <w:t/>
       </w:r>
@@ -3306,7 +3306,7 @@
         <w:rPr>
           <w:rFonts w:ascii="Arial Narrow" w:eastAsia="Arial Narrow" w:hAnsi="Arial Narrow" w:cs="Arial Narrow"/>
           <w:kern w:val="0"/>
-          <w14:ligatures w14:val="none"/>
+          <ns2:ligatures ns2:val="none"/>
         </w:rPr>
         <w:t xml:space="preserve"> y 19</w:t>
       </w:r>
@@ -3316,7 +3316,7 @@
           <w:color w:val="000000"/>
           <w:kern w:val="0"/>
           <w:lang w:eastAsia="es-PE"/>
-          <w14:ligatures w14:val="none"/>
+          <ns2:ligatures ns2:val="none"/>
         </w:rPr>
         <w:t/>
       </w:r>
@@ -3324,7 +3324,7 @@
         <w:rPr>
           <w:rFonts w:ascii="Arial Narrow" w:eastAsia="Arial Narrow" w:hAnsi="Arial Narrow" w:cs="Arial Narrow"/>
           <w:kern w:val="0"/>
-          <w14:ligatures w14:val="none"/>
+          <ns2:ligatures ns2:val="none"/>
         </w:rPr>
         <w:t xml:space="preserve"> del Código</w:t>
       </w:r>
@@ -3335,22 +3335,22 @@
           <w:color w:val="000000"/>
           <w:kern w:val="0"/>
           <w:lang w:eastAsia="es-PE"/>
-          <w14:ligatures w14:val="none"/>
+          <ns2:ligatures ns2:val="none"/>
         </w:rPr>
         <w:t xml:space="preserve">. </w:t>
       </w:r>
     </w:p>
-    <w:p>
+    <w:p ns2:paraId="3DB3D1B2" ns2:textId="77777777">
       <w:pPr>
         <w:pStyle w:val="Prrafodelista"/>
         <w:rPr>
           <w:rFonts w:ascii="Arial Narrow" w:eastAsia="Arial Narrow" w:hAnsi="Arial Narrow" w:cs="Arial Narrow"/>
           <w:kern w:val="0"/>
-          <w14:ligatures w14:val="none"/>
-        </w:rPr>
-      </w:pPr>
-    </w:p>
-    <w:p>
+          <ns2:ligatures ns2:val="none"/>
+        </w:rPr>
+      </w:pPr>
+    </w:p>
+    <w:p ns2:paraId="7A2CF596" ns2:textId="720D9A66">
       <w:pPr>
         <w:pStyle w:val="Prrafodelista"/>
         <w:numPr>
@@ -3363,14 +3363,14 @@
         <w:rPr>
           <w:rFonts w:ascii="Arial Narrow" w:eastAsia="Arial Narrow" w:hAnsi="Arial Narrow" w:cs="Arial Narrow"/>
           <w:kern w:val="0"/>
-          <w14:ligatures w14:val="none"/>
-        </w:rPr>
-      </w:pPr>
-      <w:r>
-        <w:rPr>
-          <w:rFonts w:ascii="Arial Narrow" w:eastAsia="Arial Narrow" w:hAnsi="Arial Narrow" w:cs="Arial Narrow"/>
-          <w:kern w:val="0"/>
-          <w14:ligatures w14:val="none"/>
+          <ns2:ligatures ns2:val="none"/>
+        </w:rPr>
+      </w:pPr>
+      <w:r>
+        <w:rPr>
+          <w:rFonts w:ascii="Arial Narrow" w:eastAsia="Arial Narrow" w:hAnsi="Arial Narrow" w:cs="Arial Narrow"/>
+          <w:kern w:val="0"/>
+          <ns2:ligatures ns2:val="none"/>
         </w:rPr>
         <w:t xml:space="preserve">Además, la Secretaría Técnica, en ejercicio de sus facultades, </w:t>
       </w:r>
@@ -3380,7 +3380,7 @@
           <w:color w:val="000000"/>
           <w:kern w:val="0"/>
           <w:lang w:eastAsia="es-PE"/>
-          <w14:ligatures w14:val="none"/>
+          <ns2:ligatures ns2:val="none"/>
         </w:rPr>
         <w:t xml:space="preserve">considera </w:t>
       </w:r>
@@ -3388,7 +3388,7 @@
         <w:rPr>
           <w:rFonts w:ascii="Arial Narrow" w:eastAsia="Arial Narrow" w:hAnsi="Arial Narrow" w:cs="Arial Narrow"/>
           <w:kern w:val="0"/>
-          <w14:ligatures w14:val="none"/>
+          <ns2:ligatures ns2:val="none"/>
         </w:rPr>
         <w:t xml:space="preserve">que el hecho denunciado, consistente en que </w:t>
       </w:r>
@@ -3399,7 +3399,7 @@
           <w:kern w:val="0"/>
           <w:shd w:val="clear" w:color="auto" w:fill="FFFFFF"/>
           <w:lang w:eastAsia="es-PE"/>
-          <w14:ligatures w14:val="none"/>
+          <ns2:ligatures ns2:val="none"/>
         </w:rPr>
         <w:t>la compañía aseguradora habría gestionado la entrega del vehículo con Placa de Rodaje CRK-463, asegurado con la Póliza 2011225543, el 20 de enero de 2026 sin las válvulas de arranque y con manipulación respecto de la llanta de repuesto</w:t>
       </w:r>
@@ -3407,7 +3407,7 @@
         <w:rPr>
           <w:rFonts w:ascii="Arial Narrow" w:eastAsia="Arial Narrow" w:hAnsi="Arial Narrow" w:cs="Arial Narrow"/>
           <w:kern w:val="0"/>
-          <w14:ligatures w14:val="none"/>
+          <ns2:ligatures ns2:val="none"/>
         </w:rPr>
         <w:t>; involucraría una presunta afectación a sus expectativas, quien no habría encontrado una correspondencia entre lo que esperaba recibir de parte del proveedor y lo que realmente recibió. Por consiguiente, corresponde calificar el hecho materia de denuncia como una presunta infracción al deber de idoneidad, tipificado en los artículos 18</w:t>
       </w:r>
@@ -3417,7 +3417,7 @@
           <w:color w:val="000000"/>
           <w:kern w:val="0"/>
           <w:lang w:eastAsia="es-PE"/>
-          <w14:ligatures w14:val="none"/>
+          <ns2:ligatures ns2:val="none"/>
         </w:rPr>
         <w:t/>
       </w:r>
@@ -3425,7 +3425,7 @@
         <w:rPr>
           <w:rFonts w:ascii="Arial Narrow" w:eastAsia="Arial Narrow" w:hAnsi="Arial Narrow" w:cs="Arial Narrow"/>
           <w:kern w:val="0"/>
-          <w14:ligatures w14:val="none"/>
+          <ns2:ligatures ns2:val="none"/>
         </w:rPr>
         <w:t xml:space="preserve"> y 19</w:t>
       </w:r>
@@ -3435,7 +3435,7 @@
           <w:color w:val="000000"/>
           <w:kern w:val="0"/>
           <w:lang w:eastAsia="es-PE"/>
-          <w14:ligatures w14:val="none"/>
+          <ns2:ligatures ns2:val="none"/>
         </w:rPr>
         <w:t/>
       </w:r>
@@ -3443,7 +3443,7 @@
         <w:rPr>
           <w:rFonts w:ascii="Arial Narrow" w:eastAsia="Arial Narrow" w:hAnsi="Arial Narrow" w:cs="Arial Narrow"/>
           <w:kern w:val="0"/>
-          <w14:ligatures w14:val="none"/>
+          <ns2:ligatures ns2:val="none"/>
         </w:rPr>
         <w:t xml:space="preserve"> del Código</w:t>
       </w:r>
@@ -3454,7 +3454,7 @@
           <w:color w:val="000000"/>
           <w:kern w:val="0"/>
           <w:lang w:eastAsia="es-PE"/>
-          <w14:ligatures w14:val="none"/>
+          <ns2:ligatures ns2:val="none"/>
         </w:rPr>
         <w:t xml:space="preserve">. </w:t>
       </w:r>
@@ -3464,7 +3464,7 @@
     <w:bookmarkEnd w:id="6"/>
     <w:bookmarkEnd w:id="9"/>
     <w:bookmarkEnd w:id="12"/>
-    <w:p>
+    <w:p ns2:paraId="432038D6" ns2:textId="0A9F6D75">
       <w:pPr>
         <w:spacing w:after="0" w:line="240" w:lineRule="auto"/>
         <w:jc w:val="both"/>
@@ -3472,12 +3472,12 @@
           <w:rFonts w:ascii="Arial Narrow" w:eastAsia="Calibri" w:hAnsi="Arial Narrow" w:cs="Arial Narrow"/>
           <w:kern w:val="0"/>
           <w:lang w:eastAsia="es-PE"/>
-          <w14:ligatures w14:val="none"/>
+          <ns2:ligatures ns2:val="none"/>
         </w:rPr>
       </w:pPr>
     </w:p>
     <w:bookmarkEnd w:id="2"/>
-    <w:p>
+    <w:p ns2:paraId="463134E5" ns2:textId="77777777">
       <w:pPr>
         <w:pStyle w:val="Prrafodelista"/>
         <w:numPr>
@@ -3491,7 +3491,7 @@
           <w:rFonts w:ascii="Arial Narrow" w:eastAsia="Calibri" w:hAnsi="Arial Narrow" w:cs="Arial Narrow"/>
           <w:kern w:val="0"/>
           <w:lang w:eastAsia="es-PE"/>
-          <w14:ligatures w14:val="none"/>
+          <ns2:ligatures ns2:val="none"/>
         </w:rPr>
       </w:pPr>
       <w:r>
@@ -3500,7 +3500,7 @@
           <w:color w:val="000000"/>
           <w:kern w:val="0"/>
           <w:lang w:eastAsia="es-PE"/>
-          <w14:ligatures w14:val="none"/>
+          <ns2:ligatures ns2:val="none"/>
         </w:rPr>
         <w:t>En tanto la denuncia reúne los requisitos</w:t>
       </w:r>
@@ -3510,7 +3510,7 @@
           <w:color w:val="000000"/>
           <w:kern w:val="0"/>
           <w:lang w:eastAsia="es-PE"/>
-          <w14:ligatures w14:val="none"/>
+          <ns2:ligatures ns2:val="none"/>
         </w:rPr>
         <w:t xml:space="preserve"> establecidos por la norma citada, corresponde admitirla a trámite</w:t>
       </w:r>
@@ -3520,7 +3520,7 @@
           <w:rFonts w:ascii="Arial Narrow" w:eastAsia="Arial Narrow" w:hAnsi="Arial Narrow" w:cs="Arial Narrow"/>
           <w:kern w:val="0"/>
           <w:vertAlign w:val="superscript"/>
-          <w14:ligatures w14:val="none"/>
+          <ns2:ligatures ns2:val="none"/>
         </w:rPr>
         <w:footnoteReference w:id="4"/>
       </w:r>
@@ -3530,13 +3530,13 @@
           <w:color w:val="000000"/>
           <w:kern w:val="0"/>
           <w:lang w:eastAsia="es-PE"/>
-          <w14:ligatures w14:val="none"/>
+          <ns2:ligatures ns2:val="none"/>
         </w:rPr>
         <w:t>.</w:t>
       </w:r>
       <w:bookmarkStart w:id="13" w:name="_Hlk214963039"/>
     </w:p>
-    <w:p>
+    <w:p ns2:paraId="68C71625" ns2:textId="77777777">
       <w:pPr>
         <w:spacing w:after="0" w:line="240" w:lineRule="auto"/>
         <w:ind w:left="567"/>
@@ -3547,12 +3547,12 @@
           <w:color w:val="000000"/>
           <w:kern w:val="0"/>
           <w:lang w:eastAsia="es-PE"/>
-          <w14:ligatures w14:val="none"/>
+          <ns2:ligatures ns2:val="none"/>
         </w:rPr>
       </w:pPr>
       <w:bookmarkStart w:id="14" w:name="_Hlk214963071"/>
     </w:p>
-    <w:p>
+    <w:p ns2:paraId="38A98B4B" ns2:textId="77777777">
       <w:pPr>
         <w:pStyle w:val="Prrafodelista"/>
         <w:numPr>
@@ -3572,17 +3572,17 @@
           <w:color w:val="000000"/>
           <w:kern w:val="0"/>
           <w:lang w:eastAsia="es-PE"/>
-          <w14:ligatures w14:val="none"/>
-        </w:rPr>
-      </w:pPr>
-      <w:r>
-        <w:rPr>
-          <w:rFonts w:ascii="Arial Narrow" w:eastAsia="Arial Narrow" w:hAnsi="Arial Narrow" w:cs="Arial Narrow"/>
-          <w:b/>
-          <w:color w:val="000000"/>
-          <w:kern w:val="0"/>
-          <w:lang w:eastAsia="es-PE"/>
-          <w14:ligatures w14:val="none"/>
+          <ns2:ligatures ns2:val="none"/>
+        </w:rPr>
+      </w:pPr>
+      <w:r>
+        <w:rPr>
+          <w:rFonts w:ascii="Arial Narrow" w:eastAsia="Arial Narrow" w:hAnsi="Arial Narrow" w:cs="Arial Narrow"/>
+          <w:b/>
+          <w:color w:val="000000"/>
+          <w:kern w:val="0"/>
+          <w:lang w:eastAsia="es-PE"/>
+          <ns2:ligatures ns2:val="none"/>
         </w:rPr>
         <w:t>REQUERIMIENTO DE INFORMACI</w:t>
       </w:r>
@@ -3593,7 +3593,7 @@
           <w:color w:val="000000"/>
           <w:kern w:val="0"/>
           <w:lang w:eastAsia="es-PE"/>
-          <w14:ligatures w14:val="none"/>
+          <ns2:ligatures ns2:val="none"/>
         </w:rPr>
         <w:t>Ó</w:t>
       </w:r>
@@ -3604,12 +3604,12 @@
           <w:color w:val="000000"/>
           <w:kern w:val="0"/>
           <w:lang w:eastAsia="es-PE"/>
-          <w14:ligatures w14:val="none"/>
+          <ns2:ligatures ns2:val="none"/>
         </w:rPr>
         <w:t>N</w:t>
       </w:r>
     </w:p>
-    <w:p>
+    <w:p ns2:paraId="5B518DC4" ns2:textId="77777777">
       <w:pPr>
         <w:spacing w:after="0" w:line="240" w:lineRule="auto"/>
         <w:jc w:val="both"/>
@@ -3618,11 +3618,11 @@
           <w:color w:val="000000"/>
           <w:kern w:val="0"/>
           <w:lang w:val="es-ES" w:eastAsia="es-ES"/>
-          <w14:ligatures w14:val="none"/>
-        </w:rPr>
-      </w:pPr>
-    </w:p>
-    <w:p>
+          <ns2:ligatures ns2:val="none"/>
+        </w:rPr>
+      </w:pPr>
+    </w:p>
+    <w:p ns2:paraId="62B88A04" ns2:textId="7D4B0223">
       <w:pPr>
         <w:pStyle w:val="Prrafodelista"/>
         <w:numPr>
@@ -3637,7 +3637,7 @@
           <w:color w:val="000000"/>
           <w:kern w:val="0"/>
           <w:lang w:val="es-ES" w:eastAsia="es-ES"/>
-          <w14:ligatures w14:val="none"/>
+          <ns2:ligatures ns2:val="none"/>
         </w:rPr>
       </w:pPr>
       <w:r>
@@ -3646,7 +3646,7 @@
           <w:color w:val="000000"/>
           <w:kern w:val="0"/>
           <w:lang w:val="es-ES" w:eastAsia="es-ES"/>
-          <w14:ligatures w14:val="none"/>
+          <ns2:ligatures ns2:val="none"/>
         </w:rPr>
         <w:t xml:space="preserve">A efectos de tener mayores elementos </w:t>
       </w:r>
@@ -3657,7 +3657,7 @@
           <w:color w:val="000000"/>
           <w:kern w:val="0"/>
           <w:lang w:val="es-ES" w:eastAsia="es-ES"/>
-          <w14:ligatures w14:val="none"/>
+          <ns2:ligatures ns2:val="none"/>
         </w:rPr>
         <w:t xml:space="preserve">que sirvan para la resolución definitiva del presente caso, la Secretaría Técnica, en ejercicio de las facultades que la ley le confiere, </w:t>
       </w:r>
@@ -3667,7 +3667,7 @@
           <w:color w:val="000000"/>
           <w:kern w:val="0"/>
           <w:lang w:val="es-ES" w:eastAsia="es-ES"/>
-          <w14:ligatures w14:val="none"/>
+          <ns2:ligatures ns2:val="none"/>
         </w:rPr>
         <w:t xml:space="preserve">conviene requerir </w:t>
       </w:r>
@@ -3677,7 +3677,7 @@
           <w:color w:val="000000"/>
           <w:kern w:val="0"/>
           <w:lang w:val="es-ES" w:eastAsia="es-ES"/>
-          <w14:ligatures w14:val="none"/>
+          <ns2:ligatures ns2:val="none"/>
         </w:rPr>
         <w:t>a la compañía aseguradora</w:t>
       </w:r>
@@ -3687,7 +3687,7 @@
           <w:color w:val="000000"/>
           <w:kern w:val="0"/>
           <w:lang w:val="es-ES" w:eastAsia="es-ES"/>
-          <w14:ligatures w14:val="none"/>
+          <ns2:ligatures ns2:val="none"/>
         </w:rPr>
         <w:t xml:space="preserve"> que, en</w:t>
       </w:r>
@@ -3697,7 +3697,7 @@
           <w:color w:val="000000"/>
           <w:kern w:val="0"/>
           <w:lang w:val="es-ES" w:eastAsia="es-ES"/>
-          <w14:ligatures w14:val="none"/>
+          <ns2:ligatures ns2:val="none"/>
         </w:rPr>
         <w:t xml:space="preserve"> un plazo no mayor de cinco (5) días hábiles contado a partir del día siguiente de la notificación de la presente resolución, cumpla con lo siguiente</w:t>
       </w:r>
@@ -3707,7 +3707,7 @@
           <w:color w:val="000000"/>
           <w:kern w:val="0"/>
           <w:lang w:val="es-ES" w:eastAsia="es-ES"/>
-          <w14:ligatures w14:val="none"/>
+          <ns2:ligatures ns2:val="none"/>
         </w:rPr>
         <w:t xml:space="preserve">: (i) presentar una copia </w:t>
       </w:r>
@@ -3717,7 +3717,7 @@
           <w:color w:val="000000"/>
           <w:kern w:val="0"/>
           <w:lang w:val="es-ES" w:eastAsia="es-ES"/>
-          <w14:ligatures w14:val="none"/>
+          <ns2:ligatures ns2:val="none"/>
         </w:rPr>
         <w:lastRenderedPageBreak/>
         <w:t xml:space="preserve">completa, legible y debidamente suscrita de la </w:t>
@@ -3728,7 +3728,7 @@
           <w:color w:val="000000"/>
           <w:kern w:val="0"/>
           <w:lang w:val="es-ES" w:eastAsia="es-ES"/>
-          <w14:ligatures w14:val="none"/>
+          <ns2:ligatures ns2:val="none"/>
         </w:rPr>
         <w:t>Póliza 2011225543 del Seguro Vehicular</w:t>
       </w:r>
@@ -3738,7 +3738,7 @@
           <w:color w:val="000000"/>
           <w:kern w:val="0"/>
           <w:lang w:val="es-ES" w:eastAsia="es-ES"/>
-          <w14:ligatures w14:val="none"/>
+          <ns2:ligatures ns2:val="none"/>
         </w:rPr>
         <w:t xml:space="preserve">, </w:t>
       </w:r>
@@ -3749,7 +3749,7 @@
           <w:color w:val="000000"/>
           <w:kern w:val="0"/>
           <w:lang w:val="es-ES" w:eastAsia="es-ES"/>
-          <w14:ligatures w14:val="none"/>
+          <ns2:ligatures ns2:val="none"/>
         </w:rPr>
         <w:t>así como el cargo de remisión de la póliza</w:t>
       </w:r>
@@ -3760,7 +3760,7 @@
           <w:color w:val="000000"/>
           <w:kern w:val="0"/>
           <w:lang w:val="es-ES" w:eastAsia="es-ES"/>
-          <w14:ligatures w14:val="none"/>
+          <ns2:ligatures ns2:val="none"/>
         </w:rPr>
         <w:t>; (</w:t>
       </w:r>
@@ -3771,7 +3771,7 @@
           <w:color w:val="000000"/>
           <w:kern w:val="0"/>
           <w:lang w:val="es-ES" w:eastAsia="es-ES"/>
-          <w14:ligatures w14:val="none"/>
+          <ns2:ligatures ns2:val="none"/>
         </w:rPr>
         <w:t>ii</w:t>
       </w:r>
@@ -3782,7 +3782,7 @@
           <w:color w:val="000000"/>
           <w:kern w:val="0"/>
           <w:lang w:val="es-ES" w:eastAsia="es-ES"/>
-          <w14:ligatures w14:val="none"/>
+          <ns2:ligatures ns2:val="none"/>
         </w:rPr>
         <w:t xml:space="preserve">) presentar los medios probatorios que acrediten </w:t>
       </w:r>
@@ -3792,7 +3792,7 @@
           <w:color w:val="000000"/>
           <w:kern w:val="0"/>
           <w:lang w:val="es-ES" w:eastAsia="es-ES"/>
-          <w14:ligatures w14:val="none"/>
+          <ns2:ligatures ns2:val="none"/>
         </w:rPr>
         <w:t>que la negativa de otorgamiento de cobertura fue justificado</w:t>
       </w:r>
@@ -3802,7 +3802,7 @@
           <w:color w:val="000000"/>
           <w:kern w:val="0"/>
           <w:lang w:val="es-ES" w:eastAsia="es-ES"/>
-          <w14:ligatures w14:val="none"/>
+          <ns2:ligatures ns2:val="none"/>
         </w:rPr>
         <w:t>; y, (</w:t>
       </w:r>
@@ -3813,7 +3813,7 @@
           <w:color w:val="000000"/>
           <w:kern w:val="0"/>
           <w:lang w:val="es-ES" w:eastAsia="es-ES"/>
-          <w14:ligatures w14:val="none"/>
+          <ns2:ligatures ns2:val="none"/>
         </w:rPr>
         <w:t>iii</w:t>
       </w:r>
@@ -3824,7 +3824,7 @@
           <w:color w:val="000000"/>
           <w:kern w:val="0"/>
           <w:lang w:val="es-ES" w:eastAsia="es-ES"/>
-          <w14:ligatures w14:val="none"/>
+          <ns2:ligatures ns2:val="none"/>
         </w:rPr>
         <w:t xml:space="preserve">) presentar todas las comunicaciones cursadas </w:t>
       </w:r>
@@ -3834,7 +3834,7 @@
           <w:color w:val="000000"/>
           <w:kern w:val="0"/>
           <w:lang w:val="es-ES" w:eastAsia="es-ES"/>
-          <w14:ligatures w14:val="none"/>
+          <ns2:ligatures ns2:val="none"/>
         </w:rPr>
         <w:t xml:space="preserve">con la parte denunciante </w:t>
       </w:r>
@@ -3844,7 +3844,7 @@
           <w:color w:val="000000"/>
           <w:kern w:val="0"/>
           <w:lang w:val="es-ES" w:eastAsia="es-ES"/>
-          <w14:ligatures w14:val="none"/>
+          <ns2:ligatures ns2:val="none"/>
         </w:rPr>
         <w:t xml:space="preserve">en virtud </w:t>
       </w:r>
@@ -3854,7 +3854,7 @@
           <w:color w:val="000000"/>
           <w:kern w:val="0"/>
           <w:lang w:val="es-ES" w:eastAsia="es-ES"/>
-          <w14:ligatures w14:val="none"/>
+          <ns2:ligatures ns2:val="none"/>
         </w:rPr>
         <w:t xml:space="preserve">de los hechos materia </w:t>
       </w:r>
@@ -3864,7 +3864,7 @@
           <w:color w:val="000000"/>
           <w:kern w:val="0"/>
           <w:lang w:val="es-ES" w:eastAsia="es-ES"/>
-          <w14:ligatures w14:val="none"/>
+          <ns2:ligatures ns2:val="none"/>
         </w:rPr>
         <w:t>de denuncia.</w:t>
       </w:r>
@@ -3874,13 +3874,13 @@
           <w:color w:val="000000"/>
           <w:kern w:val="0"/>
           <w:lang w:eastAsia="es-ES"/>
-          <w14:ligatures w14:val="none"/>
+          <ns2:ligatures ns2:val="none"/>
         </w:rPr>
         <w:t xml:space="preserve"> </w:t>
       </w:r>
     </w:p>
     <w:bookmarkEnd w:id="14"/>
-    <w:p>
+    <w:p ns2:paraId="5C93B848" ns2:textId="77777777">
       <w:pPr>
         <w:pStyle w:val="Prrafodelista"/>
         <w:spacing w:after="0" w:line="240" w:lineRule="auto"/>
@@ -3891,11 +3891,11 @@
           <w:color w:val="000000"/>
           <w:kern w:val="0"/>
           <w:lang w:val="es-ES" w:eastAsia="es-ES"/>
-          <w14:ligatures w14:val="none"/>
-        </w:rPr>
-      </w:pPr>
-    </w:p>
-    <w:p>
+          <ns2:ligatures ns2:val="none"/>
+        </w:rPr>
+      </w:pPr>
+    </w:p>
+    <w:p ns2:paraId="2A119386" ns2:textId="77777777">
       <w:pPr>
         <w:pStyle w:val="Prrafodelista"/>
         <w:numPr>
@@ -3915,36 +3915,36 @@
           <w:color w:val="000000"/>
           <w:kern w:val="0"/>
           <w:lang w:eastAsia="es-PE"/>
-          <w14:ligatures w14:val="none"/>
-        </w:rPr>
-      </w:pPr>
-      <w:r>
-        <w:rPr>
-          <w:rFonts w:ascii="Arial Narrow" w:eastAsia="Arial Narrow" w:hAnsi="Arial Narrow" w:cs="Arial Narrow"/>
-          <w:b/>
-          <w:color w:val="000000"/>
-          <w:kern w:val="0"/>
-          <w:lang w:eastAsia="es-PE"/>
-          <w14:ligatures w14:val="none"/>
+          <ns2:ligatures ns2:val="none"/>
+        </w:rPr>
+      </w:pPr>
+      <w:r>
+        <w:rPr>
+          <w:rFonts w:ascii="Arial Narrow" w:eastAsia="Arial Narrow" w:hAnsi="Arial Narrow" w:cs="Arial Narrow"/>
+          <w:b/>
+          <w:color w:val="000000"/>
+          <w:kern w:val="0"/>
+          <w:lang w:eastAsia="es-PE"/>
+          <ns2:ligatures ns2:val="none"/>
         </w:rPr>
         <w:t xml:space="preserve">RESOLUCIÓN DE LA SECRETARÍA TÉCNICA </w:t>
       </w:r>
     </w:p>
-    <w:p>
-      <w:pPr>
-        <w:spacing w:after="0" w:line="240" w:lineRule="auto"/>
-        <w:jc w:val="both"/>
-        <w:rPr>
-          <w:rFonts w:ascii="Arial Narrow" w:eastAsia="Arial Narrow" w:hAnsi="Arial Narrow" w:cs="Arial Narrow"/>
-          <w:b/>
-          <w:color w:val="000000"/>
-          <w:kern w:val="0"/>
-          <w:lang w:eastAsia="es-PE"/>
-          <w14:ligatures w14:val="none"/>
-        </w:rPr>
-      </w:pPr>
-    </w:p>
-    <w:p>
+    <w:p ns2:paraId="7F554EB2" ns2:textId="77777777">
+      <w:pPr>
+        <w:spacing w:after="0" w:line="240" w:lineRule="auto"/>
+        <w:jc w:val="both"/>
+        <w:rPr>
+          <w:rFonts w:ascii="Arial Narrow" w:eastAsia="Arial Narrow" w:hAnsi="Arial Narrow" w:cs="Arial Narrow"/>
+          <w:b/>
+          <w:color w:val="000000"/>
+          <w:kern w:val="0"/>
+          <w:lang w:eastAsia="es-PE"/>
+          <ns2:ligatures ns2:val="none"/>
+        </w:rPr>
+      </w:pPr>
+    </w:p>
+    <w:p ns2:paraId="40BE44E6" ns2:textId="334B9D92">
       <w:pPr>
         <w:spacing w:after="0" w:line="240" w:lineRule="auto"/>
         <w:jc w:val="both"/>
@@ -3953,17 +3953,17 @@
           <w:color w:val="000000"/>
           <w:kern w:val="0"/>
           <w:lang w:eastAsia="es-PE"/>
-          <w14:ligatures w14:val="none"/>
-        </w:rPr>
-      </w:pPr>
-      <w:r>
-        <w:rPr>
-          <w:rFonts w:ascii="Arial Narrow" w:eastAsia="Arial Narrow" w:hAnsi="Arial Narrow" w:cs="Arial Narrow"/>
-          <w:b/>
-          <w:color w:val="000000"/>
-          <w:kern w:val="0"/>
-          <w:lang w:eastAsia="es-PE"/>
-          <w14:ligatures w14:val="none"/>
+          <ns2:ligatures ns2:val="none"/>
+        </w:rPr>
+      </w:pPr>
+      <w:r>
+        <w:rPr>
+          <w:rFonts w:ascii="Arial Narrow" w:eastAsia="Arial Narrow" w:hAnsi="Arial Narrow" w:cs="Arial Narrow"/>
+          <w:b/>
+          <w:color w:val="000000"/>
+          <w:kern w:val="0"/>
+          <w:lang w:eastAsia="es-PE"/>
+          <ns2:ligatures ns2:val="none"/>
         </w:rPr>
         <w:t xml:space="preserve">PRIMERO: admitir a trámite la denuncia del 6 de febrero de 2026, complementada mediante el escrito del 4 de marzo de 2026, interpuesta por el señor [DENUNCIANTE] contra Pacífico Compañía de Seguros y Reaseguros S.A., por lo siguiente:</w:t>
       </w:r>
@@ -3974,7 +3974,7 @@
           <w:kern w:val="0"/>
           <w:shd w:val="clear" w:color="auto" w:fill="FFFFFF"/>
           <w:lang w:eastAsia="es-PE"/>
-          <w14:ligatures w14:val="none"/>
+          <ns2:ligatures ns2:val="none"/>
         </w:rPr>
         <w:t xml:space="preserve"/>
       </w:r>
@@ -3984,7 +3984,7 @@
           <w:color w:val="000000"/>
           <w:kern w:val="0"/>
           <w:lang w:val="es-ES" w:eastAsia="es-ES"/>
-          <w14:ligatures w14:val="none"/>
+          <ns2:ligatures ns2:val="none"/>
         </w:rPr>
         <w:t/>
       </w:r>
@@ -3992,7 +3992,7 @@
         <w:rPr>
           <w:rFonts w:ascii="Arial Narrow" w:eastAsia="Calibri" w:hAnsi="Arial Narrow" w:cs="Arial"/>
           <w:kern w:val="0"/>
-          <w14:ligatures w14:val="none"/>
+          <ns2:ligatures ns2:val="none"/>
         </w:rPr>
         <w:t xml:space="preserve"/>
       </w:r>
@@ -4000,7 +4000,7 @@
         <w:rPr>
           <w:rFonts w:ascii="Arial Narrow" w:eastAsia="Calibri" w:hAnsi="Arial Narrow" w:cs="Arial"/>
           <w:kern w:val="0"/>
-          <w14:ligatures w14:val="none"/>
+          <ns2:ligatures ns2:val="none"/>
         </w:rPr>
         <w:t xml:space="preserve"/>
       </w:r>
@@ -4011,7 +4011,7 @@
           <w:kern w:val="0"/>
           <w:shd w:val="clear" w:color="auto" w:fill="FFFFFF"/>
           <w:lang w:eastAsia="es-PE"/>
-          <w14:ligatures w14:val="none"/>
+          <ns2:ligatures ns2:val="none"/>
         </w:rPr>
         <w:t xml:space="preserve"/>
       </w:r>
@@ -4022,7 +4022,7 @@
           <w:kern w:val="0"/>
           <w:shd w:val="clear" w:color="auto" w:fill="FFFFFF"/>
           <w:lang w:eastAsia="es-PE"/>
-          <w14:ligatures w14:val="none"/>
+          <ns2:ligatures ns2:val="none"/>
         </w:rPr>
         <w:t xml:space="preserve"/>
       </w:r>
@@ -4034,7 +4034,7 @@
           <w:kern w:val="0"/>
           <w:shd w:val="clear" w:color="auto" w:fill="FFFFFF"/>
           <w:lang w:eastAsia="es-PE"/>
-          <w14:ligatures w14:val="none"/>
+          <ns2:ligatures ns2:val="none"/>
         </w:rPr>
         <w:t/>
       </w:r>
@@ -4046,7 +4046,7 @@
           <w:kern w:val="0"/>
           <w:shd w:val="clear" w:color="auto" w:fill="FFFFFF"/>
           <w:lang w:eastAsia="es-PE"/>
-          <w14:ligatures w14:val="none"/>
+          <ns2:ligatures ns2:val="none"/>
         </w:rPr>
         <w:t xml:space="preserve"/>
       </w:r>
@@ -4058,7 +4058,7 @@
           <w:kern w:val="0"/>
           <w:shd w:val="clear" w:color="auto" w:fill="FFFFFF"/>
           <w:lang w:eastAsia="es-PE"/>
-          <w14:ligatures w14:val="none"/>
+          <ns2:ligatures ns2:val="none"/>
         </w:rPr>
         <w:t/>
       </w:r>
@@ -4070,7 +4070,7 @@
           <w:kern w:val="0"/>
           <w:shd w:val="clear" w:color="auto" w:fill="FFFFFF"/>
           <w:lang w:eastAsia="es-PE"/>
-          <w14:ligatures w14:val="none"/>
+          <ns2:ligatures ns2:val="none"/>
         </w:rPr>
         <w:t xml:space="preserve"/>
       </w:r>
@@ -4081,7 +4081,7 @@
           <w:kern w:val="0"/>
           <w:shd w:val="clear" w:color="auto" w:fill="FFFFFF"/>
           <w:lang w:eastAsia="es-PE"/>
-          <w14:ligatures w14:val="none"/>
+          <ns2:ligatures ns2:val="none"/>
         </w:rPr>
         <w:t xml:space="preserve"/>
       </w:r>
@@ -4100,24 +4100,24 @@
           <w:kern w:val="0"/>
           <w:shd w:val="clear" w:color="auto" w:fill="FFFFFF"/>
           <w:lang w:eastAsia="es-PE"/>
-          <w14:ligatures w14:val="none"/>
+          <ns2:ligatures ns2:val="none"/>
         </w:rPr>
         <w:t/>
       </w:r>
     </w:p>
-    <w:p>
-      <w:pPr>
-        <w:spacing w:after="0" w:line="240" w:lineRule="auto"/>
-        <w:jc w:val="both"/>
-        <w:rPr>
-          <w:rFonts w:ascii="Arial Narrow" w:eastAsia="Arial Narrow" w:hAnsi="Arial Narrow" w:cs="Arial Narrow"/>
-          <w:kern w:val="0"/>
-          <w14:ligatures w14:val="none"/>
+    <w:p ns2:paraId="6C8019D2" ns2:textId="0BA1125E">
+      <w:pPr>
+        <w:spacing w:after="0" w:line="240" w:lineRule="auto"/>
+        <w:jc w:val="both"/>
+        <w:rPr>
+          <w:rFonts w:ascii="Arial Narrow" w:eastAsia="Arial Narrow" w:hAnsi="Arial Narrow" w:cs="Arial Narrow"/>
+          <w:kern w:val="0"/>
+          <ns2:ligatures ns2:val="none"/>
         </w:rPr>
       </w:pPr>
       <w:bookmarkStart w:id="17" w:name="_Hlk215162047"/>
     </w:p>
-    <w:p>
+    <w:p ns2:paraId="2A0B11B0" ns2:textId="200C1589">
       <w:pPr>
         <w:pStyle w:val="Prrafodelista"/>
         <w:numPr>
@@ -4133,14 +4133,14 @@
         <w:rPr>
           <w:rFonts w:ascii="Arial Narrow" w:eastAsia="Arial Narrow" w:hAnsi="Arial Narrow" w:cs="Arial Narrow"/>
           <w:kern w:val="0"/>
-          <w14:ligatures w14:val="none"/>
-        </w:rPr>
-      </w:pPr>
-      <w:r>
-        <w:rPr>
-          <w:rFonts w:ascii="Arial Narrow" w:eastAsia="Arial Narrow" w:hAnsi="Arial Narrow" w:cs="Arial Narrow"/>
-          <w:kern w:val="0"/>
-          <w14:ligatures w14:val="none"/>
+          <ns2:ligatures ns2:val="none"/>
+        </w:rPr>
+      </w:pPr>
+      <w:r>
+        <w:rPr>
+          <w:rFonts w:ascii="Arial Narrow" w:eastAsia="Arial Narrow" w:hAnsi="Arial Narrow" w:cs="Arial Narrow"/>
+          <w:kern w:val="0"/>
+          <ns2:ligatures ns2:val="none"/>
         </w:rPr>
         <w:t xml:space="preserve">Presunta </w:t>
       </w:r>
@@ -4148,7 +4148,7 @@
         <w:rPr>
           <w:rFonts w:ascii="Arial Narrow" w:eastAsia="Arial Narrow" w:hAnsi="Arial Narrow" w:cs="Arial Narrow"/>
           <w:kern w:val="0"/>
-          <w14:ligatures w14:val="none"/>
+          <ns2:ligatures ns2:val="none"/>
         </w:rPr>
         <w:t>infracción a los artículos 18 y 19 de la Ley 29571, Código de Protección y Defensa del Consumidor</w:t>
       </w:r>
@@ -4156,7 +4156,7 @@
         <w:rPr>
           <w:rFonts w:ascii="Arial Narrow" w:eastAsia="Arial Narrow" w:hAnsi="Arial Narrow" w:cs="Arial Narrow"/>
           <w:kern w:val="0"/>
-          <w14:ligatures w14:val="none"/>
+          <ns2:ligatures ns2:val="none"/>
         </w:rPr>
         <w:t xml:space="preserve">, en tanto </w:t>
       </w:r>
@@ -4164,7 +4164,7 @@
         <w:rPr>
           <w:rFonts w:ascii="Arial Narrow" w:eastAsia="Arial Narrow" w:hAnsi="Arial Narrow" w:cs="Arial Narrow"/>
           <w:kern w:val="0"/>
-          <w14:ligatures w14:val="none"/>
+          <ns2:ligatures ns2:val="none"/>
         </w:rPr>
         <w:t>la compañía aseguradora</w:t>
       </w:r>
@@ -4172,7 +4172,7 @@
         <w:rPr>
           <w:rFonts w:ascii="Arial Narrow" w:eastAsia="Arial Narrow" w:hAnsi="Arial Narrow" w:cs="Arial Narrow"/>
           <w:kern w:val="0"/>
-          <w14:ligatures w14:val="none"/>
+          <ns2:ligatures ns2:val="none"/>
         </w:rPr>
         <w:t xml:space="preserve"> habría negado injustificadamente la cobertura </w:t>
       </w:r>
@@ -4180,7 +4180,7 @@
         <w:rPr>
           <w:rFonts w:ascii="Arial Narrow" w:eastAsia="Arial Narrow" w:hAnsi="Arial Narrow" w:cs="Arial Narrow"/>
           <w:kern w:val="0"/>
-          <w14:ligatures w14:val="none"/>
+          <ns2:ligatures ns2:val="none"/>
         </w:rPr>
         <w:t xml:space="preserve">de la </w:t>
       </w:r>
@@ -4190,7 +4190,7 @@
           <w:color w:val="000000"/>
           <w:kern w:val="0"/>
           <w:lang w:val="es-ES" w:eastAsia="es-ES"/>
-          <w14:ligatures w14:val="none"/>
+          <ns2:ligatures ns2:val="none"/>
         </w:rPr>
         <w:t>Póliza 2011225543 del Seguro Vehicular</w:t>
       </w:r>
@@ -4198,7 +4198,7 @@
         <w:rPr>
           <w:rFonts w:ascii="Arial Narrow" w:eastAsia="Arial Narrow" w:hAnsi="Arial Narrow" w:cs="Arial Narrow"/>
           <w:kern w:val="0"/>
-          <w14:ligatures w14:val="none"/>
+          <ns2:ligatures ns2:val="none"/>
         </w:rPr>
         <w:t xml:space="preserve"> </w:t>
       </w:r>
@@ -4206,7 +4206,7 @@
         <w:rPr>
           <w:rFonts w:ascii="Arial Narrow" w:eastAsia="Arial Narrow" w:hAnsi="Arial Narrow" w:cs="Arial Narrow"/>
           <w:kern w:val="0"/>
-          <w14:ligatures w14:val="none"/>
+          <ns2:ligatures ns2:val="none"/>
         </w:rPr>
         <w:t xml:space="preserve">al denunciante por el </w:t>
       </w:r>
@@ -4214,7 +4214,7 @@
         <w:rPr>
           <w:rFonts w:ascii="Arial Narrow" w:eastAsia="Arial Narrow" w:hAnsi="Arial Narrow" w:cs="Arial Narrow"/>
           <w:kern w:val="0"/>
-          <w14:ligatures w14:val="none"/>
+          <ns2:ligatures ns2:val="none"/>
         </w:rPr>
         <w:t>siniestro ocurrido el 9 de noviembre de 2025</w:t>
       </w:r>
@@ -4222,12 +4222,12 @@
         <w:rPr>
           <w:rFonts w:ascii="Arial Narrow" w:eastAsia="Arial Narrow" w:hAnsi="Arial Narrow" w:cs="Arial Narrow"/>
           <w:kern w:val="0"/>
-          <w14:ligatures w14:val="none"/>
+          <ns2:ligatures ns2:val="none"/>
         </w:rPr>
         <w:t>.</w:t>
       </w:r>
     </w:p>
-    <w:p>
+    <w:p ns2:paraId="047E89AB" ns2:textId="77777777">
       <w:pPr>
         <w:pStyle w:val="Prrafodelista"/>
         <w:spacing w:after="0" w:line="240" w:lineRule="auto"/>
@@ -4236,11 +4236,11 @@
         <w:rPr>
           <w:rFonts w:ascii="Arial Narrow" w:eastAsia="Arial Narrow" w:hAnsi="Arial Narrow" w:cs="Arial Narrow"/>
           <w:kern w:val="0"/>
-          <w14:ligatures w14:val="none"/>
-        </w:rPr>
-      </w:pPr>
-    </w:p>
-    <w:p>
+          <ns2:ligatures ns2:val="none"/>
+        </w:rPr>
+      </w:pPr>
+    </w:p>
+    <w:p ns2:paraId="4ED0048F" ns2:textId="732DCD15">
       <w:pPr>
         <w:pStyle w:val="Prrafodelista"/>
         <w:numPr>
@@ -4253,14 +4253,14 @@
         <w:rPr>
           <w:rFonts w:ascii="Arial Narrow" w:eastAsia="Arial Narrow" w:hAnsi="Arial Narrow" w:cs="Arial Narrow"/>
           <w:kern w:val="0"/>
-          <w14:ligatures w14:val="none"/>
-        </w:rPr>
-      </w:pPr>
-      <w:r>
-        <w:rPr>
-          <w:rFonts w:ascii="Arial Narrow" w:eastAsia="Arial Narrow" w:hAnsi="Arial Narrow" w:cs="Arial Narrow"/>
-          <w:kern w:val="0"/>
-          <w14:ligatures w14:val="none"/>
+          <ns2:ligatures ns2:val="none"/>
+        </w:rPr>
+      </w:pPr>
+      <w:r>
+        <w:rPr>
+          <w:rFonts w:ascii="Arial Narrow" w:eastAsia="Arial Narrow" w:hAnsi="Arial Narrow" w:cs="Arial Narrow"/>
+          <w:kern w:val="0"/>
+          <ns2:ligatures ns2:val="none"/>
         </w:rPr>
         <w:t xml:space="preserve">Presunta infracción a los artículos 18 y 19 de la Ley 29571, Código de Protección y Defensa del Consumidor, en tanto </w:t>
       </w:r>
@@ -4268,7 +4268,7 @@
         <w:rPr>
           <w:rFonts w:ascii="Arial Narrow" w:eastAsia="Arial Narrow" w:hAnsi="Arial Narrow" w:cs="Arial Narrow"/>
           <w:kern w:val="0"/>
-          <w14:ligatures w14:val="none"/>
+          <ns2:ligatures ns2:val="none"/>
         </w:rPr>
         <w:t xml:space="preserve">la compañía aseguradora habría efectuado el cobro automático correspondiente al pago de la renovación de la </w:t>
       </w:r>
@@ -4278,7 +4278,7 @@
           <w:color w:val="000000"/>
           <w:kern w:val="0"/>
           <w:lang w:val="es-ES" w:eastAsia="es-ES"/>
-          <w14:ligatures w14:val="none"/>
+          <ns2:ligatures ns2:val="none"/>
         </w:rPr>
         <w:t>Póliza 2011225543 del Seguro Vehicular</w:t>
       </w:r>
@@ -4286,7 +4286,7 @@
         <w:rPr>
           <w:rFonts w:ascii="Arial Narrow" w:eastAsia="Arial Narrow" w:hAnsi="Arial Narrow" w:cs="Arial Narrow"/>
           <w:kern w:val="0"/>
-          <w14:ligatures w14:val="none"/>
+          <ns2:ligatures ns2:val="none"/>
         </w:rPr>
         <w:t>, pese a que no había solicitado la renovación de la referida póliza</w:t>
       </w:r>
@@ -4294,23 +4294,23 @@
         <w:rPr>
           <w:rFonts w:ascii="Arial Narrow" w:eastAsia="Arial Narrow" w:hAnsi="Arial Narrow" w:cs="Arial Narrow"/>
           <w:kern w:val="0"/>
-          <w14:ligatures w14:val="none"/>
+          <ns2:ligatures ns2:val="none"/>
         </w:rPr>
         <w:t>.</w:t>
       </w:r>
     </w:p>
-    <w:p>
-      <w:pPr>
-        <w:spacing w:after="0" w:line="240" w:lineRule="auto"/>
-        <w:jc w:val="both"/>
-        <w:rPr>
-          <w:rFonts w:ascii="Arial Narrow" w:eastAsia="Arial Narrow" w:hAnsi="Arial Narrow" w:cs="Arial Narrow"/>
-          <w:kern w:val="0"/>
-          <w14:ligatures w14:val="none"/>
-        </w:rPr>
-      </w:pPr>
-    </w:p>
-    <w:p>
+    <w:p ns2:paraId="2F5D8522" ns2:textId="77777777">
+      <w:pPr>
+        <w:spacing w:after="0" w:line="240" w:lineRule="auto"/>
+        <w:jc w:val="both"/>
+        <w:rPr>
+          <w:rFonts w:ascii="Arial Narrow" w:eastAsia="Arial Narrow" w:hAnsi="Arial Narrow" w:cs="Arial Narrow"/>
+          <w:kern w:val="0"/>
+          <ns2:ligatures ns2:val="none"/>
+        </w:rPr>
+      </w:pPr>
+    </w:p>
+    <w:p ns2:paraId="31C93AE0" ns2:textId="0606976A">
       <w:pPr>
         <w:pStyle w:val="Prrafodelista"/>
         <w:numPr>
@@ -4326,14 +4326,14 @@
         <w:rPr>
           <w:rFonts w:ascii="Arial Narrow" w:eastAsia="Arial Narrow" w:hAnsi="Arial Narrow" w:cs="Arial Narrow"/>
           <w:kern w:val="0"/>
-          <w14:ligatures w14:val="none"/>
-        </w:rPr>
-      </w:pPr>
-      <w:r>
-        <w:rPr>
-          <w:rFonts w:ascii="Arial Narrow" w:eastAsia="Arial Narrow" w:hAnsi="Arial Narrow" w:cs="Arial Narrow"/>
-          <w:kern w:val="0"/>
-          <w14:ligatures w14:val="none"/>
+          <ns2:ligatures ns2:val="none"/>
+        </w:rPr>
+      </w:pPr>
+      <w:r>
+        <w:rPr>
+          <w:rFonts w:ascii="Arial Narrow" w:eastAsia="Arial Narrow" w:hAnsi="Arial Narrow" w:cs="Arial Narrow"/>
+          <w:kern w:val="0"/>
+          <ns2:ligatures ns2:val="none"/>
         </w:rPr>
         <w:t xml:space="preserve">Presunta </w:t>
       </w:r>
@@ -4341,7 +4341,7 @@
         <w:rPr>
           <w:rFonts w:ascii="Arial Narrow" w:eastAsia="Arial Narrow" w:hAnsi="Arial Narrow" w:cs="Arial Narrow"/>
           <w:kern w:val="0"/>
-          <w14:ligatures w14:val="none"/>
+          <ns2:ligatures ns2:val="none"/>
         </w:rPr>
         <w:t>infracción a los artículos 18 y 19 de la Ley 29571, Código de Protección y Defensa del Consumidor</w:t>
       </w:r>
@@ -4349,7 +4349,7 @@
         <w:rPr>
           <w:rFonts w:ascii="Arial Narrow" w:eastAsia="Arial Narrow" w:hAnsi="Arial Narrow" w:cs="Arial Narrow"/>
           <w:kern w:val="0"/>
-          <w14:ligatures w14:val="none"/>
+          <ns2:ligatures ns2:val="none"/>
         </w:rPr>
         <w:t xml:space="preserve">, en tanto </w:t>
       </w:r>
@@ -4357,7 +4357,7 @@
         <w:rPr>
           <w:rFonts w:ascii="Arial Narrow" w:eastAsia="Arial Narrow" w:hAnsi="Arial Narrow" w:cs="Arial Narrow"/>
           <w:kern w:val="0"/>
-          <w14:ligatures w14:val="none"/>
+          <ns2:ligatures ns2:val="none"/>
         </w:rPr>
         <w:t xml:space="preserve">la compañía aseguradora </w:t>
       </w:r>
@@ -4365,7 +4365,7 @@
         <w:rPr>
           <w:rFonts w:ascii="Arial Narrow" w:eastAsia="Arial Narrow" w:hAnsi="Arial Narrow" w:cs="Arial Narrow"/>
           <w:kern w:val="0"/>
-          <w14:ligatures w14:val="none"/>
+          <ns2:ligatures ns2:val="none"/>
         </w:rPr>
         <w:t xml:space="preserve">habría </w:t>
       </w:r>
@@ -4373,7 +4373,7 @@
         <w:rPr>
           <w:rFonts w:ascii="Arial Narrow" w:eastAsia="Arial Narrow" w:hAnsi="Arial Narrow" w:cs="Arial Narrow"/>
           <w:kern w:val="0"/>
-          <w14:ligatures w14:val="none"/>
+          <ns2:ligatures ns2:val="none"/>
         </w:rPr>
         <w:t>gestionado la entrega</w:t>
       </w:r>
@@ -4381,7 +4381,7 @@
         <w:rPr>
           <w:rFonts w:ascii="Arial Narrow" w:eastAsia="Arial Narrow" w:hAnsi="Arial Narrow" w:cs="Arial Narrow"/>
           <w:kern w:val="0"/>
-          <w14:ligatures w14:val="none"/>
+          <ns2:ligatures ns2:val="none"/>
         </w:rPr>
         <w:t xml:space="preserve"> </w:t>
       </w:r>
@@ -4389,7 +4389,7 @@
         <w:rPr>
           <w:rFonts w:ascii="Arial Narrow" w:eastAsia="Arial Narrow" w:hAnsi="Arial Narrow" w:cs="Arial Narrow"/>
           <w:kern w:val="0"/>
-          <w14:ligatures w14:val="none"/>
+          <ns2:ligatures ns2:val="none"/>
         </w:rPr>
         <w:t>d</w:t>
       </w:r>
@@ -4397,7 +4397,7 @@
         <w:rPr>
           <w:rFonts w:ascii="Arial Narrow" w:eastAsia="Arial Narrow" w:hAnsi="Arial Narrow" w:cs="Arial Narrow"/>
           <w:kern w:val="0"/>
-          <w14:ligatures w14:val="none"/>
+          <ns2:ligatures ns2:val="none"/>
         </w:rPr>
         <w:t>el vehículo con Placa de Rodaje CRK-463</w:t>
       </w:r>
@@ -4405,7 +4405,7 @@
         <w:rPr>
           <w:rFonts w:ascii="Arial Narrow" w:eastAsia="Arial Narrow" w:hAnsi="Arial Narrow" w:cs="Arial Narrow"/>
           <w:kern w:val="0"/>
-          <w14:ligatures w14:val="none"/>
+          <ns2:ligatures ns2:val="none"/>
         </w:rPr>
         <w:t xml:space="preserve">, asegurado con la </w:t>
       </w:r>
@@ -4415,7 +4415,7 @@
           <w:color w:val="000000"/>
           <w:kern w:val="0"/>
           <w:lang w:val="es-ES" w:eastAsia="es-ES"/>
-          <w14:ligatures w14:val="none"/>
+          <ns2:ligatures ns2:val="none"/>
         </w:rPr>
         <w:t xml:space="preserve">Póliza 2011225543, </w:t>
       </w:r>
@@ -4423,7 +4423,7 @@
         <w:rPr>
           <w:rFonts w:ascii="Arial Narrow" w:eastAsia="Arial Narrow" w:hAnsi="Arial Narrow" w:cs="Arial Narrow"/>
           <w:kern w:val="0"/>
-          <w14:ligatures w14:val="none"/>
+          <ns2:ligatures ns2:val="none"/>
         </w:rPr>
         <w:t>el 20 de enero de 2026 sin las válvulas de arranque y con manipulación respecto de la llanta de repuesto</w:t>
       </w:r>
@@ -4431,25 +4431,25 @@
         <w:rPr>
           <w:rFonts w:ascii="Arial Narrow" w:eastAsia="Arial Narrow" w:hAnsi="Arial Narrow" w:cs="Arial Narrow"/>
           <w:kern w:val="0"/>
-          <w14:ligatures w14:val="none"/>
+          <ns2:ligatures ns2:val="none"/>
         </w:rPr>
         <w:t>.</w:t>
       </w:r>
     </w:p>
     <w:bookmarkEnd w:id="16"/>
     <w:bookmarkEnd w:id="17"/>
-    <w:p>
-      <w:pPr>
-        <w:spacing w:after="0" w:line="240" w:lineRule="auto"/>
-        <w:jc w:val="both"/>
-        <w:rPr>
-          <w:rFonts w:ascii="Arial Narrow" w:eastAsia="Arial Narrow" w:hAnsi="Arial Narrow" w:cs="Arial Narrow"/>
-          <w:kern w:val="0"/>
-          <w14:ligatures w14:val="none"/>
-        </w:rPr>
-      </w:pPr>
-    </w:p>
-    <w:p>
+    <w:p ns2:paraId="042B3F54" ns2:textId="777BBF33">
+      <w:pPr>
+        <w:spacing w:after="0" w:line="240" w:lineRule="auto"/>
+        <w:jc w:val="both"/>
+        <w:rPr>
+          <w:rFonts w:ascii="Arial Narrow" w:eastAsia="Arial Narrow" w:hAnsi="Arial Narrow" w:cs="Arial Narrow"/>
+          <w:kern w:val="0"/>
+          <ns2:ligatures ns2:val="none"/>
+        </w:rPr>
+      </w:pPr>
+    </w:p>
+    <w:p ns2:paraId="0A292C9F" ns2:textId="2D3831F1">
       <w:pPr>
         <w:spacing w:line="240" w:lineRule="auto"/>
         <w:contextualSpacing/>
@@ -4457,17 +4457,17 @@
         <w:rPr>
           <w:rFonts w:ascii="Arial Narrow" w:eastAsia="Calibri" w:hAnsi="Arial Narrow" w:cs="Arial"/>
           <w:kern w:val="0"/>
-          <w14:ligatures w14:val="none"/>
-        </w:rPr>
-      </w:pPr>
-      <w:r>
-        <w:rPr>
-          <w:rFonts w:ascii="Arial Narrow" w:eastAsia="Arial Narrow" w:hAnsi="Arial Narrow" w:cs="Arial Narrow"/>
-          <w:b/>
-          <w:color w:val="000000"/>
-          <w:kern w:val="0"/>
-          <w:lang w:eastAsia="es-PE"/>
-          <w14:ligatures w14:val="none"/>
+          <ns2:ligatures ns2:val="none"/>
+        </w:rPr>
+      </w:pPr>
+      <w:r>
+        <w:rPr>
+          <w:rFonts w:ascii="Arial Narrow" w:eastAsia="Arial Narrow" w:hAnsi="Arial Narrow" w:cs="Arial Narrow"/>
+          <w:b/>
+          <w:color w:val="000000"/>
+          <w:kern w:val="0"/>
+          <w:lang w:eastAsia="es-PE"/>
+          <ns2:ligatures ns2:val="none"/>
         </w:rPr>
         <w:t>SEGUNDO:</w:t>
       </w:r>
@@ -4477,7 +4477,7 @@
           <w:color w:val="000000"/>
           <w:kern w:val="0"/>
           <w:lang w:eastAsia="es-PE"/>
-          <w14:ligatures w14:val="none"/>
+          <ns2:ligatures ns2:val="none"/>
         </w:rPr>
         <w:t xml:space="preserve"> tener por ofrecidos los medios probatorios presentados en el escrito de denuncia </w:t>
       </w:r>
@@ -4487,7 +4487,7 @@
           <w:color w:val="000000"/>
           <w:kern w:val="0"/>
           <w:lang w:val="es-ES" w:eastAsia="es-ES"/>
-          <w14:ligatures w14:val="none"/>
+          <ns2:ligatures ns2:val="none"/>
         </w:rPr>
         <w:t xml:space="preserve">del </w:t>
       </w:r>
@@ -4497,7 +4497,7 @@
           <w:color w:val="000000"/>
           <w:kern w:val="0"/>
           <w:lang w:val="es-ES" w:eastAsia="es-ES"/>
-          <w14:ligatures w14:val="none"/>
+          <ns2:ligatures ns2:val="none"/>
         </w:rPr>
         <w:t>6 de febrero de 2026, complementada</w:t>
       </w:r>
@@ -4505,7 +4505,7 @@
         <w:rPr>
           <w:rFonts w:ascii="Arial Narrow" w:eastAsia="Calibri" w:hAnsi="Arial Narrow" w:cs="Arial"/>
           <w:kern w:val="0"/>
-          <w14:ligatures w14:val="none"/>
+          <ns2:ligatures ns2:val="none"/>
         </w:rPr>
         <w:t xml:space="preserve"> mediante el escrito del 4 de marzo de 2026</w:t>
       </w:r>
@@ -4513,12 +4513,12 @@
         <w:rPr>
           <w:rFonts w:ascii="Arial Narrow" w:eastAsia="Calibri" w:hAnsi="Arial Narrow" w:cs="Arial"/>
           <w:kern w:val="0"/>
-          <w14:ligatures w14:val="none"/>
+          <ns2:ligatures ns2:val="none"/>
         </w:rPr>
         <w:t>.</w:t>
       </w:r>
     </w:p>
-    <w:p>
+    <w:p ns2:paraId="68A17E97" ns2:textId="77777777">
       <w:pPr>
         <w:spacing w:line="240" w:lineRule="auto"/>
         <w:contextualSpacing/>
@@ -4528,30 +4528,30 @@
           <w:color w:val="000000"/>
           <w:kern w:val="0"/>
           <w:lang w:eastAsia="es-PE"/>
-          <w14:ligatures w14:val="none"/>
-        </w:rPr>
-      </w:pPr>
-    </w:p>
-    <w:p>
-      <w:pPr>
-        <w:spacing w:after="0" w:line="240" w:lineRule="auto"/>
-        <w:jc w:val="both"/>
-        <w:rPr>
-          <w:rFonts w:ascii="Arial Narrow" w:eastAsia="Arial Narrow" w:hAnsi="Arial Narrow" w:cs="Arial Narrow"/>
-          <w:color w:val="000000"/>
-          <w:kern w:val="0"/>
-          <w:lang w:eastAsia="es-PE"/>
-          <w14:ligatures w14:val="none"/>
-        </w:rPr>
-      </w:pPr>
-      <w:r>
-        <w:rPr>
-          <w:rFonts w:ascii="Arial Narrow" w:eastAsia="Arial Narrow" w:hAnsi="Arial Narrow" w:cs="Arial Narrow"/>
-          <w:b/>
-          <w:color w:val="000000"/>
-          <w:kern w:val="0"/>
-          <w:lang w:eastAsia="es-PE"/>
-          <w14:ligatures w14:val="none"/>
+          <ns2:ligatures ns2:val="none"/>
+        </w:rPr>
+      </w:pPr>
+    </w:p>
+    <w:p ns2:paraId="168254DA" ns2:textId="42BB8408">
+      <w:pPr>
+        <w:spacing w:after="0" w:line="240" w:lineRule="auto"/>
+        <w:jc w:val="both"/>
+        <w:rPr>
+          <w:rFonts w:ascii="Arial Narrow" w:eastAsia="Arial Narrow" w:hAnsi="Arial Narrow" w:cs="Arial Narrow"/>
+          <w:color w:val="000000"/>
+          <w:kern w:val="0"/>
+          <w:lang w:eastAsia="es-PE"/>
+          <ns2:ligatures ns2:val="none"/>
+        </w:rPr>
+      </w:pPr>
+      <w:r>
+        <w:rPr>
+          <w:rFonts w:ascii="Arial Narrow" w:eastAsia="Arial Narrow" w:hAnsi="Arial Narrow" w:cs="Arial Narrow"/>
+          <w:b/>
+          <w:color w:val="000000"/>
+          <w:kern w:val="0"/>
+          <w:lang w:eastAsia="es-PE"/>
+          <ns2:ligatures ns2:val="none"/>
         </w:rPr>
         <w:t xml:space="preserve">TERCERO: </w:t>
       </w:r>
@@ -4561,7 +4561,7 @@
           <w:color w:val="000000"/>
           <w:kern w:val="0"/>
           <w:lang w:eastAsia="es-PE"/>
-          <w14:ligatures w14:val="none"/>
+          <ns2:ligatures ns2:val="none"/>
         </w:rPr>
         <w:t xml:space="preserve">requerir a </w:t>
       </w:r>
@@ -4592,12 +4592,12 @@
           <w:color w:val="000000"/>
           <w:kern w:val="0"/>
           <w:lang w:eastAsia="es-PE"/>
-          <w14:ligatures w14:val="none"/>
+          <ns2:ligatures ns2:val="none"/>
         </w:rPr>
         <w:t>que cumpla con lo siguiente:</w:t>
       </w:r>
     </w:p>
-    <w:p>
+    <w:p ns2:paraId="20FDFB8D" ns2:textId="77777777">
       <w:pPr>
         <w:spacing w:after="0" w:line="240" w:lineRule="auto"/>
         <w:jc w:val="both"/>
@@ -4606,11 +4606,11 @@
           <w:color w:val="000000"/>
           <w:kern w:val="0"/>
           <w:lang w:eastAsia="es-PE"/>
-          <w14:ligatures w14:val="none"/>
-        </w:rPr>
-      </w:pPr>
-    </w:p>
-    <w:p>
+          <ns2:ligatures ns2:val="none"/>
+        </w:rPr>
+      </w:pPr>
+    </w:p>
+    <w:p ns2:paraId="4AA80738" ns2:textId="77777777">
       <w:pPr>
         <w:numPr>
           <w:ilvl w:val="0"/>
@@ -4624,21 +4624,21 @@
           <w:color w:val="000000"/>
           <w:kern w:val="0"/>
           <w:lang w:eastAsia="es-PE"/>
-          <w14:ligatures w14:val="none"/>
-        </w:rPr>
-      </w:pPr>
-      <w:r>
-        <w:rPr>
-          <w:rFonts w:ascii="Arial Narrow" w:eastAsia="Arial Narrow" w:hAnsi="Arial Narrow" w:cs="Arial Narrow"/>
-          <w:color w:val="000000"/>
-          <w:kern w:val="0"/>
-          <w:lang w:eastAsia="es-PE"/>
-          <w14:ligatures w14:val="none"/>
+          <ns2:ligatures ns2:val="none"/>
+        </w:rPr>
+      </w:pPr>
+      <w:r>
+        <w:rPr>
+          <w:rFonts w:ascii="Arial Narrow" w:eastAsia="Arial Narrow" w:hAnsi="Arial Narrow" w:cs="Arial Narrow"/>
+          <w:color w:val="000000"/>
+          <w:kern w:val="0"/>
+          <w:lang w:eastAsia="es-PE"/>
+          <ns2:ligatures ns2:val="none"/>
         </w:rPr>
         <w:t>presentar documentos que acrediten su inscripción en los Registros Públicos o una declaración jurada que indique que cuenta con dicha inscripción;</w:t>
       </w:r>
     </w:p>
-    <w:p>
+    <w:p ns2:paraId="2B29D59F" ns2:textId="77777777">
       <w:pPr>
         <w:numPr>
           <w:ilvl w:val="0"/>
@@ -4652,21 +4652,21 @@
           <w:color w:val="000000"/>
           <w:kern w:val="0"/>
           <w:lang w:eastAsia="es-PE"/>
-          <w14:ligatures w14:val="none"/>
-        </w:rPr>
-      </w:pPr>
-      <w:r>
-        <w:rPr>
-          <w:rFonts w:ascii="Arial Narrow" w:eastAsia="Arial Narrow" w:hAnsi="Arial Narrow" w:cs="Arial Narrow"/>
-          <w:color w:val="000000"/>
-          <w:kern w:val="0"/>
-          <w:lang w:eastAsia="es-PE"/>
-          <w14:ligatures w14:val="none"/>
+          <ns2:ligatures ns2:val="none"/>
+        </w:rPr>
+      </w:pPr>
+      <w:r>
+        <w:rPr>
+          <w:rFonts w:ascii="Arial Narrow" w:eastAsia="Arial Narrow" w:hAnsi="Arial Narrow" w:cs="Arial Narrow"/>
+          <w:color w:val="000000"/>
+          <w:kern w:val="0"/>
+          <w:lang w:eastAsia="es-PE"/>
+          <ns2:ligatures ns2:val="none"/>
         </w:rPr>
         <w:t>presentar copia simple de las facultades de representación de su representante legal en el presente procedimiento o la declaración jurada que indique que cuenta con dichas facultades y que estas se encuentran vigentes;</w:t>
       </w:r>
     </w:p>
-    <w:p>
+    <w:p ns2:paraId="7EF50C46" ns2:textId="77777777">
       <w:pPr>
         <w:numPr>
           <w:ilvl w:val="0"/>
@@ -4680,21 +4680,21 @@
           <w:color w:val="000000"/>
           <w:kern w:val="0"/>
           <w:lang w:eastAsia="es-PE"/>
-          <w14:ligatures w14:val="none"/>
-        </w:rPr>
-      </w:pPr>
-      <w:r>
-        <w:rPr>
-          <w:rFonts w:ascii="Arial Narrow" w:eastAsia="Arial Narrow" w:hAnsi="Arial Narrow" w:cs="Arial Narrow"/>
-          <w:color w:val="000000"/>
-          <w:kern w:val="0"/>
-          <w:lang w:eastAsia="es-PE"/>
-          <w14:ligatures w14:val="none"/>
+          <ns2:ligatures ns2:val="none"/>
+        </w:rPr>
+      </w:pPr>
+      <w:r>
+        <w:rPr>
+          <w:rFonts w:ascii="Arial Narrow" w:eastAsia="Arial Narrow" w:hAnsi="Arial Narrow" w:cs="Arial Narrow"/>
+          <w:color w:val="000000"/>
+          <w:kern w:val="0"/>
+          <w:lang w:eastAsia="es-PE"/>
+          <ns2:ligatures ns2:val="none"/>
         </w:rPr>
         <w:t>consignar el Número de Registro Único de Contribuyentes (RUC); y,</w:t>
       </w:r>
     </w:p>
-    <w:p>
+    <w:p ns2:paraId="19E4DFA1" ns2:textId="77777777">
       <w:pPr>
         <w:numPr>
           <w:ilvl w:val="0"/>
@@ -4706,16 +4706,16 @@
         <w:rPr>
           <w:rFonts w:ascii="Arial Narrow" w:eastAsia="Calibri" w:hAnsi="Arial Narrow" w:cs="Arial"/>
           <w:kern w:val="0"/>
-          <w14:ligatures w14:val="none"/>
-        </w:rPr>
-      </w:pPr>
-      <w:r>
-        <w:rPr>
-          <w:rFonts w:ascii="Arial Narrow" w:eastAsia="Arial Narrow" w:hAnsi="Arial Narrow" w:cs="Arial Narrow"/>
-          <w:color w:val="000000"/>
-          <w:kern w:val="0"/>
-          <w:lang w:eastAsia="es-PE"/>
-          <w14:ligatures w14:val="none"/>
+          <ns2:ligatures ns2:val="none"/>
+        </w:rPr>
+      </w:pPr>
+      <w:r>
+        <w:rPr>
+          <w:rFonts w:ascii="Arial Narrow" w:eastAsia="Arial Narrow" w:hAnsi="Arial Narrow" w:cs="Arial Narrow"/>
+          <w:color w:val="000000"/>
+          <w:kern w:val="0"/>
+          <w:lang w:eastAsia="es-PE"/>
+          <ns2:ligatures ns2:val="none"/>
         </w:rPr>
         <w:t>fijar domicilio procesal para el procedimiento, de conformidad con el numeral 1 del artículo 442</w:t>
       </w:r>
@@ -4725,7 +4725,7 @@
           <w:color w:val="000000"/>
           <w:kern w:val="0"/>
           <w:lang w:eastAsia="es-PE"/>
-          <w14:ligatures w14:val="none"/>
+          <ns2:ligatures ns2:val="none"/>
         </w:rPr>
         <w:t/>
       </w:r>
@@ -4735,7 +4735,7 @@
           <w:color w:val="000000"/>
           <w:kern w:val="0"/>
           <w:lang w:eastAsia="es-PE"/>
-          <w14:ligatures w14:val="none"/>
+          <ns2:ligatures ns2:val="none"/>
         </w:rPr>
         <w:t xml:space="preserve"> del Código Procesal Civil. </w:t>
       </w:r>
@@ -4743,7 +4743,7 @@
         <w:rPr>
           <w:rFonts w:ascii="Arial Narrow" w:eastAsia="Calibri" w:hAnsi="Arial Narrow" w:cs="Arial"/>
           <w:kern w:val="0"/>
-          <w14:ligatures w14:val="none"/>
+          <ns2:ligatures ns2:val="none"/>
         </w:rPr>
         <w:t>Para ello podrá señalar domicilio físico o una dirección electrónica a la que pueda remitirse las notificaciones</w:t>
       </w:r>
@@ -4752,12 +4752,12 @@
           <w:rFonts w:ascii="Arial Narrow" w:eastAsia="Arial" w:hAnsi="Arial Narrow" w:cs="Arial"/>
           <w:kern w:val="0"/>
           <w:lang w:val="es"/>
-          <w14:ligatures w14:val="none"/>
+          <ns2:ligatures ns2:val="none"/>
         </w:rPr>
         <w:t>;</w:t>
       </w:r>
     </w:p>
-    <w:p>
+    <w:p ns2:paraId="7C63E340" ns2:textId="77777777">
       <w:pPr>
         <w:numPr>
           <w:ilvl w:val="0"/>
@@ -4769,14 +4769,14 @@
         <w:rPr>
           <w:rFonts w:ascii="Arial Narrow" w:eastAsia="Calibri" w:hAnsi="Arial Narrow" w:cs="Arial"/>
           <w:kern w:val="0"/>
-          <w14:ligatures w14:val="none"/>
+          <ns2:ligatures ns2:val="none"/>
         </w:rPr>
       </w:pPr>
       <w:r>
         <w:rPr>
           <w:rFonts w:ascii="Arial Narrow" w:eastAsia="Calibri" w:hAnsi="Arial Narrow" w:cs="Arial"/>
           <w:kern w:val="0"/>
-          <w14:ligatures w14:val="none"/>
+          <ns2:ligatures ns2:val="none"/>
         </w:rPr>
         <w:t xml:space="preserve">en caso califique como </w:t>
       </w:r>
@@ -4785,7 +4785,7 @@
         <w:rPr>
           <w:rFonts w:ascii="Arial Narrow" w:eastAsia="Calibri" w:hAnsi="Arial Narrow" w:cs="Arial"/>
           <w:kern w:val="0"/>
-          <w14:ligatures w14:val="none"/>
+          <ns2:ligatures ns2:val="none"/>
         </w:rPr>
         <w:t>micro empresa</w:t>
       </w:r>
@@ -4794,7 +4794,7 @@
         <w:rPr>
           <w:rFonts w:ascii="Arial Narrow" w:eastAsia="Calibri" w:hAnsi="Arial Narrow" w:cs="Arial"/>
           <w:kern w:val="0"/>
-          <w14:ligatures w14:val="none"/>
+          <ns2:ligatures ns2:val="none"/>
         </w:rPr>
         <w:t xml:space="preserve"> o pequeña empresa, presentar los documentos que acrediten su volumen de ventas o ingresos brutos percibidos el año anterior relativo a todas sus actividades </w:t>
       </w:r>
@@ -4802,7 +4802,7 @@
         <w:rPr>
           <w:rFonts w:ascii="Arial Narrow" w:eastAsia="Calibri" w:hAnsi="Arial Narrow" w:cs="Arial"/>
           <w:kern w:val="0"/>
-          <w14:ligatures w14:val="none"/>
+          <ns2:ligatures ns2:val="none"/>
         </w:rPr>
         <w:lastRenderedPageBreak/>
         <w:t>económicas y el número de trabajadores con el que cuenta</w:t>
@@ -4813,7 +4813,7 @@
           <w:rFonts w:ascii="Arial Narrow" w:eastAsia="Calibri" w:hAnsi="Arial Narrow" w:cs="Arial"/>
           <w:kern w:val="0"/>
           <w:vertAlign w:val="superscript"/>
-          <w14:ligatures w14:val="none"/>
+          <ns2:ligatures ns2:val="none"/>
         </w:rPr>
         <w:footnoteReference w:id="5"/>
       </w:r>
@@ -4821,7 +4821,7 @@
         <w:rPr>
           <w:rFonts w:ascii="Arial Narrow" w:eastAsia="Calibri" w:hAnsi="Arial Narrow" w:cs="Arial"/>
           <w:kern w:val="0"/>
-          <w14:ligatures w14:val="none"/>
+          <ns2:ligatures ns2:val="none"/>
         </w:rPr>
         <w:t>. Ello, a fin de que la Comisión pueda meritar dicha documentación, conforme lo establece el artículo 110</w:t>
       </w:r>
@@ -4831,7 +4831,7 @@
           <w:color w:val="000000"/>
           <w:kern w:val="0"/>
           <w:lang w:eastAsia="es-PE"/>
-          <w14:ligatures w14:val="none"/>
+          <ns2:ligatures ns2:val="none"/>
         </w:rPr>
         <w:t/>
       </w:r>
@@ -4839,7 +4839,7 @@
         <w:rPr>
           <w:rFonts w:ascii="Arial Narrow" w:eastAsia="Calibri" w:hAnsi="Arial Narrow" w:cs="Arial"/>
           <w:kern w:val="0"/>
-          <w14:ligatures w14:val="none"/>
+          <ns2:ligatures ns2:val="none"/>
         </w:rPr>
         <w:t xml:space="preserve"> del </w:t>
       </w:r>
@@ -4848,7 +4848,7 @@
           <w:rFonts w:ascii="Arial Narrow" w:eastAsia="Calibri" w:hAnsi="Arial Narrow" w:cs="Arial"/>
           <w:spacing w:val="-2"/>
           <w:kern w:val="0"/>
-          <w14:ligatures w14:val="none"/>
+          <ns2:ligatures ns2:val="none"/>
         </w:rPr>
         <w:t>Código</w:t>
       </w:r>
@@ -4859,7 +4859,7 @@
           <w:spacing w:val="-2"/>
           <w:kern w:val="0"/>
           <w:vertAlign w:val="superscript"/>
-          <w14:ligatures w14:val="none"/>
+          <ns2:ligatures ns2:val="none"/>
         </w:rPr>
         <w:footnoteReference w:id="6"/>
       </w:r>
@@ -4868,67 +4868,102 @@
           <w:rFonts w:ascii="Arial Narrow" w:eastAsia="Calibri" w:hAnsi="Arial Narrow" w:cs="Arial"/>
           <w:spacing w:val="-2"/>
           <w:kern w:val="0"/>
-          <w14:ligatures w14:val="none"/>
+          <ns2:ligatures ns2:val="none"/>
         </w:rPr>
         <w:t>.</w:t>
       </w:r>
     </w:p>
+    <w:p ns2:paraId="1F11FE32" ns2:textId="77777777">
+      <w:pPr>
+        <w:spacing w:after="0" w:line="240" w:lineRule="auto"/>
+        <w:ind w:left="567"/>
+        <w:jc w:val="both"/>
+        <w:rPr>
+          <w:rFonts w:ascii="Arial Narrow" w:eastAsia="Arial Narrow" w:hAnsi="Arial Narrow" w:cs="Arial Narrow"/>
+          <w:color w:val="000000"/>
+          <w:kern w:val="0"/>
+          <w:lang w:eastAsia="es-PE"/>
+          <ns2:ligatures ns2:val="none"/>
+        </w:rPr>
+      </w:pPr>
+    </w:p>
     <w:p>
       <w:pPr>
         <w:spacing w:after="0" w:line="240" w:lineRule="auto"/>
-        <w:ind w:left="567"/>
-        <w:jc w:val="both"/>
-        <w:rPr>
-          <w:rFonts w:ascii="Arial Narrow" w:eastAsia="Arial Narrow" w:hAnsi="Arial Narrow" w:cs="Arial Narrow"/>
-          <w:color w:val="000000"/>
-          <w:kern w:val="0"/>
-          <w:lang w:eastAsia="es-PE"/>
-          <w14:ligatures w14:val="none"/>
-        </w:rPr>
-      </w:pPr>
-    </w:p>
-    <w:p>
-      <w:pPr>
-        <w:spacing w:after="0" w:line="240" w:lineRule="auto"/>
-        <w:jc w:val="both"/>
-        <w:rPr>
-          <w:rFonts w:ascii="Arial Narrow" w:eastAsia="Arial Narrow" w:hAnsi="Arial Narrow" w:cs="Arial Narrow"/>
-          <w:color w:val="000000"/>
-          <w:kern w:val="0"/>
-          <w:lang w:eastAsia="es-PE"/>
-          <w14:ligatures w14:val="none"/>
-        </w:rPr>
-      </w:pPr>
-      <w:r>
-        <w:rPr>
-          <w:rFonts w:ascii="Arial Narrow" w:eastAsia="Arial Narrow" w:hAnsi="Arial Narrow" w:cs="Arial Narrow"/>
-          <w:b/>
-          <w:color w:val="000000"/>
-          <w:kern w:val="0"/>
-          <w:lang w:eastAsia="es-PE"/>
-          <w14:ligatures w14:val="none"/>
+        <w:jc w:val="both"/>
+        <w:rPr>
+          <w:rFonts w:ascii="Arial Narrow" w:eastAsia="Arial Narrow" w:hAnsi="Arial Narrow" w:cs="Arial Narrow"/>
+          <w:color w:val="000000"/>
+          <w:kern w:val="0"/>
+          <w:lang w:eastAsia="es-PE"/>
+          <ns2:ligatures ns2:val="none"/>
+        </w:rPr>
+      </w:pPr>
+      <w:r>
+        <w:rPr>
+          <w:rFonts w:ascii="Arial Narrow" w:hAnsi="Arial Narrow" w:cs="Arial Narrow"/>
+          <w:b w:val="1"/>
+          <w:bCs w:val="1"/>
+          <w:sz w:val="20"/>
+          <w:szCs w:val="20"/>
         </w:rPr>
         <w:t xml:space="preserve">CUARTO: </w:t>
       </w:r>
       <w:r>
         <w:rPr>
-          <w:rFonts w:ascii="Arial Narrow" w:eastAsia="Arial Narrow" w:hAnsi="Arial Narrow" w:cs="Arial Narrow"/>
-          <w:color w:val="000000"/>
-          <w:kern w:val="0"/>
-          <w:lang w:eastAsia="es-PE"/>
-          <w14:ligatures w14:val="none"/>
-        </w:rPr>
-        <w:t xml:space="preserve">correr traslado de la denuncia interpuesta </w:t>
-      </w:r>
-      <w:r>
+          <w:rFonts w:ascii="Arial Narrow" w:hAnsi="Arial Narrow" w:cs="Arial Narrow"/>
+          <w:sz w:val="20"/>
+          <w:szCs w:val="20"/>
+        </w:rPr>
+        <w:t xml:space="preserve">correr traslado de la presente resolución a Pacífico Compañía de Seguros y Reaseguros S.A para que, de conformidad con lo dispuesto por el artículo 26° de la Ley sobre Facultades, Normas y Organización del Indecopi, aprobado por Decreto Legislativo N° 8079, presenten sus descargos sobre la imputación de cargos realizada en un plazo no mayor a cinco (5) días hábiles contado a partir del día siguiente de la notificación de la presente resolución, vencido el cual, el Secretario Técnico declarará en rebeldía a los denunciados que no lo hubieran presentado. Debe precisarse que de conformidad con lo establecido por el artículo 223° del Texto Único Ordenado de la Ley N° 27444, Ley del Procedimiento Administrativo General, las alegaciones y los hechos relevantes de la reclamación, salvo que hayan sido específicamente negadas en la contestación, se tendrán por aceptadas o meritadas como ciertas.</w:t>
+      </w:r>
+    </w:p>
+    <w:p ns2:paraId="228F876C" ns2:textId="77777777">
+      <w:pPr>
+        <w:spacing w:after="0" w:line="240" w:lineRule="auto"/>
+        <w:jc w:val="both"/>
+        <w:rPr>
+          <w:rFonts w:ascii="Arial Narrow" w:eastAsia="Arial Narrow" w:hAnsi="Arial Narrow" w:cs="Arial Narrow"/>
+          <w:color w:val="000000"/>
+          <w:kern w:val="0"/>
+          <w:lang w:eastAsia="es-PE"/>
+          <ns2:ligatures ns2:val="none"/>
+        </w:rPr>
+      </w:pPr>
+    </w:p>
+    <w:p ns2:paraId="774AFBA5" ns2:textId="1D051A3F">
+      <w:pPr>
+        <w:spacing w:after="0" w:line="240" w:lineRule="auto"/>
+        <w:jc w:val="both"/>
         <w:rPr>
           <w:rFonts w:ascii="Arial Narrow" w:eastAsia="Times New Roman" w:hAnsi="Arial Narrow" w:cs="Arial"/>
           <w:color w:val="000000"/>
           <w:kern w:val="0"/>
           <w:lang w:val="es-ES" w:eastAsia="es-ES"/>
-          <w14:ligatures w14:val="none"/>
-        </w:rPr>
-        <w:t xml:space="preserve">el </w:t>
+          <ns2:ligatures ns2:val="none"/>
+        </w:rPr>
+      </w:pPr>
+      <w:r>
+        <w:rPr>
+          <w:rFonts w:ascii="Arial Narrow" w:eastAsia="Arial Narrow" w:hAnsi="Arial Narrow" w:cs="Arial Narrow"/>
+          <w:b/>
+          <w:color w:val="000000"/>
+          <w:kern w:val="0"/>
+          <w:lang w:eastAsia="es-PE"/>
+          <ns2:ligatures ns2:val="none"/>
+        </w:rPr>
+        <w:t xml:space="preserve">QUINTO: </w:t>
+      </w:r>
+      <w:bookmarkStart w:id="18" w:name="_Hlk188286813"/>
+      <w:r>
+        <w:rPr>
+          <w:rFonts w:ascii="Arial Narrow" w:eastAsia="Times New Roman" w:hAnsi="Arial Narrow" w:cs="Arial"/>
+          <w:color w:val="000000"/>
+          <w:kern w:val="0"/>
+          <w:lang w:eastAsia="es-ES"/>
+          <ns2:ligatures ns2:val="none"/>
+        </w:rPr>
+        <w:t xml:space="preserve">requerir </w:t>
       </w:r>
       <w:r>
         <w:rPr>
@@ -4936,28 +4971,32 @@
           <w:color w:val="000000"/>
           <w:kern w:val="0"/>
           <w:lang w:val="es-ES" w:eastAsia="es-ES"/>
-          <w14:ligatures w14:val="none"/>
-        </w:rPr>
-        <w:t>6 de febrero de 2026, complementada mediante el escrito del 4 de marzo de 2026</w:t>
-      </w:r>
-      <w:r>
-        <w:rPr>
-          <w:rFonts w:ascii="Arial Narrow" w:eastAsia="Calibri" w:hAnsi="Arial Narrow" w:cs="Arial"/>
-          <w:kern w:val="0"/>
-          <w14:ligatures w14:val="none"/>
+          <ns2:ligatures ns2:val="none"/>
+        </w:rPr>
+        <w:t xml:space="preserve">que, en un </w:t>
+      </w:r>
+      <w:r>
+        <w:rPr>
+          <w:rFonts w:ascii="Arial Narrow" w:eastAsia="Times New Roman" w:hAnsi="Arial Narrow" w:cs="Arial"/>
+          <w:color w:val="000000"/>
+          <w:kern w:val="0"/>
+          <w:lang w:eastAsia="es-ES"/>
+          <ns2:ligatures ns2:val="none"/>
+        </w:rPr>
+        <w:t>plazo no mayor de cinco (5) días hábiles contado a partir del día siguiente de la notificación de la presente resolución</w:t>
+      </w:r>
+      <w:bookmarkEnd w:id="18"/>
+      <w:r>
+        <w:rPr>
+          <w:rFonts w:ascii="Arial Narrow" w:eastAsia="Times New Roman" w:hAnsi="Arial Narrow" w:cs="Arial"/>
+          <w:color w:val="000000"/>
+          <w:kern w:val="0"/>
+          <w:lang w:eastAsia="es-ES"/>
+          <ns2:ligatures ns2:val="none"/>
         </w:rPr>
         <w:t xml:space="preserve">, </w:t>
       </w:r>
-      <w:r>
-        <w:rPr>
-          <w:rFonts w:ascii="Arial Narrow" w:eastAsia="Arial Narrow" w:hAnsi="Arial Narrow" w:cs="Arial Narrow"/>
-          <w:color w:val="000000"/>
-          <w:kern w:val="0"/>
-          <w:lang w:eastAsia="es-PE"/>
-          <w14:ligatures w14:val="none"/>
-        </w:rPr>
-        <w:t>a</w:t>
-      </w:r>
+      <w:bookmarkStart w:id="19" w:name="_Hlk188286828"/>
       <w:r>
         <w:rPr>
           <w:rFonts w:ascii="Arial Narrow" w:eastAsia="Times New Roman" w:hAnsi="Arial Narrow" w:cs="Times New Roman"/>
@@ -4965,26 +5004,153 @@
           <w:kern w:val="0"/>
           <w:shd w:val="clear" w:color="auto" w:fill="FFFFFF"/>
           <w:lang w:eastAsia="es-PE"/>
-          <w14:ligatures w14:val="none"/>
+          <ns2:ligatures ns2:val="none"/>
+        </w:rPr>
+        <w:t>el proveedor denunciado</w:t>
+      </w:r>
+      <w:r>
+        <w:rPr>
+          <w:rFonts w:ascii="Arial Narrow" w:eastAsia="Times New Roman" w:hAnsi="Arial Narrow" w:cs="Arial"/>
+          <w:color w:val="000000"/>
+          <w:kern w:val="0"/>
+          <w:lang w:eastAsia="es-ES"/>
+          <ns2:ligatures ns2:val="none"/>
         </w:rPr>
         <w:t xml:space="preserve"> </w:t>
       </w:r>
-      <w:r>
-        <w:rPr>
-          <w:rFonts w:ascii="Arial Narrow" w:eastAsia="Arial Narrow" w:hAnsi="Arial Narrow" w:cs="Arial Narrow"/>
-          <w:bCs/>
-        </w:rPr>
-        <w:t>Pacífico Compañía de Seguros y Reaseguros S.A.</w:t>
-      </w:r>
-      <w:r>
-        <w:rPr>
-          <w:rFonts w:ascii="Arial Narrow" w:eastAsia="Arial Narrow" w:hAnsi="Arial Narrow" w:cs="Arial Narrow"/>
-          <w:color w:val="000000"/>
-          <w:kern w:val="0"/>
-          <w:lang w:eastAsia="es-PE"/>
-          <w14:ligatures w14:val="none"/>
-        </w:rPr>
-        <w:t>, para que, de conformidad con lo dispuesto por el artículo 26</w:t>
+      <w:bookmarkEnd w:id="19"/>
+      <w:r>
+        <w:rPr>
+          <w:rFonts w:ascii="Arial Narrow" w:eastAsia="Times New Roman" w:hAnsi="Arial Narrow" w:cs="Arial"/>
+          <w:color w:val="000000"/>
+          <w:kern w:val="0"/>
+          <w:lang w:val="es-ES" w:eastAsia="es-ES"/>
+          <ns2:ligatures ns2:val="none"/>
+        </w:rPr>
+        <w:t xml:space="preserve">cumpla con: </w:t>
+      </w:r>
+      <w:r>
+        <w:rPr>
+          <w:rFonts w:ascii="Arial Narrow" w:eastAsia="Times New Roman" w:hAnsi="Arial Narrow" w:cs="Arial"/>
+          <w:color w:val="000000"/>
+          <w:kern w:val="0"/>
+          <w:lang w:val="es-ES" w:eastAsia="es-ES"/>
+          <ns2:ligatures ns2:val="none"/>
+        </w:rPr>
+        <w:t>(i) presentar una copia completa, legible y debidamente suscrita de la Póliza 2011225543 del Seguro Vehicular, así como el cargo de remisión de la póliza; (</w:t>
+      </w:r>
+      <w:proofErr w:type="spellStart"/>
+      <w:r>
+        <w:rPr>
+          <w:rFonts w:ascii="Arial Narrow" w:eastAsia="Times New Roman" w:hAnsi="Arial Narrow" w:cs="Arial"/>
+          <w:color w:val="000000"/>
+          <w:kern w:val="0"/>
+          <w:lang w:val="es-ES" w:eastAsia="es-ES"/>
+          <ns2:ligatures ns2:val="none"/>
+        </w:rPr>
+        <w:t>ii</w:t>
+      </w:r>
+      <w:proofErr w:type="spellEnd"/>
+      <w:r>
+        <w:rPr>
+          <w:rFonts w:ascii="Arial Narrow" w:eastAsia="Times New Roman" w:hAnsi="Arial Narrow" w:cs="Arial"/>
+          <w:color w:val="000000"/>
+          <w:kern w:val="0"/>
+          <w:lang w:val="es-ES" w:eastAsia="es-ES"/>
+          <ns2:ligatures ns2:val="none"/>
+        </w:rPr>
+        <w:t>) presentar los medios probatorios que acrediten que la negativa de otorgamiento de cobertura fue justificado; y, (</w:t>
+      </w:r>
+      <w:proofErr w:type="spellStart"/>
+      <w:r>
+        <w:rPr>
+          <w:rFonts w:ascii="Arial Narrow" w:eastAsia="Times New Roman" w:hAnsi="Arial Narrow" w:cs="Arial"/>
+          <w:color w:val="000000"/>
+          <w:kern w:val="0"/>
+          <w:lang w:val="es-ES" w:eastAsia="es-ES"/>
+          <ns2:ligatures ns2:val="none"/>
+        </w:rPr>
+        <w:t>iii</w:t>
+      </w:r>
+      <w:proofErr w:type="spellEnd"/>
+      <w:r>
+        <w:rPr>
+          <w:rFonts w:ascii="Arial Narrow" w:eastAsia="Times New Roman" w:hAnsi="Arial Narrow" w:cs="Arial"/>
+          <w:color w:val="000000"/>
+          <w:kern w:val="0"/>
+          <w:lang w:val="es-ES" w:eastAsia="es-ES"/>
+          <ns2:ligatures ns2:val="none"/>
+        </w:rPr>
+        <w:t>) presentar todas las comunicaciones cursadas con la parte denunciante en virtud de los hechos materia de denuncia</w:t>
+      </w:r>
+      <w:r>
+        <w:rPr>
+          <w:rFonts w:ascii="Arial Narrow" w:eastAsia="Times New Roman" w:hAnsi="Arial Narrow" w:cs="Arial"/>
+          <w:color w:val="000000"/>
+          <w:kern w:val="0"/>
+          <w:lang w:val="es-ES" w:eastAsia="es-ES"/>
+          <ns2:ligatures ns2:val="none"/>
+        </w:rPr>
+        <w:t>.</w:t>
+      </w:r>
+    </w:p>
+    <w:p ns2:paraId="12A4D8BD" ns2:textId="77777777">
+      <w:pPr>
+        <w:spacing w:after="0" w:line="240" w:lineRule="auto"/>
+        <w:jc w:val="both"/>
+        <w:rPr>
+          <w:rFonts w:ascii="Arial Narrow" w:eastAsia="Arial Narrow" w:hAnsi="Arial Narrow" w:cs="Arial Narrow"/>
+          <w:b/>
+          <w:color w:val="000000"/>
+          <w:kern w:val="0"/>
+          <w:lang w:val="es-ES" w:eastAsia="es-PE"/>
+          <ns2:ligatures ns2:val="none"/>
+        </w:rPr>
+      </w:pPr>
+    </w:p>
+    <w:p ns2:paraId="591B7E6F" ns2:textId="77777777">
+      <w:pPr>
+        <w:spacing w:after="0" w:line="240" w:lineRule="auto"/>
+        <w:jc w:val="both"/>
+        <w:rPr>
+          <w:rFonts w:ascii="Arial Narrow" w:eastAsia="Arial Narrow" w:hAnsi="Arial Narrow" w:cs="Arial Narrow"/>
+          <w:color w:val="000000"/>
+          <w:kern w:val="0"/>
+          <w:lang w:eastAsia="es-PE"/>
+          <ns2:ligatures ns2:val="none"/>
+        </w:rPr>
+      </w:pPr>
+      <w:r>
+        <w:rPr>
+          <w:rFonts w:ascii="Arial Narrow" w:eastAsia="Arial Narrow" w:hAnsi="Arial Narrow" w:cs="Arial Narrow"/>
+          <w:b/>
+          <w:color w:val="000000"/>
+          <w:kern w:val="0"/>
+          <w:lang w:eastAsia="es-PE"/>
+          <ns2:ligatures ns2:val="none"/>
+        </w:rPr>
+        <w:t>SEXTO:</w:t>
+      </w:r>
+      <w:r>
+        <w:rPr>
+          <w:rFonts w:ascii="Arial Narrow" w:eastAsia="Arial Narrow" w:hAnsi="Arial Narrow" w:cs="Arial Narrow"/>
+          <w:color w:val="000000"/>
+          <w:kern w:val="0"/>
+          <w:lang w:eastAsia="es-PE"/>
+          <ns2:ligatures ns2:val="none"/>
+        </w:rPr>
+        <w:t xml:space="preserve"> </w:t>
+      </w:r>
+      <w:bookmarkStart w:id="20" w:name="_Hlk188286915"/>
+      <w:r>
+        <w:rPr>
+          <w:rFonts w:ascii="Arial Narrow" w:eastAsia="Arial Narrow" w:hAnsi="Arial Narrow" w:cs="Arial Narrow"/>
+          <w:color w:val="000000"/>
+          <w:kern w:val="0"/>
+          <w:lang w:eastAsia="es-PE"/>
+          <ns2:ligatures ns2:val="none"/>
+        </w:rPr>
+        <w:t>informar a las partes que el artículo 110</w:t>
       </w:r>
       <w:r>
         <w:rPr>
@@ -4992,7 +5158,7 @@
           <w:color w:val="000000"/>
           <w:kern w:val="0"/>
           <w:lang w:eastAsia="es-PE"/>
-          <w14:ligatures w14:val="none"/>
+          <ns2:ligatures ns2:val="none"/>
         </w:rPr>
         <w:t/>
       </w:r>
@@ -5002,272 +5168,7 @@
           <w:color w:val="000000"/>
           <w:kern w:val="0"/>
           <w:lang w:eastAsia="es-PE"/>
-          <w14:ligatures w14:val="none"/>
-        </w:rPr>
-        <w:t xml:space="preserve"> de la Ley sobre</w:t>
-      </w:r>
-      <w:r>
-        <w:rPr>
-          <w:rFonts w:ascii="Arial Narrow" w:eastAsia="Arial Narrow" w:hAnsi="Arial Narrow" w:cs="Arial Narrow"/>
-          <w:color w:val="000000"/>
-          <w:kern w:val="0"/>
-          <w:lang w:eastAsia="es-PE"/>
-          <w14:ligatures w14:val="none"/>
-        </w:rPr>
-        <w:t xml:space="preserve"> Facultades, Normas y Organización del Indecopi, aprobada por Decreto Legislativo 807, presente sus descargos en un plazo no mayor de cinco (5) días hábiles contados desde la notificación. </w:t>
-      </w:r>
-    </w:p>
-    <w:p>
-      <w:pPr>
-        <w:spacing w:after="0" w:line="240" w:lineRule="auto"/>
-        <w:jc w:val="both"/>
-        <w:rPr>
-          <w:rFonts w:ascii="Arial Narrow" w:eastAsia="Arial Narrow" w:hAnsi="Arial Narrow" w:cs="Arial Narrow"/>
-          <w:color w:val="000000"/>
-          <w:kern w:val="0"/>
-          <w:lang w:eastAsia="es-PE"/>
-          <w14:ligatures w14:val="none"/>
-        </w:rPr>
-      </w:pPr>
-    </w:p>
-    <w:p>
-      <w:pPr>
-        <w:spacing w:after="0" w:line="240" w:lineRule="auto"/>
-        <w:jc w:val="both"/>
-        <w:rPr>
-          <w:rFonts w:ascii="Arial Narrow" w:eastAsia="Times New Roman" w:hAnsi="Arial Narrow" w:cs="Arial"/>
-          <w:color w:val="000000"/>
-          <w:kern w:val="0"/>
-          <w:lang w:val="es-ES" w:eastAsia="es-ES"/>
-          <w14:ligatures w14:val="none"/>
-        </w:rPr>
-      </w:pPr>
-      <w:r>
-        <w:rPr>
-          <w:rFonts w:ascii="Arial Narrow" w:eastAsia="Arial Narrow" w:hAnsi="Arial Narrow" w:cs="Arial Narrow"/>
-          <w:b/>
-          <w:color w:val="000000"/>
-          <w:kern w:val="0"/>
-          <w:lang w:eastAsia="es-PE"/>
-          <w14:ligatures w14:val="none"/>
-        </w:rPr>
-        <w:t xml:space="preserve">QUINTO: </w:t>
-      </w:r>
-      <w:bookmarkStart w:id="18" w:name="_Hlk188286813"/>
-      <w:r>
-        <w:rPr>
-          <w:rFonts w:ascii="Arial Narrow" w:eastAsia="Times New Roman" w:hAnsi="Arial Narrow" w:cs="Arial"/>
-          <w:color w:val="000000"/>
-          <w:kern w:val="0"/>
-          <w:lang w:eastAsia="es-ES"/>
-          <w14:ligatures w14:val="none"/>
-        </w:rPr>
-        <w:t xml:space="preserve">requerir </w:t>
-      </w:r>
-      <w:r>
-        <w:rPr>
-          <w:rFonts w:ascii="Arial Narrow" w:eastAsia="Times New Roman" w:hAnsi="Arial Narrow" w:cs="Arial"/>
-          <w:color w:val="000000"/>
-          <w:kern w:val="0"/>
-          <w:lang w:val="es-ES" w:eastAsia="es-ES"/>
-          <w14:ligatures w14:val="none"/>
-        </w:rPr>
-        <w:t xml:space="preserve">que, en un </w:t>
-      </w:r>
-      <w:r>
-        <w:rPr>
-          <w:rFonts w:ascii="Arial Narrow" w:eastAsia="Times New Roman" w:hAnsi="Arial Narrow" w:cs="Arial"/>
-          <w:color w:val="000000"/>
-          <w:kern w:val="0"/>
-          <w:lang w:eastAsia="es-ES"/>
-          <w14:ligatures w14:val="none"/>
-        </w:rPr>
-        <w:t>plazo no mayor de cinco (5) días hábiles contado a partir del día siguiente de la notificación de la presente resolución</w:t>
-      </w:r>
-      <w:bookmarkEnd w:id="18"/>
-      <w:r>
-        <w:rPr>
-          <w:rFonts w:ascii="Arial Narrow" w:eastAsia="Times New Roman" w:hAnsi="Arial Narrow" w:cs="Arial"/>
-          <w:color w:val="000000"/>
-          <w:kern w:val="0"/>
-          <w:lang w:eastAsia="es-ES"/>
-          <w14:ligatures w14:val="none"/>
-        </w:rPr>
-        <w:t xml:space="preserve">, </w:t>
-      </w:r>
-      <w:bookmarkStart w:id="19" w:name="_Hlk188286828"/>
-      <w:r>
-        <w:rPr>
-          <w:rFonts w:ascii="Arial Narrow" w:eastAsia="Times New Roman" w:hAnsi="Arial Narrow" w:cs="Times New Roman"/>
-          <w:color w:val="000000"/>
-          <w:kern w:val="0"/>
-          <w:shd w:val="clear" w:color="auto" w:fill="FFFFFF"/>
-          <w:lang w:eastAsia="es-PE"/>
-          <w14:ligatures w14:val="none"/>
-        </w:rPr>
-        <w:t>el proveedor denunciado</w:t>
-      </w:r>
-      <w:r>
-        <w:rPr>
-          <w:rFonts w:ascii="Arial Narrow" w:eastAsia="Times New Roman" w:hAnsi="Arial Narrow" w:cs="Arial"/>
-          <w:color w:val="000000"/>
-          <w:kern w:val="0"/>
-          <w:lang w:eastAsia="es-ES"/>
-          <w14:ligatures w14:val="none"/>
-        </w:rPr>
-        <w:t xml:space="preserve"> </w:t>
-      </w:r>
-      <w:bookmarkEnd w:id="19"/>
-      <w:r>
-        <w:rPr>
-          <w:rFonts w:ascii="Arial Narrow" w:eastAsia="Times New Roman" w:hAnsi="Arial Narrow" w:cs="Arial"/>
-          <w:color w:val="000000"/>
-          <w:kern w:val="0"/>
-          <w:lang w:val="es-ES" w:eastAsia="es-ES"/>
-          <w14:ligatures w14:val="none"/>
-        </w:rPr>
-        <w:t xml:space="preserve">cumpla con: </w:t>
-      </w:r>
-      <w:r>
-        <w:rPr>
-          <w:rFonts w:ascii="Arial Narrow" w:eastAsia="Times New Roman" w:hAnsi="Arial Narrow" w:cs="Arial"/>
-          <w:color w:val="000000"/>
-          <w:kern w:val="0"/>
-          <w:lang w:val="es-ES" w:eastAsia="es-ES"/>
-          <w14:ligatures w14:val="none"/>
-        </w:rPr>
-        <w:t>(i) presentar una copia completa, legible y debidamente suscrita de la Póliza 2011225543 del Seguro Vehicular, así como el cargo de remisión de la póliza; (</w:t>
-      </w:r>
-      <w:proofErr w:type="spellStart"/>
-      <w:r>
-        <w:rPr>
-          <w:rFonts w:ascii="Arial Narrow" w:eastAsia="Times New Roman" w:hAnsi="Arial Narrow" w:cs="Arial"/>
-          <w:color w:val="000000"/>
-          <w:kern w:val="0"/>
-          <w:lang w:val="es-ES" w:eastAsia="es-ES"/>
-          <w14:ligatures w14:val="none"/>
-        </w:rPr>
-        <w:t>ii</w:t>
-      </w:r>
-      <w:proofErr w:type="spellEnd"/>
-      <w:r>
-        <w:rPr>
-          <w:rFonts w:ascii="Arial Narrow" w:eastAsia="Times New Roman" w:hAnsi="Arial Narrow" w:cs="Arial"/>
-          <w:color w:val="000000"/>
-          <w:kern w:val="0"/>
-          <w:lang w:val="es-ES" w:eastAsia="es-ES"/>
-          <w14:ligatures w14:val="none"/>
-        </w:rPr>
-        <w:t>) presentar los medios probatorios que acrediten que la negativa de otorgamiento de cobertura fue justificado; y, (</w:t>
-      </w:r>
-      <w:proofErr w:type="spellStart"/>
-      <w:r>
-        <w:rPr>
-          <w:rFonts w:ascii="Arial Narrow" w:eastAsia="Times New Roman" w:hAnsi="Arial Narrow" w:cs="Arial"/>
-          <w:color w:val="000000"/>
-          <w:kern w:val="0"/>
-          <w:lang w:val="es-ES" w:eastAsia="es-ES"/>
-          <w14:ligatures w14:val="none"/>
-        </w:rPr>
-        <w:t>iii</w:t>
-      </w:r>
-      <w:proofErr w:type="spellEnd"/>
-      <w:r>
-        <w:rPr>
-          <w:rFonts w:ascii="Arial Narrow" w:eastAsia="Times New Roman" w:hAnsi="Arial Narrow" w:cs="Arial"/>
-          <w:color w:val="000000"/>
-          <w:kern w:val="0"/>
-          <w:lang w:val="es-ES" w:eastAsia="es-ES"/>
-          <w14:ligatures w14:val="none"/>
-        </w:rPr>
-        <w:t>) presentar todas las comunicaciones cursadas con la parte denunciante en virtud de los hechos materia de denuncia</w:t>
-      </w:r>
-      <w:r>
-        <w:rPr>
-          <w:rFonts w:ascii="Arial Narrow" w:eastAsia="Times New Roman" w:hAnsi="Arial Narrow" w:cs="Arial"/>
-          <w:color w:val="000000"/>
-          <w:kern w:val="0"/>
-          <w:lang w:val="es-ES" w:eastAsia="es-ES"/>
-          <w14:ligatures w14:val="none"/>
-        </w:rPr>
-        <w:t>.</w:t>
-      </w:r>
-    </w:p>
-    <w:p>
-      <w:pPr>
-        <w:spacing w:after="0" w:line="240" w:lineRule="auto"/>
-        <w:jc w:val="both"/>
-        <w:rPr>
-          <w:rFonts w:ascii="Arial Narrow" w:eastAsia="Arial Narrow" w:hAnsi="Arial Narrow" w:cs="Arial Narrow"/>
-          <w:b/>
-          <w:color w:val="000000"/>
-          <w:kern w:val="0"/>
-          <w:lang w:val="es-ES" w:eastAsia="es-PE"/>
-          <w14:ligatures w14:val="none"/>
-        </w:rPr>
-      </w:pPr>
-    </w:p>
-    <w:p>
-      <w:pPr>
-        <w:spacing w:after="0" w:line="240" w:lineRule="auto"/>
-        <w:jc w:val="both"/>
-        <w:rPr>
-          <w:rFonts w:ascii="Arial Narrow" w:eastAsia="Arial Narrow" w:hAnsi="Arial Narrow" w:cs="Arial Narrow"/>
-          <w:color w:val="000000"/>
-          <w:kern w:val="0"/>
-          <w:lang w:eastAsia="es-PE"/>
-          <w14:ligatures w14:val="none"/>
-        </w:rPr>
-      </w:pPr>
-      <w:r>
-        <w:rPr>
-          <w:rFonts w:ascii="Arial Narrow" w:eastAsia="Arial Narrow" w:hAnsi="Arial Narrow" w:cs="Arial Narrow"/>
-          <w:b/>
-          <w:color w:val="000000"/>
-          <w:kern w:val="0"/>
-          <w:lang w:eastAsia="es-PE"/>
-          <w14:ligatures w14:val="none"/>
-        </w:rPr>
-        <w:t>SEXTO:</w:t>
-      </w:r>
-      <w:r>
-        <w:rPr>
-          <w:rFonts w:ascii="Arial Narrow" w:eastAsia="Arial Narrow" w:hAnsi="Arial Narrow" w:cs="Arial Narrow"/>
-          <w:color w:val="000000"/>
-          <w:kern w:val="0"/>
-          <w:lang w:eastAsia="es-PE"/>
-          <w14:ligatures w14:val="none"/>
-        </w:rPr>
-        <w:t xml:space="preserve"> </w:t>
-      </w:r>
-      <w:bookmarkStart w:id="20" w:name="_Hlk188286915"/>
-      <w:r>
-        <w:rPr>
-          <w:rFonts w:ascii="Arial Narrow" w:eastAsia="Arial Narrow" w:hAnsi="Arial Narrow" w:cs="Arial Narrow"/>
-          <w:color w:val="000000"/>
-          <w:kern w:val="0"/>
-          <w:lang w:eastAsia="es-PE"/>
-          <w14:ligatures w14:val="none"/>
-        </w:rPr>
-        <w:t>informar a las partes que el artículo 110</w:t>
-      </w:r>
-      <w:r>
-        <w:rPr>
-          <w:rFonts w:ascii="Arial Narrow" w:eastAsia="Times New Roman" w:hAnsi="Arial Narrow" w:cs="Segoe UI"/>
-          <w:color w:val="000000"/>
-          <w:kern w:val="0"/>
-          <w:lang w:eastAsia="es-PE"/>
-          <w14:ligatures w14:val="none"/>
-        </w:rPr>
-        <w:t/>
-      </w:r>
-      <w:r>
-        <w:rPr>
-          <w:rFonts w:ascii="Arial Narrow" w:eastAsia="Arial Narrow" w:hAnsi="Arial Narrow" w:cs="Arial Narrow"/>
-          <w:color w:val="000000"/>
-          <w:kern w:val="0"/>
-          <w:lang w:eastAsia="es-PE"/>
-          <w14:ligatures w14:val="none"/>
+          <ns2:ligatures ns2:val="none"/>
         </w:rPr>
         <w:t xml:space="preserve"> de la Ley 29571, Código de Protección y Defensa del Consumidor</w:t>
       </w:r>
@@ -5279,7 +5180,7 @@
           <w:kern w:val="0"/>
           <w:vertAlign w:val="superscript"/>
           <w:lang w:eastAsia="es-PE"/>
-          <w14:ligatures w14:val="none"/>
+          <ns2:ligatures ns2:val="none"/>
         </w:rPr>
         <w:footnoteReference w:id="7"/>
       </w:r>
@@ -5289,7 +5190,7 @@
           <w:color w:val="000000"/>
           <w:kern w:val="0"/>
           <w:lang w:eastAsia="es-PE"/>
-          <w14:ligatures w14:val="none"/>
+          <ns2:ligatures ns2:val="none"/>
         </w:rPr>
         <w:t>, faculta a la Comisión a calificar las infracciones de la referida norma como leves, graves o muy graves e imponer sanciones que van desde una amonestación hasta una multa por un máximo de 450 Unidades Impositivas Tributarias, sin perjuicio de las medidas correctivas, reparadoras y complementarias, que puedan ordenarse de acuerdo a lo estipulado en los artículos 114</w:t>
       </w:r>
@@ -5299,7 +5200,7 @@
           <w:color w:val="000000"/>
           <w:kern w:val="0"/>
           <w:lang w:eastAsia="es-PE"/>
-          <w14:ligatures w14:val="none"/>
+          <ns2:ligatures ns2:val="none"/>
         </w:rPr>
         <w:t/>
       </w:r>
@@ -5309,7 +5210,7 @@
           <w:color w:val="000000"/>
           <w:kern w:val="0"/>
           <w:lang w:eastAsia="es-PE"/>
-          <w14:ligatures w14:val="none"/>
+          <ns2:ligatures ns2:val="none"/>
         </w:rPr>
         <w:t>, 115</w:t>
       </w:r>
@@ -5319,7 +5220,7 @@
           <w:color w:val="000000"/>
           <w:kern w:val="0"/>
           <w:lang w:eastAsia="es-PE"/>
-          <w14:ligatures w14:val="none"/>
+          <ns2:ligatures ns2:val="none"/>
         </w:rPr>
         <w:t/>
       </w:r>
@@ -5329,7 +5230,7 @@
           <w:color w:val="000000"/>
           <w:kern w:val="0"/>
           <w:lang w:eastAsia="es-PE"/>
-          <w14:ligatures w14:val="none"/>
+          <ns2:ligatures ns2:val="none"/>
         </w:rPr>
         <w:t xml:space="preserve"> y 116</w:t>
       </w:r>
@@ -5339,7 +5240,7 @@
           <w:color w:val="000000"/>
           <w:kern w:val="0"/>
           <w:lang w:eastAsia="es-PE"/>
-          <w14:ligatures w14:val="none"/>
+          <ns2:ligatures ns2:val="none"/>
         </w:rPr>
         <w:t/>
       </w:r>
@@ -5349,7 +5250,7 @@
           <w:color w:val="000000"/>
           <w:kern w:val="0"/>
           <w:lang w:eastAsia="es-PE"/>
-          <w14:ligatures w14:val="none"/>
+          <ns2:ligatures ns2:val="none"/>
         </w:rPr>
         <w:t xml:space="preserve"> de la referida norma</w:t>
       </w:r>
@@ -5361,7 +5262,7 @@
           <w:kern w:val="0"/>
           <w:vertAlign w:val="superscript"/>
           <w:lang w:eastAsia="es-PE"/>
-          <w14:ligatures w14:val="none"/>
+          <ns2:ligatures ns2:val="none"/>
         </w:rPr>
         <w:footnoteReference w:id="8"/>
       </w:r>
@@ -5371,7 +5272,7 @@
           <w:color w:val="000000"/>
           <w:kern w:val="0"/>
           <w:lang w:eastAsia="es-PE"/>
-          <w14:ligatures w14:val="none"/>
+          <ns2:ligatures ns2:val="none"/>
         </w:rPr>
         <w:t xml:space="preserve">. </w:t>
       </w:r>
@@ -5382,7 +5283,7 @@
           <w:color w:val="000000"/>
           <w:kern w:val="0"/>
           <w:lang w:eastAsia="es-PE"/>
-          <w14:ligatures w14:val="none"/>
+          <ns2:ligatures ns2:val="none"/>
         </w:rPr>
         <w:lastRenderedPageBreak/>
         <w:t>Asimismo, se consideran circunstancias atenuantes para la graduación de la sanción, el allanamiento de la denuncia o el reconocimiento de las pretensiones en ella contenidas, de acuerdo con el artículo 112</w:t>
@@ -5393,7 +5294,7 @@
           <w:color w:val="000000"/>
           <w:kern w:val="0"/>
           <w:lang w:eastAsia="es-PE"/>
-          <w14:ligatures w14:val="none"/>
+          <ns2:ligatures ns2:val="none"/>
         </w:rPr>
         <w:t/>
       </w:r>
@@ -5403,7 +5304,7 @@
           <w:color w:val="000000"/>
           <w:kern w:val="0"/>
           <w:lang w:eastAsia="es-PE"/>
-          <w14:ligatures w14:val="none"/>
+          <ns2:ligatures ns2:val="none"/>
         </w:rPr>
         <w:t xml:space="preserve"> del Código</w:t>
       </w:r>
@@ -5415,7 +5316,7 @@
           <w:kern w:val="0"/>
           <w:vertAlign w:val="superscript"/>
           <w:lang w:eastAsia="es-PE"/>
-          <w14:ligatures w14:val="none"/>
+          <ns2:ligatures ns2:val="none"/>
         </w:rPr>
         <w:footnoteReference w:id="9"/>
       </w:r>
@@ -5425,12 +5326,12 @@
           <w:color w:val="000000"/>
           <w:kern w:val="0"/>
           <w:lang w:eastAsia="es-PE"/>
-          <w14:ligatures w14:val="none"/>
+          <ns2:ligatures ns2:val="none"/>
         </w:rPr>
         <w:t>.</w:t>
       </w:r>
     </w:p>
-    <w:p>
+    <w:p ns2:paraId="0ECE55DF" ns2:textId="77777777">
       <w:pPr>
         <w:shd w:val="clear" w:color="auto" w:fill="FFFFFF"/>
         <w:spacing w:after="0" w:line="240" w:lineRule="auto"/>
@@ -5441,11 +5342,11 @@
           <w:color w:val="000000"/>
           <w:kern w:val="0"/>
           <w:lang w:eastAsia="es-PE"/>
-          <w14:ligatures w14:val="none"/>
-        </w:rPr>
-      </w:pPr>
-    </w:p>
-    <w:p>
+          <ns2:ligatures ns2:val="none"/>
+        </w:rPr>
+      </w:pPr>
+    </w:p>
+    <w:p ns2:paraId="1CC114EB" ns2:textId="77777777">
       <w:pPr>
         <w:shd w:val="clear" w:color="auto" w:fill="FFFFFF"/>
         <w:spacing w:after="0" w:line="240" w:lineRule="auto"/>
@@ -5455,17 +5356,17 @@
           <w:color w:val="000000"/>
           <w:kern w:val="0"/>
           <w:lang w:eastAsia="es-PE"/>
-          <w14:ligatures w14:val="none"/>
-        </w:rPr>
-      </w:pPr>
-      <w:r>
-        <w:rPr>
-          <w:rFonts w:ascii="Arial Narrow" w:eastAsia="Arial Narrow" w:hAnsi="Arial Narrow" w:cs="Arial Narrow"/>
-          <w:b/>
-          <w:color w:val="000000"/>
-          <w:kern w:val="0"/>
-          <w:lang w:eastAsia="es-PE"/>
-          <w14:ligatures w14:val="none"/>
+          <ns2:ligatures ns2:val="none"/>
+        </w:rPr>
+      </w:pPr>
+      <w:r>
+        <w:rPr>
+          <w:rFonts w:ascii="Arial Narrow" w:eastAsia="Arial Narrow" w:hAnsi="Arial Narrow" w:cs="Arial Narrow"/>
+          <w:b/>
+          <w:color w:val="000000"/>
+          <w:kern w:val="0"/>
+          <w:lang w:eastAsia="es-PE"/>
+          <ns2:ligatures ns2:val="none"/>
         </w:rPr>
         <w:t>SÉTIMO:</w:t>
       </w:r>
@@ -5475,7 +5376,7 @@
           <w:color w:val="000000"/>
           <w:kern w:val="0"/>
           <w:lang w:eastAsia="es-PE"/>
-          <w14:ligatures w14:val="none"/>
+          <ns2:ligatures ns2:val="none"/>
         </w:rPr>
         <w:t xml:space="preserve"> informar a las partes que conforme a lo establecido en el artículo 39</w:t>
       </w:r>
@@ -5485,7 +5386,7 @@
           <w:color w:val="000000"/>
           <w:kern w:val="0"/>
           <w:lang w:eastAsia="es-PE"/>
-          <w14:ligatures w14:val="none"/>
+          <ns2:ligatures ns2:val="none"/>
         </w:rPr>
         <w:t/>
       </w:r>
@@ -5495,12 +5396,12 @@
           <w:color w:val="000000"/>
           <w:kern w:val="0"/>
           <w:lang w:eastAsia="es-PE"/>
-          <w14:ligatures w14:val="none"/>
+          <ns2:ligatures ns2:val="none"/>
         </w:rPr>
         <w:t xml:space="preserve"> de la Ley sobre Facultades, Normas y Organización del Indecopi, aprobada por Decreto Legislativo 807, los gastos por los peritajes realizados, actuación de pruebas, inspecciones y otros derivados de la tramitación del proceso serán de cargo de la parte que solicita la prueba, salvo pacto en contrario. En todos los casos, la resolución final determinará si los gastos deben ser asumidos por alguna de las partes, o reembolsados a la otra parte o al Indecopi, según sea el caso, de manera adicional a la sanción que haya podido imponerse. </w:t>
       </w:r>
     </w:p>
-    <w:p>
+    <w:p ns2:paraId="364C4B19" ns2:textId="77777777">
       <w:pPr>
         <w:shd w:val="clear" w:color="auto" w:fill="FFFFFF"/>
         <w:spacing w:after="0" w:line="240" w:lineRule="auto"/>
@@ -5510,11 +5411,11 @@
           <w:color w:val="000000"/>
           <w:kern w:val="0"/>
           <w:lang w:eastAsia="es-PE"/>
-          <w14:ligatures w14:val="none"/>
-        </w:rPr>
-      </w:pPr>
-    </w:p>
-    <w:p>
+          <ns2:ligatures ns2:val="none"/>
+        </w:rPr>
+      </w:pPr>
+    </w:p>
+    <w:p ns2:paraId="27E9BBC0" ns2:textId="77777777">
       <w:pPr>
         <w:suppressAutoHyphens/>
         <w:spacing w:after="0" w:line="240" w:lineRule="auto"/>
@@ -5523,7 +5424,7 @@
           <w:rFonts w:ascii="Arial Narrow" w:eastAsia="Calibri" w:hAnsi="Arial Narrow" w:cs="Arial"/>
           <w:kern w:val="0"/>
           <w:u w:val="single"/>
-          <w14:ligatures w14:val="none"/>
+          <ns2:ligatures ns2:val="none"/>
         </w:rPr>
       </w:pPr>
       <w:r>
@@ -5532,7 +5433,7 @@
           <w:b/>
           <w:bCs/>
           <w:kern w:val="0"/>
-          <w14:ligatures w14:val="none"/>
+          <ns2:ligatures ns2:val="none"/>
         </w:rPr>
         <w:t>OCTAVO</w:t>
       </w:r>
@@ -5541,7 +5442,7 @@
           <w:rFonts w:ascii="Arial Narrow" w:eastAsia="Calibri" w:hAnsi="Arial Narrow" w:cs="Arial"/>
           <w:b/>
           <w:kern w:val="0"/>
-          <w14:ligatures w14:val="none"/>
+          <ns2:ligatures ns2:val="none"/>
         </w:rPr>
         <w:t>:</w:t>
       </w:r>
@@ -5549,7 +5450,7 @@
         <w:rPr>
           <w:rFonts w:ascii="Arial Narrow" w:eastAsia="Calibri" w:hAnsi="Arial Narrow" w:cs="Arial"/>
           <w:kern w:val="0"/>
-          <w14:ligatures w14:val="none"/>
+          <ns2:ligatures ns2:val="none"/>
         </w:rPr>
         <w:t xml:space="preserve"> comunicar a las partes que, </w:t>
       </w:r>
@@ -5558,7 +5459,7 @@
         <w:rPr>
           <w:rFonts w:ascii="Arial Narrow" w:eastAsia="Calibri" w:hAnsi="Arial Narrow" w:cs="Arial"/>
           <w:kern w:val="0"/>
-          <w14:ligatures w14:val="none"/>
+          <ns2:ligatures ns2:val="none"/>
         </w:rPr>
         <w:t>de acuerdo a</w:t>
       </w:r>
@@ -5567,7 +5468,7 @@
         <w:rPr>
           <w:rFonts w:ascii="Arial Narrow" w:eastAsia="Calibri" w:hAnsi="Arial Narrow" w:cs="Arial"/>
           <w:kern w:val="0"/>
-          <w14:ligatures w14:val="none"/>
+          <ns2:ligatures ns2:val="none"/>
         </w:rPr>
         <w:t xml:space="preserve"> lo señalado por el artículo 29</w:t>
       </w:r>
@@ -5577,7 +5478,7 @@
           <w:color w:val="000000"/>
           <w:kern w:val="0"/>
           <w:lang w:eastAsia="es-PE"/>
-          <w14:ligatures w14:val="none"/>
+          <ns2:ligatures ns2:val="none"/>
         </w:rPr>
         <w:t/>
       </w:r>
@@ -5585,7 +5486,7 @@
         <w:rPr>
           <w:rFonts w:ascii="Arial Narrow" w:eastAsia="Calibri" w:hAnsi="Arial Narrow" w:cs="Arial"/>
           <w:kern w:val="0"/>
-          <w14:ligatures w14:val="none"/>
+          <ns2:ligatures ns2:val="none"/>
         </w:rPr>
         <w:t xml:space="preserve"> del Decreto Legislativo 807</w:t>
       </w:r>
@@ -5595,7 +5496,7 @@
           <w:rFonts w:ascii="Arial Narrow" w:eastAsia="Calibri" w:hAnsi="Arial Narrow" w:cs="Arial"/>
           <w:kern w:val="0"/>
           <w:vertAlign w:val="superscript"/>
-          <w14:ligatures w14:val="none"/>
+          <ns2:ligatures ns2:val="none"/>
         </w:rPr>
         <w:footnoteReference w:id="10"/>
       </w:r>
@@ -5603,7 +5504,7 @@
         <w:rPr>
           <w:rFonts w:ascii="Arial Narrow" w:eastAsia="Calibri" w:hAnsi="Arial Narrow" w:cs="Arial"/>
           <w:kern w:val="0"/>
-          <w14:ligatures w14:val="none"/>
+          <ns2:ligatures ns2:val="none"/>
         </w:rPr>
         <w:t xml:space="preserve">, hasta antes de la emisión de la Resolución Final tienen la posibilidad de solicitar una audiencia de conciliación. En caso deleguen a favor de una tercera persona su actuación en la diligencia programada, esta deberá presentar un poder especial con firma legalizada ante Notario Público, donde conste </w:t>
       </w:r>
@@ -5612,7 +5513,7 @@
           <w:rFonts w:ascii="Arial Narrow" w:eastAsia="Calibri" w:hAnsi="Arial Narrow" w:cs="Arial"/>
           <w:kern w:val="0"/>
           <w:u w:val="single"/>
-          <w14:ligatures w14:val="none"/>
+          <ns2:ligatures ns2:val="none"/>
         </w:rPr>
         <w:t>expresamente su facultad para asistir y conciliar en su representación</w:t>
       </w:r>
@@ -5621,7 +5522,7 @@
           <w:rFonts w:ascii="Arial Narrow" w:eastAsia="Calibri" w:hAnsi="Arial Narrow" w:cs="Arial"/>
           <w:bCs/>
           <w:kern w:val="0"/>
-          <w14:ligatures w14:val="none"/>
+          <ns2:ligatures ns2:val="none"/>
         </w:rPr>
         <w:t>.</w:t>
       </w:r>
@@ -5631,7 +5532,7 @@
           <w:b/>
           <w:bCs/>
           <w:kern w:val="0"/>
-          <w14:ligatures w14:val="none"/>
+          <ns2:ligatures ns2:val="none"/>
         </w:rPr>
         <w:t xml:space="preserve"> </w:t>
       </w:r>
@@ -5640,12 +5541,12 @@
           <w:rFonts w:ascii="Arial Narrow" w:eastAsia="Calibri" w:hAnsi="Arial Narrow" w:cs="Arial"/>
           <w:kern w:val="0"/>
           <w:u w:val="single"/>
-          <w14:ligatures w14:val="none"/>
+          <ns2:ligatures ns2:val="none"/>
         </w:rPr>
         <w:t xml:space="preserve">Ello bajo apercibimiento de no realizar la audiencia de conciliación y levantar el acta de inasistencia correspondiente. </w:t>
       </w:r>
     </w:p>
-    <w:p>
+    <w:p ns2:paraId="4CD47B08" ns2:textId="77777777">
       <w:pPr>
         <w:suppressAutoHyphens/>
         <w:spacing w:after="0" w:line="240" w:lineRule="auto"/>
@@ -5654,11 +5555,11 @@
           <w:rFonts w:ascii="Arial Narrow" w:eastAsia="Calibri" w:hAnsi="Arial Narrow" w:cs="Arial"/>
           <w:kern w:val="0"/>
           <w:u w:val="single"/>
-          <w14:ligatures w14:val="none"/>
-        </w:rPr>
-      </w:pPr>
-    </w:p>
-    <w:p>
+          <ns2:ligatures ns2:val="none"/>
+        </w:rPr>
+      </w:pPr>
+    </w:p>
+    <w:p ns2:paraId="0E80CA49" ns2:textId="77777777">
       <w:pPr>
         <w:suppressAutoHyphens/>
         <w:spacing w:after="0" w:line="240" w:lineRule="auto"/>
@@ -5668,7 +5569,7 @@
           <w:color w:val="000000"/>
           <w:kern w:val="0"/>
           <w:lang w:eastAsia="es-PE"/>
-          <w14:ligatures w14:val="none"/>
+          <ns2:ligatures ns2:val="none"/>
         </w:rPr>
       </w:pPr>
       <w:r>
@@ -5678,7 +5579,7 @@
           <w:color w:val="000000"/>
           <w:kern w:val="0"/>
           <w:lang w:eastAsia="es-PE"/>
-          <w14:ligatures w14:val="none"/>
+          <ns2:ligatures ns2:val="none"/>
         </w:rPr>
         <w:t>NOVENO:</w:t>
       </w:r>
@@ -5688,14 +5589,14 @@
           <w:color w:val="000000"/>
           <w:kern w:val="0"/>
           <w:lang w:eastAsia="es-PE"/>
-          <w14:ligatures w14:val="none"/>
+          <ns2:ligatures ns2:val="none"/>
         </w:rPr>
         <w:t xml:space="preserve"> poner en conocimiento de las partes que, antes de la emisión de la Resolución Final, tienen la posibilidad de formular su desistimiento o presentar el acuerdo arribado mediante la conciliación, mediación, transacción o cualquier otro que, de forma indubitable, deje constancia que se ha solucionado la controversia materia de denuncia.</w:t>
       </w:r>
       <w:bookmarkStart w:id="21" w:name="h.gjdgxs" w:colFirst="0" w:colLast="0"/>
       <w:bookmarkEnd w:id="21"/>
     </w:p>
-    <w:p>
+    <w:p ns2:paraId="7DDD06F7" ns2:textId="77777777">
       <w:pPr>
         <w:suppressAutoHyphens/>
         <w:spacing w:after="0" w:line="240" w:lineRule="auto"/>
@@ -5705,11 +5606,11 @@
           <w:color w:val="000000"/>
           <w:kern w:val="0"/>
           <w:lang w:eastAsia="es-PE"/>
-          <w14:ligatures w14:val="none"/>
-        </w:rPr>
-      </w:pPr>
-    </w:p>
-    <w:p>
+          <ns2:ligatures ns2:val="none"/>
+        </w:rPr>
+      </w:pPr>
+    </w:p>
+    <w:p ns2:paraId="236137A1" ns2:textId="6B34EC72">
       <w:pPr>
         <w:suppressAutoHyphens/>
         <w:spacing w:after="0" w:line="240" w:lineRule="auto"/>
@@ -5732,7 +5633,7 @@
           <w:b/>
           <w:spacing w:val="-3"/>
           <w:kern w:val="0"/>
-          <w14:ligatures w14:val="none"/>
+          <ns2:ligatures ns2:val="none"/>
         </w:rPr>
         <w:t/>
       </w:r>
@@ -5742,7 +5643,7 @@
           <w:bCs/>
           <w:spacing w:val="-3"/>
           <w:kern w:val="0"/>
-          <w14:ligatures w14:val="none"/>
+          <ns2:ligatures ns2:val="none"/>
         </w:rPr>
         <w:t xml:space="preserve"/>
       </w:r>
@@ -5752,7 +5653,7 @@
           <w:bCs/>
           <w:spacing w:val="-3"/>
           <w:kern w:val="0"/>
-          <w14:ligatures w14:val="none"/>
+          <ns2:ligatures ns2:val="none"/>
         </w:rPr>
         <w:t/>
       </w:r>
@@ -5762,7 +5663,7 @@
           <w:bCs/>
           <w:spacing w:val="-3"/>
           <w:kern w:val="0"/>
-          <w14:ligatures w14:val="none"/>
+          <ns2:ligatures ns2:val="none"/>
         </w:rPr>
         <w:t xml:space="preserve"/>
       </w:r>
@@ -5772,7 +5673,7 @@
           <w:bCs/>
           <w:spacing w:val="-3"/>
           <w:kern w:val="0"/>
-          <w14:ligatures w14:val="none"/>
+          <ns2:ligatures ns2:val="none"/>
         </w:rPr>
         <w:t xml:space="preserve"/>
       </w:r>
@@ -5783,7 +5684,7 @@
           <w:bCs/>
           <w:spacing w:val="-3"/>
           <w:kern w:val="0"/>
-          <w14:ligatures w14:val="none"/>
+          <ns2:ligatures ns2:val="none"/>
         </w:rPr>
         <w:t/>
       </w:r>
@@ -5794,7 +5695,7 @@
           <w:bCs/>
           <w:spacing w:val="-3"/>
           <w:kern w:val="0"/>
-          <w14:ligatures w14:val="none"/>
+          <ns2:ligatures ns2:val="none"/>
         </w:rPr>
         <w:t xml:space="preserve"/>
       </w:r>
@@ -5818,7 +5719,7 @@
           <w:color w:val="000000"/>
           <w:kern w:val="0"/>
           <w:lang w:eastAsia="es-PE"/>
-          <w14:ligatures w14:val="none"/>
+          <ns2:ligatures ns2:val="none"/>
         </w:rPr>
         <w:t/>
       </w:r>
@@ -5835,7 +5736,7 @@
           <w:color w:val="000000"/>
           <w:kern w:val="0"/>
           <w:lang w:eastAsia="es-PE"/>
-          <w14:ligatures w14:val="none"/>
+          <ns2:ligatures ns2:val="none"/>
         </w:rPr>
         <w:t/>
       </w:r>
@@ -5870,7 +5771,7 @@
       </w:r>
     </w:p>
     <w:bookmarkEnd w:id="22"/>
-    <w:p>
+    <w:p ns2:paraId="639FE5BE" ns2:textId="77777777">
       <w:pPr>
         <w:suppressAutoHyphens/>
         <w:spacing w:after="0" w:line="240" w:lineRule="auto"/>
@@ -5880,7 +5781,7 @@
         </w:rPr>
       </w:pPr>
     </w:p>
-    <w:p>
+    <w:p ns2:paraId="083D8417" ns2:textId="4EC6B62B">
       <w:pPr>
         <w:suppressAutoHyphens/>
         <w:spacing w:line="240" w:lineRule="auto"/>
@@ -5969,7 +5870,7 @@
       </w:r>
       <w:bookmarkStart w:id="23" w:name="_Hlk198890962"/>
     </w:p>
-    <w:p>
+    <w:p ns2:paraId="36317C11" ns2:textId="77777777">
       <w:pPr>
         <w:suppressAutoHyphens/>
         <w:spacing w:after="0" w:line="240" w:lineRule="auto"/>
@@ -5981,7 +5882,7 @@
       </w:pPr>
     </w:p>
     <w:bookmarkEnd w:id="23"/>
-    <w:p>
+    <w:p ns2:paraId="23716787" ns2:textId="77777777">
       <w:pPr>
         <w:suppressAutoHyphens/>
         <w:spacing w:after="0" w:line="240" w:lineRule="auto"/>
@@ -5991,36 +5892,36 @@
         </w:rPr>
       </w:pPr>
     </w:p>
-    <w:p>
-      <w:pPr>
-        <w:spacing w:after="0" w:line="240" w:lineRule="auto"/>
-        <w:jc w:val="both"/>
-        <w:rPr>
-          <w:rFonts w:ascii="Arial Narrow" w:eastAsia="Arial Narrow" w:hAnsi="Arial Narrow" w:cs="Arial Narrow"/>
-          <w:b/>
-          <w:color w:val="000000"/>
-          <w:kern w:val="0"/>
-          <w:lang w:eastAsia="es-PE"/>
-          <w14:ligatures w14:val="none"/>
-        </w:rPr>
-      </w:pPr>
-    </w:p>
-    <w:p>
-      <w:pPr>
-        <w:spacing w:after="0" w:line="240" w:lineRule="auto"/>
-        <w:jc w:val="both"/>
-        <w:rPr>
-          <w:rFonts w:ascii="Arial Narrow" w:eastAsia="Arial Narrow" w:hAnsi="Arial Narrow" w:cs="Arial Narrow"/>
-          <w:b/>
-          <w:color w:val="000000"/>
-          <w:kern w:val="0"/>
-          <w:lang w:eastAsia="es-PE"/>
-          <w14:ligatures w14:val="none"/>
+    <w:p ns2:paraId="509D673B" ns2:textId="77777777">
+      <w:pPr>
+        <w:spacing w:after="0" w:line="240" w:lineRule="auto"/>
+        <w:jc w:val="both"/>
+        <w:rPr>
+          <w:rFonts w:ascii="Arial Narrow" w:eastAsia="Arial Narrow" w:hAnsi="Arial Narrow" w:cs="Arial Narrow"/>
+          <w:b/>
+          <w:color w:val="000000"/>
+          <w:kern w:val="0"/>
+          <w:lang w:eastAsia="es-PE"/>
+          <ns2:ligatures ns2:val="none"/>
+        </w:rPr>
+      </w:pPr>
+    </w:p>
+    <w:p ns2:paraId="418E1D52" ns2:textId="77777777">
+      <w:pPr>
+        <w:spacing w:after="0" w:line="240" w:lineRule="auto"/>
+        <w:jc w:val="both"/>
+        <w:rPr>
+          <w:rFonts w:ascii="Arial Narrow" w:eastAsia="Arial Narrow" w:hAnsi="Arial Narrow" w:cs="Arial Narrow"/>
+          <w:b/>
+          <w:color w:val="000000"/>
+          <w:kern w:val="0"/>
+          <w:lang w:eastAsia="es-PE"/>
+          <ns2:ligatures ns2:val="none"/>
         </w:rPr>
       </w:pPr>
     </w:p>
     <w:bookmarkEnd w:id="0"/>
-    <w:p>
+    <w:p ns2:paraId="2E71D930" ns2:textId="77777777">
       <w:pPr>
         <w:spacing w:after="0" w:line="240" w:lineRule="auto"/>
         <w:jc w:val="both"/>
@@ -6030,11 +5931,11 @@
           <w:color w:val="000000"/>
           <w:kern w:val="0"/>
           <w:lang w:val="es-ES" w:eastAsia="es-PE"/>
-          <w14:ligatures w14:val="none"/>
-        </w:rPr>
-      </w:pPr>
-    </w:p>
-    <w:p>
+          <ns2:ligatures ns2:val="none"/>
+        </w:rPr>
+      </w:pPr>
+    </w:p>
+    <w:p ns2:paraId="03CAC917" ns2:textId="77777777">
       <w:pPr>
         <w:shd w:val="clear" w:color="auto" w:fill="FFFFFF"/>
         <w:spacing w:after="0" w:line="240" w:lineRule="auto"/>
@@ -6056,7 +5957,7 @@
         <w:t xml:space="preserve">Firmado digitalmente por </w:t>
       </w:r>
     </w:p>
-    <w:p>
+    <w:p ns2:paraId="1591267D" ns2:textId="77777777">
       <w:pPr>
         <w:shd w:val="clear" w:color="auto" w:fill="FFFFFF"/>
         <w:spacing w:after="0" w:line="240" w:lineRule="auto"/>
@@ -6078,7 +5979,7 @@
         <w:t xml:space="preserve">EVELING ROA QUISPE </w:t>
       </w:r>
     </w:p>
-    <w:p>
+    <w:p ns2:paraId="7C7E468C" ns2:textId="77777777">
       <w:pPr>
         <w:shd w:val="clear" w:color="auto" w:fill="FFFFFF"/>
         <w:spacing w:after="0" w:line="240" w:lineRule="auto"/>
@@ -6100,7 +6001,7 @@
         <w:t>Secretaria Técnica</w:t>
       </w:r>
     </w:p>
-    <w:p>
+    <w:p ns2:paraId="13657175" ns2:textId="77777777">
       <w:pPr>
         <w:shd w:val="clear" w:color="auto" w:fill="FFFFFF"/>
         <w:spacing w:after="0" w:line="240" w:lineRule="auto"/>
@@ -6122,7 +6023,7 @@
         <w:t>Comisión de Protección al Consumidor 1</w:t>
       </w:r>
     </w:p>
-    <w:p>
+    <w:p ns2:paraId="35BE4E13" ns2:textId="77777777">
       <w:pPr>
         <w:spacing w:after="0" w:line="240" w:lineRule="auto"/>
         <w:rPr>
@@ -6139,7 +6040,7 @@
         <w:t>LGP/JCQ</w:t>
       </w:r>
     </w:p>
-    <w:p>
+    <w:p ns2:paraId="4423ADE9" ns2:textId="77777777">
       <w:pPr>
         <w:spacing w:line="240" w:lineRule="auto"/>
         <w:rPr>
@@ -6147,18 +6048,18 @@
         </w:rPr>
       </w:pPr>
     </w:p>
-    <w:p>
+    <w:p ns2:paraId="74AAB5F4" ns2:textId="77777777">
       <w:pPr>
         <w:spacing w:line="240" w:lineRule="auto"/>
       </w:pPr>
     </w:p>
     <w:sectPr>
-      <w:headerReference w:type="even" r:id="rId8"/>
-      <w:headerReference w:type="default" r:id="rId9"/>
-      <w:footerReference w:type="even" r:id="rId10"/>
-      <w:footerReference w:type="default" r:id="rId11"/>
-      <w:headerReference w:type="first" r:id="rId12"/>
-      <w:footerReference w:type="first" r:id="rId13"/>
+      <w:headerReference w:type="even" ns3:id="rId8"/>
+      <w:headerReference w:type="default" ns3:id="rId9"/>
+      <w:footerReference w:type="even" ns3:id="rId10"/>
+      <w:footerReference w:type="default" ns3:id="rId11"/>
+      <w:headerReference w:type="first" ns3:id="rId12"/>
+      <w:footerReference w:type="first" ns3:id="rId13"/>
       <w:pgSz w:w="11906" w:h="16838"/>
       <w:pgMar w:top="1417" w:right="1701" w:bottom="1417" w:left="1701" w:header="708" w:footer="708" w:gutter="0"/>
       <w:cols w:space="708"/>

--- a/plantillas_maestras/01_seguro_vehicular/negativa_cobertura/2_o_mas_ddos_varios/varon/TPL_0438_2026_SEGURO_VEHICULAR_NEGATIVA_COBERTURA_ASEGURADORA_VARON_R1.docx
+++ b/plantillas_maestras/01_seguro_vehicular/negativa_cobertura/2_o_mas_ddos_varios/varon/TPL_0438_2026_SEGURO_VEHICULAR_NEGATIVA_COBERTURA_ASEGURADORA_VARON_R1.docx
@@ -4915,7 +4915,7 @@
           <w:sz w:val="20"/>
           <w:szCs w:val="20"/>
         </w:rPr>
-        <w:t xml:space="preserve">correr traslado de la presente resolución a Pacífico Compañía de Seguros y Reaseguros S.A para que, de conformidad con lo dispuesto por el artículo 26° de la Ley sobre Facultades, Normas y Organización del Indecopi, aprobado por Decreto Legislativo N° 8079, presenten sus descargos sobre la imputación de cargos realizada en un plazo no mayor a cinco (5) días hábiles contado a partir del día siguiente de la notificación de la presente resolución, vencido el cual, el Secretario Técnico declarará en rebeldía a los denunciados que no lo hubieran presentado. Debe precisarse que de conformidad con lo establecido por el artículo 223° del Texto Único Ordenado de la Ley N° 27444, Ley del Procedimiento Administrativo General, las alegaciones y los hechos relevantes de la reclamación, salvo que hayan sido específicamente negadas en la contestación, se tendrán por aceptadas o meritadas como ciertas.</w:t>
+        <w:t xml:space="preserve">correr traslado de la presente resolución a Pacífico Compañía de Seguros y Reaseguros S.A. para que, de conformidad con lo dispuesto por el artículo 26 de la Ley sobre Facultades, Normas y Organización del Indecopi, aprobada por Decreto Legislativo 807, presente sus descargos sobre la imputación de cargos realizada en un plazo no mayor a cinco (5) días hábiles contado a partir del día siguiente de la notificación de la presente resolución, vencido el cual, el Secretario Técnico declarará en rebeldía al denunciado que no lo hubiera presentado. Debe precisarse que de conformidad con lo establecido por el artículo 223 del Texto Único Ordenado de la Ley 27444, Ley del Procedimiento Administrativo General, las alegaciones y los hechos relevantes de la reclamación, salvo que hayan sido específicamente negadas en la contestación, se tendrán por aceptadas o merituadas como ciertas.</w:t>
       </w:r>
     </w:p>
     <w:p ns2:paraId="228F876C" ns2:textId="77777777">

--- a/plantillas_maestras/01_seguro_vehicular/negativa_cobertura/2_o_mas_ddos_varios/varon/TPL_0438_2026_SEGURO_VEHICULAR_NEGATIVA_COBERTURA_ASEGURADORA_VARON_R1.docx
+++ b/plantillas_maestras/01_seguro_vehicular/negativa_cobertura/2_o_mas_ddos_varios/varon/TPL_0438_2026_SEGURO_VEHICULAR_NEGATIVA_COBERTURA_ASEGURADORA_VARON_R1.docx
@@ -495,7 +495,7 @@
           <w:lang w:eastAsia="es-PE"/>
           <ns2:ligatures ns2:val="none"/>
         </w:rPr>
-        <w:t>4</w:t>
+        <w:t xml:space="preserve">4 de marzo de 2026</w:t>
       </w:r>
       <w:r>
         <w:rPr>
@@ -506,7 +506,7 @@
           <w:lang w:eastAsia="es-PE"/>
           <ns2:ligatures ns2:val="none"/>
         </w:rPr>
-        <w:t xml:space="preserve"> </w:t>
+        <w:t xml:space="preserve"/>
       </w:r>
       <w:r>
         <w:rPr>
@@ -517,7 +517,7 @@
           <w:lang w:eastAsia="es-PE"/>
           <ns2:ligatures ns2:val="none"/>
         </w:rPr>
-        <w:t xml:space="preserve">de </w:t>
+        <w:t xml:space="preserve"/>
       </w:r>
       <w:r>
         <w:rPr>
@@ -528,7 +528,7 @@
           <w:lang w:eastAsia="es-PE"/>
           <ns2:ligatures ns2:val="none"/>
         </w:rPr>
-        <w:t>marzo</w:t>
+        <w:t xml:space="preserve"/>
       </w:r>
       <w:r>
         <w:rPr>
@@ -539,7 +539,7 @@
           <w:lang w:eastAsia="es-PE"/>
           <ns2:ligatures ns2:val="none"/>
         </w:rPr>
-        <w:t xml:space="preserve"> de 2026</w:t>
+        <w:t xml:space="preserve"/>
       </w:r>
     </w:p>
     <w:p ns2:paraId="66CE1821" ns2:textId="77777777">
@@ -1005,7 +1005,7 @@
           <w:lang w:eastAsia="es-ES"/>
           <ns2:ligatures ns2:val="none"/>
         </w:rPr>
-        <w:t xml:space="preserve">El 9 de noviembre del 2025, el vehículo asegurado, conducido por su hijo, el señor [APELLIDO] [APELLIDO] Gutiérrez (en adelante, conductor), estuvo involucrado en un accidente de tránsito a la altura del kilómetro 42,5 de la carretera Panamericana Sur. Luego de ocurrido el accidente, comunicó el siniestro a Pacífico y luego de efectuadas las diligencias iniciales, el conductor realizó el examen de dosaje etílico, el cual determinó un resultado de 0,00 G/L%. </w:t>
+        <w:t xml:space="preserve">El 9 de noviembre de 2025, el vehículo asegurado, conducido por su hijo, el señor [APELLIDO] [APELLIDO] Gutiérrez (en adelante, conductor), estuvo involucrado en un accidente de tránsito a la altura del kilómetro 42,5 de la carretera Panamericana Sur. Luego de ocurrido el accidente, comunicó el siniestro a Pacífico y luego de efectuadas las diligencias iniciales, el conductor realizó el examen de dosaje etílico, el cual determinó un resultado de 0,00 G/L%. </w:t>
       </w:r>
       <w:r>
         <w:rPr>
@@ -1263,7 +1263,7 @@
           <w:lang w:eastAsia="es-ES"/>
           <ns2:ligatures ns2:val="none"/>
         </w:rPr>
-        <w:t xml:space="preserve">El 16 de noviembre del 2025, remitió a </w:t>
+        <w:t xml:space="preserve">El 16 de noviembre de 2025, remitió a </w:t>
       </w:r>
       <w:r>
         <w:rPr>
@@ -1432,7 +1432,7 @@
           <w:lang w:eastAsia="es-ES"/>
           <ns2:ligatures ns2:val="none"/>
         </w:rPr>
-        <w:t xml:space="preserve">El 20 de noviembre del 2025, </w:t>
+        <w:t xml:space="preserve">El 20 de noviembre de 2025, </w:t>
       </w:r>
       <w:r>
         <w:rPr>
@@ -1605,7 +1605,7 @@
           <w:lang w:eastAsia="es-ES"/>
           <ns2:ligatures ns2:val="none"/>
         </w:rPr>
-        <w:t xml:space="preserve">El 28 de noviembre del 2025, el conductor acudió a la sede de </w:t>
+        <w:t xml:space="preserve">El 28 de noviembre de 2025, el conductor acudió a la sede de </w:t>
       </w:r>
       <w:proofErr w:type="spellStart"/>
       <w:r>
@@ -1667,7 +1667,7 @@
           <w:lang w:eastAsia="es-ES"/>
           <ns2:ligatures ns2:val="none"/>
         </w:rPr>
-        <w:t>ocurrido el 9 de noviembre del 2025.</w:t>
+        <w:t xml:space="preserve">ocurrido el 9 de noviembre de 2025.</w:t>
       </w:r>
       <w:r>
         <w:rPr>
@@ -2185,7 +2185,7 @@
           <w:lang w:eastAsia="es-ES"/>
           <ns2:ligatures ns2:val="none"/>
         </w:rPr>
-        <w:t xml:space="preserve">El 20 de enero del 2026, acudió al </w:t>
+        <w:t xml:space="preserve">El 20 de enero de 2026, acudió al </w:t>
       </w:r>
       <w:r>
         <w:rPr>
@@ -6269,7 +6269,7 @@
           <w:sz w:val="16"/>
           <w:szCs w:val="16"/>
         </w:rPr>
-        <w:t>el 2 de setiembre del 2010 en el Diario Oficial El Peruano, vigente desde el 2 de octubre del 2010 y modificado por Decreto Legislativo 1308.</w:t>
+        <w:t xml:space="preserve">el 2 de setiembre de 2010 en el Diario Oficial El Peruano, vigente desde el 2 de octubre de 2010 y modificado por Decreto Legislativo 1308.</w:t>
       </w:r>
     </w:p>
     <w:p>

--- a/plantillas_maestras/01_seguro_vehicular/negativa_cobertura/2_o_mas_ddos_varios/varon/TPL_0438_2026_SEGURO_VEHICULAR_NEGATIVA_COBERTURA_ASEGURADORA_VARON_R1.docx
+++ b/plantillas_maestras/01_seguro_vehicular/negativa_cobertura/2_o_mas_ddos_varios/varon/TPL_0438_2026_SEGURO_VEHICULAR_NEGATIVA_COBERTURA_ASEGURADORA_VARON_R1.docx
@@ -1,8 +1,8 @@
 
 <file path=word/document.xml><?xml version="1.0" encoding="utf-8"?>
-<w:document xmlns:ns1="http://schemas.openxmlformats.org/markup-compatibility/2006" xmlns:ns2="http://schemas.microsoft.com/office/word/2010/wordml" xmlns:ns3="http://schemas.openxmlformats.org/officeDocument/2006/relationships" xmlns:w="http://schemas.openxmlformats.org/wordprocessingml/2006/main" ns1:Ignorable="w14 w15 w16se w16cid w16 w16cex w16sdtdh w16sdtfl w16du wp14">
+<w:document xmlns:mc="http://schemas.openxmlformats.org/markup-compatibility/2006" xmlns:r="http://schemas.openxmlformats.org/officeDocument/2006/relationships" xmlns:w="http://schemas.openxmlformats.org/wordprocessingml/2006/main" xmlns:w14="http://schemas.microsoft.com/office/word/2010/wordml" xmlns:w15="http://schemas.microsoft.com/office/word/2012/wordml" xmlns:w16="http://schemas.microsoft.com/office/word/2018/wordml" xmlns:w16cex="http://schemas.microsoft.com/office/word/2018/wordml/cex" xmlns:w16cid="http://schemas.microsoft.com/office/word/2016/wordml/cid" xmlns:w16du="http://schemas.microsoft.com/office/word/2023/wordml/word16du" xmlns:w16sdtdh="http://schemas.microsoft.com/office/word/2020/wordml/sdtdatahash" xmlns:w16se="http://schemas.microsoft.com/office/word/2015/wordml/symex" xmlns:wp14="http://schemas.microsoft.com/office/word/2010/wordprocessingDrawing" mc:Ignorable="w14 w15 w16se w16cid w16 w16cex w16sdtdh w16du wp14">
   <w:body>
-    <w:p ns2:paraId="1B509B2D" ns2:textId="5383F0FF">
+    <w:p>
       <w:pPr>
         <w:tabs>
           <w:tab w:val="left" w:pos="1701"/>
@@ -14,7 +14,7 @@
           <w:color w:val="000000"/>
           <w:kern w:val="0"/>
           <w:lang w:eastAsia="es-PE"/>
-          <ns2:ligatures ns2:val="none"/>
+          <w14:ligatures w14:val="none"/>
         </w:rPr>
       </w:pPr>
       <w:bookmarkStart w:id="0" w:name="_Hlk80343540"/>
@@ -25,7 +25,7 @@
           <w:color w:val="000000"/>
           <w:kern w:val="0"/>
           <w:lang w:eastAsia="es-PE"/>
-          <ns2:ligatures ns2:val="none"/>
+          <w14:ligatures w14:val="none"/>
         </w:rPr>
         <w:t xml:space="preserve">EXPEDIENTE </w:t>
       </w:r>
@@ -36,7 +36,7 @@
           <w:color w:val="000000"/>
           <w:kern w:val="0"/>
           <w:lang w:eastAsia="es-PE"/>
-          <ns2:ligatures ns2:val="none"/>
+          <w14:ligatures w14:val="none"/>
         </w:rPr>
         <w:tab/>
         <w:t>:</w:t>
@@ -48,7 +48,7 @@
           <w:color w:val="000000"/>
           <w:kern w:val="0"/>
           <w:lang w:eastAsia="es-PE"/>
-          <ns2:ligatures ns2:val="none"/>
+          <w14:ligatures w14:val="none"/>
         </w:rPr>
         <w:tab/>
       </w:r>
@@ -61,7 +61,7 @@
           <w:kern w:val="0"/>
           <w:shd w:val="clear" w:color="auto" w:fill="FFFFFF"/>
           <w:lang w:eastAsia="es-PE"/>
-          <ns2:ligatures ns2:val="none"/>
+          <w14:ligatures w14:val="none"/>
         </w:rPr>
         <w:t>04</w:t>
       </w:r>
@@ -74,12 +74,12 @@
           <w:kern w:val="0"/>
           <w:shd w:val="clear" w:color="auto" w:fill="FFFFFF"/>
           <w:lang w:eastAsia="es-PE"/>
-          <ns2:ligatures ns2:val="none"/>
+          <w14:ligatures w14:val="none"/>
         </w:rPr>
         <w:t>38-2026/CC1</w:t>
       </w:r>
     </w:p>
-    <w:p ns2:paraId="7E5DC22B" ns2:textId="4913A358">
+    <w:p>
       <w:pPr>
         <w:tabs>
           <w:tab w:val="left" w:pos="1701"/>
@@ -94,7 +94,7 @@
           <w:color w:val="000000"/>
           <w:kern w:val="0"/>
           <w:lang w:eastAsia="es-PE"/>
-          <ns2:ligatures ns2:val="none"/>
+          <w14:ligatures w14:val="none"/>
         </w:rPr>
       </w:pPr>
       <w:r>
@@ -104,101 +104,16 @@
           <w:color w:val="000000"/>
           <w:kern w:val="0"/>
           <w:lang w:eastAsia="es-PE"/>
-          <ns2:ligatures ns2:val="none"/>
-        </w:rPr>
-        <w:t xml:space="preserve">DENUNCIANTE:[DENUNCIANTE] (SEÑOR [APELLIDO])</w:t>
-      </w:r>
-      <w:r>
-        <w:rPr>
-          <w:rFonts w:ascii="Arial Narrow" w:eastAsia="Arial Narrow" w:hAnsi="Arial Narrow" w:cs="Arial Narrow"/>
-          <w:b/>
-          <w:color w:val="000000"/>
-          <w:kern w:val="0"/>
-          <w:lang w:eastAsia="es-PE"/>
-          <ns2:ligatures ns2:val="none"/>
-        </w:rPr>
+          <w14:ligatures w14:val="none"/>
+        </w:rPr>
+        <w:t>DENUNCIANTE</w:t>
         <w:tab/>
-        <w:t/>
-      </w:r>
-      <w:r>
-        <w:rPr>
-          <w:rFonts w:ascii="Arial Narrow" w:eastAsia="Arial Narrow" w:hAnsi="Arial Narrow" w:cs="Arial Narrow"/>
-          <w:b/>
-          <w:color w:val="000000"/>
-          <w:kern w:val="0"/>
-          <w:lang w:eastAsia="es-PE"/>
-          <ns2:ligatures ns2:val="none"/>
-        </w:rPr>
+        <w:t>:</w:t>
         <w:tab/>
-      </w:r>
-      <w:r>
-        <w:rPr>
-          <w:rFonts w:ascii="Arial Narrow" w:eastAsia="Arial Narrow" w:hAnsi="Arial Narrow" w:cs="Arial Narrow"/>
-          <w:b/>
-          <w:color w:val="000000"/>
-          <w:kern w:val="0"/>
-          <w:lang w:eastAsia="es-PE"/>
-          <ns2:ligatures ns2:val="none"/>
-        </w:rPr>
-        <w:t/>
-      </w:r>
-      <w:r>
-        <w:rPr>
-          <w:rFonts w:ascii="Arial Narrow" w:eastAsia="Arial Narrow" w:hAnsi="Arial Narrow" w:cs="Arial Narrow"/>
-          <w:b/>
-          <w:color w:val="000000"/>
-          <w:kern w:val="0"/>
-          <w:lang w:eastAsia="es-PE"/>
-          <ns2:ligatures ns2:val="none"/>
-        </w:rPr>
-        <w:t/>
-      </w:r>
-      <w:r>
-        <w:rPr>
-          <w:rFonts w:ascii="Arial Narrow" w:eastAsia="Arial Narrow" w:hAnsi="Arial Narrow" w:cs="Arial Narrow"/>
-          <w:b/>
-          <w:color w:val="000000"/>
-          <w:kern w:val="0"/>
-          <w:lang w:eastAsia="es-PE"/>
-          <ns2:ligatures ns2:val="none"/>
-        </w:rPr>
-        <w:t xml:space="preserve"/>
-      </w:r>
-      <w:r>
-        <w:rPr>
-          <w:rFonts w:ascii="Arial Narrow" w:eastAsia="Arial Narrow" w:hAnsi="Arial Narrow" w:cs="Arial Narrow"/>
-          <w:b/>
-          <w:color w:val="000000"/>
-          <w:kern w:val="0"/>
-          <w:lang w:eastAsia="es-PE"/>
-          <ns2:ligatures ns2:val="none"/>
-        </w:rPr>
-        <w:t xml:space="preserve"/>
-      </w:r>
-      <w:r>
-        <w:rPr>
-          <w:rFonts w:ascii="Arial Narrow" w:eastAsia="Arial Narrow" w:hAnsi="Arial Narrow" w:cs="Arial Narrow"/>
-          <w:b/>
-          <w:color w:val="000000"/>
-          <w:kern w:val="0"/>
-          <w:lang w:eastAsia="es-PE"/>
-          <ns2:ligatures ns2:val="none"/>
-        </w:rPr>
-        <w:t/>
-      </w:r>
-      <w:r>
-        <w:rPr>
-          <w:rFonts w:ascii="Arial Narrow" w:eastAsia="Arial Narrow" w:hAnsi="Arial Narrow" w:cs="Arial Narrow"/>
-          <w:b/>
-          <w:color w:val="000000"/>
-          <w:kern w:val="0"/>
-          <w:lang w:eastAsia="es-PE"/>
-          <ns2:ligatures ns2:val="none"/>
-        </w:rPr>
-        <w:t/>
-      </w:r>
-    </w:p>
-    <w:p ns2:paraId="6DEEEDFE" ns2:textId="7B6B3C65">
+        <w:t xml:space="preserve">[DENUNCIANTE] (SEÑOR [APELLIDO])</w:t>
+      </w:r>
+    </w:p>
+    <w:p>
       <w:pPr>
         <w:tabs>
           <w:tab w:val="left" w:pos="1701"/>
@@ -213,7 +128,7 @@
           <w:color w:val="000000"/>
           <w:kern w:val="0"/>
           <w:lang w:eastAsia="es-PE"/>
-          <ns2:ligatures ns2:val="none"/>
+          <w14:ligatures w14:val="none"/>
         </w:rPr>
       </w:pPr>
       <w:r>
@@ -223,7 +138,7 @@
           <w:color w:val="000000"/>
           <w:kern w:val="0"/>
           <w:lang w:eastAsia="es-PE"/>
-          <ns2:ligatures ns2:val="none"/>
+          <w14:ligatures w14:val="none"/>
         </w:rPr>
         <w:t>DENUNCIADO</w:t>
       </w:r>
@@ -234,7 +149,7 @@
           <w:color w:val="000000"/>
           <w:kern w:val="0"/>
           <w:lang w:eastAsia="es-PE"/>
-          <ns2:ligatures ns2:val="none"/>
+          <w14:ligatures w14:val="none"/>
         </w:rPr>
         <w:tab/>
         <w:t>:</w:t>
@@ -246,7 +161,7 @@
           <w:color w:val="000000"/>
           <w:kern w:val="0"/>
           <w:lang w:eastAsia="es-PE"/>
-          <ns2:ligatures ns2:val="none"/>
+          <w14:ligatures w14:val="none"/>
         </w:rPr>
         <w:tab/>
       </w:r>
@@ -257,7 +172,7 @@
           <w:color w:val="000000"/>
           <w:kern w:val="0"/>
           <w:lang w:eastAsia="es-PE"/>
-          <ns2:ligatures ns2:val="none"/>
+          <w14:ligatures w14:val="none"/>
         </w:rPr>
         <w:t xml:space="preserve">PACÍFICO COMPAÑÍA DE SEGUROS Y REASEGUROS S.A. </w:t>
       </w:r>
@@ -268,7 +183,7 @@
           <w:color w:val="000000"/>
           <w:kern w:val="0"/>
           <w:lang w:eastAsia="es-PE"/>
-          <ns2:ligatures ns2:val="none"/>
+          <w14:ligatures w14:val="none"/>
         </w:rPr>
         <w:t>(</w:t>
       </w:r>
@@ -279,7 +194,7 @@
           <w:color w:val="000000"/>
           <w:kern w:val="0"/>
           <w:lang w:eastAsia="es-PE"/>
-          <ns2:ligatures ns2:val="none"/>
+          <w14:ligatures w14:val="none"/>
         </w:rPr>
         <w:t>PACÍFICO</w:t>
       </w:r>
@@ -290,12 +205,12 @@
           <w:color w:val="000000"/>
           <w:kern w:val="0"/>
           <w:lang w:eastAsia="es-PE"/>
-          <ns2:ligatures ns2:val="none"/>
+          <w14:ligatures w14:val="none"/>
         </w:rPr>
         <w:t>)</w:t>
       </w:r>
     </w:p>
-    <w:p ns2:paraId="022D2B94" ns2:textId="77777777">
+    <w:p>
       <w:pPr>
         <w:tabs>
           <w:tab w:val="left" w:pos="1701"/>
@@ -310,7 +225,7 @@
           <w:color w:val="000000"/>
           <w:kern w:val="0"/>
           <w:lang w:eastAsia="es-PE"/>
-          <ns2:ligatures ns2:val="none"/>
+          <w14:ligatures w14:val="none"/>
         </w:rPr>
       </w:pPr>
       <w:r>
@@ -320,7 +235,7 @@
           <w:color w:val="000000"/>
           <w:kern w:val="0"/>
           <w:lang w:eastAsia="es-PE"/>
-          <ns2:ligatures ns2:val="none"/>
+          <w14:ligatures w14:val="none"/>
         </w:rPr>
         <w:t>MATERIAS</w:t>
       </w:r>
@@ -331,7 +246,7 @@
           <w:color w:val="000000"/>
           <w:kern w:val="0"/>
           <w:lang w:eastAsia="es-PE"/>
-          <ns2:ligatures ns2:val="none"/>
+          <w14:ligatures w14:val="none"/>
         </w:rPr>
         <w:tab/>
         <w:t xml:space="preserve">: </w:t>
@@ -343,13 +258,13 @@
           <w:color w:val="000000"/>
           <w:kern w:val="0"/>
           <w:lang w:eastAsia="es-PE"/>
-          <ns2:ligatures ns2:val="none"/>
+          <w14:ligatures w14:val="none"/>
         </w:rPr>
         <w:tab/>
         <w:t>ADMISIÓN A TRÁMITE</w:t>
       </w:r>
     </w:p>
-    <w:p ns2:paraId="19ED7B73" ns2:textId="77777777">
+    <w:p>
       <w:pPr>
         <w:tabs>
           <w:tab w:val="left" w:pos="1701"/>
@@ -364,7 +279,7 @@
           <w:color w:val="000000"/>
           <w:kern w:val="0"/>
           <w:lang w:eastAsia="es-PE"/>
-          <ns2:ligatures ns2:val="none"/>
+          <w14:ligatures w14:val="none"/>
         </w:rPr>
       </w:pPr>
       <w:r>
@@ -374,12 +289,12 @@
           <w:color w:val="000000"/>
           <w:kern w:val="0"/>
           <w:lang w:eastAsia="es-PE"/>
-          <ns2:ligatures ns2:val="none"/>
+          <w14:ligatures w14:val="none"/>
         </w:rPr>
         <w:t xml:space="preserve">REQUERIMIENTO DE INFORMACIÓN </w:t>
       </w:r>
     </w:p>
-    <w:p ns2:paraId="46A5A479" ns2:textId="4D266489">
+    <w:p>
       <w:pPr>
         <w:tabs>
           <w:tab w:val="left" w:pos="1701"/>
@@ -393,7 +308,7 @@
           <w:color w:val="000000"/>
           <w:kern w:val="0"/>
           <w:lang w:eastAsia="es-PE"/>
-          <ns2:ligatures ns2:val="none"/>
+          <w14:ligatures w14:val="none"/>
         </w:rPr>
       </w:pPr>
       <w:r>
@@ -403,7 +318,7 @@
           <w:color w:val="000000"/>
           <w:kern w:val="0"/>
           <w:lang w:eastAsia="es-PE"/>
-          <ns2:ligatures ns2:val="none"/>
+          <w14:ligatures w14:val="none"/>
         </w:rPr>
         <w:t xml:space="preserve">RESOLUCIÓN </w:t>
       </w:r>
@@ -414,7 +329,7 @@
           <w:color w:val="000000"/>
           <w:kern w:val="0"/>
           <w:lang w:eastAsia="es-PE"/>
-          <ns2:ligatures ns2:val="none"/>
+          <w14:ligatures w14:val="none"/>
         </w:rPr>
         <w:tab/>
         <w:t>:</w:t>
@@ -426,7 +341,7 @@
           <w:color w:val="000000"/>
           <w:kern w:val="0"/>
           <w:lang w:eastAsia="es-PE"/>
-          <ns2:ligatures ns2:val="none"/>
+          <w14:ligatures w14:val="none"/>
         </w:rPr>
         <w:tab/>
       </w:r>
@@ -437,12 +352,12 @@
           <w:color w:val="000000"/>
           <w:kern w:val="0"/>
           <w:lang w:eastAsia="es-PE"/>
-          <ns2:ligatures ns2:val="none"/>
+          <w14:ligatures w14:val="none"/>
         </w:rPr>
         <w:t>1</w:t>
       </w:r>
     </w:p>
-    <w:p ns2:paraId="5BA3A18D" ns2:textId="77777777">
+    <w:p>
       <w:pPr>
         <w:tabs>
           <w:tab w:val="left" w:pos="1014"/>
@@ -455,11 +370,11 @@
           <w:kern w:val="0"/>
           <w:shd w:val="clear" w:color="auto" w:fill="FFFFFF"/>
           <w:lang w:eastAsia="es-PE"/>
-          <ns2:ligatures ns2:val="none"/>
-        </w:rPr>
-      </w:pPr>
-    </w:p>
-    <w:p ns2:paraId="2F799822" ns2:textId="40440050">
+          <w14:ligatures w14:val="none"/>
+        </w:rPr>
+      </w:pPr>
+    </w:p>
+    <w:p>
       <w:pPr>
         <w:tabs>
           <w:tab w:val="left" w:pos="1014"/>
@@ -472,7 +387,7 @@
           <w:kern w:val="0"/>
           <w:shd w:val="clear" w:color="auto" w:fill="FFFFFF"/>
           <w:lang w:eastAsia="es-PE"/>
-          <ns2:ligatures ns2:val="none"/>
+          <w14:ligatures w14:val="none"/>
         </w:rPr>
       </w:pPr>
       <w:r>
@@ -482,7 +397,7 @@
           <w:kern w:val="0"/>
           <w:shd w:val="clear" w:color="auto" w:fill="FFFFFF"/>
           <w:lang w:eastAsia="es-PE"/>
-          <ns2:ligatures ns2:val="none"/>
+          <w14:ligatures w14:val="none"/>
         </w:rPr>
         <w:t xml:space="preserve">Lima, </w:t>
       </w:r>
@@ -493,7 +408,7 @@
           <w:kern w:val="0"/>
           <w:shd w:val="clear" w:color="auto" w:fill="FFFFFF"/>
           <w:lang w:eastAsia="es-PE"/>
-          <ns2:ligatures ns2:val="none"/>
+          <w14:ligatures w14:val="none"/>
         </w:rPr>
         <w:t xml:space="preserve">4 de marzo de 2026</w:t>
       </w:r>
@@ -504,7 +419,7 @@
           <w:kern w:val="0"/>
           <w:shd w:val="clear" w:color="auto" w:fill="FFFFFF"/>
           <w:lang w:eastAsia="es-PE"/>
-          <ns2:ligatures ns2:val="none"/>
+          <w14:ligatures w14:val="none"/>
         </w:rPr>
         <w:t xml:space="preserve"/>
       </w:r>
@@ -515,7 +430,7 @@
           <w:kern w:val="0"/>
           <w:shd w:val="clear" w:color="auto" w:fill="FFFFFF"/>
           <w:lang w:eastAsia="es-PE"/>
-          <ns2:ligatures ns2:val="none"/>
+          <w14:ligatures w14:val="none"/>
         </w:rPr>
         <w:t xml:space="preserve"/>
       </w:r>
@@ -526,7 +441,7 @@
           <w:kern w:val="0"/>
           <w:shd w:val="clear" w:color="auto" w:fill="FFFFFF"/>
           <w:lang w:eastAsia="es-PE"/>
-          <ns2:ligatures ns2:val="none"/>
+          <w14:ligatures w14:val="none"/>
         </w:rPr>
         <w:t xml:space="preserve"/>
       </w:r>
@@ -537,12 +452,12 @@
           <w:kern w:val="0"/>
           <w:shd w:val="clear" w:color="auto" w:fill="FFFFFF"/>
           <w:lang w:eastAsia="es-PE"/>
-          <ns2:ligatures ns2:val="none"/>
+          <w14:ligatures w14:val="none"/>
         </w:rPr>
         <w:t xml:space="preserve"/>
       </w:r>
     </w:p>
-    <w:p ns2:paraId="66CE1821" ns2:textId="77777777">
+    <w:p>
       <w:pPr>
         <w:tabs>
           <w:tab w:val="left" w:pos="1014"/>
@@ -554,11 +469,11 @@
           <w:color w:val="000000"/>
           <w:kern w:val="0"/>
           <w:lang w:eastAsia="es-PE"/>
-          <ns2:ligatures ns2:val="none"/>
-        </w:rPr>
-      </w:pPr>
-    </w:p>
-    <w:p ns2:paraId="0B80AAA5" ns2:textId="77777777">
+          <w14:ligatures w14:val="none"/>
+        </w:rPr>
+      </w:pPr>
+    </w:p>
+    <w:p>
       <w:pPr>
         <w:numPr>
           <w:ilvl w:val="0"/>
@@ -572,7 +487,7 @@
           <w:color w:val="000000"/>
           <w:kern w:val="0"/>
           <w:lang w:eastAsia="es-PE"/>
-          <ns2:ligatures ns2:val="none"/>
+          <w14:ligatures w14:val="none"/>
         </w:rPr>
       </w:pPr>
       <w:r>
@@ -582,12 +497,12 @@
           <w:color w:val="000000"/>
           <w:kern w:val="0"/>
           <w:lang w:eastAsia="es-PE"/>
-          <ns2:ligatures ns2:val="none"/>
+          <w14:ligatures w14:val="none"/>
         </w:rPr>
         <w:t xml:space="preserve">HECHOS </w:t>
       </w:r>
     </w:p>
-    <w:p ns2:paraId="621F2AB2" ns2:textId="77777777">
+    <w:p>
       <w:pPr>
         <w:spacing w:after="0" w:line="240" w:lineRule="auto"/>
         <w:jc w:val="both"/>
@@ -596,11 +511,11 @@
           <w:color w:val="000000"/>
           <w:kern w:val="0"/>
           <w:lang w:eastAsia="es-PE"/>
-          <ns2:ligatures ns2:val="none"/>
-        </w:rPr>
-      </w:pPr>
-    </w:p>
-    <w:p ns2:paraId="60B5D5B0" ns2:textId="3802A1F3">
+          <w14:ligatures w14:val="none"/>
+        </w:rPr>
+      </w:pPr>
+    </w:p>
+    <w:p>
       <w:pPr>
         <w:numPr>
           <w:ilvl w:val="1"/>
@@ -614,7 +529,7 @@
           <w:color w:val="000000"/>
           <w:kern w:val="0"/>
           <w:lang w:val="es-ES" w:eastAsia="es-ES"/>
-          <ns2:ligatures ns2:val="none"/>
+          <w14:ligatures w14:val="none"/>
         </w:rPr>
       </w:pPr>
       <w:r>
@@ -623,7 +538,7 @@
           <w:color w:val="000000"/>
           <w:kern w:val="0"/>
           <w:lang w:val="es-ES" w:eastAsia="es-ES"/>
-          <ns2:ligatures ns2:val="none"/>
+          <w14:ligatures w14:val="none"/>
         </w:rPr>
         <w:t xml:space="preserve">Mediante el escrito del 6 de febrero de 2026, complementada mediante el escrito del 4 de marzo de 2026, el señor [APELLIDO] denunció a Pacífico por presuntas infracciones a la Ley 29571, Código de Protección y Defensa del Consumidor (en adelante, Código), señalando lo siguiente:</w:t>
       </w:r>
@@ -633,7 +548,7 @@
           <w:color w:val="000000"/>
           <w:kern w:val="0"/>
           <w:lang w:val="es-ES" w:eastAsia="es-ES"/>
-          <ns2:ligatures ns2:val="none"/>
+          <w14:ligatures w14:val="none"/>
         </w:rPr>
         <w:t xml:space="preserve"/>
       </w:r>
@@ -643,7 +558,7 @@
           <w:color w:val="000000"/>
           <w:kern w:val="0"/>
           <w:lang w:val="es-ES" w:eastAsia="es-ES"/>
-          <ns2:ligatures ns2:val="none"/>
+          <w14:ligatures w14:val="none"/>
         </w:rPr>
         <w:t/>
       </w:r>
@@ -653,7 +568,7 @@
           <w:color w:val="000000"/>
           <w:kern w:val="0"/>
           <w:lang w:val="es-ES" w:eastAsia="es-ES"/>
-          <ns2:ligatures ns2:val="none"/>
+          <w14:ligatures w14:val="none"/>
         </w:rPr>
         <w:t xml:space="preserve"/>
       </w:r>
@@ -663,7 +578,7 @@
           <w:color w:val="000000"/>
           <w:kern w:val="0"/>
           <w:lang w:val="es-ES" w:eastAsia="es-ES"/>
-          <ns2:ligatures ns2:val="none"/>
+          <w14:ligatures w14:val="none"/>
         </w:rPr>
         <w:t/>
       </w:r>
@@ -671,7 +586,7 @@
         <w:rPr>
           <w:rFonts w:ascii="Arial Narrow" w:eastAsia="Calibri" w:hAnsi="Arial Narrow" w:cs="Arial"/>
           <w:kern w:val="0"/>
-          <ns2:ligatures ns2:val="none"/>
+          <w14:ligatures w14:val="none"/>
         </w:rPr>
         <w:t xml:space="preserve"/>
       </w:r>
@@ -679,7 +594,7 @@
         <w:rPr>
           <w:rFonts w:ascii="Arial Narrow" w:eastAsia="Calibri" w:hAnsi="Arial Narrow" w:cs="Arial"/>
           <w:kern w:val="0"/>
-          <ns2:ligatures ns2:val="none"/>
+          <w14:ligatures w14:val="none"/>
         </w:rPr>
         <w:t/>
       </w:r>
@@ -687,7 +602,7 @@
         <w:rPr>
           <w:rFonts w:ascii="Arial Narrow" w:eastAsia="Calibri" w:hAnsi="Arial Narrow" w:cs="Arial"/>
           <w:kern w:val="0"/>
-          <ns2:ligatures ns2:val="none"/>
+          <w14:ligatures w14:val="none"/>
         </w:rPr>
         <w:t/>
       </w:r>
@@ -695,7 +610,7 @@
         <w:rPr>
           <w:rFonts w:ascii="Arial Narrow" w:eastAsia="Calibri" w:hAnsi="Arial Narrow" w:cs="Arial"/>
           <w:kern w:val="0"/>
-          <ns2:ligatures ns2:val="none"/>
+          <w14:ligatures w14:val="none"/>
         </w:rPr>
         <w:t xml:space="preserve"/>
       </w:r>
@@ -703,7 +618,7 @@
         <w:rPr>
           <w:rFonts w:ascii="Arial Narrow" w:eastAsia="Calibri" w:hAnsi="Arial Narrow" w:cs="Arial"/>
           <w:kern w:val="0"/>
-          <ns2:ligatures ns2:val="none"/>
+          <w14:ligatures w14:val="none"/>
         </w:rPr>
         <w:t/>
       </w:r>
@@ -711,7 +626,7 @@
         <w:rPr>
           <w:rFonts w:ascii="Arial Narrow" w:eastAsia="Calibri" w:hAnsi="Arial Narrow" w:cs="Arial"/>
           <w:kern w:val="0"/>
-          <ns2:ligatures ns2:val="none"/>
+          <w14:ligatures w14:val="none"/>
         </w:rPr>
         <w:t xml:space="preserve"/>
       </w:r>
@@ -720,7 +635,7 @@
         <w:rPr>
           <w:rFonts w:ascii="Arial Narrow" w:eastAsia="Calibri" w:hAnsi="Arial Narrow" w:cs="Arial"/>
           <w:kern w:val="0"/>
-          <ns2:ligatures ns2:val="none"/>
+          <w14:ligatures w14:val="none"/>
         </w:rPr>
         <w:t/>
       </w:r>
@@ -729,7 +644,7 @@
         <w:rPr>
           <w:rFonts w:ascii="Arial Narrow" w:eastAsia="Calibri" w:hAnsi="Arial Narrow" w:cs="Arial"/>
           <w:kern w:val="0"/>
-          <ns2:ligatures ns2:val="none"/>
+          <w14:ligatures w14:val="none"/>
         </w:rPr>
         <w:t xml:space="preserve"/>
       </w:r>
@@ -737,7 +652,7 @@
         <w:rPr>
           <w:rFonts w:ascii="Arial Narrow" w:eastAsia="Calibri" w:hAnsi="Arial Narrow" w:cs="Arial"/>
           <w:kern w:val="0"/>
-          <ns2:ligatures ns2:val="none"/>
+          <w14:ligatures w14:val="none"/>
         </w:rPr>
         <w:t/>
       </w:r>
@@ -747,7 +662,7 @@
           <w:color w:val="000000"/>
           <w:kern w:val="0"/>
           <w:lang w:val="es-ES" w:eastAsia="es-ES"/>
-          <ns2:ligatures ns2:val="none"/>
+          <w14:ligatures w14:val="none"/>
         </w:rPr>
         <w:t xml:space="preserve"/>
       </w:r>
@@ -757,7 +672,7 @@
           <w:color w:val="000000"/>
           <w:kern w:val="0"/>
           <w:lang w:val="es-ES" w:eastAsia="es-ES"/>
-          <ns2:ligatures ns2:val="none"/>
+          <w14:ligatures w14:val="none"/>
         </w:rPr>
         <w:t xml:space="preserve"/>
       </w:r>
@@ -767,7 +682,7 @@
           <w:color w:val="000000"/>
           <w:kern w:val="0"/>
           <w:lang w:val="es-ES" w:eastAsia="es-ES"/>
-          <ns2:ligatures ns2:val="none"/>
+          <w14:ligatures w14:val="none"/>
         </w:rPr>
         <w:t/>
       </w:r>
@@ -779,7 +694,7 @@
           <w:kern w:val="0"/>
           <w:vertAlign w:val="superscript"/>
           <w:lang w:val="es-ES" w:eastAsia="es-ES"/>
-          <ns2:ligatures ns2:val="none"/>
+          <w14:ligatures w14:val="none"/>
         </w:rPr>
         <w:footnoteReference w:id="1"/>
       </w:r>
@@ -789,7 +704,7 @@
           <w:color w:val="000000"/>
           <w:kern w:val="0"/>
           <w:lang w:val="es-ES" w:eastAsia="es-ES"/>
-          <ns2:ligatures ns2:val="none"/>
+          <w14:ligatures w14:val="none"/>
         </w:rPr>
         <w:t xml:space="preserve"/>
       </w:r>
@@ -800,12 +715,12 @@
           <w:color w:val="000000"/>
           <w:kern w:val="0"/>
           <w:lang w:val="es-ES" w:eastAsia="es-ES"/>
-          <ns2:ligatures ns2:val="none"/>
+          <w14:ligatures w14:val="none"/>
         </w:rPr>
         <w:t/>
       </w:r>
     </w:p>
-    <w:p ns2:paraId="512911CE" ns2:textId="77777777">
+    <w:p>
       <w:pPr>
         <w:spacing w:after="0" w:line="240" w:lineRule="auto"/>
         <w:ind w:left="567"/>
@@ -815,11 +730,11 @@
           <w:color w:val="000000"/>
           <w:kern w:val="0"/>
           <w:lang w:eastAsia="es-ES"/>
-          <ns2:ligatures ns2:val="none"/>
-        </w:rPr>
-      </w:pPr>
-    </w:p>
-    <w:p ns2:paraId="0AE241BD" ns2:textId="18C0DA4A">
+          <w14:ligatures w14:val="none"/>
+        </w:rPr>
+      </w:pPr>
+    </w:p>
+    <w:p>
       <w:pPr>
         <w:pStyle w:val="Prrafodelista"/>
         <w:numPr>
@@ -837,16 +752,16 @@
           <w:color w:val="000000"/>
           <w:kern w:val="0"/>
           <w:lang w:eastAsia="es-ES"/>
-          <ns2:ligatures ns2:val="none"/>
-        </w:rPr>
-      </w:pPr>
-      <w:r>
-        <w:rPr>
-          <w:rFonts w:ascii="Arial Narrow" w:eastAsia="Times New Roman" w:hAnsi="Arial Narrow" w:cs="Arial"/>
-          <w:color w:val="000000"/>
-          <w:kern w:val="0"/>
-          <w:lang w:eastAsia="es-ES"/>
-          <ns2:ligatures ns2:val="none"/>
+          <w14:ligatures w14:val="none"/>
+        </w:rPr>
+      </w:pPr>
+      <w:r>
+        <w:rPr>
+          <w:rFonts w:ascii="Arial Narrow" w:eastAsia="Times New Roman" w:hAnsi="Arial Narrow" w:cs="Arial"/>
+          <w:color w:val="000000"/>
+          <w:kern w:val="0"/>
+          <w:lang w:eastAsia="es-ES"/>
+          <w14:ligatures w14:val="none"/>
         </w:rPr>
         <w:t xml:space="preserve">En 2015, </w:t>
       </w:r>
@@ -856,7 +771,7 @@
           <w:color w:val="000000"/>
           <w:kern w:val="0"/>
           <w:lang w:eastAsia="es-ES"/>
-          <ns2:ligatures ns2:val="none"/>
+          <w14:ligatures w14:val="none"/>
         </w:rPr>
         <w:t>A</w:t>
       </w:r>
@@ -866,7 +781,7 @@
           <w:color w:val="000000"/>
           <w:kern w:val="0"/>
           <w:lang w:eastAsia="es-ES"/>
-          <ns2:ligatures ns2:val="none"/>
+          <w14:ligatures w14:val="none"/>
         </w:rPr>
         <w:t>dquirió</w:t>
       </w:r>
@@ -876,7 +791,7 @@
           <w:color w:val="000000"/>
           <w:kern w:val="0"/>
           <w:lang w:eastAsia="es-ES"/>
-          <ns2:ligatures ns2:val="none"/>
+          <w14:ligatures w14:val="none"/>
         </w:rPr>
         <w:t xml:space="preserve"> el Seguro de Autos Todo Riesgo – Póliza 2011225543 (en adelante, </w:t>
       </w:r>
@@ -886,7 +801,7 @@
           <w:color w:val="000000"/>
           <w:kern w:val="0"/>
           <w:lang w:eastAsia="es-ES"/>
-          <ns2:ligatures ns2:val="none"/>
+          <w14:ligatures w14:val="none"/>
         </w:rPr>
         <w:t>Seguro Vehicular</w:t>
       </w:r>
@@ -896,7 +811,7 @@
           <w:color w:val="000000"/>
           <w:kern w:val="0"/>
           <w:lang w:eastAsia="es-ES"/>
-          <ns2:ligatures ns2:val="none"/>
+          <w14:ligatures w14:val="none"/>
         </w:rPr>
         <w:t>)</w:t>
       </w:r>
@@ -906,7 +821,7 @@
           <w:color w:val="000000"/>
           <w:kern w:val="0"/>
           <w:lang w:eastAsia="es-ES"/>
-          <ns2:ligatures ns2:val="none"/>
+          <w14:ligatures w14:val="none"/>
         </w:rPr>
         <w:t xml:space="preserve"> emitido por </w:t>
       </w:r>
@@ -916,7 +831,7 @@
           <w:color w:val="000000"/>
           <w:kern w:val="0"/>
           <w:lang w:val="es-ES" w:eastAsia="es-ES"/>
-          <ns2:ligatures ns2:val="none"/>
+          <w14:ligatures w14:val="none"/>
         </w:rPr>
         <w:t xml:space="preserve">Pacífico para el </w:t>
       </w:r>
@@ -926,7 +841,7 @@
           <w:color w:val="000000"/>
           <w:kern w:val="0"/>
           <w:lang w:eastAsia="es-ES"/>
-          <ns2:ligatures ns2:val="none"/>
+          <w14:ligatures w14:val="none"/>
         </w:rPr>
         <w:t>vehículo con Placa de Rodaje CRK</w:t>
       </w:r>
@@ -936,7 +851,7 @@
           <w:color w:val="000000"/>
           <w:kern w:val="0"/>
           <w:lang w:eastAsia="es-ES"/>
-          <ns2:ligatures ns2:val="none"/>
+          <w14:ligatures w14:val="none"/>
         </w:rPr>
         <w:t>-</w:t>
       </w:r>
@@ -946,7 +861,7 @@
           <w:color w:val="000000"/>
           <w:kern w:val="0"/>
           <w:lang w:eastAsia="es-ES"/>
-          <ns2:ligatures ns2:val="none"/>
+          <w14:ligatures w14:val="none"/>
         </w:rPr>
         <w:t>463 (en adelante, vehículo asegurado)</w:t>
       </w:r>
@@ -956,12 +871,12 @@
           <w:color w:val="000000"/>
           <w:kern w:val="0"/>
           <w:lang w:eastAsia="es-ES"/>
-          <ns2:ligatures ns2:val="none"/>
+          <w14:ligatures w14:val="none"/>
         </w:rPr>
         <w:t>.</w:t>
       </w:r>
     </w:p>
-    <w:p ns2:paraId="76E4ACDA" ns2:textId="77777777">
+    <w:p>
       <w:pPr>
         <w:pStyle w:val="Prrafodelista"/>
         <w:spacing w:after="0" w:line="240" w:lineRule="auto"/>
@@ -972,11 +887,11 @@
           <w:color w:val="000000"/>
           <w:kern w:val="0"/>
           <w:lang w:eastAsia="es-ES"/>
-          <ns2:ligatures ns2:val="none"/>
-        </w:rPr>
-      </w:pPr>
-    </w:p>
-    <w:p ns2:paraId="65DCB32F" ns2:textId="25BF316A">
+          <w14:ligatures w14:val="none"/>
+        </w:rPr>
+      </w:pPr>
+    </w:p>
+    <w:p>
       <w:pPr>
         <w:pStyle w:val="Prrafodelista"/>
         <w:numPr>
@@ -994,16 +909,16 @@
           <w:color w:val="000000"/>
           <w:kern w:val="0"/>
           <w:lang w:eastAsia="es-ES"/>
-          <ns2:ligatures ns2:val="none"/>
-        </w:rPr>
-      </w:pPr>
-      <w:r>
-        <w:rPr>
-          <w:rFonts w:ascii="Arial Narrow" w:eastAsia="Times New Roman" w:hAnsi="Arial Narrow" w:cs="Arial"/>
-          <w:color w:val="000000"/>
-          <w:kern w:val="0"/>
-          <w:lang w:eastAsia="es-ES"/>
-          <ns2:ligatures ns2:val="none"/>
+          <w14:ligatures w14:val="none"/>
+        </w:rPr>
+      </w:pPr>
+      <w:r>
+        <w:rPr>
+          <w:rFonts w:ascii="Arial Narrow" w:eastAsia="Times New Roman" w:hAnsi="Arial Narrow" w:cs="Arial"/>
+          <w:color w:val="000000"/>
+          <w:kern w:val="0"/>
+          <w:lang w:eastAsia="es-ES"/>
+          <w14:ligatures w14:val="none"/>
         </w:rPr>
         <w:t xml:space="preserve">El 9 de noviembre de 2025, el vehículo asegurado, conducido por su hijo, el señor [APELLIDO] [APELLIDO] Gutiérrez (en adelante, conductor), estuvo involucrado en un accidente de tránsito a la altura del kilómetro 42,5 de la carretera Panamericana Sur. Luego de ocurrido el accidente, comunicó el siniestro a Pacífico y luego de efectuadas las diligencias iniciales, el conductor realizó el examen de dosaje etílico, el cual determinó un resultado de 0,00 G/L%. </w:t>
       </w:r>
@@ -1013,7 +928,7 @@
           <w:color w:val="000000"/>
           <w:kern w:val="0"/>
           <w:lang w:eastAsia="es-ES"/>
-          <ns2:ligatures ns2:val="none"/>
+          <w14:ligatures w14:val="none"/>
         </w:rPr>
         <w:t/>
       </w:r>
@@ -1023,7 +938,7 @@
           <w:color w:val="000000"/>
           <w:kern w:val="0"/>
           <w:lang w:eastAsia="es-ES"/>
-          <ns2:ligatures ns2:val="none"/>
+          <w14:ligatures w14:val="none"/>
         </w:rPr>
         <w:t xml:space="preserve"/>
       </w:r>
@@ -1033,7 +948,7 @@
           <w:color w:val="000000"/>
           <w:kern w:val="0"/>
           <w:lang w:eastAsia="es-ES"/>
-          <ns2:ligatures ns2:val="none"/>
+          <w14:ligatures w14:val="none"/>
         </w:rPr>
         <w:t xml:space="preserve"/>
       </w:r>
@@ -1043,7 +958,7 @@
           <w:color w:val="000000"/>
           <w:kern w:val="0"/>
           <w:lang w:eastAsia="es-ES"/>
-          <ns2:ligatures ns2:val="none"/>
+          <w14:ligatures w14:val="none"/>
         </w:rPr>
         <w:t xml:space="preserve"/>
       </w:r>
@@ -1054,7 +969,7 @@
           <w:color w:val="000000"/>
           <w:kern w:val="0"/>
           <w:lang w:eastAsia="es-ES"/>
-          <ns2:ligatures ns2:val="none"/>
+          <w14:ligatures w14:val="none"/>
         </w:rPr>
         <w:t/>
       </w:r>
@@ -1065,7 +980,7 @@
           <w:color w:val="000000"/>
           <w:kern w:val="0"/>
           <w:lang w:eastAsia="es-ES"/>
-          <ns2:ligatures ns2:val="none"/>
+          <w14:ligatures w14:val="none"/>
         </w:rPr>
         <w:t xml:space="preserve"/>
       </w:r>
@@ -1075,7 +990,7 @@
           <w:color w:val="000000"/>
           <w:kern w:val="0"/>
           <w:lang w:eastAsia="es-ES"/>
-          <ns2:ligatures ns2:val="none"/>
+          <w14:ligatures w14:val="none"/>
         </w:rPr>
         <w:t/>
       </w:r>
@@ -1085,7 +1000,7 @@
           <w:color w:val="000000"/>
           <w:kern w:val="0"/>
           <w:lang w:eastAsia="es-ES"/>
-          <ns2:ligatures ns2:val="none"/>
+          <w14:ligatures w14:val="none"/>
         </w:rPr>
         <w:t xml:space="preserve"/>
       </w:r>
@@ -1095,7 +1010,7 @@
           <w:color w:val="000000"/>
           <w:kern w:val="0"/>
           <w:lang w:eastAsia="es-ES"/>
-          <ns2:ligatures ns2:val="none"/>
+          <w14:ligatures w14:val="none"/>
         </w:rPr>
         <w:t/>
       </w:r>
@@ -1105,7 +1020,7 @@
           <w:color w:val="000000"/>
           <w:kern w:val="0"/>
           <w:lang w:eastAsia="es-ES"/>
-          <ns2:ligatures ns2:val="none"/>
+          <w14:ligatures w14:val="none"/>
         </w:rPr>
         <w:t xml:space="preserve"/>
       </w:r>
@@ -1115,7 +1030,7 @@
           <w:color w:val="000000"/>
           <w:kern w:val="0"/>
           <w:lang w:eastAsia="es-ES"/>
-          <ns2:ligatures ns2:val="none"/>
+          <w14:ligatures w14:val="none"/>
         </w:rPr>
         <w:t/>
       </w:r>
@@ -1125,7 +1040,7 @@
           <w:color w:val="000000"/>
           <w:kern w:val="0"/>
           <w:lang w:eastAsia="es-ES"/>
-          <ns2:ligatures ns2:val="none"/>
+          <w14:ligatures w14:val="none"/>
         </w:rPr>
         <w:t xml:space="preserve"/>
       </w:r>
@@ -1135,7 +1050,7 @@
           <w:color w:val="000000"/>
           <w:kern w:val="0"/>
           <w:lang w:val="es-ES" w:eastAsia="es-ES"/>
-          <ns2:ligatures ns2:val="none"/>
+          <w14:ligatures w14:val="none"/>
         </w:rPr>
         <w:t/>
       </w:r>
@@ -1145,7 +1060,7 @@
           <w:color w:val="000000"/>
           <w:kern w:val="0"/>
           <w:lang w:eastAsia="es-ES"/>
-          <ns2:ligatures ns2:val="none"/>
+          <w14:ligatures w14:val="none"/>
         </w:rPr>
         <w:t xml:space="preserve"/>
       </w:r>
@@ -1155,7 +1070,7 @@
           <w:color w:val="000000"/>
           <w:kern w:val="0"/>
           <w:lang w:eastAsia="es-ES"/>
-          <ns2:ligatures ns2:val="none"/>
+          <w14:ligatures w14:val="none"/>
         </w:rPr>
         <w:t xml:space="preserve"/>
       </w:r>
@@ -1165,7 +1080,7 @@
           <w:color w:val="000000"/>
           <w:kern w:val="0"/>
           <w:lang w:eastAsia="es-ES"/>
-          <ns2:ligatures ns2:val="none"/>
+          <w14:ligatures w14:val="none"/>
         </w:rPr>
         <w:t/>
       </w:r>
@@ -1175,7 +1090,7 @@
           <w:color w:val="000000"/>
           <w:kern w:val="0"/>
           <w:lang w:eastAsia="es-ES"/>
-          <ns2:ligatures ns2:val="none"/>
+          <w14:ligatures w14:val="none"/>
         </w:rPr>
         <w:t xml:space="preserve"/>
       </w:r>
@@ -1185,7 +1100,7 @@
           <w:color w:val="000000"/>
           <w:kern w:val="0"/>
           <w:lang w:eastAsia="es-ES"/>
-          <ns2:ligatures ns2:val="none"/>
+          <w14:ligatures w14:val="none"/>
         </w:rPr>
         <w:t/>
       </w:r>
@@ -1195,7 +1110,7 @@
           <w:color w:val="000000"/>
           <w:kern w:val="0"/>
           <w:lang w:eastAsia="es-ES"/>
-          <ns2:ligatures ns2:val="none"/>
+          <w14:ligatures w14:val="none"/>
         </w:rPr>
         <w:t xml:space="preserve"/>
       </w:r>
@@ -1205,7 +1120,7 @@
           <w:color w:val="000000"/>
           <w:kern w:val="0"/>
           <w:lang w:eastAsia="es-ES"/>
-          <ns2:ligatures ns2:val="none"/>
+          <w14:ligatures w14:val="none"/>
         </w:rPr>
         <w:t/>
       </w:r>
@@ -1215,12 +1130,12 @@
           <w:color w:val="000000"/>
           <w:kern w:val="0"/>
           <w:lang w:eastAsia="es-ES"/>
-          <ns2:ligatures ns2:val="none"/>
+          <w14:ligatures w14:val="none"/>
         </w:rPr>
         <w:t xml:space="preserve"/>
       </w:r>
     </w:p>
-    <w:p ns2:paraId="17438843" ns2:textId="77777777">
+    <w:p>
       <w:pPr>
         <w:spacing w:after="0" w:line="240" w:lineRule="auto"/>
         <w:ind w:left="1134"/>
@@ -1230,11 +1145,11 @@
           <w:color w:val="000000"/>
           <w:kern w:val="0"/>
           <w:lang w:eastAsia="es-ES"/>
-          <ns2:ligatures ns2:val="none"/>
-        </w:rPr>
-      </w:pPr>
-    </w:p>
-    <w:p ns2:paraId="14CF357B" ns2:textId="7E8BBE6A">
+          <w14:ligatures w14:val="none"/>
+        </w:rPr>
+      </w:pPr>
+    </w:p>
+    <w:p>
       <w:pPr>
         <w:pStyle w:val="Prrafodelista"/>
         <w:numPr>
@@ -1252,16 +1167,16 @@
           <w:color w:val="000000"/>
           <w:kern w:val="0"/>
           <w:lang w:eastAsia="es-ES"/>
-          <ns2:ligatures ns2:val="none"/>
-        </w:rPr>
-      </w:pPr>
-      <w:r>
-        <w:rPr>
-          <w:rFonts w:ascii="Arial Narrow" w:eastAsia="Times New Roman" w:hAnsi="Arial Narrow" w:cs="Arial"/>
-          <w:color w:val="000000"/>
-          <w:kern w:val="0"/>
-          <w:lang w:eastAsia="es-ES"/>
-          <ns2:ligatures ns2:val="none"/>
+          <w14:ligatures w14:val="none"/>
+        </w:rPr>
+      </w:pPr>
+      <w:r>
+        <w:rPr>
+          <w:rFonts w:ascii="Arial Narrow" w:eastAsia="Times New Roman" w:hAnsi="Arial Narrow" w:cs="Arial"/>
+          <w:color w:val="000000"/>
+          <w:kern w:val="0"/>
+          <w:lang w:eastAsia="es-ES"/>
+          <w14:ligatures w14:val="none"/>
         </w:rPr>
         <w:t xml:space="preserve">El 16 de noviembre de 2025, remitió a </w:t>
       </w:r>
@@ -1271,7 +1186,7 @@
           <w:color w:val="000000"/>
           <w:kern w:val="0"/>
           <w:lang w:val="es-ES" w:eastAsia="es-ES"/>
-          <ns2:ligatures ns2:val="none"/>
+          <w14:ligatures w14:val="none"/>
         </w:rPr>
         <w:t xml:space="preserve">Pacífico </w:t>
       </w:r>
@@ -1281,7 +1196,7 @@
           <w:color w:val="000000"/>
           <w:kern w:val="0"/>
           <w:lang w:eastAsia="es-ES"/>
-          <ns2:ligatures ns2:val="none"/>
+          <w14:ligatures w14:val="none"/>
         </w:rPr>
         <w:t xml:space="preserve">un correo electrónico adjuntando la comunicación emitida por </w:t>
       </w:r>
@@ -1292,7 +1207,7 @@
           <w:color w:val="000000"/>
           <w:kern w:val="0"/>
           <w:lang w:eastAsia="es-ES"/>
-          <ns2:ligatures ns2:val="none"/>
+          <w14:ligatures w14:val="none"/>
         </w:rPr>
         <w:t>Autoland</w:t>
       </w:r>
@@ -1303,7 +1218,7 @@
           <w:color w:val="000000"/>
           <w:kern w:val="0"/>
           <w:lang w:eastAsia="es-ES"/>
-          <ns2:ligatures ns2:val="none"/>
+          <w14:ligatures w14:val="none"/>
         </w:rPr>
         <w:t xml:space="preserve"> S.A.</w:t>
       </w:r>
@@ -1313,7 +1228,7 @@
           <w:color w:val="000000"/>
           <w:kern w:val="0"/>
           <w:lang w:eastAsia="es-ES"/>
-          <ns2:ligatures ns2:val="none"/>
+          <w14:ligatures w14:val="none"/>
         </w:rPr>
         <w:t xml:space="preserve">, que </w:t>
       </w:r>
@@ -1323,7 +1238,7 @@
           <w:color w:val="000000"/>
           <w:kern w:val="0"/>
           <w:lang w:eastAsia="es-ES"/>
-          <ns2:ligatures ns2:val="none"/>
+          <w14:ligatures w14:val="none"/>
         </w:rPr>
         <w:t>concluyó que el vehículo asegurado presentaba condición de pérdida total</w:t>
       </w:r>
@@ -1333,7 +1248,7 @@
           <w:color w:val="000000"/>
           <w:kern w:val="0"/>
           <w:lang w:eastAsia="es-ES"/>
-          <ns2:ligatures ns2:val="none"/>
+          <w14:ligatures w14:val="none"/>
         </w:rPr>
         <w:t xml:space="preserve">, con la finalidad de solicitar </w:t>
       </w:r>
@@ -1343,7 +1258,7 @@
           <w:color w:val="000000"/>
           <w:kern w:val="0"/>
           <w:lang w:eastAsia="es-ES"/>
-          <ns2:ligatures ns2:val="none"/>
+          <w14:ligatures w14:val="none"/>
         </w:rPr>
         <w:t xml:space="preserve">el otorgamiento </w:t>
       </w:r>
@@ -1353,7 +1268,7 @@
           <w:color w:val="000000"/>
           <w:kern w:val="0"/>
           <w:lang w:eastAsia="es-ES"/>
-          <ns2:ligatures ns2:val="none"/>
+          <w14:ligatures w14:val="none"/>
         </w:rPr>
         <w:t xml:space="preserve">de la cobertura correspondiente al </w:t>
       </w:r>
@@ -1363,7 +1278,7 @@
           <w:color w:val="000000"/>
           <w:kern w:val="0"/>
           <w:lang w:eastAsia="es-ES"/>
-          <ns2:ligatures ns2:val="none"/>
+          <w14:ligatures w14:val="none"/>
         </w:rPr>
         <w:t xml:space="preserve">Seguro Vehicular </w:t>
       </w:r>
@@ -1373,7 +1288,7 @@
           <w:color w:val="000000"/>
           <w:kern w:val="0"/>
           <w:lang w:eastAsia="es-ES"/>
-          <ns2:ligatures ns2:val="none"/>
+          <w14:ligatures w14:val="none"/>
         </w:rPr>
         <w:t>y el reconocimiento de la pérdida total del vehículo.</w:t>
       </w:r>
@@ -1383,12 +1298,12 @@
           <w:color w:val="000000"/>
           <w:kern w:val="0"/>
           <w:lang w:eastAsia="es-ES"/>
-          <ns2:ligatures ns2:val="none"/>
+          <w14:ligatures w14:val="none"/>
         </w:rPr>
         <w:t xml:space="preserve"> </w:t>
       </w:r>
     </w:p>
-    <w:p ns2:paraId="6C435991" ns2:textId="77777777">
+    <w:p>
       <w:pPr>
         <w:pStyle w:val="Prrafodelista"/>
         <w:spacing w:after="0" w:line="240" w:lineRule="auto"/>
@@ -1399,11 +1314,11 @@
           <w:color w:val="000000"/>
           <w:kern w:val="0"/>
           <w:lang w:eastAsia="es-ES"/>
-          <ns2:ligatures ns2:val="none"/>
-        </w:rPr>
-      </w:pPr>
-    </w:p>
-    <w:p ns2:paraId="6ECFFE1E" ns2:textId="41CAFEFC">
+          <w14:ligatures w14:val="none"/>
+        </w:rPr>
+      </w:pPr>
+    </w:p>
+    <w:p>
       <w:pPr>
         <w:pStyle w:val="Prrafodelista"/>
         <w:numPr>
@@ -1421,16 +1336,16 @@
           <w:color w:val="000000"/>
           <w:kern w:val="0"/>
           <w:lang w:eastAsia="es-ES"/>
-          <ns2:ligatures ns2:val="none"/>
-        </w:rPr>
-      </w:pPr>
-      <w:r>
-        <w:rPr>
-          <w:rFonts w:ascii="Arial Narrow" w:eastAsia="Times New Roman" w:hAnsi="Arial Narrow" w:cs="Arial"/>
-          <w:color w:val="000000"/>
-          <w:kern w:val="0"/>
-          <w:lang w:eastAsia="es-ES"/>
-          <ns2:ligatures ns2:val="none"/>
+          <w14:ligatures w14:val="none"/>
+        </w:rPr>
+      </w:pPr>
+      <w:r>
+        <w:rPr>
+          <w:rFonts w:ascii="Arial Narrow" w:eastAsia="Times New Roman" w:hAnsi="Arial Narrow" w:cs="Arial"/>
+          <w:color w:val="000000"/>
+          <w:kern w:val="0"/>
+          <w:lang w:eastAsia="es-ES"/>
+          <w14:ligatures w14:val="none"/>
         </w:rPr>
         <w:t xml:space="preserve">El 20 de noviembre de 2025, </w:t>
       </w:r>
@@ -1440,7 +1355,7 @@
           <w:color w:val="000000"/>
           <w:kern w:val="0"/>
           <w:lang w:val="es-ES" w:eastAsia="es-ES"/>
-          <ns2:ligatures ns2:val="none"/>
+          <w14:ligatures w14:val="none"/>
         </w:rPr>
         <w:t xml:space="preserve">Pacífico </w:t>
       </w:r>
@@ -1450,7 +1365,7 @@
           <w:color w:val="000000"/>
           <w:kern w:val="0"/>
           <w:lang w:eastAsia="es-ES"/>
-          <ns2:ligatures ns2:val="none"/>
+          <w14:ligatures w14:val="none"/>
         </w:rPr>
         <w:t xml:space="preserve">respondió solicitando la remisión de la denuncia policial, el certificado de dosaje etílico y el informe policial completo, así como la realización de un examen de polígrafo al conductor del </w:t>
       </w:r>
@@ -1460,7 +1375,7 @@
           <w:color w:val="000000"/>
           <w:kern w:val="0"/>
           <w:lang w:eastAsia="es-ES"/>
-          <ns2:ligatures ns2:val="none"/>
+          <w14:ligatures w14:val="none"/>
         </w:rPr>
         <w:t>vehículo asegurado</w:t>
       </w:r>
@@ -1470,7 +1385,7 @@
           <w:color w:val="000000"/>
           <w:kern w:val="0"/>
           <w:lang w:eastAsia="es-ES"/>
-          <ns2:ligatures ns2:val="none"/>
+          <w14:ligatures w14:val="none"/>
         </w:rPr>
         <w:t xml:space="preserve">, proporcionando como opciones de evaluación a las empresas Honesty S.A.C. y </w:t>
       </w:r>
@@ -1481,7 +1396,7 @@
           <w:color w:val="000000"/>
           <w:kern w:val="0"/>
           <w:lang w:eastAsia="es-ES"/>
-          <ns2:ligatures ns2:val="none"/>
+          <w14:ligatures w14:val="none"/>
         </w:rPr>
         <w:t>Poligraph</w:t>
       </w:r>
@@ -1492,7 +1407,7 @@
           <w:color w:val="000000"/>
           <w:kern w:val="0"/>
           <w:lang w:eastAsia="es-ES"/>
-          <ns2:ligatures ns2:val="none"/>
+          <w14:ligatures w14:val="none"/>
         </w:rPr>
         <w:t xml:space="preserve"> </w:t>
       </w:r>
@@ -1503,7 +1418,7 @@
           <w:color w:val="000000"/>
           <w:kern w:val="0"/>
           <w:lang w:eastAsia="es-ES"/>
-          <ns2:ligatures ns2:val="none"/>
+          <w14:ligatures w14:val="none"/>
         </w:rPr>
         <w:t>Quality</w:t>
       </w:r>
@@ -1514,7 +1429,7 @@
           <w:color w:val="000000"/>
           <w:kern w:val="0"/>
           <w:lang w:eastAsia="es-ES"/>
-          <ns2:ligatures ns2:val="none"/>
+          <w14:ligatures w14:val="none"/>
         </w:rPr>
         <w:t xml:space="preserve"> Control E.I.R.L.</w:t>
       </w:r>
@@ -1524,7 +1439,7 @@
           <w:color w:val="000000"/>
           <w:kern w:val="0"/>
           <w:lang w:eastAsia="es-ES"/>
-          <ns2:ligatures ns2:val="none"/>
+          <w14:ligatures w14:val="none"/>
         </w:rPr>
         <w:t xml:space="preserve"> (en adelante, </w:t>
       </w:r>
@@ -1535,7 +1450,7 @@
           <w:color w:val="000000"/>
           <w:kern w:val="0"/>
           <w:lang w:eastAsia="es-ES"/>
-          <ns2:ligatures ns2:val="none"/>
+          <w14:ligatures w14:val="none"/>
         </w:rPr>
         <w:t>Poligraph</w:t>
       </w:r>
@@ -1546,7 +1461,7 @@
           <w:color w:val="000000"/>
           <w:kern w:val="0"/>
           <w:lang w:eastAsia="es-ES"/>
-          <ns2:ligatures ns2:val="none"/>
+          <w14:ligatures w14:val="none"/>
         </w:rPr>
         <w:t>)</w:t>
       </w:r>
@@ -1556,12 +1471,12 @@
           <w:color w:val="000000"/>
           <w:kern w:val="0"/>
           <w:lang w:eastAsia="es-ES"/>
-          <ns2:ligatures ns2:val="none"/>
+          <w14:ligatures w14:val="none"/>
         </w:rPr>
         <w:t>.</w:t>
       </w:r>
     </w:p>
-    <w:p ns2:paraId="3C54BB36" ns2:textId="77777777">
+    <w:p>
       <w:pPr>
         <w:pStyle w:val="Prrafodelista"/>
         <w:spacing w:after="0" w:line="240" w:lineRule="auto"/>
@@ -1572,11 +1487,11 @@
           <w:color w:val="000000"/>
           <w:kern w:val="0"/>
           <w:lang w:eastAsia="es-ES"/>
-          <ns2:ligatures ns2:val="none"/>
-        </w:rPr>
-      </w:pPr>
-    </w:p>
-    <w:p ns2:paraId="3C7F57A1" ns2:textId="77777777">
+          <w14:ligatures w14:val="none"/>
+        </w:rPr>
+      </w:pPr>
+    </w:p>
+    <w:p>
       <w:pPr>
         <w:pStyle w:val="Prrafodelista"/>
         <w:numPr>
@@ -1594,16 +1509,16 @@
           <w:color w:val="000000"/>
           <w:kern w:val="0"/>
           <w:lang w:eastAsia="es-ES"/>
-          <ns2:ligatures ns2:val="none"/>
-        </w:rPr>
-      </w:pPr>
-      <w:r>
-        <w:rPr>
-          <w:rFonts w:ascii="Arial Narrow" w:eastAsia="Times New Roman" w:hAnsi="Arial Narrow" w:cs="Arial"/>
-          <w:color w:val="000000"/>
-          <w:kern w:val="0"/>
-          <w:lang w:eastAsia="es-ES"/>
-          <ns2:ligatures ns2:val="none"/>
+          <w14:ligatures w14:val="none"/>
+        </w:rPr>
+      </w:pPr>
+      <w:r>
+        <w:rPr>
+          <w:rFonts w:ascii="Arial Narrow" w:eastAsia="Times New Roman" w:hAnsi="Arial Narrow" w:cs="Arial"/>
+          <w:color w:val="000000"/>
+          <w:kern w:val="0"/>
+          <w:lang w:eastAsia="es-ES"/>
+          <w14:ligatures w14:val="none"/>
         </w:rPr>
         <w:t xml:space="preserve">El 28 de noviembre de 2025, el conductor acudió a la sede de </w:t>
       </w:r>
@@ -1614,7 +1529,7 @@
           <w:color w:val="000000"/>
           <w:kern w:val="0"/>
           <w:lang w:eastAsia="es-ES"/>
-          <ns2:ligatures ns2:val="none"/>
+          <w14:ligatures w14:val="none"/>
         </w:rPr>
         <w:t>Poligraph</w:t>
       </w:r>
@@ -1625,7 +1540,7 @@
           <w:color w:val="000000"/>
           <w:kern w:val="0"/>
           <w:lang w:eastAsia="es-ES"/>
-          <ns2:ligatures ns2:val="none"/>
+          <w14:ligatures w14:val="none"/>
         </w:rPr>
         <w:t xml:space="preserve"> para someterse al examen de polígrafo, siendo atendido por el examinador </w:t>
       </w:r>
@@ -1635,7 +1550,7 @@
           <w:color w:val="000000"/>
           <w:kern w:val="0"/>
           <w:lang w:eastAsia="es-ES"/>
-          <ns2:ligatures ns2:val="none"/>
+          <w14:ligatures w14:val="none"/>
         </w:rPr>
         <w:t>de iniciales J.J.Z.</w:t>
       </w:r>
@@ -1645,7 +1560,7 @@
           <w:color w:val="000000"/>
           <w:kern w:val="0"/>
           <w:lang w:eastAsia="es-ES"/>
-          <ns2:ligatures ns2:val="none"/>
+          <w14:ligatures w14:val="none"/>
         </w:rPr>
         <w:t xml:space="preserve">, quien realizó la evaluación mediante preguntas relacionadas con la veracidad de la declaración sobre el despiste del </w:t>
       </w:r>
@@ -1655,7 +1570,7 @@
           <w:color w:val="000000"/>
           <w:kern w:val="0"/>
           <w:lang w:eastAsia="es-ES"/>
-          <ns2:ligatures ns2:val="none"/>
+          <w14:ligatures w14:val="none"/>
         </w:rPr>
         <w:t xml:space="preserve">vehículo asegurado </w:t>
       </w:r>
@@ -1665,7 +1580,7 @@
           <w:color w:val="000000"/>
           <w:kern w:val="0"/>
           <w:lang w:eastAsia="es-ES"/>
-          <ns2:ligatures ns2:val="none"/>
+          <w14:ligatures w14:val="none"/>
         </w:rPr>
         <w:t xml:space="preserve">ocurrido el 9 de noviembre de 2025.</w:t>
       </w:r>
@@ -1675,12 +1590,12 @@
           <w:color w:val="000000"/>
           <w:kern w:val="0"/>
           <w:lang w:eastAsia="es-ES"/>
-          <ns2:ligatures ns2:val="none"/>
+          <w14:ligatures w14:val="none"/>
         </w:rPr>
         <w:t xml:space="preserve"> </w:t>
       </w:r>
     </w:p>
-    <w:p ns2:paraId="7C519BC5" ns2:textId="77777777">
+    <w:p>
       <w:pPr>
         <w:pStyle w:val="Prrafodelista"/>
         <w:rPr>
@@ -1688,11 +1603,11 @@
           <w:color w:val="000000"/>
           <w:kern w:val="0"/>
           <w:lang w:eastAsia="es-ES"/>
-          <ns2:ligatures ns2:val="none"/>
-        </w:rPr>
-      </w:pPr>
-    </w:p>
-    <w:p ns2:paraId="252C743C" ns2:textId="6C8EFA7D">
+          <w14:ligatures w14:val="none"/>
+        </w:rPr>
+      </w:pPr>
+    </w:p>
+    <w:p>
       <w:pPr>
         <w:pStyle w:val="Prrafodelista"/>
         <w:numPr>
@@ -1710,16 +1625,16 @@
           <w:color w:val="000000"/>
           <w:kern w:val="0"/>
           <w:lang w:eastAsia="es-ES"/>
-          <ns2:ligatures ns2:val="none"/>
-        </w:rPr>
-      </w:pPr>
-      <w:r>
-        <w:rPr>
-          <w:rFonts w:ascii="Arial Narrow" w:eastAsia="Times New Roman" w:hAnsi="Arial Narrow" w:cs="Arial"/>
-          <w:color w:val="000000"/>
-          <w:kern w:val="0"/>
-          <w:lang w:eastAsia="es-ES"/>
-          <ns2:ligatures ns2:val="none"/>
+          <w14:ligatures w14:val="none"/>
+        </w:rPr>
+      </w:pPr>
+      <w:r>
+        <w:rPr>
+          <w:rFonts w:ascii="Arial Narrow" w:eastAsia="Times New Roman" w:hAnsi="Arial Narrow" w:cs="Arial"/>
+          <w:color w:val="000000"/>
+          <w:kern w:val="0"/>
+          <w:lang w:eastAsia="es-ES"/>
+          <w14:ligatures w14:val="none"/>
         </w:rPr>
         <w:t>E</w:t>
       </w:r>
@@ -1729,7 +1644,7 @@
           <w:color w:val="000000"/>
           <w:kern w:val="0"/>
           <w:lang w:eastAsia="es-ES"/>
-          <ns2:ligatures ns2:val="none"/>
+          <w14:ligatures w14:val="none"/>
         </w:rPr>
         <w:t xml:space="preserve">l informe </w:t>
       </w:r>
@@ -1739,7 +1654,7 @@
           <w:color w:val="000000"/>
           <w:kern w:val="0"/>
           <w:lang w:eastAsia="es-ES"/>
-          <ns2:ligatures ns2:val="none"/>
+          <w14:ligatures w14:val="none"/>
         </w:rPr>
         <w:t xml:space="preserve">del examen poligráfico </w:t>
       </w:r>
@@ -1749,7 +1664,7 @@
           <w:color w:val="000000"/>
           <w:kern w:val="0"/>
           <w:lang w:eastAsia="es-ES"/>
-          <ns2:ligatures ns2:val="none"/>
+          <w14:ligatures w14:val="none"/>
         </w:rPr>
         <w:t xml:space="preserve">fue remitido a </w:t>
       </w:r>
@@ -1759,7 +1674,7 @@
           <w:color w:val="000000"/>
           <w:kern w:val="0"/>
           <w:lang w:val="es-ES" w:eastAsia="es-ES"/>
-          <ns2:ligatures ns2:val="none"/>
+          <w14:ligatures w14:val="none"/>
         </w:rPr>
         <w:t>Pacífico</w:t>
       </w:r>
@@ -1769,7 +1684,7 @@
           <w:color w:val="000000"/>
           <w:kern w:val="0"/>
           <w:lang w:eastAsia="es-ES"/>
-          <ns2:ligatures ns2:val="none"/>
+          <w14:ligatures w14:val="none"/>
         </w:rPr>
         <w:t>, concluyéndose en dicho documento que el evaluado registró reacciones de engaño respecto de las preguntas relevantes formuladas durante la prueba</w:t>
       </w:r>
@@ -1779,7 +1694,7 @@
           <w:color w:val="000000"/>
           <w:kern w:val="0"/>
           <w:lang w:eastAsia="es-ES"/>
-          <ns2:ligatures ns2:val="none"/>
+          <w14:ligatures w14:val="none"/>
         </w:rPr>
         <w:t xml:space="preserve">, pese a que el conductor realizó una </w:t>
       </w:r>
@@ -1789,7 +1704,7 @@
           <w:color w:val="000000"/>
           <w:kern w:val="0"/>
           <w:lang w:eastAsia="es-ES"/>
-          <ns2:ligatures ns2:val="none"/>
+          <w14:ligatures w14:val="none"/>
         </w:rPr>
         <w:t>declaración exacta de los hechos</w:t>
       </w:r>
@@ -1799,12 +1714,12 @@
           <w:color w:val="000000"/>
           <w:kern w:val="0"/>
           <w:lang w:eastAsia="es-ES"/>
-          <ns2:ligatures ns2:val="none"/>
+          <w14:ligatures w14:val="none"/>
         </w:rPr>
         <w:t xml:space="preserve"> del siniestro.</w:t>
       </w:r>
     </w:p>
-    <w:p ns2:paraId="22A3CE7A" ns2:textId="77777777">
+    <w:p>
       <w:pPr>
         <w:pStyle w:val="Prrafodelista"/>
         <w:ind w:left="1134"/>
@@ -1813,11 +1728,11 @@
           <w:color w:val="000000"/>
           <w:kern w:val="0"/>
           <w:lang w:eastAsia="es-ES"/>
-          <ns2:ligatures ns2:val="none"/>
-        </w:rPr>
-      </w:pPr>
-    </w:p>
-    <w:p ns2:paraId="4DD9411D" ns2:textId="40E994B7">
+          <w14:ligatures w14:val="none"/>
+        </w:rPr>
+      </w:pPr>
+    </w:p>
+    <w:p>
       <w:pPr>
         <w:pStyle w:val="Prrafodelista"/>
         <w:numPr>
@@ -1835,16 +1750,16 @@
           <w:color w:val="000000"/>
           <w:kern w:val="0"/>
           <w:lang w:eastAsia="es-ES"/>
-          <ns2:ligatures ns2:val="none"/>
-        </w:rPr>
-      </w:pPr>
-      <w:r>
-        <w:rPr>
-          <w:rFonts w:ascii="Arial Narrow" w:eastAsia="Times New Roman" w:hAnsi="Arial Narrow" w:cs="Arial"/>
-          <w:color w:val="000000"/>
-          <w:kern w:val="0"/>
-          <w:lang w:eastAsia="es-ES"/>
-          <ns2:ligatures ns2:val="none"/>
+          <w14:ligatures w14:val="none"/>
+        </w:rPr>
+      </w:pPr>
+      <w:r>
+        <w:rPr>
+          <w:rFonts w:ascii="Arial Narrow" w:eastAsia="Times New Roman" w:hAnsi="Arial Narrow" w:cs="Arial"/>
+          <w:color w:val="000000"/>
+          <w:kern w:val="0"/>
+          <w:lang w:eastAsia="es-ES"/>
+          <w14:ligatures w14:val="none"/>
         </w:rPr>
         <w:t xml:space="preserve">No obstante, </w:t>
       </w:r>
@@ -1854,7 +1769,7 @@
           <w:color w:val="000000"/>
           <w:kern w:val="0"/>
           <w:lang w:eastAsia="es-ES"/>
-          <ns2:ligatures ns2:val="none"/>
+          <w14:ligatures w14:val="none"/>
         </w:rPr>
         <w:t>no se realizó un</w:t>
       </w:r>
@@ -1864,7 +1779,7 @@
           <w:color w:val="000000"/>
           <w:kern w:val="0"/>
           <w:lang w:eastAsia="es-ES"/>
-          <ns2:ligatures ns2:val="none"/>
+          <w14:ligatures w14:val="none"/>
         </w:rPr>
         <w:t xml:space="preserve">a correcta evaluación </w:t>
       </w:r>
@@ -1874,7 +1789,7 @@
           <w:color w:val="000000"/>
           <w:kern w:val="0"/>
           <w:lang w:eastAsia="es-ES"/>
-          <ns2:ligatures ns2:val="none"/>
+          <w14:ligatures w14:val="none"/>
         </w:rPr>
         <w:t>poligráfic</w:t>
       </w:r>
@@ -1884,7 +1799,7 @@
           <w:color w:val="000000"/>
           <w:kern w:val="0"/>
           <w:lang w:eastAsia="es-ES"/>
-          <ns2:ligatures ns2:val="none"/>
+          <w14:ligatures w14:val="none"/>
         </w:rPr>
         <w:t>a</w:t>
       </w:r>
@@ -1894,7 +1809,7 @@
           <w:color w:val="000000"/>
           <w:kern w:val="0"/>
           <w:lang w:eastAsia="es-ES"/>
-          <ns2:ligatures ns2:val="none"/>
+          <w14:ligatures w14:val="none"/>
         </w:rPr>
         <w:t>, en la medida que</w:t>
       </w:r>
@@ -1904,7 +1819,7 @@
           <w:color w:val="000000"/>
           <w:kern w:val="0"/>
           <w:lang w:eastAsia="es-ES"/>
-          <ns2:ligatures ns2:val="none"/>
+          <w14:ligatures w14:val="none"/>
         </w:rPr>
         <w:t xml:space="preserve"> en el proceso</w:t>
       </w:r>
@@ -1914,7 +1829,7 @@
           <w:color w:val="000000"/>
           <w:kern w:val="0"/>
           <w:lang w:eastAsia="es-ES"/>
-          <ns2:ligatures ns2:val="none"/>
+          <w14:ligatures w14:val="none"/>
         </w:rPr>
         <w:t xml:space="preserve"> el examinador tuvo actitudes intimidatorias hacia el conductor, además de que en ningún momento se realizó una pregunta abierta o expresa</w:t>
       </w:r>
@@ -1924,12 +1839,12 @@
           <w:color w:val="000000"/>
           <w:kern w:val="0"/>
           <w:lang w:eastAsia="es-ES"/>
-          <ns2:ligatures ns2:val="none"/>
+          <w14:ligatures w14:val="none"/>
         </w:rPr>
         <w:t>.</w:t>
       </w:r>
     </w:p>
-    <w:p ns2:paraId="3573F27F" ns2:textId="77777777">
+    <w:p>
       <w:pPr>
         <w:pStyle w:val="Prrafodelista"/>
         <w:spacing w:after="0" w:line="240" w:lineRule="auto"/>
@@ -1940,11 +1855,11 @@
           <w:color w:val="000000"/>
           <w:kern w:val="0"/>
           <w:lang w:eastAsia="es-ES"/>
-          <ns2:ligatures ns2:val="none"/>
-        </w:rPr>
-      </w:pPr>
-    </w:p>
-    <w:p ns2:paraId="3C2ABDAA" ns2:textId="30FB6BC0">
+          <w14:ligatures w14:val="none"/>
+        </w:rPr>
+      </w:pPr>
+    </w:p>
+    <w:p>
       <w:pPr>
         <w:pStyle w:val="Prrafodelista"/>
         <w:numPr>
@@ -1962,16 +1877,16 @@
           <w:color w:val="000000"/>
           <w:kern w:val="0"/>
           <w:lang w:eastAsia="es-ES"/>
-          <ns2:ligatures ns2:val="none"/>
-        </w:rPr>
-      </w:pPr>
-      <w:r>
-        <w:rPr>
-          <w:rFonts w:ascii="Arial Narrow" w:eastAsia="Times New Roman" w:hAnsi="Arial Narrow" w:cs="Arial"/>
-          <w:color w:val="000000"/>
-          <w:kern w:val="0"/>
-          <w:lang w:eastAsia="es-ES"/>
-          <ns2:ligatures ns2:val="none"/>
+          <w14:ligatures w14:val="none"/>
+        </w:rPr>
+      </w:pPr>
+      <w:r>
+        <w:rPr>
+          <w:rFonts w:ascii="Arial Narrow" w:eastAsia="Times New Roman" w:hAnsi="Arial Narrow" w:cs="Arial"/>
+          <w:color w:val="000000"/>
+          <w:kern w:val="0"/>
+          <w:lang w:eastAsia="es-ES"/>
+          <w14:ligatures w14:val="none"/>
         </w:rPr>
         <w:t>Posteriormente</w:t>
       </w:r>
@@ -1981,7 +1896,7 @@
           <w:color w:val="000000"/>
           <w:kern w:val="0"/>
           <w:lang w:eastAsia="es-ES"/>
-          <ns2:ligatures ns2:val="none"/>
+          <w14:ligatures w14:val="none"/>
         </w:rPr>
         <w:t xml:space="preserve">, </w:t>
       </w:r>
@@ -1991,7 +1906,7 @@
           <w:color w:val="000000"/>
           <w:kern w:val="0"/>
           <w:lang w:val="es-ES" w:eastAsia="es-ES"/>
-          <ns2:ligatures ns2:val="none"/>
+          <w14:ligatures w14:val="none"/>
         </w:rPr>
         <w:t xml:space="preserve">Pacífico </w:t>
       </w:r>
@@ -2001,7 +1916,7 @@
           <w:color w:val="000000"/>
           <w:kern w:val="0"/>
           <w:lang w:eastAsia="es-ES"/>
-          <ns2:ligatures ns2:val="none"/>
+          <w14:ligatures w14:val="none"/>
         </w:rPr>
         <w:t xml:space="preserve">remitió una comunicación mediante la cual informó que </w:t>
       </w:r>
@@ -2011,7 +1926,7 @@
           <w:color w:val="000000"/>
           <w:kern w:val="0"/>
           <w:lang w:eastAsia="es-ES"/>
-          <ns2:ligatures ns2:val="none"/>
+          <w14:ligatures w14:val="none"/>
         </w:rPr>
         <w:t>su</w:t>
       </w:r>
@@ -2021,7 +1936,7 @@
           <w:color w:val="000000"/>
           <w:kern w:val="0"/>
           <w:lang w:eastAsia="es-ES"/>
-          <ns2:ligatures ns2:val="none"/>
+          <w14:ligatures w14:val="none"/>
         </w:rPr>
         <w:t xml:space="preserve"> solicitud de cobertura correspondiente al </w:t>
       </w:r>
@@ -2031,7 +1946,7 @@
           <w:color w:val="000000"/>
           <w:kern w:val="0"/>
           <w:lang w:eastAsia="es-ES"/>
-          <ns2:ligatures ns2:val="none"/>
+          <w14:ligatures w14:val="none"/>
         </w:rPr>
         <w:t xml:space="preserve">Seguro Vehicular </w:t>
       </w:r>
@@ -2041,7 +1956,7 @@
           <w:color w:val="000000"/>
           <w:kern w:val="0"/>
           <w:lang w:eastAsia="es-ES"/>
-          <ns2:ligatures ns2:val="none"/>
+          <w14:ligatures w14:val="none"/>
         </w:rPr>
         <w:t>quedaba rechazada, indicando como fundamento el resultado del examen poligráfico y señalando que no se había remitido el informe policial completo.</w:t>
       </w:r>
@@ -2051,12 +1966,12 @@
           <w:color w:val="000000"/>
           <w:kern w:val="0"/>
           <w:lang w:eastAsia="es-ES"/>
-          <ns2:ligatures ns2:val="none"/>
+          <w14:ligatures w14:val="none"/>
         </w:rPr>
         <w:t xml:space="preserve"> </w:t>
       </w:r>
     </w:p>
-    <w:p ns2:paraId="4EBB0031" ns2:textId="77777777">
+    <w:p>
       <w:pPr>
         <w:pStyle w:val="Prrafodelista"/>
         <w:spacing w:after="0" w:line="240" w:lineRule="auto"/>
@@ -2067,11 +1982,11 @@
           <w:color w:val="000000"/>
           <w:kern w:val="0"/>
           <w:lang w:eastAsia="es-ES"/>
-          <ns2:ligatures ns2:val="none"/>
-        </w:rPr>
-      </w:pPr>
-    </w:p>
-    <w:p ns2:paraId="18695831" ns2:textId="780B546D">
+          <w14:ligatures w14:val="none"/>
+        </w:rPr>
+      </w:pPr>
+    </w:p>
+    <w:p>
       <w:pPr>
         <w:pStyle w:val="Prrafodelista"/>
         <w:numPr>
@@ -2089,16 +2004,16 @@
           <w:color w:val="000000"/>
           <w:kern w:val="0"/>
           <w:lang w:eastAsia="es-ES"/>
-          <ns2:ligatures ns2:val="none"/>
-        </w:rPr>
-      </w:pPr>
-      <w:r>
-        <w:rPr>
-          <w:rFonts w:ascii="Arial Narrow" w:eastAsia="Times New Roman" w:hAnsi="Arial Narrow" w:cs="Arial"/>
-          <w:color w:val="000000"/>
-          <w:kern w:val="0"/>
-          <w:lang w:eastAsia="es-ES"/>
-          <ns2:ligatures ns2:val="none"/>
+          <w14:ligatures w14:val="none"/>
+        </w:rPr>
+      </w:pPr>
+      <w:r>
+        <w:rPr>
+          <w:rFonts w:ascii="Arial Narrow" w:eastAsia="Times New Roman" w:hAnsi="Arial Narrow" w:cs="Arial"/>
+          <w:color w:val="000000"/>
+          <w:kern w:val="0"/>
+          <w:lang w:eastAsia="es-ES"/>
+          <w14:ligatures w14:val="none"/>
         </w:rPr>
         <w:t>Luego</w:t>
       </w:r>
@@ -2108,7 +2023,7 @@
           <w:color w:val="000000"/>
           <w:kern w:val="0"/>
           <w:lang w:eastAsia="es-ES"/>
-          <ns2:ligatures ns2:val="none"/>
+          <w14:ligatures w14:val="none"/>
         </w:rPr>
         <w:t xml:space="preserve">, obtuvo el informe policial correspondiente al accidente de tránsito, en el cual se concluyó que el factor predominante que originó el accidente fue la invasión intempestiva de carril por parte de otro vehículo, circunstancia que determinó el despiste del </w:t>
       </w:r>
@@ -2118,7 +2033,7 @@
           <w:color w:val="000000"/>
           <w:kern w:val="0"/>
           <w:lang w:eastAsia="es-ES"/>
-          <ns2:ligatures ns2:val="none"/>
+          <w14:ligatures w14:val="none"/>
         </w:rPr>
         <w:t>vehículo asegurado</w:t>
       </w:r>
@@ -2128,7 +2043,7 @@
           <w:color w:val="000000"/>
           <w:kern w:val="0"/>
           <w:lang w:eastAsia="es-ES"/>
-          <ns2:ligatures ns2:val="none"/>
+          <w14:ligatures w14:val="none"/>
         </w:rPr>
         <w:t>.</w:t>
       </w:r>
@@ -2138,25 +2053,25 @@
           <w:color w:val="000000"/>
           <w:kern w:val="0"/>
           <w:lang w:eastAsia="es-ES"/>
-          <ns2:ligatures ns2:val="none"/>
+          <w14:ligatures w14:val="none"/>
         </w:rPr>
         <w:t xml:space="preserve"> </w:t>
       </w:r>
     </w:p>
-    <w:p ns2:paraId="188888BD" ns2:textId="77777777">
-      <w:pPr>
-        <w:spacing w:after="0" w:line="240" w:lineRule="auto"/>
-        <w:jc w:val="both"/>
-        <w:rPr>
-          <w:rFonts w:ascii="Arial Narrow" w:eastAsia="Times New Roman" w:hAnsi="Arial Narrow" w:cs="Arial"/>
-          <w:color w:val="000000"/>
-          <w:kern w:val="0"/>
-          <w:lang w:eastAsia="es-ES"/>
-          <ns2:ligatures ns2:val="none"/>
-        </w:rPr>
-      </w:pPr>
-    </w:p>
-    <w:p ns2:paraId="6A4B60A2" ns2:textId="60E1C7E2">
+    <w:p>
+      <w:pPr>
+        <w:spacing w:after="0" w:line="240" w:lineRule="auto"/>
+        <w:jc w:val="both"/>
+        <w:rPr>
+          <w:rFonts w:ascii="Arial Narrow" w:eastAsia="Times New Roman" w:hAnsi="Arial Narrow" w:cs="Arial"/>
+          <w:color w:val="000000"/>
+          <w:kern w:val="0"/>
+          <w:lang w:eastAsia="es-ES"/>
+          <w14:ligatures w14:val="none"/>
+        </w:rPr>
+      </w:pPr>
+    </w:p>
+    <w:p>
       <w:pPr>
         <w:pStyle w:val="Prrafodelista"/>
         <w:numPr>
@@ -2174,16 +2089,16 @@
           <w:color w:val="000000"/>
           <w:kern w:val="0"/>
           <w:lang w:eastAsia="es-ES"/>
-          <ns2:ligatures ns2:val="none"/>
-        </w:rPr>
-      </w:pPr>
-      <w:r>
-        <w:rPr>
-          <w:rFonts w:ascii="Arial Narrow" w:eastAsia="Times New Roman" w:hAnsi="Arial Narrow" w:cs="Arial"/>
-          <w:color w:val="000000"/>
-          <w:kern w:val="0"/>
-          <w:lang w:eastAsia="es-ES"/>
-          <ns2:ligatures ns2:val="none"/>
+          <w14:ligatures w14:val="none"/>
+        </w:rPr>
+      </w:pPr>
+      <w:r>
+        <w:rPr>
+          <w:rFonts w:ascii="Arial Narrow" w:eastAsia="Times New Roman" w:hAnsi="Arial Narrow" w:cs="Arial"/>
+          <w:color w:val="000000"/>
+          <w:kern w:val="0"/>
+          <w:lang w:eastAsia="es-ES"/>
+          <w14:ligatures w14:val="none"/>
         </w:rPr>
         <w:t xml:space="preserve">El 20 de enero de 2026, acudió al </w:t>
       </w:r>
@@ -2193,7 +2108,7 @@
           <w:color w:val="000000"/>
           <w:kern w:val="0"/>
           <w:lang w:eastAsia="es-ES"/>
-          <ns2:ligatures ns2:val="none"/>
+          <w14:ligatures w14:val="none"/>
         </w:rPr>
         <w:t xml:space="preserve">taller </w:t>
       </w:r>
@@ -2203,7 +2118,7 @@
           <w:color w:val="000000"/>
           <w:kern w:val="0"/>
           <w:lang w:eastAsia="es-ES"/>
-          <ns2:ligatures ns2:val="none"/>
+          <w14:ligatures w14:val="none"/>
         </w:rPr>
         <w:t xml:space="preserve">gestionado por </w:t>
       </w:r>
@@ -2213,7 +2128,7 @@
           <w:color w:val="000000"/>
           <w:kern w:val="0"/>
           <w:lang w:val="es-ES" w:eastAsia="es-ES"/>
-          <ns2:ligatures ns2:val="none"/>
+          <w14:ligatures w14:val="none"/>
         </w:rPr>
         <w:t xml:space="preserve">Pacífico </w:t>
       </w:r>
@@ -2223,7 +2138,7 @@
           <w:color w:val="000000"/>
           <w:kern w:val="0"/>
           <w:lang w:eastAsia="es-ES"/>
-          <ns2:ligatures ns2:val="none"/>
+          <w14:ligatures w14:val="none"/>
         </w:rPr>
         <w:t xml:space="preserve">donde se encontraba el </w:t>
       </w:r>
@@ -2233,7 +2148,7 @@
           <w:color w:val="000000"/>
           <w:kern w:val="0"/>
           <w:lang w:eastAsia="es-ES"/>
-          <ns2:ligatures ns2:val="none"/>
+          <w14:ligatures w14:val="none"/>
         </w:rPr>
         <w:t xml:space="preserve">vehículo asegurado </w:t>
       </w:r>
@@ -2243,7 +2158,7 @@
           <w:color w:val="000000"/>
           <w:kern w:val="0"/>
           <w:lang w:eastAsia="es-ES"/>
-          <ns2:ligatures ns2:val="none"/>
+          <w14:ligatures w14:val="none"/>
         </w:rPr>
         <w:t>para retirar</w:t>
       </w:r>
@@ -2253,7 +2168,7 @@
           <w:color w:val="000000"/>
           <w:kern w:val="0"/>
           <w:lang w:eastAsia="es-ES"/>
-          <ns2:ligatures ns2:val="none"/>
+          <w14:ligatures w14:val="none"/>
         </w:rPr>
         <w:t>lo</w:t>
       </w:r>
@@ -2263,7 +2178,7 @@
           <w:color w:val="000000"/>
           <w:kern w:val="0"/>
           <w:lang w:eastAsia="es-ES"/>
-          <ns2:ligatures ns2:val="none"/>
+          <w14:ligatures w14:val="none"/>
         </w:rPr>
         <w:t xml:space="preserve">, luego de verificar el estado del </w:t>
       </w:r>
@@ -2273,7 +2188,7 @@
           <w:color w:val="000000"/>
           <w:kern w:val="0"/>
           <w:lang w:eastAsia="es-ES"/>
-          <ns2:ligatures ns2:val="none"/>
+          <w14:ligatures w14:val="none"/>
         </w:rPr>
         <w:t>vehículo asegurado</w:t>
       </w:r>
@@ -2283,7 +2198,7 @@
           <w:color w:val="000000"/>
           <w:kern w:val="0"/>
           <w:lang w:eastAsia="es-ES"/>
-          <ns2:ligatures ns2:val="none"/>
+          <w14:ligatures w14:val="none"/>
         </w:rPr>
         <w:t xml:space="preserve">, advirtió la ausencia de válvulas de arranque y la existencia de manipulación respecto de la llanta de repuesto, situación que comunicó a </w:t>
       </w:r>
@@ -2293,7 +2208,7 @@
           <w:color w:val="000000"/>
           <w:kern w:val="0"/>
           <w:lang w:val="es-ES" w:eastAsia="es-ES"/>
-          <ns2:ligatures ns2:val="none"/>
+          <w14:ligatures w14:val="none"/>
         </w:rPr>
         <w:t>Pacífico</w:t>
       </w:r>
@@ -2303,7 +2218,7 @@
           <w:color w:val="000000"/>
           <w:kern w:val="0"/>
           <w:lang w:eastAsia="es-ES"/>
-          <ns2:ligatures ns2:val="none"/>
+          <w14:ligatures w14:val="none"/>
         </w:rPr>
         <w:t xml:space="preserve"> y l</w:t>
       </w:r>
@@ -2313,7 +2228,7 @@
           <w:color w:val="000000"/>
           <w:kern w:val="0"/>
           <w:lang w:eastAsia="es-ES"/>
-          <ns2:ligatures ns2:val="none"/>
+          <w14:ligatures w14:val="none"/>
         </w:rPr>
         <w:t xml:space="preserve">e respondió indicando que había suscrito el documento de recepción </w:t>
       </w:r>
@@ -2323,7 +2238,7 @@
           <w:color w:val="000000"/>
           <w:kern w:val="0"/>
           <w:lang w:eastAsia="es-ES"/>
-          <ns2:ligatures ns2:val="none"/>
+          <w14:ligatures w14:val="none"/>
         </w:rPr>
         <w:t xml:space="preserve">del vehículo asegurado como </w:t>
       </w:r>
@@ -2333,12 +2248,12 @@
           <w:color w:val="000000"/>
           <w:kern w:val="0"/>
           <w:lang w:eastAsia="es-ES"/>
-          <ns2:ligatures ns2:val="none"/>
+          <w14:ligatures w14:val="none"/>
         </w:rPr>
         <w:t>conforme.</w:t>
       </w:r>
     </w:p>
-    <w:p ns2:paraId="68C711D9" ns2:textId="77777777">
+    <w:p>
       <w:pPr>
         <w:pStyle w:val="Prrafodelista"/>
         <w:spacing w:after="0" w:line="240" w:lineRule="auto"/>
@@ -2349,11 +2264,11 @@
           <w:color w:val="000000"/>
           <w:kern w:val="0"/>
           <w:lang w:eastAsia="es-ES"/>
-          <ns2:ligatures ns2:val="none"/>
-        </w:rPr>
-      </w:pPr>
-    </w:p>
-    <w:p ns2:paraId="2F9CF7F5" ns2:textId="443DD428">
+          <w14:ligatures w14:val="none"/>
+        </w:rPr>
+      </w:pPr>
+    </w:p>
+    <w:p>
       <w:pPr>
         <w:pStyle w:val="Prrafodelista"/>
         <w:numPr>
@@ -2368,16 +2283,16 @@
           <w:color w:val="000000"/>
           <w:kern w:val="0"/>
           <w:lang w:eastAsia="es-ES"/>
-          <ns2:ligatures ns2:val="none"/>
-        </w:rPr>
-      </w:pPr>
-      <w:r>
-        <w:rPr>
-          <w:rFonts w:ascii="Arial Narrow" w:eastAsia="Times New Roman" w:hAnsi="Arial Narrow" w:cs="Arial"/>
-          <w:color w:val="000000"/>
-          <w:kern w:val="0"/>
-          <w:lang w:eastAsia="es-ES"/>
-          <ns2:ligatures ns2:val="none"/>
+          <w14:ligatures w14:val="none"/>
+        </w:rPr>
+      </w:pPr>
+      <w:r>
+        <w:rPr>
+          <w:rFonts w:ascii="Arial Narrow" w:eastAsia="Times New Roman" w:hAnsi="Arial Narrow" w:cs="Arial"/>
+          <w:color w:val="000000"/>
+          <w:kern w:val="0"/>
+          <w:lang w:eastAsia="es-ES"/>
+          <w14:ligatures w14:val="none"/>
         </w:rPr>
         <w:t>Posteriormente</w:t>
       </w:r>
@@ -2387,7 +2302,7 @@
           <w:color w:val="000000"/>
           <w:kern w:val="0"/>
           <w:lang w:eastAsia="es-ES"/>
-          <ns2:ligatures ns2:val="none"/>
+          <w14:ligatures w14:val="none"/>
         </w:rPr>
         <w:t xml:space="preserve">, </w:t>
       </w:r>
@@ -2397,7 +2312,7 @@
           <w:color w:val="000000"/>
           <w:kern w:val="0"/>
           <w:lang w:val="es-ES" w:eastAsia="es-ES"/>
-          <ns2:ligatures ns2:val="none"/>
+          <w14:ligatures w14:val="none"/>
         </w:rPr>
         <w:t>Pacífico</w:t>
       </w:r>
@@ -2407,7 +2322,7 @@
           <w:color w:val="000000"/>
           <w:kern w:val="0"/>
           <w:lang w:val="es-ES" w:eastAsia="es-ES"/>
-          <ns2:ligatures ns2:val="none"/>
+          <w14:ligatures w14:val="none"/>
         </w:rPr>
         <w:t xml:space="preserve"> </w:t>
       </w:r>
@@ -2417,7 +2332,7 @@
           <w:color w:val="000000"/>
           <w:kern w:val="0"/>
           <w:lang w:eastAsia="es-ES"/>
-          <ns2:ligatures ns2:val="none"/>
+          <w14:ligatures w14:val="none"/>
         </w:rPr>
         <w:t>efectuó</w:t>
       </w:r>
@@ -2427,7 +2342,7 @@
           <w:color w:val="000000"/>
           <w:kern w:val="0"/>
           <w:lang w:eastAsia="es-ES"/>
-          <ns2:ligatures ns2:val="none"/>
+          <w14:ligatures w14:val="none"/>
         </w:rPr>
         <w:t xml:space="preserve"> el cobro automático correspondiente </w:t>
       </w:r>
@@ -2437,7 +2352,7 @@
           <w:color w:val="000000"/>
           <w:kern w:val="0"/>
           <w:lang w:eastAsia="es-ES"/>
-          <ns2:ligatures ns2:val="none"/>
+          <w14:ligatures w14:val="none"/>
         </w:rPr>
         <w:t>a</w:t>
       </w:r>
@@ -2447,7 +2362,7 @@
           <w:color w:val="000000"/>
           <w:kern w:val="0"/>
           <w:lang w:eastAsia="es-ES"/>
-          <ns2:ligatures ns2:val="none"/>
+          <w14:ligatures w14:val="none"/>
         </w:rPr>
         <w:t xml:space="preserve">l pago de </w:t>
       </w:r>
@@ -2457,7 +2372,7 @@
           <w:color w:val="000000"/>
           <w:kern w:val="0"/>
           <w:lang w:eastAsia="es-ES"/>
-          <ns2:ligatures ns2:val="none"/>
+          <w14:ligatures w14:val="none"/>
         </w:rPr>
         <w:t>la</w:t>
       </w:r>
@@ -2467,7 +2382,7 @@
           <w:color w:val="000000"/>
           <w:kern w:val="0"/>
           <w:lang w:eastAsia="es-ES"/>
-          <ns2:ligatures ns2:val="none"/>
+          <w14:ligatures w14:val="none"/>
         </w:rPr>
         <w:t xml:space="preserve"> renovación </w:t>
       </w:r>
@@ -2477,7 +2392,7 @@
           <w:color w:val="000000"/>
           <w:kern w:val="0"/>
           <w:lang w:eastAsia="es-ES"/>
-          <ns2:ligatures ns2:val="none"/>
+          <w14:ligatures w14:val="none"/>
         </w:rPr>
         <w:t>del</w:t>
       </w:r>
@@ -2487,7 +2402,7 @@
           <w:color w:val="000000"/>
           <w:kern w:val="0"/>
           <w:lang w:eastAsia="es-ES"/>
-          <ns2:ligatures ns2:val="none"/>
+          <w14:ligatures w14:val="none"/>
         </w:rPr>
         <w:t xml:space="preserve"> </w:t>
       </w:r>
@@ -2497,7 +2412,7 @@
           <w:color w:val="000000"/>
           <w:kern w:val="0"/>
           <w:lang w:eastAsia="es-ES"/>
-          <ns2:ligatures ns2:val="none"/>
+          <w14:ligatures w14:val="none"/>
         </w:rPr>
         <w:t>Seguro Vehicular</w:t>
       </w:r>
@@ -2507,7 +2422,7 @@
           <w:color w:val="000000"/>
           <w:kern w:val="0"/>
           <w:lang w:eastAsia="es-ES"/>
-          <ns2:ligatures ns2:val="none"/>
+          <w14:ligatures w14:val="none"/>
         </w:rPr>
         <w:t xml:space="preserve">, pese a que </w:t>
       </w:r>
@@ -2517,7 +2432,7 @@
           <w:color w:val="000000"/>
           <w:kern w:val="0"/>
           <w:lang w:eastAsia="es-ES"/>
-          <ns2:ligatures ns2:val="none"/>
+          <w14:ligatures w14:val="none"/>
         </w:rPr>
         <w:t>no había</w:t>
       </w:r>
@@ -2527,7 +2442,7 @@
           <w:color w:val="000000"/>
           <w:kern w:val="0"/>
           <w:lang w:eastAsia="es-ES"/>
-          <ns2:ligatures ns2:val="none"/>
+          <w14:ligatures w14:val="none"/>
         </w:rPr>
         <w:t xml:space="preserve"> solicitado </w:t>
       </w:r>
@@ -2537,7 +2452,7 @@
           <w:color w:val="000000"/>
           <w:kern w:val="0"/>
           <w:lang w:eastAsia="es-ES"/>
-          <ns2:ligatures ns2:val="none"/>
+          <w14:ligatures w14:val="none"/>
         </w:rPr>
         <w:t>la renovación</w:t>
       </w:r>
@@ -2547,12 +2462,12 @@
           <w:color w:val="000000"/>
           <w:kern w:val="0"/>
           <w:lang w:eastAsia="es-ES"/>
-          <ns2:ligatures ns2:val="none"/>
+          <w14:ligatures w14:val="none"/>
         </w:rPr>
         <w:t>.</w:t>
       </w:r>
     </w:p>
-    <w:p ns2:paraId="33E14FF7" ns2:textId="77777777">
+    <w:p>
       <w:pPr>
         <w:tabs>
           <w:tab w:val="left" w:pos="1134"/>
@@ -2564,11 +2479,11 @@
           <w:color w:val="000000"/>
           <w:kern w:val="0"/>
           <w:lang w:eastAsia="es-ES"/>
-          <ns2:ligatures ns2:val="none"/>
-        </w:rPr>
-      </w:pPr>
-    </w:p>
-    <w:p ns2:paraId="65C58807" ns2:textId="34306624">
+          <w14:ligatures w14:val="none"/>
+        </w:rPr>
+      </w:pPr>
+    </w:p>
+    <w:p>
       <w:pPr>
         <w:numPr>
           <w:ilvl w:val="1"/>
@@ -2586,7 +2501,7 @@
           <w:color w:val="000000"/>
           <w:kern w:val="0"/>
           <w:lang w:val="es-ES" w:eastAsia="es-ES"/>
-          <ns2:ligatures ns2:val="none"/>
+          <w14:ligatures w14:val="none"/>
         </w:rPr>
       </w:pPr>
       <w:r>
@@ -2595,7 +2510,7 @@
           <w:color w:val="000000"/>
           <w:kern w:val="0"/>
           <w:lang w:val="es-ES" w:eastAsia="es-ES"/>
-          <ns2:ligatures ns2:val="none"/>
+          <w14:ligatures w14:val="none"/>
         </w:rPr>
         <w:t xml:space="preserve">El señor [APELLIDO] solicitó, en calidad de medida correctiva, que Pacífico cumpla con: (i) hacer efectivo lo pactado en el Seguro Vehicular y se proceda a la restauración del vehículo asegurado por uno nuevo; y (ii) como pretensión accesoria, otorgar la suma de S/ 5 000,00 por concepto de reparación civil por daños y perjuicios. Asimismo, no requirió de manera expresa el reembolso de costos y costas del presente procedimiento.</w:t>
       </w:r>
@@ -2605,7 +2520,7 @@
           <w:color w:val="000000"/>
           <w:kern w:val="0"/>
           <w:lang w:val="es-ES" w:eastAsia="es-ES"/>
-          <ns2:ligatures ns2:val="none"/>
+          <w14:ligatures w14:val="none"/>
         </w:rPr>
         <w:t xml:space="preserve"/>
       </w:r>
@@ -2614,7 +2529,7 @@
         <w:rPr>
           <w:rFonts w:ascii="Arial Narrow" w:eastAsia="Calibri" w:hAnsi="Arial Narrow" w:cs="Arial"/>
           <w:kern w:val="0"/>
-          <ns2:ligatures ns2:val="none"/>
+          <w14:ligatures w14:val="none"/>
         </w:rPr>
         <w:t/>
       </w:r>
@@ -2623,7 +2538,7 @@
         <w:rPr>
           <w:rFonts w:ascii="Arial Narrow" w:eastAsia="Calibri" w:hAnsi="Arial Narrow" w:cs="Arial"/>
           <w:kern w:val="0"/>
-          <ns2:ligatures ns2:val="none"/>
+          <w14:ligatures w14:val="none"/>
         </w:rPr>
         <w:t xml:space="preserve"/>
       </w:r>
@@ -2633,7 +2548,7 @@
           <w:color w:val="000000"/>
           <w:kern w:val="0"/>
           <w:lang w:val="es-ES" w:eastAsia="es-ES"/>
-          <ns2:ligatures ns2:val="none"/>
+          <w14:ligatures w14:val="none"/>
         </w:rPr>
         <w:t xml:space="preserve"/>
       </w:r>
@@ -2643,7 +2558,7 @@
           <w:color w:val="000000"/>
           <w:kern w:val="0"/>
           <w:lang w:val="es-ES" w:eastAsia="es-ES"/>
-          <ns2:ligatures ns2:val="none"/>
+          <w14:ligatures w14:val="none"/>
         </w:rPr>
         <w:t xml:space="preserve"/>
       </w:r>
@@ -2653,7 +2568,7 @@
           <w:color w:val="000000"/>
           <w:kern w:val="0"/>
           <w:lang w:val="es-ES" w:eastAsia="es-ES"/>
-          <ns2:ligatures ns2:val="none"/>
+          <w14:ligatures w14:val="none"/>
         </w:rPr>
         <w:t/>
       </w:r>
@@ -2663,7 +2578,7 @@
           <w:color w:val="000000"/>
           <w:kern w:val="0"/>
           <w:lang w:val="es-ES" w:eastAsia="es-ES"/>
-          <ns2:ligatures ns2:val="none"/>
+          <w14:ligatures w14:val="none"/>
         </w:rPr>
         <w:t/>
       </w:r>
@@ -2673,7 +2588,7 @@
           <w:color w:val="000000"/>
           <w:kern w:val="0"/>
           <w:lang w:val="es-ES" w:eastAsia="es-ES"/>
-          <ns2:ligatures ns2:val="none"/>
+          <w14:ligatures w14:val="none"/>
         </w:rPr>
         <w:t xml:space="preserve"/>
       </w:r>
@@ -2683,7 +2598,7 @@
           <w:color w:val="000000"/>
           <w:kern w:val="0"/>
           <w:lang w:val="es-ES" w:eastAsia="es-ES"/>
-          <ns2:ligatures ns2:val="none"/>
+          <w14:ligatures w14:val="none"/>
         </w:rPr>
         <w:t/>
       </w:r>
@@ -2693,7 +2608,7 @@
           <w:color w:val="000000"/>
           <w:kern w:val="0"/>
           <w:lang w:val="es-ES" w:eastAsia="es-ES"/>
-          <ns2:ligatures ns2:val="none"/>
+          <w14:ligatures w14:val="none"/>
         </w:rPr>
         <w:t xml:space="preserve"/>
       </w:r>
@@ -2703,7 +2618,7 @@
           <w:color w:val="000000"/>
           <w:kern w:val="0"/>
           <w:lang w:val="es-ES" w:eastAsia="es-ES"/>
-          <ns2:ligatures ns2:val="none"/>
+          <w14:ligatures w14:val="none"/>
         </w:rPr>
         <w:t/>
       </w:r>
@@ -2713,7 +2628,7 @@
           <w:color w:val="000000"/>
           <w:kern w:val="0"/>
           <w:lang w:val="es-ES" w:eastAsia="es-ES"/>
-          <ns2:ligatures ns2:val="none"/>
+          <w14:ligatures w14:val="none"/>
         </w:rPr>
         <w:t xml:space="preserve"/>
       </w:r>
@@ -2723,7 +2638,7 @@
           <w:color w:val="000000"/>
           <w:kern w:val="0"/>
           <w:lang w:val="es-ES" w:eastAsia="es-ES"/>
-          <ns2:ligatures ns2:val="none"/>
+          <w14:ligatures w14:val="none"/>
         </w:rPr>
         <w:t/>
       </w:r>
@@ -2733,7 +2648,7 @@
           <w:color w:val="000000"/>
           <w:kern w:val="0"/>
           <w:lang w:val="es-ES" w:eastAsia="es-ES"/>
-          <ns2:ligatures ns2:val="none"/>
+          <w14:ligatures w14:val="none"/>
         </w:rPr>
         <w:t xml:space="preserve"/>
       </w:r>
@@ -2743,7 +2658,7 @@
           <w:color w:val="000000"/>
           <w:kern w:val="0"/>
           <w:lang w:val="es-ES" w:eastAsia="es-ES"/>
-          <ns2:ligatures ns2:val="none"/>
+          <w14:ligatures w14:val="none"/>
         </w:rPr>
         <w:t xml:space="preserve"/>
       </w:r>
@@ -2753,7 +2668,7 @@
           <w:color w:val="000000"/>
           <w:kern w:val="0"/>
           <w:lang w:val="es-ES" w:eastAsia="es-ES"/>
-          <ns2:ligatures ns2:val="none"/>
+          <w14:ligatures w14:val="none"/>
         </w:rPr>
         <w:t xml:space="preserve"/>
       </w:r>
@@ -2763,7 +2678,7 @@
           <w:color w:val="000000"/>
           <w:kern w:val="0"/>
           <w:lang w:val="es-ES" w:eastAsia="es-ES"/>
-          <ns2:ligatures ns2:val="none"/>
+          <w14:ligatures w14:val="none"/>
         </w:rPr>
         <w:t/>
       </w:r>
@@ -2773,7 +2688,7 @@
           <w:color w:val="000000"/>
           <w:kern w:val="0"/>
           <w:lang w:val="es-ES" w:eastAsia="es-ES"/>
-          <ns2:ligatures ns2:val="none"/>
+          <w14:ligatures w14:val="none"/>
         </w:rPr>
         <w:t/>
       </w:r>
@@ -2784,7 +2699,7 @@
           <w:color w:val="000000"/>
           <w:kern w:val="0"/>
           <w:lang w:val="es-ES" w:eastAsia="es-ES"/>
-          <ns2:ligatures ns2:val="none"/>
+          <w14:ligatures w14:val="none"/>
         </w:rPr>
         <w:t/>
       </w:r>
@@ -2795,7 +2710,7 @@
           <w:color w:val="000000"/>
           <w:kern w:val="0"/>
           <w:lang w:val="es-ES" w:eastAsia="es-ES"/>
-          <ns2:ligatures ns2:val="none"/>
+          <w14:ligatures w14:val="none"/>
         </w:rPr>
         <w:t xml:space="preserve"/>
       </w:r>
@@ -2805,7 +2720,7 @@
           <w:color w:val="000000"/>
           <w:kern w:val="0"/>
           <w:lang w:val="es-ES" w:eastAsia="es-ES"/>
-          <ns2:ligatures ns2:val="none"/>
+          <w14:ligatures w14:val="none"/>
         </w:rPr>
         <w:t/>
       </w:r>
@@ -2815,7 +2730,7 @@
           <w:color w:val="000000"/>
           <w:kern w:val="0"/>
           <w:lang w:val="es-ES" w:eastAsia="es-ES"/>
-          <ns2:ligatures ns2:val="none"/>
+          <w14:ligatures w14:val="none"/>
         </w:rPr>
         <w:t xml:space="preserve"/>
       </w:r>
@@ -2825,7 +2740,7 @@
           <w:color w:val="000000"/>
           <w:kern w:val="0"/>
           <w:lang w:val="es-ES" w:eastAsia="es-ES"/>
-          <ns2:ligatures ns2:val="none"/>
+          <w14:ligatures w14:val="none"/>
         </w:rPr>
         <w:t/>
       </w:r>
@@ -2835,7 +2750,7 @@
           <w:color w:val="000000"/>
           <w:kern w:val="0"/>
           <w:lang w:val="es-ES" w:eastAsia="es-ES"/>
-          <ns2:ligatures ns2:val="none"/>
+          <w14:ligatures w14:val="none"/>
         </w:rPr>
         <w:t xml:space="preserve"/>
       </w:r>
@@ -2845,7 +2760,7 @@
           <w:color w:val="000000"/>
           <w:kern w:val="0"/>
           <w:lang w:val="es-ES" w:eastAsia="es-ES"/>
-          <ns2:ligatures ns2:val="none"/>
+          <w14:ligatures w14:val="none"/>
         </w:rPr>
         <w:t xml:space="preserve"/>
       </w:r>
@@ -2855,7 +2770,7 @@
           <w:color w:val="000000"/>
           <w:kern w:val="0"/>
           <w:lang w:val="es-ES" w:eastAsia="es-ES"/>
-          <ns2:ligatures ns2:val="none"/>
+          <w14:ligatures w14:val="none"/>
         </w:rPr>
         <w:t/>
       </w:r>
@@ -2865,7 +2780,7 @@
           <w:color w:val="000000"/>
           <w:kern w:val="0"/>
           <w:lang w:val="es-ES" w:eastAsia="es-ES"/>
-          <ns2:ligatures ns2:val="none"/>
+          <w14:ligatures w14:val="none"/>
         </w:rPr>
         <w:t/>
       </w:r>
@@ -2875,7 +2790,7 @@
           <w:color w:val="000000"/>
           <w:kern w:val="0"/>
           <w:lang w:val="es-ES" w:eastAsia="es-ES"/>
-          <ns2:ligatures ns2:val="none"/>
+          <w14:ligatures w14:val="none"/>
         </w:rPr>
         <w:t xml:space="preserve"/>
       </w:r>
@@ -2885,7 +2800,7 @@
           <w:color w:val="000000"/>
           <w:kern w:val="0"/>
           <w:lang w:val="es-ES" w:eastAsia="es-ES"/>
-          <ns2:ligatures ns2:val="none"/>
+          <w14:ligatures w14:val="none"/>
         </w:rPr>
         <w:t xml:space="preserve"/>
       </w:r>
@@ -2895,7 +2810,7 @@
           <w:color w:val="000000"/>
           <w:kern w:val="0"/>
           <w:lang w:val="es-ES" w:eastAsia="es-ES"/>
-          <ns2:ligatures ns2:val="none"/>
+          <w14:ligatures w14:val="none"/>
         </w:rPr>
         <w:t/>
       </w:r>
@@ -2905,7 +2820,7 @@
           <w:color w:val="000000"/>
           <w:kern w:val="0"/>
           <w:lang w:val="es-ES" w:eastAsia="es-ES"/>
-          <ns2:ligatures ns2:val="none"/>
+          <w14:ligatures w14:val="none"/>
         </w:rPr>
         <w:t xml:space="preserve"/>
       </w:r>
@@ -2915,7 +2830,7 @@
           <w:color w:val="000000"/>
           <w:kern w:val="0"/>
           <w:lang w:val="es-ES" w:eastAsia="es-ES"/>
-          <ns2:ligatures ns2:val="none"/>
+          <w14:ligatures w14:val="none"/>
         </w:rPr>
         <w:t xml:space="preserve"/>
       </w:r>
@@ -2925,7 +2840,7 @@
           <w:color w:val="000000"/>
           <w:kern w:val="0"/>
           <w:lang w:val="es-ES" w:eastAsia="es-ES"/>
-          <ns2:ligatures ns2:val="none"/>
+          <w14:ligatures w14:val="none"/>
         </w:rPr>
         <w:t xml:space="preserve"/>
       </w:r>
@@ -2935,7 +2850,7 @@
           <w:color w:val="000000"/>
           <w:kern w:val="0"/>
           <w:lang w:val="es-ES" w:eastAsia="es-ES"/>
-          <ns2:ligatures ns2:val="none"/>
+          <w14:ligatures w14:val="none"/>
         </w:rPr>
         <w:t xml:space="preserve"/>
       </w:r>
@@ -2945,7 +2860,7 @@
           <w:color w:val="000000"/>
           <w:kern w:val="0"/>
           <w:lang w:val="es-ES" w:eastAsia="es-ES"/>
-          <ns2:ligatures ns2:val="none"/>
+          <w14:ligatures w14:val="none"/>
         </w:rPr>
         <w:t xml:space="preserve"/>
       </w:r>
@@ -2955,7 +2870,7 @@
           <w:color w:val="000000"/>
           <w:kern w:val="0"/>
           <w:lang w:val="es-ES" w:eastAsia="es-ES"/>
-          <ns2:ligatures ns2:val="none"/>
+          <w14:ligatures w14:val="none"/>
         </w:rPr>
         <w:t xml:space="preserve"/>
       </w:r>
@@ -2965,12 +2880,12 @@
           <w:color w:val="000000"/>
           <w:kern w:val="0"/>
           <w:lang w:val="es-ES" w:eastAsia="es-ES"/>
-          <ns2:ligatures ns2:val="none"/>
+          <w14:ligatures w14:val="none"/>
         </w:rPr>
         <w:t/>
       </w:r>
     </w:p>
-    <w:p ns2:paraId="66005174" ns2:textId="77777777">
+    <w:p>
       <w:pPr>
         <w:spacing w:after="0" w:line="240" w:lineRule="auto"/>
         <w:contextualSpacing/>
@@ -2981,11 +2896,11 @@
           <w:color w:val="000000"/>
           <w:kern w:val="0"/>
           <w:lang w:eastAsia="es-PE"/>
-          <ns2:ligatures ns2:val="none"/>
-        </w:rPr>
-      </w:pPr>
-    </w:p>
-    <w:p ns2:paraId="3541B1F9" ns2:textId="77777777">
+          <w14:ligatures w14:val="none"/>
+        </w:rPr>
+      </w:pPr>
+    </w:p>
+    <w:p>
       <w:pPr>
         <w:pStyle w:val="Prrafodelista"/>
         <w:numPr>
@@ -3005,7 +2920,7 @@
           <w:color w:val="000000"/>
           <w:kern w:val="0"/>
           <w:lang w:eastAsia="es-PE"/>
-          <ns2:ligatures ns2:val="none"/>
+          <w14:ligatures w14:val="none"/>
         </w:rPr>
       </w:pPr>
       <w:r>
@@ -3015,12 +2930,12 @@
           <w:color w:val="000000"/>
           <w:kern w:val="0"/>
           <w:lang w:eastAsia="es-PE"/>
-          <ns2:ligatures ns2:val="none"/>
+          <w14:ligatures w14:val="none"/>
         </w:rPr>
         <w:t>DE LA ADMISIÓN A TRÁMITE DE LA DENUNCIA</w:t>
       </w:r>
     </w:p>
-    <w:p ns2:paraId="34556756" ns2:textId="77777777">
+    <w:p>
       <w:pPr>
         <w:spacing w:after="0" w:line="240" w:lineRule="auto"/>
         <w:contextualSpacing/>
@@ -3031,13 +2946,13 @@
           <w:color w:val="000000"/>
           <w:kern w:val="0"/>
           <w:lang w:eastAsia="es-PE"/>
-          <ns2:ligatures ns2:val="none"/>
+          <w14:ligatures w14:val="none"/>
         </w:rPr>
       </w:pPr>
       <w:bookmarkStart w:id="1" w:name="_Hlk212795168"/>
       <w:bookmarkStart w:id="2" w:name="_Hlk218848146"/>
     </w:p>
-    <w:p ns2:paraId="5F4266A4" ns2:textId="5E30BEE0">
+    <w:p>
       <w:pPr>
         <w:pStyle w:val="Prrafodelista"/>
         <w:numPr>
@@ -3050,7 +2965,7 @@
         <w:rPr>
           <w:rFonts w:ascii="Arial Narrow" w:eastAsia="Arial Narrow" w:hAnsi="Arial Narrow" w:cs="Arial Narrow"/>
           <w:kern w:val="0"/>
-          <ns2:ligatures ns2:val="none"/>
+          <w14:ligatures w14:val="none"/>
         </w:rPr>
       </w:pPr>
       <w:bookmarkStart w:id="3" w:name="_Hlk140755208"/>
@@ -3062,7 +2977,7 @@
           <w:color w:val="000000"/>
           <w:kern w:val="0"/>
           <w:lang w:eastAsia="es-PE"/>
-          <ns2:ligatures ns2:val="none"/>
+          <w14:ligatures w14:val="none"/>
         </w:rPr>
         <w:t xml:space="preserve">La Secretaría Técnica de la Comisión de </w:t>
       </w:r>
@@ -3072,7 +2987,7 @@
           <w:color w:val="000000"/>
           <w:kern w:val="0"/>
           <w:lang w:eastAsia="es-PE"/>
-          <ns2:ligatures ns2:val="none"/>
+          <w14:ligatures w14:val="none"/>
         </w:rPr>
         <w:t>Protección al Consumidor 1 (en adelante, la Secretaría Técnica), en ejercicio de sus facultades</w:t>
       </w:r>
@@ -3085,7 +3000,7 @@
           <w:rFonts w:ascii="Arial Narrow" w:eastAsia="Arial Narrow" w:hAnsi="Arial Narrow" w:cs="Arial Narrow"/>
           <w:kern w:val="0"/>
           <w:vertAlign w:val="superscript"/>
-          <ns2:ligatures ns2:val="none"/>
+          <w14:ligatures w14:val="none"/>
         </w:rPr>
         <w:footnoteReference w:id="2"/>
       </w:r>
@@ -3095,7 +3010,7 @@
           <w:color w:val="000000"/>
           <w:kern w:val="0"/>
           <w:lang w:eastAsia="es-PE"/>
-          <ns2:ligatures ns2:val="none"/>
+          <w14:ligatures w14:val="none"/>
         </w:rPr>
         <w:t xml:space="preserve">, </w:t>
       </w:r>
@@ -3105,7 +3020,7 @@
           <w:color w:val="000000"/>
           <w:kern w:val="0"/>
           <w:lang w:eastAsia="es-PE"/>
-          <ns2:ligatures ns2:val="none"/>
+          <w14:ligatures w14:val="none"/>
         </w:rPr>
         <w:t xml:space="preserve">considera </w:t>
       </w:r>
@@ -3113,7 +3028,7 @@
         <w:rPr>
           <w:rFonts w:ascii="Arial Narrow" w:eastAsia="Arial Narrow" w:hAnsi="Arial Narrow" w:cs="Arial Narrow"/>
           <w:kern w:val="0"/>
-          <ns2:ligatures ns2:val="none"/>
+          <w14:ligatures w14:val="none"/>
         </w:rPr>
         <w:t xml:space="preserve">que el hecho denunciado, </w:t>
       </w:r>
@@ -3122,7 +3037,7 @@
         <w:rPr>
           <w:rFonts w:ascii="Arial Narrow" w:eastAsia="Arial Narrow" w:hAnsi="Arial Narrow" w:cs="Arial Narrow"/>
           <w:kern w:val="0"/>
-          <ns2:ligatures ns2:val="none"/>
+          <w14:ligatures w14:val="none"/>
         </w:rPr>
         <w:t xml:space="preserve">consistente en que </w:t>
       </w:r>
@@ -3136,7 +3051,7 @@
           <w:kern w:val="0"/>
           <w:shd w:val="clear" w:color="auto" w:fill="FFFFFF"/>
           <w:lang w:eastAsia="es-PE"/>
-          <ns2:ligatures ns2:val="none"/>
+          <w14:ligatures w14:val="none"/>
         </w:rPr>
         <w:t>la compañía aseguradora habría negado injustificadamente la cobertura de la Póliza 2011225543 del Seguro Vehicular al denunciante por el siniestro ocurrido el 9 de noviembre de 2025</w:t>
       </w:r>
@@ -3144,7 +3059,7 @@
         <w:rPr>
           <w:rFonts w:ascii="Arial Narrow" w:eastAsia="Arial Narrow" w:hAnsi="Arial Narrow" w:cs="Arial Narrow"/>
           <w:kern w:val="0"/>
-          <ns2:ligatures ns2:val="none"/>
+          <w14:ligatures w14:val="none"/>
         </w:rPr>
         <w:t xml:space="preserve">; involucraría </w:t>
       </w:r>
@@ -3152,7 +3067,7 @@
         <w:rPr>
           <w:rFonts w:ascii="Arial Narrow" w:eastAsia="Arial Narrow" w:hAnsi="Arial Narrow" w:cs="Arial Narrow"/>
           <w:kern w:val="0"/>
-          <ns2:ligatures ns2:val="none"/>
+          <w14:ligatures w14:val="none"/>
         </w:rPr>
         <w:lastRenderedPageBreak/>
         <w:t>una presunta afectación a sus expectativas, quien no habría encontrado una correspondencia entre lo que esperaba recibir de parte del proveedor y lo que realmente recibió. Por consiguiente, corresponde calificar el hecho materia de denuncia como una presunta infracción al deber de idoneidad, tipificado en los artículos 18</w:t>
@@ -3163,7 +3078,7 @@
           <w:color w:val="000000"/>
           <w:kern w:val="0"/>
           <w:lang w:eastAsia="es-PE"/>
-          <ns2:ligatures ns2:val="none"/>
+          <w14:ligatures w14:val="none"/>
         </w:rPr>
         <w:t/>
       </w:r>
@@ -3171,7 +3086,7 @@
         <w:rPr>
           <w:rFonts w:ascii="Arial Narrow" w:eastAsia="Arial Narrow" w:hAnsi="Arial Narrow" w:cs="Arial Narrow"/>
           <w:kern w:val="0"/>
-          <ns2:ligatures ns2:val="none"/>
+          <w14:ligatures w14:val="none"/>
         </w:rPr>
         <w:t xml:space="preserve"> y 19</w:t>
       </w:r>
@@ -3181,7 +3096,7 @@
           <w:color w:val="000000"/>
           <w:kern w:val="0"/>
           <w:lang w:eastAsia="es-PE"/>
-          <ns2:ligatures ns2:val="none"/>
+          <w14:ligatures w14:val="none"/>
         </w:rPr>
         <w:t/>
       </w:r>
@@ -3189,7 +3104,7 @@
         <w:rPr>
           <w:rFonts w:ascii="Arial Narrow" w:eastAsia="Arial Narrow" w:hAnsi="Arial Narrow" w:cs="Arial Narrow"/>
           <w:kern w:val="0"/>
-          <ns2:ligatures ns2:val="none"/>
+          <w14:ligatures w14:val="none"/>
         </w:rPr>
         <w:t xml:space="preserve"> del Código</w:t>
       </w:r>
@@ -3201,7 +3116,7 @@
           <w:rFonts w:ascii="Arial Narrow" w:eastAsia="Arial Narrow" w:hAnsi="Arial Narrow" w:cs="Arial"/>
           <w:kern w:val="0"/>
           <w:vertAlign w:val="superscript"/>
-          <ns2:ligatures ns2:val="none"/>
+          <w14:ligatures w14:val="none"/>
         </w:rPr>
         <w:footnoteReference w:id="3"/>
       </w:r>
@@ -3210,13 +3125,13 @@
         <w:rPr>
           <w:rFonts w:ascii="Arial Narrow" w:eastAsia="Arial Narrow" w:hAnsi="Arial Narrow" w:cs="Arial Narrow"/>
           <w:kern w:val="0"/>
-          <ns2:ligatures ns2:val="none"/>
+          <w14:ligatures w14:val="none"/>
         </w:rPr>
         <w:t>.</w:t>
       </w:r>
       <w:bookmarkEnd w:id="8"/>
     </w:p>
-    <w:p ns2:paraId="116891C0" ns2:textId="77777777">
+    <w:p>
       <w:pPr>
         <w:pStyle w:val="Prrafodelista"/>
         <w:spacing w:after="0" w:line="240" w:lineRule="auto"/>
@@ -3225,11 +3140,11 @@
         <w:rPr>
           <w:rFonts w:ascii="Arial Narrow" w:eastAsia="Arial Narrow" w:hAnsi="Arial Narrow" w:cs="Arial Narrow"/>
           <w:kern w:val="0"/>
-          <ns2:ligatures ns2:val="none"/>
-        </w:rPr>
-      </w:pPr>
-    </w:p>
-    <w:p ns2:paraId="73AC2300" ns2:textId="4F3FFFFB">
+          <w14:ligatures w14:val="none"/>
+        </w:rPr>
+      </w:pPr>
+    </w:p>
+    <w:p>
       <w:pPr>
         <w:pStyle w:val="Prrafodelista"/>
         <w:numPr>
@@ -3242,7 +3157,7 @@
         <w:rPr>
           <w:rFonts w:ascii="Arial Narrow" w:eastAsia="Arial Narrow" w:hAnsi="Arial Narrow" w:cs="Arial Narrow"/>
           <w:kern w:val="0"/>
-          <ns2:ligatures ns2:val="none"/>
+          <w14:ligatures w14:val="none"/>
         </w:rPr>
       </w:pPr>
       <w:bookmarkStart w:id="11" w:name="_Hlk213150180"/>
@@ -3250,7 +3165,7 @@
         <w:rPr>
           <w:rFonts w:ascii="Arial Narrow" w:eastAsia="Arial Narrow" w:hAnsi="Arial Narrow" w:cs="Arial Narrow"/>
           <w:kern w:val="0"/>
-          <ns2:ligatures ns2:val="none"/>
+          <w14:ligatures w14:val="none"/>
         </w:rPr>
         <w:t xml:space="preserve">Así también, la Secretaría Técnica, en ejercicio de sus facultades, </w:t>
       </w:r>
@@ -3260,7 +3175,7 @@
           <w:color w:val="000000"/>
           <w:kern w:val="0"/>
           <w:lang w:eastAsia="es-PE"/>
-          <ns2:ligatures ns2:val="none"/>
+          <w14:ligatures w14:val="none"/>
         </w:rPr>
         <w:t xml:space="preserve">considera </w:t>
       </w:r>
@@ -3268,7 +3183,7 @@
         <w:rPr>
           <w:rFonts w:ascii="Arial Narrow" w:eastAsia="Arial Narrow" w:hAnsi="Arial Narrow" w:cs="Arial Narrow"/>
           <w:kern w:val="0"/>
-          <ns2:ligatures ns2:val="none"/>
+          <w14:ligatures w14:val="none"/>
         </w:rPr>
         <w:t xml:space="preserve">que el hecho denunciado, consistente en que </w:t>
       </w:r>
@@ -3280,7 +3195,7 @@
           <w:kern w:val="0"/>
           <w:shd w:val="clear" w:color="auto" w:fill="FFFFFF"/>
           <w:lang w:eastAsia="es-PE"/>
-          <ns2:ligatures ns2:val="none"/>
+          <w14:ligatures w14:val="none"/>
         </w:rPr>
         <w:t>la compañía aseguradora habría efectuado el cobro automático correspondiente al pago de la renovación de la Póliza 2011225543 del Seguro Vehicular, pese a que no había solicitado la renovación de la referida póliza</w:t>
       </w:r>
@@ -3288,7 +3203,7 @@
         <w:rPr>
           <w:rFonts w:ascii="Arial Narrow" w:eastAsia="Arial Narrow" w:hAnsi="Arial Narrow" w:cs="Arial Narrow"/>
           <w:kern w:val="0"/>
-          <ns2:ligatures ns2:val="none"/>
+          <w14:ligatures w14:val="none"/>
         </w:rPr>
         <w:t>; involucraría una presunta afectación a sus expectativas, quien no habría encontrado una correspondencia entre lo que esperaba recibir de parte del proveedor y lo que realmente recibió. Por consiguiente, corresponde calificar el hecho materia de denuncia como una presunta infracción al deber de idoneidad, tipificado en los artículos 18</w:t>
       </w:r>
@@ -3298,7 +3213,7 @@
           <w:color w:val="000000"/>
           <w:kern w:val="0"/>
           <w:lang w:eastAsia="es-PE"/>
-          <ns2:ligatures ns2:val="none"/>
+          <w14:ligatures w14:val="none"/>
         </w:rPr>
         <w:t/>
       </w:r>
@@ -3306,7 +3221,7 @@
         <w:rPr>
           <w:rFonts w:ascii="Arial Narrow" w:eastAsia="Arial Narrow" w:hAnsi="Arial Narrow" w:cs="Arial Narrow"/>
           <w:kern w:val="0"/>
-          <ns2:ligatures ns2:val="none"/>
+          <w14:ligatures w14:val="none"/>
         </w:rPr>
         <w:t xml:space="preserve"> y 19</w:t>
       </w:r>
@@ -3316,7 +3231,7 @@
           <w:color w:val="000000"/>
           <w:kern w:val="0"/>
           <w:lang w:eastAsia="es-PE"/>
-          <ns2:ligatures ns2:val="none"/>
+          <w14:ligatures w14:val="none"/>
         </w:rPr>
         <w:t/>
       </w:r>
@@ -3324,7 +3239,7 @@
         <w:rPr>
           <w:rFonts w:ascii="Arial Narrow" w:eastAsia="Arial Narrow" w:hAnsi="Arial Narrow" w:cs="Arial Narrow"/>
           <w:kern w:val="0"/>
-          <ns2:ligatures ns2:val="none"/>
+          <w14:ligatures w14:val="none"/>
         </w:rPr>
         <w:t xml:space="preserve"> del Código</w:t>
       </w:r>
@@ -3335,22 +3250,22 @@
           <w:color w:val="000000"/>
           <w:kern w:val="0"/>
           <w:lang w:eastAsia="es-PE"/>
-          <ns2:ligatures ns2:val="none"/>
+          <w14:ligatures w14:val="none"/>
         </w:rPr>
         <w:t xml:space="preserve">. </w:t>
       </w:r>
     </w:p>
-    <w:p ns2:paraId="3DB3D1B2" ns2:textId="77777777">
+    <w:p>
       <w:pPr>
         <w:pStyle w:val="Prrafodelista"/>
         <w:rPr>
           <w:rFonts w:ascii="Arial Narrow" w:eastAsia="Arial Narrow" w:hAnsi="Arial Narrow" w:cs="Arial Narrow"/>
           <w:kern w:val="0"/>
-          <ns2:ligatures ns2:val="none"/>
-        </w:rPr>
-      </w:pPr>
-    </w:p>
-    <w:p ns2:paraId="7A2CF596" ns2:textId="720D9A66">
+          <w14:ligatures w14:val="none"/>
+        </w:rPr>
+      </w:pPr>
+    </w:p>
+    <w:p>
       <w:pPr>
         <w:pStyle w:val="Prrafodelista"/>
         <w:numPr>
@@ -3363,14 +3278,14 @@
         <w:rPr>
           <w:rFonts w:ascii="Arial Narrow" w:eastAsia="Arial Narrow" w:hAnsi="Arial Narrow" w:cs="Arial Narrow"/>
           <w:kern w:val="0"/>
-          <ns2:ligatures ns2:val="none"/>
-        </w:rPr>
-      </w:pPr>
-      <w:r>
-        <w:rPr>
-          <w:rFonts w:ascii="Arial Narrow" w:eastAsia="Arial Narrow" w:hAnsi="Arial Narrow" w:cs="Arial Narrow"/>
-          <w:kern w:val="0"/>
-          <ns2:ligatures ns2:val="none"/>
+          <w14:ligatures w14:val="none"/>
+        </w:rPr>
+      </w:pPr>
+      <w:r>
+        <w:rPr>
+          <w:rFonts w:ascii="Arial Narrow" w:eastAsia="Arial Narrow" w:hAnsi="Arial Narrow" w:cs="Arial Narrow"/>
+          <w:kern w:val="0"/>
+          <w14:ligatures w14:val="none"/>
         </w:rPr>
         <w:t xml:space="preserve">Además, la Secretaría Técnica, en ejercicio de sus facultades, </w:t>
       </w:r>
@@ -3380,7 +3295,7 @@
           <w:color w:val="000000"/>
           <w:kern w:val="0"/>
           <w:lang w:eastAsia="es-PE"/>
-          <ns2:ligatures ns2:val="none"/>
+          <w14:ligatures w14:val="none"/>
         </w:rPr>
         <w:t xml:space="preserve">considera </w:t>
       </w:r>
@@ -3388,7 +3303,7 @@
         <w:rPr>
           <w:rFonts w:ascii="Arial Narrow" w:eastAsia="Arial Narrow" w:hAnsi="Arial Narrow" w:cs="Arial Narrow"/>
           <w:kern w:val="0"/>
-          <ns2:ligatures ns2:val="none"/>
+          <w14:ligatures w14:val="none"/>
         </w:rPr>
         <w:t xml:space="preserve">que el hecho denunciado, consistente en que </w:t>
       </w:r>
@@ -3399,7 +3314,7 @@
           <w:kern w:val="0"/>
           <w:shd w:val="clear" w:color="auto" w:fill="FFFFFF"/>
           <w:lang w:eastAsia="es-PE"/>
-          <ns2:ligatures ns2:val="none"/>
+          <w14:ligatures w14:val="none"/>
         </w:rPr>
         <w:t>la compañía aseguradora habría gestionado la entrega del vehículo con Placa de Rodaje CRK-463, asegurado con la Póliza 2011225543, el 20 de enero de 2026 sin las válvulas de arranque y con manipulación respecto de la llanta de repuesto</w:t>
       </w:r>
@@ -3407,7 +3322,7 @@
         <w:rPr>
           <w:rFonts w:ascii="Arial Narrow" w:eastAsia="Arial Narrow" w:hAnsi="Arial Narrow" w:cs="Arial Narrow"/>
           <w:kern w:val="0"/>
-          <ns2:ligatures ns2:val="none"/>
+          <w14:ligatures w14:val="none"/>
         </w:rPr>
         <w:t>; involucraría una presunta afectación a sus expectativas, quien no habría encontrado una correspondencia entre lo que esperaba recibir de parte del proveedor y lo que realmente recibió. Por consiguiente, corresponde calificar el hecho materia de denuncia como una presunta infracción al deber de idoneidad, tipificado en los artículos 18</w:t>
       </w:r>
@@ -3417,7 +3332,7 @@
           <w:color w:val="000000"/>
           <w:kern w:val="0"/>
           <w:lang w:eastAsia="es-PE"/>
-          <ns2:ligatures ns2:val="none"/>
+          <w14:ligatures w14:val="none"/>
         </w:rPr>
         <w:t/>
       </w:r>
@@ -3425,7 +3340,7 @@
         <w:rPr>
           <w:rFonts w:ascii="Arial Narrow" w:eastAsia="Arial Narrow" w:hAnsi="Arial Narrow" w:cs="Arial Narrow"/>
           <w:kern w:val="0"/>
-          <ns2:ligatures ns2:val="none"/>
+          <w14:ligatures w14:val="none"/>
         </w:rPr>
         <w:t xml:space="preserve"> y 19</w:t>
       </w:r>
@@ -3435,7 +3350,7 @@
           <w:color w:val="000000"/>
           <w:kern w:val="0"/>
           <w:lang w:eastAsia="es-PE"/>
-          <ns2:ligatures ns2:val="none"/>
+          <w14:ligatures w14:val="none"/>
         </w:rPr>
         <w:t/>
       </w:r>
@@ -3443,7 +3358,7 @@
         <w:rPr>
           <w:rFonts w:ascii="Arial Narrow" w:eastAsia="Arial Narrow" w:hAnsi="Arial Narrow" w:cs="Arial Narrow"/>
           <w:kern w:val="0"/>
-          <ns2:ligatures ns2:val="none"/>
+          <w14:ligatures w14:val="none"/>
         </w:rPr>
         <w:t xml:space="preserve"> del Código</w:t>
       </w:r>
@@ -3454,7 +3369,7 @@
           <w:color w:val="000000"/>
           <w:kern w:val="0"/>
           <w:lang w:eastAsia="es-PE"/>
-          <ns2:ligatures ns2:val="none"/>
+          <w14:ligatures w14:val="none"/>
         </w:rPr>
         <w:t xml:space="preserve">. </w:t>
       </w:r>
@@ -3464,7 +3379,7 @@
     <w:bookmarkEnd w:id="6"/>
     <w:bookmarkEnd w:id="9"/>
     <w:bookmarkEnd w:id="12"/>
-    <w:p ns2:paraId="432038D6" ns2:textId="0A9F6D75">
+    <w:p>
       <w:pPr>
         <w:spacing w:after="0" w:line="240" w:lineRule="auto"/>
         <w:jc w:val="both"/>
@@ -3472,12 +3387,12 @@
           <w:rFonts w:ascii="Arial Narrow" w:eastAsia="Calibri" w:hAnsi="Arial Narrow" w:cs="Arial Narrow"/>
           <w:kern w:val="0"/>
           <w:lang w:eastAsia="es-PE"/>
-          <ns2:ligatures ns2:val="none"/>
+          <w14:ligatures w14:val="none"/>
         </w:rPr>
       </w:pPr>
     </w:p>
     <w:bookmarkEnd w:id="2"/>
-    <w:p ns2:paraId="463134E5" ns2:textId="77777777">
+    <w:p>
       <w:pPr>
         <w:pStyle w:val="Prrafodelista"/>
         <w:numPr>
@@ -3491,7 +3406,7 @@
           <w:rFonts w:ascii="Arial Narrow" w:eastAsia="Calibri" w:hAnsi="Arial Narrow" w:cs="Arial Narrow"/>
           <w:kern w:val="0"/>
           <w:lang w:eastAsia="es-PE"/>
-          <ns2:ligatures ns2:val="none"/>
+          <w14:ligatures w14:val="none"/>
         </w:rPr>
       </w:pPr>
       <w:r>
@@ -3500,7 +3415,7 @@
           <w:color w:val="000000"/>
           <w:kern w:val="0"/>
           <w:lang w:eastAsia="es-PE"/>
-          <ns2:ligatures ns2:val="none"/>
+          <w14:ligatures w14:val="none"/>
         </w:rPr>
         <w:t>En tanto la denuncia reúne los requisitos</w:t>
       </w:r>
@@ -3510,7 +3425,7 @@
           <w:color w:val="000000"/>
           <w:kern w:val="0"/>
           <w:lang w:eastAsia="es-PE"/>
-          <ns2:ligatures ns2:val="none"/>
+          <w14:ligatures w14:val="none"/>
         </w:rPr>
         <w:t xml:space="preserve"> establecidos por la norma citada, corresponde admitirla a trámite</w:t>
       </w:r>
@@ -3520,7 +3435,7 @@
           <w:rFonts w:ascii="Arial Narrow" w:eastAsia="Arial Narrow" w:hAnsi="Arial Narrow" w:cs="Arial Narrow"/>
           <w:kern w:val="0"/>
           <w:vertAlign w:val="superscript"/>
-          <ns2:ligatures ns2:val="none"/>
+          <w14:ligatures w14:val="none"/>
         </w:rPr>
         <w:footnoteReference w:id="4"/>
       </w:r>
@@ -3530,13 +3445,13 @@
           <w:color w:val="000000"/>
           <w:kern w:val="0"/>
           <w:lang w:eastAsia="es-PE"/>
-          <ns2:ligatures ns2:val="none"/>
+          <w14:ligatures w14:val="none"/>
         </w:rPr>
         <w:t>.</w:t>
       </w:r>
       <w:bookmarkStart w:id="13" w:name="_Hlk214963039"/>
     </w:p>
-    <w:p ns2:paraId="68C71625" ns2:textId="77777777">
+    <w:p>
       <w:pPr>
         <w:spacing w:after="0" w:line="240" w:lineRule="auto"/>
         <w:ind w:left="567"/>
@@ -3547,12 +3462,12 @@
           <w:color w:val="000000"/>
           <w:kern w:val="0"/>
           <w:lang w:eastAsia="es-PE"/>
-          <ns2:ligatures ns2:val="none"/>
+          <w14:ligatures w14:val="none"/>
         </w:rPr>
       </w:pPr>
       <w:bookmarkStart w:id="14" w:name="_Hlk214963071"/>
     </w:p>
-    <w:p ns2:paraId="38A98B4B" ns2:textId="77777777">
+    <w:p>
       <w:pPr>
         <w:pStyle w:val="Prrafodelista"/>
         <w:numPr>
@@ -3572,7 +3487,7 @@
           <w:color w:val="000000"/>
           <w:kern w:val="0"/>
           <w:lang w:eastAsia="es-PE"/>
-          <ns2:ligatures ns2:val="none"/>
+          <w14:ligatures w14:val="none"/>
         </w:rPr>
       </w:pPr>
       <w:r>
@@ -3582,7 +3497,7 @@
           <w:color w:val="000000"/>
           <w:kern w:val="0"/>
           <w:lang w:eastAsia="es-PE"/>
-          <ns2:ligatures ns2:val="none"/>
+          <w14:ligatures w14:val="none"/>
         </w:rPr>
         <w:t>REQUERIMIENTO DE INFORMACI</w:t>
       </w:r>
@@ -3593,7 +3508,7 @@
           <w:color w:val="000000"/>
           <w:kern w:val="0"/>
           <w:lang w:eastAsia="es-PE"/>
-          <ns2:ligatures ns2:val="none"/>
+          <w14:ligatures w14:val="none"/>
         </w:rPr>
         <w:t>Ó</w:t>
       </w:r>
@@ -3604,12 +3519,12 @@
           <w:color w:val="000000"/>
           <w:kern w:val="0"/>
           <w:lang w:eastAsia="es-PE"/>
-          <ns2:ligatures ns2:val="none"/>
+          <w14:ligatures w14:val="none"/>
         </w:rPr>
         <w:t>N</w:t>
       </w:r>
     </w:p>
-    <w:p ns2:paraId="5B518DC4" ns2:textId="77777777">
+    <w:p>
       <w:pPr>
         <w:spacing w:after="0" w:line="240" w:lineRule="auto"/>
         <w:jc w:val="both"/>
@@ -3618,11 +3533,11 @@
           <w:color w:val="000000"/>
           <w:kern w:val="0"/>
           <w:lang w:val="es-ES" w:eastAsia="es-ES"/>
-          <ns2:ligatures ns2:val="none"/>
-        </w:rPr>
-      </w:pPr>
-    </w:p>
-    <w:p ns2:paraId="62B88A04" ns2:textId="7D4B0223">
+          <w14:ligatures w14:val="none"/>
+        </w:rPr>
+      </w:pPr>
+    </w:p>
+    <w:p>
       <w:pPr>
         <w:pStyle w:val="Prrafodelista"/>
         <w:numPr>
@@ -3637,7 +3552,7 @@
           <w:color w:val="000000"/>
           <w:kern w:val="0"/>
           <w:lang w:val="es-ES" w:eastAsia="es-ES"/>
-          <ns2:ligatures ns2:val="none"/>
+          <w14:ligatures w14:val="none"/>
         </w:rPr>
       </w:pPr>
       <w:r>
@@ -3646,7 +3561,7 @@
           <w:color w:val="000000"/>
           <w:kern w:val="0"/>
           <w:lang w:val="es-ES" w:eastAsia="es-ES"/>
-          <ns2:ligatures ns2:val="none"/>
+          <w14:ligatures w14:val="none"/>
         </w:rPr>
         <w:t xml:space="preserve">A efectos de tener mayores elementos </w:t>
       </w:r>
@@ -3657,7 +3572,7 @@
           <w:color w:val="000000"/>
           <w:kern w:val="0"/>
           <w:lang w:val="es-ES" w:eastAsia="es-ES"/>
-          <ns2:ligatures ns2:val="none"/>
+          <w14:ligatures w14:val="none"/>
         </w:rPr>
         <w:t xml:space="preserve">que sirvan para la resolución definitiva del presente caso, la Secretaría Técnica, en ejercicio de las facultades que la ley le confiere, </w:t>
       </w:r>
@@ -3667,7 +3582,7 @@
           <w:color w:val="000000"/>
           <w:kern w:val="0"/>
           <w:lang w:val="es-ES" w:eastAsia="es-ES"/>
-          <ns2:ligatures ns2:val="none"/>
+          <w14:ligatures w14:val="none"/>
         </w:rPr>
         <w:t xml:space="preserve">conviene requerir </w:t>
       </w:r>
@@ -3677,7 +3592,7 @@
           <w:color w:val="000000"/>
           <w:kern w:val="0"/>
           <w:lang w:val="es-ES" w:eastAsia="es-ES"/>
-          <ns2:ligatures ns2:val="none"/>
+          <w14:ligatures w14:val="none"/>
         </w:rPr>
         <w:t>a la compañía aseguradora</w:t>
       </w:r>
@@ -3687,7 +3602,7 @@
           <w:color w:val="000000"/>
           <w:kern w:val="0"/>
           <w:lang w:val="es-ES" w:eastAsia="es-ES"/>
-          <ns2:ligatures ns2:val="none"/>
+          <w14:ligatures w14:val="none"/>
         </w:rPr>
         <w:t xml:space="preserve"> que, en</w:t>
       </w:r>
@@ -3697,7 +3612,7 @@
           <w:color w:val="000000"/>
           <w:kern w:val="0"/>
           <w:lang w:val="es-ES" w:eastAsia="es-ES"/>
-          <ns2:ligatures ns2:val="none"/>
+          <w14:ligatures w14:val="none"/>
         </w:rPr>
         <w:t xml:space="preserve"> un plazo no mayor de cinco (5) días hábiles contado a partir del día siguiente de la notificación de la presente resolución, cumpla con lo siguiente</w:t>
       </w:r>
@@ -3707,7 +3622,7 @@
           <w:color w:val="000000"/>
           <w:kern w:val="0"/>
           <w:lang w:val="es-ES" w:eastAsia="es-ES"/>
-          <ns2:ligatures ns2:val="none"/>
+          <w14:ligatures w14:val="none"/>
         </w:rPr>
         <w:t xml:space="preserve">: (i) presentar una copia </w:t>
       </w:r>
@@ -3717,7 +3632,7 @@
           <w:color w:val="000000"/>
           <w:kern w:val="0"/>
           <w:lang w:val="es-ES" w:eastAsia="es-ES"/>
-          <ns2:ligatures ns2:val="none"/>
+          <w14:ligatures w14:val="none"/>
         </w:rPr>
         <w:lastRenderedPageBreak/>
         <w:t xml:space="preserve">completa, legible y debidamente suscrita de la </w:t>
@@ -3728,7 +3643,7 @@
           <w:color w:val="000000"/>
           <w:kern w:val="0"/>
           <w:lang w:val="es-ES" w:eastAsia="es-ES"/>
-          <ns2:ligatures ns2:val="none"/>
+          <w14:ligatures w14:val="none"/>
         </w:rPr>
         <w:t>Póliza 2011225543 del Seguro Vehicular</w:t>
       </w:r>
@@ -3738,7 +3653,7 @@
           <w:color w:val="000000"/>
           <w:kern w:val="0"/>
           <w:lang w:val="es-ES" w:eastAsia="es-ES"/>
-          <ns2:ligatures ns2:val="none"/>
+          <w14:ligatures w14:val="none"/>
         </w:rPr>
         <w:t xml:space="preserve">, </w:t>
       </w:r>
@@ -3749,7 +3664,7 @@
           <w:color w:val="000000"/>
           <w:kern w:val="0"/>
           <w:lang w:val="es-ES" w:eastAsia="es-ES"/>
-          <ns2:ligatures ns2:val="none"/>
+          <w14:ligatures w14:val="none"/>
         </w:rPr>
         <w:t>así como el cargo de remisión de la póliza</w:t>
       </w:r>
@@ -3760,7 +3675,7 @@
           <w:color w:val="000000"/>
           <w:kern w:val="0"/>
           <w:lang w:val="es-ES" w:eastAsia="es-ES"/>
-          <ns2:ligatures ns2:val="none"/>
+          <w14:ligatures w14:val="none"/>
         </w:rPr>
         <w:t>; (</w:t>
       </w:r>
@@ -3771,7 +3686,7 @@
           <w:color w:val="000000"/>
           <w:kern w:val="0"/>
           <w:lang w:val="es-ES" w:eastAsia="es-ES"/>
-          <ns2:ligatures ns2:val="none"/>
+          <w14:ligatures w14:val="none"/>
         </w:rPr>
         <w:t>ii</w:t>
       </w:r>
@@ -3782,7 +3697,7 @@
           <w:color w:val="000000"/>
           <w:kern w:val="0"/>
           <w:lang w:val="es-ES" w:eastAsia="es-ES"/>
-          <ns2:ligatures ns2:val="none"/>
+          <w14:ligatures w14:val="none"/>
         </w:rPr>
         <w:t xml:space="preserve">) presentar los medios probatorios que acrediten </w:t>
       </w:r>
@@ -3792,7 +3707,7 @@
           <w:color w:val="000000"/>
           <w:kern w:val="0"/>
           <w:lang w:val="es-ES" w:eastAsia="es-ES"/>
-          <ns2:ligatures ns2:val="none"/>
+          <w14:ligatures w14:val="none"/>
         </w:rPr>
         <w:t>que la negativa de otorgamiento de cobertura fue justificado</w:t>
       </w:r>
@@ -3802,7 +3717,7 @@
           <w:color w:val="000000"/>
           <w:kern w:val="0"/>
           <w:lang w:val="es-ES" w:eastAsia="es-ES"/>
-          <ns2:ligatures ns2:val="none"/>
+          <w14:ligatures w14:val="none"/>
         </w:rPr>
         <w:t>; y, (</w:t>
       </w:r>
@@ -3813,7 +3728,7 @@
           <w:color w:val="000000"/>
           <w:kern w:val="0"/>
           <w:lang w:val="es-ES" w:eastAsia="es-ES"/>
-          <ns2:ligatures ns2:val="none"/>
+          <w14:ligatures w14:val="none"/>
         </w:rPr>
         <w:t>iii</w:t>
       </w:r>
@@ -3824,7 +3739,7 @@
           <w:color w:val="000000"/>
           <w:kern w:val="0"/>
           <w:lang w:val="es-ES" w:eastAsia="es-ES"/>
-          <ns2:ligatures ns2:val="none"/>
+          <w14:ligatures w14:val="none"/>
         </w:rPr>
         <w:t xml:space="preserve">) presentar todas las comunicaciones cursadas </w:t>
       </w:r>
@@ -3834,7 +3749,7 @@
           <w:color w:val="000000"/>
           <w:kern w:val="0"/>
           <w:lang w:val="es-ES" w:eastAsia="es-ES"/>
-          <ns2:ligatures ns2:val="none"/>
+          <w14:ligatures w14:val="none"/>
         </w:rPr>
         <w:t xml:space="preserve">con la parte denunciante </w:t>
       </w:r>
@@ -3844,7 +3759,7 @@
           <w:color w:val="000000"/>
           <w:kern w:val="0"/>
           <w:lang w:val="es-ES" w:eastAsia="es-ES"/>
-          <ns2:ligatures ns2:val="none"/>
+          <w14:ligatures w14:val="none"/>
         </w:rPr>
         <w:t xml:space="preserve">en virtud </w:t>
       </w:r>
@@ -3854,7 +3769,7 @@
           <w:color w:val="000000"/>
           <w:kern w:val="0"/>
           <w:lang w:val="es-ES" w:eastAsia="es-ES"/>
-          <ns2:ligatures ns2:val="none"/>
+          <w14:ligatures w14:val="none"/>
         </w:rPr>
         <w:t xml:space="preserve">de los hechos materia </w:t>
       </w:r>
@@ -3864,7 +3779,7 @@
           <w:color w:val="000000"/>
           <w:kern w:val="0"/>
           <w:lang w:val="es-ES" w:eastAsia="es-ES"/>
-          <ns2:ligatures ns2:val="none"/>
+          <w14:ligatures w14:val="none"/>
         </w:rPr>
         <w:t>de denuncia.</w:t>
       </w:r>
@@ -3874,13 +3789,13 @@
           <w:color w:val="000000"/>
           <w:kern w:val="0"/>
           <w:lang w:eastAsia="es-ES"/>
-          <ns2:ligatures ns2:val="none"/>
+          <w14:ligatures w14:val="none"/>
         </w:rPr>
         <w:t xml:space="preserve"> </w:t>
       </w:r>
     </w:p>
     <w:bookmarkEnd w:id="14"/>
-    <w:p ns2:paraId="5C93B848" ns2:textId="77777777">
+    <w:p>
       <w:pPr>
         <w:pStyle w:val="Prrafodelista"/>
         <w:spacing w:after="0" w:line="240" w:lineRule="auto"/>
@@ -3891,11 +3806,11 @@
           <w:color w:val="000000"/>
           <w:kern w:val="0"/>
           <w:lang w:val="es-ES" w:eastAsia="es-ES"/>
-          <ns2:ligatures ns2:val="none"/>
-        </w:rPr>
-      </w:pPr>
-    </w:p>
-    <w:p ns2:paraId="2A119386" ns2:textId="77777777">
+          <w14:ligatures w14:val="none"/>
+        </w:rPr>
+      </w:pPr>
+    </w:p>
+    <w:p>
       <w:pPr>
         <w:pStyle w:val="Prrafodelista"/>
         <w:numPr>
@@ -3915,7 +3830,7 @@
           <w:color w:val="000000"/>
           <w:kern w:val="0"/>
           <w:lang w:eastAsia="es-PE"/>
-          <ns2:ligatures ns2:val="none"/>
+          <w14:ligatures w14:val="none"/>
         </w:rPr>
       </w:pPr>
       <w:r>
@@ -3925,12 +3840,12 @@
           <w:color w:val="000000"/>
           <w:kern w:val="0"/>
           <w:lang w:eastAsia="es-PE"/>
-          <ns2:ligatures ns2:val="none"/>
+          <w14:ligatures w14:val="none"/>
         </w:rPr>
         <w:t xml:space="preserve">RESOLUCIÓN DE LA SECRETARÍA TÉCNICA </w:t>
       </w:r>
     </w:p>
-    <w:p ns2:paraId="7F554EB2" ns2:textId="77777777">
+    <w:p>
       <w:pPr>
         <w:spacing w:after="0" w:line="240" w:lineRule="auto"/>
         <w:jc w:val="both"/>
@@ -3940,11 +3855,11 @@
           <w:color w:val="000000"/>
           <w:kern w:val="0"/>
           <w:lang w:eastAsia="es-PE"/>
-          <ns2:ligatures ns2:val="none"/>
-        </w:rPr>
-      </w:pPr>
-    </w:p>
-    <w:p ns2:paraId="40BE44E6" ns2:textId="334B9D92">
+          <w14:ligatures w14:val="none"/>
+        </w:rPr>
+      </w:pPr>
+    </w:p>
+    <w:p>
       <w:pPr>
         <w:spacing w:after="0" w:line="240" w:lineRule="auto"/>
         <w:jc w:val="both"/>
@@ -3953,7 +3868,7 @@
           <w:color w:val="000000"/>
           <w:kern w:val="0"/>
           <w:lang w:eastAsia="es-PE"/>
-          <ns2:ligatures ns2:val="none"/>
+          <w14:ligatures w14:val="none"/>
         </w:rPr>
       </w:pPr>
       <w:r>
@@ -3963,7 +3878,7 @@
           <w:color w:val="000000"/>
           <w:kern w:val="0"/>
           <w:lang w:eastAsia="es-PE"/>
-          <ns2:ligatures ns2:val="none"/>
+          <w14:ligatures w14:val="none"/>
         </w:rPr>
         <w:t xml:space="preserve">PRIMERO: admitir a trámite la denuncia del 6 de febrero de 2026, complementada mediante el escrito del 4 de marzo de 2026, interpuesta por el señor [DENUNCIANTE] contra Pacífico Compañía de Seguros y Reaseguros S.A., por lo siguiente:</w:t>
       </w:r>
@@ -3974,7 +3889,7 @@
           <w:kern w:val="0"/>
           <w:shd w:val="clear" w:color="auto" w:fill="FFFFFF"/>
           <w:lang w:eastAsia="es-PE"/>
-          <ns2:ligatures ns2:val="none"/>
+          <w14:ligatures w14:val="none"/>
         </w:rPr>
         <w:t xml:space="preserve"/>
       </w:r>
@@ -3984,7 +3899,7 @@
           <w:color w:val="000000"/>
           <w:kern w:val="0"/>
           <w:lang w:val="es-ES" w:eastAsia="es-ES"/>
-          <ns2:ligatures ns2:val="none"/>
+          <w14:ligatures w14:val="none"/>
         </w:rPr>
         <w:t/>
       </w:r>
@@ -3992,7 +3907,7 @@
         <w:rPr>
           <w:rFonts w:ascii="Arial Narrow" w:eastAsia="Calibri" w:hAnsi="Arial Narrow" w:cs="Arial"/>
           <w:kern w:val="0"/>
-          <ns2:ligatures ns2:val="none"/>
+          <w14:ligatures w14:val="none"/>
         </w:rPr>
         <w:t xml:space="preserve"/>
       </w:r>
@@ -4000,7 +3915,7 @@
         <w:rPr>
           <w:rFonts w:ascii="Arial Narrow" w:eastAsia="Calibri" w:hAnsi="Arial Narrow" w:cs="Arial"/>
           <w:kern w:val="0"/>
-          <ns2:ligatures ns2:val="none"/>
+          <w14:ligatures w14:val="none"/>
         </w:rPr>
         <w:t xml:space="preserve"/>
       </w:r>
@@ -4011,7 +3926,7 @@
           <w:kern w:val="0"/>
           <w:shd w:val="clear" w:color="auto" w:fill="FFFFFF"/>
           <w:lang w:eastAsia="es-PE"/>
-          <ns2:ligatures ns2:val="none"/>
+          <w14:ligatures w14:val="none"/>
         </w:rPr>
         <w:t xml:space="preserve"/>
       </w:r>
@@ -4022,7 +3937,7 @@
           <w:kern w:val="0"/>
           <w:shd w:val="clear" w:color="auto" w:fill="FFFFFF"/>
           <w:lang w:eastAsia="es-PE"/>
-          <ns2:ligatures ns2:val="none"/>
+          <w14:ligatures w14:val="none"/>
         </w:rPr>
         <w:t xml:space="preserve"/>
       </w:r>
@@ -4034,7 +3949,7 @@
           <w:kern w:val="0"/>
           <w:shd w:val="clear" w:color="auto" w:fill="FFFFFF"/>
           <w:lang w:eastAsia="es-PE"/>
-          <ns2:ligatures ns2:val="none"/>
+          <w14:ligatures w14:val="none"/>
         </w:rPr>
         <w:t/>
       </w:r>
@@ -4046,7 +3961,7 @@
           <w:kern w:val="0"/>
           <w:shd w:val="clear" w:color="auto" w:fill="FFFFFF"/>
           <w:lang w:eastAsia="es-PE"/>
-          <ns2:ligatures ns2:val="none"/>
+          <w14:ligatures w14:val="none"/>
         </w:rPr>
         <w:t xml:space="preserve"/>
       </w:r>
@@ -4058,7 +3973,7 @@
           <w:kern w:val="0"/>
           <w:shd w:val="clear" w:color="auto" w:fill="FFFFFF"/>
           <w:lang w:eastAsia="es-PE"/>
-          <ns2:ligatures ns2:val="none"/>
+          <w14:ligatures w14:val="none"/>
         </w:rPr>
         <w:t/>
       </w:r>
@@ -4070,7 +3985,7 @@
           <w:kern w:val="0"/>
           <w:shd w:val="clear" w:color="auto" w:fill="FFFFFF"/>
           <w:lang w:eastAsia="es-PE"/>
-          <ns2:ligatures ns2:val="none"/>
+          <w14:ligatures w14:val="none"/>
         </w:rPr>
         <w:t xml:space="preserve"/>
       </w:r>
@@ -4081,7 +3996,7 @@
           <w:kern w:val="0"/>
           <w:shd w:val="clear" w:color="auto" w:fill="FFFFFF"/>
           <w:lang w:eastAsia="es-PE"/>
-          <ns2:ligatures ns2:val="none"/>
+          <w14:ligatures w14:val="none"/>
         </w:rPr>
         <w:t xml:space="preserve"/>
       </w:r>
@@ -4100,24 +4015,24 @@
           <w:kern w:val="0"/>
           <w:shd w:val="clear" w:color="auto" w:fill="FFFFFF"/>
           <w:lang w:eastAsia="es-PE"/>
-          <ns2:ligatures ns2:val="none"/>
+          <w14:ligatures w14:val="none"/>
         </w:rPr>
         <w:t/>
       </w:r>
     </w:p>
-    <w:p ns2:paraId="6C8019D2" ns2:textId="0BA1125E">
-      <w:pPr>
-        <w:spacing w:after="0" w:line="240" w:lineRule="auto"/>
-        <w:jc w:val="both"/>
-        <w:rPr>
-          <w:rFonts w:ascii="Arial Narrow" w:eastAsia="Arial Narrow" w:hAnsi="Arial Narrow" w:cs="Arial Narrow"/>
-          <w:kern w:val="0"/>
-          <ns2:ligatures ns2:val="none"/>
+    <w:p>
+      <w:pPr>
+        <w:spacing w:after="0" w:line="240" w:lineRule="auto"/>
+        <w:jc w:val="both"/>
+        <w:rPr>
+          <w:rFonts w:ascii="Arial Narrow" w:eastAsia="Arial Narrow" w:hAnsi="Arial Narrow" w:cs="Arial Narrow"/>
+          <w:kern w:val="0"/>
+          <w14:ligatures w14:val="none"/>
         </w:rPr>
       </w:pPr>
       <w:bookmarkStart w:id="17" w:name="_Hlk215162047"/>
     </w:p>
-    <w:p ns2:paraId="2A0B11B0" ns2:textId="200C1589">
+    <w:p>
       <w:pPr>
         <w:pStyle w:val="Prrafodelista"/>
         <w:numPr>
@@ -4133,14 +4048,14 @@
         <w:rPr>
           <w:rFonts w:ascii="Arial Narrow" w:eastAsia="Arial Narrow" w:hAnsi="Arial Narrow" w:cs="Arial Narrow"/>
           <w:kern w:val="0"/>
-          <ns2:ligatures ns2:val="none"/>
-        </w:rPr>
-      </w:pPr>
-      <w:r>
-        <w:rPr>
-          <w:rFonts w:ascii="Arial Narrow" w:eastAsia="Arial Narrow" w:hAnsi="Arial Narrow" w:cs="Arial Narrow"/>
-          <w:kern w:val="0"/>
-          <ns2:ligatures ns2:val="none"/>
+          <w14:ligatures w14:val="none"/>
+        </w:rPr>
+      </w:pPr>
+      <w:r>
+        <w:rPr>
+          <w:rFonts w:ascii="Arial Narrow" w:eastAsia="Arial Narrow" w:hAnsi="Arial Narrow" w:cs="Arial Narrow"/>
+          <w:kern w:val="0"/>
+          <w14:ligatures w14:val="none"/>
         </w:rPr>
         <w:t xml:space="preserve">Presunta </w:t>
       </w:r>
@@ -4148,7 +4063,7 @@
         <w:rPr>
           <w:rFonts w:ascii="Arial Narrow" w:eastAsia="Arial Narrow" w:hAnsi="Arial Narrow" w:cs="Arial Narrow"/>
           <w:kern w:val="0"/>
-          <ns2:ligatures ns2:val="none"/>
+          <w14:ligatures w14:val="none"/>
         </w:rPr>
         <w:t>infracción a los artículos 18 y 19 de la Ley 29571, Código de Protección y Defensa del Consumidor</w:t>
       </w:r>
@@ -4156,7 +4071,7 @@
         <w:rPr>
           <w:rFonts w:ascii="Arial Narrow" w:eastAsia="Arial Narrow" w:hAnsi="Arial Narrow" w:cs="Arial Narrow"/>
           <w:kern w:val="0"/>
-          <ns2:ligatures ns2:val="none"/>
+          <w14:ligatures w14:val="none"/>
         </w:rPr>
         <w:t xml:space="preserve">, en tanto </w:t>
       </w:r>
@@ -4164,7 +4079,7 @@
         <w:rPr>
           <w:rFonts w:ascii="Arial Narrow" w:eastAsia="Arial Narrow" w:hAnsi="Arial Narrow" w:cs="Arial Narrow"/>
           <w:kern w:val="0"/>
-          <ns2:ligatures ns2:val="none"/>
+          <w14:ligatures w14:val="none"/>
         </w:rPr>
         <w:t>la compañía aseguradora</w:t>
       </w:r>
@@ -4172,7 +4087,7 @@
         <w:rPr>
           <w:rFonts w:ascii="Arial Narrow" w:eastAsia="Arial Narrow" w:hAnsi="Arial Narrow" w:cs="Arial Narrow"/>
           <w:kern w:val="0"/>
-          <ns2:ligatures ns2:val="none"/>
+          <w14:ligatures w14:val="none"/>
         </w:rPr>
         <w:t xml:space="preserve"> habría negado injustificadamente la cobertura </w:t>
       </w:r>
@@ -4180,7 +4095,7 @@
         <w:rPr>
           <w:rFonts w:ascii="Arial Narrow" w:eastAsia="Arial Narrow" w:hAnsi="Arial Narrow" w:cs="Arial Narrow"/>
           <w:kern w:val="0"/>
-          <ns2:ligatures ns2:val="none"/>
+          <w14:ligatures w14:val="none"/>
         </w:rPr>
         <w:t xml:space="preserve">de la </w:t>
       </w:r>
@@ -4190,7 +4105,7 @@
           <w:color w:val="000000"/>
           <w:kern w:val="0"/>
           <w:lang w:val="es-ES" w:eastAsia="es-ES"/>
-          <ns2:ligatures ns2:val="none"/>
+          <w14:ligatures w14:val="none"/>
         </w:rPr>
         <w:t>Póliza 2011225543 del Seguro Vehicular</w:t>
       </w:r>
@@ -4198,7 +4113,7 @@
         <w:rPr>
           <w:rFonts w:ascii="Arial Narrow" w:eastAsia="Arial Narrow" w:hAnsi="Arial Narrow" w:cs="Arial Narrow"/>
           <w:kern w:val="0"/>
-          <ns2:ligatures ns2:val="none"/>
+          <w14:ligatures w14:val="none"/>
         </w:rPr>
         <w:t xml:space="preserve"> </w:t>
       </w:r>
@@ -4206,7 +4121,7 @@
         <w:rPr>
           <w:rFonts w:ascii="Arial Narrow" w:eastAsia="Arial Narrow" w:hAnsi="Arial Narrow" w:cs="Arial Narrow"/>
           <w:kern w:val="0"/>
-          <ns2:ligatures ns2:val="none"/>
+          <w14:ligatures w14:val="none"/>
         </w:rPr>
         <w:t xml:space="preserve">al denunciante por el </w:t>
       </w:r>
@@ -4214,7 +4129,7 @@
         <w:rPr>
           <w:rFonts w:ascii="Arial Narrow" w:eastAsia="Arial Narrow" w:hAnsi="Arial Narrow" w:cs="Arial Narrow"/>
           <w:kern w:val="0"/>
-          <ns2:ligatures ns2:val="none"/>
+          <w14:ligatures w14:val="none"/>
         </w:rPr>
         <w:t>siniestro ocurrido el 9 de noviembre de 2025</w:t>
       </w:r>
@@ -4222,12 +4137,12 @@
         <w:rPr>
           <w:rFonts w:ascii="Arial Narrow" w:eastAsia="Arial Narrow" w:hAnsi="Arial Narrow" w:cs="Arial Narrow"/>
           <w:kern w:val="0"/>
-          <ns2:ligatures ns2:val="none"/>
+          <w14:ligatures w14:val="none"/>
         </w:rPr>
         <w:t>.</w:t>
       </w:r>
     </w:p>
-    <w:p ns2:paraId="047E89AB" ns2:textId="77777777">
+    <w:p>
       <w:pPr>
         <w:pStyle w:val="Prrafodelista"/>
         <w:spacing w:after="0" w:line="240" w:lineRule="auto"/>
@@ -4236,11 +4151,11 @@
         <w:rPr>
           <w:rFonts w:ascii="Arial Narrow" w:eastAsia="Arial Narrow" w:hAnsi="Arial Narrow" w:cs="Arial Narrow"/>
           <w:kern w:val="0"/>
-          <ns2:ligatures ns2:val="none"/>
-        </w:rPr>
-      </w:pPr>
-    </w:p>
-    <w:p ns2:paraId="4ED0048F" ns2:textId="732DCD15">
+          <w14:ligatures w14:val="none"/>
+        </w:rPr>
+      </w:pPr>
+    </w:p>
+    <w:p>
       <w:pPr>
         <w:pStyle w:val="Prrafodelista"/>
         <w:numPr>
@@ -4253,14 +4168,14 @@
         <w:rPr>
           <w:rFonts w:ascii="Arial Narrow" w:eastAsia="Arial Narrow" w:hAnsi="Arial Narrow" w:cs="Arial Narrow"/>
           <w:kern w:val="0"/>
-          <ns2:ligatures ns2:val="none"/>
-        </w:rPr>
-      </w:pPr>
-      <w:r>
-        <w:rPr>
-          <w:rFonts w:ascii="Arial Narrow" w:eastAsia="Arial Narrow" w:hAnsi="Arial Narrow" w:cs="Arial Narrow"/>
-          <w:kern w:val="0"/>
-          <ns2:ligatures ns2:val="none"/>
+          <w14:ligatures w14:val="none"/>
+        </w:rPr>
+      </w:pPr>
+      <w:r>
+        <w:rPr>
+          <w:rFonts w:ascii="Arial Narrow" w:eastAsia="Arial Narrow" w:hAnsi="Arial Narrow" w:cs="Arial Narrow"/>
+          <w:kern w:val="0"/>
+          <w14:ligatures w14:val="none"/>
         </w:rPr>
         <w:t xml:space="preserve">Presunta infracción a los artículos 18 y 19 de la Ley 29571, Código de Protección y Defensa del Consumidor, en tanto </w:t>
       </w:r>
@@ -4268,7 +4183,7 @@
         <w:rPr>
           <w:rFonts w:ascii="Arial Narrow" w:eastAsia="Arial Narrow" w:hAnsi="Arial Narrow" w:cs="Arial Narrow"/>
           <w:kern w:val="0"/>
-          <ns2:ligatures ns2:val="none"/>
+          <w14:ligatures w14:val="none"/>
         </w:rPr>
         <w:t xml:space="preserve">la compañía aseguradora habría efectuado el cobro automático correspondiente al pago de la renovación de la </w:t>
       </w:r>
@@ -4278,7 +4193,7 @@
           <w:color w:val="000000"/>
           <w:kern w:val="0"/>
           <w:lang w:val="es-ES" w:eastAsia="es-ES"/>
-          <ns2:ligatures ns2:val="none"/>
+          <w14:ligatures w14:val="none"/>
         </w:rPr>
         <w:t>Póliza 2011225543 del Seguro Vehicular</w:t>
       </w:r>
@@ -4286,7 +4201,7 @@
         <w:rPr>
           <w:rFonts w:ascii="Arial Narrow" w:eastAsia="Arial Narrow" w:hAnsi="Arial Narrow" w:cs="Arial Narrow"/>
           <w:kern w:val="0"/>
-          <ns2:ligatures ns2:val="none"/>
+          <w14:ligatures w14:val="none"/>
         </w:rPr>
         <w:t>, pese a que no había solicitado la renovación de la referida póliza</w:t>
       </w:r>
@@ -4294,23 +4209,23 @@
         <w:rPr>
           <w:rFonts w:ascii="Arial Narrow" w:eastAsia="Arial Narrow" w:hAnsi="Arial Narrow" w:cs="Arial Narrow"/>
           <w:kern w:val="0"/>
-          <ns2:ligatures ns2:val="none"/>
+          <w14:ligatures w14:val="none"/>
         </w:rPr>
         <w:t>.</w:t>
       </w:r>
     </w:p>
-    <w:p ns2:paraId="2F5D8522" ns2:textId="77777777">
-      <w:pPr>
-        <w:spacing w:after="0" w:line="240" w:lineRule="auto"/>
-        <w:jc w:val="both"/>
-        <w:rPr>
-          <w:rFonts w:ascii="Arial Narrow" w:eastAsia="Arial Narrow" w:hAnsi="Arial Narrow" w:cs="Arial Narrow"/>
-          <w:kern w:val="0"/>
-          <ns2:ligatures ns2:val="none"/>
-        </w:rPr>
-      </w:pPr>
-    </w:p>
-    <w:p ns2:paraId="31C93AE0" ns2:textId="0606976A">
+    <w:p>
+      <w:pPr>
+        <w:spacing w:after="0" w:line="240" w:lineRule="auto"/>
+        <w:jc w:val="both"/>
+        <w:rPr>
+          <w:rFonts w:ascii="Arial Narrow" w:eastAsia="Arial Narrow" w:hAnsi="Arial Narrow" w:cs="Arial Narrow"/>
+          <w:kern w:val="0"/>
+          <w14:ligatures w14:val="none"/>
+        </w:rPr>
+      </w:pPr>
+    </w:p>
+    <w:p>
       <w:pPr>
         <w:pStyle w:val="Prrafodelista"/>
         <w:numPr>
@@ -4326,14 +4241,14 @@
         <w:rPr>
           <w:rFonts w:ascii="Arial Narrow" w:eastAsia="Arial Narrow" w:hAnsi="Arial Narrow" w:cs="Arial Narrow"/>
           <w:kern w:val="0"/>
-          <ns2:ligatures ns2:val="none"/>
-        </w:rPr>
-      </w:pPr>
-      <w:r>
-        <w:rPr>
-          <w:rFonts w:ascii="Arial Narrow" w:eastAsia="Arial Narrow" w:hAnsi="Arial Narrow" w:cs="Arial Narrow"/>
-          <w:kern w:val="0"/>
-          <ns2:ligatures ns2:val="none"/>
+          <w14:ligatures w14:val="none"/>
+        </w:rPr>
+      </w:pPr>
+      <w:r>
+        <w:rPr>
+          <w:rFonts w:ascii="Arial Narrow" w:eastAsia="Arial Narrow" w:hAnsi="Arial Narrow" w:cs="Arial Narrow"/>
+          <w:kern w:val="0"/>
+          <w14:ligatures w14:val="none"/>
         </w:rPr>
         <w:t xml:space="preserve">Presunta </w:t>
       </w:r>
@@ -4341,7 +4256,7 @@
         <w:rPr>
           <w:rFonts w:ascii="Arial Narrow" w:eastAsia="Arial Narrow" w:hAnsi="Arial Narrow" w:cs="Arial Narrow"/>
           <w:kern w:val="0"/>
-          <ns2:ligatures ns2:val="none"/>
+          <w14:ligatures w14:val="none"/>
         </w:rPr>
         <w:t>infracción a los artículos 18 y 19 de la Ley 29571, Código de Protección y Defensa del Consumidor</w:t>
       </w:r>
@@ -4349,7 +4264,7 @@
         <w:rPr>
           <w:rFonts w:ascii="Arial Narrow" w:eastAsia="Arial Narrow" w:hAnsi="Arial Narrow" w:cs="Arial Narrow"/>
           <w:kern w:val="0"/>
-          <ns2:ligatures ns2:val="none"/>
+          <w14:ligatures w14:val="none"/>
         </w:rPr>
         <w:t xml:space="preserve">, en tanto </w:t>
       </w:r>
@@ -4357,7 +4272,7 @@
         <w:rPr>
           <w:rFonts w:ascii="Arial Narrow" w:eastAsia="Arial Narrow" w:hAnsi="Arial Narrow" w:cs="Arial Narrow"/>
           <w:kern w:val="0"/>
-          <ns2:ligatures ns2:val="none"/>
+          <w14:ligatures w14:val="none"/>
         </w:rPr>
         <w:t xml:space="preserve">la compañía aseguradora </w:t>
       </w:r>
@@ -4365,7 +4280,7 @@
         <w:rPr>
           <w:rFonts w:ascii="Arial Narrow" w:eastAsia="Arial Narrow" w:hAnsi="Arial Narrow" w:cs="Arial Narrow"/>
           <w:kern w:val="0"/>
-          <ns2:ligatures ns2:val="none"/>
+          <w14:ligatures w14:val="none"/>
         </w:rPr>
         <w:t xml:space="preserve">habría </w:t>
       </w:r>
@@ -4373,7 +4288,7 @@
         <w:rPr>
           <w:rFonts w:ascii="Arial Narrow" w:eastAsia="Arial Narrow" w:hAnsi="Arial Narrow" w:cs="Arial Narrow"/>
           <w:kern w:val="0"/>
-          <ns2:ligatures ns2:val="none"/>
+          <w14:ligatures w14:val="none"/>
         </w:rPr>
         <w:t>gestionado la entrega</w:t>
       </w:r>
@@ -4381,7 +4296,7 @@
         <w:rPr>
           <w:rFonts w:ascii="Arial Narrow" w:eastAsia="Arial Narrow" w:hAnsi="Arial Narrow" w:cs="Arial Narrow"/>
           <w:kern w:val="0"/>
-          <ns2:ligatures ns2:val="none"/>
+          <w14:ligatures w14:val="none"/>
         </w:rPr>
         <w:t xml:space="preserve"> </w:t>
       </w:r>
@@ -4389,7 +4304,7 @@
         <w:rPr>
           <w:rFonts w:ascii="Arial Narrow" w:eastAsia="Arial Narrow" w:hAnsi="Arial Narrow" w:cs="Arial Narrow"/>
           <w:kern w:val="0"/>
-          <ns2:ligatures ns2:val="none"/>
+          <w14:ligatures w14:val="none"/>
         </w:rPr>
         <w:t>d</w:t>
       </w:r>
@@ -4397,7 +4312,7 @@
         <w:rPr>
           <w:rFonts w:ascii="Arial Narrow" w:eastAsia="Arial Narrow" w:hAnsi="Arial Narrow" w:cs="Arial Narrow"/>
           <w:kern w:val="0"/>
-          <ns2:ligatures ns2:val="none"/>
+          <w14:ligatures w14:val="none"/>
         </w:rPr>
         <w:t>el vehículo con Placa de Rodaje CRK-463</w:t>
       </w:r>
@@ -4405,7 +4320,7 @@
         <w:rPr>
           <w:rFonts w:ascii="Arial Narrow" w:eastAsia="Arial Narrow" w:hAnsi="Arial Narrow" w:cs="Arial Narrow"/>
           <w:kern w:val="0"/>
-          <ns2:ligatures ns2:val="none"/>
+          <w14:ligatures w14:val="none"/>
         </w:rPr>
         <w:t xml:space="preserve">, asegurado con la </w:t>
       </w:r>
@@ -4415,7 +4330,7 @@
           <w:color w:val="000000"/>
           <w:kern w:val="0"/>
           <w:lang w:val="es-ES" w:eastAsia="es-ES"/>
-          <ns2:ligatures ns2:val="none"/>
+          <w14:ligatures w14:val="none"/>
         </w:rPr>
         <w:t xml:space="preserve">Póliza 2011225543, </w:t>
       </w:r>
@@ -4423,7 +4338,7 @@
         <w:rPr>
           <w:rFonts w:ascii="Arial Narrow" w:eastAsia="Arial Narrow" w:hAnsi="Arial Narrow" w:cs="Arial Narrow"/>
           <w:kern w:val="0"/>
-          <ns2:ligatures ns2:val="none"/>
+          <w14:ligatures w14:val="none"/>
         </w:rPr>
         <w:t>el 20 de enero de 2026 sin las válvulas de arranque y con manipulación respecto de la llanta de repuesto</w:t>
       </w:r>
@@ -4431,25 +4346,25 @@
         <w:rPr>
           <w:rFonts w:ascii="Arial Narrow" w:eastAsia="Arial Narrow" w:hAnsi="Arial Narrow" w:cs="Arial Narrow"/>
           <w:kern w:val="0"/>
-          <ns2:ligatures ns2:val="none"/>
+          <w14:ligatures w14:val="none"/>
         </w:rPr>
         <w:t>.</w:t>
       </w:r>
     </w:p>
     <w:bookmarkEnd w:id="16"/>
     <w:bookmarkEnd w:id="17"/>
-    <w:p ns2:paraId="042B3F54" ns2:textId="777BBF33">
-      <w:pPr>
-        <w:spacing w:after="0" w:line="240" w:lineRule="auto"/>
-        <w:jc w:val="both"/>
-        <w:rPr>
-          <w:rFonts w:ascii="Arial Narrow" w:eastAsia="Arial Narrow" w:hAnsi="Arial Narrow" w:cs="Arial Narrow"/>
-          <w:kern w:val="0"/>
-          <ns2:ligatures ns2:val="none"/>
-        </w:rPr>
-      </w:pPr>
-    </w:p>
-    <w:p ns2:paraId="0A292C9F" ns2:textId="2D3831F1">
+    <w:p>
+      <w:pPr>
+        <w:spacing w:after="0" w:line="240" w:lineRule="auto"/>
+        <w:jc w:val="both"/>
+        <w:rPr>
+          <w:rFonts w:ascii="Arial Narrow" w:eastAsia="Arial Narrow" w:hAnsi="Arial Narrow" w:cs="Arial Narrow"/>
+          <w:kern w:val="0"/>
+          <w14:ligatures w14:val="none"/>
+        </w:rPr>
+      </w:pPr>
+    </w:p>
+    <w:p>
       <w:pPr>
         <w:spacing w:line="240" w:lineRule="auto"/>
         <w:contextualSpacing/>
@@ -4457,7 +4372,7 @@
         <w:rPr>
           <w:rFonts w:ascii="Arial Narrow" w:eastAsia="Calibri" w:hAnsi="Arial Narrow" w:cs="Arial"/>
           <w:kern w:val="0"/>
-          <ns2:ligatures ns2:val="none"/>
+          <w14:ligatures w14:val="none"/>
         </w:rPr>
       </w:pPr>
       <w:r>
@@ -4467,7 +4382,7 @@
           <w:color w:val="000000"/>
           <w:kern w:val="0"/>
           <w:lang w:eastAsia="es-PE"/>
-          <ns2:ligatures ns2:val="none"/>
+          <w14:ligatures w14:val="none"/>
         </w:rPr>
         <w:t>SEGUNDO:</w:t>
       </w:r>
@@ -4477,7 +4392,7 @@
           <w:color w:val="000000"/>
           <w:kern w:val="0"/>
           <w:lang w:eastAsia="es-PE"/>
-          <ns2:ligatures ns2:val="none"/>
+          <w14:ligatures w14:val="none"/>
         </w:rPr>
         <w:t xml:space="preserve"> tener por ofrecidos los medios probatorios presentados en el escrito de denuncia </w:t>
       </w:r>
@@ -4487,7 +4402,7 @@
           <w:color w:val="000000"/>
           <w:kern w:val="0"/>
           <w:lang w:val="es-ES" w:eastAsia="es-ES"/>
-          <ns2:ligatures ns2:val="none"/>
+          <w14:ligatures w14:val="none"/>
         </w:rPr>
         <w:t xml:space="preserve">del </w:t>
       </w:r>
@@ -4497,7 +4412,7 @@
           <w:color w:val="000000"/>
           <w:kern w:val="0"/>
           <w:lang w:val="es-ES" w:eastAsia="es-ES"/>
-          <ns2:ligatures ns2:val="none"/>
+          <w14:ligatures w14:val="none"/>
         </w:rPr>
         <w:t>6 de febrero de 2026, complementada</w:t>
       </w:r>
@@ -4505,7 +4420,7 @@
         <w:rPr>
           <w:rFonts w:ascii="Arial Narrow" w:eastAsia="Calibri" w:hAnsi="Arial Narrow" w:cs="Arial"/>
           <w:kern w:val="0"/>
-          <ns2:ligatures ns2:val="none"/>
+          <w14:ligatures w14:val="none"/>
         </w:rPr>
         <w:t xml:space="preserve"> mediante el escrito del 4 de marzo de 2026</w:t>
       </w:r>
@@ -4513,12 +4428,12 @@
         <w:rPr>
           <w:rFonts w:ascii="Arial Narrow" w:eastAsia="Calibri" w:hAnsi="Arial Narrow" w:cs="Arial"/>
           <w:kern w:val="0"/>
-          <ns2:ligatures ns2:val="none"/>
+          <w14:ligatures w14:val="none"/>
         </w:rPr>
         <w:t>.</w:t>
       </w:r>
     </w:p>
-    <w:p ns2:paraId="68A17E97" ns2:textId="77777777">
+    <w:p>
       <w:pPr>
         <w:spacing w:line="240" w:lineRule="auto"/>
         <w:contextualSpacing/>
@@ -4528,20 +4443,20 @@
           <w:color w:val="000000"/>
           <w:kern w:val="0"/>
           <w:lang w:eastAsia="es-PE"/>
-          <ns2:ligatures ns2:val="none"/>
-        </w:rPr>
-      </w:pPr>
-    </w:p>
-    <w:p ns2:paraId="168254DA" ns2:textId="42BB8408">
-      <w:pPr>
-        <w:spacing w:after="0" w:line="240" w:lineRule="auto"/>
-        <w:jc w:val="both"/>
-        <w:rPr>
-          <w:rFonts w:ascii="Arial Narrow" w:eastAsia="Arial Narrow" w:hAnsi="Arial Narrow" w:cs="Arial Narrow"/>
-          <w:color w:val="000000"/>
-          <w:kern w:val="0"/>
-          <w:lang w:eastAsia="es-PE"/>
-          <ns2:ligatures ns2:val="none"/>
+          <w14:ligatures w14:val="none"/>
+        </w:rPr>
+      </w:pPr>
+    </w:p>
+    <w:p>
+      <w:pPr>
+        <w:spacing w:after="0" w:line="240" w:lineRule="auto"/>
+        <w:jc w:val="both"/>
+        <w:rPr>
+          <w:rFonts w:ascii="Arial Narrow" w:eastAsia="Arial Narrow" w:hAnsi="Arial Narrow" w:cs="Arial Narrow"/>
+          <w:color w:val="000000"/>
+          <w:kern w:val="0"/>
+          <w:lang w:eastAsia="es-PE"/>
+          <w14:ligatures w14:val="none"/>
         </w:rPr>
       </w:pPr>
       <w:r>
@@ -4551,7 +4466,7 @@
           <w:color w:val="000000"/>
           <w:kern w:val="0"/>
           <w:lang w:eastAsia="es-PE"/>
-          <ns2:ligatures ns2:val="none"/>
+          <w14:ligatures w14:val="none"/>
         </w:rPr>
         <w:t xml:space="preserve">TERCERO: </w:t>
       </w:r>
@@ -4561,7 +4476,7 @@
           <w:color w:val="000000"/>
           <w:kern w:val="0"/>
           <w:lang w:eastAsia="es-PE"/>
-          <ns2:ligatures ns2:val="none"/>
+          <w14:ligatures w14:val="none"/>
         </w:rPr>
         <w:t xml:space="preserve">requerir a </w:t>
       </w:r>
@@ -4592,12 +4507,12 @@
           <w:color w:val="000000"/>
           <w:kern w:val="0"/>
           <w:lang w:eastAsia="es-PE"/>
-          <ns2:ligatures ns2:val="none"/>
+          <w14:ligatures w14:val="none"/>
         </w:rPr>
         <w:t>que cumpla con lo siguiente:</w:t>
       </w:r>
     </w:p>
-    <w:p ns2:paraId="20FDFB8D" ns2:textId="77777777">
+    <w:p>
       <w:pPr>
         <w:spacing w:after="0" w:line="240" w:lineRule="auto"/>
         <w:jc w:val="both"/>
@@ -4606,11 +4521,11 @@
           <w:color w:val="000000"/>
           <w:kern w:val="0"/>
           <w:lang w:eastAsia="es-PE"/>
-          <ns2:ligatures ns2:val="none"/>
-        </w:rPr>
-      </w:pPr>
-    </w:p>
-    <w:p ns2:paraId="4AA80738" ns2:textId="77777777">
+          <w14:ligatures w14:val="none"/>
+        </w:rPr>
+      </w:pPr>
+    </w:p>
+    <w:p>
       <w:pPr>
         <w:numPr>
           <w:ilvl w:val="0"/>
@@ -4624,21 +4539,21 @@
           <w:color w:val="000000"/>
           <w:kern w:val="0"/>
           <w:lang w:eastAsia="es-PE"/>
-          <ns2:ligatures ns2:val="none"/>
-        </w:rPr>
-      </w:pPr>
-      <w:r>
-        <w:rPr>
-          <w:rFonts w:ascii="Arial Narrow" w:eastAsia="Arial Narrow" w:hAnsi="Arial Narrow" w:cs="Arial Narrow"/>
-          <w:color w:val="000000"/>
-          <w:kern w:val="0"/>
-          <w:lang w:eastAsia="es-PE"/>
-          <ns2:ligatures ns2:val="none"/>
+          <w14:ligatures w14:val="none"/>
+        </w:rPr>
+      </w:pPr>
+      <w:r>
+        <w:rPr>
+          <w:rFonts w:ascii="Arial Narrow" w:eastAsia="Arial Narrow" w:hAnsi="Arial Narrow" w:cs="Arial Narrow"/>
+          <w:color w:val="000000"/>
+          <w:kern w:val="0"/>
+          <w:lang w:eastAsia="es-PE"/>
+          <w14:ligatures w14:val="none"/>
         </w:rPr>
         <w:t>presentar documentos que acrediten su inscripción en los Registros Públicos o una declaración jurada que indique que cuenta con dicha inscripción;</w:t>
       </w:r>
     </w:p>
-    <w:p ns2:paraId="2B29D59F" ns2:textId="77777777">
+    <w:p>
       <w:pPr>
         <w:numPr>
           <w:ilvl w:val="0"/>
@@ -4652,21 +4567,21 @@
           <w:color w:val="000000"/>
           <w:kern w:val="0"/>
           <w:lang w:eastAsia="es-PE"/>
-          <ns2:ligatures ns2:val="none"/>
-        </w:rPr>
-      </w:pPr>
-      <w:r>
-        <w:rPr>
-          <w:rFonts w:ascii="Arial Narrow" w:eastAsia="Arial Narrow" w:hAnsi="Arial Narrow" w:cs="Arial Narrow"/>
-          <w:color w:val="000000"/>
-          <w:kern w:val="0"/>
-          <w:lang w:eastAsia="es-PE"/>
-          <ns2:ligatures ns2:val="none"/>
+          <w14:ligatures w14:val="none"/>
+        </w:rPr>
+      </w:pPr>
+      <w:r>
+        <w:rPr>
+          <w:rFonts w:ascii="Arial Narrow" w:eastAsia="Arial Narrow" w:hAnsi="Arial Narrow" w:cs="Arial Narrow"/>
+          <w:color w:val="000000"/>
+          <w:kern w:val="0"/>
+          <w:lang w:eastAsia="es-PE"/>
+          <w14:ligatures w14:val="none"/>
         </w:rPr>
         <w:t>presentar copia simple de las facultades de representación de su representante legal en el presente procedimiento o la declaración jurada que indique que cuenta con dichas facultades y que estas se encuentran vigentes;</w:t>
       </w:r>
     </w:p>
-    <w:p ns2:paraId="7EF50C46" ns2:textId="77777777">
+    <w:p>
       <w:pPr>
         <w:numPr>
           <w:ilvl w:val="0"/>
@@ -4680,21 +4595,21 @@
           <w:color w:val="000000"/>
           <w:kern w:val="0"/>
           <w:lang w:eastAsia="es-PE"/>
-          <ns2:ligatures ns2:val="none"/>
-        </w:rPr>
-      </w:pPr>
-      <w:r>
-        <w:rPr>
-          <w:rFonts w:ascii="Arial Narrow" w:eastAsia="Arial Narrow" w:hAnsi="Arial Narrow" w:cs="Arial Narrow"/>
-          <w:color w:val="000000"/>
-          <w:kern w:val="0"/>
-          <w:lang w:eastAsia="es-PE"/>
-          <ns2:ligatures ns2:val="none"/>
+          <w14:ligatures w14:val="none"/>
+        </w:rPr>
+      </w:pPr>
+      <w:r>
+        <w:rPr>
+          <w:rFonts w:ascii="Arial Narrow" w:eastAsia="Arial Narrow" w:hAnsi="Arial Narrow" w:cs="Arial Narrow"/>
+          <w:color w:val="000000"/>
+          <w:kern w:val="0"/>
+          <w:lang w:eastAsia="es-PE"/>
+          <w14:ligatures w14:val="none"/>
         </w:rPr>
         <w:t>consignar el Número de Registro Único de Contribuyentes (RUC); y,</w:t>
       </w:r>
     </w:p>
-    <w:p ns2:paraId="19E4DFA1" ns2:textId="77777777">
+    <w:p>
       <w:pPr>
         <w:numPr>
           <w:ilvl w:val="0"/>
@@ -4706,16 +4621,16 @@
         <w:rPr>
           <w:rFonts w:ascii="Arial Narrow" w:eastAsia="Calibri" w:hAnsi="Arial Narrow" w:cs="Arial"/>
           <w:kern w:val="0"/>
-          <ns2:ligatures ns2:val="none"/>
-        </w:rPr>
-      </w:pPr>
-      <w:r>
-        <w:rPr>
-          <w:rFonts w:ascii="Arial Narrow" w:eastAsia="Arial Narrow" w:hAnsi="Arial Narrow" w:cs="Arial Narrow"/>
-          <w:color w:val="000000"/>
-          <w:kern w:val="0"/>
-          <w:lang w:eastAsia="es-PE"/>
-          <ns2:ligatures ns2:val="none"/>
+          <w14:ligatures w14:val="none"/>
+        </w:rPr>
+      </w:pPr>
+      <w:r>
+        <w:rPr>
+          <w:rFonts w:ascii="Arial Narrow" w:eastAsia="Arial Narrow" w:hAnsi="Arial Narrow" w:cs="Arial Narrow"/>
+          <w:color w:val="000000"/>
+          <w:kern w:val="0"/>
+          <w:lang w:eastAsia="es-PE"/>
+          <w14:ligatures w14:val="none"/>
         </w:rPr>
         <w:t>fijar domicilio procesal para el procedimiento, de conformidad con el numeral 1 del artículo 442</w:t>
       </w:r>
@@ -4725,7 +4640,7 @@
           <w:color w:val="000000"/>
           <w:kern w:val="0"/>
           <w:lang w:eastAsia="es-PE"/>
-          <ns2:ligatures ns2:val="none"/>
+          <w14:ligatures w14:val="none"/>
         </w:rPr>
         <w:t/>
       </w:r>
@@ -4735,7 +4650,7 @@
           <w:color w:val="000000"/>
           <w:kern w:val="0"/>
           <w:lang w:eastAsia="es-PE"/>
-          <ns2:ligatures ns2:val="none"/>
+          <w14:ligatures w14:val="none"/>
         </w:rPr>
         <w:t xml:space="preserve"> del Código Procesal Civil. </w:t>
       </w:r>
@@ -4743,7 +4658,7 @@
         <w:rPr>
           <w:rFonts w:ascii="Arial Narrow" w:eastAsia="Calibri" w:hAnsi="Arial Narrow" w:cs="Arial"/>
           <w:kern w:val="0"/>
-          <ns2:ligatures ns2:val="none"/>
+          <w14:ligatures w14:val="none"/>
         </w:rPr>
         <w:t>Para ello podrá señalar domicilio físico o una dirección electrónica a la que pueda remitirse las notificaciones</w:t>
       </w:r>
@@ -4752,12 +4667,12 @@
           <w:rFonts w:ascii="Arial Narrow" w:eastAsia="Arial" w:hAnsi="Arial Narrow" w:cs="Arial"/>
           <w:kern w:val="0"/>
           <w:lang w:val="es"/>
-          <ns2:ligatures ns2:val="none"/>
+          <w14:ligatures w14:val="none"/>
         </w:rPr>
         <w:t>;</w:t>
       </w:r>
     </w:p>
-    <w:p ns2:paraId="7C63E340" ns2:textId="77777777">
+    <w:p>
       <w:pPr>
         <w:numPr>
           <w:ilvl w:val="0"/>
@@ -4769,14 +4684,14 @@
         <w:rPr>
           <w:rFonts w:ascii="Arial Narrow" w:eastAsia="Calibri" w:hAnsi="Arial Narrow" w:cs="Arial"/>
           <w:kern w:val="0"/>
-          <ns2:ligatures ns2:val="none"/>
+          <w14:ligatures w14:val="none"/>
         </w:rPr>
       </w:pPr>
       <w:r>
         <w:rPr>
           <w:rFonts w:ascii="Arial Narrow" w:eastAsia="Calibri" w:hAnsi="Arial Narrow" w:cs="Arial"/>
           <w:kern w:val="0"/>
-          <ns2:ligatures ns2:val="none"/>
+          <w14:ligatures w14:val="none"/>
         </w:rPr>
         <w:t xml:space="preserve">en caso califique como </w:t>
       </w:r>
@@ -4785,7 +4700,7 @@
         <w:rPr>
           <w:rFonts w:ascii="Arial Narrow" w:eastAsia="Calibri" w:hAnsi="Arial Narrow" w:cs="Arial"/>
           <w:kern w:val="0"/>
-          <ns2:ligatures ns2:val="none"/>
+          <w14:ligatures w14:val="none"/>
         </w:rPr>
         <w:t>micro empresa</w:t>
       </w:r>
@@ -4794,7 +4709,7 @@
         <w:rPr>
           <w:rFonts w:ascii="Arial Narrow" w:eastAsia="Calibri" w:hAnsi="Arial Narrow" w:cs="Arial"/>
           <w:kern w:val="0"/>
-          <ns2:ligatures ns2:val="none"/>
+          <w14:ligatures w14:val="none"/>
         </w:rPr>
         <w:t xml:space="preserve"> o pequeña empresa, presentar los documentos que acrediten su volumen de ventas o ingresos brutos percibidos el año anterior relativo a todas sus actividades </w:t>
       </w:r>
@@ -4802,7 +4717,7 @@
         <w:rPr>
           <w:rFonts w:ascii="Arial Narrow" w:eastAsia="Calibri" w:hAnsi="Arial Narrow" w:cs="Arial"/>
           <w:kern w:val="0"/>
-          <ns2:ligatures ns2:val="none"/>
+          <w14:ligatures w14:val="none"/>
         </w:rPr>
         <w:lastRenderedPageBreak/>
         <w:t>económicas y el número de trabajadores con el que cuenta</w:t>
@@ -4813,7 +4728,7 @@
           <w:rFonts w:ascii="Arial Narrow" w:eastAsia="Calibri" w:hAnsi="Arial Narrow" w:cs="Arial"/>
           <w:kern w:val="0"/>
           <w:vertAlign w:val="superscript"/>
-          <ns2:ligatures ns2:val="none"/>
+          <w14:ligatures w14:val="none"/>
         </w:rPr>
         <w:footnoteReference w:id="5"/>
       </w:r>
@@ -4821,7 +4736,7 @@
         <w:rPr>
           <w:rFonts w:ascii="Arial Narrow" w:eastAsia="Calibri" w:hAnsi="Arial Narrow" w:cs="Arial"/>
           <w:kern w:val="0"/>
-          <ns2:ligatures ns2:val="none"/>
+          <w14:ligatures w14:val="none"/>
         </w:rPr>
         <w:t>. Ello, a fin de que la Comisión pueda meritar dicha documentación, conforme lo establece el artículo 110</w:t>
       </w:r>
@@ -4831,7 +4746,7 @@
           <w:color w:val="000000"/>
           <w:kern w:val="0"/>
           <w:lang w:eastAsia="es-PE"/>
-          <ns2:ligatures ns2:val="none"/>
+          <w14:ligatures w14:val="none"/>
         </w:rPr>
         <w:t/>
       </w:r>
@@ -4839,7 +4754,7 @@
         <w:rPr>
           <w:rFonts w:ascii="Arial Narrow" w:eastAsia="Calibri" w:hAnsi="Arial Narrow" w:cs="Arial"/>
           <w:kern w:val="0"/>
-          <ns2:ligatures ns2:val="none"/>
+          <w14:ligatures w14:val="none"/>
         </w:rPr>
         <w:t xml:space="preserve"> del </w:t>
       </w:r>
@@ -4848,7 +4763,7 @@
           <w:rFonts w:ascii="Arial Narrow" w:eastAsia="Calibri" w:hAnsi="Arial Narrow" w:cs="Arial"/>
           <w:spacing w:val="-2"/>
           <w:kern w:val="0"/>
-          <ns2:ligatures ns2:val="none"/>
+          <w14:ligatures w14:val="none"/>
         </w:rPr>
         <w:t>Código</w:t>
       </w:r>
@@ -4859,7 +4774,7 @@
           <w:spacing w:val="-2"/>
           <w:kern w:val="0"/>
           <w:vertAlign w:val="superscript"/>
-          <ns2:ligatures ns2:val="none"/>
+          <w14:ligatures w14:val="none"/>
         </w:rPr>
         <w:footnoteReference w:id="6"/>
       </w:r>
@@ -4868,12 +4783,12 @@
           <w:rFonts w:ascii="Arial Narrow" w:eastAsia="Calibri" w:hAnsi="Arial Narrow" w:cs="Arial"/>
           <w:spacing w:val="-2"/>
           <w:kern w:val="0"/>
-          <ns2:ligatures ns2:val="none"/>
+          <w14:ligatures w14:val="none"/>
         </w:rPr>
         <w:t>.</w:t>
       </w:r>
     </w:p>
-    <w:p ns2:paraId="1F11FE32" ns2:textId="77777777">
+    <w:p>
       <w:pPr>
         <w:spacing w:after="0" w:line="240" w:lineRule="auto"/>
         <w:ind w:left="567"/>
@@ -4883,20 +4798,20 @@
           <w:color w:val="000000"/>
           <w:kern w:val="0"/>
           <w:lang w:eastAsia="es-PE"/>
-          <ns2:ligatures ns2:val="none"/>
-        </w:rPr>
-      </w:pPr>
-    </w:p>
-    <w:p>
-      <w:pPr>
-        <w:spacing w:after="0" w:line="240" w:lineRule="auto"/>
-        <w:jc w:val="both"/>
-        <w:rPr>
-          <w:rFonts w:ascii="Arial Narrow" w:eastAsia="Arial Narrow" w:hAnsi="Arial Narrow" w:cs="Arial Narrow"/>
-          <w:color w:val="000000"/>
-          <w:kern w:val="0"/>
-          <w:lang w:eastAsia="es-PE"/>
-          <ns2:ligatures ns2:val="none"/>
+          <w14:ligatures w14:val="none"/>
+        </w:rPr>
+      </w:pPr>
+    </w:p>
+    <w:p>
+      <w:pPr>
+        <w:spacing w:after="0" w:line="240" w:lineRule="auto"/>
+        <w:jc w:val="both"/>
+        <w:rPr>
+          <w:rFonts w:ascii="Arial Narrow" w:eastAsia="Arial Narrow" w:hAnsi="Arial Narrow" w:cs="Arial Narrow"/>
+          <w:color w:val="000000"/>
+          <w:kern w:val="0"/>
+          <w:lang w:eastAsia="es-PE"/>
+          <w14:ligatures w14:val="none"/>
         </w:rPr>
       </w:pPr>
       <w:r>
@@ -4915,32 +4830,72 @@
           <w:sz w:val="20"/>
           <w:szCs w:val="20"/>
         </w:rPr>
-        <w:t xml:space="preserve">correr traslado de la presente resolución a Pacífico Compañía de Seguros y Reaseguros S.A. para que, de conformidad con lo dispuesto por el artículo 26 de la Ley sobre Facultades, Normas y Organización del Indecopi, aprobada por Decreto Legislativo 807, presente sus descargos sobre la imputación de cargos realizada en un plazo no mayor a cinco (5) días hábiles contado a partir del día siguiente de la notificación de la presente resolución, vencido el cual, el Secretario Técnico declarará en rebeldía al denunciado que no lo hubiera presentado. Debe precisarse que de conformidad con lo establecido por el artículo 223 del Texto Único Ordenado de la Ley 27444, Ley del Procedimiento Administrativo General, las alegaciones y los hechos relevantes de la reclamación, salvo que hayan sido específicamente negadas en la contestación, se tendrán por aceptadas o merituadas como ciertas.</w:t>
-      </w:r>
-    </w:p>
-    <w:p ns2:paraId="228F876C" ns2:textId="77777777">
-      <w:pPr>
-        <w:spacing w:after="0" w:line="240" w:lineRule="auto"/>
-        <w:jc w:val="both"/>
-        <w:rPr>
-          <w:rFonts w:ascii="Arial Narrow" w:eastAsia="Arial Narrow" w:hAnsi="Arial Narrow" w:cs="Arial Narrow"/>
-          <w:color w:val="000000"/>
-          <w:kern w:val="0"/>
-          <w:lang w:eastAsia="es-PE"/>
-          <ns2:ligatures ns2:val="none"/>
-        </w:rPr>
-      </w:pPr>
-    </w:p>
-    <w:p ns2:paraId="774AFBA5" ns2:textId="1D051A3F">
-      <w:pPr>
-        <w:spacing w:after="0" w:line="240" w:lineRule="auto"/>
-        <w:jc w:val="both"/>
-        <w:rPr>
-          <w:rFonts w:ascii="Arial Narrow" w:eastAsia="Times New Roman" w:hAnsi="Arial Narrow" w:cs="Arial"/>
-          <w:color w:val="000000"/>
-          <w:kern w:val="0"/>
+        <w:t xml:space="preserve">correr traslado de la presente resolución a Pacífico Compañía de Seguros y Reaseguros S.A. para que, de conformidad con lo dispuesto por el artículo 26 de la Ley sobre Facultades, Normas y Organización del Indecopi, aprobada por Decreto Legislativo 807</w:t>
+      </w:r>
+      <w:r>
+        <w:rPr>
+          <w:rStyle w:val="Refdenotaalpie"/>
+          <w:rFonts w:ascii="Arial Narrow" w:eastAsia="Times New Roman" w:hAnsi="Arial Narrow" w:cs="Times New Roman"/>
+          <w:color w:val="000000"/>
+          <w:kern w:val="0"/>
+          <w:vertAlign w:val="superscript"/>
           <w:lang w:val="es-ES" w:eastAsia="es-ES"/>
-          <ns2:ligatures ns2:val="none"/>
+          <w14:ligatures w14:val="none"/>
+        </w:rPr>
+        <w:footnoteReference w:id="12"/>
+      </w:r>
+      <w:r>
+        <w:rPr>
+          <w:rFonts w:ascii="Arial Narrow" w:hAnsi="Arial Narrow" w:cs="Arial Narrow"/>
+          <w:sz w:val="20"/>
+          <w:szCs w:val="20"/>
+        </w:rPr>
+        <w:t xml:space="preserve">, presente sus descargos sobre la imputación de cargos realizada en un plazo no mayor a cinco (5) días hábiles contado a partir del día siguiente de la notificación de la presente resolución, vencido el cual, el Secretario Técnico declarará en rebeldía al denunciado que no lo hubiera presentado. Debe precisarse que de conformidad con lo establecido por el artículo 223 del Texto Único Ordenado de la Ley 27444, Ley del Procedimiento Administrativo General</w:t>
+      </w:r>
+      <w:r>
+        <w:rPr>
+          <w:rStyle w:val="Refdenotaalpie"/>
+          <w:rFonts w:ascii="Arial Narrow" w:eastAsia="Times New Roman" w:hAnsi="Arial Narrow" w:cs="Times New Roman"/>
+          <w:color w:val="000000"/>
+          <w:kern w:val="0"/>
+          <w:vertAlign w:val="superscript"/>
+          <w:lang w:val="es-ES" w:eastAsia="es-ES"/>
+          <w14:ligatures w14:val="none"/>
+        </w:rPr>
+        <w:footnoteReference w:id="13"/>
+      </w:r>
+      <w:r>
+        <w:rPr>
+          <w:rFonts w:ascii="Arial Narrow" w:hAnsi="Arial Narrow" w:cs="Arial Narrow"/>
+          <w:sz w:val="20"/>
+          <w:szCs w:val="20"/>
+        </w:rPr>
+        <w:t xml:space="preserve">, las alegaciones y los hechos relevantes de la reclamación, salvo que hayan sido específicamente negadas en la contestación, se tendrán por aceptadas o merituadas como ciertas.</w:t>
+      </w:r>
+    </w:p>
+    <w:p>
+      <w:pPr>
+        <w:spacing w:after="0" w:line="240" w:lineRule="auto"/>
+        <w:jc w:val="both"/>
+        <w:rPr>
+          <w:rFonts w:ascii="Arial Narrow" w:eastAsia="Arial Narrow" w:hAnsi="Arial Narrow" w:cs="Arial Narrow"/>
+          <w:color w:val="000000"/>
+          <w:kern w:val="0"/>
+          <w:lang w:eastAsia="es-PE"/>
+          <w14:ligatures w14:val="none"/>
+        </w:rPr>
+      </w:pPr>
+    </w:p>
+    <w:p>
+      <w:pPr>
+        <w:spacing w:after="0" w:line="240" w:lineRule="auto"/>
+        <w:jc w:val="both"/>
+        <w:rPr>
+          <w:rFonts w:ascii="Arial Narrow" w:eastAsia="Times New Roman" w:hAnsi="Arial Narrow" w:cs="Arial"/>
+          <w:color w:val="000000"/>
+          <w:kern w:val="0"/>
+          <w:lang w:val="es-ES" w:eastAsia="es-ES"/>
+          <w14:ligatures w14:val="none"/>
         </w:rPr>
       </w:pPr>
       <w:r>
@@ -4950,7 +4905,7 @@
           <w:color w:val="000000"/>
           <w:kern w:val="0"/>
           <w:lang w:eastAsia="es-PE"/>
-          <ns2:ligatures ns2:val="none"/>
+          <w14:ligatures w14:val="none"/>
         </w:rPr>
         <w:t xml:space="preserve">QUINTO: </w:t>
       </w:r>
@@ -4961,7 +4916,7 @@
           <w:color w:val="000000"/>
           <w:kern w:val="0"/>
           <w:lang w:eastAsia="es-ES"/>
-          <ns2:ligatures ns2:val="none"/>
+          <w14:ligatures w14:val="none"/>
         </w:rPr>
         <w:t xml:space="preserve">requerir </w:t>
       </w:r>
@@ -4971,7 +4926,7 @@
           <w:color w:val="000000"/>
           <w:kern w:val="0"/>
           <w:lang w:val="es-ES" w:eastAsia="es-ES"/>
-          <ns2:ligatures ns2:val="none"/>
+          <w14:ligatures w14:val="none"/>
         </w:rPr>
         <w:t xml:space="preserve">que, en un </w:t>
       </w:r>
@@ -4981,7 +4936,7 @@
           <w:color w:val="000000"/>
           <w:kern w:val="0"/>
           <w:lang w:eastAsia="es-ES"/>
-          <ns2:ligatures ns2:val="none"/>
+          <w14:ligatures w14:val="none"/>
         </w:rPr>
         <w:t>plazo no mayor de cinco (5) días hábiles contado a partir del día siguiente de la notificación de la presente resolución</w:t>
       </w:r>
@@ -4992,7 +4947,7 @@
           <w:color w:val="000000"/>
           <w:kern w:val="0"/>
           <w:lang w:eastAsia="es-ES"/>
-          <ns2:ligatures ns2:val="none"/>
+          <w14:ligatures w14:val="none"/>
         </w:rPr>
         <w:t xml:space="preserve">, </w:t>
       </w:r>
@@ -5004,7 +4959,7 @@
           <w:kern w:val="0"/>
           <w:shd w:val="clear" w:color="auto" w:fill="FFFFFF"/>
           <w:lang w:eastAsia="es-PE"/>
-          <ns2:ligatures ns2:val="none"/>
+          <w14:ligatures w14:val="none"/>
         </w:rPr>
         <w:t>el proveedor denunciado</w:t>
       </w:r>
@@ -5014,7 +4969,7 @@
           <w:color w:val="000000"/>
           <w:kern w:val="0"/>
           <w:lang w:eastAsia="es-ES"/>
-          <ns2:ligatures ns2:val="none"/>
+          <w14:ligatures w14:val="none"/>
         </w:rPr>
         <w:t xml:space="preserve"> </w:t>
       </w:r>
@@ -5025,7 +4980,7 @@
           <w:color w:val="000000"/>
           <w:kern w:val="0"/>
           <w:lang w:val="es-ES" w:eastAsia="es-ES"/>
-          <ns2:ligatures ns2:val="none"/>
+          <w14:ligatures w14:val="none"/>
         </w:rPr>
         <w:t xml:space="preserve">cumpla con: </w:t>
       </w:r>
@@ -5035,7 +4990,7 @@
           <w:color w:val="000000"/>
           <w:kern w:val="0"/>
           <w:lang w:val="es-ES" w:eastAsia="es-ES"/>
-          <ns2:ligatures ns2:val="none"/>
+          <w14:ligatures w14:val="none"/>
         </w:rPr>
         <w:t>(i) presentar una copia completa, legible y debidamente suscrita de la Póliza 2011225543 del Seguro Vehicular, así como el cargo de remisión de la póliza; (</w:t>
       </w:r>
@@ -5046,7 +5001,7 @@
           <w:color w:val="000000"/>
           <w:kern w:val="0"/>
           <w:lang w:val="es-ES" w:eastAsia="es-ES"/>
-          <ns2:ligatures ns2:val="none"/>
+          <w14:ligatures w14:val="none"/>
         </w:rPr>
         <w:t>ii</w:t>
       </w:r>
@@ -5057,7 +5012,7 @@
           <w:color w:val="000000"/>
           <w:kern w:val="0"/>
           <w:lang w:val="es-ES" w:eastAsia="es-ES"/>
-          <ns2:ligatures ns2:val="none"/>
+          <w14:ligatures w14:val="none"/>
         </w:rPr>
         <w:t>) presentar los medios probatorios que acrediten que la negativa de otorgamiento de cobertura fue justificado; y, (</w:t>
       </w:r>
@@ -5068,7 +5023,7 @@
           <w:color w:val="000000"/>
           <w:kern w:val="0"/>
           <w:lang w:val="es-ES" w:eastAsia="es-ES"/>
-          <ns2:ligatures ns2:val="none"/>
+          <w14:ligatures w14:val="none"/>
         </w:rPr>
         <w:t>iii</w:t>
       </w:r>
@@ -5079,7 +5034,7 @@
           <w:color w:val="000000"/>
           <w:kern w:val="0"/>
           <w:lang w:val="es-ES" w:eastAsia="es-ES"/>
-          <ns2:ligatures ns2:val="none"/>
+          <w14:ligatures w14:val="none"/>
         </w:rPr>
         <w:t>) presentar todas las comunicaciones cursadas con la parte denunciante en virtud de los hechos materia de denuncia</w:t>
       </w:r>
@@ -5089,12 +5044,12 @@
           <w:color w:val="000000"/>
           <w:kern w:val="0"/>
           <w:lang w:val="es-ES" w:eastAsia="es-ES"/>
-          <ns2:ligatures ns2:val="none"/>
+          <w14:ligatures w14:val="none"/>
         </w:rPr>
         <w:t>.</w:t>
       </w:r>
     </w:p>
-    <w:p ns2:paraId="12A4D8BD" ns2:textId="77777777">
+    <w:p>
       <w:pPr>
         <w:spacing w:after="0" w:line="240" w:lineRule="auto"/>
         <w:jc w:val="both"/>
@@ -5104,20 +5059,20 @@
           <w:color w:val="000000"/>
           <w:kern w:val="0"/>
           <w:lang w:val="es-ES" w:eastAsia="es-PE"/>
-          <ns2:ligatures ns2:val="none"/>
-        </w:rPr>
-      </w:pPr>
-    </w:p>
-    <w:p ns2:paraId="591B7E6F" ns2:textId="77777777">
-      <w:pPr>
-        <w:spacing w:after="0" w:line="240" w:lineRule="auto"/>
-        <w:jc w:val="both"/>
-        <w:rPr>
-          <w:rFonts w:ascii="Arial Narrow" w:eastAsia="Arial Narrow" w:hAnsi="Arial Narrow" w:cs="Arial Narrow"/>
-          <w:color w:val="000000"/>
-          <w:kern w:val="0"/>
-          <w:lang w:eastAsia="es-PE"/>
-          <ns2:ligatures ns2:val="none"/>
+          <w14:ligatures w14:val="none"/>
+        </w:rPr>
+      </w:pPr>
+    </w:p>
+    <w:p>
+      <w:pPr>
+        <w:spacing w:after="0" w:line="240" w:lineRule="auto"/>
+        <w:jc w:val="both"/>
+        <w:rPr>
+          <w:rFonts w:ascii="Arial Narrow" w:eastAsia="Arial Narrow" w:hAnsi="Arial Narrow" w:cs="Arial Narrow"/>
+          <w:color w:val="000000"/>
+          <w:kern w:val="0"/>
+          <w:lang w:eastAsia="es-PE"/>
+          <w14:ligatures w14:val="none"/>
         </w:rPr>
       </w:pPr>
       <w:r>
@@ -5127,7 +5082,7 @@
           <w:color w:val="000000"/>
           <w:kern w:val="0"/>
           <w:lang w:eastAsia="es-PE"/>
-          <ns2:ligatures ns2:val="none"/>
+          <w14:ligatures w14:val="none"/>
         </w:rPr>
         <w:t>SEXTO:</w:t>
       </w:r>
@@ -5137,7 +5092,7 @@
           <w:color w:val="000000"/>
           <w:kern w:val="0"/>
           <w:lang w:eastAsia="es-PE"/>
-          <ns2:ligatures ns2:val="none"/>
+          <w14:ligatures w14:val="none"/>
         </w:rPr>
         <w:t xml:space="preserve"> </w:t>
       </w:r>
@@ -5148,7 +5103,7 @@
           <w:color w:val="000000"/>
           <w:kern w:val="0"/>
           <w:lang w:eastAsia="es-PE"/>
-          <ns2:ligatures ns2:val="none"/>
+          <w14:ligatures w14:val="none"/>
         </w:rPr>
         <w:t>informar a las partes que el artículo 110</w:t>
       </w:r>
@@ -5158,7 +5113,7 @@
           <w:color w:val="000000"/>
           <w:kern w:val="0"/>
           <w:lang w:eastAsia="es-PE"/>
-          <ns2:ligatures ns2:val="none"/>
+          <w14:ligatures w14:val="none"/>
         </w:rPr>
         <w:t/>
       </w:r>
@@ -5168,7 +5123,7 @@
           <w:color w:val="000000"/>
           <w:kern w:val="0"/>
           <w:lang w:eastAsia="es-PE"/>
-          <ns2:ligatures ns2:val="none"/>
+          <w14:ligatures w14:val="none"/>
         </w:rPr>
         <w:t xml:space="preserve"> de la Ley 29571, Código de Protección y Defensa del Consumidor</w:t>
       </w:r>
@@ -5180,7 +5135,7 @@
           <w:kern w:val="0"/>
           <w:vertAlign w:val="superscript"/>
           <w:lang w:eastAsia="es-PE"/>
-          <ns2:ligatures ns2:val="none"/>
+          <w14:ligatures w14:val="none"/>
         </w:rPr>
         <w:footnoteReference w:id="7"/>
       </w:r>
@@ -5190,7 +5145,7 @@
           <w:color w:val="000000"/>
           <w:kern w:val="0"/>
           <w:lang w:eastAsia="es-PE"/>
-          <ns2:ligatures ns2:val="none"/>
+          <w14:ligatures w14:val="none"/>
         </w:rPr>
         <w:t>, faculta a la Comisión a calificar las infracciones de la referida norma como leves, graves o muy graves e imponer sanciones que van desde una amonestación hasta una multa por un máximo de 450 Unidades Impositivas Tributarias, sin perjuicio de las medidas correctivas, reparadoras y complementarias, que puedan ordenarse de acuerdo a lo estipulado en los artículos 114</w:t>
       </w:r>
@@ -5200,7 +5155,7 @@
           <w:color w:val="000000"/>
           <w:kern w:val="0"/>
           <w:lang w:eastAsia="es-PE"/>
-          <ns2:ligatures ns2:val="none"/>
+          <w14:ligatures w14:val="none"/>
         </w:rPr>
         <w:t/>
       </w:r>
@@ -5210,7 +5165,7 @@
           <w:color w:val="000000"/>
           <w:kern w:val="0"/>
           <w:lang w:eastAsia="es-PE"/>
-          <ns2:ligatures ns2:val="none"/>
+          <w14:ligatures w14:val="none"/>
         </w:rPr>
         <w:t>, 115</w:t>
       </w:r>
@@ -5220,7 +5175,7 @@
           <w:color w:val="000000"/>
           <w:kern w:val="0"/>
           <w:lang w:eastAsia="es-PE"/>
-          <ns2:ligatures ns2:val="none"/>
+          <w14:ligatures w14:val="none"/>
         </w:rPr>
         <w:t/>
       </w:r>
@@ -5230,7 +5185,7 @@
           <w:color w:val="000000"/>
           <w:kern w:val="0"/>
           <w:lang w:eastAsia="es-PE"/>
-          <ns2:ligatures ns2:val="none"/>
+          <w14:ligatures w14:val="none"/>
         </w:rPr>
         <w:t xml:space="preserve"> y 116</w:t>
       </w:r>
@@ -5240,7 +5195,7 @@
           <w:color w:val="000000"/>
           <w:kern w:val="0"/>
           <w:lang w:eastAsia="es-PE"/>
-          <ns2:ligatures ns2:val="none"/>
+          <w14:ligatures w14:val="none"/>
         </w:rPr>
         <w:t/>
       </w:r>
@@ -5250,7 +5205,7 @@
           <w:color w:val="000000"/>
           <w:kern w:val="0"/>
           <w:lang w:eastAsia="es-PE"/>
-          <ns2:ligatures ns2:val="none"/>
+          <w14:ligatures w14:val="none"/>
         </w:rPr>
         <w:t xml:space="preserve"> de la referida norma</w:t>
       </w:r>
@@ -5262,7 +5217,7 @@
           <w:kern w:val="0"/>
           <w:vertAlign w:val="superscript"/>
           <w:lang w:eastAsia="es-PE"/>
-          <ns2:ligatures ns2:val="none"/>
+          <w14:ligatures w14:val="none"/>
         </w:rPr>
         <w:footnoteReference w:id="8"/>
       </w:r>
@@ -5272,7 +5227,7 @@
           <w:color w:val="000000"/>
           <w:kern w:val="0"/>
           <w:lang w:eastAsia="es-PE"/>
-          <ns2:ligatures ns2:val="none"/>
+          <w14:ligatures w14:val="none"/>
         </w:rPr>
         <w:t xml:space="preserve">. </w:t>
       </w:r>
@@ -5283,7 +5238,7 @@
           <w:color w:val="000000"/>
           <w:kern w:val="0"/>
           <w:lang w:eastAsia="es-PE"/>
-          <ns2:ligatures ns2:val="none"/>
+          <w14:ligatures w14:val="none"/>
         </w:rPr>
         <w:lastRenderedPageBreak/>
         <w:t>Asimismo, se consideran circunstancias atenuantes para la graduación de la sanción, el allanamiento de la denuncia o el reconocimiento de las pretensiones en ella contenidas, de acuerdo con el artículo 112</w:t>
@@ -5294,7 +5249,7 @@
           <w:color w:val="000000"/>
           <w:kern w:val="0"/>
           <w:lang w:eastAsia="es-PE"/>
-          <ns2:ligatures ns2:val="none"/>
+          <w14:ligatures w14:val="none"/>
         </w:rPr>
         <w:t/>
       </w:r>
@@ -5304,7 +5259,7 @@
           <w:color w:val="000000"/>
           <w:kern w:val="0"/>
           <w:lang w:eastAsia="es-PE"/>
-          <ns2:ligatures ns2:val="none"/>
+          <w14:ligatures w14:val="none"/>
         </w:rPr>
         <w:t xml:space="preserve"> del Código</w:t>
       </w:r>
@@ -5316,7 +5271,7 @@
           <w:kern w:val="0"/>
           <w:vertAlign w:val="superscript"/>
           <w:lang w:eastAsia="es-PE"/>
-          <ns2:ligatures ns2:val="none"/>
+          <w14:ligatures w14:val="none"/>
         </w:rPr>
         <w:footnoteReference w:id="9"/>
       </w:r>
@@ -5326,12 +5281,12 @@
           <w:color w:val="000000"/>
           <w:kern w:val="0"/>
           <w:lang w:eastAsia="es-PE"/>
-          <ns2:ligatures ns2:val="none"/>
+          <w14:ligatures w14:val="none"/>
         </w:rPr>
         <w:t>.</w:t>
       </w:r>
     </w:p>
-    <w:p ns2:paraId="0ECE55DF" ns2:textId="77777777">
+    <w:p>
       <w:pPr>
         <w:shd w:val="clear" w:color="auto" w:fill="FFFFFF"/>
         <w:spacing w:after="0" w:line="240" w:lineRule="auto"/>
@@ -5342,11 +5297,11 @@
           <w:color w:val="000000"/>
           <w:kern w:val="0"/>
           <w:lang w:eastAsia="es-PE"/>
-          <ns2:ligatures ns2:val="none"/>
-        </w:rPr>
-      </w:pPr>
-    </w:p>
-    <w:p ns2:paraId="1CC114EB" ns2:textId="77777777">
+          <w14:ligatures w14:val="none"/>
+        </w:rPr>
+      </w:pPr>
+    </w:p>
+    <w:p>
       <w:pPr>
         <w:shd w:val="clear" w:color="auto" w:fill="FFFFFF"/>
         <w:spacing w:after="0" w:line="240" w:lineRule="auto"/>
@@ -5356,7 +5311,7 @@
           <w:color w:val="000000"/>
           <w:kern w:val="0"/>
           <w:lang w:eastAsia="es-PE"/>
-          <ns2:ligatures ns2:val="none"/>
+          <w14:ligatures w14:val="none"/>
         </w:rPr>
       </w:pPr>
       <w:r>
@@ -5366,7 +5321,7 @@
           <w:color w:val="000000"/>
           <w:kern w:val="0"/>
           <w:lang w:eastAsia="es-PE"/>
-          <ns2:ligatures ns2:val="none"/>
+          <w14:ligatures w14:val="none"/>
         </w:rPr>
         <w:t>SÉTIMO:</w:t>
       </w:r>
@@ -5376,7 +5331,7 @@
           <w:color w:val="000000"/>
           <w:kern w:val="0"/>
           <w:lang w:eastAsia="es-PE"/>
-          <ns2:ligatures ns2:val="none"/>
+          <w14:ligatures w14:val="none"/>
         </w:rPr>
         <w:t xml:space="preserve"> informar a las partes que conforme a lo establecido en el artículo 39</w:t>
       </w:r>
@@ -5386,7 +5341,7 @@
           <w:color w:val="000000"/>
           <w:kern w:val="0"/>
           <w:lang w:eastAsia="es-PE"/>
-          <ns2:ligatures ns2:val="none"/>
+          <w14:ligatures w14:val="none"/>
         </w:rPr>
         <w:t/>
       </w:r>
@@ -5396,12 +5351,12 @@
           <w:color w:val="000000"/>
           <w:kern w:val="0"/>
           <w:lang w:eastAsia="es-PE"/>
-          <ns2:ligatures ns2:val="none"/>
+          <w14:ligatures w14:val="none"/>
         </w:rPr>
         <w:t xml:space="preserve"> de la Ley sobre Facultades, Normas y Organización del Indecopi, aprobada por Decreto Legislativo 807, los gastos por los peritajes realizados, actuación de pruebas, inspecciones y otros derivados de la tramitación del proceso serán de cargo de la parte que solicita la prueba, salvo pacto en contrario. En todos los casos, la resolución final determinará si los gastos deben ser asumidos por alguna de las partes, o reembolsados a la otra parte o al Indecopi, según sea el caso, de manera adicional a la sanción que haya podido imponerse. </w:t>
       </w:r>
     </w:p>
-    <w:p ns2:paraId="364C4B19" ns2:textId="77777777">
+    <w:p>
       <w:pPr>
         <w:shd w:val="clear" w:color="auto" w:fill="FFFFFF"/>
         <w:spacing w:after="0" w:line="240" w:lineRule="auto"/>
@@ -5411,11 +5366,11 @@
           <w:color w:val="000000"/>
           <w:kern w:val="0"/>
           <w:lang w:eastAsia="es-PE"/>
-          <ns2:ligatures ns2:val="none"/>
-        </w:rPr>
-      </w:pPr>
-    </w:p>
-    <w:p ns2:paraId="27E9BBC0" ns2:textId="77777777">
+          <w14:ligatures w14:val="none"/>
+        </w:rPr>
+      </w:pPr>
+    </w:p>
+    <w:p>
       <w:pPr>
         <w:suppressAutoHyphens/>
         <w:spacing w:after="0" w:line="240" w:lineRule="auto"/>
@@ -5424,7 +5379,7 @@
           <w:rFonts w:ascii="Arial Narrow" w:eastAsia="Calibri" w:hAnsi="Arial Narrow" w:cs="Arial"/>
           <w:kern w:val="0"/>
           <w:u w:val="single"/>
-          <ns2:ligatures ns2:val="none"/>
+          <w14:ligatures w14:val="none"/>
         </w:rPr>
       </w:pPr>
       <w:r>
@@ -5433,7 +5388,7 @@
           <w:b/>
           <w:bCs/>
           <w:kern w:val="0"/>
-          <ns2:ligatures ns2:val="none"/>
+          <w14:ligatures w14:val="none"/>
         </w:rPr>
         <w:t>OCTAVO</w:t>
       </w:r>
@@ -5442,7 +5397,7 @@
           <w:rFonts w:ascii="Arial Narrow" w:eastAsia="Calibri" w:hAnsi="Arial Narrow" w:cs="Arial"/>
           <w:b/>
           <w:kern w:val="0"/>
-          <ns2:ligatures ns2:val="none"/>
+          <w14:ligatures w14:val="none"/>
         </w:rPr>
         <w:t>:</w:t>
       </w:r>
@@ -5450,7 +5405,7 @@
         <w:rPr>
           <w:rFonts w:ascii="Arial Narrow" w:eastAsia="Calibri" w:hAnsi="Arial Narrow" w:cs="Arial"/>
           <w:kern w:val="0"/>
-          <ns2:ligatures ns2:val="none"/>
+          <w14:ligatures w14:val="none"/>
         </w:rPr>
         <w:t xml:space="preserve"> comunicar a las partes que, </w:t>
       </w:r>
@@ -5459,7 +5414,7 @@
         <w:rPr>
           <w:rFonts w:ascii="Arial Narrow" w:eastAsia="Calibri" w:hAnsi="Arial Narrow" w:cs="Arial"/>
           <w:kern w:val="0"/>
-          <ns2:ligatures ns2:val="none"/>
+          <w14:ligatures w14:val="none"/>
         </w:rPr>
         <w:t>de acuerdo a</w:t>
       </w:r>
@@ -5468,7 +5423,7 @@
         <w:rPr>
           <w:rFonts w:ascii="Arial Narrow" w:eastAsia="Calibri" w:hAnsi="Arial Narrow" w:cs="Arial"/>
           <w:kern w:val="0"/>
-          <ns2:ligatures ns2:val="none"/>
+          <w14:ligatures w14:val="none"/>
         </w:rPr>
         <w:t xml:space="preserve"> lo señalado por el artículo 29</w:t>
       </w:r>
@@ -5478,7 +5433,7 @@
           <w:color w:val="000000"/>
           <w:kern w:val="0"/>
           <w:lang w:eastAsia="es-PE"/>
-          <ns2:ligatures ns2:val="none"/>
+          <w14:ligatures w14:val="none"/>
         </w:rPr>
         <w:t/>
       </w:r>
@@ -5486,7 +5441,7 @@
         <w:rPr>
           <w:rFonts w:ascii="Arial Narrow" w:eastAsia="Calibri" w:hAnsi="Arial Narrow" w:cs="Arial"/>
           <w:kern w:val="0"/>
-          <ns2:ligatures ns2:val="none"/>
+          <w14:ligatures w14:val="none"/>
         </w:rPr>
         <w:t xml:space="preserve"> del Decreto Legislativo 807</w:t>
       </w:r>
@@ -5496,7 +5451,7 @@
           <w:rFonts w:ascii="Arial Narrow" w:eastAsia="Calibri" w:hAnsi="Arial Narrow" w:cs="Arial"/>
           <w:kern w:val="0"/>
           <w:vertAlign w:val="superscript"/>
-          <ns2:ligatures ns2:val="none"/>
+          <w14:ligatures w14:val="none"/>
         </w:rPr>
         <w:footnoteReference w:id="10"/>
       </w:r>
@@ -5504,7 +5459,7 @@
         <w:rPr>
           <w:rFonts w:ascii="Arial Narrow" w:eastAsia="Calibri" w:hAnsi="Arial Narrow" w:cs="Arial"/>
           <w:kern w:val="0"/>
-          <ns2:ligatures ns2:val="none"/>
+          <w14:ligatures w14:val="none"/>
         </w:rPr>
         <w:t xml:space="preserve">, hasta antes de la emisión de la Resolución Final tienen la posibilidad de solicitar una audiencia de conciliación. En caso deleguen a favor de una tercera persona su actuación en la diligencia programada, esta deberá presentar un poder especial con firma legalizada ante Notario Público, donde conste </w:t>
       </w:r>
@@ -5513,7 +5468,7 @@
           <w:rFonts w:ascii="Arial Narrow" w:eastAsia="Calibri" w:hAnsi="Arial Narrow" w:cs="Arial"/>
           <w:kern w:val="0"/>
           <w:u w:val="single"/>
-          <ns2:ligatures ns2:val="none"/>
+          <w14:ligatures w14:val="none"/>
         </w:rPr>
         <w:t>expresamente su facultad para asistir y conciliar en su representación</w:t>
       </w:r>
@@ -5522,7 +5477,7 @@
           <w:rFonts w:ascii="Arial Narrow" w:eastAsia="Calibri" w:hAnsi="Arial Narrow" w:cs="Arial"/>
           <w:bCs/>
           <w:kern w:val="0"/>
-          <ns2:ligatures ns2:val="none"/>
+          <w14:ligatures w14:val="none"/>
         </w:rPr>
         <w:t>.</w:t>
       </w:r>
@@ -5532,7 +5487,7 @@
           <w:b/>
           <w:bCs/>
           <w:kern w:val="0"/>
-          <ns2:ligatures ns2:val="none"/>
+          <w14:ligatures w14:val="none"/>
         </w:rPr>
         <w:t xml:space="preserve"> </w:t>
       </w:r>
@@ -5541,12 +5496,12 @@
           <w:rFonts w:ascii="Arial Narrow" w:eastAsia="Calibri" w:hAnsi="Arial Narrow" w:cs="Arial"/>
           <w:kern w:val="0"/>
           <w:u w:val="single"/>
-          <ns2:ligatures ns2:val="none"/>
+          <w14:ligatures w14:val="none"/>
         </w:rPr>
         <w:t xml:space="preserve">Ello bajo apercibimiento de no realizar la audiencia de conciliación y levantar el acta de inasistencia correspondiente. </w:t>
       </w:r>
     </w:p>
-    <w:p ns2:paraId="4CD47B08" ns2:textId="77777777">
+    <w:p>
       <w:pPr>
         <w:suppressAutoHyphens/>
         <w:spacing w:after="0" w:line="240" w:lineRule="auto"/>
@@ -5555,11 +5510,11 @@
           <w:rFonts w:ascii="Arial Narrow" w:eastAsia="Calibri" w:hAnsi="Arial Narrow" w:cs="Arial"/>
           <w:kern w:val="0"/>
           <w:u w:val="single"/>
-          <ns2:ligatures ns2:val="none"/>
-        </w:rPr>
-      </w:pPr>
-    </w:p>
-    <w:p ns2:paraId="0E80CA49" ns2:textId="77777777">
+          <w14:ligatures w14:val="none"/>
+        </w:rPr>
+      </w:pPr>
+    </w:p>
+    <w:p>
       <w:pPr>
         <w:suppressAutoHyphens/>
         <w:spacing w:after="0" w:line="240" w:lineRule="auto"/>
@@ -5569,7 +5524,7 @@
           <w:color w:val="000000"/>
           <w:kern w:val="0"/>
           <w:lang w:eastAsia="es-PE"/>
-          <ns2:ligatures ns2:val="none"/>
+          <w14:ligatures w14:val="none"/>
         </w:rPr>
       </w:pPr>
       <w:r>
@@ -5579,7 +5534,7 @@
           <w:color w:val="000000"/>
           <w:kern w:val="0"/>
           <w:lang w:eastAsia="es-PE"/>
-          <ns2:ligatures ns2:val="none"/>
+          <w14:ligatures w14:val="none"/>
         </w:rPr>
         <w:t>NOVENO:</w:t>
       </w:r>
@@ -5589,14 +5544,14 @@
           <w:color w:val="000000"/>
           <w:kern w:val="0"/>
           <w:lang w:eastAsia="es-PE"/>
-          <ns2:ligatures ns2:val="none"/>
+          <w14:ligatures w14:val="none"/>
         </w:rPr>
         <w:t xml:space="preserve"> poner en conocimiento de las partes que, antes de la emisión de la Resolución Final, tienen la posibilidad de formular su desistimiento o presentar el acuerdo arribado mediante la conciliación, mediación, transacción o cualquier otro que, de forma indubitable, deje constancia que se ha solucionado la controversia materia de denuncia.</w:t>
       </w:r>
       <w:bookmarkStart w:id="21" w:name="h.gjdgxs" w:colFirst="0" w:colLast="0"/>
       <w:bookmarkEnd w:id="21"/>
     </w:p>
-    <w:p ns2:paraId="7DDD06F7" ns2:textId="77777777">
+    <w:p>
       <w:pPr>
         <w:suppressAutoHyphens/>
         <w:spacing w:after="0" w:line="240" w:lineRule="auto"/>
@@ -5606,11 +5561,11 @@
           <w:color w:val="000000"/>
           <w:kern w:val="0"/>
           <w:lang w:eastAsia="es-PE"/>
-          <ns2:ligatures ns2:val="none"/>
-        </w:rPr>
-      </w:pPr>
-    </w:p>
-    <w:p ns2:paraId="236137A1" ns2:textId="6B34EC72">
+          <w14:ligatures w14:val="none"/>
+        </w:rPr>
+      </w:pPr>
+    </w:p>
+    <w:p>
       <w:pPr>
         <w:suppressAutoHyphens/>
         <w:spacing w:after="0" w:line="240" w:lineRule="auto"/>
@@ -5633,7 +5588,7 @@
           <w:b/>
           <w:spacing w:val="-3"/>
           <w:kern w:val="0"/>
-          <ns2:ligatures ns2:val="none"/>
+          <w14:ligatures w14:val="none"/>
         </w:rPr>
         <w:t/>
       </w:r>
@@ -5643,7 +5598,7 @@
           <w:bCs/>
           <w:spacing w:val="-3"/>
           <w:kern w:val="0"/>
-          <ns2:ligatures ns2:val="none"/>
+          <w14:ligatures w14:val="none"/>
         </w:rPr>
         <w:t xml:space="preserve"/>
       </w:r>
@@ -5653,7 +5608,7 @@
           <w:bCs/>
           <w:spacing w:val="-3"/>
           <w:kern w:val="0"/>
-          <ns2:ligatures ns2:val="none"/>
+          <w14:ligatures w14:val="none"/>
         </w:rPr>
         <w:t/>
       </w:r>
@@ -5663,7 +5618,7 @@
           <w:bCs/>
           <w:spacing w:val="-3"/>
           <w:kern w:val="0"/>
-          <ns2:ligatures ns2:val="none"/>
+          <w14:ligatures w14:val="none"/>
         </w:rPr>
         <w:t xml:space="preserve"/>
       </w:r>
@@ -5673,7 +5628,7 @@
           <w:bCs/>
           <w:spacing w:val="-3"/>
           <w:kern w:val="0"/>
-          <ns2:ligatures ns2:val="none"/>
+          <w14:ligatures w14:val="none"/>
         </w:rPr>
         <w:t xml:space="preserve"/>
       </w:r>
@@ -5684,7 +5639,7 @@
           <w:bCs/>
           <w:spacing w:val="-3"/>
           <w:kern w:val="0"/>
-          <ns2:ligatures ns2:val="none"/>
+          <w14:ligatures w14:val="none"/>
         </w:rPr>
         <w:t/>
       </w:r>
@@ -5695,7 +5650,7 @@
           <w:bCs/>
           <w:spacing w:val="-3"/>
           <w:kern w:val="0"/>
-          <ns2:ligatures ns2:val="none"/>
+          <w14:ligatures w14:val="none"/>
         </w:rPr>
         <w:t xml:space="preserve"/>
       </w:r>
@@ -5719,7 +5674,7 @@
           <w:color w:val="000000"/>
           <w:kern w:val="0"/>
           <w:lang w:eastAsia="es-PE"/>
-          <ns2:ligatures ns2:val="none"/>
+          <w14:ligatures w14:val="none"/>
         </w:rPr>
         <w:t/>
       </w:r>
@@ -5736,7 +5691,7 @@
           <w:color w:val="000000"/>
           <w:kern w:val="0"/>
           <w:lang w:eastAsia="es-PE"/>
-          <ns2:ligatures ns2:val="none"/>
+          <w14:ligatures w14:val="none"/>
         </w:rPr>
         <w:t/>
       </w:r>
@@ -5771,7 +5726,7 @@
       </w:r>
     </w:p>
     <w:bookmarkEnd w:id="22"/>
-    <w:p ns2:paraId="639FE5BE" ns2:textId="77777777">
+    <w:p>
       <w:pPr>
         <w:suppressAutoHyphens/>
         <w:spacing w:after="0" w:line="240" w:lineRule="auto"/>
@@ -5781,7 +5736,7 @@
         </w:rPr>
       </w:pPr>
     </w:p>
-    <w:p ns2:paraId="083D8417" ns2:textId="4EC6B62B">
+    <w:p>
       <w:pPr>
         <w:suppressAutoHyphens/>
         <w:spacing w:line="240" w:lineRule="auto"/>
@@ -5870,7 +5825,7 @@
       </w:r>
       <w:bookmarkStart w:id="23" w:name="_Hlk198890962"/>
     </w:p>
-    <w:p ns2:paraId="36317C11" ns2:textId="77777777">
+    <w:p>
       <w:pPr>
         <w:suppressAutoHyphens/>
         <w:spacing w:after="0" w:line="240" w:lineRule="auto"/>
@@ -5882,7 +5837,7 @@
       </w:pPr>
     </w:p>
     <w:bookmarkEnd w:id="23"/>
-    <w:p ns2:paraId="23716787" ns2:textId="77777777">
+    <w:p>
       <w:pPr>
         <w:suppressAutoHyphens/>
         <w:spacing w:after="0" w:line="240" w:lineRule="auto"/>
@@ -5892,7 +5847,7 @@
         </w:rPr>
       </w:pPr>
     </w:p>
-    <w:p ns2:paraId="509D673B" ns2:textId="77777777">
+    <w:p>
       <w:pPr>
         <w:spacing w:after="0" w:line="240" w:lineRule="auto"/>
         <w:jc w:val="both"/>
@@ -5902,11 +5857,11 @@
           <w:color w:val="000000"/>
           <w:kern w:val="0"/>
           <w:lang w:eastAsia="es-PE"/>
-          <ns2:ligatures ns2:val="none"/>
-        </w:rPr>
-      </w:pPr>
-    </w:p>
-    <w:p ns2:paraId="418E1D52" ns2:textId="77777777">
+          <w14:ligatures w14:val="none"/>
+        </w:rPr>
+      </w:pPr>
+    </w:p>
+    <w:p>
       <w:pPr>
         <w:spacing w:after="0" w:line="240" w:lineRule="auto"/>
         <w:jc w:val="both"/>
@@ -5916,12 +5871,12 @@
           <w:color w:val="000000"/>
           <w:kern w:val="0"/>
           <w:lang w:eastAsia="es-PE"/>
-          <ns2:ligatures ns2:val="none"/>
+          <w14:ligatures w14:val="none"/>
         </w:rPr>
       </w:pPr>
     </w:p>
     <w:bookmarkEnd w:id="0"/>
-    <w:p ns2:paraId="2E71D930" ns2:textId="77777777">
+    <w:p>
       <w:pPr>
         <w:spacing w:after="0" w:line="240" w:lineRule="auto"/>
         <w:jc w:val="both"/>
@@ -5931,11 +5886,11 @@
           <w:color w:val="000000"/>
           <w:kern w:val="0"/>
           <w:lang w:val="es-ES" w:eastAsia="es-PE"/>
-          <ns2:ligatures ns2:val="none"/>
-        </w:rPr>
-      </w:pPr>
-    </w:p>
-    <w:p ns2:paraId="03CAC917" ns2:textId="77777777">
+          <w14:ligatures w14:val="none"/>
+        </w:rPr>
+      </w:pPr>
+    </w:p>
+    <w:p>
       <w:pPr>
         <w:shd w:val="clear" w:color="auto" w:fill="FFFFFF"/>
         <w:spacing w:after="0" w:line="240" w:lineRule="auto"/>
@@ -5957,7 +5912,7 @@
         <w:t xml:space="preserve">Firmado digitalmente por </w:t>
       </w:r>
     </w:p>
-    <w:p ns2:paraId="1591267D" ns2:textId="77777777">
+    <w:p>
       <w:pPr>
         <w:shd w:val="clear" w:color="auto" w:fill="FFFFFF"/>
         <w:spacing w:after="0" w:line="240" w:lineRule="auto"/>
@@ -5979,7 +5934,7 @@
         <w:t xml:space="preserve">EVELING ROA QUISPE </w:t>
       </w:r>
     </w:p>
-    <w:p ns2:paraId="7C7E468C" ns2:textId="77777777">
+    <w:p>
       <w:pPr>
         <w:shd w:val="clear" w:color="auto" w:fill="FFFFFF"/>
         <w:spacing w:after="0" w:line="240" w:lineRule="auto"/>
@@ -6001,7 +5956,7 @@
         <w:t>Secretaria Técnica</w:t>
       </w:r>
     </w:p>
-    <w:p ns2:paraId="13657175" ns2:textId="77777777">
+    <w:p>
       <w:pPr>
         <w:shd w:val="clear" w:color="auto" w:fill="FFFFFF"/>
         <w:spacing w:after="0" w:line="240" w:lineRule="auto"/>
@@ -6023,7 +5978,7 @@
         <w:t>Comisión de Protección al Consumidor 1</w:t>
       </w:r>
     </w:p>
-    <w:p ns2:paraId="35BE4E13" ns2:textId="77777777">
+    <w:p>
       <w:pPr>
         <w:spacing w:after="0" w:line="240" w:lineRule="auto"/>
         <w:rPr>
@@ -6040,7 +5995,7 @@
         <w:t>LGP/JCQ</w:t>
       </w:r>
     </w:p>
-    <w:p ns2:paraId="4423ADE9" ns2:textId="77777777">
+    <w:p>
       <w:pPr>
         <w:spacing w:line="240" w:lineRule="auto"/>
         <w:rPr>
@@ -6048,18 +6003,18 @@
         </w:rPr>
       </w:pPr>
     </w:p>
-    <w:p ns2:paraId="74AAB5F4" ns2:textId="77777777">
+    <w:p>
       <w:pPr>
         <w:spacing w:line="240" w:lineRule="auto"/>
       </w:pPr>
     </w:p>
     <w:sectPr>
-      <w:headerReference w:type="even" ns3:id="rId8"/>
-      <w:headerReference w:type="default" ns3:id="rId9"/>
-      <w:footerReference w:type="even" ns3:id="rId10"/>
-      <w:footerReference w:type="default" ns3:id="rId11"/>
-      <w:headerReference w:type="first" ns3:id="rId12"/>
-      <w:footerReference w:type="first" ns3:id="rId13"/>
+      <w:headerReference w:type="even" r:id="rId8"/>
+      <w:headerReference w:type="default" r:id="rId9"/>
+      <w:footerReference w:type="even" r:id="rId10"/>
+      <w:footerReference w:type="default" r:id="rId11"/>
+      <w:headerReference w:type="first" r:id="rId12"/>
+      <w:footerReference w:type="first" r:id="rId13"/>
       <w:pgSz w:w="11906" w:h="16838"/>
       <w:pgMar w:top="1417" w:right="1701" w:bottom="1417" w:left="1701" w:header="708" w:footer="708" w:gutter="0"/>
       <w:cols w:space="708"/>
@@ -6070,7 +6025,7 @@
 </file>
 
 <file path=word/endnotes.xml><?xml version="1.0" encoding="utf-8"?>
-<w:endnotes xmlns:wpc="http://schemas.microsoft.com/office/word/2010/wordprocessingCanvas" xmlns:cx="http://schemas.microsoft.com/office/drawing/2014/chartex" xmlns:cx1="http://schemas.microsoft.com/office/drawing/2015/9/8/chartex" xmlns:cx2="http://schemas.microsoft.com/office/drawing/2015/10/21/chartex" xmlns:cx3="http://schemas.microsoft.com/office/drawing/2016/5/9/chartex" xmlns:cx4="http://schemas.microsoft.com/office/drawing/2016/5/10/chartex" xmlns:cx5="http://schemas.microsoft.com/office/drawing/2016/5/11/chartex" xmlns:cx6="http://schemas.microsoft.com/office/drawing/2016/5/12/chartex" xmlns:cx7="http://schemas.microsoft.com/office/drawing/2016/5/13/chartex" xmlns:cx8="http://schemas.microsoft.com/office/drawing/2016/5/14/chartex" xmlns:mc="http://schemas.openxmlformats.org/markup-compatibility/2006" xmlns:aink="http://schemas.microsoft.com/office/drawing/2016/ink" xmlns:am3d="http://schemas.microsoft.com/office/drawing/2017/model3d" xmlns:o="urn:schemas-microsoft-com:office:office" xmlns:oel="http://schemas.microsoft.com/office/2019/extlst" xmlns:r="http://schemas.openxmlformats.org/officeDocument/2006/relationships" xmlns:m="http://schemas.openxmlformats.org/officeDocument/2006/math" xmlns:v="urn:schemas-microsoft-com:vml" xmlns:wp14="http://schemas.microsoft.com/office/word/2010/wordprocessingDrawing" xmlns:wp="http://schemas.openxmlformats.org/drawingml/2006/wordprocessingDrawing" xmlns:w10="urn:schemas-microsoft-com:office:word" xmlns:w="http://schemas.openxmlformats.org/wordprocessingml/2006/main" xmlns:w14="http://schemas.microsoft.com/office/word/2010/wordml" xmlns:w15="http://schemas.microsoft.com/office/word/2012/wordml" xmlns:w16cex="http://schemas.microsoft.com/office/word/2018/wordml/cex" xmlns:w16cid="http://schemas.microsoft.com/office/word/2016/wordml/cid" xmlns:w16="http://schemas.microsoft.com/office/word/2018/wordml" xmlns:w16du="http://schemas.microsoft.com/office/word/2023/wordml/word16du" xmlns:w16sdtdh="http://schemas.microsoft.com/office/word/2020/wordml/sdtdatahash" xmlns:w16sdtfl="http://schemas.microsoft.com/office/word/2024/wordml/sdtformatlock" xmlns:w16se="http://schemas.microsoft.com/office/word/2015/wordml/symex" xmlns:wpg="http://schemas.microsoft.com/office/word/2010/wordprocessingGroup" xmlns:wpi="http://schemas.microsoft.com/office/word/2010/wordprocessingInk" xmlns:wne="http://schemas.microsoft.com/office/word/2006/wordml" xmlns:wps="http://schemas.microsoft.com/office/word/2010/wordprocessingShape" mc:Ignorable="w14 w15 w16se w16cid w16 w16cex w16sdtdh w16sdtfl w16du wp14">
+<w:endnotes xmlns:mc="http://schemas.openxmlformats.org/markup-compatibility/2006" xmlns:r="http://schemas.openxmlformats.org/officeDocument/2006/relationships" xmlns:w="http://schemas.openxmlformats.org/wordprocessingml/2006/main" xmlns:w14="http://schemas.microsoft.com/office/word/2010/wordml" xmlns:w15="http://schemas.microsoft.com/office/word/2012/wordml" xmlns:w16="http://schemas.microsoft.com/office/word/2018/wordml" xmlns:w16cex="http://schemas.microsoft.com/office/word/2018/wordml/cex" xmlns:w16cid="http://schemas.microsoft.com/office/word/2016/wordml/cid" xmlns:w16du="http://schemas.microsoft.com/office/word/2023/wordml/word16du" xmlns:w16sdtdh="http://schemas.microsoft.com/office/word/2020/wordml/sdtdatahash" xmlns:w16se="http://schemas.microsoft.com/office/word/2015/wordml/symex" xmlns:wp14="http://schemas.microsoft.com/office/word/2010/wordprocessingDrawing" mc:Ignorable="w14 w15 w16se w16cid w16 w16cex w16sdtdh w16du wp14">
   <w:endnote w:type="separator" w:id="-1">
     <w:p>
       <w:pPr>
@@ -6095,7 +6050,7 @@
 </file>
 
 <file path=word/footer1.xml><?xml version="1.0" encoding="utf-8"?>
-<w:ftr xmlns:wpc="http://schemas.microsoft.com/office/word/2010/wordprocessingCanvas" xmlns:cx="http://schemas.microsoft.com/office/drawing/2014/chartex" xmlns:cx1="http://schemas.microsoft.com/office/drawing/2015/9/8/chartex" xmlns:cx2="http://schemas.microsoft.com/office/drawing/2015/10/21/chartex" xmlns:cx3="http://schemas.microsoft.com/office/drawing/2016/5/9/chartex" xmlns:cx4="http://schemas.microsoft.com/office/drawing/2016/5/10/chartex" xmlns:cx5="http://schemas.microsoft.com/office/drawing/2016/5/11/chartex" xmlns:cx6="http://schemas.microsoft.com/office/drawing/2016/5/12/chartex" xmlns:cx7="http://schemas.microsoft.com/office/drawing/2016/5/13/chartex" xmlns:cx8="http://schemas.microsoft.com/office/drawing/2016/5/14/chartex" xmlns:mc="http://schemas.openxmlformats.org/markup-compatibility/2006" xmlns:aink="http://schemas.microsoft.com/office/drawing/2016/ink" xmlns:am3d="http://schemas.microsoft.com/office/drawing/2017/model3d" xmlns:o="urn:schemas-microsoft-com:office:office" xmlns:oel="http://schemas.microsoft.com/office/2019/extlst" xmlns:r="http://schemas.openxmlformats.org/officeDocument/2006/relationships" xmlns:m="http://schemas.openxmlformats.org/officeDocument/2006/math" xmlns:v="urn:schemas-microsoft-com:vml" xmlns:wp14="http://schemas.microsoft.com/office/word/2010/wordprocessingDrawing" xmlns:wp="http://schemas.openxmlformats.org/drawingml/2006/wordprocessingDrawing" xmlns:w10="urn:schemas-microsoft-com:office:word" xmlns:w="http://schemas.openxmlformats.org/wordprocessingml/2006/main" xmlns:w14="http://schemas.microsoft.com/office/word/2010/wordml" xmlns:w15="http://schemas.microsoft.com/office/word/2012/wordml" xmlns:w16cex="http://schemas.microsoft.com/office/word/2018/wordml/cex" xmlns:w16cid="http://schemas.microsoft.com/office/word/2016/wordml/cid" xmlns:w16="http://schemas.microsoft.com/office/word/2018/wordml" xmlns:w16du="http://schemas.microsoft.com/office/word/2023/wordml/word16du" xmlns:w16sdtdh="http://schemas.microsoft.com/office/word/2020/wordml/sdtdatahash" xmlns:w16sdtfl="http://schemas.microsoft.com/office/word/2024/wordml/sdtformatlock" xmlns:w16se="http://schemas.microsoft.com/office/word/2015/wordml/symex" xmlns:wpg="http://schemas.microsoft.com/office/word/2010/wordprocessingGroup" xmlns:wpi="http://schemas.microsoft.com/office/word/2010/wordprocessingInk" xmlns:wne="http://schemas.microsoft.com/office/word/2006/wordml" xmlns:wps="http://schemas.microsoft.com/office/word/2010/wordprocessingShape" mc:Ignorable="w14 w15 w16se w16cid w16 w16cex w16sdtdh w16sdtfl w16du wp14">
+<w:ftr xmlns:mc="http://schemas.openxmlformats.org/markup-compatibility/2006" xmlns:r="http://schemas.openxmlformats.org/officeDocument/2006/relationships" xmlns:w="http://schemas.openxmlformats.org/wordprocessingml/2006/main" xmlns:w14="http://schemas.microsoft.com/office/word/2010/wordml" xmlns:w15="http://schemas.microsoft.com/office/word/2012/wordml" xmlns:w16="http://schemas.microsoft.com/office/word/2018/wordml" xmlns:w16cex="http://schemas.microsoft.com/office/word/2018/wordml/cex" xmlns:w16cid="http://schemas.microsoft.com/office/word/2016/wordml/cid" xmlns:w16du="http://schemas.microsoft.com/office/word/2023/wordml/word16du" xmlns:w16sdtdh="http://schemas.microsoft.com/office/word/2020/wordml/sdtdatahash" xmlns:w16se="http://schemas.microsoft.com/office/word/2015/wordml/symex" xmlns:wp14="http://schemas.microsoft.com/office/word/2010/wordprocessingDrawing" mc:Ignorable="w14 w15 w16se w16cid w16 w16cex w16sdtdh w16du wp14">
   <w:p>
     <w:pPr>
       <w:pStyle w:val="Piedepgina"/>
@@ -6194,7 +6149,7 @@
 </file>
 
 <file path=word/footnotes.xml><?xml version="1.0" encoding="utf-8"?>
-<w:footnotes xmlns:wpc="http://schemas.microsoft.com/office/word/2010/wordprocessingCanvas" xmlns:cx="http://schemas.microsoft.com/office/drawing/2014/chartex" xmlns:cx1="http://schemas.microsoft.com/office/drawing/2015/9/8/chartex" xmlns:cx2="http://schemas.microsoft.com/office/drawing/2015/10/21/chartex" xmlns:cx3="http://schemas.microsoft.com/office/drawing/2016/5/9/chartex" xmlns:cx4="http://schemas.microsoft.com/office/drawing/2016/5/10/chartex" xmlns:cx5="http://schemas.microsoft.com/office/drawing/2016/5/11/chartex" xmlns:cx6="http://schemas.microsoft.com/office/drawing/2016/5/12/chartex" xmlns:cx7="http://schemas.microsoft.com/office/drawing/2016/5/13/chartex" xmlns:cx8="http://schemas.microsoft.com/office/drawing/2016/5/14/chartex" xmlns:mc="http://schemas.openxmlformats.org/markup-compatibility/2006" xmlns:aink="http://schemas.microsoft.com/office/drawing/2016/ink" xmlns:am3d="http://schemas.microsoft.com/office/drawing/2017/model3d" xmlns:o="urn:schemas-microsoft-com:office:office" xmlns:oel="http://schemas.microsoft.com/office/2019/extlst" xmlns:r="http://schemas.openxmlformats.org/officeDocument/2006/relationships" xmlns:m="http://schemas.openxmlformats.org/officeDocument/2006/math" xmlns:v="urn:schemas-microsoft-com:vml" xmlns:wp14="http://schemas.microsoft.com/office/word/2010/wordprocessingDrawing" xmlns:wp="http://schemas.openxmlformats.org/drawingml/2006/wordprocessingDrawing" xmlns:w10="urn:schemas-microsoft-com:office:word" xmlns:w="http://schemas.openxmlformats.org/wordprocessingml/2006/main" xmlns:w14="http://schemas.microsoft.com/office/word/2010/wordml" xmlns:w15="http://schemas.microsoft.com/office/word/2012/wordml" xmlns:w16cex="http://schemas.microsoft.com/office/word/2018/wordml/cex" xmlns:w16cid="http://schemas.microsoft.com/office/word/2016/wordml/cid" xmlns:w16="http://schemas.microsoft.com/office/word/2018/wordml" xmlns:w16du="http://schemas.microsoft.com/office/word/2023/wordml/word16du" xmlns:w16sdtdh="http://schemas.microsoft.com/office/word/2020/wordml/sdtdatahash" xmlns:w16sdtfl="http://schemas.microsoft.com/office/word/2024/wordml/sdtformatlock" xmlns:w16se="http://schemas.microsoft.com/office/word/2015/wordml/symex" xmlns:wpg="http://schemas.microsoft.com/office/word/2010/wordprocessingGroup" xmlns:wpi="http://schemas.microsoft.com/office/word/2010/wordprocessingInk" xmlns:wne="http://schemas.microsoft.com/office/word/2006/wordml" xmlns:wps="http://schemas.microsoft.com/office/word/2010/wordprocessingShape" mc:Ignorable="w14 w15 w16se w16cid w16 w16cex w16sdtdh w16sdtfl w16du wp14">
+<w:footnotes xmlns:mc="http://schemas.openxmlformats.org/markup-compatibility/2006" xmlns:r="http://schemas.openxmlformats.org/officeDocument/2006/relationships" xmlns:w="http://schemas.openxmlformats.org/wordprocessingml/2006/main" xmlns:w14="http://schemas.microsoft.com/office/word/2010/wordml" xmlns:w15="http://schemas.microsoft.com/office/word/2012/wordml" xmlns:w16="http://schemas.microsoft.com/office/word/2018/wordml" xmlns:w16cex="http://schemas.microsoft.com/office/word/2018/wordml/cex" xmlns:w16cid="http://schemas.microsoft.com/office/word/2016/wordml/cid" xmlns:w16du="http://schemas.microsoft.com/office/word/2023/wordml/word16du" xmlns:w16sdtdh="http://schemas.microsoft.com/office/word/2020/wordml/sdtdatahash" xmlns:w16se="http://schemas.microsoft.com/office/word/2015/wordml/symex" xmlns:wp14="http://schemas.microsoft.com/office/word/2010/wordprocessingDrawing" mc:Ignorable="w14 w15 w16se w16cid w16 w16cex w16sdtdh w16du wp14">
   <w:footnote w:type="separator" w:id="-1">
     <w:p>
       <w:pPr>
@@ -7157,6 +7112,161 @@
       </w:pPr>
     </w:p>
   </w:footnote>
+  <w:footnote w:id="12">
+    <w:p>
+      <w:pPr>
+        <w:pStyle w:val="Textonotapie"/>
+        <w:ind w:left="567" w:hanging="567"/>
+        <w:jc w:val="both"/>
+      </w:pPr>
+      <w:r>
+        <w:rPr>
+          <w:rStyle w:val="Refdenotaalpie"/>
+          <w:rFonts w:ascii="Arial Narrow" w:hAnsi="Arial Narrow" w:cs="Arial"/>
+          <w:sz w:val="16"/>
+          <w:szCs w:val="16"/>
+          <w:vertAlign w:val="superscript"/>
+        </w:rPr>
+        <w:footnoteRef/>
+      </w:r>
+      <w:r>
+        <w:rPr>
+          <w:rFonts w:ascii="Arial Narrow" w:hAnsi="Arial Narrow" w:cs="Arial"/>
+          <w:sz w:val="16"/>
+          <w:szCs w:val="16"/>
+        </w:rPr>
+        <w:tab/>
+      </w:r>
+      <w:r>
+        <w:rPr>
+          <w:rFonts w:ascii="Arial Narrow" w:hAnsi="Arial Narrow" w:cs="Arial"/>
+          <w:b/>
+          <w:bCs/>
+          <w:sz w:val="16"/>
+          <w:szCs w:val="16"/>
+        </w:rPr>
+        <w:t xml:space="preserve">DECRETO LEGISLATIVO 807, LEY SOBRE FACULTADES, NORMAS Y ORGANIZACIÓN DEL INDECOPI, publicado el 18 de abril de 1996</w:t>
+      </w:r>
+    </w:p>
+    <w:p>
+      <w:pPr>
+        <w:pStyle w:val="Textonotapie"/>
+        <w:ind w:left="567" w:hanging="567"/>
+        <w:jc w:val="both"/>
+      </w:pPr>
+      <w:r>
+        <w:rPr>
+          <w:rFonts w:ascii="Arial Narrow" w:hAnsi="Arial Narrow" w:cs="Arial"/>
+          <w:sz w:val="16"/>
+          <w:szCs w:val="16"/>
+        </w:rPr>
+        <w:tab/>
+      </w:r>
+      <w:r>
+        <w:rPr>
+          <w:rFonts w:ascii="Arial Narrow" w:hAnsi="Arial Narrow" w:cs="Arial"/>
+          <w:b/>
+          <w:bCs/>
+          <w:sz w:val="16"/>
+          <w:szCs w:val="16"/>
+        </w:rPr>
+        <w:t xml:space="preserve">Artículo 26.-</w:t>
+      </w:r>
+      <w:r>
+        <w:rPr>
+          <w:rFonts w:ascii="Arial Narrow" w:hAnsi="Arial Narrow" w:cs="Arial"/>
+          <w:sz w:val="16"/>
+          <w:szCs w:val="16"/>
+        </w:rPr>
+        <w:t xml:space="preserve"> Una vez admitida a trámite la denuncia, se correrá traslado de la misma al denunciado, a fin de que éste presente su descargo. El plazo para la presentación del descargo será de cinco (5) días contados desde la notificación, vencido el cual, el Secretario Técnico declarará en rebeldía al denunciado que no lo hubiera presentado.</w:t>
+      </w:r>
+    </w:p>
+  </w:footnote>
+  <w:footnote w:id="13">
+    <w:p>
+      <w:pPr>
+        <w:pStyle w:val="Textonotapie"/>
+        <w:ind w:left="567" w:hanging="567"/>
+        <w:jc w:val="both"/>
+      </w:pPr>
+      <w:r>
+        <w:rPr>
+          <w:rStyle w:val="Refdenotaalpie"/>
+          <w:rFonts w:ascii="Arial Narrow" w:hAnsi="Arial Narrow" w:cs="Arial"/>
+          <w:sz w:val="16"/>
+          <w:szCs w:val="16"/>
+          <w:vertAlign w:val="superscript"/>
+        </w:rPr>
+        <w:footnoteRef/>
+      </w:r>
+      <w:r>
+        <w:rPr>
+          <w:rFonts w:ascii="Arial Narrow" w:hAnsi="Arial Narrow" w:cs="Arial"/>
+          <w:sz w:val="16"/>
+          <w:szCs w:val="16"/>
+        </w:rPr>
+        <w:tab/>
+      </w:r>
+      <w:r>
+        <w:rPr>
+          <w:rFonts w:ascii="Arial Narrow" w:hAnsi="Arial Narrow" w:cs="Arial"/>
+          <w:b/>
+          <w:bCs/>
+          <w:sz w:val="16"/>
+          <w:szCs w:val="16"/>
+        </w:rPr>
+        <w:t xml:space="preserve">DECRETO SUPREMO 006-2026-JUS, TEXTO ÚNICO ORDENADO DE LA LEY 27444, LEY DEL PROCEDIMIENTO ADMINISTRATIVO GENERAL, publicado el 30 de abril de 2026</w:t>
+      </w:r>
+    </w:p>
+    <w:p>
+      <w:pPr>
+        <w:pStyle w:val="Textonotapie"/>
+        <w:ind w:left="567" w:hanging="567"/>
+        <w:jc w:val="both"/>
+      </w:pPr>
+      <w:r>
+        <w:rPr>
+          <w:rFonts w:ascii="Arial Narrow" w:hAnsi="Arial Narrow" w:cs="Arial"/>
+          <w:sz w:val="16"/>
+          <w:szCs w:val="16"/>
+        </w:rPr>
+        <w:tab/>
+      </w:r>
+      <w:r>
+        <w:rPr>
+          <w:rFonts w:ascii="Arial Narrow" w:hAnsi="Arial Narrow" w:cs="Arial"/>
+          <w:b/>
+          <w:bCs/>
+          <w:sz w:val="16"/>
+          <w:szCs w:val="16"/>
+        </w:rPr>
+        <w:t xml:space="preserve">Artículo 223.- Contestación de la reclamación</w:t>
+      </w:r>
+    </w:p>
+    <w:p>
+      <w:pPr>
+        <w:pStyle w:val="Textonotapie"/>
+        <w:ind w:left="567" w:hanging="567"/>
+        <w:jc w:val="both"/>
+      </w:pPr>
+      <w:r>
+        <w:rPr>
+          <w:rFonts w:ascii="Arial Narrow" w:hAnsi="Arial Narrow" w:cs="Arial"/>
+          <w:sz w:val="16"/>
+          <w:szCs w:val="16"/>
+        </w:rPr>
+        <w:tab/>
+      </w:r>
+      <w:r>
+        <w:rPr>
+          <w:rFonts w:ascii="Arial Narrow" w:hAnsi="Arial Narrow" w:cs="Arial"/>
+          <w:sz w:val="16"/>
+          <w:szCs w:val="16"/>
+        </w:rPr>
+        <w:t xml:space="preserve">223.1 El reclamado deberá presentar la contestación de la reclamación dentro de los quince (15) días posteriores a la notificación de ésta; vencido este plazo, la Administración declarará en rebeldía al reclamado que no la hubiera presentado. La contestación deberá contener los requisitos de los escritos previstos en el artículo 113 de la presente Ley, así como la absolución de todos los asuntos controvertidos de hecho y de derecho, Las alegaciones y los hechos relevantes de la reclamación, salvo que hayan sido específicamente negadas en la contestación, se tendrán por aceptadas o merituadas como ciertas.</w:t>
+      </w:r>
+    </w:p>
+  </w:footnote>
   <w:footnote w:id="7">
     <w:p>
       <w:pPr>
@@ -8641,7 +8751,7 @@
 </file>
 
 <file path=word/header1.xml><?xml version="1.0" encoding="utf-8"?>
-<w:hdr xmlns:wpc="http://schemas.microsoft.com/office/word/2010/wordprocessingCanvas" xmlns:cx="http://schemas.microsoft.com/office/drawing/2014/chartex" xmlns:cx1="http://schemas.microsoft.com/office/drawing/2015/9/8/chartex" xmlns:cx2="http://schemas.microsoft.com/office/drawing/2015/10/21/chartex" xmlns:cx3="http://schemas.microsoft.com/office/drawing/2016/5/9/chartex" xmlns:cx4="http://schemas.microsoft.com/office/drawing/2016/5/10/chartex" xmlns:cx5="http://schemas.microsoft.com/office/drawing/2016/5/11/chartex" xmlns:cx6="http://schemas.microsoft.com/office/drawing/2016/5/12/chartex" xmlns:cx7="http://schemas.microsoft.com/office/drawing/2016/5/13/chartex" xmlns:cx8="http://schemas.microsoft.com/office/drawing/2016/5/14/chartex" xmlns:mc="http://schemas.openxmlformats.org/markup-compatibility/2006" xmlns:aink="http://schemas.microsoft.com/office/drawing/2016/ink" xmlns:am3d="http://schemas.microsoft.com/office/drawing/2017/model3d" xmlns:o="urn:schemas-microsoft-com:office:office" xmlns:oel="http://schemas.microsoft.com/office/2019/extlst" xmlns:r="http://schemas.openxmlformats.org/officeDocument/2006/relationships" xmlns:m="http://schemas.openxmlformats.org/officeDocument/2006/math" xmlns:v="urn:schemas-microsoft-com:vml" xmlns:wp14="http://schemas.microsoft.com/office/word/2010/wordprocessingDrawing" xmlns:wp="http://schemas.openxmlformats.org/drawingml/2006/wordprocessingDrawing" xmlns:w10="urn:schemas-microsoft-com:office:word" xmlns:w="http://schemas.openxmlformats.org/wordprocessingml/2006/main" xmlns:w14="http://schemas.microsoft.com/office/word/2010/wordml" xmlns:w15="http://schemas.microsoft.com/office/word/2012/wordml" xmlns:w16cex="http://schemas.microsoft.com/office/word/2018/wordml/cex" xmlns:w16cid="http://schemas.microsoft.com/office/word/2016/wordml/cid" xmlns:w16="http://schemas.microsoft.com/office/word/2018/wordml" xmlns:w16du="http://schemas.microsoft.com/office/word/2023/wordml/word16du" xmlns:w16sdtdh="http://schemas.microsoft.com/office/word/2020/wordml/sdtdatahash" xmlns:w16sdtfl="http://schemas.microsoft.com/office/word/2024/wordml/sdtformatlock" xmlns:w16se="http://schemas.microsoft.com/office/word/2015/wordml/symex" xmlns:wpg="http://schemas.microsoft.com/office/word/2010/wordprocessingGroup" xmlns:wpi="http://schemas.microsoft.com/office/word/2010/wordprocessingInk" xmlns:wne="http://schemas.microsoft.com/office/word/2006/wordml" xmlns:wps="http://schemas.microsoft.com/office/word/2010/wordprocessingShape" mc:Ignorable="w14 w15 w16se w16cid w16 w16cex w16sdtdh w16sdtfl w16du wp14">
+<w:hdr xmlns:mc="http://schemas.openxmlformats.org/markup-compatibility/2006" xmlns:r="http://schemas.openxmlformats.org/officeDocument/2006/relationships" xmlns:w="http://schemas.openxmlformats.org/wordprocessingml/2006/main" xmlns:w14="http://schemas.microsoft.com/office/word/2010/wordml" xmlns:w15="http://schemas.microsoft.com/office/word/2012/wordml" xmlns:w16="http://schemas.microsoft.com/office/word/2018/wordml" xmlns:w16cex="http://schemas.microsoft.com/office/word/2018/wordml/cex" xmlns:w16cid="http://schemas.microsoft.com/office/word/2016/wordml/cid" xmlns:w16du="http://schemas.microsoft.com/office/word/2023/wordml/word16du" xmlns:w16sdtdh="http://schemas.microsoft.com/office/word/2020/wordml/sdtdatahash" xmlns:w16se="http://schemas.microsoft.com/office/word/2015/wordml/symex" xmlns:wp14="http://schemas.microsoft.com/office/word/2010/wordprocessingDrawing" mc:Ignorable="w14 w15 w16se w16cid w16 w16cex w16sdtdh w16du wp14">
   <w:p>
     <w:pPr>
       <w:pStyle w:val="Encabezado"/>

--- a/plantillas_maestras/01_seguro_vehicular/negativa_cobertura/2_o_mas_ddos_varios/varon/TPL_0438_2026_SEGURO_VEHICULAR_NEGATIVA_COBERTURA_ASEGURADORA_VARON_R1.docx
+++ b/plantillas_maestras/01_seguro_vehicular/negativa_cobertura/2_o_mas_ddos_varios/varon/TPL_0438_2026_SEGURO_VEHICULAR_NEGATIVA_COBERTURA_ASEGURADORA_VARON_R1.docx
@@ -622,183 +622,7 @@
           <w:lang w:val="es-ES" w:eastAsia="es-ES"/>
           <w14:ligatures w14:val="none"/>
         </w:rPr>
-        <w:t xml:space="preserve">Mediante el escrito del 6 de febrero de 2026, complementada mediante el escrito del 4 de marzo de 2026, el señor [APELLIDO] denunció a Pacífico por presuntas infracciones a la Ley 29571, Código de Protección y Defensa del Consumidor (en adelante, Código), señalando lo siguiente:</w:t>
-      </w:r>
-      <w:r>
-        <w:rPr>
-          <w:rFonts w:ascii="Arial Narrow" w:eastAsia="Arial Narrow" w:hAnsi="Arial Narrow" w:cs="Arial Narrow"/>
-          <w:color w:val="000000"/>
-          <w:kern w:val="0"/>
-          <w:sz w:val="22"/>
-          <w:szCs w:val="22"/>
-          <w:lang w:val="es-ES" w:eastAsia="es-ES"/>
-          <w14:ligatures w14:val="none"/>
-        </w:rPr>
-        <w:t xml:space="preserve"/>
-      </w:r>
-      <w:r>
-        <w:rPr>
-          <w:rFonts w:ascii="Arial Narrow" w:eastAsia="Arial Narrow" w:hAnsi="Arial Narrow" w:cs="Arial Narrow"/>
-          <w:color w:val="000000"/>
-          <w:kern w:val="0"/>
-          <w:sz w:val="22"/>
-          <w:szCs w:val="22"/>
-          <w:lang w:val="es-ES" w:eastAsia="es-ES"/>
-          <w14:ligatures w14:val="none"/>
-        </w:rPr>
-        <w:t/>
-      </w:r>
-      <w:r>
-        <w:rPr>
-          <w:rFonts w:ascii="Arial Narrow" w:eastAsia="Arial Narrow" w:hAnsi="Arial Narrow" w:cs="Arial Narrow"/>
-          <w:color w:val="000000"/>
-          <w:kern w:val="0"/>
-          <w:sz w:val="22"/>
-          <w:szCs w:val="22"/>
-          <w:lang w:val="es-ES" w:eastAsia="es-ES"/>
-          <w14:ligatures w14:val="none"/>
-        </w:rPr>
-        <w:t xml:space="preserve"/>
-      </w:r>
-      <w:r>
-        <w:rPr>
-          <w:rFonts w:ascii="Arial Narrow" w:eastAsia="Arial Narrow" w:hAnsi="Arial Narrow" w:cs="Arial Narrow"/>
-          <w:color w:val="000000"/>
-          <w:kern w:val="0"/>
-          <w:sz w:val="22"/>
-          <w:szCs w:val="22"/>
-          <w:lang w:val="es-ES" w:eastAsia="es-ES"/>
-          <w14:ligatures w14:val="none"/>
-        </w:rPr>
-        <w:t/>
-      </w:r>
-      <w:r>
-        <w:rPr>
-          <w:rFonts w:ascii="Arial Narrow" w:eastAsia="Arial Narrow" w:hAnsi="Arial Narrow" w:cs="Arial Narrow"/>
-          <w:kern w:val="0"/>
-          <w14:ligatures w14:val="none"/>
-          <w:sz w:val="22"/>
-          <w:szCs w:val="22"/>
-        </w:rPr>
-        <w:t xml:space="preserve"/>
-      </w:r>
-      <w:r>
-        <w:rPr>
-          <w:rFonts w:ascii="Arial Narrow" w:eastAsia="Arial Narrow" w:hAnsi="Arial Narrow" w:cs="Arial Narrow"/>
-          <w:kern w:val="0"/>
-          <w14:ligatures w14:val="none"/>
-          <w:sz w:val="22"/>
-          <w:szCs w:val="22"/>
-        </w:rPr>
-        <w:t/>
-      </w:r>
-      <w:r>
-        <w:rPr>
-          <w:rFonts w:ascii="Arial Narrow" w:eastAsia="Arial Narrow" w:hAnsi="Arial Narrow" w:cs="Arial Narrow"/>
-          <w:kern w:val="0"/>
-          <w14:ligatures w14:val="none"/>
-          <w:sz w:val="22"/>
-          <w:szCs w:val="22"/>
-        </w:rPr>
-        <w:t/>
-      </w:r>
-      <w:r>
-        <w:rPr>
-          <w:rFonts w:ascii="Arial Narrow" w:eastAsia="Arial Narrow" w:hAnsi="Arial Narrow" w:cs="Arial Narrow"/>
-          <w:kern w:val="0"/>
-          <w14:ligatures w14:val="none"/>
-          <w:sz w:val="22"/>
-          <w:szCs w:val="22"/>
-        </w:rPr>
-        <w:t xml:space="preserve"/>
-      </w:r>
-      <w:r>
-        <w:rPr>
-          <w:rFonts w:ascii="Arial Narrow" w:eastAsia="Arial Narrow" w:hAnsi="Arial Narrow" w:cs="Arial Narrow"/>
-          <w:kern w:val="0"/>
-          <w14:ligatures w14:val="none"/>
-          <w:sz w:val="22"/>
-          <w:szCs w:val="22"/>
-        </w:rPr>
-        <w:t/>
-      </w:r>
-      <w:r>
-        <w:rPr>
-          <w:rFonts w:ascii="Arial Narrow" w:eastAsia="Arial Narrow" w:hAnsi="Arial Narrow" w:cs="Arial Narrow"/>
-          <w:kern w:val="0"/>
-          <w14:ligatures w14:val="none"/>
-          <w:sz w:val="22"/>
-          <w:szCs w:val="22"/>
-        </w:rPr>
-        <w:t xml:space="preserve"/>
-      </w:r>
-      <w:proofErr w:type="spellStart"/>
-      <w:r>
-        <w:rPr>
-          <w:rFonts w:ascii="Arial Narrow" w:eastAsia="Arial Narrow" w:hAnsi="Arial Narrow" w:cs="Arial Narrow"/>
-          <w:kern w:val="0"/>
-          <w14:ligatures w14:val="none"/>
-          <w:sz w:val="22"/>
-          <w:szCs w:val="22"/>
-        </w:rPr>
-        <w:t/>
-      </w:r>
-      <w:proofErr w:type="spellEnd"/>
-      <w:r>
-        <w:rPr>
-          <w:rFonts w:ascii="Arial Narrow" w:eastAsia="Arial Narrow" w:hAnsi="Arial Narrow" w:cs="Arial Narrow"/>
-          <w:kern w:val="0"/>
-          <w14:ligatures w14:val="none"/>
-          <w:sz w:val="22"/>
-          <w:szCs w:val="22"/>
-        </w:rPr>
-        <w:t xml:space="preserve"/>
-      </w:r>
-      <w:r>
-        <w:rPr>
-          <w:rFonts w:ascii="Arial Narrow" w:eastAsia="Arial Narrow" w:hAnsi="Arial Narrow" w:cs="Arial Narrow"/>
-          <w:kern w:val="0"/>
-          <w14:ligatures w14:val="none"/>
-          <w:sz w:val="22"/>
-          <w:szCs w:val="22"/>
-        </w:rPr>
-        <w:t/>
-      </w:r>
-      <w:r>
-        <w:rPr>
-          <w:rFonts w:ascii="Arial Narrow" w:eastAsia="Arial Narrow" w:hAnsi="Arial Narrow" w:cs="Arial Narrow"/>
-          <w:color w:val="000000"/>
-          <w:kern w:val="0"/>
-          <w:sz w:val="22"/>
-          <w:szCs w:val="22"/>
-          <w:lang w:val="es-ES" w:eastAsia="es-ES"/>
-          <w14:ligatures w14:val="none"/>
-        </w:rPr>
-        <w:t xml:space="preserve"/>
-      </w:r>
-      <w:r>
-        <w:rPr>
-          <w:rFonts w:ascii="Arial Narrow" w:eastAsia="Arial Narrow" w:hAnsi="Arial Narrow" w:cs="Arial Narrow"/>
-          <w:color w:val="000000"/>
-          <w:kern w:val="0"/>
-          <w:sz w:val="22"/>
-          <w:szCs w:val="22"/>
-          <w:lang w:val="es-ES" w:eastAsia="es-ES"/>
-          <w14:ligatures w14:val="none"/>
-        </w:rPr>
-        <w:t xml:space="preserve"/>
-      </w:r>
-      <w:r>
-        <w:rPr>
-          <w:rFonts w:ascii="Arial Narrow" w:eastAsia="Arial Narrow" w:hAnsi="Arial Narrow" w:cs="Arial Narrow"/>
-          <w:color w:val="000000"/>
-          <w:kern w:val="0"/>
-          <w:sz w:val="22"/>
-          <w:szCs w:val="22"/>
-          <w:lang w:val="es-ES" w:eastAsia="es-ES"/>
-          <w14:ligatures w14:val="none"/>
-        </w:rPr>
-        <w:t/>
+        <w:t xml:space="preserve">Mediante el escrito del 6 de febrero de 2026, complementada mediante el escrito del 4 de marzo de 2026, el señor [APELLIDO] denunció a Pacífico por presuntas infracciones a la Ley 29571, Código de Protección y Defensa del Consumidor</w:t>
       </w:r>
       <w:r>
         <w:rPr>
@@ -813,6 +637,194 @@
           <w14:ligatures w14:val="none"/>
         </w:rPr>
         <w:footnoteReference w:id="1"/>
+      </w:r>
+      <w:r>
+        <w:rPr>
+          <w:rFonts w:ascii="Arial Narrow" w:eastAsia="Arial Narrow" w:hAnsi="Arial Narrow" w:cs="Arial Narrow"/>
+          <w:color w:val="000000"/>
+          <w:kern w:val="0"/>
+          <w:sz w:val="22"/>
+          <w:szCs w:val="22"/>
+          <w:lang w:val="es-ES" w:eastAsia="es-ES"/>
+          <w14:ligatures w14:val="none"/>
+        </w:rPr>
+        <w:t xml:space="preserve"> (en adelante, Código), señalando lo siguiente:</w:t>
+      </w:r>
+      <w:r>
+        <w:rPr>
+          <w:rFonts w:ascii="Arial Narrow" w:eastAsia="Arial Narrow" w:hAnsi="Arial Narrow" w:cs="Arial Narrow"/>
+          <w:color w:val="000000"/>
+          <w:kern w:val="0"/>
+          <w:sz w:val="22"/>
+          <w:szCs w:val="22"/>
+          <w:lang w:val="es-ES" w:eastAsia="es-ES"/>
+          <w14:ligatures w14:val="none"/>
+        </w:rPr>
+        <w:t xml:space="preserve"/>
+      </w:r>
+      <w:r>
+        <w:rPr>
+          <w:rFonts w:ascii="Arial Narrow" w:eastAsia="Arial Narrow" w:hAnsi="Arial Narrow" w:cs="Arial Narrow"/>
+          <w:color w:val="000000"/>
+          <w:kern w:val="0"/>
+          <w:sz w:val="22"/>
+          <w:szCs w:val="22"/>
+          <w:lang w:val="es-ES" w:eastAsia="es-ES"/>
+          <w14:ligatures w14:val="none"/>
+        </w:rPr>
+        <w:t/>
+      </w:r>
+      <w:r>
+        <w:rPr>
+          <w:rFonts w:ascii="Arial Narrow" w:eastAsia="Arial Narrow" w:hAnsi="Arial Narrow" w:cs="Arial Narrow"/>
+          <w:color w:val="000000"/>
+          <w:kern w:val="0"/>
+          <w:sz w:val="22"/>
+          <w:szCs w:val="22"/>
+          <w:lang w:val="es-ES" w:eastAsia="es-ES"/>
+          <w14:ligatures w14:val="none"/>
+        </w:rPr>
+        <w:t xml:space="preserve"/>
+      </w:r>
+      <w:r>
+        <w:rPr>
+          <w:rFonts w:ascii="Arial Narrow" w:eastAsia="Arial Narrow" w:hAnsi="Arial Narrow" w:cs="Arial Narrow"/>
+          <w:color w:val="000000"/>
+          <w:kern w:val="0"/>
+          <w:sz w:val="22"/>
+          <w:szCs w:val="22"/>
+          <w:lang w:val="es-ES" w:eastAsia="es-ES"/>
+          <w14:ligatures w14:val="none"/>
+        </w:rPr>
+        <w:t/>
+      </w:r>
+      <w:r>
+        <w:rPr>
+          <w:rFonts w:ascii="Arial Narrow" w:eastAsia="Arial Narrow" w:hAnsi="Arial Narrow" w:cs="Arial Narrow"/>
+          <w:kern w:val="0"/>
+          <w14:ligatures w14:val="none"/>
+          <w:sz w:val="22"/>
+          <w:szCs w:val="22"/>
+        </w:rPr>
+        <w:t xml:space="preserve"/>
+      </w:r>
+      <w:r>
+        <w:rPr>
+          <w:rFonts w:ascii="Arial Narrow" w:eastAsia="Arial Narrow" w:hAnsi="Arial Narrow" w:cs="Arial Narrow"/>
+          <w:kern w:val="0"/>
+          <w14:ligatures w14:val="none"/>
+          <w:sz w:val="22"/>
+          <w:szCs w:val="22"/>
+        </w:rPr>
+        <w:t/>
+      </w:r>
+      <w:r>
+        <w:rPr>
+          <w:rFonts w:ascii="Arial Narrow" w:eastAsia="Arial Narrow" w:hAnsi="Arial Narrow" w:cs="Arial Narrow"/>
+          <w:kern w:val="0"/>
+          <w14:ligatures w14:val="none"/>
+          <w:sz w:val="22"/>
+          <w:szCs w:val="22"/>
+        </w:rPr>
+        <w:t/>
+      </w:r>
+      <w:r>
+        <w:rPr>
+          <w:rFonts w:ascii="Arial Narrow" w:eastAsia="Arial Narrow" w:hAnsi="Arial Narrow" w:cs="Arial Narrow"/>
+          <w:kern w:val="0"/>
+          <w14:ligatures w14:val="none"/>
+          <w:sz w:val="22"/>
+          <w:szCs w:val="22"/>
+        </w:rPr>
+        <w:t xml:space="preserve"/>
+      </w:r>
+      <w:r>
+        <w:rPr>
+          <w:rFonts w:ascii="Arial Narrow" w:eastAsia="Arial Narrow" w:hAnsi="Arial Narrow" w:cs="Arial Narrow"/>
+          <w:kern w:val="0"/>
+          <w14:ligatures w14:val="none"/>
+          <w:sz w:val="22"/>
+          <w:szCs w:val="22"/>
+        </w:rPr>
+        <w:t/>
+      </w:r>
+      <w:r>
+        <w:rPr>
+          <w:rFonts w:ascii="Arial Narrow" w:eastAsia="Arial Narrow" w:hAnsi="Arial Narrow" w:cs="Arial Narrow"/>
+          <w:kern w:val="0"/>
+          <w14:ligatures w14:val="none"/>
+          <w:sz w:val="22"/>
+          <w:szCs w:val="22"/>
+        </w:rPr>
+        <w:t xml:space="preserve"/>
+      </w:r>
+      <w:proofErr w:type="spellStart"/>
+      <w:r>
+        <w:rPr>
+          <w:rFonts w:ascii="Arial Narrow" w:eastAsia="Arial Narrow" w:hAnsi="Arial Narrow" w:cs="Arial Narrow"/>
+          <w:kern w:val="0"/>
+          <w14:ligatures w14:val="none"/>
+          <w:sz w:val="22"/>
+          <w:szCs w:val="22"/>
+        </w:rPr>
+        <w:t/>
+      </w:r>
+      <w:proofErr w:type="spellEnd"/>
+      <w:r>
+        <w:rPr>
+          <w:rFonts w:ascii="Arial Narrow" w:eastAsia="Arial Narrow" w:hAnsi="Arial Narrow" w:cs="Arial Narrow"/>
+          <w:kern w:val="0"/>
+          <w14:ligatures w14:val="none"/>
+          <w:sz w:val="22"/>
+          <w:szCs w:val="22"/>
+        </w:rPr>
+        <w:t xml:space="preserve"/>
+      </w:r>
+      <w:r>
+        <w:rPr>
+          <w:rFonts w:ascii="Arial Narrow" w:eastAsia="Arial Narrow" w:hAnsi="Arial Narrow" w:cs="Arial Narrow"/>
+          <w:kern w:val="0"/>
+          <w14:ligatures w14:val="none"/>
+          <w:sz w:val="22"/>
+          <w:szCs w:val="22"/>
+        </w:rPr>
+        <w:t/>
+      </w:r>
+      <w:r>
+        <w:rPr>
+          <w:rFonts w:ascii="Arial Narrow" w:eastAsia="Arial Narrow" w:hAnsi="Arial Narrow" w:cs="Arial Narrow"/>
+          <w:color w:val="000000"/>
+          <w:kern w:val="0"/>
+          <w:sz w:val="22"/>
+          <w:szCs w:val="22"/>
+          <w:lang w:val="es-ES" w:eastAsia="es-ES"/>
+          <w14:ligatures w14:val="none"/>
+        </w:rPr>
+        <w:t xml:space="preserve"/>
+      </w:r>
+      <w:r>
+        <w:rPr>
+          <w:rFonts w:ascii="Arial Narrow" w:eastAsia="Arial Narrow" w:hAnsi="Arial Narrow" w:cs="Arial Narrow"/>
+          <w:color w:val="000000"/>
+          <w:kern w:val="0"/>
+          <w:sz w:val="22"/>
+          <w:szCs w:val="22"/>
+          <w:lang w:val="es-ES" w:eastAsia="es-ES"/>
+          <w14:ligatures w14:val="none"/>
+        </w:rPr>
+        <w:t xml:space="preserve"/>
+      </w:r>
+      <w:r>
+        <w:rPr>
+          <w:rFonts w:ascii="Arial Narrow" w:eastAsia="Arial Narrow" w:hAnsi="Arial Narrow" w:cs="Arial Narrow"/>
+          <w:color w:val="000000"/>
+          <w:kern w:val="0"/>
+          <w:sz w:val="22"/>
+          <w:szCs w:val="22"/>
+          <w:lang w:val="es-ES" w:eastAsia="es-ES"/>
+          <w14:ligatures w14:val="none"/>
+        </w:rPr>
+        <w:t/>
       </w:r>
       <w:r>
         <w:rPr>
@@ -4566,7 +4578,19 @@
           <w:lang w:eastAsia="es-PE"/>
           <w14:ligatures w14:val="none"/>
         </w:rPr>
-        <w:t xml:space="preserve">PRIMERO: admitir a trámite la denuncia del 6 de febrero de 2026, complementada mediante el escrito del 4 de marzo de 2026, interpuesta por el señor [DENUNCIANTE] contra Pacífico Compañía de Seguros y Reaseguros S.A., por lo siguiente:</w:t>
+        <w:t xml:space="preserve">PRIMERO:</w:t>
+      </w:r>
+      <w:r>
+        <w:rPr>
+          <w:rFonts w:ascii="Arial Narrow" w:eastAsia="Arial Narrow" w:hAnsi="Arial Narrow" w:cs="Arial Narrow"/>
+          <w:color w:val="000000"/>
+          <w:kern w:val="0"/>
+          <w:sz w:val="22"/>
+          <w:szCs w:val="22"/>
+          <w:lang w:eastAsia="es-PE"/>
+          <w14:ligatures w14:val="none"/>
+        </w:rPr>
+        <w:t xml:space="preserve"> admitir a trámite la denuncia del 6 de febrero de 2026, complementada mediante el escrito del 4 de marzo de 2026, interpuesta por el señor [DENUNCIANTE] contra Pacífico Compañía de Seguros y Reaseguros S.A., por lo siguiente:</w:t>
       </w:r>
       <w:r>
         <w:rPr>
@@ -4712,7 +4736,6 @@
       <w:r>
         <w:rPr>
           <w:rFonts w:ascii="Arial Narrow" w:eastAsia="Arial Narrow" w:hAnsi="Arial Narrow" w:cs="Arial Narrow"/>
-          <w:bCs/>
           <w:sz w:val="22"/>
           <w:szCs w:val="22"/>
         </w:rPr>
@@ -5272,7 +5295,19 @@
           <w:lang w:eastAsia="es-PE"/>
           <w14:ligatures w14:val="none"/>
         </w:rPr>
-        <w:t xml:space="preserve">TERCERO: </w:t>
+        <w:t xml:space="preserve">TERCERO:</w:t>
+      </w:r>
+      <w:r>
+        <w:rPr>
+          <w:rFonts w:ascii="Arial Narrow" w:eastAsia="Arial Narrow" w:hAnsi="Arial Narrow" w:cs="Arial Narrow"/>
+          <w:color w:val="000000"/>
+          <w:kern w:val="0"/>
+          <w:sz w:val="22"/>
+          <w:szCs w:val="22"/>
+          <w:lang w:eastAsia="es-PE"/>
+          <w14:ligatures w14:val="none"/>
+        </w:rPr>
+        <w:t xml:space="preserve"> </w:t>
       </w:r>
       <w:r>
         <w:rPr>
@@ -5289,7 +5324,6 @@
       <w:r>
         <w:rPr>
           <w:rFonts w:ascii="Arial Narrow" w:eastAsia="Arial Narrow" w:hAnsi="Arial Narrow" w:cs="Arial Narrow"/>
-          <w:bCs/>
           <w:sz w:val="22"/>
           <w:szCs w:val="22"/>
         </w:rPr>
@@ -5298,7 +5332,6 @@
       <w:r>
         <w:rPr>
           <w:rFonts w:ascii="Arial Narrow" w:eastAsia="Arial Narrow" w:hAnsi="Arial Narrow" w:cs="Arial Narrow"/>
-          <w:bCs/>
           <w:sz w:val="22"/>
           <w:szCs w:val="22"/>
         </w:rPr>
@@ -5307,7 +5340,6 @@
       <w:r>
         <w:rPr>
           <w:rFonts w:ascii="Arial Narrow" w:eastAsia="Arial Narrow" w:hAnsi="Arial Narrow" w:cs="Arial Narrow"/>
-          <w:bCs/>
           <w:sz w:val="22"/>
           <w:szCs w:val="22"/>
         </w:rPr>
@@ -5690,7 +5722,15 @@
           <w:sz w:val="22"/>
           <w:szCs w:val="22"/>
         </w:rPr>
-        <w:t xml:space="preserve">CUARTO: </w:t>
+        <w:t xml:space="preserve">CUARTO:</w:t>
+      </w:r>
+      <w:r>
+        <w:rPr>
+          <w:rFonts w:ascii="Arial Narrow" w:eastAsia="Arial Narrow" w:hAnsi="Arial Narrow" w:cs="Arial Narrow"/>
+          <w:sz w:val="22"/>
+          <w:szCs w:val="22"/>
+        </w:rPr>
+        <w:t xml:space="preserve"> </w:t>
       </w:r>
       <w:r>
         <w:rPr>
@@ -5712,7 +5752,7 @@
           <w:lang w:val="es-ES" w:eastAsia="es-ES"/>
           <w14:ligatures w14:val="none"/>
         </w:rPr>
-        <w:footnoteReference w:id="12"/>
+        <w:footnoteReference w:id="7"/>
       </w:r>
       <w:r>
         <w:rPr>
@@ -5734,7 +5774,7 @@
           <w:lang w:val="es-ES" w:eastAsia="es-ES"/>
           <w14:ligatures w14:val="none"/>
         </w:rPr>
-        <w:footnoteReference w:id="13"/>
+        <w:footnoteReference w:id="8"/>
       </w:r>
       <w:r>
         <w:rPr>
@@ -5785,7 +5825,19 @@
           <w:lang w:eastAsia="es-PE"/>
           <w14:ligatures w14:val="none"/>
         </w:rPr>
-        <w:t xml:space="preserve">QUINTO: </w:t>
+        <w:t xml:space="preserve">QUINTO:</w:t>
+      </w:r>
+      <w:r>
+        <w:rPr>
+          <w:rFonts w:ascii="Arial Narrow" w:eastAsia="Arial Narrow" w:hAnsi="Arial Narrow" w:cs="Arial Narrow"/>
+          <w:color w:val="000000"/>
+          <w:kern w:val="0"/>
+          <w:sz w:val="22"/>
+          <w:szCs w:val="22"/>
+          <w:lang w:eastAsia="es-PE"/>
+          <w14:ligatures w14:val="none"/>
+        </w:rPr>
+        <w:t xml:space="preserve"> </w:t>
       </w:r>
       <w:bookmarkStart w:id="18" w:name="_Hlk188286813"/>
       <w:r>
@@ -6057,7 +6109,7 @@
           <w:lang w:eastAsia="es-PE"/>
           <w14:ligatures w14:val="none"/>
         </w:rPr>
-        <w:footnoteReference w:id="7"/>
+        <w:footnoteReference w:id="9"/>
       </w:r>
       <w:r>
         <w:rPr>
@@ -6155,7 +6207,7 @@
           <w:lang w:eastAsia="es-PE"/>
           <w14:ligatures w14:val="none"/>
         </w:rPr>
-        <w:footnoteReference w:id="8"/>
+        <w:footnoteReference w:id="10"/>
       </w:r>
       <w:r>
         <w:rPr>
@@ -6219,7 +6271,7 @@
           <w:lang w:eastAsia="es-PE"/>
           <w14:ligatures w14:val="none"/>
         </w:rPr>
-        <w:footnoteReference w:id="9"/>
+        <w:footnoteReference w:id="11"/>
       </w:r>
       <w:r>
         <w:rPr>
@@ -6433,7 +6485,7 @@
           <w:vertAlign w:val="superscript"/>
           <w14:ligatures w14:val="none"/>
         </w:rPr>
-        <w:footnoteReference w:id="10"/>
+        <w:footnoteReference w:id="12"/>
       </w:r>
       <w:r>
         <w:rPr>
@@ -6451,29 +6503,139 @@
           <w:kern w:val="0"/>
           <w:sz w:val="22"/>
           <w:szCs w:val="22"/>
+          <w14:ligatures w14:val="none"/>
+        </w:rPr>
+        <w:t>expresamente su facultad para asistir y conciliar en su representación</w:t>
+      </w:r>
+      <w:r>
+        <w:rPr>
+          <w:rFonts w:ascii="Arial Narrow" w:eastAsia="Arial Narrow" w:hAnsi="Arial Narrow" w:cs="Arial Narrow"/>
+          <w:kern w:val="0"/>
+          <w14:ligatures w14:val="none"/>
+          <w:sz w:val="22"/>
+          <w:szCs w:val="22"/>
+        </w:rPr>
+        <w:t>.</w:t>
+      </w:r>
+      <w:r>
+        <w:rPr>
+          <w:rFonts w:ascii="Arial Narrow" w:eastAsia="Arial Narrow" w:hAnsi="Arial Narrow" w:cs="Arial Narrow"/>
+          <w:kern w:val="0"/>
+          <w14:ligatures w14:val="none"/>
+          <w:sz w:val="22"/>
+          <w:szCs w:val="22"/>
+        </w:rPr>
+        <w:t xml:space="preserve"> </w:t>
+      </w:r>
+      <w:r>
+        <w:rPr>
+          <w:rFonts w:ascii="Arial Narrow" w:eastAsia="Arial Narrow" w:hAnsi="Arial Narrow" w:cs="Arial Narrow"/>
+          <w:kern w:val="0"/>
+          <w:sz w:val="22"/>
+          <w:szCs w:val="22"/>
+          <w14:ligatures w14:val="none"/>
+        </w:rPr>
+        <w:t xml:space="preserve">Ello bajo apercibimiento de no realizar la audiencia de conciliación y levantar el acta de inasistencia correspondiente. </w:t>
+      </w:r>
+    </w:p>
+    <w:p>
+      <w:pPr>
+        <w:suppressAutoHyphens/>
+        <w:spacing w:after="0" w:line="240" w:lineRule="auto"/>
+        <w:jc w:val="both"/>
+        <w:rPr>
+          <w:rFonts w:ascii="Arial Narrow" w:eastAsia="Arial Narrow" w:hAnsi="Arial Narrow" w:cs="Arial Narrow"/>
+          <w:kern w:val="0"/>
+          <w:sz w:val="22"/>
+          <w:szCs w:val="22"/>
           <w:u w:val="single"/>
           <w14:ligatures w14:val="none"/>
         </w:rPr>
-        <w:t>expresamente su facultad para asistir y conciliar en su representación</w:t>
-      </w:r>
-      <w:r>
-        <w:rPr>
-          <w:rFonts w:ascii="Arial Narrow" w:eastAsia="Arial Narrow" w:hAnsi="Arial Narrow" w:cs="Arial Narrow"/>
-          <w:bCs/>
-          <w:kern w:val="0"/>
-          <w14:ligatures w14:val="none"/>
-          <w:sz w:val="22"/>
-          <w:szCs w:val="22"/>
-        </w:rPr>
-        <w:t>.</w:t>
-      </w:r>
+      </w:pPr>
+    </w:p>
+    <w:p>
+      <w:pPr>
+        <w:suppressAutoHyphens/>
+        <w:spacing w:after="0" w:line="240" w:lineRule="auto"/>
+        <w:jc w:val="both"/>
+        <w:rPr>
+          <w:rFonts w:ascii="Arial Narrow" w:eastAsia="Arial Narrow" w:hAnsi="Arial Narrow" w:cs="Arial Narrow"/>
+          <w:color w:val="000000"/>
+          <w:kern w:val="0"/>
+          <w:sz w:val="22"/>
+          <w:szCs w:val="22"/>
+          <w:lang w:eastAsia="es-PE"/>
+          <w14:ligatures w14:val="none"/>
+        </w:rPr>
+      </w:pPr>
+      <w:r>
+        <w:rPr>
+          <w:rFonts w:ascii="Arial Narrow" w:eastAsia="Arial Narrow" w:hAnsi="Arial Narrow" w:cs="Arial Narrow"/>
+          <w:b/>
+          <w:color w:val="000000"/>
+          <w:kern w:val="0"/>
+          <w:sz w:val="22"/>
+          <w:szCs w:val="22"/>
+          <w:lang w:eastAsia="es-PE"/>
+          <w14:ligatures w14:val="none"/>
+        </w:rPr>
+        <w:t>NOVENO:</w:t>
+      </w:r>
+      <w:r>
+        <w:rPr>
+          <w:rFonts w:ascii="Arial Narrow" w:eastAsia="Arial Narrow" w:hAnsi="Arial Narrow" w:cs="Arial Narrow"/>
+          <w:color w:val="000000"/>
+          <w:kern w:val="0"/>
+          <w:sz w:val="22"/>
+          <w:szCs w:val="22"/>
+          <w:lang w:eastAsia="es-PE"/>
+          <w14:ligatures w14:val="none"/>
+        </w:rPr>
+        <w:t xml:space="preserve"> poner en conocimiento de las partes que, antes de la emisión de la Resolución Final, tienen la posibilidad de formular su desistimiento o presentar el acuerdo arribado mediante la conciliación, mediación, transacción o cualquier otro que, de forma indubitable, deje constancia que se ha solucionado la controversia materia de denuncia.</w:t>
+      </w:r>
+      <w:bookmarkStart w:id="21" w:name="h.gjdgxs" w:colFirst="0" w:colLast="0"/>
+      <w:bookmarkEnd w:id="21"/>
+    </w:p>
+    <w:p>
+      <w:pPr>
+        <w:suppressAutoHyphens/>
+        <w:spacing w:after="0" w:line="240" w:lineRule="auto"/>
+        <w:jc w:val="both"/>
+        <w:rPr>
+          <w:rFonts w:ascii="Arial Narrow" w:eastAsia="Arial Narrow" w:hAnsi="Arial Narrow" w:cs="Arial Narrow"/>
+          <w:color w:val="000000"/>
+          <w:kern w:val="0"/>
+          <w:sz w:val="22"/>
+          <w:szCs w:val="22"/>
+          <w:lang w:eastAsia="es-PE"/>
+          <w14:ligatures w14:val="none"/>
+        </w:rPr>
+      </w:pPr>
+    </w:p>
+    <w:p>
+      <w:pPr>
+        <w:suppressAutoHyphens/>
+        <w:spacing w:after="0" w:line="240" w:lineRule="auto"/>
+        <w:jc w:val="both"/>
+        <w:rPr>
+          <w:rFonts w:ascii="Arial Narrow" w:eastAsia="Arial Narrow" w:hAnsi="Arial Narrow" w:cs="Arial Narrow"/>
+          <w:sz w:val="22"/>
+          <w:szCs w:val="22"/>
+        </w:rPr>
+      </w:pPr>
       <w:r>
         <w:rPr>
           <w:rFonts w:ascii="Arial Narrow" w:eastAsia="Arial Narrow" w:hAnsi="Arial Narrow" w:cs="Arial Narrow"/>
           <w:b/>
           <w:bCs/>
-          <w:kern w:val="0"/>
-          <w14:ligatures w14:val="none"/>
+          <w:sz w:val="22"/>
+          <w:szCs w:val="22"/>
+        </w:rPr>
+        <w:t xml:space="preserve">DÉCIMO:</w:t>
+      </w:r>
+      <w:r>
+        <w:rPr>
+          <w:rFonts w:ascii="Arial Narrow" w:eastAsia="Arial Narrow" w:hAnsi="Arial Narrow" w:cs="Arial Narrow"/>
           <w:sz w:val="22"/>
           <w:szCs w:val="22"/>
         </w:rPr>
@@ -6482,113 +6644,6 @@
       <w:r>
         <w:rPr>
           <w:rFonts w:ascii="Arial Narrow" w:eastAsia="Arial Narrow" w:hAnsi="Arial Narrow" w:cs="Arial Narrow"/>
-          <w:kern w:val="0"/>
-          <w:sz w:val="22"/>
-          <w:szCs w:val="22"/>
-          <w:u w:val="single"/>
-          <w14:ligatures w14:val="none"/>
-        </w:rPr>
-        <w:t xml:space="preserve">Ello bajo apercibimiento de no realizar la audiencia de conciliación y levantar el acta de inasistencia correspondiente. </w:t>
-      </w:r>
-    </w:p>
-    <w:p>
-      <w:pPr>
-        <w:suppressAutoHyphens/>
-        <w:spacing w:after="0" w:line="240" w:lineRule="auto"/>
-        <w:jc w:val="both"/>
-        <w:rPr>
-          <w:rFonts w:ascii="Arial Narrow" w:eastAsia="Arial Narrow" w:hAnsi="Arial Narrow" w:cs="Arial Narrow"/>
-          <w:kern w:val="0"/>
-          <w:sz w:val="22"/>
-          <w:szCs w:val="22"/>
-          <w:u w:val="single"/>
-          <w14:ligatures w14:val="none"/>
-        </w:rPr>
-      </w:pPr>
-    </w:p>
-    <w:p>
-      <w:pPr>
-        <w:suppressAutoHyphens/>
-        <w:spacing w:after="0" w:line="240" w:lineRule="auto"/>
-        <w:jc w:val="both"/>
-        <w:rPr>
-          <w:rFonts w:ascii="Arial Narrow" w:eastAsia="Arial Narrow" w:hAnsi="Arial Narrow" w:cs="Arial Narrow"/>
-          <w:color w:val="000000"/>
-          <w:kern w:val="0"/>
-          <w:sz w:val="22"/>
-          <w:szCs w:val="22"/>
-          <w:lang w:eastAsia="es-PE"/>
-          <w14:ligatures w14:val="none"/>
-        </w:rPr>
-      </w:pPr>
-      <w:r>
-        <w:rPr>
-          <w:rFonts w:ascii="Arial Narrow" w:eastAsia="Arial Narrow" w:hAnsi="Arial Narrow" w:cs="Arial Narrow"/>
-          <w:b/>
-          <w:color w:val="000000"/>
-          <w:kern w:val="0"/>
-          <w:sz w:val="22"/>
-          <w:szCs w:val="22"/>
-          <w:lang w:eastAsia="es-PE"/>
-          <w14:ligatures w14:val="none"/>
-        </w:rPr>
-        <w:t>NOVENO:</w:t>
-      </w:r>
-      <w:r>
-        <w:rPr>
-          <w:rFonts w:ascii="Arial Narrow" w:eastAsia="Arial Narrow" w:hAnsi="Arial Narrow" w:cs="Arial Narrow"/>
-          <w:color w:val="000000"/>
-          <w:kern w:val="0"/>
-          <w:sz w:val="22"/>
-          <w:szCs w:val="22"/>
-          <w:lang w:eastAsia="es-PE"/>
-          <w14:ligatures w14:val="none"/>
-        </w:rPr>
-        <w:t xml:space="preserve"> poner en conocimiento de las partes que, antes de la emisión de la Resolución Final, tienen la posibilidad de formular su desistimiento o presentar el acuerdo arribado mediante la conciliación, mediación, transacción o cualquier otro que, de forma indubitable, deje constancia que se ha solucionado la controversia materia de denuncia.</w:t>
-      </w:r>
-      <w:bookmarkStart w:id="21" w:name="h.gjdgxs" w:colFirst="0" w:colLast="0"/>
-      <w:bookmarkEnd w:id="21"/>
-    </w:p>
-    <w:p>
-      <w:pPr>
-        <w:suppressAutoHyphens/>
-        <w:spacing w:after="0" w:line="240" w:lineRule="auto"/>
-        <w:jc w:val="both"/>
-        <w:rPr>
-          <w:rFonts w:ascii="Arial Narrow" w:eastAsia="Arial Narrow" w:hAnsi="Arial Narrow" w:cs="Arial Narrow"/>
-          <w:color w:val="000000"/>
-          <w:kern w:val="0"/>
-          <w:sz w:val="22"/>
-          <w:szCs w:val="22"/>
-          <w:lang w:eastAsia="es-PE"/>
-          <w14:ligatures w14:val="none"/>
-        </w:rPr>
-      </w:pPr>
-    </w:p>
-    <w:p>
-      <w:pPr>
-        <w:suppressAutoHyphens/>
-        <w:spacing w:after="0" w:line="240" w:lineRule="auto"/>
-        <w:jc w:val="both"/>
-        <w:rPr>
-          <w:rFonts w:ascii="Arial Narrow" w:eastAsia="Arial Narrow" w:hAnsi="Arial Narrow" w:cs="Arial Narrow"/>
-          <w:sz w:val="22"/>
-          <w:szCs w:val="22"/>
-        </w:rPr>
-      </w:pPr>
-      <w:r>
-        <w:rPr>
-          <w:rFonts w:ascii="Arial Narrow" w:eastAsia="Arial Narrow" w:hAnsi="Arial Narrow" w:cs="Arial Narrow"/>
-          <w:b/>
-          <w:bCs/>
-          <w:sz w:val="22"/>
-          <w:szCs w:val="22"/>
-        </w:rPr>
-        <w:t xml:space="preserve">DÉCIMO: </w:t>
-      </w:r>
-      <w:r>
-        <w:rPr>
-          <w:rFonts w:ascii="Arial Narrow" w:eastAsia="Arial Narrow" w:hAnsi="Arial Narrow" w:cs="Arial Narrow"/>
           <w:sz w:val="22"/>
           <w:szCs w:val="22"/>
         </w:rPr>
@@ -6751,7 +6806,7 @@
           <w:szCs w:val="22"/>
           <w:vertAlign w:val="superscript"/>
         </w:rPr>
-        <w:footnoteReference w:id="11"/>
+        <w:footnoteReference w:id="13"/>
       </w:r>
       <w:r>
         <w:rPr>
@@ -7268,6 +7323,9 @@
     <w:p>
       <w:pPr>
         <w:pStyle w:val="Textonotapie"/>
+        <w:tabs>
+          <w:tab w:val="left" w:pos="567"/>
+        </w:tabs>
         <w:ind w:left="567" w:hanging="567"/>
         <w:jc w:val="both"/>
         <w:rPr>
@@ -7292,7 +7350,8 @@
           <w:sz w:val="16"/>
           <w:szCs w:val="16"/>
         </w:rPr>
-        <w:t xml:space="preserve"> </w:t>
+        <w:tab/>
+        <w:t xml:space="preserve"/>
       </w:r>
       <w:r>
         <w:rPr>
@@ -7367,7 +7426,8 @@
           <w:sz w:val="16"/>
           <w:szCs w:val="16"/>
         </w:rPr>
-        <w:t xml:space="preserve"> </w:t>
+        <w:tab/>
+        <w:t xml:space="preserve"/>
       </w:r>
       <w:r>
         <w:rPr>
@@ -7474,10 +7534,30 @@
         <w:jc w:val="both"/>
         <w:rPr>
           <w:rFonts w:ascii="Arial Narrow" w:eastAsia="Arial Narrow" w:hAnsi="Arial Narrow" w:cs="Arial Narrow"/>
-          <w:sz w:val="16"/>
-          <w:szCs w:val="16"/>
-        </w:rPr>
-      </w:pPr>
+          <w:b/>
+          <w:bCs/>
+          <w:sz w:val="16"/>
+          <w:szCs w:val="16"/>
+        </w:rPr>
+      </w:pPr>
+      <w:r>
+        <w:rPr>
+          <w:rFonts w:ascii="Arial Narrow" w:eastAsia="Arial Narrow" w:hAnsi="Arial Narrow" w:cs="Arial Narrow"/>
+          <w:sz w:val="16"/>
+          <w:szCs w:val="16"/>
+        </w:rPr>
+        <w:tab/>
+      </w:r>
+      <w:r>
+        <w:rPr>
+          <w:rFonts w:ascii="Arial Narrow" w:eastAsia="Arial Narrow" w:hAnsi="Arial Narrow" w:cs="Arial Narrow"/>
+          <w:b/>
+          <w:bCs/>
+          <w:sz w:val="16"/>
+          <w:szCs w:val="16"/>
+        </w:rPr>
+        <w:t xml:space="preserve">LEY DE ORGANIZACIÓN Y FUNCIONES DEL INDECOPI, APROBADA POR DECRETO LEGISLATIVO 1033 </w:t>
+      </w:r>
     </w:p>
     <w:p>
       <w:pPr>
@@ -7489,29 +7569,28 @@
         <w:jc w:val="both"/>
         <w:rPr>
           <w:rFonts w:ascii="Arial Narrow" w:eastAsia="Arial Narrow" w:hAnsi="Arial Narrow" w:cs="Arial Narrow"/>
+          <w:sz w:val="16"/>
+          <w:szCs w:val="16"/>
+        </w:rPr>
+      </w:pPr>
+      <w:r>
+        <w:rPr>
+          <w:rFonts w:ascii="Arial Narrow" w:eastAsia="Arial Narrow" w:hAnsi="Arial Narrow" w:cs="Arial Narrow"/>
           <w:b/>
           <w:bCs/>
           <w:sz w:val="16"/>
           <w:szCs w:val="16"/>
         </w:rPr>
-      </w:pPr>
-      <w:r>
-        <w:rPr>
-          <w:rFonts w:ascii="Arial Narrow" w:eastAsia="Arial Narrow" w:hAnsi="Arial Narrow" w:cs="Arial Narrow"/>
-          <w:sz w:val="16"/>
-          <w:szCs w:val="16"/>
-        </w:rPr>
         <w:tab/>
-      </w:r>
-      <w:r>
-        <w:rPr>
-          <w:rFonts w:ascii="Arial Narrow" w:eastAsia="Arial Narrow" w:hAnsi="Arial Narrow" w:cs="Arial Narrow"/>
-          <w:b/>
-          <w:bCs/>
-          <w:sz w:val="16"/>
-          <w:szCs w:val="16"/>
-        </w:rPr>
-        <w:t xml:space="preserve">LEY DE ORGANIZACIÓN Y FUNCIONES DEL INDECOPI, APROBADA POR DECRETO LEGISLATIVO 1033 </w:t>
+        <w:t>Artículo 27.-</w:t>
+      </w:r>
+      <w:r>
+        <w:rPr>
+          <w:rFonts w:ascii="Arial Narrow" w:eastAsia="Arial Narrow" w:hAnsi="Arial Narrow" w:cs="Arial Narrow"/>
+          <w:sz w:val="16"/>
+          <w:szCs w:val="16"/>
+        </w:rPr>
+        <w:t xml:space="preserve"> De la Comisión de Protección al Consumidor.- </w:t>
       </w:r>
     </w:p>
     <w:p>
@@ -7531,21 +7610,11 @@
       <w:r>
         <w:rPr>
           <w:rFonts w:ascii="Arial Narrow" w:eastAsia="Arial Narrow" w:hAnsi="Arial Narrow" w:cs="Arial Narrow"/>
-          <w:b/>
-          <w:bCs/>
           <w:sz w:val="16"/>
           <w:szCs w:val="16"/>
         </w:rPr>
         <w:tab/>
-        <w:t>Artículo 27.-</w:t>
-      </w:r>
-      <w:r>
-        <w:rPr>
-          <w:rFonts w:ascii="Arial Narrow" w:eastAsia="Arial Narrow" w:hAnsi="Arial Narrow" w:cs="Arial Narrow"/>
-          <w:sz w:val="16"/>
-          <w:szCs w:val="16"/>
-        </w:rPr>
-        <w:t xml:space="preserve"> De la Comisión de Protección al Consumidor.- </w:t>
+        <w:t>Corresponde a la Comisión de Protección al Consumidor velar por el cumplimiento de la Ley de Protección al Consumidor y de las leyes que, en general, protegen a los consumidores de la falta de idoneidad de los bienes y servicios en función de la información brindada, de las omisiones de información y de la discriminación en el consumo, así como de aquellas que complementen o sustituyan a las anteriores.</w:t>
       </w:r>
     </w:p>
     <w:p>
@@ -7558,20 +7627,15 @@
         <w:jc w:val="both"/>
         <w:rPr>
           <w:rFonts w:ascii="Arial Narrow" w:eastAsia="Arial Narrow" w:hAnsi="Arial Narrow" w:cs="Arial Narrow"/>
-          <w:sz w:val="16"/>
-          <w:szCs w:val="16"/>
-        </w:rPr>
-      </w:pPr>
-      <w:r>
-        <w:rPr>
-          <w:rFonts w:ascii="Arial Narrow" w:eastAsia="Arial Narrow" w:hAnsi="Arial Narrow" w:cs="Arial Narrow"/>
-          <w:sz w:val="16"/>
-          <w:szCs w:val="16"/>
-        </w:rPr>
-        <w:tab/>
-        <w:t>Corresponde a la Comisión de Protección al Consumidor velar por el cumplimiento de la Ley de Protección al Consumidor y de las leyes que, en general, protegen a los consumidores de la falta de idoneidad de los bienes y servicios en función de la información brindada, de las omisiones de información y de la discriminación en el consumo, así como de aquellas que complementen o sustituyan a las anteriores.</w:t>
-      </w:r>
-    </w:p>
+          <w:b/>
+          <w:bCs/>
+          <w:sz w:val="16"/>
+          <w:szCs w:val="16"/>
+        </w:rPr>
+      </w:pPr>
+    </w:p>
+  </w:footnote>
+  <w:footnote w:id="3">
     <w:p>
       <w:pPr>
         <w:pStyle w:val="Textonotapie"/>
@@ -7588,9 +7652,150 @@
           <w:szCs w:val="16"/>
         </w:rPr>
       </w:pPr>
-    </w:p>
-  </w:footnote>
-  <w:footnote w:id="3">
+      <w:r>
+        <w:rPr>
+          <w:rStyle w:val="Refdenotaalpie"/>
+          <w:rFonts w:ascii="Arial Narrow" w:eastAsia="Arial Narrow" w:hAnsi="Arial Narrow" w:cs="Arial Narrow"/>
+          <w:sz w:val="16"/>
+          <w:szCs w:val="16"/>
+          <w:vertAlign w:val="superscript"/>
+        </w:rPr>
+        <w:footnoteRef/>
+      </w:r>
+      <w:r>
+        <w:rPr>
+          <w:rFonts w:ascii="Arial Narrow" w:eastAsia="Arial Narrow" w:hAnsi="Arial Narrow" w:cs="Arial Narrow"/>
+          <w:sz w:val="16"/>
+          <w:szCs w:val="16"/>
+        </w:rPr>
+        <w:tab/>
+        <w:t xml:space="preserve"/>
+      </w:r>
+      <w:r>
+        <w:rPr>
+          <w:rFonts w:ascii="Arial Narrow" w:eastAsia="Arial Narrow" w:hAnsi="Arial Narrow" w:cs="Arial Narrow"/>
+          <w:sz w:val="16"/>
+          <w:szCs w:val="16"/>
+        </w:rPr>
+        <w:tab/>
+      </w:r>
+      <w:r>
+        <w:rPr>
+          <w:rFonts w:ascii="Arial Narrow" w:eastAsia="Arial Narrow" w:hAnsi="Arial Narrow" w:cs="Arial Narrow"/>
+          <w:b/>
+          <w:bCs/>
+          <w:sz w:val="16"/>
+          <w:szCs w:val="16"/>
+        </w:rPr>
+        <w:t xml:space="preserve">LEY 29571, CÓDIGO DE PROTECCIÓN Y DEFENSA DEL CONSUMIDOR, publicado el 2 de setiembre de 2010 y modificado por Decreto Legislativo 1308 </w:t>
+      </w:r>
+    </w:p>
+    <w:p>
+      <w:pPr>
+        <w:pStyle w:val="Textonotapie"/>
+        <w:ind w:left="567" w:right="-1"/>
+        <w:jc w:val="both"/>
+        <w:rPr>
+          <w:rFonts w:ascii="Arial Narrow" w:eastAsia="Arial Narrow" w:hAnsi="Arial Narrow" w:cs="Arial Narrow"/>
+          <w:b/>
+          <w:bCs/>
+          <w:sz w:val="16"/>
+          <w:szCs w:val="16"/>
+        </w:rPr>
+      </w:pPr>
+      <w:r>
+        <w:rPr>
+          <w:rFonts w:ascii="Arial Narrow" w:eastAsia="Arial Narrow" w:hAnsi="Arial Narrow" w:cs="Arial Narrow"/>
+          <w:b/>
+          <w:bCs/>
+          <w:sz w:val="16"/>
+          <w:szCs w:val="16"/>
+        </w:rPr>
+        <w:t xml:space="preserve">Artículo 18.- Idoneidad </w:t>
+      </w:r>
+    </w:p>
+    <w:p>
+      <w:pPr>
+        <w:pStyle w:val="Textonotapie"/>
+        <w:ind w:left="567" w:right="-1"/>
+        <w:jc w:val="both"/>
+        <w:rPr>
+          <w:rFonts w:ascii="Arial Narrow" w:eastAsia="Arial Narrow" w:hAnsi="Arial Narrow" w:cs="Arial Narrow"/>
+          <w:sz w:val="16"/>
+          <w:szCs w:val="16"/>
+        </w:rPr>
+      </w:pPr>
+      <w:r>
+        <w:rPr>
+          <w:rFonts w:ascii="Arial Narrow" w:eastAsia="Arial Narrow" w:hAnsi="Arial Narrow" w:cs="Arial Narrow"/>
+          <w:sz w:val="16"/>
+          <w:szCs w:val="16"/>
+        </w:rPr>
+        <w:t xml:space="preserve">Se entiende por idoneidad la correspondencia entre lo que un consumidor espera y lo que efectivamente recibe, en función a lo que se le hubiera ofrecido, la publicidad e información transmitida, las condiciones y circunstancias de la transacción, las características y naturaleza del producto o servicio, el precio, entre otros factores, atendiendo a las circunstancias del caso. </w:t>
+      </w:r>
+    </w:p>
+    <w:p>
+      <w:pPr>
+        <w:pStyle w:val="Textonotapie"/>
+        <w:ind w:left="567" w:right="-1"/>
+        <w:jc w:val="both"/>
+        <w:rPr>
+          <w:rFonts w:ascii="Arial Narrow" w:eastAsia="Arial Narrow" w:hAnsi="Arial Narrow" w:cs="Arial Narrow"/>
+          <w:sz w:val="16"/>
+          <w:szCs w:val="16"/>
+        </w:rPr>
+      </w:pPr>
+      <w:r>
+        <w:rPr>
+          <w:rFonts w:ascii="Arial Narrow" w:eastAsia="Arial Narrow" w:hAnsi="Arial Narrow" w:cs="Arial Narrow"/>
+          <w:sz w:val="16"/>
+          <w:szCs w:val="16"/>
+        </w:rPr>
+        <w:t xml:space="preserve">La idoneidad es evaluada en función a la propia naturaleza del producto o servicio y a su aptitud para satisfacer la finalidad para la cual ha sido puesto en el mercado. Las autorizaciones por parte de los organismos del Estado para la fabricación de un producto o la prestación de un servicio, en los casos que sea necesario, no eximen de responsabilidad al proveedor frente al consumidor. </w:t>
+      </w:r>
+    </w:p>
+    <w:p>
+      <w:pPr>
+        <w:pStyle w:val="Textonotapie"/>
+        <w:ind w:left="567" w:right="-1"/>
+        <w:jc w:val="both"/>
+        <w:rPr>
+          <w:rFonts w:ascii="Arial Narrow" w:eastAsia="Arial Narrow" w:hAnsi="Arial Narrow" w:cs="Arial Narrow"/>
+          <w:sz w:val="16"/>
+          <w:szCs w:val="16"/>
+        </w:rPr>
+      </w:pPr>
+      <w:r>
+        <w:rPr>
+          <w:rFonts w:ascii="Arial Narrow" w:eastAsia="Arial Narrow" w:hAnsi="Arial Narrow" w:cs="Arial Narrow"/>
+          <w:b/>
+          <w:bCs/>
+          <w:sz w:val="16"/>
+          <w:szCs w:val="16"/>
+        </w:rPr>
+        <w:t xml:space="preserve">Artículo 19.- Obligación de los proveedores </w:t>
+      </w:r>
+    </w:p>
+    <w:p>
+      <w:pPr>
+        <w:pStyle w:val="Textonotapie"/>
+        <w:ind w:left="567" w:right="-1"/>
+        <w:jc w:val="both"/>
+        <w:rPr>
+          <w:rFonts w:ascii="Arial Narrow" w:eastAsia="Arial Narrow" w:hAnsi="Arial Narrow" w:cs="Arial Narrow"/>
+          <w:sz w:val="16"/>
+          <w:szCs w:val="16"/>
+        </w:rPr>
+      </w:pPr>
+      <w:r>
+        <w:rPr>
+          <w:rFonts w:ascii="Arial Narrow" w:eastAsia="Arial Narrow" w:hAnsi="Arial Narrow" w:cs="Arial Narrow"/>
+          <w:sz w:val="16"/>
+          <w:szCs w:val="16"/>
+        </w:rPr>
+        <w:t>El proveedor responde por la idoneidad y calidad de los productos y servicios ofrecidos; por la autenticidad de las marcas y leyendas que exhiben sus productos o del signo que respalda al prestador del servicio, por la falta de conformidad entre la publicidad comercial de los productos y servicios y estos, así como por el contenido y la vida útil del producto indicado en el envase, en lo que corresponda.</w:t>
+      </w:r>
+    </w:p>
     <w:p>
       <w:pPr>
         <w:pStyle w:val="Textonotapie"/>
@@ -7607,161 +7812,9 @@
           <w:szCs w:val="16"/>
         </w:rPr>
       </w:pPr>
-      <w:r>
-        <w:rPr>
-          <w:rStyle w:val="Refdenotaalpie"/>
-          <w:rFonts w:ascii="Arial Narrow" w:eastAsia="Arial Narrow" w:hAnsi="Arial Narrow" w:cs="Arial Narrow"/>
-          <w:sz w:val="16"/>
-          <w:szCs w:val="16"/>
-          <w:vertAlign w:val="superscript"/>
-        </w:rPr>
-        <w:footnoteRef/>
-      </w:r>
-      <w:r>
-        <w:rPr>
-          <w:rFonts w:ascii="Arial Narrow" w:eastAsia="Arial Narrow" w:hAnsi="Arial Narrow" w:cs="Arial Narrow"/>
-          <w:sz w:val="16"/>
-          <w:szCs w:val="16"/>
-        </w:rPr>
-        <w:t xml:space="preserve"> </w:t>
-      </w:r>
-      <w:r>
-        <w:rPr>
-          <w:rFonts w:ascii="Arial Narrow" w:eastAsia="Arial Narrow" w:hAnsi="Arial Narrow" w:cs="Arial Narrow"/>
-          <w:sz w:val="16"/>
-          <w:szCs w:val="16"/>
-        </w:rPr>
-        <w:tab/>
-      </w:r>
-      <w:r>
-        <w:rPr>
-          <w:rFonts w:ascii="Arial Narrow" w:eastAsia="Arial Narrow" w:hAnsi="Arial Narrow" w:cs="Arial Narrow"/>
-          <w:b/>
-          <w:bCs/>
-          <w:sz w:val="16"/>
-          <w:szCs w:val="16"/>
-        </w:rPr>
-        <w:t xml:space="preserve">LEY 29571, CÓDIGO DE PROTECCIÓN Y DEFENSA DEL CONSUMIDOR, publicado el 2 de setiembre de 2010 y modificado por Decreto Legislativo 1308 </w:t>
-      </w:r>
-    </w:p>
-    <w:p>
-      <w:pPr>
-        <w:pStyle w:val="Textonotapie"/>
-        <w:ind w:left="567" w:right="-1"/>
-        <w:jc w:val="both"/>
-        <w:rPr>
-          <w:rFonts w:ascii="Arial Narrow" w:eastAsia="Arial Narrow" w:hAnsi="Arial Narrow" w:cs="Arial Narrow"/>
-          <w:b/>
-          <w:bCs/>
-          <w:sz w:val="16"/>
-          <w:szCs w:val="16"/>
-        </w:rPr>
-      </w:pPr>
-      <w:r>
-        <w:rPr>
-          <w:rFonts w:ascii="Arial Narrow" w:eastAsia="Arial Narrow" w:hAnsi="Arial Narrow" w:cs="Arial Narrow"/>
-          <w:b/>
-          <w:bCs/>
-          <w:sz w:val="16"/>
-          <w:szCs w:val="16"/>
-        </w:rPr>
-        <w:t xml:space="preserve">Artículo 18.- Idoneidad </w:t>
-      </w:r>
-    </w:p>
-    <w:p>
-      <w:pPr>
-        <w:pStyle w:val="Textonotapie"/>
-        <w:ind w:left="567" w:right="-1"/>
-        <w:jc w:val="both"/>
-        <w:rPr>
-          <w:rFonts w:ascii="Arial Narrow" w:eastAsia="Arial Narrow" w:hAnsi="Arial Narrow" w:cs="Arial Narrow"/>
-          <w:sz w:val="16"/>
-          <w:szCs w:val="16"/>
-        </w:rPr>
-      </w:pPr>
-      <w:r>
-        <w:rPr>
-          <w:rFonts w:ascii="Arial Narrow" w:eastAsia="Arial Narrow" w:hAnsi="Arial Narrow" w:cs="Arial Narrow"/>
-          <w:sz w:val="16"/>
-          <w:szCs w:val="16"/>
-        </w:rPr>
-        <w:t xml:space="preserve">Se entiende por idoneidad la correspondencia entre lo que un consumidor espera y lo que efectivamente recibe, en función a lo que se le hubiera ofrecido, la publicidad e información transmitida, las condiciones y circunstancias de la transacción, las características y naturaleza del producto o servicio, el precio, entre otros factores, atendiendo a las circunstancias del caso. </w:t>
-      </w:r>
-    </w:p>
-    <w:p>
-      <w:pPr>
-        <w:pStyle w:val="Textonotapie"/>
-        <w:ind w:left="567" w:right="-1"/>
-        <w:jc w:val="both"/>
-        <w:rPr>
-          <w:rFonts w:ascii="Arial Narrow" w:eastAsia="Arial Narrow" w:hAnsi="Arial Narrow" w:cs="Arial Narrow"/>
-          <w:sz w:val="16"/>
-          <w:szCs w:val="16"/>
-        </w:rPr>
-      </w:pPr>
-      <w:r>
-        <w:rPr>
-          <w:rFonts w:ascii="Arial Narrow" w:eastAsia="Arial Narrow" w:hAnsi="Arial Narrow" w:cs="Arial Narrow"/>
-          <w:sz w:val="16"/>
-          <w:szCs w:val="16"/>
-        </w:rPr>
-        <w:t xml:space="preserve">La idoneidad es evaluada en función a la propia naturaleza del producto o servicio y a su aptitud para satisfacer la finalidad para la cual ha sido puesto en el mercado. Las autorizaciones por parte de los organismos del Estado para la fabricación de un producto o la prestación de un servicio, en los casos que sea necesario, no eximen de responsabilidad al proveedor frente al consumidor. </w:t>
-      </w:r>
-    </w:p>
-    <w:p>
-      <w:pPr>
-        <w:pStyle w:val="Textonotapie"/>
-        <w:ind w:left="567" w:right="-1"/>
-        <w:jc w:val="both"/>
-        <w:rPr>
-          <w:rFonts w:ascii="Arial Narrow" w:eastAsia="Arial Narrow" w:hAnsi="Arial Narrow" w:cs="Arial Narrow"/>
-          <w:sz w:val="16"/>
-          <w:szCs w:val="16"/>
-        </w:rPr>
-      </w:pPr>
-    </w:p>
-    <w:p>
-      <w:pPr>
-        <w:pStyle w:val="Textonotapie"/>
-        <w:ind w:left="567" w:right="-1"/>
-        <w:jc w:val="both"/>
-        <w:rPr>
-          <w:rFonts w:ascii="Arial Narrow" w:eastAsia="Arial Narrow" w:hAnsi="Arial Narrow" w:cs="Arial Narrow"/>
-          <w:sz w:val="16"/>
-          <w:szCs w:val="16"/>
-        </w:rPr>
-      </w:pPr>
-      <w:r>
-        <w:rPr>
-          <w:rFonts w:ascii="Arial Narrow" w:eastAsia="Arial Narrow" w:hAnsi="Arial Narrow" w:cs="Arial Narrow"/>
-          <w:b/>
-          <w:bCs/>
-          <w:sz w:val="16"/>
-          <w:szCs w:val="16"/>
-        </w:rPr>
-        <w:t xml:space="preserve">Artículo 19.- Obligación de los proveedores </w:t>
-      </w:r>
-    </w:p>
-    <w:p>
-      <w:pPr>
-        <w:pStyle w:val="Textonotapie"/>
-        <w:ind w:left="567" w:right="-1"/>
-        <w:jc w:val="both"/>
-        <w:rPr>
-          <w:rFonts w:ascii="Arial Narrow" w:eastAsia="Arial Narrow" w:hAnsi="Arial Narrow" w:cs="Arial Narrow"/>
-          <w:sz w:val="16"/>
-          <w:szCs w:val="16"/>
-        </w:rPr>
-      </w:pPr>
-      <w:r>
-        <w:rPr>
-          <w:rFonts w:ascii="Arial Narrow" w:eastAsia="Arial Narrow" w:hAnsi="Arial Narrow" w:cs="Arial Narrow"/>
-          <w:sz w:val="16"/>
-          <w:szCs w:val="16"/>
-        </w:rPr>
-        <w:t>El proveedor responde por la idoneidad y calidad de los productos y servicios ofrecidos; por la autenticidad de las marcas y leyendas que exhiben sus productos o del signo que respalda al prestador del servicio, por la falta de conformidad entre la publicidad comercial de los productos y servicios y estos, así como por el contenido y la vida útil del producto indicado en el envase, en lo que corresponda.</w:t>
-      </w:r>
-    </w:p>
+    </w:p>
+  </w:footnote>
+  <w:footnote w:id="4">
     <w:p>
       <w:pPr>
         <w:pStyle w:val="Textonotapie"/>
@@ -7772,15 +7825,56 @@
         <w:jc w:val="both"/>
         <w:rPr>
           <w:rFonts w:ascii="Arial Narrow" w:eastAsia="Arial Narrow" w:hAnsi="Arial Narrow" w:cs="Arial Narrow"/>
+          <w:sz w:val="16"/>
+          <w:szCs w:val="16"/>
+        </w:rPr>
+      </w:pPr>
+      <w:r>
+        <w:rPr>
+          <w:rStyle w:val="Refdenotaalpie"/>
+          <w:rFonts w:ascii="Arial Narrow" w:eastAsia="Arial Narrow" w:hAnsi="Arial Narrow" w:cs="Arial Narrow"/>
+          <w:sz w:val="16"/>
+          <w:szCs w:val="16"/>
+          <w:vertAlign w:val="superscript"/>
+        </w:rPr>
+        <w:footnoteRef/>
+      </w:r>
+      <w:r>
+        <w:rPr>
+          <w:rFonts w:ascii="Arial Narrow" w:eastAsia="Arial Narrow" w:hAnsi="Arial Narrow" w:cs="Arial Narrow"/>
+          <w:sz w:val="16"/>
+          <w:szCs w:val="16"/>
+        </w:rPr>
+        <w:tab/>
+        <w:t xml:space="preserve"/>
+      </w:r>
+      <w:r>
+        <w:rPr>
+          <w:rFonts w:ascii="Arial Narrow" w:eastAsia="Arial Narrow" w:hAnsi="Arial Narrow" w:cs="Arial Narrow"/>
+          <w:sz w:val="16"/>
+          <w:szCs w:val="16"/>
+        </w:rPr>
+        <w:tab/>
+      </w:r>
+      <w:r>
+        <w:rPr>
+          <w:rFonts w:ascii="Arial Narrow" w:eastAsia="Arial Narrow" w:hAnsi="Arial Narrow" w:cs="Arial Narrow"/>
           <w:b/>
           <w:bCs/>
           <w:sz w:val="16"/>
           <w:szCs w:val="16"/>
         </w:rPr>
-      </w:pPr>
-    </w:p>
-  </w:footnote>
-  <w:footnote w:id="4">
+        <w:t>LEY SOBRE FACULTADES, NORMAS Y ORGANIZACIÓN DEL INDECOPI, APROBADA POR DECRETO LEGISLATIVO 807 Artículo 24.-</w:t>
+      </w:r>
+      <w:r>
+        <w:rPr>
+          <w:rFonts w:ascii="Arial Narrow" w:eastAsia="Arial Narrow" w:hAnsi="Arial Narrow" w:cs="Arial Narrow"/>
+          <w:sz w:val="16"/>
+          <w:szCs w:val="16"/>
+        </w:rPr>
+        <w:t xml:space="preserve"> El Secretario Técnico se encargará de la tramitación del procedimiento. Para ello, cuenta con las siguientes facultades:</w:t>
+      </w:r>
+    </w:p>
     <w:p>
       <w:pPr>
         <w:pStyle w:val="Textonotapie"/>
@@ -7797,47 +7891,12 @@
       </w:pPr>
       <w:r>
         <w:rPr>
-          <w:rStyle w:val="Refdenotaalpie"/>
-          <w:rFonts w:ascii="Arial Narrow" w:eastAsia="Arial Narrow" w:hAnsi="Arial Narrow" w:cs="Arial Narrow"/>
-          <w:sz w:val="16"/>
-          <w:szCs w:val="16"/>
-          <w:vertAlign w:val="superscript"/>
-        </w:rPr>
-        <w:footnoteRef/>
-      </w:r>
-      <w:r>
-        <w:rPr>
-          <w:rFonts w:ascii="Arial Narrow" w:eastAsia="Arial Narrow" w:hAnsi="Arial Narrow" w:cs="Arial Narrow"/>
-          <w:sz w:val="16"/>
-          <w:szCs w:val="16"/>
-        </w:rPr>
-        <w:t xml:space="preserve"> </w:t>
-      </w:r>
-      <w:r>
-        <w:rPr>
           <w:rFonts w:ascii="Arial Narrow" w:eastAsia="Arial Narrow" w:hAnsi="Arial Narrow" w:cs="Arial Narrow"/>
           <w:sz w:val="16"/>
           <w:szCs w:val="16"/>
         </w:rPr>
         <w:tab/>
-      </w:r>
-      <w:r>
-        <w:rPr>
-          <w:rFonts w:ascii="Arial Narrow" w:eastAsia="Arial Narrow" w:hAnsi="Arial Narrow" w:cs="Arial Narrow"/>
-          <w:b/>
-          <w:bCs/>
-          <w:sz w:val="16"/>
-          <w:szCs w:val="16"/>
-        </w:rPr>
-        <w:t>LEY SOBRE FACULTADES, NORMAS Y ORGANIZACIÓN DEL INDECOPI, APROBADA POR DECRETO LEGISLATIVO 807 Artículo 24.-</w:t>
-      </w:r>
-      <w:r>
-        <w:rPr>
-          <w:rFonts w:ascii="Arial Narrow" w:eastAsia="Arial Narrow" w:hAnsi="Arial Narrow" w:cs="Arial Narrow"/>
-          <w:sz w:val="16"/>
-          <w:szCs w:val="16"/>
-        </w:rPr>
-        <w:t xml:space="preserve"> El Secretario Técnico se encargará de la tramitación del procedimiento. Para ello, cuenta con las siguientes facultades:</w:t>
+        <w:t xml:space="preserve">(...) </w:t>
       </w:r>
     </w:p>
     <w:p>
@@ -7861,7 +7920,7 @@
           <w:szCs w:val="16"/>
         </w:rPr>
         <w:tab/>
-        <w:t xml:space="preserve">(...) </w:t>
+        <w:t xml:space="preserve">c) Admitir denuncias a trámite, en aquellos casos en que la Comisión le haya delegado esta facultad. </w:t>
       </w:r>
     </w:p>
     <w:p>
@@ -7885,7 +7944,7 @@
           <w:szCs w:val="16"/>
         </w:rPr>
         <w:tab/>
-        <w:t xml:space="preserve">c) Admitir denuncias a trámite, en aquellos casos en que la Comisión le haya delegado esta facultad. </w:t>
+        <w:t>(...).</w:t>
       </w:r>
     </w:p>
     <w:p>
@@ -7902,6 +7961,33 @@
           <w:szCs w:val="16"/>
         </w:rPr>
       </w:pPr>
+    </w:p>
+  </w:footnote>
+  <w:footnote w:id="5">
+    <w:p>
+      <w:pPr>
+        <w:pStyle w:val="Textonotapie"/>
+        <w:tabs>
+          <w:tab w:val="left" w:pos="567"/>
+        </w:tabs>
+        <w:ind w:left="567" w:hanging="567"/>
+        <w:jc w:val="both"/>
+        <w:rPr>
+          <w:rFonts w:ascii="Arial Narrow" w:eastAsia="Arial Narrow" w:hAnsi="Arial Narrow" w:cs="Arial Narrow"/>
+          <w:sz w:val="16"/>
+          <w:szCs w:val="16"/>
+        </w:rPr>
+      </w:pPr>
+      <w:r>
+        <w:rPr>
+          <w:rStyle w:val="Refdenotaalpie"/>
+          <w:rFonts w:ascii="Arial Narrow" w:eastAsia="Arial Narrow" w:hAnsi="Arial Narrow" w:cs="Arial Narrow"/>
+          <w:sz w:val="16"/>
+          <w:szCs w:val="16"/>
+          <w:vertAlign w:val="superscript"/>
+        </w:rPr>
+        <w:footnoteRef/>
+      </w:r>
       <w:r>
         <w:rPr>
           <w:rFonts w:ascii="Arial Narrow" w:eastAsia="Arial Narrow" w:hAnsi="Arial Narrow" w:cs="Arial Narrow"/>
@@ -7909,9 +7995,679 @@
           <w:szCs w:val="16"/>
         </w:rPr>
         <w:tab/>
-        <w:t>(...).</w:t>
-      </w:r>
-    </w:p>
+        <w:t xml:space="preserve"/>
+      </w:r>
+      <w:r>
+        <w:rPr>
+          <w:rFonts w:ascii="Arial Narrow" w:eastAsia="Arial Narrow" w:hAnsi="Arial Narrow" w:cs="Arial Narrow"/>
+          <w:sz w:val="16"/>
+          <w:szCs w:val="16"/>
+        </w:rPr>
+        <w:tab/>
+        <w:t xml:space="preserve">El número de trabajadores se atenderá siempre que la empresa haya sido constituida antes de la vigencia de la Ley 30056, publicada el 2 de julio de 2013, que modificó el artículo 5 del Texto Único Ordenado de la Ley de Promoción de la Competitividad, Formalización y Desarrollo de la Micro y Pequeña Empresa y de Acceso al Empleo Decente (LEY MYPE). Ello, en la medida que la Tercera Disposición Complementaria Transitoria de la norma modificatoria precisa que las empresas constituidas antes de la </w:t>
+      </w:r>
+      <w:proofErr w:type="gramStart"/>
+      <w:r>
+        <w:rPr>
+          <w:rFonts w:ascii="Arial Narrow" w:eastAsia="Arial Narrow" w:hAnsi="Arial Narrow" w:cs="Arial Narrow"/>
+          <w:sz w:val="16"/>
+          <w:szCs w:val="16"/>
+        </w:rPr>
+        <w:t>entrada en vigencia</w:t>
+      </w:r>
+      <w:proofErr w:type="gramEnd"/>
+      <w:r>
+        <w:rPr>
+          <w:rFonts w:ascii="Arial Narrow" w:eastAsia="Arial Narrow" w:hAnsi="Arial Narrow" w:cs="Arial Narrow"/>
+          <w:sz w:val="16"/>
+          <w:szCs w:val="16"/>
+        </w:rPr>
+        <w:t xml:space="preserve"> de dicha Ley se rigen por los requisitos de acogimiento al régimen de las micro y pequeñas empresas regulados en el Decreto Legislativo 1086.</w:t>
+      </w:r>
+    </w:p>
+    <w:p>
+      <w:pPr>
+        <w:pStyle w:val="Textonotapie"/>
+        <w:ind w:left="567" w:hanging="567"/>
+        <w:jc w:val="both"/>
+        <w:rPr>
+          <w:rFonts w:ascii="Arial Narrow" w:eastAsia="Arial Narrow" w:hAnsi="Arial Narrow" w:cs="Arial Narrow"/>
+          <w:sz w:val="16"/>
+          <w:szCs w:val="16"/>
+        </w:rPr>
+      </w:pPr>
+    </w:p>
+  </w:footnote>
+  <w:footnote w:id="6">
+    <w:p>
+      <w:pPr>
+        <w:pStyle w:val="Textonotapie"/>
+        <w:tabs>
+          <w:tab w:val="left" w:pos="567"/>
+        </w:tabs>
+        <w:ind w:left="567" w:hanging="567"/>
+        <w:jc w:val="both"/>
+        <w:rPr>
+          <w:rFonts w:ascii="Arial Narrow" w:eastAsia="Arial Narrow" w:hAnsi="Arial Narrow" w:cs="Arial Narrow"/>
+          <w:sz w:val="16"/>
+          <w:szCs w:val="16"/>
+        </w:rPr>
+      </w:pPr>
+      <w:r>
+        <w:rPr>
+          <w:rStyle w:val="Refdenotaalpie"/>
+          <w:rFonts w:ascii="Arial Narrow" w:eastAsia="Arial Narrow" w:hAnsi="Arial Narrow" w:cs="Arial Narrow"/>
+          <w:sz w:val="16"/>
+          <w:szCs w:val="16"/>
+          <w:vertAlign w:val="superscript"/>
+        </w:rPr>
+        <w:footnoteRef/>
+      </w:r>
+      <w:r>
+        <w:rPr>
+          <w:rFonts w:ascii="Arial Narrow" w:eastAsia="Arial Narrow" w:hAnsi="Arial Narrow" w:cs="Arial Narrow"/>
+          <w:sz w:val="16"/>
+          <w:szCs w:val="16"/>
+        </w:rPr>
+        <w:tab/>
+        <w:t xml:space="preserve"/>
+      </w:r>
+      <w:r>
+        <w:rPr>
+          <w:rFonts w:ascii="Arial Narrow" w:eastAsia="Arial Narrow" w:hAnsi="Arial Narrow" w:cs="Arial Narrow"/>
+          <w:sz w:val="16"/>
+          <w:szCs w:val="16"/>
+        </w:rPr>
+        <w:tab/>
+      </w:r>
+      <w:r>
+        <w:rPr>
+          <w:rFonts w:ascii="Arial Narrow" w:eastAsia="Arial Narrow" w:hAnsi="Arial Narrow" w:cs="Arial Narrow"/>
+          <w:b/>
+          <w:sz w:val="16"/>
+          <w:szCs w:val="16"/>
+        </w:rPr>
+        <w:t>LEY 29571, CÓDIGO DE PROTECCIÓN Y DEFENSA DEL CONSUMIDOR</w:t>
+      </w:r>
+      <w:r>
+        <w:rPr>
+          <w:rFonts w:ascii="Arial Narrow" w:eastAsia="Arial Narrow" w:hAnsi="Arial Narrow" w:cs="Arial Narrow"/>
+          <w:b/>
+          <w:bCs/>
+          <w:sz w:val="16"/>
+          <w:szCs w:val="16"/>
+        </w:rPr>
+        <w:t xml:space="preserve">, </w:t>
+      </w:r>
+      <w:r>
+        <w:rPr>
+          <w:rFonts w:ascii="Arial Narrow" w:eastAsia="Arial Narrow" w:hAnsi="Arial Narrow" w:cs="Arial Narrow"/>
+          <w:b/>
+          <w:sz w:val="16"/>
+          <w:szCs w:val="16"/>
+        </w:rPr>
+        <w:t>publicado el 2 de setiembre de 2010 y modificado por Decreto Legislativo 1308</w:t>
+      </w:r>
+    </w:p>
+    <w:p>
+      <w:pPr>
+        <w:pStyle w:val="Textonotapie"/>
+        <w:ind w:left="567" w:hanging="567"/>
+        <w:jc w:val="both"/>
+        <w:rPr>
+          <w:rFonts w:ascii="Arial Narrow" w:eastAsia="Arial Narrow" w:hAnsi="Arial Narrow" w:cs="Arial Narrow"/>
+          <w:b/>
+          <w:bCs/>
+          <w:sz w:val="16"/>
+          <w:szCs w:val="16"/>
+        </w:rPr>
+      </w:pPr>
+      <w:r>
+        <w:rPr>
+          <w:rFonts w:ascii="Arial Narrow" w:eastAsia="Arial Narrow" w:hAnsi="Arial Narrow" w:cs="Arial Narrow"/>
+          <w:sz w:val="16"/>
+          <w:szCs w:val="16"/>
+        </w:rPr>
+        <w:tab/>
+      </w:r>
+      <w:r>
+        <w:rPr>
+          <w:rFonts w:ascii="Arial Narrow" w:eastAsia="Arial Narrow" w:hAnsi="Arial Narrow" w:cs="Arial Narrow"/>
+          <w:b/>
+          <w:bCs/>
+          <w:sz w:val="16"/>
+          <w:szCs w:val="16"/>
+        </w:rPr>
+        <w:t>Artículo 110.- Sanciones Administrativas</w:t>
+      </w:r>
+    </w:p>
+    <w:p>
+      <w:pPr>
+        <w:autoSpaceDE w:val="0"/>
+        <w:autoSpaceDN w:val="0"/>
+        <w:adjustRightInd w:val="0"/>
+        <w:spacing w:after="0" w:line="240" w:lineRule="auto"/>
+        <w:ind w:left="567"/>
+        <w:jc w:val="both"/>
+        <w:rPr>
+          <w:rFonts w:ascii="Arial Narrow" w:eastAsia="Arial Narrow" w:hAnsi="Arial Narrow" w:cs="Arial Narrow"/>
+          <w:sz w:val="16"/>
+          <w:szCs w:val="16"/>
+          <w:lang w:eastAsia="es-PE"/>
+        </w:rPr>
+      </w:pPr>
+      <w:r>
+        <w:rPr>
+          <w:rFonts w:ascii="Arial Narrow" w:eastAsia="Arial Narrow" w:hAnsi="Arial Narrow" w:cs="Arial Narrow"/>
+          <w:sz w:val="16"/>
+          <w:szCs w:val="16"/>
+          <w:lang w:eastAsia="es-PE"/>
+        </w:rPr>
+        <w:t>(…)</w:t>
+      </w:r>
+    </w:p>
+    <w:p>
+      <w:pPr>
+        <w:autoSpaceDE w:val="0"/>
+        <w:autoSpaceDN w:val="0"/>
+        <w:adjustRightInd w:val="0"/>
+        <w:spacing w:after="0" w:line="240" w:lineRule="auto"/>
+        <w:ind w:left="567"/>
+        <w:jc w:val="both"/>
+        <w:rPr>
+          <w:rFonts w:ascii="Arial Narrow" w:eastAsia="Arial Narrow" w:hAnsi="Arial Narrow" w:cs="Arial Narrow"/>
+          <w:sz w:val="16"/>
+          <w:szCs w:val="16"/>
+          <w:lang w:eastAsia="es-PE"/>
+        </w:rPr>
+      </w:pPr>
+      <w:r>
+        <w:rPr>
+          <w:rFonts w:ascii="Arial Narrow" w:eastAsia="Arial Narrow" w:hAnsi="Arial Narrow" w:cs="Arial Narrow"/>
+          <w:sz w:val="16"/>
+          <w:szCs w:val="16"/>
+          <w:lang w:eastAsia="es-PE"/>
+        </w:rPr>
+        <w:t>En el caso de las microempresas, la multa no puede superar el diez por ciento (10%) de las ventas o ingresos brutos percibidos por el infractor, relativos a todas sus actividades económicas, correspondientes al ejercicio inmediato anterior al de la expedición de la resolución de primera instancia, siempre que se haya acreditado dichos ingresos, no se encuentre en una situación de reincidencia y el caso no verse sobre la vida, salud o integridad de los consumidores. Para el caso de las pequeñas empresas, la multa no puede superar el veinte por ciento (20%) de las ventas o ingresos brutos percibidos por el infractor, conforme a los requisitos señalados anteriormente.</w:t>
+      </w:r>
+    </w:p>
+    <w:p>
+      <w:pPr>
+        <w:autoSpaceDE w:val="0"/>
+        <w:autoSpaceDN w:val="0"/>
+        <w:adjustRightInd w:val="0"/>
+        <w:spacing w:after="0" w:line="240" w:lineRule="auto"/>
+        <w:ind w:left="567"/>
+        <w:jc w:val="both"/>
+        <w:rPr>
+          <w:rFonts w:ascii="Arial Narrow" w:eastAsia="Arial Narrow" w:hAnsi="Arial Narrow" w:cs="Arial Narrow"/>
+          <w:sz w:val="16"/>
+          <w:szCs w:val="16"/>
+          <w:lang w:eastAsia="es-PE"/>
+        </w:rPr>
+      </w:pPr>
+      <w:r>
+        <w:rPr>
+          <w:rFonts w:ascii="Arial Narrow" w:eastAsia="Arial Narrow" w:hAnsi="Arial Narrow" w:cs="Arial Narrow"/>
+          <w:sz w:val="16"/>
+          <w:szCs w:val="16"/>
+          <w:lang w:eastAsia="es-PE"/>
+        </w:rPr>
+        <w:t>(…).</w:t>
+      </w:r>
+    </w:p>
+    <w:p>
+      <w:pPr>
+        <w:pStyle w:val="Textonotapie"/>
+        <w:ind w:left="567" w:hanging="567"/>
+        <w:jc w:val="both"/>
+        <w:rPr>
+          <w:rFonts w:ascii="Arial Narrow" w:eastAsia="Arial Narrow" w:hAnsi="Arial Narrow" w:cs="Arial Narrow"/>
+          <w:sz w:val="16"/>
+          <w:szCs w:val="16"/>
+        </w:rPr>
+      </w:pPr>
+    </w:p>
+  </w:footnote>
+  <w:footnote w:id="7">
+    <w:p>
+      <w:pPr>
+        <w:pStyle w:val="Textonotapie"/>
+        <w:tabs>
+          <w:tab w:val="left" w:pos="567"/>
+        </w:tabs>
+        <w:ind w:left="567" w:hanging="567"/>
+        <w:jc w:val="both"/>
+        <w:rPr>
+          <w:rFonts w:ascii="Arial Narrow" w:eastAsia="Arial Narrow" w:hAnsi="Arial Narrow" w:cs="Arial Narrow"/>
+          <w:sz w:val="16"/>
+          <w:szCs w:val="16"/>
+        </w:rPr>
+      </w:pPr>
+      <w:r>
+        <w:rPr>
+          <w:rStyle w:val="Refdenotaalpie"/>
+          <w:rFonts w:ascii="Arial Narrow" w:eastAsia="Arial Narrow" w:hAnsi="Arial Narrow" w:cs="Arial Narrow"/>
+          <w:sz w:val="16"/>
+          <w:szCs w:val="16"/>
+          <w:vertAlign w:val="superscript"/>
+        </w:rPr>
+        <w:footnoteRef/>
+      </w:r>
+      <w:r>
+        <w:rPr>
+          <w:rFonts w:ascii="Arial Narrow" w:eastAsia="Arial Narrow" w:hAnsi="Arial Narrow" w:cs="Arial Narrow"/>
+          <w:sz w:val="16"/>
+          <w:szCs w:val="16"/>
+        </w:rPr>
+        <w:tab/>
+      </w:r>
+      <w:r>
+        <w:rPr>
+          <w:rFonts w:ascii="Arial Narrow" w:eastAsia="Arial Narrow" w:hAnsi="Arial Narrow" w:cs="Arial Narrow"/>
+          <w:b/>
+          <w:bCs/>
+          <w:sz w:val="16"/>
+          <w:szCs w:val="16"/>
+        </w:rPr>
+        <w:t xml:space="preserve">DECRETO LEGISLATIVO 807, LEY SOBRE FACULTADES, NORMAS Y ORGANIZACIÓN DEL INDECOPI, publicado el 18 de abril de 1996</w:t>
+      </w:r>
+    </w:p>
+    <w:p>
+      <w:pPr>
+        <w:pStyle w:val="Textonotapie"/>
+        <w:ind w:left="567" w:hanging="567"/>
+        <w:jc w:val="both"/>
+        <w:rPr>
+          <w:rFonts w:ascii="Arial Narrow" w:eastAsia="Arial Narrow" w:hAnsi="Arial Narrow" w:cs="Arial Narrow"/>
+          <w:sz w:val="16"/>
+          <w:szCs w:val="16"/>
+        </w:rPr>
+      </w:pPr>
+      <w:r>
+        <w:rPr>
+          <w:rFonts w:ascii="Arial Narrow" w:eastAsia="Arial Narrow" w:hAnsi="Arial Narrow" w:cs="Arial Narrow"/>
+          <w:sz w:val="16"/>
+          <w:szCs w:val="16"/>
+        </w:rPr>
+        <w:tab/>
+      </w:r>
+      <w:r>
+        <w:rPr>
+          <w:rFonts w:ascii="Arial Narrow" w:eastAsia="Arial Narrow" w:hAnsi="Arial Narrow" w:cs="Arial Narrow"/>
+          <w:b/>
+          <w:bCs/>
+          <w:sz w:val="16"/>
+          <w:szCs w:val="16"/>
+        </w:rPr>
+        <w:t xml:space="preserve">Artículo 26.-</w:t>
+      </w:r>
+      <w:r>
+        <w:rPr>
+          <w:rFonts w:ascii="Arial Narrow" w:eastAsia="Arial Narrow" w:hAnsi="Arial Narrow" w:cs="Arial Narrow"/>
+          <w:sz w:val="16"/>
+          <w:szCs w:val="16"/>
+        </w:rPr>
+        <w:t xml:space="preserve"> Una vez admitida a trámite la denuncia, se correrá traslado de la misma al denunciado, a fin de que éste presente su descargo. El plazo para la presentación del descargo será de cinco (5) días contados desde la notificación, vencido el cual, el Secretario Técnico declarará en rebeldía al denunciado que no lo hubiera presentado.</w:t>
+      </w:r>
+    </w:p>
+    <w:p>
+      <w:pPr>
+        <w:pStyle w:val="Textonotapie"/>
+        <w:ind w:left="567" w:hanging="567"/>
+        <w:jc w:val="both"/>
+        <w:rPr>
+          <w:rFonts w:ascii="Arial Narrow" w:eastAsia="Arial Narrow" w:hAnsi="Arial Narrow" w:cs="Arial Narrow"/>
+          <w:sz w:val="16"/>
+          <w:szCs w:val="16"/>
+        </w:rPr>
+      </w:pPr>
+    </w:p>
+  </w:footnote>
+  <w:footnote w:id="8">
+    <w:p>
+      <w:pPr>
+        <w:pStyle w:val="Textonotapie"/>
+        <w:tabs>
+          <w:tab w:val="left" w:pos="567"/>
+        </w:tabs>
+        <w:ind w:left="567" w:hanging="567"/>
+        <w:jc w:val="both"/>
+        <w:rPr>
+          <w:rFonts w:ascii="Arial Narrow" w:eastAsia="Arial Narrow" w:hAnsi="Arial Narrow" w:cs="Arial Narrow"/>
+          <w:sz w:val="16"/>
+          <w:szCs w:val="16"/>
+        </w:rPr>
+      </w:pPr>
+      <w:r>
+        <w:rPr>
+          <w:rStyle w:val="Refdenotaalpie"/>
+          <w:rFonts w:ascii="Arial Narrow" w:eastAsia="Arial Narrow" w:hAnsi="Arial Narrow" w:cs="Arial Narrow"/>
+          <w:sz w:val="16"/>
+          <w:szCs w:val="16"/>
+          <w:vertAlign w:val="superscript"/>
+        </w:rPr>
+        <w:footnoteRef/>
+      </w:r>
+      <w:r>
+        <w:rPr>
+          <w:rFonts w:ascii="Arial Narrow" w:eastAsia="Arial Narrow" w:hAnsi="Arial Narrow" w:cs="Arial Narrow"/>
+          <w:sz w:val="16"/>
+          <w:szCs w:val="16"/>
+        </w:rPr>
+        <w:tab/>
+      </w:r>
+      <w:r>
+        <w:rPr>
+          <w:rFonts w:ascii="Arial Narrow" w:eastAsia="Arial Narrow" w:hAnsi="Arial Narrow" w:cs="Arial Narrow"/>
+          <w:b/>
+          <w:bCs/>
+          <w:sz w:val="16"/>
+          <w:szCs w:val="16"/>
+        </w:rPr>
+        <w:t xml:space="preserve">DECRETO SUPREMO 006-2026-JUS, TEXTO ÚNICO ORDENADO DE LA LEY 27444, LEY DEL PROCEDIMIENTO ADMINISTRATIVO GENERAL, publicado el 30 de abril de 2026</w:t>
+      </w:r>
+    </w:p>
+    <w:p>
+      <w:pPr>
+        <w:pStyle w:val="Textonotapie"/>
+        <w:ind w:left="567" w:hanging="567"/>
+        <w:jc w:val="both"/>
+        <w:rPr>
+          <w:rFonts w:ascii="Arial Narrow" w:eastAsia="Arial Narrow" w:hAnsi="Arial Narrow" w:cs="Arial Narrow"/>
+          <w:sz w:val="16"/>
+          <w:szCs w:val="16"/>
+        </w:rPr>
+      </w:pPr>
+      <w:r>
+        <w:rPr>
+          <w:rFonts w:ascii="Arial Narrow" w:eastAsia="Arial Narrow" w:hAnsi="Arial Narrow" w:cs="Arial Narrow"/>
+          <w:sz w:val="16"/>
+          <w:szCs w:val="16"/>
+        </w:rPr>
+        <w:tab/>
+      </w:r>
+      <w:r>
+        <w:rPr>
+          <w:rFonts w:ascii="Arial Narrow" w:eastAsia="Arial Narrow" w:hAnsi="Arial Narrow" w:cs="Arial Narrow"/>
+          <w:b/>
+          <w:bCs/>
+          <w:sz w:val="16"/>
+          <w:szCs w:val="16"/>
+        </w:rPr>
+        <w:t xml:space="preserve">Artículo 223.- Contestación de la reclamación</w:t>
+      </w:r>
+    </w:p>
+    <w:p>
+      <w:pPr>
+        <w:pStyle w:val="Textonotapie"/>
+        <w:ind w:left="567" w:hanging="567"/>
+        <w:jc w:val="both"/>
+        <w:rPr>
+          <w:rFonts w:ascii="Arial Narrow" w:eastAsia="Arial Narrow" w:hAnsi="Arial Narrow" w:cs="Arial Narrow"/>
+          <w:sz w:val="16"/>
+          <w:szCs w:val="16"/>
+        </w:rPr>
+      </w:pPr>
+      <w:r>
+        <w:rPr>
+          <w:rFonts w:ascii="Arial Narrow" w:eastAsia="Arial Narrow" w:hAnsi="Arial Narrow" w:cs="Arial Narrow"/>
+          <w:sz w:val="16"/>
+          <w:szCs w:val="16"/>
+        </w:rPr>
+        <w:tab/>
+      </w:r>
+      <w:r>
+        <w:rPr>
+          <w:rFonts w:ascii="Arial Narrow" w:eastAsia="Arial Narrow" w:hAnsi="Arial Narrow" w:cs="Arial Narrow"/>
+          <w:sz w:val="16"/>
+          <w:szCs w:val="16"/>
+        </w:rPr>
+        <w:t xml:space="preserve">223.1 El reclamado deberá presentar la contestación de la reclamación dentro de los quince (15) días posteriores a la notificación de ésta; vencido este plazo, la Administración declarará en rebeldía al reclamado que no la hubiera presentado. La contestación deberá contener los requisitos de los escritos previstos en el artículo 113 de la presente Ley, así como la absolución de todos los asuntos controvertidos de hecho y de derecho, Las alegaciones y los hechos relevantes de la reclamación, salvo que hayan sido específicamente negadas en la contestación, se tendrán por aceptadas o merituadas como ciertas.</w:t>
+      </w:r>
+    </w:p>
+    <w:p>
+      <w:pPr>
+        <w:pStyle w:val="Textonotapie"/>
+        <w:ind w:left="567" w:hanging="567"/>
+        <w:jc w:val="both"/>
+        <w:rPr>
+          <w:rFonts w:ascii="Arial Narrow" w:eastAsia="Arial Narrow" w:hAnsi="Arial Narrow" w:cs="Arial Narrow"/>
+          <w:sz w:val="16"/>
+          <w:szCs w:val="16"/>
+        </w:rPr>
+      </w:pPr>
+    </w:p>
+  </w:footnote>
+  <w:footnote w:id="9">
+    <w:p>
+      <w:pPr>
+        <w:tabs>
+          <w:tab w:val="left" w:pos="567"/>
+        </w:tabs>
+        <w:spacing w:after="0" w:line="240" w:lineRule="auto"/>
+        <w:ind w:left="567" w:hanging="567"/>
+        <w:jc w:val="both"/>
+        <w:rPr>
+          <w:rFonts w:ascii="Arial Narrow" w:eastAsia="Arial Narrow" w:hAnsi="Arial Narrow" w:cs="Arial Narrow"/>
+          <w:sz w:val="16"/>
+          <w:szCs w:val="16"/>
+        </w:rPr>
+      </w:pPr>
+      <w:r>
+        <w:rPr>
+          <w:rStyle w:val="Refdenotaalpie"/>
+          <w:rFonts w:ascii="Arial Narrow" w:eastAsia="Arial Narrow" w:hAnsi="Arial Narrow" w:cs="Arial Narrow"/>
+          <w:sz w:val="16"/>
+          <w:szCs w:val="16"/>
+          <w:vertAlign w:val="superscript"/>
+        </w:rPr>
+        <w:footnoteRef/>
+      </w:r>
+      <w:r>
+        <w:rPr>
+          <w:rFonts w:ascii="Arial Narrow" w:eastAsia="Arial Narrow" w:hAnsi="Arial Narrow" w:cs="Arial Narrow"/>
+          <w:sz w:val="16"/>
+          <w:szCs w:val="16"/>
+          <w:vertAlign w:val="superscript"/>
+        </w:rPr>
+        <w:tab/>
+        <w:t xml:space="preserve"/>
+      </w:r>
+      <w:r>
+        <w:rPr>
+          <w:rFonts w:ascii="Arial Narrow" w:eastAsia="Arial Narrow" w:hAnsi="Arial Narrow" w:cs="Arial Narrow"/>
+          <w:sz w:val="16"/>
+          <w:szCs w:val="16"/>
+        </w:rPr>
+        <w:t xml:space="preserve"> </w:t>
+      </w:r>
+      <w:r>
+        <w:rPr>
+          <w:rFonts w:ascii="Arial Narrow" w:eastAsia="Arial Narrow" w:hAnsi="Arial Narrow" w:cs="Arial Narrow"/>
+          <w:sz w:val="16"/>
+          <w:szCs w:val="16"/>
+        </w:rPr>
+        <w:tab/>
+      </w:r>
+      <w:r>
+        <w:rPr>
+          <w:rFonts w:ascii="Arial Narrow" w:eastAsia="Arial Narrow" w:hAnsi="Arial Narrow" w:cs="Arial Narrow"/>
+          <w:b/>
+          <w:sz w:val="16"/>
+          <w:szCs w:val="16"/>
+        </w:rPr>
+        <w:t>LEY 29571, CÓDIGO DE PROTECCIÓN Y DEFENSA DEL CONSUMIDOR</w:t>
+      </w:r>
+      <w:r>
+        <w:rPr>
+          <w:rFonts w:ascii="Arial Narrow" w:eastAsia="Arial Narrow" w:hAnsi="Arial Narrow" w:cs="Arial Narrow"/>
+          <w:b/>
+          <w:bCs/>
+          <w:sz w:val="16"/>
+          <w:szCs w:val="16"/>
+        </w:rPr>
+        <w:t xml:space="preserve">, </w:t>
+      </w:r>
+      <w:r>
+        <w:rPr>
+          <w:rFonts w:ascii="Arial Narrow" w:eastAsia="Arial Narrow" w:hAnsi="Arial Narrow" w:cs="Arial Narrow"/>
+          <w:b/>
+          <w:sz w:val="16"/>
+          <w:szCs w:val="16"/>
+        </w:rPr>
+        <w:t>publicado el 2 de setiembre de 2010 y modificado por Decreto Legislativo 1308</w:t>
+      </w:r>
+    </w:p>
+    <w:p>
+      <w:pPr>
+        <w:spacing w:after="0" w:line="240" w:lineRule="auto"/>
+        <w:ind w:left="567" w:hanging="567"/>
+        <w:jc w:val="both"/>
+        <w:rPr>
+          <w:rFonts w:ascii="Arial Narrow" w:eastAsia="Arial Narrow" w:hAnsi="Arial Narrow" w:cs="Arial Narrow"/>
+          <w:b/>
+          <w:sz w:val="16"/>
+          <w:szCs w:val="16"/>
+        </w:rPr>
+      </w:pPr>
+      <w:r>
+        <w:rPr>
+          <w:rFonts w:ascii="Arial Narrow" w:eastAsia="Arial Narrow" w:hAnsi="Arial Narrow" w:cs="Arial Narrow"/>
+          <w:b/>
+          <w:sz w:val="16"/>
+          <w:szCs w:val="16"/>
+        </w:rPr>
+        <w:tab/>
+        <w:t>Artículo 110.- Sanciones administrativas</w:t>
+      </w:r>
+    </w:p>
+    <w:p>
+      <w:pPr>
+        <w:spacing w:after="0" w:line="240" w:lineRule="auto"/>
+        <w:ind w:left="567"/>
+        <w:jc w:val="both"/>
+        <w:rPr>
+          <w:rFonts w:ascii="Arial Narrow" w:eastAsia="Arial Narrow" w:hAnsi="Arial Narrow" w:cs="Arial Narrow"/>
+          <w:sz w:val="16"/>
+          <w:szCs w:val="16"/>
+        </w:rPr>
+      </w:pPr>
+      <w:r>
+        <w:rPr>
+          <w:rFonts w:ascii="Arial Narrow" w:eastAsia="Arial Narrow" w:hAnsi="Arial Narrow" w:cs="Arial Narrow"/>
+          <w:sz w:val="16"/>
+          <w:szCs w:val="16"/>
+        </w:rPr>
+        <w:t>El órgano resolutivo puede sancionar las infracciones administrativas a que se refiere el artículo 108 con amonestación y multas de hasta cuatrocientos cincuenta (450) Unidades Impositivas Tributarias (UIT), las cuales son calificadas de la siguiente manera:</w:t>
+      </w:r>
+    </w:p>
+    <w:p>
+      <w:pPr>
+        <w:numPr>
+          <w:ilvl w:val="0"/>
+          <w:numId w:val="2"/>
+        </w:numPr>
+        <w:spacing w:after="0" w:line="240" w:lineRule="auto"/>
+        <w:ind w:left="426" w:firstLine="141"/>
+        <w:jc w:val="both"/>
+        <w:rPr>
+          <w:rFonts w:ascii="Arial Narrow" w:eastAsia="Arial Narrow" w:hAnsi="Arial Narrow" w:cs="Arial Narrow"/>
+          <w:sz w:val="16"/>
+          <w:szCs w:val="16"/>
+        </w:rPr>
+      </w:pPr>
+      <w:r>
+        <w:rPr>
+          <w:rFonts w:ascii="Arial Narrow" w:eastAsia="Arial Narrow" w:hAnsi="Arial Narrow" w:cs="Arial Narrow"/>
+          <w:sz w:val="16"/>
+          <w:szCs w:val="16"/>
+        </w:rPr>
+        <w:t>Infracciones leves, con una amonestación o con una multa de hasta cincuenta (50) UIT.</w:t>
+      </w:r>
+    </w:p>
+    <w:p>
+      <w:pPr>
+        <w:numPr>
+          <w:ilvl w:val="0"/>
+          <w:numId w:val="2"/>
+        </w:numPr>
+        <w:spacing w:after="0" w:line="240" w:lineRule="auto"/>
+        <w:ind w:left="426" w:firstLine="141"/>
+        <w:jc w:val="both"/>
+        <w:rPr>
+          <w:rFonts w:ascii="Arial Narrow" w:eastAsia="Arial Narrow" w:hAnsi="Arial Narrow" w:cs="Arial Narrow"/>
+          <w:sz w:val="16"/>
+          <w:szCs w:val="16"/>
+        </w:rPr>
+      </w:pPr>
+      <w:r>
+        <w:rPr>
+          <w:rFonts w:ascii="Arial Narrow" w:eastAsia="Arial Narrow" w:hAnsi="Arial Narrow" w:cs="Arial Narrow"/>
+          <w:sz w:val="16"/>
+          <w:szCs w:val="16"/>
+        </w:rPr>
+        <w:t>Infracciones graves, con una multa de hasta ciento cincuenta (150) UIT.</w:t>
+      </w:r>
+    </w:p>
+    <w:p>
+      <w:pPr>
+        <w:numPr>
+          <w:ilvl w:val="0"/>
+          <w:numId w:val="2"/>
+        </w:numPr>
+        <w:spacing w:after="0" w:line="240" w:lineRule="auto"/>
+        <w:ind w:left="426" w:firstLine="141"/>
+        <w:jc w:val="both"/>
+        <w:rPr>
+          <w:rFonts w:ascii="Arial Narrow" w:eastAsia="Arial Narrow" w:hAnsi="Arial Narrow" w:cs="Arial Narrow"/>
+          <w:sz w:val="16"/>
+          <w:szCs w:val="16"/>
+        </w:rPr>
+      </w:pPr>
+      <w:r>
+        <w:rPr>
+          <w:rFonts w:ascii="Arial Narrow" w:eastAsia="Arial Narrow" w:hAnsi="Arial Narrow" w:cs="Arial Narrow"/>
+          <w:sz w:val="16"/>
+          <w:szCs w:val="16"/>
+        </w:rPr>
+        <w:t>Infracciones muy graves, con una multa de hasta cuatrocientos cincuenta (450) UIT.</w:t>
+      </w:r>
+    </w:p>
+    <w:p>
+      <w:pPr>
+        <w:spacing w:after="0" w:line="240" w:lineRule="auto"/>
+        <w:ind w:left="567"/>
+        <w:jc w:val="both"/>
+        <w:rPr>
+          <w:rFonts w:ascii="Arial Narrow" w:eastAsia="Arial Narrow" w:hAnsi="Arial Narrow" w:cs="Arial Narrow"/>
+          <w:sz w:val="16"/>
+          <w:szCs w:val="16"/>
+        </w:rPr>
+      </w:pPr>
+      <w:r>
+        <w:rPr>
+          <w:rFonts w:ascii="Arial Narrow" w:eastAsia="Arial Narrow" w:hAnsi="Arial Narrow" w:cs="Arial Narrow"/>
+          <w:sz w:val="16"/>
+          <w:szCs w:val="16"/>
+        </w:rPr>
+        <w:t>(…).</w:t>
+      </w:r>
+    </w:p>
+    <w:p>
+      <w:pPr>
+        <w:spacing w:after="0" w:line="240" w:lineRule="auto"/>
+        <w:ind w:left="567" w:hanging="567"/>
+        <w:jc w:val="both"/>
+        <w:rPr>
+          <w:rFonts w:ascii="Arial Narrow" w:eastAsia="Arial Narrow" w:hAnsi="Arial Narrow" w:cs="Arial Narrow"/>
+          <w:sz w:val="16"/>
+          <w:szCs w:val="16"/>
+        </w:rPr>
+      </w:pPr>
+    </w:p>
+  </w:footnote>
+  <w:footnote w:id="10">
     <w:p>
       <w:pPr>
         <w:pStyle w:val="Textonotapie"/>
@@ -7922,39 +8678,56 @@
         <w:jc w:val="both"/>
         <w:rPr>
           <w:rFonts w:ascii="Arial Narrow" w:eastAsia="Arial Narrow" w:hAnsi="Arial Narrow" w:cs="Arial Narrow"/>
-          <w:sz w:val="16"/>
-          <w:szCs w:val="16"/>
-        </w:rPr>
-      </w:pPr>
-      <w:r>
-        <w:rPr>
-          <w:rFonts w:ascii="Arial Narrow" w:eastAsia="Arial Narrow" w:hAnsi="Arial Narrow" w:cs="Arial Narrow"/>
-          <w:sz w:val="16"/>
-          <w:szCs w:val="16"/>
-        </w:rPr>
-        <w:t xml:space="preserve">. </w:t>
-      </w:r>
-    </w:p>
-    <w:p>
-      <w:pPr>
-        <w:pStyle w:val="Textonotapie"/>
+          <w:b/>
+          <w:bCs/>
+          <w:sz w:val="16"/>
+          <w:szCs w:val="16"/>
+        </w:rPr>
+      </w:pPr>
+      <w:r>
+        <w:rPr>
+          <w:rStyle w:val="Refdenotaalpie"/>
+          <w:rFonts w:ascii="Arial Narrow" w:eastAsia="Arial Narrow" w:hAnsi="Arial Narrow" w:cs="Arial Narrow"/>
+          <w:sz w:val="16"/>
+          <w:szCs w:val="16"/>
+          <w:vertAlign w:val="superscript"/>
+        </w:rPr>
+        <w:footnoteRef/>
+      </w:r>
+      <w:r>
+        <w:rPr>
+          <w:rFonts w:ascii="Arial Narrow" w:eastAsia="Arial Narrow" w:hAnsi="Arial Narrow" w:cs="Arial Narrow"/>
+          <w:sz w:val="16"/>
+          <w:szCs w:val="16"/>
+        </w:rPr>
+        <w:tab/>
+        <w:t xml:space="preserve"/>
+      </w:r>
+      <w:r>
+        <w:rPr>
+          <w:rFonts w:ascii="Arial Narrow" w:eastAsia="Arial Narrow" w:hAnsi="Arial Narrow" w:cs="Arial Narrow"/>
+          <w:sz w:val="16"/>
+          <w:szCs w:val="16"/>
+        </w:rPr>
+        <w:tab/>
+      </w:r>
+      <w:r>
+        <w:rPr>
+          <w:rFonts w:ascii="Arial Narrow" w:eastAsia="Arial Narrow" w:hAnsi="Arial Narrow" w:cs="Arial Narrow"/>
+          <w:b/>
+          <w:bCs/>
+          <w:sz w:val="16"/>
+          <w:szCs w:val="16"/>
+        </w:rPr>
+        <w:t xml:space="preserve">LEY 29571, CÓDIGO DE PROTECCIÓN Y DEFENSA DEL CONSUMIDOR, publicado el 2 de setiembre de 2010 y modificado por Decreto Legislativo 1308 </w:t>
+      </w:r>
+    </w:p>
+    <w:p>
+      <w:pPr>
         <w:tabs>
           <w:tab w:val="left" w:pos="567"/>
         </w:tabs>
-        <w:ind w:left="567" w:right="-1" w:hanging="567"/>
-        <w:jc w:val="both"/>
-        <w:rPr>
-          <w:rFonts w:ascii="Arial Narrow" w:eastAsia="Arial Narrow" w:hAnsi="Arial Narrow" w:cs="Arial Narrow"/>
-          <w:sz w:val="16"/>
-          <w:szCs w:val="16"/>
-        </w:rPr>
-      </w:pPr>
-    </w:p>
-  </w:footnote>
-  <w:footnote w:id="5">
-    <w:p>
-      <w:pPr>
-        <w:pStyle w:val="Textonotapie"/>
+        <w:spacing w:after="0" w:line="240" w:lineRule="auto"/>
         <w:ind w:left="567" w:hanging="567"/>
         <w:jc w:val="both"/>
         <w:rPr>
@@ -7965,715 +8738,12 @@
       </w:pPr>
       <w:r>
         <w:rPr>
-          <w:rStyle w:val="Refdenotaalpie"/>
-          <w:rFonts w:ascii="Arial Narrow" w:eastAsia="Arial Narrow" w:hAnsi="Arial Narrow" w:cs="Arial Narrow"/>
-          <w:sz w:val="16"/>
-          <w:szCs w:val="16"/>
-          <w:vertAlign w:val="superscript"/>
-        </w:rPr>
-        <w:footnoteRef/>
-      </w:r>
-      <w:r>
-        <w:rPr>
-          <w:rFonts w:ascii="Arial Narrow" w:eastAsia="Arial Narrow" w:hAnsi="Arial Narrow" w:cs="Arial Narrow"/>
-          <w:sz w:val="16"/>
-          <w:szCs w:val="16"/>
-        </w:rPr>
-        <w:t xml:space="preserve"> </w:t>
-      </w:r>
-      <w:r>
-        <w:rPr>
           <w:rFonts w:ascii="Arial Narrow" w:eastAsia="Arial Narrow" w:hAnsi="Arial Narrow" w:cs="Arial Narrow"/>
           <w:sz w:val="16"/>
           <w:szCs w:val="16"/>
         </w:rPr>
         <w:tab/>
-        <w:t xml:space="preserve">El número de trabajadores se atenderá siempre que la empresa haya sido constituida antes de la vigencia de la Ley 30056, publicada el 2 de julio de 2013, que modificó el artículo 5 del Texto Único Ordenado de la Ley de Promoción de la Competitividad, Formalización y Desarrollo de la Micro y Pequeña Empresa y de Acceso al Empleo Decente (LEY MYPE). Ello, en la medida que la Tercera Disposición Complementaria Transitoria de la norma modificatoria precisa que las empresas constituidas antes de la </w:t>
-      </w:r>
-      <w:proofErr w:type="gramStart"/>
-      <w:r>
-        <w:rPr>
-          <w:rFonts w:ascii="Arial Narrow" w:eastAsia="Arial Narrow" w:hAnsi="Arial Narrow" w:cs="Arial Narrow"/>
-          <w:sz w:val="16"/>
-          <w:szCs w:val="16"/>
-        </w:rPr>
-        <w:t>entrada en vigencia</w:t>
-      </w:r>
-      <w:proofErr w:type="gramEnd"/>
-      <w:r>
-        <w:rPr>
-          <w:rFonts w:ascii="Arial Narrow" w:eastAsia="Arial Narrow" w:hAnsi="Arial Narrow" w:cs="Arial Narrow"/>
-          <w:sz w:val="16"/>
-          <w:szCs w:val="16"/>
-        </w:rPr>
-        <w:t xml:space="preserve"> de dicha Ley se rigen por los requisitos de acogimiento al régimen de las micro y pequeñas empresas regulados en el Decreto Legislativo 1086.</w:t>
-      </w:r>
-    </w:p>
-    <w:p>
-      <w:pPr>
-        <w:pStyle w:val="Textonotapie"/>
-        <w:ind w:left="567" w:hanging="567"/>
-        <w:jc w:val="both"/>
-        <w:rPr>
-          <w:rFonts w:ascii="Arial Narrow" w:eastAsia="Arial Narrow" w:hAnsi="Arial Narrow" w:cs="Arial Narrow"/>
-          <w:sz w:val="16"/>
-          <w:szCs w:val="16"/>
-        </w:rPr>
-      </w:pPr>
-    </w:p>
-  </w:footnote>
-  <w:footnote w:id="6">
-    <w:p>
-      <w:pPr>
-        <w:pStyle w:val="Textonotapie"/>
-        <w:ind w:left="567" w:hanging="567"/>
-        <w:jc w:val="both"/>
-        <w:rPr>
-          <w:rFonts w:ascii="Arial Narrow" w:eastAsia="Arial Narrow" w:hAnsi="Arial Narrow" w:cs="Arial Narrow"/>
-          <w:sz w:val="16"/>
-          <w:szCs w:val="16"/>
-        </w:rPr>
-      </w:pPr>
-      <w:r>
-        <w:rPr>
-          <w:rStyle w:val="Refdenotaalpie"/>
-          <w:rFonts w:ascii="Arial Narrow" w:eastAsia="Arial Narrow" w:hAnsi="Arial Narrow" w:cs="Arial Narrow"/>
-          <w:sz w:val="16"/>
-          <w:szCs w:val="16"/>
-          <w:vertAlign w:val="superscript"/>
-        </w:rPr>
-        <w:footnoteRef/>
-      </w:r>
-      <w:r>
-        <w:rPr>
-          <w:rFonts w:ascii="Arial Narrow" w:eastAsia="Arial Narrow" w:hAnsi="Arial Narrow" w:cs="Arial Narrow"/>
-          <w:sz w:val="16"/>
-          <w:szCs w:val="16"/>
-        </w:rPr>
-        <w:t xml:space="preserve"> </w:t>
-      </w:r>
-      <w:r>
-        <w:rPr>
-          <w:rFonts w:ascii="Arial Narrow" w:eastAsia="Arial Narrow" w:hAnsi="Arial Narrow" w:cs="Arial Narrow"/>
-          <w:sz w:val="16"/>
-          <w:szCs w:val="16"/>
-        </w:rPr>
-        <w:tab/>
-      </w:r>
-      <w:r>
-        <w:rPr>
-          <w:rFonts w:ascii="Arial Narrow" w:eastAsia="Arial Narrow" w:hAnsi="Arial Narrow" w:cs="Arial Narrow"/>
-          <w:b/>
-          <w:sz w:val="16"/>
-          <w:szCs w:val="16"/>
-        </w:rPr>
-        <w:t>LEY 29571, CÓDIGO DE PROTECCIÓN Y DEFENSA DEL CONSUMIDOR</w:t>
-      </w:r>
-      <w:r>
-        <w:rPr>
-          <w:rFonts w:ascii="Arial Narrow" w:eastAsia="Arial Narrow" w:hAnsi="Arial Narrow" w:cs="Arial Narrow"/>
-          <w:b/>
-          <w:bCs/>
-          <w:sz w:val="16"/>
-          <w:szCs w:val="16"/>
-        </w:rPr>
-        <w:t xml:space="preserve">, </w:t>
-      </w:r>
-      <w:r>
-        <w:rPr>
-          <w:rFonts w:ascii="Arial Narrow" w:eastAsia="Arial Narrow" w:hAnsi="Arial Narrow" w:cs="Arial Narrow"/>
-          <w:b/>
-          <w:sz w:val="16"/>
-          <w:szCs w:val="16"/>
-        </w:rPr>
-        <w:t>publicado el 2 de setiembre de 2010 y modificado por Decreto Legislativo 1308</w:t>
-      </w:r>
-    </w:p>
-    <w:p>
-      <w:pPr>
-        <w:pStyle w:val="Textonotapie"/>
-        <w:ind w:left="567" w:hanging="567"/>
-        <w:jc w:val="both"/>
-        <w:rPr>
-          <w:rFonts w:ascii="Arial Narrow" w:eastAsia="Arial Narrow" w:hAnsi="Arial Narrow" w:cs="Arial Narrow"/>
-          <w:b/>
-          <w:bCs/>
-          <w:sz w:val="16"/>
-          <w:szCs w:val="16"/>
-        </w:rPr>
-      </w:pPr>
-      <w:r>
-        <w:rPr>
-          <w:rFonts w:ascii="Arial Narrow" w:eastAsia="Arial Narrow" w:hAnsi="Arial Narrow" w:cs="Arial Narrow"/>
-          <w:sz w:val="16"/>
-          <w:szCs w:val="16"/>
-        </w:rPr>
-        <w:tab/>
-      </w:r>
-      <w:r>
-        <w:rPr>
-          <w:rFonts w:ascii="Arial Narrow" w:eastAsia="Arial Narrow" w:hAnsi="Arial Narrow" w:cs="Arial Narrow"/>
-          <w:b/>
-          <w:bCs/>
-          <w:sz w:val="16"/>
-          <w:szCs w:val="16"/>
-        </w:rPr>
-        <w:t>Artículo 110.- Sanciones Administrativas</w:t>
-      </w:r>
-    </w:p>
-    <w:p>
-      <w:pPr>
-        <w:autoSpaceDE w:val="0"/>
-        <w:autoSpaceDN w:val="0"/>
-        <w:adjustRightInd w:val="0"/>
-        <w:spacing w:after="0" w:line="240" w:lineRule="auto"/>
-        <w:ind w:left="567"/>
-        <w:jc w:val="both"/>
-        <w:rPr>
-          <w:rFonts w:ascii="Arial Narrow" w:eastAsia="Arial Narrow" w:hAnsi="Arial Narrow" w:cs="Arial Narrow"/>
-          <w:sz w:val="16"/>
-          <w:szCs w:val="16"/>
-          <w:lang w:eastAsia="es-PE"/>
-        </w:rPr>
-      </w:pPr>
-      <w:r>
-        <w:rPr>
-          <w:rFonts w:ascii="Arial Narrow" w:eastAsia="Arial Narrow" w:hAnsi="Arial Narrow" w:cs="Arial Narrow"/>
-          <w:sz w:val="16"/>
-          <w:szCs w:val="16"/>
-          <w:lang w:eastAsia="es-PE"/>
-        </w:rPr>
-        <w:t>(…)</w:t>
-      </w:r>
-    </w:p>
-    <w:p>
-      <w:pPr>
-        <w:autoSpaceDE w:val="0"/>
-        <w:autoSpaceDN w:val="0"/>
-        <w:adjustRightInd w:val="0"/>
-        <w:spacing w:after="0" w:line="240" w:lineRule="auto"/>
-        <w:ind w:left="567"/>
-        <w:jc w:val="both"/>
-        <w:rPr>
-          <w:rFonts w:ascii="Arial Narrow" w:eastAsia="Arial Narrow" w:hAnsi="Arial Narrow" w:cs="Arial Narrow"/>
-          <w:sz w:val="16"/>
-          <w:szCs w:val="16"/>
-          <w:lang w:eastAsia="es-PE"/>
-        </w:rPr>
-      </w:pPr>
-      <w:r>
-        <w:rPr>
-          <w:rFonts w:ascii="Arial Narrow" w:eastAsia="Arial Narrow" w:hAnsi="Arial Narrow" w:cs="Arial Narrow"/>
-          <w:sz w:val="16"/>
-          <w:szCs w:val="16"/>
-          <w:lang w:eastAsia="es-PE"/>
-        </w:rPr>
-        <w:t>En el caso de las microempresas, la multa no puede superar el diez por ciento (10%) de las ventas o ingresos brutos percibidos por el infractor, relativos a todas sus actividades económicas, correspondientes al ejercicio inmediato anterior al de la expedición de la resolución de primera instancia, siempre que se haya acreditado dichos ingresos, no se encuentre en una situación de reincidencia y el caso no verse sobre la vida, salud o integridad de los consumidores. Para el caso de las pequeñas empresas, la multa no puede superar el veinte por ciento (20%) de las ventas o ingresos brutos percibidos por el infractor, conforme a los requisitos señalados anteriormente.</w:t>
-      </w:r>
-    </w:p>
-    <w:p>
-      <w:pPr>
-        <w:autoSpaceDE w:val="0"/>
-        <w:autoSpaceDN w:val="0"/>
-        <w:adjustRightInd w:val="0"/>
-        <w:spacing w:after="0" w:line="240" w:lineRule="auto"/>
-        <w:ind w:left="567"/>
-        <w:jc w:val="both"/>
-        <w:rPr>
-          <w:rFonts w:ascii="Arial Narrow" w:eastAsia="Arial Narrow" w:hAnsi="Arial Narrow" w:cs="Arial Narrow"/>
-          <w:sz w:val="16"/>
-          <w:szCs w:val="16"/>
-          <w:lang w:eastAsia="es-PE"/>
-        </w:rPr>
-      </w:pPr>
-      <w:r>
-        <w:rPr>
-          <w:rFonts w:ascii="Arial Narrow" w:eastAsia="Arial Narrow" w:hAnsi="Arial Narrow" w:cs="Arial Narrow"/>
-          <w:sz w:val="16"/>
-          <w:szCs w:val="16"/>
-          <w:lang w:eastAsia="es-PE"/>
-        </w:rPr>
-        <w:t>(…).</w:t>
-      </w:r>
-    </w:p>
-    <w:p>
-      <w:pPr>
-        <w:pStyle w:val="Textonotapie"/>
-        <w:ind w:left="567" w:hanging="567"/>
-        <w:jc w:val="both"/>
-        <w:rPr>
-          <w:rFonts w:ascii="Arial Narrow" w:eastAsia="Arial Narrow" w:hAnsi="Arial Narrow" w:cs="Arial Narrow"/>
-          <w:sz w:val="16"/>
-          <w:szCs w:val="16"/>
-        </w:rPr>
-      </w:pPr>
-    </w:p>
-  </w:footnote>
-  <w:footnote w:id="12">
-    <w:p>
-      <w:pPr>
-        <w:pStyle w:val="Textonotapie"/>
-        <w:ind w:left="567" w:hanging="567"/>
-        <w:jc w:val="both"/>
-        <w:rPr>
-          <w:rFonts w:ascii="Arial Narrow" w:eastAsia="Arial Narrow" w:hAnsi="Arial Narrow" w:cs="Arial Narrow"/>
-          <w:sz w:val="16"/>
-          <w:szCs w:val="16"/>
-        </w:rPr>
-      </w:pPr>
-      <w:r>
-        <w:rPr>
-          <w:rStyle w:val="Refdenotaalpie"/>
-          <w:rFonts w:ascii="Arial Narrow" w:eastAsia="Arial Narrow" w:hAnsi="Arial Narrow" w:cs="Arial Narrow"/>
-          <w:sz w:val="16"/>
-          <w:szCs w:val="16"/>
-          <w:vertAlign w:val="superscript"/>
-        </w:rPr>
-        <w:footnoteRef/>
-      </w:r>
-      <w:r>
-        <w:rPr>
-          <w:rFonts w:ascii="Arial Narrow" w:eastAsia="Arial Narrow" w:hAnsi="Arial Narrow" w:cs="Arial Narrow"/>
-          <w:sz w:val="16"/>
-          <w:szCs w:val="16"/>
-        </w:rPr>
-        <w:tab/>
-      </w:r>
-      <w:r>
-        <w:rPr>
-          <w:rFonts w:ascii="Arial Narrow" w:eastAsia="Arial Narrow" w:hAnsi="Arial Narrow" w:cs="Arial Narrow"/>
-          <w:b/>
-          <w:bCs/>
-          <w:sz w:val="16"/>
-          <w:szCs w:val="16"/>
-        </w:rPr>
-        <w:t xml:space="preserve">DECRETO LEGISLATIVO 807, LEY SOBRE FACULTADES, NORMAS Y ORGANIZACIÓN DEL INDECOPI, publicado el 18 de abril de 1996</w:t>
-      </w:r>
-    </w:p>
-    <w:p>
-      <w:pPr>
-        <w:pStyle w:val="Textonotapie"/>
-        <w:ind w:left="567" w:hanging="567"/>
-        <w:jc w:val="both"/>
-        <w:rPr>
-          <w:rFonts w:ascii="Arial Narrow" w:eastAsia="Arial Narrow" w:hAnsi="Arial Narrow" w:cs="Arial Narrow"/>
-          <w:sz w:val="16"/>
-          <w:szCs w:val="16"/>
-        </w:rPr>
-      </w:pPr>
-      <w:r>
-        <w:rPr>
-          <w:rFonts w:ascii="Arial Narrow" w:eastAsia="Arial Narrow" w:hAnsi="Arial Narrow" w:cs="Arial Narrow"/>
-          <w:sz w:val="16"/>
-          <w:szCs w:val="16"/>
-        </w:rPr>
-        <w:tab/>
-      </w:r>
-      <w:r>
-        <w:rPr>
-          <w:rFonts w:ascii="Arial Narrow" w:eastAsia="Arial Narrow" w:hAnsi="Arial Narrow" w:cs="Arial Narrow"/>
-          <w:b/>
-          <w:bCs/>
-          <w:sz w:val="16"/>
-          <w:szCs w:val="16"/>
-        </w:rPr>
-        <w:t xml:space="preserve">Artículo 26.-</w:t>
-      </w:r>
-      <w:r>
-        <w:rPr>
-          <w:rFonts w:ascii="Arial Narrow" w:eastAsia="Arial Narrow" w:hAnsi="Arial Narrow" w:cs="Arial Narrow"/>
-          <w:sz w:val="16"/>
-          <w:szCs w:val="16"/>
-        </w:rPr>
-        <w:t xml:space="preserve"> Una vez admitida a trámite la denuncia, se correrá traslado de la misma al denunciado, a fin de que éste presente su descargo. El plazo para la presentación del descargo será de cinco (5) días contados desde la notificación, vencido el cual, el Secretario Técnico declarará en rebeldía al denunciado que no lo hubiera presentado.</w:t>
-      </w:r>
-    </w:p>
-    <w:p>
-      <w:pPr>
-        <w:pStyle w:val="Textonotapie"/>
-        <w:ind w:left="567" w:hanging="567"/>
-        <w:jc w:val="both"/>
-        <w:rPr>
-          <w:rFonts w:ascii="Arial Narrow" w:eastAsia="Arial Narrow" w:hAnsi="Arial Narrow" w:cs="Arial Narrow"/>
-          <w:sz w:val="16"/>
-          <w:szCs w:val="16"/>
-        </w:rPr>
-      </w:pPr>
-    </w:p>
-  </w:footnote>
-  <w:footnote w:id="13">
-    <w:p>
-      <w:pPr>
-        <w:pStyle w:val="Textonotapie"/>
-        <w:ind w:left="567" w:hanging="567"/>
-        <w:jc w:val="both"/>
-        <w:rPr>
-          <w:rFonts w:ascii="Arial Narrow" w:eastAsia="Arial Narrow" w:hAnsi="Arial Narrow" w:cs="Arial Narrow"/>
-          <w:sz w:val="16"/>
-          <w:szCs w:val="16"/>
-        </w:rPr>
-      </w:pPr>
-      <w:r>
-        <w:rPr>
-          <w:rStyle w:val="Refdenotaalpie"/>
-          <w:rFonts w:ascii="Arial Narrow" w:eastAsia="Arial Narrow" w:hAnsi="Arial Narrow" w:cs="Arial Narrow"/>
-          <w:sz w:val="16"/>
-          <w:szCs w:val="16"/>
-          <w:vertAlign w:val="superscript"/>
-        </w:rPr>
-        <w:footnoteRef/>
-      </w:r>
-      <w:r>
-        <w:rPr>
-          <w:rFonts w:ascii="Arial Narrow" w:eastAsia="Arial Narrow" w:hAnsi="Arial Narrow" w:cs="Arial Narrow"/>
-          <w:sz w:val="16"/>
-          <w:szCs w:val="16"/>
-        </w:rPr>
-        <w:tab/>
-      </w:r>
-      <w:r>
-        <w:rPr>
-          <w:rFonts w:ascii="Arial Narrow" w:eastAsia="Arial Narrow" w:hAnsi="Arial Narrow" w:cs="Arial Narrow"/>
-          <w:b/>
-          <w:bCs/>
-          <w:sz w:val="16"/>
-          <w:szCs w:val="16"/>
-        </w:rPr>
-        <w:t xml:space="preserve">DECRETO SUPREMO 006-2026-JUS, TEXTO ÚNICO ORDENADO DE LA LEY 27444, LEY DEL PROCEDIMIENTO ADMINISTRATIVO GENERAL, publicado el 30 de abril de 2026</w:t>
-      </w:r>
-    </w:p>
-    <w:p>
-      <w:pPr>
-        <w:pStyle w:val="Textonotapie"/>
-        <w:ind w:left="567" w:hanging="567"/>
-        <w:jc w:val="both"/>
-        <w:rPr>
-          <w:rFonts w:ascii="Arial Narrow" w:eastAsia="Arial Narrow" w:hAnsi="Arial Narrow" w:cs="Arial Narrow"/>
-          <w:sz w:val="16"/>
-          <w:szCs w:val="16"/>
-        </w:rPr>
-      </w:pPr>
-      <w:r>
-        <w:rPr>
-          <w:rFonts w:ascii="Arial Narrow" w:eastAsia="Arial Narrow" w:hAnsi="Arial Narrow" w:cs="Arial Narrow"/>
-          <w:sz w:val="16"/>
-          <w:szCs w:val="16"/>
-        </w:rPr>
-        <w:tab/>
-      </w:r>
-      <w:r>
-        <w:rPr>
-          <w:rFonts w:ascii="Arial Narrow" w:eastAsia="Arial Narrow" w:hAnsi="Arial Narrow" w:cs="Arial Narrow"/>
-          <w:b/>
-          <w:bCs/>
-          <w:sz w:val="16"/>
-          <w:szCs w:val="16"/>
-        </w:rPr>
-        <w:t xml:space="preserve">Artículo 223.- Contestación de la reclamación</w:t>
-      </w:r>
-    </w:p>
-    <w:p>
-      <w:pPr>
-        <w:pStyle w:val="Textonotapie"/>
-        <w:ind w:left="567" w:hanging="567"/>
-        <w:jc w:val="both"/>
-        <w:rPr>
-          <w:rFonts w:ascii="Arial Narrow" w:eastAsia="Arial Narrow" w:hAnsi="Arial Narrow" w:cs="Arial Narrow"/>
-          <w:sz w:val="16"/>
-          <w:szCs w:val="16"/>
-        </w:rPr>
-      </w:pPr>
-      <w:r>
-        <w:rPr>
-          <w:rFonts w:ascii="Arial Narrow" w:eastAsia="Arial Narrow" w:hAnsi="Arial Narrow" w:cs="Arial Narrow"/>
-          <w:sz w:val="16"/>
-          <w:szCs w:val="16"/>
-        </w:rPr>
-        <w:tab/>
-      </w:r>
-      <w:r>
-        <w:rPr>
-          <w:rFonts w:ascii="Arial Narrow" w:eastAsia="Arial Narrow" w:hAnsi="Arial Narrow" w:cs="Arial Narrow"/>
-          <w:sz w:val="16"/>
-          <w:szCs w:val="16"/>
-        </w:rPr>
-        <w:t xml:space="preserve">223.1 El reclamado deberá presentar la contestación de la reclamación dentro de los quince (15) días posteriores a la notificación de ésta; vencido este plazo, la Administración declarará en rebeldía al reclamado que no la hubiera presentado. La contestación deberá contener los requisitos de los escritos previstos en el artículo 113 de la presente Ley, así como la absolución de todos los asuntos controvertidos de hecho y de derecho, Las alegaciones y los hechos relevantes de la reclamación, salvo que hayan sido específicamente negadas en la contestación, se tendrán por aceptadas o merituadas como ciertas.</w:t>
-      </w:r>
-    </w:p>
-    <w:p>
-      <w:pPr>
-        <w:pStyle w:val="Textonotapie"/>
-        <w:ind w:left="567" w:hanging="567"/>
-        <w:jc w:val="both"/>
-        <w:rPr>
-          <w:rFonts w:ascii="Arial Narrow" w:eastAsia="Arial Narrow" w:hAnsi="Arial Narrow" w:cs="Arial Narrow"/>
-          <w:sz w:val="16"/>
-          <w:szCs w:val="16"/>
-        </w:rPr>
-      </w:pPr>
-    </w:p>
-  </w:footnote>
-  <w:footnote w:id="7">
-    <w:p>
-      <w:pPr>
-        <w:spacing w:after="0" w:line="240" w:lineRule="auto"/>
-        <w:ind w:left="567" w:hanging="567"/>
-        <w:jc w:val="both"/>
-        <w:rPr>
-          <w:rFonts w:ascii="Arial Narrow" w:eastAsia="Arial Narrow" w:hAnsi="Arial Narrow" w:cs="Arial Narrow"/>
-          <w:sz w:val="16"/>
-          <w:szCs w:val="16"/>
-        </w:rPr>
-      </w:pPr>
-      <w:r>
-        <w:rPr>
-          <w:rStyle w:val="Refdenotaalpie"/>
-          <w:rFonts w:ascii="Arial Narrow" w:eastAsia="Arial Narrow" w:hAnsi="Arial Narrow" w:cs="Arial Narrow"/>
-          <w:sz w:val="16"/>
-          <w:szCs w:val="16"/>
-          <w:vertAlign w:val="superscript"/>
-        </w:rPr>
-        <w:footnoteRef/>
-      </w:r>
-      <w:r>
-        <w:rPr>
-          <w:rFonts w:ascii="Arial Narrow" w:eastAsia="Arial Narrow" w:hAnsi="Arial Narrow" w:cs="Arial Narrow"/>
-          <w:sz w:val="16"/>
-          <w:szCs w:val="16"/>
-          <w:vertAlign w:val="superscript"/>
-        </w:rPr>
-        <w:t xml:space="preserve"> </w:t>
-      </w:r>
-      <w:r>
-        <w:rPr>
-          <w:rFonts w:ascii="Arial Narrow" w:eastAsia="Arial Narrow" w:hAnsi="Arial Narrow" w:cs="Arial Narrow"/>
-          <w:sz w:val="16"/>
-          <w:szCs w:val="16"/>
-        </w:rPr>
-        <w:t xml:space="preserve"> </w:t>
-      </w:r>
-      <w:r>
-        <w:rPr>
-          <w:rFonts w:ascii="Arial Narrow" w:eastAsia="Arial Narrow" w:hAnsi="Arial Narrow" w:cs="Arial Narrow"/>
-          <w:sz w:val="16"/>
-          <w:szCs w:val="16"/>
-        </w:rPr>
-        <w:tab/>
-      </w:r>
-      <w:r>
-        <w:rPr>
-          <w:rFonts w:ascii="Arial Narrow" w:eastAsia="Arial Narrow" w:hAnsi="Arial Narrow" w:cs="Arial Narrow"/>
-          <w:b/>
-          <w:sz w:val="16"/>
-          <w:szCs w:val="16"/>
-        </w:rPr>
-        <w:t>LEY 29571, CÓDIGO DE PROTECCIÓN Y DEFENSA DEL CONSUMIDOR</w:t>
-      </w:r>
-      <w:r>
-        <w:rPr>
-          <w:rFonts w:ascii="Arial Narrow" w:eastAsia="Arial Narrow" w:hAnsi="Arial Narrow" w:cs="Arial Narrow"/>
-          <w:b/>
-          <w:bCs/>
-          <w:sz w:val="16"/>
-          <w:szCs w:val="16"/>
-        </w:rPr>
-        <w:t xml:space="preserve">, </w:t>
-      </w:r>
-      <w:r>
-        <w:rPr>
-          <w:rFonts w:ascii="Arial Narrow" w:eastAsia="Arial Narrow" w:hAnsi="Arial Narrow" w:cs="Arial Narrow"/>
-          <w:b/>
-          <w:sz w:val="16"/>
-          <w:szCs w:val="16"/>
-        </w:rPr>
-        <w:t>publicado el 2 de setiembre de 2010 y modificado por Decreto Legislativo 1308</w:t>
-      </w:r>
-    </w:p>
-    <w:p>
-      <w:pPr>
-        <w:spacing w:after="0" w:line="240" w:lineRule="auto"/>
-        <w:ind w:left="567" w:hanging="567"/>
-        <w:jc w:val="both"/>
-        <w:rPr>
-          <w:rFonts w:ascii="Arial Narrow" w:eastAsia="Arial Narrow" w:hAnsi="Arial Narrow" w:cs="Arial Narrow"/>
-          <w:b/>
-          <w:sz w:val="16"/>
-          <w:szCs w:val="16"/>
-        </w:rPr>
-      </w:pPr>
-      <w:r>
-        <w:rPr>
-          <w:rFonts w:ascii="Arial Narrow" w:eastAsia="Arial Narrow" w:hAnsi="Arial Narrow" w:cs="Arial Narrow"/>
-          <w:b/>
-          <w:sz w:val="16"/>
-          <w:szCs w:val="16"/>
-        </w:rPr>
-        <w:tab/>
-        <w:t>Artículo 110.- Sanciones administrativas</w:t>
-      </w:r>
-    </w:p>
-    <w:p>
-      <w:pPr>
-        <w:spacing w:after="0" w:line="240" w:lineRule="auto"/>
-        <w:ind w:left="567"/>
-        <w:jc w:val="both"/>
-        <w:rPr>
-          <w:rFonts w:ascii="Arial Narrow" w:eastAsia="Arial Narrow" w:hAnsi="Arial Narrow" w:cs="Arial Narrow"/>
-          <w:sz w:val="16"/>
-          <w:szCs w:val="16"/>
-        </w:rPr>
-      </w:pPr>
-      <w:r>
-        <w:rPr>
-          <w:rFonts w:ascii="Arial Narrow" w:eastAsia="Arial Narrow" w:hAnsi="Arial Narrow" w:cs="Arial Narrow"/>
-          <w:sz w:val="16"/>
-          <w:szCs w:val="16"/>
-        </w:rPr>
-        <w:t>El órgano resolutivo puede sancionar las infracciones administrativas a que se refiere el artículo 108 con amonestación y multas de hasta cuatrocientos cincuenta (450) Unidades Impositivas Tributarias (UIT), las cuales son calificadas de la siguiente manera:</w:t>
-      </w:r>
-    </w:p>
-    <w:p>
-      <w:pPr>
-        <w:numPr>
-          <w:ilvl w:val="0"/>
-          <w:numId w:val="2"/>
-        </w:numPr>
-        <w:spacing w:after="0" w:line="240" w:lineRule="auto"/>
-        <w:ind w:left="426" w:firstLine="141"/>
-        <w:jc w:val="both"/>
-        <w:rPr>
-          <w:rFonts w:ascii="Arial Narrow" w:eastAsia="Arial Narrow" w:hAnsi="Arial Narrow" w:cs="Arial Narrow"/>
-          <w:sz w:val="16"/>
-          <w:szCs w:val="16"/>
-        </w:rPr>
-      </w:pPr>
-      <w:r>
-        <w:rPr>
-          <w:rFonts w:ascii="Arial Narrow" w:eastAsia="Arial Narrow" w:hAnsi="Arial Narrow" w:cs="Arial Narrow"/>
-          <w:sz w:val="16"/>
-          <w:szCs w:val="16"/>
-        </w:rPr>
-        <w:t>Infracciones leves, con una amonestación o con una multa de hasta cincuenta (50) UIT.</w:t>
-      </w:r>
-    </w:p>
-    <w:p>
-      <w:pPr>
-        <w:numPr>
-          <w:ilvl w:val="0"/>
-          <w:numId w:val="2"/>
-        </w:numPr>
-        <w:spacing w:after="0" w:line="240" w:lineRule="auto"/>
-        <w:ind w:left="426" w:firstLine="141"/>
-        <w:jc w:val="both"/>
-        <w:rPr>
-          <w:rFonts w:ascii="Arial Narrow" w:eastAsia="Arial Narrow" w:hAnsi="Arial Narrow" w:cs="Arial Narrow"/>
-          <w:sz w:val="16"/>
-          <w:szCs w:val="16"/>
-        </w:rPr>
-      </w:pPr>
-      <w:r>
-        <w:rPr>
-          <w:rFonts w:ascii="Arial Narrow" w:eastAsia="Arial Narrow" w:hAnsi="Arial Narrow" w:cs="Arial Narrow"/>
-          <w:sz w:val="16"/>
-          <w:szCs w:val="16"/>
-        </w:rPr>
-        <w:t>Infracciones graves, con una multa de hasta ciento cincuenta (150) UIT.</w:t>
-      </w:r>
-    </w:p>
-    <w:p>
-      <w:pPr>
-        <w:numPr>
-          <w:ilvl w:val="0"/>
-          <w:numId w:val="2"/>
-        </w:numPr>
-        <w:spacing w:after="0" w:line="240" w:lineRule="auto"/>
-        <w:ind w:left="426" w:firstLine="141"/>
-        <w:jc w:val="both"/>
-        <w:rPr>
-          <w:rFonts w:ascii="Arial Narrow" w:eastAsia="Arial Narrow" w:hAnsi="Arial Narrow" w:cs="Arial Narrow"/>
-          <w:sz w:val="16"/>
-          <w:szCs w:val="16"/>
-        </w:rPr>
-      </w:pPr>
-      <w:r>
-        <w:rPr>
-          <w:rFonts w:ascii="Arial Narrow" w:eastAsia="Arial Narrow" w:hAnsi="Arial Narrow" w:cs="Arial Narrow"/>
-          <w:sz w:val="16"/>
-          <w:szCs w:val="16"/>
-        </w:rPr>
-        <w:t>Infracciones muy graves, con una multa de hasta cuatrocientos cincuenta (450) UIT.</w:t>
-      </w:r>
-    </w:p>
-    <w:p>
-      <w:pPr>
-        <w:spacing w:after="0" w:line="240" w:lineRule="auto"/>
-        <w:ind w:left="567"/>
-        <w:jc w:val="both"/>
-        <w:rPr>
-          <w:rFonts w:ascii="Arial Narrow" w:eastAsia="Arial Narrow" w:hAnsi="Arial Narrow" w:cs="Arial Narrow"/>
-          <w:sz w:val="16"/>
-          <w:szCs w:val="16"/>
-        </w:rPr>
-      </w:pPr>
-      <w:r>
-        <w:rPr>
-          <w:rFonts w:ascii="Arial Narrow" w:eastAsia="Arial Narrow" w:hAnsi="Arial Narrow" w:cs="Arial Narrow"/>
-          <w:sz w:val="16"/>
-          <w:szCs w:val="16"/>
-        </w:rPr>
-        <w:t>(…).</w:t>
-      </w:r>
-    </w:p>
-    <w:p>
-      <w:pPr>
-        <w:spacing w:after="0" w:line="240" w:lineRule="auto"/>
-        <w:ind w:left="567" w:hanging="567"/>
-        <w:jc w:val="both"/>
-        <w:rPr>
-          <w:rFonts w:ascii="Arial Narrow" w:eastAsia="Arial Narrow" w:hAnsi="Arial Narrow" w:cs="Arial Narrow"/>
-          <w:sz w:val="16"/>
-          <w:szCs w:val="16"/>
-        </w:rPr>
-      </w:pPr>
-    </w:p>
-  </w:footnote>
-  <w:footnote w:id="8">
-    <w:p>
-      <w:pPr>
-        <w:spacing w:after="0" w:line="240" w:lineRule="auto"/>
-        <w:ind w:left="567" w:hanging="567"/>
-        <w:jc w:val="both"/>
-        <w:rPr>
-          <w:rFonts w:ascii="Arial Narrow" w:eastAsia="Arial Narrow" w:hAnsi="Arial Narrow" w:cs="Arial Narrow"/>
-          <w:sz w:val="16"/>
-          <w:szCs w:val="16"/>
-        </w:rPr>
-      </w:pPr>
-      <w:r>
-        <w:rPr>
-          <w:rStyle w:val="Refdenotaalpie"/>
-          <w:rFonts w:ascii="Arial Narrow" w:eastAsia="Arial Narrow" w:hAnsi="Arial Narrow" w:cs="Arial Narrow"/>
-          <w:sz w:val="16"/>
-          <w:szCs w:val="16"/>
-          <w:vertAlign w:val="superscript"/>
-        </w:rPr>
-        <w:footnoteRef/>
-      </w:r>
-      <w:r>
-        <w:rPr>
-          <w:rFonts w:ascii="Arial Narrow" w:eastAsia="Arial Narrow" w:hAnsi="Arial Narrow" w:cs="Arial Narrow"/>
-          <w:sz w:val="16"/>
-          <w:szCs w:val="16"/>
-        </w:rPr>
-        <w:t xml:space="preserve"> </w:t>
-      </w:r>
-      <w:r>
-        <w:rPr>
-          <w:rFonts w:ascii="Arial Narrow" w:eastAsia="Arial Narrow" w:hAnsi="Arial Narrow" w:cs="Arial Narrow"/>
-          <w:sz w:val="16"/>
-          <w:szCs w:val="16"/>
-        </w:rPr>
-        <w:tab/>
+        <w:t xml:space="preserve"/>
       </w:r>
       <w:r>
         <w:rPr>
@@ -8746,18 +8816,6 @@
         <w:tab/>
         <w:t>Las medidas correctivas complementarias pueden dictarse de oficio o a pedido de parte.</w:t>
       </w:r>
-    </w:p>
-    <w:p>
-      <w:pPr>
-        <w:spacing w:after="0" w:line="240" w:lineRule="auto"/>
-        <w:ind w:left="567" w:hanging="567"/>
-        <w:jc w:val="both"/>
-        <w:rPr>
-          <w:rFonts w:ascii="Arial Narrow" w:eastAsia="Arial Narrow" w:hAnsi="Arial Narrow" w:cs="Arial Narrow"/>
-          <w:sz w:val="16"/>
-          <w:szCs w:val="16"/>
-        </w:rPr>
-      </w:pPr>
     </w:p>
     <w:p>
       <w:pPr>
@@ -8972,8 +9030,12 @@
     </w:p>
     <w:p>
       <w:pPr>
-        <w:pStyle w:val="Sinespaciado"/>
-        <w:ind w:firstLine="567"/>
+        <w:numPr>
+          <w:ilvl w:val="0"/>
+          <w:numId w:val="1"/>
+        </w:numPr>
+        <w:spacing w:after="0" w:line="240" w:lineRule="auto"/>
+        <w:ind w:left="567" w:firstLine="0"/>
         <w:jc w:val="both"/>
         <w:rPr>
           <w:rFonts w:ascii="Arial Narrow" w:eastAsia="Arial Narrow" w:hAnsi="Arial Narrow" w:cs="Arial Narrow"/>
@@ -8992,8 +9054,12 @@
     </w:p>
     <w:p>
       <w:pPr>
-        <w:pStyle w:val="Sinespaciado"/>
-        <w:ind w:firstLine="567"/>
+        <w:numPr>
+          <w:ilvl w:val="0"/>
+          <w:numId w:val="1"/>
+        </w:numPr>
+        <w:spacing w:after="0" w:line="240" w:lineRule="auto"/>
+        <w:ind w:left="567" w:firstLine="0"/>
         <w:jc w:val="both"/>
         <w:rPr>
           <w:rFonts w:ascii="Arial Narrow" w:eastAsia="Arial Narrow" w:hAnsi="Arial Narrow" w:cs="Arial Narrow"/>
@@ -9155,18 +9221,6 @@
         <w:jc w:val="both"/>
         <w:rPr>
           <w:rFonts w:ascii="Arial Narrow" w:eastAsia="Arial Narrow" w:hAnsi="Arial Narrow" w:cs="Arial Narrow"/>
-          <w:sz w:val="16"/>
-          <w:szCs w:val="16"/>
-        </w:rPr>
-      </w:pPr>
-    </w:p>
-    <w:p>
-      <w:pPr>
-        <w:spacing w:after="0" w:line="240" w:lineRule="auto"/>
-        <w:ind w:left="567"/>
-        <w:jc w:val="both"/>
-        <w:rPr>
-          <w:rFonts w:ascii="Arial Narrow" w:eastAsia="Arial Narrow" w:hAnsi="Arial Narrow" w:cs="Arial Narrow"/>
           <w:b/>
           <w:bCs/>
           <w:sz w:val="16"/>
@@ -9451,7 +9505,7 @@
       </w:pPr>
     </w:p>
   </w:footnote>
-  <w:footnote w:id="9">
+  <w:footnote w:id="11">
     <w:p>
       <w:pPr>
         <w:pStyle w:val="Textonotapie"/>
@@ -9483,7 +9537,8 @@
           <w:sz w:val="16"/>
           <w:szCs w:val="16"/>
         </w:rPr>
-        <w:t xml:space="preserve"> </w:t>
+        <w:tab/>
+        <w:t xml:space="preserve"/>
       </w:r>
       <w:r>
         <w:rPr>
@@ -9674,12 +9729,15 @@
       </w:pPr>
     </w:p>
   </w:footnote>
-  <w:footnote w:id="10">
+  <w:footnote w:id="12">
     <w:p>
       <w:pPr>
         <w:autoSpaceDE w:val="0"/>
         <w:autoSpaceDN w:val="0"/>
         <w:adjustRightInd w:val="0"/>
+        <w:tabs>
+          <w:tab w:val="left" w:pos="567"/>
+        </w:tabs>
         <w:spacing w:after="0" w:line="240" w:lineRule="auto"/>
         <w:ind w:left="567" w:hanging="567"/>
         <w:jc w:val="both"/>
@@ -9711,7 +9769,8 @@
           <w:sz w:val="16"/>
           <w:szCs w:val="16"/>
         </w:rPr>
-        <w:t xml:space="preserve"> </w:t>
+        <w:tab/>
+        <w:t xml:space="preserve"/>
       </w:r>
       <w:r>
         <w:rPr>
@@ -9775,10 +9834,13 @@
       </w:pPr>
     </w:p>
   </w:footnote>
-  <w:footnote w:id="11">
+  <w:footnote w:id="13">
     <w:p>
       <w:pPr>
         <w:pStyle w:val="Textonotapie"/>
+        <w:tabs>
+          <w:tab w:val="left" w:pos="567"/>
+        </w:tabs>
         <w:ind w:left="567" w:hanging="567"/>
         <w:jc w:val="both"/>
         <w:rPr>
@@ -9803,7 +9865,8 @@
           <w:sz w:val="16"/>
           <w:szCs w:val="16"/>
         </w:rPr>
-        <w:t xml:space="preserve"> </w:t>
+        <w:tab/>
+        <w:t xml:space="preserve"/>
       </w:r>
       <w:r>
         <w:rPr>

--- a/plantillas_maestras/01_seguro_vehicular/negativa_cobertura/2_o_mas_ddos_varios/varon/TPL_0438_2026_SEGURO_VEHICULAR_NEGATIVA_COBERTURA_ASEGURADORA_VARON_R1.docx
+++ b/plantillas_maestras/01_seguro_vehicular/negativa_cobertura/2_o_mas_ddos_varios/varon/TPL_0438_2026_SEGURO_VEHICULAR_NEGATIVA_COBERTURA_ASEGURADORA_VARON_R1.docx
@@ -580,7 +580,7 @@
     </w:p>
     <w:p>
       <w:pPr>
-        <w:spacing w:after="0" w:line="240" w:lineRule="auto"/>
+        <w:spacing w:before="0" w:after="0" w:line="240" w:lineRule="auto"/>
         <w:jc w:val="both"/>
         <w:rPr>
           <w:rFonts w:ascii="Arial Narrow" w:eastAsia="Arial Narrow" w:hAnsi="Arial Narrow" w:cs="Arial Narrow"/>
@@ -854,7 +854,7 @@
     </w:p>
     <w:p>
       <w:pPr>
-        <w:spacing w:after="0" w:line="240" w:lineRule="auto"/>
+        <w:spacing w:before="0" w:after="0" w:line="240" w:lineRule="auto"/>
         <w:ind w:left="567"/>
         <w:jc w:val="both"/>
         <w:rPr>
@@ -1039,7 +1039,7 @@
     <w:p>
       <w:pPr>
         <w:pStyle w:val="Prrafodelista"/>
-        <w:spacing w:after="0" w:line="240" w:lineRule="auto"/>
+        <w:spacing w:before="0" w:after="0" w:line="240" w:lineRule="auto"/>
         <w:ind w:left="1134"/>
         <w:jc w:val="both"/>
         <w:rPr>
@@ -1345,7 +1345,7 @@
     </w:p>
     <w:p>
       <w:pPr>
-        <w:spacing w:after="0" w:line="240" w:lineRule="auto"/>
+        <w:spacing w:before="0" w:after="0" w:line="240" w:lineRule="auto"/>
         <w:ind w:left="1134"/>
         <w:jc w:val="both"/>
         <w:rPr>
@@ -1544,7 +1544,7 @@
     <w:p>
       <w:pPr>
         <w:pStyle w:val="Prrafodelista"/>
-        <w:spacing w:after="0" w:line="240" w:lineRule="auto"/>
+        <w:spacing w:before="0" w:after="0" w:line="240" w:lineRule="auto"/>
         <w:ind w:left="1134"/>
         <w:jc w:val="both"/>
         <w:rPr>
@@ -1747,7 +1747,7 @@
     <w:p>
       <w:pPr>
         <w:pStyle w:val="Prrafodelista"/>
-        <w:spacing w:after="0" w:line="240" w:lineRule="auto"/>
+        <w:spacing w:before="0" w:after="0" w:line="240" w:lineRule="auto"/>
         <w:ind w:left="1134"/>
         <w:jc w:val="both"/>
         <w:rPr>
@@ -1886,6 +1886,7 @@
     <w:p>
       <w:pPr>
         <w:pStyle w:val="Prrafodelista"/>
+        <w:spacing w:before="0" w:after="0" w:line="240" w:lineRule="auto"/>
         <w:rPr>
           <w:rFonts w:ascii="Arial Narrow" w:eastAsia="Arial Narrow" w:hAnsi="Arial Narrow" w:cs="Arial Narrow"/>
           <w:color w:val="000000"/>
@@ -2032,6 +2033,7 @@
     <w:p>
       <w:pPr>
         <w:pStyle w:val="Prrafodelista"/>
+        <w:spacing w:before="0" w:after="0" w:line="240" w:lineRule="auto"/>
         <w:ind w:left="1134"/>
         <w:rPr>
           <w:rFonts w:ascii="Arial Narrow" w:eastAsia="Arial Narrow" w:hAnsi="Arial Narrow" w:cs="Arial Narrow"/>
@@ -2179,7 +2181,7 @@
     <w:p>
       <w:pPr>
         <w:pStyle w:val="Prrafodelista"/>
-        <w:spacing w:after="0" w:line="240" w:lineRule="auto"/>
+        <w:spacing w:before="0" w:after="0" w:line="240" w:lineRule="auto"/>
         <w:ind w:left="1134"/>
         <w:jc w:val="both"/>
         <w:rPr>
@@ -2328,7 +2330,7 @@
     <w:p>
       <w:pPr>
         <w:pStyle w:val="Prrafodelista"/>
-        <w:spacing w:after="0" w:line="240" w:lineRule="auto"/>
+        <w:spacing w:before="0" w:after="0" w:line="240" w:lineRule="auto"/>
         <w:ind w:left="1134"/>
         <w:jc w:val="both"/>
         <w:rPr>
@@ -2428,7 +2430,7 @@
     </w:p>
     <w:p>
       <w:pPr>
-        <w:spacing w:after="0" w:line="240" w:lineRule="auto"/>
+        <w:spacing w:before="0" w:after="0" w:line="240" w:lineRule="auto"/>
         <w:jc w:val="both"/>
         <w:rPr>
           <w:rFonts w:ascii="Arial Narrow" w:eastAsia="Arial Narrow" w:hAnsi="Arial Narrow" w:cs="Arial Narrow"/>
@@ -2660,7 +2662,7 @@
     <w:p>
       <w:pPr>
         <w:pStyle w:val="Prrafodelista"/>
-        <w:spacing w:after="0" w:line="240" w:lineRule="auto"/>
+        <w:spacing w:before="0" w:after="0" w:line="240" w:lineRule="auto"/>
         <w:ind w:left="1134"/>
         <w:jc w:val="both"/>
         <w:rPr>
@@ -2913,10 +2915,10 @@
     </w:p>
     <w:p>
       <w:pPr>
+        <w:spacing w:before="0" w:after="0" w:line="240" w:lineRule="auto"/>
         <w:tabs>
           <w:tab w:val="left" w:pos="1134"/>
         </w:tabs>
-        <w:spacing w:after="0" w:line="240" w:lineRule="auto"/>
         <w:jc w:val="both"/>
         <w:rPr>
           <w:rFonts w:ascii="Arial Narrow" w:eastAsia="Arial Narrow" w:hAnsi="Arial Narrow" w:cs="Arial Narrow"/>
@@ -3411,7 +3413,7 @@
     </w:p>
     <w:p>
       <w:pPr>
-        <w:spacing w:after="0" w:line="240" w:lineRule="auto"/>
+        <w:spacing w:before="0" w:after="0" w:line="240" w:lineRule="auto"/>
         <w:contextualSpacing/>
         <w:jc w:val="both"/>
         <w:rPr>
@@ -3467,7 +3469,7 @@
     </w:p>
     <w:p>
       <w:pPr>
-        <w:spacing w:after="0" w:line="240" w:lineRule="auto"/>
+        <w:spacing w:before="0" w:after="0" w:line="240" w:lineRule="auto"/>
         <w:contextualSpacing/>
         <w:jc w:val="both"/>
         <w:rPr>
@@ -3700,7 +3702,7 @@
     <w:p>
       <w:pPr>
         <w:pStyle w:val="Prrafodelista"/>
-        <w:spacing w:after="0" w:line="240" w:lineRule="auto"/>
+        <w:spacing w:before="0" w:after="0" w:line="240" w:lineRule="auto"/>
         <w:ind w:left="567"/>
         <w:jc w:val="both"/>
         <w:rPr>
@@ -3848,6 +3850,7 @@
     <w:p>
       <w:pPr>
         <w:pStyle w:val="Prrafodelista"/>
+        <w:spacing w:before="0" w:after="0" w:line="240" w:lineRule="auto"/>
         <w:rPr>
           <w:rFonts w:ascii="Arial Narrow" w:eastAsia="Arial Narrow" w:hAnsi="Arial Narrow" w:cs="Arial Narrow"/>
           <w:kern w:val="0"/>
@@ -3995,7 +3998,7 @@
     <w:bookmarkEnd w:id="12"/>
     <w:p>
       <w:pPr>
-        <w:spacing w:after="0" w:line="240" w:lineRule="auto"/>
+        <w:spacing w:before="0" w:after="0" w:line="240" w:lineRule="auto"/>
         <w:jc w:val="both"/>
         <w:rPr>
           <w:rFonts w:ascii="Arial Narrow" w:eastAsia="Arial Narrow" w:hAnsi="Arial Narrow" w:cs="Arial Narrow"/>
@@ -4079,7 +4082,7 @@
     </w:p>
     <w:p>
       <w:pPr>
-        <w:spacing w:after="0" w:line="240" w:lineRule="auto"/>
+        <w:spacing w:before="0" w:after="0" w:line="240" w:lineRule="auto"/>
         <w:ind w:left="567"/>
         <w:contextualSpacing/>
         <w:jc w:val="both"/>
@@ -4162,7 +4165,7 @@
     </w:p>
     <w:p>
       <w:pPr>
-        <w:spacing w:after="0" w:line="240" w:lineRule="auto"/>
+        <w:spacing w:before="0" w:after="0" w:line="240" w:lineRule="auto"/>
         <w:jc w:val="both"/>
         <w:rPr>
           <w:rFonts w:ascii="Arial Narrow" w:eastAsia="Arial Narrow" w:hAnsi="Arial Narrow" w:cs="Arial Narrow"/>
@@ -4484,7 +4487,7 @@
     <w:p>
       <w:pPr>
         <w:pStyle w:val="Prrafodelista"/>
-        <w:spacing w:after="0" w:line="240" w:lineRule="auto"/>
+        <w:spacing w:before="0" w:after="0" w:line="240" w:lineRule="auto"/>
         <w:ind w:left="567"/>
         <w:jc w:val="both"/>
         <w:rPr>
@@ -4539,10 +4542,37 @@
     </w:p>
     <w:p>
       <w:pPr>
+        <w:spacing w:before="0" w:after="0" w:line="240" w:lineRule="auto"/>
+        <w:jc w:val="both"/>
+        <w:rPr>
+          <w:rFonts w:ascii="Arial Narrow" w:eastAsia="Arial Narrow" w:hAnsi="Arial Narrow" w:cs="Arial Narrow"/>
+          <w:b/>
+          <w:color w:val="000000"/>
+          <w:kern w:val="0"/>
+          <w:sz w:val="22"/>
+          <w:szCs w:val="22"/>
+          <w:lang w:eastAsia="es-PE"/>
+          <w14:ligatures w14:val="none"/>
+        </w:rPr>
+      </w:pPr>
+    </w:p>
+    <w:p>
+      <w:pPr>
         <w:spacing w:after="0" w:line="240" w:lineRule="auto"/>
         <w:jc w:val="both"/>
         <w:rPr>
           <w:rFonts w:ascii="Arial Narrow" w:eastAsia="Arial Narrow" w:hAnsi="Arial Narrow" w:cs="Arial Narrow"/>
+          <w:color w:val="000000"/>
+          <w:kern w:val="0"/>
+          <w:sz w:val="22"/>
+          <w:szCs w:val="22"/>
+          <w:lang w:eastAsia="es-PE"/>
+          <w14:ligatures w14:val="none"/>
+        </w:rPr>
+      </w:pPr>
+      <w:r>
+        <w:rPr>
+          <w:rFonts w:ascii="Arial Narrow" w:eastAsia="Arial Narrow" w:hAnsi="Arial Narrow" w:cs="Arial Narrow"/>
           <w:b/>
           <w:color w:val="000000"/>
           <w:kern w:val="0"/>
@@ -4551,33 +4581,6 @@
           <w:lang w:eastAsia="es-PE"/>
           <w14:ligatures w14:val="none"/>
         </w:rPr>
-      </w:pPr>
-    </w:p>
-    <w:p>
-      <w:pPr>
-        <w:spacing w:after="0" w:line="240" w:lineRule="auto"/>
-        <w:jc w:val="both"/>
-        <w:rPr>
-          <w:rFonts w:ascii="Arial Narrow" w:eastAsia="Arial Narrow" w:hAnsi="Arial Narrow" w:cs="Arial Narrow"/>
-          <w:color w:val="000000"/>
-          <w:kern w:val="0"/>
-          <w:sz w:val="22"/>
-          <w:szCs w:val="22"/>
-          <w:lang w:eastAsia="es-PE"/>
-          <w14:ligatures w14:val="none"/>
-        </w:rPr>
-      </w:pPr>
-      <w:r>
-        <w:rPr>
-          <w:rFonts w:ascii="Arial Narrow" w:eastAsia="Arial Narrow" w:hAnsi="Arial Narrow" w:cs="Arial Narrow"/>
-          <w:b/>
-          <w:color w:val="000000"/>
-          <w:kern w:val="0"/>
-          <w:sz w:val="22"/>
-          <w:szCs w:val="22"/>
-          <w:lang w:eastAsia="es-PE"/>
-          <w14:ligatures w14:val="none"/>
-        </w:rPr>
         <w:t xml:space="preserve">PRIMERO:</w:t>
       </w:r>
       <w:r>
@@ -4757,7 +4760,7 @@
     </w:p>
     <w:p>
       <w:pPr>
-        <w:spacing w:after="0" w:line="240" w:lineRule="auto"/>
+        <w:spacing w:before="0" w:after="0" w:line="240" w:lineRule="auto"/>
         <w:jc w:val="both"/>
         <w:rPr>
           <w:rFonts w:ascii="Arial Narrow" w:eastAsia="Arial Narrow" w:hAnsi="Arial Narrow" w:cs="Arial Narrow"/>
@@ -4906,7 +4909,7 @@
     <w:p>
       <w:pPr>
         <w:pStyle w:val="Prrafodelista"/>
-        <w:spacing w:after="0" w:line="240" w:lineRule="auto"/>
+        <w:spacing w:before="0" w:after="0" w:line="240" w:lineRule="auto"/>
         <w:ind w:left="567"/>
         <w:jc w:val="both"/>
         <w:rPr>
@@ -4991,7 +4994,7 @@
     </w:p>
     <w:p>
       <w:pPr>
-        <w:spacing w:after="0" w:line="240" w:lineRule="auto"/>
+        <w:spacing w:before="0" w:after="0" w:line="240" w:lineRule="auto"/>
         <w:jc w:val="both"/>
         <w:rPr>
           <w:rFonts w:ascii="Arial Narrow" w:eastAsia="Arial Narrow" w:hAnsi="Arial Narrow" w:cs="Arial Narrow"/>
@@ -5160,7 +5163,7 @@
     <w:bookmarkEnd w:id="17"/>
     <w:p>
       <w:pPr>
-        <w:spacing w:after="0" w:line="240" w:lineRule="auto"/>
+        <w:spacing w:before="0" w:after="0" w:line="240" w:lineRule="auto"/>
         <w:jc w:val="both"/>
         <w:rPr>
           <w:rFonts w:ascii="Arial Narrow" w:eastAsia="Arial Narrow" w:hAnsi="Arial Narrow" w:cs="Arial Narrow"/>
@@ -5256,7 +5259,7 @@
     </w:p>
     <w:p>
       <w:pPr>
-        <w:spacing w:line="240" w:lineRule="auto"/>
+        <w:spacing w:before="0" w:after="0" w:line="240" w:lineRule="auto"/>
         <w:contextualSpacing/>
         <w:jc w:val="both"/>
         <w:rPr>
@@ -5360,7 +5363,7 @@
     </w:p>
     <w:p>
       <w:pPr>
-        <w:spacing w:after="0" w:line="240" w:lineRule="auto"/>
+        <w:spacing w:before="0" w:after="0" w:line="240" w:lineRule="auto"/>
         <w:jc w:val="both"/>
         <w:rPr>
           <w:rFonts w:ascii="Arial Narrow" w:eastAsia="Arial Narrow" w:hAnsi="Arial Narrow" w:cs="Arial Narrow"/>
@@ -5686,7 +5689,7 @@
     </w:p>
     <w:p>
       <w:pPr>
-        <w:spacing w:after="0" w:line="240" w:lineRule="auto"/>
+        <w:spacing w:before="0" w:after="0" w:line="240" w:lineRule="auto"/>
         <w:ind w:left="567"/>
         <w:jc w:val="both"/>
         <w:rPr>
@@ -5787,6 +5790,21 @@
     </w:p>
     <w:p>
       <w:pPr>
+        <w:spacing w:before="0" w:after="0" w:line="240" w:lineRule="auto"/>
+        <w:jc w:val="both"/>
+        <w:rPr>
+          <w:rFonts w:ascii="Arial Narrow" w:eastAsia="Arial Narrow" w:hAnsi="Arial Narrow" w:cs="Arial Narrow"/>
+          <w:color w:val="000000"/>
+          <w:kern w:val="0"/>
+          <w:sz w:val="22"/>
+          <w:szCs w:val="22"/>
+          <w:lang w:eastAsia="es-PE"/>
+          <w14:ligatures w14:val="none"/>
+        </w:rPr>
+      </w:pPr>
+    </w:p>
+    <w:p>
+      <w:pPr>
         <w:spacing w:after="0" w:line="240" w:lineRule="auto"/>
         <w:jc w:val="both"/>
         <w:rPr>
@@ -5795,21 +5813,6 @@
           <w:kern w:val="0"/>
           <w:sz w:val="22"/>
           <w:szCs w:val="22"/>
-          <w:lang w:eastAsia="es-PE"/>
-          <w14:ligatures w14:val="none"/>
-        </w:rPr>
-      </w:pPr>
-    </w:p>
-    <w:p>
-      <w:pPr>
-        <w:spacing w:after="0" w:line="240" w:lineRule="auto"/>
-        <w:jc w:val="both"/>
-        <w:rPr>
-          <w:rFonts w:ascii="Arial Narrow" w:eastAsia="Arial Narrow" w:hAnsi="Arial Narrow" w:cs="Arial Narrow"/>
-          <w:color w:val="000000"/>
-          <w:kern w:val="0"/>
-          <w:sz w:val="22"/>
-          <w:szCs w:val="22"/>
           <w:lang w:val="es-ES" w:eastAsia="es-ES"/>
           <w14:ligatures w14:val="none"/>
         </w:rPr>
@@ -6007,7 +6010,7 @@
     </w:p>
     <w:p>
       <w:pPr>
-        <w:spacing w:after="0" w:line="240" w:lineRule="auto"/>
+        <w:spacing w:before="0" w:after="0" w:line="240" w:lineRule="auto"/>
         <w:jc w:val="both"/>
         <w:rPr>
           <w:rFonts w:ascii="Arial Narrow" w:eastAsia="Arial Narrow" w:hAnsi="Arial Narrow" w:cs="Arial Narrow"/>
@@ -6288,11 +6291,39 @@
     </w:p>
     <w:p>
       <w:pPr>
+        <w:spacing w:before="0" w:after="0" w:line="240" w:lineRule="auto"/>
+        <w:shd w:val="clear" w:color="auto" w:fill="FFFFFF"/>
+        <w:jc w:val="both"/>
+        <w:rPr>
+          <w:rFonts w:ascii="Arial Narrow" w:eastAsia="Arial Narrow" w:hAnsi="Arial Narrow" w:cs="Arial Narrow"/>
+          <w:b/>
+          <w:color w:val="000000"/>
+          <w:kern w:val="0"/>
+          <w:sz w:val="22"/>
+          <w:szCs w:val="22"/>
+          <w:lang w:eastAsia="es-PE"/>
+          <w14:ligatures w14:val="none"/>
+        </w:rPr>
+      </w:pPr>
+    </w:p>
+    <w:p>
+      <w:pPr>
         <w:shd w:val="clear" w:color="auto" w:fill="FFFFFF"/>
         <w:spacing w:after="0" w:line="240" w:lineRule="auto"/>
         <w:jc w:val="both"/>
         <w:rPr>
           <w:rFonts w:ascii="Arial Narrow" w:eastAsia="Arial Narrow" w:hAnsi="Arial Narrow" w:cs="Arial Narrow"/>
+          <w:color w:val="000000"/>
+          <w:kern w:val="0"/>
+          <w:sz w:val="22"/>
+          <w:szCs w:val="22"/>
+          <w:lang w:eastAsia="es-PE"/>
+          <w14:ligatures w14:val="none"/>
+        </w:rPr>
+      </w:pPr>
+      <w:r>
+        <w:rPr>
+          <w:rFonts w:ascii="Arial Narrow" w:eastAsia="Arial Narrow" w:hAnsi="Arial Narrow" w:cs="Arial Narrow"/>
           <w:b/>
           <w:color w:val="000000"/>
           <w:kern w:val="0"/>
@@ -6301,77 +6332,49 @@
           <w:lang w:eastAsia="es-PE"/>
           <w14:ligatures w14:val="none"/>
         </w:rPr>
-      </w:pPr>
-    </w:p>
-    <w:p>
-      <w:pPr>
+        <w:t>SÉTIMO:</w:t>
+      </w:r>
+      <w:r>
+        <w:rPr>
+          <w:rFonts w:ascii="Arial Narrow" w:eastAsia="Arial Narrow" w:hAnsi="Arial Narrow" w:cs="Arial Narrow"/>
+          <w:color w:val="000000"/>
+          <w:kern w:val="0"/>
+          <w:sz w:val="22"/>
+          <w:szCs w:val="22"/>
+          <w:lang w:eastAsia="es-PE"/>
+          <w14:ligatures w14:val="none"/>
+        </w:rPr>
+        <w:t xml:space="preserve"> informar a las partes que conforme a lo establecido en el artículo 39</w:t>
+      </w:r>
+      <w:r>
+        <w:rPr>
+          <w:rFonts w:ascii="Arial Narrow" w:eastAsia="Arial Narrow" w:hAnsi="Arial Narrow" w:cs="Arial Narrow"/>
+          <w:color w:val="000000"/>
+          <w:kern w:val="0"/>
+          <w:sz w:val="22"/>
+          <w:szCs w:val="22"/>
+          <w:lang w:eastAsia="es-PE"/>
+          <w14:ligatures w14:val="none"/>
+        </w:rPr>
+        <w:t/>
+      </w:r>
+      <w:r>
+        <w:rPr>
+          <w:rFonts w:ascii="Arial Narrow" w:eastAsia="Arial Narrow" w:hAnsi="Arial Narrow" w:cs="Arial Narrow"/>
+          <w:color w:val="000000"/>
+          <w:kern w:val="0"/>
+          <w:sz w:val="22"/>
+          <w:szCs w:val="22"/>
+          <w:lang w:eastAsia="es-PE"/>
+          <w14:ligatures w14:val="none"/>
+        </w:rPr>
+        <w:t xml:space="preserve"> de la Ley sobre Facultades, Normas y Organización del Indecopi, aprobada por Decreto Legislativo 807, los gastos por los peritajes realizados, actuación de pruebas, inspecciones y otros derivados de la tramitación del proceso serán de cargo de la parte que solicita la prueba, salvo pacto en contrario. En todos los casos, la resolución final determinará si los gastos deben ser asumidos por alguna de las partes, o reembolsados a la otra parte o al Indecopi, según sea el caso, de manera adicional a la sanción que haya podido imponerse. </w:t>
+      </w:r>
+    </w:p>
+    <w:p>
+      <w:pPr>
+        <w:spacing w:before="0" w:after="0" w:line="240" w:lineRule="auto"/>
         <w:shd w:val="clear" w:color="auto" w:fill="FFFFFF"/>
-        <w:spacing w:after="0" w:line="240" w:lineRule="auto"/>
-        <w:jc w:val="both"/>
-        <w:rPr>
-          <w:rFonts w:ascii="Arial Narrow" w:eastAsia="Arial Narrow" w:hAnsi="Arial Narrow" w:cs="Arial Narrow"/>
-          <w:color w:val="000000"/>
-          <w:kern w:val="0"/>
-          <w:sz w:val="22"/>
-          <w:szCs w:val="22"/>
-          <w:lang w:eastAsia="es-PE"/>
-          <w14:ligatures w14:val="none"/>
-        </w:rPr>
-      </w:pPr>
-      <w:r>
-        <w:rPr>
-          <w:rFonts w:ascii="Arial Narrow" w:eastAsia="Arial Narrow" w:hAnsi="Arial Narrow" w:cs="Arial Narrow"/>
-          <w:b/>
-          <w:color w:val="000000"/>
-          <w:kern w:val="0"/>
-          <w:sz w:val="22"/>
-          <w:szCs w:val="22"/>
-          <w:lang w:eastAsia="es-PE"/>
-          <w14:ligatures w14:val="none"/>
-        </w:rPr>
-        <w:t>SÉTIMO:</w:t>
-      </w:r>
-      <w:r>
-        <w:rPr>
-          <w:rFonts w:ascii="Arial Narrow" w:eastAsia="Arial Narrow" w:hAnsi="Arial Narrow" w:cs="Arial Narrow"/>
-          <w:color w:val="000000"/>
-          <w:kern w:val="0"/>
-          <w:sz w:val="22"/>
-          <w:szCs w:val="22"/>
-          <w:lang w:eastAsia="es-PE"/>
-          <w14:ligatures w14:val="none"/>
-        </w:rPr>
-        <w:t xml:space="preserve"> informar a las partes que conforme a lo establecido en el artículo 39</w:t>
-      </w:r>
-      <w:r>
-        <w:rPr>
-          <w:rFonts w:ascii="Arial Narrow" w:eastAsia="Arial Narrow" w:hAnsi="Arial Narrow" w:cs="Arial Narrow"/>
-          <w:color w:val="000000"/>
-          <w:kern w:val="0"/>
-          <w:sz w:val="22"/>
-          <w:szCs w:val="22"/>
-          <w:lang w:eastAsia="es-PE"/>
-          <w14:ligatures w14:val="none"/>
-        </w:rPr>
-        <w:t/>
-      </w:r>
-      <w:r>
-        <w:rPr>
-          <w:rFonts w:ascii="Arial Narrow" w:eastAsia="Arial Narrow" w:hAnsi="Arial Narrow" w:cs="Arial Narrow"/>
-          <w:color w:val="000000"/>
-          <w:kern w:val="0"/>
-          <w:sz w:val="22"/>
-          <w:szCs w:val="22"/>
-          <w:lang w:eastAsia="es-PE"/>
-          <w14:ligatures w14:val="none"/>
-        </w:rPr>
-        <w:t xml:space="preserve"> de la Ley sobre Facultades, Normas y Organización del Indecopi, aprobada por Decreto Legislativo 807, los gastos por los peritajes realizados, actuación de pruebas, inspecciones y otros derivados de la tramitación del proceso serán de cargo de la parte que solicita la prueba, salvo pacto en contrario. En todos los casos, la resolución final determinará si los gastos deben ser asumidos por alguna de las partes, o reembolsados a la otra parte o al Indecopi, según sea el caso, de manera adicional a la sanción que haya podido imponerse. </w:t>
-      </w:r>
-    </w:p>
-    <w:p>
-      <w:pPr>
-        <w:shd w:val="clear" w:color="auto" w:fill="FFFFFF"/>
-        <w:spacing w:after="0" w:line="240" w:lineRule="auto"/>
         <w:jc w:val="both"/>
         <w:rPr>
           <w:rFonts w:ascii="Arial Narrow" w:eastAsia="Arial Narrow" w:hAnsi="Arial Narrow" w:cs="Arial Narrow"/>
@@ -6540,15 +6543,74 @@
     </w:p>
     <w:p>
       <w:pPr>
+        <w:spacing w:before="0" w:after="0" w:line="240" w:lineRule="auto"/>
+        <w:suppressAutoHyphens/>
+        <w:jc w:val="both"/>
+        <w:rPr>
+          <w:rFonts w:ascii="Arial Narrow" w:eastAsia="Arial Narrow" w:hAnsi="Arial Narrow" w:cs="Arial Narrow"/>
+          <w:kern w:val="0"/>
+          <w:sz w:val="22"/>
+          <w:szCs w:val="22"/>
+          <w:u w:val="single"/>
+          <w14:ligatures w14:val="none"/>
+        </w:rPr>
+      </w:pPr>
+    </w:p>
+    <w:p>
+      <w:pPr>
         <w:suppressAutoHyphens/>
         <w:spacing w:after="0" w:line="240" w:lineRule="auto"/>
         <w:jc w:val="both"/>
         <w:rPr>
           <w:rFonts w:ascii="Arial Narrow" w:eastAsia="Arial Narrow" w:hAnsi="Arial Narrow" w:cs="Arial Narrow"/>
-          <w:kern w:val="0"/>
-          <w:sz w:val="22"/>
-          <w:szCs w:val="22"/>
-          <w:u w:val="single"/>
+          <w:color w:val="000000"/>
+          <w:kern w:val="0"/>
+          <w:sz w:val="22"/>
+          <w:szCs w:val="22"/>
+          <w:lang w:eastAsia="es-PE"/>
+          <w14:ligatures w14:val="none"/>
+        </w:rPr>
+      </w:pPr>
+      <w:r>
+        <w:rPr>
+          <w:rFonts w:ascii="Arial Narrow" w:eastAsia="Arial Narrow" w:hAnsi="Arial Narrow" w:cs="Arial Narrow"/>
+          <w:b/>
+          <w:color w:val="000000"/>
+          <w:kern w:val="0"/>
+          <w:sz w:val="22"/>
+          <w:szCs w:val="22"/>
+          <w:lang w:eastAsia="es-PE"/>
+          <w14:ligatures w14:val="none"/>
+        </w:rPr>
+        <w:t>NOVENO:</w:t>
+      </w:r>
+      <w:r>
+        <w:rPr>
+          <w:rFonts w:ascii="Arial Narrow" w:eastAsia="Arial Narrow" w:hAnsi="Arial Narrow" w:cs="Arial Narrow"/>
+          <w:color w:val="000000"/>
+          <w:kern w:val="0"/>
+          <w:sz w:val="22"/>
+          <w:szCs w:val="22"/>
+          <w:lang w:eastAsia="es-PE"/>
+          <w14:ligatures w14:val="none"/>
+        </w:rPr>
+        <w:t xml:space="preserve"> poner en conocimiento de las partes que, antes de la emisión de la Resolución Final, tienen la posibilidad de formular su desistimiento o presentar el acuerdo arribado mediante la conciliación, mediación, transacción o cualquier otro que, de forma indubitable, deje constancia que se ha solucionado la controversia materia de denuncia.</w:t>
+      </w:r>
+      <w:bookmarkStart w:id="21" w:name="h.gjdgxs" w:colFirst="0" w:colLast="0"/>
+      <w:bookmarkEnd w:id="21"/>
+    </w:p>
+    <w:p>
+      <w:pPr>
+        <w:spacing w:before="0" w:after="0" w:line="240" w:lineRule="auto"/>
+        <w:suppressAutoHyphens/>
+        <w:jc w:val="both"/>
+        <w:rPr>
+          <w:rFonts w:ascii="Arial Narrow" w:eastAsia="Arial Narrow" w:hAnsi="Arial Narrow" w:cs="Arial Narrow"/>
+          <w:color w:val="000000"/>
+          <w:kern w:val="0"/>
+          <w:sz w:val="22"/>
+          <w:szCs w:val="22"/>
+          <w:lang w:eastAsia="es-PE"/>
           <w14:ligatures w14:val="none"/>
         </w:rPr>
       </w:pPr>
@@ -6560,65 +6622,6 @@
         <w:jc w:val="both"/>
         <w:rPr>
           <w:rFonts w:ascii="Arial Narrow" w:eastAsia="Arial Narrow" w:hAnsi="Arial Narrow" w:cs="Arial Narrow"/>
-          <w:color w:val="000000"/>
-          <w:kern w:val="0"/>
-          <w:sz w:val="22"/>
-          <w:szCs w:val="22"/>
-          <w:lang w:eastAsia="es-PE"/>
-          <w14:ligatures w14:val="none"/>
-        </w:rPr>
-      </w:pPr>
-      <w:r>
-        <w:rPr>
-          <w:rFonts w:ascii="Arial Narrow" w:eastAsia="Arial Narrow" w:hAnsi="Arial Narrow" w:cs="Arial Narrow"/>
-          <w:b/>
-          <w:color w:val="000000"/>
-          <w:kern w:val="0"/>
-          <w:sz w:val="22"/>
-          <w:szCs w:val="22"/>
-          <w:lang w:eastAsia="es-PE"/>
-          <w14:ligatures w14:val="none"/>
-        </w:rPr>
-        <w:t>NOVENO:</w:t>
-      </w:r>
-      <w:r>
-        <w:rPr>
-          <w:rFonts w:ascii="Arial Narrow" w:eastAsia="Arial Narrow" w:hAnsi="Arial Narrow" w:cs="Arial Narrow"/>
-          <w:color w:val="000000"/>
-          <w:kern w:val="0"/>
-          <w:sz w:val="22"/>
-          <w:szCs w:val="22"/>
-          <w:lang w:eastAsia="es-PE"/>
-          <w14:ligatures w14:val="none"/>
-        </w:rPr>
-        <w:t xml:space="preserve"> poner en conocimiento de las partes que, antes de la emisión de la Resolución Final, tienen la posibilidad de formular su desistimiento o presentar el acuerdo arribado mediante la conciliación, mediación, transacción o cualquier otro que, de forma indubitable, deje constancia que se ha solucionado la controversia materia de denuncia.</w:t>
-      </w:r>
-      <w:bookmarkStart w:id="21" w:name="h.gjdgxs" w:colFirst="0" w:colLast="0"/>
-      <w:bookmarkEnd w:id="21"/>
-    </w:p>
-    <w:p>
-      <w:pPr>
-        <w:suppressAutoHyphens/>
-        <w:spacing w:after="0" w:line="240" w:lineRule="auto"/>
-        <w:jc w:val="both"/>
-        <w:rPr>
-          <w:rFonts w:ascii="Arial Narrow" w:eastAsia="Arial Narrow" w:hAnsi="Arial Narrow" w:cs="Arial Narrow"/>
-          <w:color w:val="000000"/>
-          <w:kern w:val="0"/>
-          <w:sz w:val="22"/>
-          <w:szCs w:val="22"/>
-          <w:lang w:eastAsia="es-PE"/>
-          <w14:ligatures w14:val="none"/>
-        </w:rPr>
-      </w:pPr>
-    </w:p>
-    <w:p>
-      <w:pPr>
-        <w:suppressAutoHyphens/>
-        <w:spacing w:after="0" w:line="240" w:lineRule="auto"/>
-        <w:jc w:val="both"/>
-        <w:rPr>
-          <w:rFonts w:ascii="Arial Narrow" w:eastAsia="Arial Narrow" w:hAnsi="Arial Narrow" w:cs="Arial Narrow"/>
           <w:sz w:val="22"/>
           <w:szCs w:val="22"/>
         </w:rPr>
@@ -6820,8 +6823,8 @@
     <w:bookmarkEnd w:id="22"/>
     <w:p>
       <w:pPr>
+        <w:spacing w:before="0" w:after="0" w:line="240" w:lineRule="auto"/>
         <w:suppressAutoHyphens/>
-        <w:spacing w:after="0" w:line="240" w:lineRule="auto"/>
         <w:jc w:val="both"/>
         <w:rPr>
           <w:rFonts w:ascii="Arial Narrow" w:eastAsia="Arial Narrow" w:hAnsi="Arial Narrow" w:cs="Arial Narrow"/>
@@ -7350,7 +7353,6 @@
           <w:sz w:val="16"/>
           <w:szCs w:val="16"/>
         </w:rPr>
-        <w:tab/>
         <w:t xml:space="preserve"/>
       </w:r>
       <w:r>
@@ -7426,7 +7428,6 @@
           <w:sz w:val="16"/>
           <w:szCs w:val="16"/>
         </w:rPr>
-        <w:tab/>
         <w:t xml:space="preserve"/>
       </w:r>
       <w:r>
@@ -7435,7 +7436,6 @@
           <w:sz w:val="16"/>
           <w:szCs w:val="16"/>
         </w:rPr>
-        <w:tab/>
       </w:r>
       <w:r>
         <w:rPr>
@@ -7445,6 +7445,7 @@
           <w:sz w:val="16"/>
           <w:szCs w:val="16"/>
         </w:rPr>
+        <w:tab/>
         <w:t xml:space="preserve">LEY 29571, CÓDIGO DE PROTECCIÓN Y DEFENSA DEL CONSUMIDOR, publicado el 2 de setiembre de 2010 y modificado por Decreto Legislativo 1308 </w:t>
       </w:r>
     </w:p>
@@ -7668,7 +7669,6 @@
           <w:sz w:val="16"/>
           <w:szCs w:val="16"/>
         </w:rPr>
-        <w:tab/>
         <w:t xml:space="preserve"/>
       </w:r>
       <w:r>
@@ -7677,7 +7677,6 @@
           <w:sz w:val="16"/>
           <w:szCs w:val="16"/>
         </w:rPr>
-        <w:tab/>
       </w:r>
       <w:r>
         <w:rPr>
@@ -7687,6 +7686,7 @@
           <w:sz w:val="16"/>
           <w:szCs w:val="16"/>
         </w:rPr>
+        <w:tab/>
         <w:t xml:space="preserve">LEY 29571, CÓDIGO DE PROTECCIÓN Y DEFENSA DEL CONSUMIDOR, publicado el 2 de setiembre de 2010 y modificado por Decreto Legislativo 1308 </w:t>
       </w:r>
     </w:p>
@@ -7845,7 +7845,6 @@
           <w:sz w:val="16"/>
           <w:szCs w:val="16"/>
         </w:rPr>
-        <w:tab/>
         <w:t xml:space="preserve"/>
       </w:r>
       <w:r>
@@ -7854,7 +7853,6 @@
           <w:sz w:val="16"/>
           <w:szCs w:val="16"/>
         </w:rPr>
-        <w:tab/>
       </w:r>
       <w:r>
         <w:rPr>
@@ -7864,6 +7862,7 @@
           <w:sz w:val="16"/>
           <w:szCs w:val="16"/>
         </w:rPr>
+        <w:tab/>
         <w:t>LEY SOBRE FACULTADES, NORMAS Y ORGANIZACIÓN DEL INDECOPI, APROBADA POR DECRETO LEGISLATIVO 807 Artículo 24.-</w:t>
       </w:r>
       <w:r>
@@ -7994,7 +7993,6 @@
           <w:sz w:val="16"/>
           <w:szCs w:val="16"/>
         </w:rPr>
-        <w:tab/>
         <w:t xml:space="preserve"/>
       </w:r>
       <w:r>
@@ -8069,24 +8067,23 @@
           <w:sz w:val="16"/>
           <w:szCs w:val="16"/>
         </w:rPr>
+        <w:t xml:space="preserve"/>
+      </w:r>
+      <w:r>
+        <w:rPr>
+          <w:rFonts w:ascii="Arial Narrow" w:eastAsia="Arial Narrow" w:hAnsi="Arial Narrow" w:cs="Arial Narrow"/>
+          <w:sz w:val="16"/>
+          <w:szCs w:val="16"/>
+        </w:rPr>
+      </w:r>
+      <w:r>
+        <w:rPr>
+          <w:rFonts w:ascii="Arial Narrow" w:eastAsia="Arial Narrow" w:hAnsi="Arial Narrow" w:cs="Arial Narrow"/>
+          <w:b/>
+          <w:sz w:val="16"/>
+          <w:szCs w:val="16"/>
+        </w:rPr>
         <w:tab/>
-        <w:t xml:space="preserve"/>
-      </w:r>
-      <w:r>
-        <w:rPr>
-          <w:rFonts w:ascii="Arial Narrow" w:eastAsia="Arial Narrow" w:hAnsi="Arial Narrow" w:cs="Arial Narrow"/>
-          <w:sz w:val="16"/>
-          <w:szCs w:val="16"/>
-        </w:rPr>
-        <w:tab/>
-      </w:r>
-      <w:r>
-        <w:rPr>
-          <w:rFonts w:ascii="Arial Narrow" w:eastAsia="Arial Narrow" w:hAnsi="Arial Narrow" w:cs="Arial Narrow"/>
-          <w:b/>
-          <w:sz w:val="16"/>
-          <w:szCs w:val="16"/>
-        </w:rPr>
         <w:t>LEY 29571, CÓDIGO DE PROTECCIÓN Y DEFENSA DEL CONSUMIDOR</w:t>
       </w:r>
       <w:r>
@@ -8471,32 +8468,31 @@
           <w:szCs w:val="16"/>
           <w:vertAlign w:val="superscript"/>
         </w:rPr>
+        <w:t xml:space="preserve"/>
+      </w:r>
+      <w:r>
+        <w:rPr>
+          <w:rFonts w:ascii="Arial Narrow" w:eastAsia="Arial Narrow" w:hAnsi="Arial Narrow" w:cs="Arial Narrow"/>
+          <w:sz w:val="16"/>
+          <w:szCs w:val="16"/>
+        </w:rPr>
+        <w:t xml:space="preserve"/>
+      </w:r>
+      <w:r>
+        <w:rPr>
+          <w:rFonts w:ascii="Arial Narrow" w:eastAsia="Arial Narrow" w:hAnsi="Arial Narrow" w:cs="Arial Narrow"/>
+          <w:sz w:val="16"/>
+          <w:szCs w:val="16"/>
+        </w:rPr>
+      </w:r>
+      <w:r>
+        <w:rPr>
+          <w:rFonts w:ascii="Arial Narrow" w:eastAsia="Arial Narrow" w:hAnsi="Arial Narrow" w:cs="Arial Narrow"/>
+          <w:b/>
+          <w:sz w:val="16"/>
+          <w:szCs w:val="16"/>
+        </w:rPr>
         <w:tab/>
-        <w:t xml:space="preserve"/>
-      </w:r>
-      <w:r>
-        <w:rPr>
-          <w:rFonts w:ascii="Arial Narrow" w:eastAsia="Arial Narrow" w:hAnsi="Arial Narrow" w:cs="Arial Narrow"/>
-          <w:sz w:val="16"/>
-          <w:szCs w:val="16"/>
-        </w:rPr>
-        <w:t xml:space="preserve"> </w:t>
-      </w:r>
-      <w:r>
-        <w:rPr>
-          <w:rFonts w:ascii="Arial Narrow" w:eastAsia="Arial Narrow" w:hAnsi="Arial Narrow" w:cs="Arial Narrow"/>
-          <w:sz w:val="16"/>
-          <w:szCs w:val="16"/>
-        </w:rPr>
-        <w:tab/>
-      </w:r>
-      <w:r>
-        <w:rPr>
-          <w:rFonts w:ascii="Arial Narrow" w:eastAsia="Arial Narrow" w:hAnsi="Arial Narrow" w:cs="Arial Narrow"/>
-          <w:b/>
-          <w:sz w:val="16"/>
-          <w:szCs w:val="16"/>
-        </w:rPr>
         <w:t>LEY 29571, CÓDIGO DE PROTECCIÓN Y DEFENSA DEL CONSUMIDOR</w:t>
       </w:r>
       <w:r>
@@ -8700,7 +8696,6 @@
           <w:sz w:val="16"/>
           <w:szCs w:val="16"/>
         </w:rPr>
-        <w:tab/>
         <w:t xml:space="preserve"/>
       </w:r>
       <w:r>
@@ -8709,7 +8704,6 @@
           <w:sz w:val="16"/>
           <w:szCs w:val="16"/>
         </w:rPr>
-        <w:tab/>
       </w:r>
       <w:r>
         <w:rPr>
@@ -8719,6 +8713,7 @@
           <w:sz w:val="16"/>
           <w:szCs w:val="16"/>
         </w:rPr>
+        <w:tab/>
         <w:t xml:space="preserve">LEY 29571, CÓDIGO DE PROTECCIÓN Y DEFENSA DEL CONSUMIDOR, publicado el 2 de setiembre de 2010 y modificado por Decreto Legislativo 1308 </w:t>
       </w:r>
     </w:p>
@@ -9537,24 +9532,23 @@
           <w:sz w:val="16"/>
           <w:szCs w:val="16"/>
         </w:rPr>
+        <w:t xml:space="preserve"/>
+      </w:r>
+      <w:r>
+        <w:rPr>
+          <w:rFonts w:ascii="Arial Narrow" w:eastAsia="Arial Narrow" w:hAnsi="Arial Narrow" w:cs="Arial Narrow"/>
+          <w:sz w:val="16"/>
+          <w:szCs w:val="16"/>
+        </w:rPr>
+      </w:r>
+      <w:r>
+        <w:rPr>
+          <w:rFonts w:ascii="Arial Narrow" w:eastAsia="Arial Narrow" w:hAnsi="Arial Narrow" w:cs="Arial Narrow"/>
+          <w:b/>
+          <w:sz w:val="16"/>
+          <w:szCs w:val="16"/>
+        </w:rPr>
         <w:tab/>
-        <w:t xml:space="preserve"/>
-      </w:r>
-      <w:r>
-        <w:rPr>
-          <w:rFonts w:ascii="Arial Narrow" w:eastAsia="Arial Narrow" w:hAnsi="Arial Narrow" w:cs="Arial Narrow"/>
-          <w:sz w:val="16"/>
-          <w:szCs w:val="16"/>
-        </w:rPr>
-        <w:tab/>
-      </w:r>
-      <w:r>
-        <w:rPr>
-          <w:rFonts w:ascii="Arial Narrow" w:eastAsia="Arial Narrow" w:hAnsi="Arial Narrow" w:cs="Arial Narrow"/>
-          <w:b/>
-          <w:sz w:val="16"/>
-          <w:szCs w:val="16"/>
-        </w:rPr>
         <w:t>LEY 29571, CÓDIGO DE PROTECCIÓN Y DEFENSA DEL CONSUMIDOR</w:t>
       </w:r>
       <w:r>
@@ -9769,7 +9763,6 @@
           <w:sz w:val="16"/>
           <w:szCs w:val="16"/>
         </w:rPr>
-        <w:tab/>
         <w:t xml:space="preserve"/>
       </w:r>
       <w:r>
@@ -9865,31 +9858,30 @@
           <w:sz w:val="16"/>
           <w:szCs w:val="16"/>
         </w:rPr>
+        <w:t xml:space="preserve"/>
+      </w:r>
+      <w:r>
+        <w:rPr>
+          <w:rFonts w:ascii="Arial Narrow" w:eastAsia="Arial Narrow" w:hAnsi="Arial Narrow" w:cs="Arial Narrow"/>
+          <w:sz w:val="16"/>
+          <w:szCs w:val="16"/>
+        </w:rPr>
+      </w:r>
+      <w:r>
+        <w:rPr>
+          <w:rFonts w:ascii="Arial Narrow" w:eastAsia="Arial Narrow" w:hAnsi="Arial Narrow" w:cs="Arial Narrow"/>
+          <w:b/>
+          <w:sz w:val="16"/>
+          <w:szCs w:val="16"/>
+        </w:rPr>
         <w:tab/>
-        <w:t xml:space="preserve"/>
-      </w:r>
-      <w:r>
-        <w:rPr>
-          <w:rFonts w:ascii="Arial Narrow" w:eastAsia="Arial Narrow" w:hAnsi="Arial Narrow" w:cs="Arial Narrow"/>
-          <w:sz w:val="16"/>
-          <w:szCs w:val="16"/>
-        </w:rPr>
-        <w:tab/>
-      </w:r>
-      <w:r>
-        <w:rPr>
-          <w:rFonts w:ascii="Arial Narrow" w:eastAsia="Arial Narrow" w:hAnsi="Arial Narrow" w:cs="Arial Narrow"/>
-          <w:b/>
-          <w:sz w:val="16"/>
-          <w:szCs w:val="16"/>
-        </w:rPr>
         <w:t>TEXTO ÚNICO ORDENADO DE LA LEY DEL PROCEDIMIENTO ADMINISTRATIVO GENERAL, aprobado mediante Decreto Supremo 006-2026-JUS y publicado el 30 de abril de 2026</w:t>
       </w:r>
     </w:p>
     <w:p>
       <w:pPr>
         <w:pStyle w:val="Textonotapie"/>
-        <w:ind w:left="1134" w:hanging="567"/>
+        <w:ind w:left="1134"/>
         <w:jc w:val="both"/>
         <w:rPr>
           <w:rFonts w:ascii="Arial Narrow" w:eastAsia="Arial Narrow" w:hAnsi="Arial Narrow" w:cs="Arial Narrow"/>

--- a/plantillas_maestras/01_seguro_vehicular/negativa_cobertura/2_o_mas_ddos_varios/varon/TPL_0438_2026_SEGURO_VEHICULAR_NEGATIVA_COBERTURA_ASEGURADORA_VARON_R1.docx
+++ b/plantillas_maestras/01_seguro_vehicular/negativa_cobertura/2_o_mas_ddos_varios/varon/TPL_0438_2026_SEGURO_VEHICULAR_NEGATIVA_COBERTURA_ASEGURADORA_VARON_R1.docx
@@ -5741,7 +5741,7 @@
           <w:sz w:val="22"/>
           <w:szCs w:val="22"/>
         </w:rPr>
-        <w:t xml:space="preserve">correr traslado de la presente resolución a Pacífico Compañía de Seguros y Reaseguros S.A. para que, de conformidad con lo dispuesto por el artículo 26 de la Ley sobre Facultades, Normas y Organización del Indecopi, aprobada por Decreto Legislativo 807</w:t>
+        <w:t xml:space="preserve">correr traslado de la denuncia del 6 de febrero de 2026, complementada mediante el escrito del 4 de marzo de 2026 a Pacífico Compañía de Seguros y Reaseguros S.A. para que, de conformidad con lo dispuesto por el artículo 26 de la Ley sobre Facultades, Normas y Organización del Indecopi, aprobada por Decreto Legislativo 807</w:t>
       </w:r>
       <w:r>
         <w:rPr>
